--- a/docs/КУРСАЧ/Курсач/Икбаев Рамазан/ИзучениеИнСловДуолингоТипа.docx
+++ b/docs/КУРСАЧ/Курсач/Икбаев Рамазан/ИзучениеИнСловДуолингоТипа.docx
@@ -1,6 +1,6 @@
 
 <file path=word/document.xml><?xml version="1.0" encoding="utf-8"?>
-<w:document xmlns:wpc="http://schemas.microsoft.com/office/word/2010/wordprocessingCanvas" xmlns:cx="http://schemas.microsoft.com/office/drawing/2014/chartex" xmlns:cx1="http://schemas.microsoft.com/office/drawing/2015/9/8/chartex" xmlns:cx2="http://schemas.microsoft.com/office/drawing/2015/10/21/chartex" xmlns:cx3="http://schemas.microsoft.com/office/drawing/2016/5/9/chartex" xmlns:cx4="http://schemas.microsoft.com/office/drawing/2016/5/10/chartex" xmlns:cx5="http://schemas.microsoft.com/office/drawing/2016/5/11/chartex" xmlns:cx6="http://schemas.microsoft.com/office/drawing/2016/5/12/chartex" xmlns:cx7="http://schemas.microsoft.com/office/drawing/2016/5/13/chartex" xmlns:cx8="http://schemas.microsoft.com/office/drawing/2016/5/14/chartex" xmlns:mc="http://schemas.openxmlformats.org/markup-compatibility/2006" xmlns:aink="http://schemas.microsoft.com/office/drawing/2016/ink" xmlns:am3d="http://schemas.microsoft.com/office/drawing/2017/model3d" xmlns:o="urn:schemas-microsoft-com:office:office" xmlns:r="http://schemas.openxmlformats.org/officeDocument/2006/relationships" xmlns:m="http://schemas.openxmlformats.org/officeDocument/2006/math" xmlns:v="urn:schemas-microsoft-com:vml" xmlns:wp14="http://schemas.microsoft.com/office/word/2010/wordprocessingDrawing" xmlns:wp="http://schemas.openxmlformats.org/drawingml/2006/wordprocessingDrawing" xmlns:w10="urn:schemas-microsoft-com:office:word" xmlns:w="http://schemas.openxmlformats.org/wordprocessingml/2006/main" xmlns:w14="http://schemas.microsoft.com/office/word/2010/wordml" xmlns:w15="http://schemas.microsoft.com/office/word/2012/wordml" xmlns:w16cex="http://schemas.microsoft.com/office/word/2018/wordml/cex" xmlns:w16cid="http://schemas.microsoft.com/office/word/2016/wordml/cid" xmlns:w16="http://schemas.microsoft.com/office/word/2018/wordml" xmlns:w16sdtdh="http://schemas.microsoft.com/office/word/2020/wordml/sdtdatahash" xmlns:w16se="http://schemas.microsoft.com/office/word/2015/wordml/symex" xmlns:wpg="http://schemas.microsoft.com/office/word/2010/wordprocessingGroup" xmlns:wpi="http://schemas.microsoft.com/office/word/2010/wordprocessingInk" xmlns:wne="http://schemas.microsoft.com/office/word/2006/wordml" xmlns:wps="http://schemas.microsoft.com/office/word/2010/wordprocessingShape" mc:Ignorable="w14 w15 w16se w16cid w16 w16cex w16sdtdh wp14">
+<w:document xmlns:wpc="http://schemas.microsoft.com/office/word/2010/wordprocessingCanvas" xmlns:cx="http://schemas.microsoft.com/office/drawing/2014/chartex" xmlns:mc="http://schemas.openxmlformats.org/markup-compatibility/2006" xmlns:o="urn:schemas-microsoft-com:office:office" xmlns:r="http://schemas.openxmlformats.org/officeDocument/2006/relationships" xmlns:m="http://schemas.openxmlformats.org/officeDocument/2006/math" xmlns:v="urn:schemas-microsoft-com:vml" xmlns:wp14="http://schemas.microsoft.com/office/word/2010/wordprocessingDrawing" xmlns:wp="http://schemas.openxmlformats.org/drawingml/2006/wordprocessingDrawing" xmlns:w10="urn:schemas-microsoft-com:office:word" xmlns:w="http://schemas.openxmlformats.org/wordprocessingml/2006/main" xmlns:w14="http://schemas.microsoft.com/office/word/2010/wordml" xmlns:w15="http://schemas.microsoft.com/office/word/2012/wordml" xmlns:w16se="http://schemas.microsoft.com/office/word/2015/wordml/symex" xmlns:wpg="http://schemas.microsoft.com/office/word/2010/wordprocessingGroup" xmlns:wpi="http://schemas.microsoft.com/office/word/2010/wordprocessingInk" xmlns:wne="http://schemas.microsoft.com/office/word/2006/wordml" xmlns:wps="http://schemas.microsoft.com/office/word/2010/wordprocessingShape" mc:Ignorable="w14 w15 w16se wp14">
   <w:body>
     <w:p>
       <w:pPr>
@@ -4935,6 +4935,7 @@
         <w:rPr>
           <w:noProof/>
           <w:szCs w:val="28"/>
+          <w:lang w:eastAsia="ru-RU"/>
         </w:rPr>
         <w:drawing>
           <wp:inline distT="0" distB="0" distL="0" distR="0" wp14:anchorId="4C495409" wp14:editId="0C02CC6B">
@@ -5279,7 +5280,6 @@
         <w:rPr>
           <w:noProof/>
           <w:sz w:val="28"/>
-          <w:lang w:val="en-US"/>
         </w:rPr>
         <w:drawing>
           <wp:inline distT="0" distB="0" distL="0" distR="0" wp14:anchorId="55E75B3B" wp14:editId="4837EF77">
@@ -5458,7 +5458,6 @@
         <w:rPr>
           <w:noProof/>
           <w:sz w:val="28"/>
-          <w:lang w:val="en-US"/>
         </w:rPr>
         <w:drawing>
           <wp:inline distT="0" distB="0" distL="0" distR="0" wp14:anchorId="46665567" wp14:editId="2F0C8FE9">
@@ -5680,6 +5679,7 @@
           <w:rFonts w:cs="Times New Roman"/>
           <w:noProof/>
           <w:szCs w:val="28"/>
+          <w:lang w:eastAsia="ru-RU"/>
         </w:rPr>
         <w:drawing>
           <wp:inline distT="0" distB="0" distL="0" distR="0" wp14:anchorId="48BE34E4" wp14:editId="6E065F0C">
@@ -5889,7 +5889,9 @@
       <w:r>
         <w:rPr>
           <w:rFonts w:cs="Times New Roman"/>
-          <w:szCs w:val="28"/>
+          <w:noProof/>
+          <w:szCs w:val="28"/>
+          <w:lang w:eastAsia="ru-RU"/>
         </w:rPr>
         <w:drawing>
           <wp:inline distT="0" distB="0" distL="0" distR="0" wp14:anchorId="7651929A" wp14:editId="51C974C7">
@@ -13458,14 +13460,7 @@
           <w:rFonts w:cs="Times New Roman"/>
           <w:szCs w:val="28"/>
         </w:rPr>
-        <w:t>league_users</w:t>
-      </w:r>
-      <w:r>
-        <w:rPr>
-          <w:rFonts w:cs="Times New Roman"/>
-          <w:szCs w:val="28"/>
-        </w:rPr>
-        <w:t xml:space="preserve"> </w:t>
+        <w:t xml:space="preserve">league_users </w:t>
       </w:r>
       <w:r>
         <w:rPr>
@@ -14144,14 +14139,16 @@
         <w:spacing w:line="360" w:lineRule="auto"/>
         <w:ind w:left="0" w:right="0" w:firstLine="567"/>
         <w:rPr>
-          <w:szCs w:val="28"/>
-        </w:rPr>
-      </w:pPr>
-      <w:r>
-        <w:rPr>
-          <w:szCs w:val="28"/>
-        </w:rPr>
-        <w:t>При построении контрольного примера входные данные и предполагаемые результаты задаются в виде таблиц.</w:t>
+          <w:rFonts w:cs="Times New Roman"/>
+          <w:szCs w:val="28"/>
+        </w:rPr>
+      </w:pPr>
+      <w:r>
+        <w:rPr>
+          <w:rFonts w:cs="Times New Roman"/>
+          <w:szCs w:val="28"/>
+        </w:rPr>
+        <w:t>При разработке автоматизированной информационной системы требуется проверять работоспособность систему, для этого создаются контрольные примеры. Контрольные примеры показывают корректность данных при работе с ними.</w:t>
       </w:r>
     </w:p>
     <w:p>
@@ -14196,7 +14193,7 @@
         <w:rPr>
           <w:szCs w:val="28"/>
         </w:rPr>
-        <w:t>.2</w:t>
+        <w:t>.3</w:t>
       </w:r>
       <w:r>
         <w:rPr>
@@ -14704,6 +14701,7 @@
                 <w:szCs w:val="14"/>
                 <w:lang w:val="en-US"/>
               </w:rPr>
+              <w:lastRenderedPageBreak/>
               <w:t>m</w:t>
             </w:r>
             <w:r>
@@ -14940,17 +14938,13 @@
         </w:rPr>
       </w:pPr>
       <w:r>
-        <w:lastRenderedPageBreak/>
         <w:t xml:space="preserve">Таблица </w:t>
       </w:r>
       <w:r>
         <w:t>1.9</w:t>
       </w:r>
       <w:r>
-        <w:t>.</w:t>
-      </w:r>
-      <w:r>
-        <w:t>2</w:t>
+        <w:t>.2</w:t>
       </w:r>
       <w:r>
         <w:t xml:space="preserve"> </w:t>
@@ -15117,17 +15111,99 @@
                 <w:szCs w:val="14"/>
                 <w:lang w:val="en-US"/>
               </w:rPr>
-              <w:t>[</w:t>
-            </w:r>
-            <w:r>
+              <w:t>[həˈləʊ]</w:t>
+            </w:r>
+          </w:p>
+        </w:tc>
+        <w:tc>
+          <w:tcPr>
+            <w:tcW w:w="2127" w:type="dxa"/>
+          </w:tcPr>
+          <w:p>
+            <w:pPr>
+              <w:spacing w:line="360" w:lineRule="auto"/>
+              <w:ind w:left="0" w:right="0"/>
+              <w:rPr>
+                <w:rFonts w:cs="Times New Roman"/>
+                <w:sz w:val="22"/>
+                <w:szCs w:val="14"/>
+              </w:rPr>
+            </w:pPr>
+            <w:r>
+              <w:rPr>
+                <w:rFonts w:cs="Times New Roman"/>
+                <w:sz w:val="22"/>
+                <w:szCs w:val="14"/>
+              </w:rPr>
+              <w:t>привет</w:t>
+            </w:r>
+          </w:p>
+        </w:tc>
+        <w:tc>
+          <w:tcPr>
+            <w:tcW w:w="1842" w:type="dxa"/>
+          </w:tcPr>
+          <w:p>
+            <w:pPr>
+              <w:spacing w:line="360" w:lineRule="auto"/>
+              <w:ind w:left="0" w:right="0"/>
+              <w:rPr>
+                <w:rFonts w:cs="Times New Roman"/>
+                <w:sz w:val="22"/>
+                <w:szCs w:val="14"/>
+              </w:rPr>
+            </w:pPr>
+            <w:r>
+              <w:rPr>
+                <w:rFonts w:cs="Times New Roman"/>
+                <w:sz w:val="22"/>
+                <w:szCs w:val="14"/>
+              </w:rPr>
+              <w:t>английский</w:t>
+            </w:r>
+          </w:p>
+        </w:tc>
+      </w:tr>
+      <w:tr>
+        <w:tc>
+          <w:tcPr>
+            <w:tcW w:w="2325" w:type="dxa"/>
+          </w:tcPr>
+          <w:p>
+            <w:pPr>
+              <w:spacing w:line="360" w:lineRule="auto"/>
+              <w:ind w:left="0" w:right="0"/>
+              <w:rPr>
+                <w:rFonts w:cs="Times New Roman"/>
+                <w:sz w:val="22"/>
+                <w:szCs w:val="14"/>
+              </w:rPr>
+            </w:pPr>
+            <w:r>
+              <w:rPr>
+                <w:rFonts w:cs="Times New Roman"/>
+                <w:sz w:val="22"/>
+                <w:szCs w:val="14"/>
+              </w:rPr>
+              <w:t>cat</w:t>
+            </w:r>
+          </w:p>
+        </w:tc>
+        <w:tc>
+          <w:tcPr>
+            <w:tcW w:w="3260" w:type="dxa"/>
+          </w:tcPr>
+          <w:p>
+            <w:pPr>
+              <w:spacing w:line="360" w:lineRule="auto"/>
+              <w:ind w:left="0" w:right="0"/>
               <w:rPr>
                 <w:rFonts w:cs="Times New Roman"/>
                 <w:sz w:val="22"/>
                 <w:szCs w:val="14"/>
                 <w:lang w:val="en-US"/>
               </w:rPr>
-              <w:t>həˈləʊ</w:t>
-            </w:r>
+            </w:pPr>
             <w:r>
               <w:rPr>
                 <w:rFonts w:cs="Times New Roman"/>
@@ -15135,7 +15211,7 @@
                 <w:szCs w:val="14"/>
                 <w:lang w:val="en-US"/>
               </w:rPr>
-              <w:t>]</w:t>
+              <w:t>[kæt]</w:t>
             </w:r>
           </w:p>
         </w:tc>
@@ -15159,7 +15235,7 @@
                 <w:sz w:val="22"/>
                 <w:szCs w:val="14"/>
               </w:rPr>
-              <w:t>привет</w:t>
+              <w:t>кошка</w:t>
             </w:r>
           </w:p>
         </w:tc>
@@ -15205,11 +15281,11 @@
             </w:pPr>
             <w:r>
               <w:rPr>
-                <w:rFonts w:cs="Times New Roman"/>
+                <w:rFonts w:eastAsia="MS Mincho" w:cs="Times New Roman"/>
                 <w:sz w:val="22"/>
                 <w:szCs w:val="14"/>
               </w:rPr>
-              <w:t>cat</w:t>
+              <w:t>こんにちは</w:t>
             </w:r>
           </w:p>
         </w:tc>
@@ -15235,17 +15311,99 @@
                 <w:szCs w:val="14"/>
                 <w:lang w:val="en-US"/>
               </w:rPr>
-              <w:t>[</w:t>
-            </w:r>
-            <w:r>
+              <w:t>[koɲɲitɕiwa]</w:t>
+            </w:r>
+          </w:p>
+        </w:tc>
+        <w:tc>
+          <w:tcPr>
+            <w:tcW w:w="2127" w:type="dxa"/>
+          </w:tcPr>
+          <w:p>
+            <w:pPr>
+              <w:spacing w:line="360" w:lineRule="auto"/>
+              <w:ind w:left="0" w:right="0"/>
+              <w:rPr>
+                <w:rFonts w:cs="Times New Roman"/>
+                <w:sz w:val="22"/>
+                <w:szCs w:val="14"/>
+              </w:rPr>
+            </w:pPr>
+            <w:r>
+              <w:rPr>
+                <w:rFonts w:cs="Times New Roman"/>
+                <w:sz w:val="22"/>
+                <w:szCs w:val="14"/>
+              </w:rPr>
+              <w:t>здравствуйте</w:t>
+            </w:r>
+          </w:p>
+        </w:tc>
+        <w:tc>
+          <w:tcPr>
+            <w:tcW w:w="1842" w:type="dxa"/>
+          </w:tcPr>
+          <w:p>
+            <w:pPr>
+              <w:spacing w:line="360" w:lineRule="auto"/>
+              <w:ind w:left="0" w:right="0"/>
+              <w:rPr>
+                <w:rFonts w:cs="Times New Roman"/>
+                <w:sz w:val="22"/>
+                <w:szCs w:val="14"/>
+              </w:rPr>
+            </w:pPr>
+            <w:r>
+              <w:rPr>
+                <w:rFonts w:cs="Times New Roman"/>
+                <w:sz w:val="22"/>
+                <w:szCs w:val="14"/>
+              </w:rPr>
+              <w:t>японский</w:t>
+            </w:r>
+          </w:p>
+        </w:tc>
+      </w:tr>
+      <w:tr>
+        <w:tc>
+          <w:tcPr>
+            <w:tcW w:w="2325" w:type="dxa"/>
+          </w:tcPr>
+          <w:p>
+            <w:pPr>
+              <w:spacing w:line="360" w:lineRule="auto"/>
+              <w:ind w:left="0" w:right="0"/>
+              <w:rPr>
+                <w:rFonts w:cs="Times New Roman"/>
+                <w:sz w:val="22"/>
+                <w:szCs w:val="14"/>
+              </w:rPr>
+            </w:pPr>
+            <w:r>
+              <w:rPr>
+                <w:rFonts w:eastAsia="MS Mincho" w:cs="Times New Roman"/>
+                <w:sz w:val="22"/>
+                <w:szCs w:val="14"/>
+              </w:rPr>
+              <w:t>ありがとう</w:t>
+            </w:r>
+          </w:p>
+        </w:tc>
+        <w:tc>
+          <w:tcPr>
+            <w:tcW w:w="3260" w:type="dxa"/>
+          </w:tcPr>
+          <w:p>
+            <w:pPr>
+              <w:spacing w:line="360" w:lineRule="auto"/>
+              <w:ind w:left="0" w:right="0"/>
               <w:rPr>
                 <w:rFonts w:cs="Times New Roman"/>
                 <w:sz w:val="22"/>
                 <w:szCs w:val="14"/>
                 <w:lang w:val="en-US"/>
               </w:rPr>
-              <w:t>kæt</w:t>
-            </w:r>
+            </w:pPr>
             <w:r>
               <w:rPr>
                 <w:rFonts w:cs="Times New Roman"/>
@@ -15253,7 +15411,7 @@
                 <w:szCs w:val="14"/>
                 <w:lang w:val="en-US"/>
               </w:rPr>
-              <w:t>]</w:t>
+              <w:t>[aɾiɡatoː]</w:t>
             </w:r>
           </w:p>
         </w:tc>
@@ -15277,7 +15435,7 @@
                 <w:sz w:val="22"/>
                 <w:szCs w:val="14"/>
               </w:rPr>
-              <w:t>кошка</w:t>
+              <w:t>спасибо</w:t>
             </w:r>
           </w:p>
         </w:tc>
@@ -15301,7 +15459,7 @@
                 <w:sz w:val="22"/>
                 <w:szCs w:val="14"/>
               </w:rPr>
-              <w:t>английский</w:t>
+              <w:t>японский</w:t>
             </w:r>
           </w:p>
         </w:tc>
@@ -15327,7 +15485,7 @@
                 <w:sz w:val="22"/>
                 <w:szCs w:val="14"/>
               </w:rPr>
-              <w:t>こんにちは</w:t>
+              <w:t>さようなら</w:t>
             </w:r>
           </w:p>
         </w:tc>
@@ -15353,31 +15511,37 @@
                 <w:szCs w:val="14"/>
                 <w:lang w:val="en-US"/>
               </w:rPr>
-              <w:t>[</w:t>
-            </w:r>
-            <w:r>
+              <w:t>[sajoːnaɾa]</w:t>
+            </w:r>
+          </w:p>
+        </w:tc>
+        <w:tc>
+          <w:tcPr>
+            <w:tcW w:w="2127" w:type="dxa"/>
+          </w:tcPr>
+          <w:p>
+            <w:pPr>
+              <w:spacing w:line="360" w:lineRule="auto"/>
+              <w:ind w:left="0" w:right="0"/>
               <w:rPr>
                 <w:rFonts w:cs="Times New Roman"/>
                 <w:sz w:val="22"/>
                 <w:szCs w:val="14"/>
-                <w:lang w:val="en-US"/>
-              </w:rPr>
-              <w:t>koɲɲitɕiwa</w:t>
-            </w:r>
+              </w:rPr>
+            </w:pPr>
             <w:r>
               <w:rPr>
                 <w:rFonts w:cs="Times New Roman"/>
                 <w:sz w:val="22"/>
                 <w:szCs w:val="14"/>
-                <w:lang w:val="en-US"/>
-              </w:rPr>
-              <w:t>]</w:t>
-            </w:r>
-          </w:p>
-        </w:tc>
-        <w:tc>
-          <w:tcPr>
-            <w:tcW w:w="2127" w:type="dxa"/>
+              </w:rPr>
+              <w:t>до свидания</w:t>
+            </w:r>
+          </w:p>
+        </w:tc>
+        <w:tc>
+          <w:tcPr>
+            <w:tcW w:w="1842" w:type="dxa"/>
           </w:tcPr>
           <w:p>
             <w:pPr>
@@ -15395,31 +15559,90 @@
                 <w:sz w:val="22"/>
                 <w:szCs w:val="14"/>
               </w:rPr>
-              <w:t>здравствуйте</w:t>
-            </w:r>
-          </w:p>
-        </w:tc>
-        <w:tc>
-          <w:tcPr>
-            <w:tcW w:w="1842" w:type="dxa"/>
-          </w:tcPr>
-          <w:p>
-            <w:pPr>
-              <w:spacing w:line="360" w:lineRule="auto"/>
-              <w:ind w:left="0" w:right="0"/>
-              <w:rPr>
-                <w:rFonts w:cs="Times New Roman"/>
-                <w:sz w:val="22"/>
-                <w:szCs w:val="14"/>
-              </w:rPr>
-            </w:pPr>
-            <w:r>
-              <w:rPr>
-                <w:rFonts w:cs="Times New Roman"/>
-                <w:sz w:val="22"/>
-                <w:szCs w:val="14"/>
-              </w:rPr>
               <w:t>японский</w:t>
+            </w:r>
+          </w:p>
+        </w:tc>
+      </w:tr>
+    </w:tbl>
+    <w:p>
+      <w:pPr>
+        <w:spacing w:before="100" w:beforeAutospacing="1" w:line="360" w:lineRule="auto"/>
+        <w:ind w:left="0" w:right="0" w:firstLine="567"/>
+      </w:pPr>
+      <w:r>
+        <w:t>Таблица 1.9.3 – Контрольный пример входных данных «Уроки»</w:t>
+      </w:r>
+    </w:p>
+    <w:tbl>
+      <w:tblPr>
+        <w:tblStyle w:val="a7"/>
+        <w:tblW w:w="0" w:type="auto"/>
+        <w:tblInd w:w="0" w:type="dxa"/>
+        <w:tblLook w:val="04A0" w:firstRow="1" w:lastRow="0" w:firstColumn="1" w:lastColumn="0" w:noHBand="0" w:noVBand="1"/>
+      </w:tblPr>
+      <w:tblGrid>
+        <w:gridCol w:w="4531"/>
+        <w:gridCol w:w="5097"/>
+      </w:tblGrid>
+      <w:tr>
+        <w:tc>
+          <w:tcPr>
+            <w:tcW w:w="4531" w:type="dxa"/>
+          </w:tcPr>
+          <w:p>
+            <w:pPr>
+              <w:pStyle w:val="a4"/>
+              <w:widowControl/>
+              <w:tabs>
+                <w:tab w:val="left" w:pos="851"/>
+                <w:tab w:val="left" w:pos="1134"/>
+              </w:tabs>
+              <w:spacing w:line="360" w:lineRule="auto"/>
+              <w:ind w:left="0" w:right="0"/>
+              <w:rPr>
+                <w:rFonts w:cs="Times New Roman"/>
+                <w:sz w:val="22"/>
+                <w:szCs w:val="28"/>
+              </w:rPr>
+            </w:pPr>
+            <w:r>
+              <w:rPr>
+                <w:rFonts w:cs="Times New Roman"/>
+                <w:sz w:val="22"/>
+                <w:szCs w:val="28"/>
+              </w:rPr>
+              <w:t>Название урока</w:t>
+            </w:r>
+          </w:p>
+        </w:tc>
+        <w:tc>
+          <w:tcPr>
+            <w:tcW w:w="5097" w:type="dxa"/>
+          </w:tcPr>
+          <w:p>
+            <w:pPr>
+              <w:pStyle w:val="a4"/>
+              <w:widowControl/>
+              <w:tabs>
+                <w:tab w:val="left" w:pos="851"/>
+                <w:tab w:val="left" w:pos="1134"/>
+              </w:tabs>
+              <w:spacing w:line="360" w:lineRule="auto"/>
+              <w:ind w:left="0" w:right="0"/>
+              <w:rPr>
+                <w:rFonts w:cs="Times New Roman"/>
+                <w:sz w:val="22"/>
+                <w:szCs w:val="28"/>
+              </w:rPr>
+            </w:pPr>
+            <w:r>
+              <w:rPr>
+                <w:rFonts w:cs="Times New Roman"/>
+                <w:sz w:val="22"/>
+                <w:szCs w:val="28"/>
+              </w:rPr>
+              <w:t>Язык урока</w:t>
             </w:r>
           </w:p>
         </w:tc>
@@ -15427,117 +15650,61 @@
       <w:tr>
         <w:tc>
           <w:tcPr>
-            <w:tcW w:w="2325" w:type="dxa"/>
-          </w:tcPr>
-          <w:p>
-            <w:pPr>
-              <w:spacing w:line="360" w:lineRule="auto"/>
-              <w:ind w:left="0" w:right="0"/>
+            <w:tcW w:w="4531" w:type="dxa"/>
+          </w:tcPr>
+          <w:p>
+            <w:pPr>
+              <w:pStyle w:val="a4"/>
+              <w:widowControl/>
+              <w:tabs>
+                <w:tab w:val="left" w:pos="851"/>
+                <w:tab w:val="left" w:pos="1134"/>
+              </w:tabs>
+              <w:spacing w:line="360" w:lineRule="auto"/>
+              <w:ind w:left="0" w:right="0"/>
+              <w:rPr>
+                <w:rFonts w:cs="Times New Roman"/>
+                <w:sz w:val="22"/>
+                <w:szCs w:val="28"/>
+              </w:rPr>
+            </w:pPr>
+            <w:r>
+              <w:rPr>
+                <w:rFonts w:cs="Times New Roman"/>
+                <w:sz w:val="22"/>
+                <w:szCs w:val="28"/>
+              </w:rPr>
+              <w:t>Английский: базовые слова</w:t>
+            </w:r>
+          </w:p>
+        </w:tc>
+        <w:tc>
+          <w:tcPr>
+            <w:tcW w:w="5097" w:type="dxa"/>
+          </w:tcPr>
+          <w:p>
+            <w:pPr>
+              <w:pStyle w:val="a4"/>
+              <w:widowControl/>
+              <w:tabs>
+                <w:tab w:val="left" w:pos="851"/>
+                <w:tab w:val="left" w:pos="1134"/>
+              </w:tabs>
+              <w:spacing w:line="360" w:lineRule="auto"/>
+              <w:ind w:left="0" w:right="0"/>
+              <w:rPr>
+                <w:rFonts w:cs="Times New Roman"/>
+                <w:sz w:val="22"/>
+                <w:szCs w:val="28"/>
+              </w:rPr>
+            </w:pPr>
+            <w:r>
               <w:rPr>
                 <w:rFonts w:cs="Times New Roman"/>
                 <w:sz w:val="22"/>
                 <w:szCs w:val="14"/>
               </w:rPr>
-            </w:pPr>
-            <w:r>
-              <w:rPr>
-                <w:rFonts w:eastAsia="MS Mincho" w:cs="Times New Roman"/>
-                <w:sz w:val="22"/>
-                <w:szCs w:val="14"/>
-              </w:rPr>
-              <w:t>ありがとう</w:t>
-            </w:r>
-          </w:p>
-        </w:tc>
-        <w:tc>
-          <w:tcPr>
-            <w:tcW w:w="3260" w:type="dxa"/>
-          </w:tcPr>
-          <w:p>
-            <w:pPr>
-              <w:spacing w:line="360" w:lineRule="auto"/>
-              <w:ind w:left="0" w:right="0"/>
-              <w:rPr>
-                <w:rFonts w:cs="Times New Roman"/>
-                <w:sz w:val="22"/>
-                <w:szCs w:val="14"/>
-                <w:lang w:val="en-US"/>
-              </w:rPr>
-            </w:pPr>
-            <w:r>
-              <w:rPr>
-                <w:rFonts w:cs="Times New Roman"/>
-                <w:sz w:val="22"/>
-                <w:szCs w:val="14"/>
-                <w:lang w:val="en-US"/>
-              </w:rPr>
-              <w:t>[</w:t>
-            </w:r>
-            <w:r>
-              <w:rPr>
-                <w:rFonts w:cs="Times New Roman"/>
-                <w:sz w:val="22"/>
-                <w:szCs w:val="14"/>
-                <w:lang w:val="en-US"/>
-              </w:rPr>
-              <w:t>aɾiɡatoː</w:t>
-            </w:r>
-            <w:r>
-              <w:rPr>
-                <w:rFonts w:cs="Times New Roman"/>
-                <w:sz w:val="22"/>
-                <w:szCs w:val="14"/>
-                <w:lang w:val="en-US"/>
-              </w:rPr>
-              <w:t>]</w:t>
-            </w:r>
-          </w:p>
-        </w:tc>
-        <w:tc>
-          <w:tcPr>
-            <w:tcW w:w="2127" w:type="dxa"/>
-          </w:tcPr>
-          <w:p>
-            <w:pPr>
-              <w:spacing w:line="360" w:lineRule="auto"/>
-              <w:ind w:left="0" w:right="0"/>
-              <w:rPr>
-                <w:rFonts w:cs="Times New Roman"/>
-                <w:sz w:val="22"/>
-                <w:szCs w:val="14"/>
-              </w:rPr>
-            </w:pPr>
-            <w:r>
-              <w:rPr>
-                <w:rFonts w:cs="Times New Roman"/>
-                <w:sz w:val="22"/>
-                <w:szCs w:val="14"/>
-              </w:rPr>
-              <w:t>спасибо</w:t>
-            </w:r>
-          </w:p>
-        </w:tc>
-        <w:tc>
-          <w:tcPr>
-            <w:tcW w:w="1842" w:type="dxa"/>
-          </w:tcPr>
-          <w:p>
-            <w:pPr>
-              <w:spacing w:line="360" w:lineRule="auto"/>
-              <w:ind w:left="0" w:right="0"/>
-              <w:rPr>
-                <w:rFonts w:cs="Times New Roman"/>
-                <w:sz w:val="22"/>
-                <w:szCs w:val="14"/>
-              </w:rPr>
-            </w:pPr>
-            <w:r>
-              <w:rPr>
-                <w:rFonts w:cs="Times New Roman"/>
-                <w:sz w:val="22"/>
-                <w:szCs w:val="14"/>
-              </w:rPr>
-              <w:t>японский</w:t>
+              <w:t>английский</w:t>
             </w:r>
           </w:p>
         </w:tc>
@@ -15545,40 +15712,395 @@
       <w:tr>
         <w:tc>
           <w:tcPr>
-            <w:tcW w:w="2325" w:type="dxa"/>
-          </w:tcPr>
-          <w:p>
-            <w:pPr>
-              <w:spacing w:line="360" w:lineRule="auto"/>
-              <w:ind w:left="0" w:right="0"/>
+            <w:tcW w:w="4531" w:type="dxa"/>
+          </w:tcPr>
+          <w:p>
+            <w:pPr>
+              <w:pStyle w:val="a4"/>
+              <w:widowControl/>
+              <w:tabs>
+                <w:tab w:val="left" w:pos="851"/>
+                <w:tab w:val="left" w:pos="1134"/>
+              </w:tabs>
+              <w:spacing w:line="360" w:lineRule="auto"/>
+              <w:ind w:left="0" w:right="0"/>
+              <w:rPr>
+                <w:rFonts w:cs="Times New Roman"/>
+                <w:sz w:val="22"/>
+                <w:szCs w:val="28"/>
+              </w:rPr>
+            </w:pPr>
+            <w:r>
+              <w:rPr>
+                <w:rFonts w:cs="Times New Roman"/>
+                <w:sz w:val="22"/>
+                <w:szCs w:val="28"/>
+              </w:rPr>
+              <w:t>Животные</w:t>
+            </w:r>
+          </w:p>
+        </w:tc>
+        <w:tc>
+          <w:tcPr>
+            <w:tcW w:w="5097" w:type="dxa"/>
+          </w:tcPr>
+          <w:p>
+            <w:pPr>
+              <w:pStyle w:val="a4"/>
+              <w:widowControl/>
+              <w:tabs>
+                <w:tab w:val="left" w:pos="851"/>
+                <w:tab w:val="left" w:pos="1134"/>
+              </w:tabs>
+              <w:spacing w:line="360" w:lineRule="auto"/>
+              <w:ind w:left="0" w:right="0"/>
+              <w:rPr>
+                <w:rFonts w:cs="Times New Roman"/>
+                <w:sz w:val="22"/>
+                <w:szCs w:val="28"/>
+              </w:rPr>
+            </w:pPr>
+            <w:r>
               <w:rPr>
                 <w:rFonts w:cs="Times New Roman"/>
                 <w:sz w:val="22"/>
                 <w:szCs w:val="14"/>
               </w:rPr>
-            </w:pPr>
-            <w:r>
-              <w:rPr>
-                <w:rFonts w:eastAsia="MS Mincho" w:cs="Times New Roman"/>
+              <w:t>английский</w:t>
+            </w:r>
+          </w:p>
+        </w:tc>
+      </w:tr>
+      <w:tr>
+        <w:tc>
+          <w:tcPr>
+            <w:tcW w:w="4531" w:type="dxa"/>
+          </w:tcPr>
+          <w:p>
+            <w:pPr>
+              <w:pStyle w:val="a4"/>
+              <w:widowControl/>
+              <w:tabs>
+                <w:tab w:val="left" w:pos="851"/>
+                <w:tab w:val="left" w:pos="1134"/>
+              </w:tabs>
+              <w:spacing w:line="360" w:lineRule="auto"/>
+              <w:ind w:left="0" w:right="0"/>
+              <w:rPr>
+                <w:rFonts w:cs="Times New Roman"/>
+                <w:sz w:val="22"/>
+                <w:szCs w:val="28"/>
+              </w:rPr>
+            </w:pPr>
+            <w:r>
+              <w:rPr>
+                <w:rFonts w:cs="Times New Roman"/>
+                <w:sz w:val="22"/>
+                <w:szCs w:val="28"/>
+              </w:rPr>
+              <w:t>Японский: базовые слова</w:t>
+            </w:r>
+          </w:p>
+        </w:tc>
+        <w:tc>
+          <w:tcPr>
+            <w:tcW w:w="5097" w:type="dxa"/>
+          </w:tcPr>
+          <w:p>
+            <w:pPr>
+              <w:pStyle w:val="a4"/>
+              <w:widowControl/>
+              <w:tabs>
+                <w:tab w:val="left" w:pos="851"/>
+                <w:tab w:val="left" w:pos="1134"/>
+              </w:tabs>
+              <w:spacing w:line="360" w:lineRule="auto"/>
+              <w:ind w:left="0" w:right="0"/>
+              <w:rPr>
+                <w:rFonts w:cs="Times New Roman"/>
+                <w:sz w:val="22"/>
+                <w:szCs w:val="28"/>
+              </w:rPr>
+            </w:pPr>
+            <w:r>
+              <w:rPr>
+                <w:rFonts w:cs="Times New Roman"/>
                 <w:sz w:val="22"/>
                 <w:szCs w:val="14"/>
               </w:rPr>
-              <w:t>さようなら</w:t>
-            </w:r>
-          </w:p>
-        </w:tc>
-        <w:tc>
-          <w:tcPr>
-            <w:tcW w:w="3260" w:type="dxa"/>
-          </w:tcPr>
-          <w:p>
-            <w:pPr>
-              <w:spacing w:line="360" w:lineRule="auto"/>
-              <w:ind w:left="0" w:right="0"/>
+              <w:t>японский</w:t>
+            </w:r>
+          </w:p>
+        </w:tc>
+      </w:tr>
+      <w:tr>
+        <w:tc>
+          <w:tcPr>
+            <w:tcW w:w="4531" w:type="dxa"/>
+          </w:tcPr>
+          <w:p>
+            <w:pPr>
+              <w:pStyle w:val="a4"/>
+              <w:widowControl/>
+              <w:tabs>
+                <w:tab w:val="left" w:pos="851"/>
+                <w:tab w:val="left" w:pos="1134"/>
+              </w:tabs>
+              <w:spacing w:line="360" w:lineRule="auto"/>
+              <w:ind w:left="0" w:right="0"/>
+              <w:rPr>
+                <w:rFonts w:cs="Times New Roman"/>
+                <w:sz w:val="22"/>
+                <w:szCs w:val="28"/>
+              </w:rPr>
+            </w:pPr>
+            <w:r>
+              <w:rPr>
+                <w:rFonts w:cs="Times New Roman"/>
+                <w:sz w:val="22"/>
+                <w:szCs w:val="28"/>
+              </w:rPr>
+              <w:t>Еда</w:t>
+            </w:r>
+          </w:p>
+        </w:tc>
+        <w:tc>
+          <w:tcPr>
+            <w:tcW w:w="5097" w:type="dxa"/>
+          </w:tcPr>
+          <w:p>
+            <w:pPr>
+              <w:pStyle w:val="a4"/>
+              <w:widowControl/>
+              <w:tabs>
+                <w:tab w:val="left" w:pos="851"/>
+                <w:tab w:val="left" w:pos="1134"/>
+              </w:tabs>
+              <w:spacing w:line="360" w:lineRule="auto"/>
+              <w:ind w:left="0" w:right="0"/>
+              <w:rPr>
+                <w:rFonts w:cs="Times New Roman"/>
+                <w:sz w:val="22"/>
+                <w:szCs w:val="28"/>
+              </w:rPr>
+            </w:pPr>
+            <w:r>
               <w:rPr>
                 <w:rFonts w:cs="Times New Roman"/>
                 <w:sz w:val="22"/>
                 <w:szCs w:val="14"/>
+              </w:rPr>
+              <w:t>японский</w:t>
+            </w:r>
+          </w:p>
+        </w:tc>
+      </w:tr>
+      <w:tr>
+        <w:tc>
+          <w:tcPr>
+            <w:tcW w:w="4531" w:type="dxa"/>
+          </w:tcPr>
+          <w:p>
+            <w:pPr>
+              <w:pStyle w:val="a4"/>
+              <w:widowControl/>
+              <w:tabs>
+                <w:tab w:val="left" w:pos="851"/>
+                <w:tab w:val="left" w:pos="1134"/>
+              </w:tabs>
+              <w:spacing w:line="360" w:lineRule="auto"/>
+              <w:ind w:left="0" w:right="0"/>
+              <w:rPr>
+                <w:rFonts w:cs="Times New Roman"/>
+                <w:sz w:val="22"/>
+                <w:szCs w:val="28"/>
+              </w:rPr>
+            </w:pPr>
+            <w:r>
+              <w:rPr>
+                <w:rFonts w:cs="Times New Roman"/>
+                <w:sz w:val="22"/>
+                <w:szCs w:val="28"/>
+              </w:rPr>
+              <w:t>Животные</w:t>
+            </w:r>
+          </w:p>
+        </w:tc>
+        <w:tc>
+          <w:tcPr>
+            <w:tcW w:w="5097" w:type="dxa"/>
+          </w:tcPr>
+          <w:p>
+            <w:pPr>
+              <w:pStyle w:val="a4"/>
+              <w:widowControl/>
+              <w:tabs>
+                <w:tab w:val="left" w:pos="851"/>
+                <w:tab w:val="left" w:pos="1134"/>
+              </w:tabs>
+              <w:spacing w:line="360" w:lineRule="auto"/>
+              <w:ind w:left="0" w:right="0"/>
+              <w:rPr>
+                <w:rFonts w:cs="Times New Roman"/>
+                <w:sz w:val="22"/>
+                <w:szCs w:val="28"/>
+              </w:rPr>
+            </w:pPr>
+            <w:r>
+              <w:rPr>
+                <w:rFonts w:cs="Times New Roman"/>
+                <w:sz w:val="22"/>
+                <w:szCs w:val="14"/>
+              </w:rPr>
+              <w:t>японский</w:t>
+            </w:r>
+          </w:p>
+        </w:tc>
+      </w:tr>
+    </w:tbl>
+    <w:p>
+      <w:pPr>
+        <w:spacing w:before="100" w:beforeAutospacing="1" w:line="360" w:lineRule="auto"/>
+        <w:ind w:left="0" w:right="0" w:firstLine="567"/>
+      </w:pPr>
+      <w:r>
+        <w:rPr>
+          <w:szCs w:val="28"/>
+        </w:rPr>
+        <w:t xml:space="preserve">Таблица 1.9.3 – Контрольный пример входных данных «Слова </w:t>
+      </w:r>
+      <w:r>
+        <w:rPr>
+          <w:szCs w:val="28"/>
+        </w:rPr>
+        <w:t>в уроке</w:t>
+      </w:r>
+      <w:r>
+        <w:t>»</w:t>
+      </w:r>
+    </w:p>
+    <w:tbl>
+      <w:tblPr>
+        <w:tblStyle w:val="a7"/>
+        <w:tblW w:w="0" w:type="auto"/>
+        <w:tblInd w:w="0" w:type="dxa"/>
+        <w:tblLook w:val="04A0" w:firstRow="1" w:lastRow="0" w:firstColumn="1" w:lastColumn="0" w:noHBand="0" w:noVBand="1"/>
+      </w:tblPr>
+      <w:tblGrid>
+        <w:gridCol w:w="4531"/>
+        <w:gridCol w:w="5097"/>
+      </w:tblGrid>
+      <w:tr>
+        <w:tc>
+          <w:tcPr>
+            <w:tcW w:w="4531" w:type="dxa"/>
+          </w:tcPr>
+          <w:p>
+            <w:pPr>
+              <w:pStyle w:val="a4"/>
+              <w:widowControl/>
+              <w:tabs>
+                <w:tab w:val="left" w:pos="851"/>
+                <w:tab w:val="left" w:pos="1134"/>
+              </w:tabs>
+              <w:spacing w:line="360" w:lineRule="auto"/>
+              <w:ind w:left="0" w:right="0"/>
+              <w:rPr>
+                <w:rFonts w:cs="Times New Roman"/>
+                <w:sz w:val="22"/>
+                <w:szCs w:val="22"/>
+              </w:rPr>
+            </w:pPr>
+            <w:r>
+              <w:rPr>
+                <w:rFonts w:cs="Times New Roman"/>
+                <w:sz w:val="22"/>
+                <w:szCs w:val="22"/>
+              </w:rPr>
+              <w:t>Название урока</w:t>
+            </w:r>
+          </w:p>
+        </w:tc>
+        <w:tc>
+          <w:tcPr>
+            <w:tcW w:w="5097" w:type="dxa"/>
+          </w:tcPr>
+          <w:p>
+            <w:pPr>
+              <w:pStyle w:val="a4"/>
+              <w:widowControl/>
+              <w:tabs>
+                <w:tab w:val="left" w:pos="851"/>
+                <w:tab w:val="left" w:pos="1134"/>
+              </w:tabs>
+              <w:spacing w:line="360" w:lineRule="auto"/>
+              <w:ind w:left="0" w:right="0"/>
+              <w:rPr>
+                <w:rFonts w:cs="Times New Roman"/>
+                <w:sz w:val="22"/>
+                <w:szCs w:val="22"/>
+              </w:rPr>
+            </w:pPr>
+            <w:r>
+              <w:rPr>
+                <w:rFonts w:cs="Times New Roman"/>
+                <w:sz w:val="22"/>
+                <w:szCs w:val="22"/>
+              </w:rPr>
+              <w:t>Слово</w:t>
+            </w:r>
+          </w:p>
+        </w:tc>
+      </w:tr>
+      <w:tr>
+        <w:tc>
+          <w:tcPr>
+            <w:tcW w:w="4531" w:type="dxa"/>
+          </w:tcPr>
+          <w:p>
+            <w:pPr>
+              <w:pStyle w:val="a4"/>
+              <w:widowControl/>
+              <w:tabs>
+                <w:tab w:val="left" w:pos="851"/>
+                <w:tab w:val="left" w:pos="1134"/>
+              </w:tabs>
+              <w:spacing w:line="360" w:lineRule="auto"/>
+              <w:ind w:left="0" w:right="0"/>
+              <w:rPr>
+                <w:rFonts w:cs="Times New Roman"/>
+                <w:sz w:val="22"/>
+                <w:szCs w:val="22"/>
+              </w:rPr>
+            </w:pPr>
+            <w:r>
+              <w:rPr>
+                <w:rFonts w:cs="Times New Roman"/>
+                <w:sz w:val="22"/>
+                <w:szCs w:val="22"/>
+              </w:rPr>
+              <w:t>Английский: базовые слова</w:t>
+            </w:r>
+          </w:p>
+        </w:tc>
+        <w:tc>
+          <w:tcPr>
+            <w:tcW w:w="5097" w:type="dxa"/>
+          </w:tcPr>
+          <w:p>
+            <w:pPr>
+              <w:pStyle w:val="a4"/>
+              <w:widowControl/>
+              <w:tabs>
+                <w:tab w:val="left" w:pos="851"/>
+                <w:tab w:val="left" w:pos="1134"/>
+              </w:tabs>
+              <w:spacing w:line="360" w:lineRule="auto"/>
+              <w:ind w:left="0" w:right="0"/>
+              <w:rPr>
+                <w:rFonts w:cs="Times New Roman"/>
+                <w:sz w:val="22"/>
+                <w:szCs w:val="22"/>
                 <w:lang w:val="en-US"/>
               </w:rPr>
             </w:pPr>
@@ -15586,76 +16108,266 @@
               <w:rPr>
                 <w:rFonts w:cs="Times New Roman"/>
                 <w:sz w:val="22"/>
-                <w:szCs w:val="14"/>
+                <w:szCs w:val="22"/>
                 <w:lang w:val="en-US"/>
               </w:rPr>
-              <w:t>[</w:t>
-            </w:r>
-            <w:r>
-              <w:rPr>
-                <w:rFonts w:cs="Times New Roman"/>
-                <w:sz w:val="22"/>
-                <w:szCs w:val="14"/>
+              <w:t>hello</w:t>
+            </w:r>
+          </w:p>
+        </w:tc>
+      </w:tr>
+      <w:tr>
+        <w:tc>
+          <w:tcPr>
+            <w:tcW w:w="4531" w:type="dxa"/>
+          </w:tcPr>
+          <w:p>
+            <w:pPr>
+              <w:pStyle w:val="a4"/>
+              <w:widowControl/>
+              <w:tabs>
+                <w:tab w:val="left" w:pos="851"/>
+                <w:tab w:val="left" w:pos="1134"/>
+              </w:tabs>
+              <w:spacing w:line="360" w:lineRule="auto"/>
+              <w:ind w:left="0" w:right="0"/>
+              <w:rPr>
+                <w:rFonts w:cs="Times New Roman"/>
+                <w:sz w:val="22"/>
+                <w:szCs w:val="22"/>
+              </w:rPr>
+            </w:pPr>
+            <w:r>
+              <w:rPr>
+                <w:rFonts w:cs="Times New Roman"/>
+                <w:sz w:val="22"/>
+                <w:szCs w:val="22"/>
+              </w:rPr>
+              <w:t>Английский: базовые слова</w:t>
+            </w:r>
+          </w:p>
+        </w:tc>
+        <w:tc>
+          <w:tcPr>
+            <w:tcW w:w="5097" w:type="dxa"/>
+          </w:tcPr>
+          <w:p>
+            <w:pPr>
+              <w:pStyle w:val="a4"/>
+              <w:widowControl/>
+              <w:tabs>
+                <w:tab w:val="left" w:pos="851"/>
+                <w:tab w:val="left" w:pos="1134"/>
+              </w:tabs>
+              <w:spacing w:line="360" w:lineRule="auto"/>
+              <w:ind w:left="0" w:right="0"/>
+              <w:rPr>
+                <w:rFonts w:cs="Times New Roman"/>
+                <w:sz w:val="22"/>
+                <w:szCs w:val="22"/>
                 <w:lang w:val="en-US"/>
               </w:rPr>
-              <w:t>sajoːnaɾa</w:t>
-            </w:r>
-            <w:r>
-              <w:rPr>
-                <w:rFonts w:cs="Times New Roman"/>
-                <w:sz w:val="22"/>
-                <w:szCs w:val="14"/>
+            </w:pPr>
+            <w:r>
+              <w:rPr>
+                <w:rFonts w:cs="Times New Roman"/>
+                <w:sz w:val="22"/>
+                <w:szCs w:val="22"/>
                 <w:lang w:val="en-US"/>
               </w:rPr>
-              <w:t>]</w:t>
-            </w:r>
-          </w:p>
-        </w:tc>
-        <w:tc>
-          <w:tcPr>
-            <w:tcW w:w="2127" w:type="dxa"/>
-          </w:tcPr>
-          <w:p>
-            <w:pPr>
-              <w:spacing w:line="360" w:lineRule="auto"/>
-              <w:ind w:left="0" w:right="0"/>
-              <w:rPr>
-                <w:rFonts w:cs="Times New Roman"/>
-                <w:sz w:val="22"/>
-                <w:szCs w:val="14"/>
-              </w:rPr>
-            </w:pPr>
-            <w:r>
-              <w:rPr>
-                <w:rFonts w:cs="Times New Roman"/>
-                <w:sz w:val="22"/>
-                <w:szCs w:val="14"/>
-              </w:rPr>
-              <w:t>до свидания</w:t>
-            </w:r>
-          </w:p>
-        </w:tc>
-        <w:tc>
-          <w:tcPr>
-            <w:tcW w:w="1842" w:type="dxa"/>
-          </w:tcPr>
-          <w:p>
-            <w:pPr>
-              <w:spacing w:line="360" w:lineRule="auto"/>
-              <w:ind w:left="0" w:right="0"/>
-              <w:rPr>
-                <w:rFonts w:cs="Times New Roman"/>
-                <w:sz w:val="22"/>
-                <w:szCs w:val="14"/>
-              </w:rPr>
-            </w:pPr>
-            <w:r>
-              <w:rPr>
-                <w:rFonts w:cs="Times New Roman"/>
-                <w:sz w:val="22"/>
-                <w:szCs w:val="14"/>
-              </w:rPr>
-              <w:t>японский</w:t>
+              <w:t>bye</w:t>
+            </w:r>
+          </w:p>
+        </w:tc>
+      </w:tr>
+      <w:tr>
+        <w:tc>
+          <w:tcPr>
+            <w:tcW w:w="4531" w:type="dxa"/>
+          </w:tcPr>
+          <w:p>
+            <w:pPr>
+              <w:pStyle w:val="a4"/>
+              <w:widowControl/>
+              <w:tabs>
+                <w:tab w:val="left" w:pos="851"/>
+                <w:tab w:val="left" w:pos="1134"/>
+              </w:tabs>
+              <w:spacing w:line="360" w:lineRule="auto"/>
+              <w:ind w:left="0" w:right="0"/>
+              <w:rPr>
+                <w:rFonts w:cs="Times New Roman"/>
+                <w:sz w:val="22"/>
+                <w:szCs w:val="22"/>
+              </w:rPr>
+            </w:pPr>
+            <w:r>
+              <w:rPr>
+                <w:rFonts w:cs="Times New Roman"/>
+                <w:sz w:val="22"/>
+                <w:szCs w:val="22"/>
+              </w:rPr>
+              <w:t>Животные</w:t>
+            </w:r>
+          </w:p>
+        </w:tc>
+        <w:tc>
+          <w:tcPr>
+            <w:tcW w:w="5097" w:type="dxa"/>
+          </w:tcPr>
+          <w:p>
+            <w:pPr>
+              <w:pStyle w:val="a4"/>
+              <w:widowControl/>
+              <w:tabs>
+                <w:tab w:val="left" w:pos="851"/>
+                <w:tab w:val="left" w:pos="1134"/>
+              </w:tabs>
+              <w:spacing w:line="360" w:lineRule="auto"/>
+              <w:ind w:left="0" w:right="0"/>
+              <w:rPr>
+                <w:rFonts w:cs="Times New Roman"/>
+                <w:sz w:val="22"/>
+                <w:szCs w:val="22"/>
+                <w:lang w:val="en-US"/>
+              </w:rPr>
+            </w:pPr>
+            <w:r>
+              <w:rPr>
+                <w:rFonts w:cs="Times New Roman"/>
+                <w:sz w:val="22"/>
+                <w:szCs w:val="22"/>
+                <w:lang w:val="en-US"/>
+              </w:rPr>
+              <w:t>cat</w:t>
+            </w:r>
+          </w:p>
+        </w:tc>
+      </w:tr>
+      <w:tr>
+        <w:tc>
+          <w:tcPr>
+            <w:tcW w:w="4531" w:type="dxa"/>
+          </w:tcPr>
+          <w:p>
+            <w:pPr>
+              <w:pStyle w:val="a4"/>
+              <w:widowControl/>
+              <w:tabs>
+                <w:tab w:val="left" w:pos="851"/>
+                <w:tab w:val="left" w:pos="1134"/>
+              </w:tabs>
+              <w:spacing w:line="360" w:lineRule="auto"/>
+              <w:ind w:left="0" w:right="0"/>
+              <w:rPr>
+                <w:rFonts w:cs="Times New Roman"/>
+                <w:sz w:val="22"/>
+                <w:szCs w:val="22"/>
+              </w:rPr>
+            </w:pPr>
+            <w:r>
+              <w:rPr>
+                <w:rFonts w:cs="Times New Roman"/>
+                <w:sz w:val="22"/>
+                <w:szCs w:val="22"/>
+              </w:rPr>
+              <w:t>Животные</w:t>
+            </w:r>
+          </w:p>
+        </w:tc>
+        <w:tc>
+          <w:tcPr>
+            <w:tcW w:w="5097" w:type="dxa"/>
+          </w:tcPr>
+          <w:p>
+            <w:pPr>
+              <w:pStyle w:val="a4"/>
+              <w:widowControl/>
+              <w:tabs>
+                <w:tab w:val="left" w:pos="851"/>
+                <w:tab w:val="left" w:pos="1134"/>
+              </w:tabs>
+              <w:spacing w:line="360" w:lineRule="auto"/>
+              <w:ind w:left="0" w:right="0"/>
+              <w:rPr>
+                <w:rFonts w:cs="Times New Roman"/>
+                <w:sz w:val="22"/>
+                <w:szCs w:val="22"/>
+                <w:lang w:val="en-US"/>
+              </w:rPr>
+            </w:pPr>
+            <w:r>
+              <w:rPr>
+                <w:rFonts w:cs="Times New Roman"/>
+                <w:sz w:val="22"/>
+                <w:szCs w:val="22"/>
+                <w:lang w:val="en-US"/>
+              </w:rPr>
+              <w:t>dog</w:t>
+            </w:r>
+          </w:p>
+        </w:tc>
+      </w:tr>
+      <w:tr>
+        <w:tc>
+          <w:tcPr>
+            <w:tcW w:w="4531" w:type="dxa"/>
+          </w:tcPr>
+          <w:p>
+            <w:pPr>
+              <w:pStyle w:val="a4"/>
+              <w:widowControl/>
+              <w:tabs>
+                <w:tab w:val="left" w:pos="851"/>
+                <w:tab w:val="left" w:pos="1134"/>
+              </w:tabs>
+              <w:spacing w:line="360" w:lineRule="auto"/>
+              <w:ind w:left="0" w:right="0"/>
+              <w:rPr>
+                <w:rFonts w:cs="Times New Roman"/>
+                <w:sz w:val="22"/>
+                <w:szCs w:val="22"/>
+              </w:rPr>
+            </w:pPr>
+            <w:r>
+              <w:rPr>
+                <w:rFonts w:cs="Times New Roman"/>
+                <w:sz w:val="22"/>
+                <w:szCs w:val="22"/>
+              </w:rPr>
+              <w:t>Животные</w:t>
+            </w:r>
+          </w:p>
+        </w:tc>
+        <w:tc>
+          <w:tcPr>
+            <w:tcW w:w="5097" w:type="dxa"/>
+          </w:tcPr>
+          <w:p>
+            <w:pPr>
+              <w:pStyle w:val="a4"/>
+              <w:widowControl/>
+              <w:tabs>
+                <w:tab w:val="left" w:pos="851"/>
+                <w:tab w:val="left" w:pos="1134"/>
+              </w:tabs>
+              <w:spacing w:line="360" w:lineRule="auto"/>
+              <w:ind w:left="0" w:right="0"/>
+              <w:rPr>
+                <w:rFonts w:cs="Times New Roman"/>
+                <w:sz w:val="22"/>
+                <w:szCs w:val="22"/>
+                <w:lang w:val="en-US"/>
+              </w:rPr>
+            </w:pPr>
+            <w:r>
+              <w:rPr>
+                <w:rFonts w:cs="Times New Roman"/>
+                <w:sz w:val="22"/>
+                <w:szCs w:val="22"/>
+                <w:lang w:val="en-US"/>
+              </w:rPr>
+              <w:t>chicken</w:t>
             </w:r>
           </w:p>
         </w:tc>
@@ -15670,22 +16382,6 @@
         </w:tabs>
         <w:spacing w:line="360" w:lineRule="auto"/>
         <w:ind w:left="0" w:right="0"/>
-        <w:rPr>
-          <w:rFonts w:cs="Times New Roman"/>
-          <w:szCs w:val="28"/>
-        </w:rPr>
-      </w:pPr>
-    </w:p>
-    <w:p>
-      <w:pPr>
-        <w:pStyle w:val="a4"/>
-        <w:widowControl/>
-        <w:tabs>
-          <w:tab w:val="left" w:pos="851"/>
-          <w:tab w:val="left" w:pos="1134"/>
-        </w:tabs>
-        <w:spacing w:line="360" w:lineRule="auto"/>
-        <w:ind w:left="0" w:right="0" w:firstLine="567"/>
         <w:rPr>
           <w:rFonts w:cs="Times New Roman"/>
           <w:szCs w:val="28"/>
@@ -15711,18 +16407,451 @@
           <w:szCs w:val="28"/>
         </w:rPr>
       </w:pPr>
+      <w:r>
+        <w:rPr>
+          <w:rFonts w:cs="Times New Roman"/>
+          <w:szCs w:val="28"/>
+        </w:rPr>
+        <w:t>Общие требования к информационной системе</w:t>
+      </w:r>
+    </w:p>
+    <w:p>
+      <w:pPr>
+        <w:pStyle w:val="a4"/>
+        <w:widowControl/>
+        <w:tabs>
+          <w:tab w:val="left" w:pos="851"/>
+          <w:tab w:val="left" w:pos="1134"/>
+        </w:tabs>
+        <w:spacing w:line="360" w:lineRule="auto"/>
+        <w:ind w:left="0" w:right="0" w:firstLine="567"/>
+        <w:rPr>
+          <w:rFonts w:cs="Times New Roman"/>
+          <w:szCs w:val="28"/>
+        </w:rPr>
+      </w:pPr>
+      <w:r>
+        <w:rPr>
+          <w:rFonts w:cs="Times New Roman"/>
+          <w:szCs w:val="28"/>
+        </w:rPr>
+        <w:t>Для данной информационной системы были описаны основные общие требования к информационной системе изучения иностранных слов с геймификацией «</w:t>
+      </w:r>
+      <w:r>
+        <w:rPr>
+          <w:rFonts w:cs="Times New Roman"/>
+          <w:szCs w:val="28"/>
+        </w:rPr>
+        <w:t>Talkie Lang</w:t>
+      </w:r>
+      <w:r>
+        <w:rPr>
+          <w:rFonts w:cs="Times New Roman"/>
+          <w:szCs w:val="28"/>
+        </w:rPr>
+        <w:t>», требования разделены на функциональные требования, требование к надежности, требование к интерфейсу и требование к программному и аппаратному обеспечению.</w:t>
+      </w:r>
     </w:p>
     <w:p>
       <w:pPr>
         <w:pStyle w:val="a4"/>
         <w:widowControl/>
         <w:numPr>
-          <w:ilvl w:val="1"/>
+          <w:ilvl w:val="2"/>
           <w:numId w:val="11"/>
         </w:numPr>
         <w:tabs>
           <w:tab w:val="left" w:pos="851"/>
           <w:tab w:val="left" w:pos="1134"/>
+          <w:tab w:val="left" w:pos="1560"/>
+        </w:tabs>
+        <w:spacing w:line="480" w:lineRule="auto"/>
+        <w:ind w:right="0"/>
+        <w:rPr>
+          <w:rFonts w:cs="Times New Roman"/>
+          <w:szCs w:val="28"/>
+        </w:rPr>
+      </w:pPr>
+      <w:r>
+        <w:rPr>
+          <w:rFonts w:cs="Times New Roman"/>
+          <w:szCs w:val="28"/>
+        </w:rPr>
+        <w:lastRenderedPageBreak/>
+        <w:t>Функциональные требования</w:t>
+      </w:r>
+    </w:p>
+    <w:p>
+      <w:pPr>
+        <w:pStyle w:val="a4"/>
+        <w:widowControl/>
+        <w:tabs>
+          <w:tab w:val="left" w:pos="851"/>
+          <w:tab w:val="left" w:pos="1134"/>
+        </w:tabs>
+        <w:spacing w:line="360" w:lineRule="auto"/>
+        <w:ind w:left="0" w:right="0" w:firstLine="567"/>
+        <w:rPr>
+          <w:rFonts w:cs="Times New Roman"/>
+          <w:szCs w:val="28"/>
+        </w:rPr>
+      </w:pPr>
+      <w:r>
+        <w:rPr>
+          <w:rFonts w:cs="Times New Roman"/>
+          <w:szCs w:val="28"/>
+        </w:rPr>
+        <w:t xml:space="preserve"> </w:t>
+      </w:r>
+      <w:r>
+        <w:rPr>
+          <w:rFonts w:cs="Times New Roman"/>
+          <w:szCs w:val="28"/>
+        </w:rPr>
+        <w:t>Фун</w:t>
+      </w:r>
+      <w:r>
+        <w:rPr>
+          <w:rFonts w:cs="Times New Roman"/>
+          <w:szCs w:val="28"/>
+        </w:rPr>
+        <w:t xml:space="preserve">кциональные требования системы </w:t>
+      </w:r>
+      <w:r>
+        <w:rPr>
+          <w:rFonts w:cs="Times New Roman"/>
+          <w:szCs w:val="28"/>
+        </w:rPr>
+        <w:t>— это описание того, что именно должна делать программная система, как она должна реагировать на определенные действия, обрабатывать ввод и какие результаты выдавать.</w:t>
+      </w:r>
+      <w:r>
+        <w:rPr>
+          <w:rFonts w:cs="Times New Roman"/>
+          <w:szCs w:val="28"/>
+        </w:rPr>
+        <w:t xml:space="preserve"> Для каждой категории пользователей свои возможности.</w:t>
+      </w:r>
+    </w:p>
+    <w:p>
+      <w:pPr>
+        <w:pStyle w:val="a4"/>
+        <w:widowControl/>
+        <w:tabs>
+          <w:tab w:val="left" w:pos="851"/>
+          <w:tab w:val="left" w:pos="1134"/>
+        </w:tabs>
+        <w:spacing w:line="360" w:lineRule="auto"/>
+        <w:ind w:left="0" w:right="0" w:firstLine="567"/>
+        <w:rPr>
+          <w:rFonts w:cs="Times New Roman"/>
+          <w:szCs w:val="28"/>
+        </w:rPr>
+      </w:pPr>
+      <w:r>
+        <w:rPr>
+          <w:rFonts w:cs="Times New Roman"/>
+          <w:szCs w:val="28"/>
+        </w:rPr>
+        <w:t>Пользователи не вошедщие в систему:</w:t>
+      </w:r>
+    </w:p>
+    <w:p>
+      <w:pPr>
+        <w:pStyle w:val="a4"/>
+        <w:widowControl/>
+        <w:numPr>
+          <w:ilvl w:val="0"/>
+          <w:numId w:val="20"/>
+        </w:numPr>
+        <w:tabs>
+          <w:tab w:val="left" w:pos="851"/>
+          <w:tab w:val="left" w:pos="1134"/>
+        </w:tabs>
+        <w:spacing w:line="360" w:lineRule="auto"/>
+        <w:ind w:left="0" w:right="0" w:firstLine="567"/>
+        <w:rPr>
+          <w:rFonts w:cs="Times New Roman"/>
+          <w:szCs w:val="28"/>
+        </w:rPr>
+      </w:pPr>
+      <w:r>
+        <w:rPr>
+          <w:rFonts w:cs="Times New Roman"/>
+          <w:szCs w:val="28"/>
+        </w:rPr>
+        <w:t>вход или регистрация в систему;</w:t>
+      </w:r>
+    </w:p>
+    <w:p>
+      <w:pPr>
+        <w:pStyle w:val="a4"/>
+        <w:widowControl/>
+        <w:numPr>
+          <w:ilvl w:val="0"/>
+          <w:numId w:val="20"/>
+        </w:numPr>
+        <w:tabs>
+          <w:tab w:val="left" w:pos="851"/>
+          <w:tab w:val="left" w:pos="1134"/>
+        </w:tabs>
+        <w:spacing w:line="360" w:lineRule="auto"/>
+        <w:ind w:left="0" w:right="0" w:firstLine="567"/>
+        <w:rPr>
+          <w:rFonts w:cs="Times New Roman"/>
+          <w:szCs w:val="28"/>
+        </w:rPr>
+      </w:pPr>
+      <w:r>
+        <w:rPr>
+          <w:rFonts w:cs="Times New Roman"/>
+          <w:szCs w:val="28"/>
+        </w:rPr>
+        <w:t>выбор начального языка для изучения при регистрации.</w:t>
+      </w:r>
+    </w:p>
+    <w:p>
+      <w:pPr>
+        <w:pStyle w:val="a4"/>
+        <w:widowControl/>
+        <w:tabs>
+          <w:tab w:val="left" w:pos="851"/>
+          <w:tab w:val="left" w:pos="1134"/>
+        </w:tabs>
+        <w:spacing w:line="360" w:lineRule="auto"/>
+        <w:ind w:left="0" w:right="0" w:firstLine="567"/>
+        <w:rPr>
+          <w:rFonts w:cs="Times New Roman"/>
+          <w:szCs w:val="28"/>
+        </w:rPr>
+      </w:pPr>
+      <w:r>
+        <w:rPr>
+          <w:rFonts w:cs="Times New Roman"/>
+          <w:szCs w:val="28"/>
+        </w:rPr>
+        <w:t>Пользователи вошедщие в систему:</w:t>
+      </w:r>
+    </w:p>
+    <w:p>
+      <w:pPr>
+        <w:pStyle w:val="a4"/>
+        <w:widowControl/>
+        <w:numPr>
+          <w:ilvl w:val="0"/>
+          <w:numId w:val="20"/>
+        </w:numPr>
+        <w:tabs>
+          <w:tab w:val="left" w:pos="851"/>
+          <w:tab w:val="left" w:pos="1134"/>
+        </w:tabs>
+        <w:spacing w:line="360" w:lineRule="auto"/>
+        <w:ind w:left="0" w:right="0" w:firstLine="567"/>
+        <w:rPr>
+          <w:rFonts w:cs="Times New Roman"/>
+          <w:szCs w:val="28"/>
+        </w:rPr>
+      </w:pPr>
+      <w:r>
+        <w:rPr>
+          <w:rFonts w:cs="Times New Roman"/>
+          <w:szCs w:val="28"/>
+        </w:rPr>
+        <w:t>прохождение уроков, запись встретивщихся слов в словарь, просмотр ошибок после прохождения урока;</w:t>
+      </w:r>
+    </w:p>
+    <w:p>
+      <w:pPr>
+        <w:pStyle w:val="a4"/>
+        <w:widowControl/>
+        <w:numPr>
+          <w:ilvl w:val="0"/>
+          <w:numId w:val="20"/>
+        </w:numPr>
+        <w:tabs>
+          <w:tab w:val="left" w:pos="851"/>
+          <w:tab w:val="left" w:pos="1134"/>
+        </w:tabs>
+        <w:spacing w:line="360" w:lineRule="auto"/>
+        <w:ind w:left="0" w:right="0" w:firstLine="567"/>
+        <w:rPr>
+          <w:rFonts w:cs="Times New Roman"/>
+          <w:szCs w:val="28"/>
+        </w:rPr>
+      </w:pPr>
+      <w:r>
+        <w:rPr>
+          <w:rFonts w:cs="Times New Roman"/>
+          <w:szCs w:val="28"/>
+        </w:rPr>
+        <w:t>получать игровой опыт для повышения своей позиции в лиге, переход на другую лигу, возможность просмотра профилей других пользователей;</w:t>
+      </w:r>
+    </w:p>
+    <w:p>
+      <w:pPr>
+        <w:pStyle w:val="a4"/>
+        <w:widowControl/>
+        <w:numPr>
+          <w:ilvl w:val="0"/>
+          <w:numId w:val="20"/>
+        </w:numPr>
+        <w:tabs>
+          <w:tab w:val="left" w:pos="851"/>
+          <w:tab w:val="left" w:pos="1134"/>
+        </w:tabs>
+        <w:spacing w:line="360" w:lineRule="auto"/>
+        <w:ind w:left="0" w:right="0" w:firstLine="567"/>
+        <w:rPr>
+          <w:rFonts w:cs="Times New Roman"/>
+          <w:szCs w:val="28"/>
+        </w:rPr>
+      </w:pPr>
+      <w:r>
+        <w:rPr>
+          <w:rFonts w:cs="Times New Roman"/>
+          <w:szCs w:val="28"/>
+        </w:rPr>
+        <w:t>просмотр слов в словаре, алфавита выбранного языка и своего профиля;</w:t>
+      </w:r>
+    </w:p>
+    <w:p>
+      <w:pPr>
+        <w:pStyle w:val="a4"/>
+        <w:widowControl/>
+        <w:numPr>
+          <w:ilvl w:val="0"/>
+          <w:numId w:val="20"/>
+        </w:numPr>
+        <w:tabs>
+          <w:tab w:val="left" w:pos="851"/>
+          <w:tab w:val="left" w:pos="1134"/>
+        </w:tabs>
+        <w:spacing w:line="360" w:lineRule="auto"/>
+        <w:ind w:left="0" w:right="0" w:firstLine="567"/>
+        <w:rPr>
+          <w:rFonts w:cs="Times New Roman"/>
+          <w:szCs w:val="28"/>
+        </w:rPr>
+      </w:pPr>
+      <w:r>
+        <w:rPr>
+          <w:rFonts w:cs="Times New Roman"/>
+          <w:szCs w:val="28"/>
+        </w:rPr>
+        <w:t>возможность добавления аватарки в свой профиль, редактирование своих данных и восстановление пароля;</w:t>
+      </w:r>
+    </w:p>
+    <w:p>
+      <w:pPr>
+        <w:pStyle w:val="a4"/>
+        <w:widowControl/>
+        <w:tabs>
+          <w:tab w:val="left" w:pos="851"/>
+          <w:tab w:val="left" w:pos="1134"/>
+        </w:tabs>
+        <w:spacing w:line="360" w:lineRule="auto"/>
+        <w:ind w:left="0" w:right="0" w:firstLine="567"/>
+        <w:rPr>
+          <w:rFonts w:cs="Times New Roman"/>
+          <w:szCs w:val="28"/>
+        </w:rPr>
+      </w:pPr>
+      <w:r>
+        <w:rPr>
+          <w:rFonts w:cs="Times New Roman"/>
+          <w:szCs w:val="28"/>
+        </w:rPr>
+        <w:t>Администратор:</w:t>
+      </w:r>
+    </w:p>
+    <w:p>
+      <w:pPr>
+        <w:pStyle w:val="a4"/>
+        <w:widowControl/>
+        <w:numPr>
+          <w:ilvl w:val="0"/>
+          <w:numId w:val="20"/>
+        </w:numPr>
+        <w:tabs>
+          <w:tab w:val="left" w:pos="851"/>
+          <w:tab w:val="left" w:pos="1134"/>
+        </w:tabs>
+        <w:spacing w:line="360" w:lineRule="auto"/>
+        <w:ind w:left="0" w:right="0" w:firstLine="567"/>
+        <w:rPr>
+          <w:rFonts w:cs="Times New Roman"/>
+          <w:szCs w:val="28"/>
+        </w:rPr>
+      </w:pPr>
+      <w:r>
+        <w:rPr>
+          <w:rFonts w:cs="Times New Roman"/>
+          <w:szCs w:val="28"/>
+        </w:rPr>
+        <w:t>возможность просматривать статистику сайта через дашборд;</w:t>
+      </w:r>
+    </w:p>
+    <w:p>
+      <w:pPr>
+        <w:pStyle w:val="a4"/>
+        <w:widowControl/>
+        <w:numPr>
+          <w:ilvl w:val="0"/>
+          <w:numId w:val="20"/>
+        </w:numPr>
+        <w:tabs>
+          <w:tab w:val="left" w:pos="851"/>
+          <w:tab w:val="left" w:pos="1134"/>
+        </w:tabs>
+        <w:spacing w:line="360" w:lineRule="auto"/>
+        <w:ind w:left="0" w:right="0" w:firstLine="567"/>
+        <w:rPr>
+          <w:rFonts w:cs="Times New Roman"/>
+          <w:szCs w:val="28"/>
+        </w:rPr>
+      </w:pPr>
+      <w:r>
+        <w:rPr>
+          <w:rFonts w:cs="Times New Roman"/>
+          <w:szCs w:val="28"/>
+        </w:rPr>
+        <w:t>добавление новых слов к языку и уроков.</w:t>
+      </w:r>
+    </w:p>
+    <w:p>
+      <w:pPr>
+        <w:pStyle w:val="a4"/>
+        <w:widowControl/>
+        <w:numPr>
+          <w:ilvl w:val="2"/>
+          <w:numId w:val="11"/>
+        </w:numPr>
+        <w:tabs>
+          <w:tab w:val="left" w:pos="851"/>
+          <w:tab w:val="left" w:pos="1134"/>
+          <w:tab w:val="left" w:pos="1560"/>
+        </w:tabs>
+        <w:spacing w:line="480" w:lineRule="auto"/>
+        <w:ind w:right="0"/>
+        <w:rPr>
+          <w:rFonts w:cs="Times New Roman"/>
+          <w:szCs w:val="28"/>
+        </w:rPr>
+      </w:pPr>
+      <w:r>
+        <w:rPr>
+          <w:rFonts w:cs="Times New Roman"/>
+          <w:szCs w:val="28"/>
+        </w:rPr>
+        <w:t>Требования к надежности</w:t>
+      </w:r>
+    </w:p>
+    <w:p>
+      <w:pPr>
+        <w:widowControl/>
+        <w:tabs>
+          <w:tab w:val="left" w:pos="851"/>
+          <w:tab w:val="left" w:pos="1134"/>
+          <w:tab w:val="left" w:pos="1560"/>
         </w:tabs>
         <w:spacing w:line="480" w:lineRule="auto"/>
         <w:ind w:left="0" w:right="0" w:firstLine="567"/>
@@ -15731,6 +16860,763 @@
           <w:szCs w:val="28"/>
         </w:rPr>
       </w:pPr>
+      <w:r>
+        <w:rPr>
+          <w:rFonts w:cs="Times New Roman"/>
+          <w:szCs w:val="28"/>
+        </w:rPr>
+        <w:t>В критических ситуациях система должна работать стабильно и должна беречь данные на сервере:</w:t>
+      </w:r>
+    </w:p>
+    <w:p>
+      <w:pPr>
+        <w:pStyle w:val="a4"/>
+        <w:widowControl/>
+        <w:numPr>
+          <w:ilvl w:val="0"/>
+          <w:numId w:val="20"/>
+        </w:numPr>
+        <w:tabs>
+          <w:tab w:val="left" w:pos="851"/>
+          <w:tab w:val="left" w:pos="1134"/>
+        </w:tabs>
+        <w:spacing w:line="360" w:lineRule="auto"/>
+        <w:ind w:left="0" w:right="0" w:firstLine="567"/>
+        <w:rPr>
+          <w:rFonts w:cs="Times New Roman"/>
+          <w:szCs w:val="28"/>
+        </w:rPr>
+      </w:pPr>
+      <w:r>
+        <w:rPr>
+          <w:rFonts w:cs="Times New Roman"/>
+          <w:szCs w:val="28"/>
+        </w:rPr>
+        <w:t>при удалении из базы данных связанные данные система должна обрабатывать данные без ошибок</w:t>
+      </w:r>
+    </w:p>
+    <w:p>
+      <w:pPr>
+        <w:pStyle w:val="a4"/>
+        <w:widowControl/>
+        <w:numPr>
+          <w:ilvl w:val="0"/>
+          <w:numId w:val="20"/>
+        </w:numPr>
+        <w:tabs>
+          <w:tab w:val="left" w:pos="851"/>
+          <w:tab w:val="left" w:pos="1134"/>
+        </w:tabs>
+        <w:spacing w:line="360" w:lineRule="auto"/>
+        <w:ind w:left="0" w:right="0" w:firstLine="567"/>
+        <w:rPr>
+          <w:rFonts w:cs="Times New Roman"/>
+          <w:szCs w:val="28"/>
+        </w:rPr>
+      </w:pPr>
+      <w:r>
+        <w:rPr>
+          <w:rFonts w:cs="Times New Roman"/>
+          <w:szCs w:val="28"/>
+        </w:rPr>
+        <w:t>при вводе некорректных данных система не должна записывать их в базу данных;</w:t>
+      </w:r>
+    </w:p>
+    <w:p>
+      <w:pPr>
+        <w:pStyle w:val="a4"/>
+        <w:widowControl/>
+        <w:numPr>
+          <w:ilvl w:val="0"/>
+          <w:numId w:val="20"/>
+        </w:numPr>
+        <w:tabs>
+          <w:tab w:val="left" w:pos="851"/>
+          <w:tab w:val="left" w:pos="1134"/>
+        </w:tabs>
+        <w:spacing w:line="360" w:lineRule="auto"/>
+        <w:ind w:left="0" w:right="0" w:firstLine="567"/>
+        <w:rPr>
+          <w:rFonts w:cs="Times New Roman"/>
+          <w:szCs w:val="28"/>
+        </w:rPr>
+      </w:pPr>
+      <w:r>
+        <w:rPr>
+          <w:rFonts w:cs="Times New Roman"/>
+          <w:szCs w:val="28"/>
+        </w:rPr>
+        <w:t>шифрование паролей пользователей для обеспечения безопасности;</w:t>
+      </w:r>
+    </w:p>
+    <w:p>
+      <w:pPr>
+        <w:pStyle w:val="a4"/>
+        <w:widowControl/>
+        <w:numPr>
+          <w:ilvl w:val="0"/>
+          <w:numId w:val="20"/>
+        </w:numPr>
+        <w:tabs>
+          <w:tab w:val="left" w:pos="851"/>
+          <w:tab w:val="left" w:pos="1134"/>
+        </w:tabs>
+        <w:spacing w:line="360" w:lineRule="auto"/>
+        <w:ind w:left="0" w:right="0" w:firstLine="567"/>
+        <w:rPr>
+          <w:rFonts w:cs="Times New Roman"/>
+          <w:szCs w:val="28"/>
+        </w:rPr>
+      </w:pPr>
+      <w:r>
+        <w:rPr>
+          <w:rFonts w:cs="Times New Roman"/>
+          <w:szCs w:val="28"/>
+        </w:rPr>
+        <w:lastRenderedPageBreak/>
+        <w:t>блокировка доступа к панели администратора при отсутствии роли администратора.</w:t>
+      </w:r>
+    </w:p>
+    <w:p>
+      <w:pPr>
+        <w:pStyle w:val="a4"/>
+        <w:widowControl/>
+        <w:numPr>
+          <w:ilvl w:val="2"/>
+          <w:numId w:val="11"/>
+        </w:numPr>
+        <w:tabs>
+          <w:tab w:val="left" w:pos="851"/>
+          <w:tab w:val="left" w:pos="1134"/>
+          <w:tab w:val="left" w:pos="1560"/>
+        </w:tabs>
+        <w:spacing w:line="480" w:lineRule="auto"/>
+        <w:ind w:right="0"/>
+        <w:rPr>
+          <w:rFonts w:cs="Times New Roman"/>
+          <w:szCs w:val="28"/>
+        </w:rPr>
+      </w:pPr>
+      <w:r>
+        <w:rPr>
+          <w:rFonts w:cs="Times New Roman"/>
+          <w:szCs w:val="28"/>
+        </w:rPr>
+        <w:t xml:space="preserve"> </w:t>
+      </w:r>
+      <w:r>
+        <w:rPr>
+          <w:rFonts w:cs="Times New Roman"/>
+          <w:szCs w:val="28"/>
+        </w:rPr>
+        <w:t>Требования к пользовательскому интерфейсу</w:t>
+      </w:r>
+    </w:p>
+    <w:p>
+      <w:pPr>
+        <w:pStyle w:val="a4"/>
+        <w:widowControl/>
+        <w:tabs>
+          <w:tab w:val="left" w:pos="851"/>
+          <w:tab w:val="left" w:pos="1134"/>
+        </w:tabs>
+        <w:spacing w:line="360" w:lineRule="auto"/>
+        <w:ind w:left="0" w:right="0" w:firstLine="567"/>
+        <w:rPr>
+          <w:rFonts w:cs="Times New Roman"/>
+          <w:szCs w:val="28"/>
+        </w:rPr>
+      </w:pPr>
+      <w:r>
+        <w:rPr>
+          <w:rFonts w:cs="Times New Roman"/>
+          <w:szCs w:val="28"/>
+        </w:rPr>
+        <w:t>Визуальный стиль и интерфейс системы должен быть удобным и интуитивно понятным для всех пользователей:</w:t>
+      </w:r>
+    </w:p>
+    <w:p>
+      <w:pPr>
+        <w:pStyle w:val="a4"/>
+        <w:widowControl/>
+        <w:numPr>
+          <w:ilvl w:val="0"/>
+          <w:numId w:val="20"/>
+        </w:numPr>
+        <w:tabs>
+          <w:tab w:val="left" w:pos="851"/>
+          <w:tab w:val="left" w:pos="1134"/>
+        </w:tabs>
+        <w:spacing w:line="360" w:lineRule="auto"/>
+        <w:ind w:left="0" w:right="0" w:firstLine="567"/>
+        <w:rPr>
+          <w:rFonts w:cs="Times New Roman"/>
+          <w:szCs w:val="28"/>
+        </w:rPr>
+      </w:pPr>
+      <w:r>
+        <w:rPr>
+          <w:rFonts w:cs="Times New Roman"/>
+          <w:szCs w:val="28"/>
+        </w:rPr>
+        <w:t>элементы интерфейса должны быть отзывчивыми, при наведении показывать что на элемент можно нажать, после каждого действия показывать</w:t>
+      </w:r>
+      <w:r>
+        <w:rPr>
+          <w:rFonts w:cs="Times New Roman"/>
+          <w:szCs w:val="28"/>
+        </w:rPr>
+        <w:t xml:space="preserve"> сообщение с успешным действием либо ошибке;</w:t>
+      </w:r>
+    </w:p>
+    <w:p>
+      <w:pPr>
+        <w:pStyle w:val="a4"/>
+        <w:widowControl/>
+        <w:numPr>
+          <w:ilvl w:val="0"/>
+          <w:numId w:val="20"/>
+        </w:numPr>
+        <w:tabs>
+          <w:tab w:val="left" w:pos="851"/>
+          <w:tab w:val="left" w:pos="1134"/>
+        </w:tabs>
+        <w:spacing w:line="360" w:lineRule="auto"/>
+        <w:ind w:left="0" w:right="0" w:firstLine="567"/>
+        <w:rPr>
+          <w:rFonts w:cs="Times New Roman"/>
+          <w:szCs w:val="28"/>
+        </w:rPr>
+      </w:pPr>
+      <w:r>
+        <w:rPr>
+          <w:rFonts w:cs="Times New Roman"/>
+          <w:szCs w:val="28"/>
+        </w:rPr>
+        <w:t>система должна придеживатся единого цветового стиля и структуры;</w:t>
+      </w:r>
+    </w:p>
+    <w:p>
+      <w:pPr>
+        <w:pStyle w:val="a4"/>
+        <w:widowControl/>
+        <w:numPr>
+          <w:ilvl w:val="0"/>
+          <w:numId w:val="20"/>
+        </w:numPr>
+        <w:tabs>
+          <w:tab w:val="left" w:pos="851"/>
+          <w:tab w:val="left" w:pos="1134"/>
+        </w:tabs>
+        <w:spacing w:line="360" w:lineRule="auto"/>
+        <w:ind w:left="0" w:right="0" w:firstLine="567"/>
+        <w:rPr>
+          <w:rFonts w:cs="Times New Roman"/>
+          <w:szCs w:val="28"/>
+        </w:rPr>
+      </w:pPr>
+      <w:r>
+        <w:rPr>
+          <w:rFonts w:cs="Times New Roman"/>
+          <w:szCs w:val="28"/>
+        </w:rPr>
+        <w:t>интерфейс должен быть адаптивным под разные устройства, работать с разными разршениями экрана и соотношения сторон.</w:t>
+      </w:r>
+    </w:p>
+    <w:p>
+      <w:pPr>
+        <w:pStyle w:val="a4"/>
+        <w:widowControl/>
+        <w:numPr>
+          <w:ilvl w:val="2"/>
+          <w:numId w:val="11"/>
+        </w:numPr>
+        <w:tabs>
+          <w:tab w:val="left" w:pos="851"/>
+          <w:tab w:val="left" w:pos="1134"/>
+          <w:tab w:val="left" w:pos="1560"/>
+        </w:tabs>
+        <w:spacing w:line="480" w:lineRule="auto"/>
+        <w:ind w:right="0"/>
+        <w:rPr>
+          <w:rFonts w:cs="Times New Roman"/>
+          <w:szCs w:val="28"/>
+        </w:rPr>
+      </w:pPr>
+      <w:r>
+        <w:rPr>
+          <w:rFonts w:cs="Times New Roman"/>
+          <w:szCs w:val="28"/>
+        </w:rPr>
+        <w:t xml:space="preserve"> </w:t>
+      </w:r>
+      <w:r>
+        <w:rPr>
+          <w:rFonts w:cs="Times New Roman"/>
+          <w:szCs w:val="28"/>
+        </w:rPr>
+        <w:t>Т</w:t>
+      </w:r>
+      <w:r>
+        <w:rPr>
+          <w:rFonts w:cs="Times New Roman"/>
+          <w:szCs w:val="28"/>
+        </w:rPr>
+        <w:t>ребование к программному и аппаратному обеспечению</w:t>
+      </w:r>
+    </w:p>
+    <w:p>
+      <w:pPr>
+        <w:pStyle w:val="a4"/>
+        <w:widowControl/>
+        <w:tabs>
+          <w:tab w:val="left" w:pos="851"/>
+          <w:tab w:val="left" w:pos="1134"/>
+        </w:tabs>
+        <w:spacing w:line="360" w:lineRule="auto"/>
+        <w:ind w:left="0" w:right="0" w:firstLine="567"/>
+        <w:rPr>
+          <w:rFonts w:cs="Times New Roman"/>
+          <w:szCs w:val="28"/>
+        </w:rPr>
+      </w:pPr>
+      <w:r>
+        <w:rPr>
+          <w:rFonts w:cs="Times New Roman"/>
+          <w:szCs w:val="28"/>
+        </w:rPr>
+        <w:t>Для запуска системы на стороне сервера требуются следующие компоненты:</w:t>
+      </w:r>
+    </w:p>
+    <w:p>
+      <w:pPr>
+        <w:pStyle w:val="a4"/>
+        <w:widowControl/>
+        <w:numPr>
+          <w:ilvl w:val="0"/>
+          <w:numId w:val="23"/>
+        </w:numPr>
+        <w:tabs>
+          <w:tab w:val="left" w:pos="851"/>
+          <w:tab w:val="left" w:pos="1134"/>
+        </w:tabs>
+        <w:spacing w:line="360" w:lineRule="auto"/>
+        <w:ind w:right="0"/>
+        <w:rPr>
+          <w:rFonts w:cs="Times New Roman"/>
+          <w:szCs w:val="28"/>
+        </w:rPr>
+      </w:pPr>
+      <w:r>
+        <w:rPr>
+          <w:rFonts w:cs="Times New Roman"/>
+          <w:szCs w:val="28"/>
+        </w:rPr>
+        <w:t xml:space="preserve">операционная система на базе </w:t>
+      </w:r>
+      <w:r>
+        <w:rPr>
+          <w:rFonts w:cs="Times New Roman"/>
+          <w:szCs w:val="28"/>
+        </w:rPr>
+        <w:t xml:space="preserve">Windows </w:t>
+      </w:r>
+      <w:r>
+        <w:rPr>
+          <w:rFonts w:cs="Times New Roman"/>
+          <w:szCs w:val="28"/>
+        </w:rPr>
+        <w:t xml:space="preserve">или </w:t>
+      </w:r>
+      <w:r>
+        <w:rPr>
+          <w:rFonts w:cs="Times New Roman"/>
+          <w:szCs w:val="28"/>
+        </w:rPr>
+        <w:t>Linux;</w:t>
+      </w:r>
+    </w:p>
+    <w:p>
+      <w:pPr>
+        <w:pStyle w:val="a4"/>
+        <w:widowControl/>
+        <w:numPr>
+          <w:ilvl w:val="0"/>
+          <w:numId w:val="23"/>
+        </w:numPr>
+        <w:tabs>
+          <w:tab w:val="left" w:pos="851"/>
+          <w:tab w:val="left" w:pos="1134"/>
+        </w:tabs>
+        <w:spacing w:line="360" w:lineRule="auto"/>
+        <w:ind w:right="0"/>
+        <w:rPr>
+          <w:rFonts w:cs="Times New Roman"/>
+          <w:szCs w:val="28"/>
+        </w:rPr>
+      </w:pPr>
+      <w:r>
+        <w:rPr>
+          <w:rFonts w:cs="Times New Roman"/>
+          <w:szCs w:val="28"/>
+        </w:rPr>
+        <w:t xml:space="preserve">веб-сервер: </w:t>
+      </w:r>
+      <w:r>
+        <w:rPr>
+          <w:rFonts w:cs="Times New Roman"/>
+          <w:szCs w:val="28"/>
+        </w:rPr>
+        <w:t>Apache 2.4</w:t>
+      </w:r>
+      <w:r>
+        <w:rPr>
+          <w:rFonts w:cs="Times New Roman"/>
+          <w:szCs w:val="28"/>
+        </w:rPr>
+        <w:t xml:space="preserve"> версии</w:t>
+      </w:r>
+      <w:r>
+        <w:rPr>
+          <w:rFonts w:cs="Times New Roman"/>
+          <w:szCs w:val="28"/>
+        </w:rPr>
+        <w:t xml:space="preserve"> </w:t>
+      </w:r>
+      <w:r>
+        <w:rPr>
+          <w:rFonts w:cs="Times New Roman"/>
+          <w:szCs w:val="28"/>
+        </w:rPr>
+        <w:t>или выше</w:t>
+      </w:r>
+      <w:r>
+        <w:rPr>
+          <w:rFonts w:cs="Times New Roman"/>
+          <w:szCs w:val="28"/>
+        </w:rPr>
+        <w:t>;</w:t>
+      </w:r>
+    </w:p>
+    <w:p>
+      <w:pPr>
+        <w:pStyle w:val="a4"/>
+        <w:widowControl/>
+        <w:numPr>
+          <w:ilvl w:val="0"/>
+          <w:numId w:val="23"/>
+        </w:numPr>
+        <w:tabs>
+          <w:tab w:val="left" w:pos="851"/>
+          <w:tab w:val="left" w:pos="1134"/>
+        </w:tabs>
+        <w:spacing w:line="360" w:lineRule="auto"/>
+        <w:ind w:right="0"/>
+        <w:rPr>
+          <w:rFonts w:cs="Times New Roman"/>
+          <w:szCs w:val="28"/>
+        </w:rPr>
+      </w:pPr>
+      <w:r>
+        <w:rPr>
+          <w:rFonts w:cs="Times New Roman"/>
+          <w:szCs w:val="28"/>
+        </w:rPr>
+        <w:t xml:space="preserve">база данных: </w:t>
+      </w:r>
+      <w:r>
+        <w:rPr>
+          <w:rFonts w:cs="Times New Roman"/>
+          <w:szCs w:val="28"/>
+        </w:rPr>
+        <w:t xml:space="preserve">MySQL </w:t>
+      </w:r>
+      <w:r>
+        <w:rPr>
+          <w:rFonts w:cs="Times New Roman"/>
+          <w:szCs w:val="28"/>
+        </w:rPr>
+        <w:t>8.0</w:t>
+      </w:r>
+      <w:r>
+        <w:rPr>
+          <w:rFonts w:cs="Times New Roman"/>
+          <w:szCs w:val="28"/>
+        </w:rPr>
+        <w:t xml:space="preserve"> </w:t>
+      </w:r>
+      <w:r>
+        <w:rPr>
+          <w:rFonts w:cs="Times New Roman"/>
+          <w:szCs w:val="28"/>
+        </w:rPr>
+        <w:t xml:space="preserve">версии </w:t>
+      </w:r>
+      <w:r>
+        <w:rPr>
+          <w:rFonts w:cs="Times New Roman"/>
+          <w:szCs w:val="28"/>
+        </w:rPr>
+        <w:t>или выше</w:t>
+      </w:r>
+    </w:p>
+    <w:p>
+      <w:pPr>
+        <w:pStyle w:val="a4"/>
+        <w:widowControl/>
+        <w:numPr>
+          <w:ilvl w:val="0"/>
+          <w:numId w:val="23"/>
+        </w:numPr>
+        <w:tabs>
+          <w:tab w:val="left" w:pos="851"/>
+          <w:tab w:val="left" w:pos="1134"/>
+        </w:tabs>
+        <w:spacing w:line="360" w:lineRule="auto"/>
+        <w:ind w:right="0"/>
+        <w:rPr>
+          <w:rFonts w:cs="Times New Roman"/>
+          <w:szCs w:val="28"/>
+        </w:rPr>
+      </w:pPr>
+      <w:r>
+        <w:rPr>
+          <w:rFonts w:cs="Times New Roman"/>
+          <w:szCs w:val="28"/>
+        </w:rPr>
+        <w:t xml:space="preserve">интепретатор: </w:t>
+      </w:r>
+      <w:r>
+        <w:rPr>
+          <w:rFonts w:cs="Times New Roman"/>
+          <w:szCs w:val="28"/>
+        </w:rPr>
+        <w:t>PHP 8.0</w:t>
+      </w:r>
+      <w:r>
+        <w:rPr>
+          <w:rFonts w:cs="Times New Roman"/>
+          <w:szCs w:val="28"/>
+        </w:rPr>
+        <w:t xml:space="preserve"> </w:t>
+      </w:r>
+      <w:r>
+        <w:rPr>
+          <w:rFonts w:cs="Times New Roman"/>
+          <w:szCs w:val="28"/>
+        </w:rPr>
+        <w:t>версии</w:t>
+      </w:r>
+      <w:r>
+        <w:rPr>
+          <w:rFonts w:cs="Times New Roman"/>
+          <w:szCs w:val="28"/>
+        </w:rPr>
+        <w:t xml:space="preserve"> </w:t>
+      </w:r>
+      <w:r>
+        <w:rPr>
+          <w:rFonts w:cs="Times New Roman"/>
+          <w:szCs w:val="28"/>
+        </w:rPr>
+        <w:t>или выше</w:t>
+      </w:r>
+    </w:p>
+    <w:p>
+      <w:pPr>
+        <w:pStyle w:val="a4"/>
+        <w:widowControl/>
+        <w:tabs>
+          <w:tab w:val="left" w:pos="851"/>
+          <w:tab w:val="left" w:pos="1134"/>
+        </w:tabs>
+        <w:spacing w:line="360" w:lineRule="auto"/>
+        <w:ind w:left="0" w:right="0" w:firstLine="567"/>
+        <w:rPr>
+          <w:rFonts w:cs="Times New Roman"/>
+          <w:szCs w:val="28"/>
+        </w:rPr>
+      </w:pPr>
+      <w:r>
+        <w:rPr>
+          <w:rFonts w:cs="Times New Roman"/>
+          <w:szCs w:val="28"/>
+        </w:rPr>
+        <w:t>Для того чтобы открыть веб-приложение пользователю требуется:</w:t>
+      </w:r>
+    </w:p>
+    <w:p>
+      <w:pPr>
+        <w:pStyle w:val="a4"/>
+        <w:widowControl/>
+        <w:numPr>
+          <w:ilvl w:val="0"/>
+          <w:numId w:val="20"/>
+        </w:numPr>
+        <w:tabs>
+          <w:tab w:val="left" w:pos="851"/>
+          <w:tab w:val="left" w:pos="1134"/>
+        </w:tabs>
+        <w:spacing w:line="360" w:lineRule="auto"/>
+        <w:ind w:left="0" w:right="0" w:firstLine="567"/>
+        <w:rPr>
+          <w:rFonts w:cs="Times New Roman"/>
+          <w:szCs w:val="28"/>
+        </w:rPr>
+      </w:pPr>
+      <w:r>
+        <w:rPr>
+          <w:rFonts w:cs="Times New Roman"/>
+          <w:szCs w:val="28"/>
+        </w:rPr>
+        <w:t xml:space="preserve">операционная система: </w:t>
+      </w:r>
+      <w:r>
+        <w:rPr>
+          <w:rFonts w:cs="Times New Roman"/>
+          <w:szCs w:val="28"/>
+        </w:rPr>
+        <w:t xml:space="preserve">Windows </w:t>
+      </w:r>
+      <w:r>
+        <w:rPr>
+          <w:rFonts w:cs="Times New Roman"/>
+          <w:szCs w:val="28"/>
+        </w:rPr>
+        <w:t xml:space="preserve">7 версии или выше, </w:t>
+      </w:r>
+      <w:r>
+        <w:rPr>
+          <w:rFonts w:cs="Times New Roman"/>
+          <w:szCs w:val="28"/>
+        </w:rPr>
+        <w:t xml:space="preserve">Linux </w:t>
+      </w:r>
+      <w:r>
+        <w:rPr>
+          <w:rFonts w:cs="Times New Roman"/>
+          <w:szCs w:val="28"/>
+        </w:rPr>
+        <w:t xml:space="preserve">или </w:t>
+      </w:r>
+      <w:r>
+        <w:rPr>
+          <w:rFonts w:cs="Times New Roman"/>
+          <w:szCs w:val="28"/>
+        </w:rPr>
+        <w:t>macOS</w:t>
+      </w:r>
+      <w:r>
+        <w:rPr>
+          <w:rFonts w:cs="Times New Roman"/>
+          <w:szCs w:val="28"/>
+        </w:rPr>
+        <w:t>;</w:t>
+      </w:r>
+    </w:p>
+    <w:p>
+      <w:pPr>
+        <w:pStyle w:val="a4"/>
+        <w:widowControl/>
+        <w:numPr>
+          <w:ilvl w:val="0"/>
+          <w:numId w:val="20"/>
+        </w:numPr>
+        <w:tabs>
+          <w:tab w:val="left" w:pos="851"/>
+          <w:tab w:val="left" w:pos="1134"/>
+        </w:tabs>
+        <w:spacing w:line="360" w:lineRule="auto"/>
+        <w:ind w:left="0" w:right="0" w:firstLine="567"/>
+        <w:rPr>
+          <w:rFonts w:cs="Times New Roman"/>
+          <w:szCs w:val="28"/>
+        </w:rPr>
+      </w:pPr>
+      <w:r>
+        <w:rPr>
+          <w:rFonts w:cs="Times New Roman"/>
+          <w:szCs w:val="28"/>
+        </w:rPr>
+        <w:t xml:space="preserve">браузер: </w:t>
+      </w:r>
+      <w:r>
+        <w:rPr>
+          <w:rFonts w:cs="Times New Roman"/>
+          <w:szCs w:val="28"/>
+        </w:rPr>
+        <w:t xml:space="preserve">Chrome, Firefox, Microsoft Edge </w:t>
+      </w:r>
+      <w:r>
+        <w:rPr>
+          <w:rFonts w:cs="Times New Roman"/>
+          <w:szCs w:val="28"/>
+        </w:rPr>
+        <w:t>или Яндекс Браузер;</w:t>
+      </w:r>
+      <w:r>
+        <w:rPr>
+          <w:rFonts w:cs="Times New Roman"/>
+          <w:szCs w:val="28"/>
+        </w:rPr>
+        <w:t xml:space="preserve"> </w:t>
+      </w:r>
+    </w:p>
+    <w:p>
+      <w:pPr>
+        <w:pStyle w:val="a4"/>
+        <w:widowControl/>
+        <w:numPr>
+          <w:ilvl w:val="0"/>
+          <w:numId w:val="20"/>
+        </w:numPr>
+        <w:tabs>
+          <w:tab w:val="left" w:pos="851"/>
+          <w:tab w:val="left" w:pos="1134"/>
+        </w:tabs>
+        <w:spacing w:line="360" w:lineRule="auto"/>
+        <w:ind w:left="0" w:right="0" w:firstLine="567"/>
+        <w:rPr>
+          <w:rFonts w:cs="Times New Roman"/>
+          <w:szCs w:val="28"/>
+        </w:rPr>
+      </w:pPr>
+      <w:r>
+        <w:rPr>
+          <w:rFonts w:cs="Times New Roman"/>
+          <w:szCs w:val="28"/>
+        </w:rPr>
+        <w:t>стабильное подключение к интернету с минимальной скоростью 1 Мбит/c</w:t>
+      </w:r>
+      <w:r>
+        <w:rPr>
+          <w:rFonts w:cs="Times New Roman"/>
+          <w:szCs w:val="28"/>
+        </w:rPr>
+        <w:t>;</w:t>
+      </w:r>
+    </w:p>
+    <w:p>
+      <w:pPr>
+        <w:pStyle w:val="a4"/>
+        <w:widowControl/>
+        <w:numPr>
+          <w:ilvl w:val="0"/>
+          <w:numId w:val="20"/>
+        </w:numPr>
+        <w:tabs>
+          <w:tab w:val="left" w:pos="851"/>
+          <w:tab w:val="left" w:pos="1134"/>
+        </w:tabs>
+        <w:spacing w:line="360" w:lineRule="auto"/>
+        <w:ind w:left="0" w:right="0" w:firstLine="567"/>
+        <w:rPr>
+          <w:rFonts w:cs="Times New Roman"/>
+          <w:szCs w:val="28"/>
+        </w:rPr>
+      </w:pPr>
+      <w:bookmarkStart w:id="22" w:name="_GoBack"/>
+      <w:bookmarkEnd w:id="22"/>
     </w:p>
     <w:sectPr>
       <w:headerReference w:type="default" r:id="rId17"/>
@@ -15745,7 +17631,7 @@
 </file>
 
 <file path=word/endnotes.xml><?xml version="1.0" encoding="utf-8"?>
-<w:endnotes xmlns:wpc="http://schemas.microsoft.com/office/word/2010/wordprocessingCanvas" xmlns:cx="http://schemas.microsoft.com/office/drawing/2014/chartex" xmlns:cx1="http://schemas.microsoft.com/office/drawing/2015/9/8/chartex" xmlns:cx2="http://schemas.microsoft.com/office/drawing/2015/10/21/chartex" xmlns:cx3="http://schemas.microsoft.com/office/drawing/2016/5/9/chartex" xmlns:cx4="http://schemas.microsoft.com/office/drawing/2016/5/10/chartex" xmlns:cx5="http://schemas.microsoft.com/office/drawing/2016/5/11/chartex" xmlns:cx6="http://schemas.microsoft.com/office/drawing/2016/5/12/chartex" xmlns:cx7="http://schemas.microsoft.com/office/drawing/2016/5/13/chartex" xmlns:cx8="http://schemas.microsoft.com/office/drawing/2016/5/14/chartex" xmlns:mc="http://schemas.openxmlformats.org/markup-compatibility/2006" xmlns:aink="http://schemas.microsoft.com/office/drawing/2016/ink" xmlns:am3d="http://schemas.microsoft.com/office/drawing/2017/model3d" xmlns:o="urn:schemas-microsoft-com:office:office" xmlns:r="http://schemas.openxmlformats.org/officeDocument/2006/relationships" xmlns:m="http://schemas.openxmlformats.org/officeDocument/2006/math" xmlns:v="urn:schemas-microsoft-com:vml" xmlns:wp14="http://schemas.microsoft.com/office/word/2010/wordprocessingDrawing" xmlns:wp="http://schemas.openxmlformats.org/drawingml/2006/wordprocessingDrawing" xmlns:w10="urn:schemas-microsoft-com:office:word" xmlns:w="http://schemas.openxmlformats.org/wordprocessingml/2006/main" xmlns:w14="http://schemas.microsoft.com/office/word/2010/wordml" xmlns:w15="http://schemas.microsoft.com/office/word/2012/wordml" xmlns:w16cex="http://schemas.microsoft.com/office/word/2018/wordml/cex" xmlns:w16cid="http://schemas.microsoft.com/office/word/2016/wordml/cid" xmlns:w16="http://schemas.microsoft.com/office/word/2018/wordml" xmlns:w16sdtdh="http://schemas.microsoft.com/office/word/2020/wordml/sdtdatahash" xmlns:w16se="http://schemas.microsoft.com/office/word/2015/wordml/symex" xmlns:wpg="http://schemas.microsoft.com/office/word/2010/wordprocessingGroup" xmlns:wpi="http://schemas.microsoft.com/office/word/2010/wordprocessingInk" xmlns:wne="http://schemas.microsoft.com/office/word/2006/wordml" xmlns:wps="http://schemas.microsoft.com/office/word/2010/wordprocessingShape" mc:Ignorable="w14 w15 w16se w16cid w16 w16cex w16sdtdh wp14">
+<w:endnotes xmlns:wpc="http://schemas.microsoft.com/office/word/2010/wordprocessingCanvas" xmlns:cx="http://schemas.microsoft.com/office/drawing/2014/chartex" xmlns:mc="http://schemas.openxmlformats.org/markup-compatibility/2006" xmlns:o="urn:schemas-microsoft-com:office:office" xmlns:r="http://schemas.openxmlformats.org/officeDocument/2006/relationships" xmlns:m="http://schemas.openxmlformats.org/officeDocument/2006/math" xmlns:v="urn:schemas-microsoft-com:vml" xmlns:wp14="http://schemas.microsoft.com/office/word/2010/wordprocessingDrawing" xmlns:wp="http://schemas.openxmlformats.org/drawingml/2006/wordprocessingDrawing" xmlns:w10="urn:schemas-microsoft-com:office:word" xmlns:w="http://schemas.openxmlformats.org/wordprocessingml/2006/main" xmlns:w14="http://schemas.microsoft.com/office/word/2010/wordml" xmlns:w15="http://schemas.microsoft.com/office/word/2012/wordml" xmlns:w16se="http://schemas.microsoft.com/office/word/2015/wordml/symex" xmlns:wpg="http://schemas.microsoft.com/office/word/2010/wordprocessingGroup" xmlns:wpi="http://schemas.microsoft.com/office/word/2010/wordprocessingInk" xmlns:wne="http://schemas.microsoft.com/office/word/2006/wordml" xmlns:wps="http://schemas.microsoft.com/office/word/2010/wordprocessingShape" mc:Ignorable="w14 w15 w16se wp14">
   <w:endnote w:type="separator" w:id="-1">
     <w:p>
       <w:pPr>
@@ -15770,7 +17656,7 @@
 </file>
 
 <file path=word/footer1.xml><?xml version="1.0" encoding="utf-8"?>
-<w:ftr xmlns:wpc="http://schemas.microsoft.com/office/word/2010/wordprocessingCanvas" xmlns:cx="http://schemas.microsoft.com/office/drawing/2014/chartex" xmlns:cx1="http://schemas.microsoft.com/office/drawing/2015/9/8/chartex" xmlns:cx2="http://schemas.microsoft.com/office/drawing/2015/10/21/chartex" xmlns:cx3="http://schemas.microsoft.com/office/drawing/2016/5/9/chartex" xmlns:cx4="http://schemas.microsoft.com/office/drawing/2016/5/10/chartex" xmlns:cx5="http://schemas.microsoft.com/office/drawing/2016/5/11/chartex" xmlns:cx6="http://schemas.microsoft.com/office/drawing/2016/5/12/chartex" xmlns:cx7="http://schemas.microsoft.com/office/drawing/2016/5/13/chartex" xmlns:cx8="http://schemas.microsoft.com/office/drawing/2016/5/14/chartex" xmlns:mc="http://schemas.openxmlformats.org/markup-compatibility/2006" xmlns:aink="http://schemas.microsoft.com/office/drawing/2016/ink" xmlns:am3d="http://schemas.microsoft.com/office/drawing/2017/model3d" xmlns:o="urn:schemas-microsoft-com:office:office" xmlns:r="http://schemas.openxmlformats.org/officeDocument/2006/relationships" xmlns:m="http://schemas.openxmlformats.org/officeDocument/2006/math" xmlns:v="urn:schemas-microsoft-com:vml" xmlns:wp14="http://schemas.microsoft.com/office/word/2010/wordprocessingDrawing" xmlns:wp="http://schemas.openxmlformats.org/drawingml/2006/wordprocessingDrawing" xmlns:w10="urn:schemas-microsoft-com:office:word" xmlns:w="http://schemas.openxmlformats.org/wordprocessingml/2006/main" xmlns:w14="http://schemas.microsoft.com/office/word/2010/wordml" xmlns:w15="http://schemas.microsoft.com/office/word/2012/wordml" xmlns:w16cex="http://schemas.microsoft.com/office/word/2018/wordml/cex" xmlns:w16cid="http://schemas.microsoft.com/office/word/2016/wordml/cid" xmlns:w16="http://schemas.microsoft.com/office/word/2018/wordml" xmlns:w16sdtdh="http://schemas.microsoft.com/office/word/2020/wordml/sdtdatahash" xmlns:w16se="http://schemas.microsoft.com/office/word/2015/wordml/symex" xmlns:wpg="http://schemas.microsoft.com/office/word/2010/wordprocessingGroup" xmlns:wpi="http://schemas.microsoft.com/office/word/2010/wordprocessingInk" xmlns:wne="http://schemas.microsoft.com/office/word/2006/wordml" xmlns:wps="http://schemas.microsoft.com/office/word/2010/wordprocessingShape" mc:Ignorable="w14 w15 w16se w16cid w16 w16cex w16sdtdh wp14">
+<w:ftr xmlns:wpc="http://schemas.microsoft.com/office/word/2010/wordprocessingCanvas" xmlns:cx="http://schemas.microsoft.com/office/drawing/2014/chartex" xmlns:mc="http://schemas.openxmlformats.org/markup-compatibility/2006" xmlns:o="urn:schemas-microsoft-com:office:office" xmlns:r="http://schemas.openxmlformats.org/officeDocument/2006/relationships" xmlns:m="http://schemas.openxmlformats.org/officeDocument/2006/math" xmlns:v="urn:schemas-microsoft-com:vml" xmlns:wp14="http://schemas.microsoft.com/office/word/2010/wordprocessingDrawing" xmlns:wp="http://schemas.openxmlformats.org/drawingml/2006/wordprocessingDrawing" xmlns:w10="urn:schemas-microsoft-com:office:word" xmlns:w="http://schemas.openxmlformats.org/wordprocessingml/2006/main" xmlns:w14="http://schemas.microsoft.com/office/word/2010/wordml" xmlns:w15="http://schemas.microsoft.com/office/word/2012/wordml" xmlns:w16se="http://schemas.microsoft.com/office/word/2015/wordml/symex" xmlns:wpg="http://schemas.microsoft.com/office/word/2010/wordprocessingGroup" xmlns:wpi="http://schemas.microsoft.com/office/word/2010/wordprocessingInk" xmlns:wne="http://schemas.microsoft.com/office/word/2006/wordml" xmlns:wps="http://schemas.microsoft.com/office/word/2010/wordprocessingShape" mc:Ignorable="w14 w15 w16se wp14">
   <w:p>
     <w:pPr>
       <w:pStyle w:val="aa"/>
@@ -18089,7 +19975,7 @@
         </mc:Choice>
         <mc:Fallback>
           <w:pict>
-            <v:group w14:anchorId="54EC97D7" id="Group 66" o:spid="_x0000_s1026" style="position:absolute;left:0;text-align:left;margin-left:61.8pt;margin-top:20.25pt;width:519.45pt;height:809.05pt;z-index:251663360;mso-position-horizontal-relative:page;mso-position-vertical-relative:page" coordsize="20000,20000" o:gfxdata="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" o:allowincell="f">
+            <v:group w14:anchorId="54EC97D7" id="Group 66" o:spid="_x0000_s1026" style="position:absolute;left:0;text-align:left;margin-left:61.8pt;margin-top:20.25pt;width:519.45pt;height:809.05pt;z-index:251663360;mso-position-horizontal-relative:page;mso-position-vertical-relative:page" coordsize="20000,20000" o:gfxdata="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" o:allowincell="f">
               <v:rect id="Rectangle 67" o:spid="_x0000_s1027" style="position:absolute;width:20000;height:20000;visibility:visible;mso-wrap-style:square;v-text-anchor:top" o:gfxdata="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" filled="f" strokeweight="2pt"/>
               <v:line id="Line 68" o:spid="_x0000_s1028" style="position:absolute;visibility:visible;mso-wrap-style:square" from="993,17183" to="995,18221" o:connectortype="straight" o:gfxdata="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" strokeweight="2pt"/>
               <v:line id="Line 69" o:spid="_x0000_s1029" style="position:absolute;visibility:visible;mso-wrap-style:square" from="10,17173" to="19977,17174" o:connectortype="straight" o:gfxdata="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" strokeweight="2pt"/>
@@ -18751,7 +20637,7 @@
 </file>
 
 <file path=word/footer2.xml><?xml version="1.0" encoding="utf-8"?>
-<w:ftr xmlns:wpc="http://schemas.microsoft.com/office/word/2010/wordprocessingCanvas" xmlns:cx="http://schemas.microsoft.com/office/drawing/2014/chartex" xmlns:cx1="http://schemas.microsoft.com/office/drawing/2015/9/8/chartex" xmlns:cx2="http://schemas.microsoft.com/office/drawing/2015/10/21/chartex" xmlns:cx3="http://schemas.microsoft.com/office/drawing/2016/5/9/chartex" xmlns:cx4="http://schemas.microsoft.com/office/drawing/2016/5/10/chartex" xmlns:cx5="http://schemas.microsoft.com/office/drawing/2016/5/11/chartex" xmlns:cx6="http://schemas.microsoft.com/office/drawing/2016/5/12/chartex" xmlns:cx7="http://schemas.microsoft.com/office/drawing/2016/5/13/chartex" xmlns:cx8="http://schemas.microsoft.com/office/drawing/2016/5/14/chartex" xmlns:mc="http://schemas.openxmlformats.org/markup-compatibility/2006" xmlns:aink="http://schemas.microsoft.com/office/drawing/2016/ink" xmlns:am3d="http://schemas.microsoft.com/office/drawing/2017/model3d" xmlns:o="urn:schemas-microsoft-com:office:office" xmlns:r="http://schemas.openxmlformats.org/officeDocument/2006/relationships" xmlns:m="http://schemas.openxmlformats.org/officeDocument/2006/math" xmlns:v="urn:schemas-microsoft-com:vml" xmlns:wp14="http://schemas.microsoft.com/office/word/2010/wordprocessingDrawing" xmlns:wp="http://schemas.openxmlformats.org/drawingml/2006/wordprocessingDrawing" xmlns:w10="urn:schemas-microsoft-com:office:word" xmlns:w="http://schemas.openxmlformats.org/wordprocessingml/2006/main" xmlns:w14="http://schemas.microsoft.com/office/word/2010/wordml" xmlns:w15="http://schemas.microsoft.com/office/word/2012/wordml" xmlns:w16cex="http://schemas.microsoft.com/office/word/2018/wordml/cex" xmlns:w16cid="http://schemas.microsoft.com/office/word/2016/wordml/cid" xmlns:w16="http://schemas.microsoft.com/office/word/2018/wordml" xmlns:w16sdtdh="http://schemas.microsoft.com/office/word/2020/wordml/sdtdatahash" xmlns:w16se="http://schemas.microsoft.com/office/word/2015/wordml/symex" xmlns:wpg="http://schemas.microsoft.com/office/word/2010/wordprocessingGroup" xmlns:wpi="http://schemas.microsoft.com/office/word/2010/wordprocessingInk" xmlns:wne="http://schemas.microsoft.com/office/word/2006/wordml" xmlns:wps="http://schemas.microsoft.com/office/word/2010/wordprocessingShape" mc:Ignorable="w14 w15 w16se w16cid w16 w16cex w16sdtdh wp14">
+<w:ftr xmlns:wpc="http://schemas.microsoft.com/office/word/2010/wordprocessingCanvas" xmlns:cx="http://schemas.microsoft.com/office/drawing/2014/chartex" xmlns:mc="http://schemas.openxmlformats.org/markup-compatibility/2006" xmlns:o="urn:schemas-microsoft-com:office:office" xmlns:r="http://schemas.openxmlformats.org/officeDocument/2006/relationships" xmlns:m="http://schemas.openxmlformats.org/officeDocument/2006/math" xmlns:v="urn:schemas-microsoft-com:vml" xmlns:wp14="http://schemas.microsoft.com/office/word/2010/wordprocessingDrawing" xmlns:wp="http://schemas.openxmlformats.org/drawingml/2006/wordprocessingDrawing" xmlns:w10="urn:schemas-microsoft-com:office:word" xmlns:w="http://schemas.openxmlformats.org/wordprocessingml/2006/main" xmlns:w14="http://schemas.microsoft.com/office/word/2010/wordml" xmlns:w15="http://schemas.microsoft.com/office/word/2012/wordml" xmlns:w16se="http://schemas.microsoft.com/office/word/2015/wordml/symex" xmlns:wpg="http://schemas.microsoft.com/office/word/2010/wordprocessingGroup" xmlns:wpi="http://schemas.microsoft.com/office/word/2010/wordprocessingInk" xmlns:wne="http://schemas.microsoft.com/office/word/2006/wordml" xmlns:wps="http://schemas.microsoft.com/office/word/2010/wordprocessingShape" mc:Ignorable="w14 w15 w16se wp14">
   <w:p>
     <w:pPr>
       <w:pStyle w:val="aa"/>
@@ -18761,7 +20647,7 @@
 </file>
 
 <file path=word/footnotes.xml><?xml version="1.0" encoding="utf-8"?>
-<w:footnotes xmlns:wpc="http://schemas.microsoft.com/office/word/2010/wordprocessingCanvas" xmlns:cx="http://schemas.microsoft.com/office/drawing/2014/chartex" xmlns:cx1="http://schemas.microsoft.com/office/drawing/2015/9/8/chartex" xmlns:cx2="http://schemas.microsoft.com/office/drawing/2015/10/21/chartex" xmlns:cx3="http://schemas.microsoft.com/office/drawing/2016/5/9/chartex" xmlns:cx4="http://schemas.microsoft.com/office/drawing/2016/5/10/chartex" xmlns:cx5="http://schemas.microsoft.com/office/drawing/2016/5/11/chartex" xmlns:cx6="http://schemas.microsoft.com/office/drawing/2016/5/12/chartex" xmlns:cx7="http://schemas.microsoft.com/office/drawing/2016/5/13/chartex" xmlns:cx8="http://schemas.microsoft.com/office/drawing/2016/5/14/chartex" xmlns:mc="http://schemas.openxmlformats.org/markup-compatibility/2006" xmlns:aink="http://schemas.microsoft.com/office/drawing/2016/ink" xmlns:am3d="http://schemas.microsoft.com/office/drawing/2017/model3d" xmlns:o="urn:schemas-microsoft-com:office:office" xmlns:r="http://schemas.openxmlformats.org/officeDocument/2006/relationships" xmlns:m="http://schemas.openxmlformats.org/officeDocument/2006/math" xmlns:v="urn:schemas-microsoft-com:vml" xmlns:wp14="http://schemas.microsoft.com/office/word/2010/wordprocessingDrawing" xmlns:wp="http://schemas.openxmlformats.org/drawingml/2006/wordprocessingDrawing" xmlns:w10="urn:schemas-microsoft-com:office:word" xmlns:w="http://schemas.openxmlformats.org/wordprocessingml/2006/main" xmlns:w14="http://schemas.microsoft.com/office/word/2010/wordml" xmlns:w15="http://schemas.microsoft.com/office/word/2012/wordml" xmlns:w16cex="http://schemas.microsoft.com/office/word/2018/wordml/cex" xmlns:w16cid="http://schemas.microsoft.com/office/word/2016/wordml/cid" xmlns:w16="http://schemas.microsoft.com/office/word/2018/wordml" xmlns:w16sdtdh="http://schemas.microsoft.com/office/word/2020/wordml/sdtdatahash" xmlns:w16se="http://schemas.microsoft.com/office/word/2015/wordml/symex" xmlns:wpg="http://schemas.microsoft.com/office/word/2010/wordprocessingGroup" xmlns:wpi="http://schemas.microsoft.com/office/word/2010/wordprocessingInk" xmlns:wne="http://schemas.microsoft.com/office/word/2006/wordml" xmlns:wps="http://schemas.microsoft.com/office/word/2010/wordprocessingShape" mc:Ignorable="w14 w15 w16se w16cid w16 w16cex w16sdtdh wp14">
+<w:footnotes xmlns:wpc="http://schemas.microsoft.com/office/word/2010/wordprocessingCanvas" xmlns:cx="http://schemas.microsoft.com/office/drawing/2014/chartex" xmlns:mc="http://schemas.openxmlformats.org/markup-compatibility/2006" xmlns:o="urn:schemas-microsoft-com:office:office" xmlns:r="http://schemas.openxmlformats.org/officeDocument/2006/relationships" xmlns:m="http://schemas.openxmlformats.org/officeDocument/2006/math" xmlns:v="urn:schemas-microsoft-com:vml" xmlns:wp14="http://schemas.microsoft.com/office/word/2010/wordprocessingDrawing" xmlns:wp="http://schemas.openxmlformats.org/drawingml/2006/wordprocessingDrawing" xmlns:w10="urn:schemas-microsoft-com:office:word" xmlns:w="http://schemas.openxmlformats.org/wordprocessingml/2006/main" xmlns:w14="http://schemas.microsoft.com/office/word/2010/wordml" xmlns:w15="http://schemas.microsoft.com/office/word/2012/wordml" xmlns:w16se="http://schemas.microsoft.com/office/word/2015/wordml/symex" xmlns:wpg="http://schemas.microsoft.com/office/word/2010/wordprocessingGroup" xmlns:wpi="http://schemas.microsoft.com/office/word/2010/wordprocessingInk" xmlns:wne="http://schemas.microsoft.com/office/word/2006/wordml" xmlns:wps="http://schemas.microsoft.com/office/word/2010/wordprocessingShape" mc:Ignorable="w14 w15 w16se wp14">
   <w:footnote w:type="separator" w:id="-1">
     <w:p>
       <w:pPr>
@@ -18786,7 +20672,7 @@
 </file>
 
 <file path=word/header1.xml><?xml version="1.0" encoding="utf-8"?>
-<w:hdr xmlns:wpc="http://schemas.microsoft.com/office/word/2010/wordprocessingCanvas" xmlns:cx="http://schemas.microsoft.com/office/drawing/2014/chartex" xmlns:cx1="http://schemas.microsoft.com/office/drawing/2015/9/8/chartex" xmlns:cx2="http://schemas.microsoft.com/office/drawing/2015/10/21/chartex" xmlns:cx3="http://schemas.microsoft.com/office/drawing/2016/5/9/chartex" xmlns:cx4="http://schemas.microsoft.com/office/drawing/2016/5/10/chartex" xmlns:cx5="http://schemas.microsoft.com/office/drawing/2016/5/11/chartex" xmlns:cx6="http://schemas.microsoft.com/office/drawing/2016/5/12/chartex" xmlns:cx7="http://schemas.microsoft.com/office/drawing/2016/5/13/chartex" xmlns:cx8="http://schemas.microsoft.com/office/drawing/2016/5/14/chartex" xmlns:mc="http://schemas.openxmlformats.org/markup-compatibility/2006" xmlns:aink="http://schemas.microsoft.com/office/drawing/2016/ink" xmlns:am3d="http://schemas.microsoft.com/office/drawing/2017/model3d" xmlns:o="urn:schemas-microsoft-com:office:office" xmlns:r="http://schemas.openxmlformats.org/officeDocument/2006/relationships" xmlns:m="http://schemas.openxmlformats.org/officeDocument/2006/math" xmlns:v="urn:schemas-microsoft-com:vml" xmlns:wp14="http://schemas.microsoft.com/office/word/2010/wordprocessingDrawing" xmlns:wp="http://schemas.openxmlformats.org/drawingml/2006/wordprocessingDrawing" xmlns:w10="urn:schemas-microsoft-com:office:word" xmlns:w="http://schemas.openxmlformats.org/wordprocessingml/2006/main" xmlns:w14="http://schemas.microsoft.com/office/word/2010/wordml" xmlns:w15="http://schemas.microsoft.com/office/word/2012/wordml" xmlns:w16cex="http://schemas.microsoft.com/office/word/2018/wordml/cex" xmlns:w16cid="http://schemas.microsoft.com/office/word/2016/wordml/cid" xmlns:w16="http://schemas.microsoft.com/office/word/2018/wordml" xmlns:w16sdtdh="http://schemas.microsoft.com/office/word/2020/wordml/sdtdatahash" xmlns:w16se="http://schemas.microsoft.com/office/word/2015/wordml/symex" xmlns:wpg="http://schemas.microsoft.com/office/word/2010/wordprocessingGroup" xmlns:wpi="http://schemas.microsoft.com/office/word/2010/wordprocessingInk" xmlns:wne="http://schemas.microsoft.com/office/word/2006/wordml" xmlns:wps="http://schemas.microsoft.com/office/word/2010/wordprocessingShape" mc:Ignorable="w14 w15 w16se w16cid w16 w16cex w16sdtdh wp14">
+<w:hdr xmlns:wpc="http://schemas.microsoft.com/office/word/2010/wordprocessingCanvas" xmlns:cx="http://schemas.microsoft.com/office/drawing/2014/chartex" xmlns:mc="http://schemas.openxmlformats.org/markup-compatibility/2006" xmlns:o="urn:schemas-microsoft-com:office:office" xmlns:r="http://schemas.openxmlformats.org/officeDocument/2006/relationships" xmlns:m="http://schemas.openxmlformats.org/officeDocument/2006/math" xmlns:v="urn:schemas-microsoft-com:vml" xmlns:wp14="http://schemas.microsoft.com/office/word/2010/wordprocessingDrawing" xmlns:wp="http://schemas.openxmlformats.org/drawingml/2006/wordprocessingDrawing" xmlns:w10="urn:schemas-microsoft-com:office:word" xmlns:w="http://schemas.openxmlformats.org/wordprocessingml/2006/main" xmlns:w14="http://schemas.microsoft.com/office/word/2010/wordml" xmlns:w15="http://schemas.microsoft.com/office/word/2012/wordml" xmlns:w16se="http://schemas.microsoft.com/office/word/2015/wordml/symex" xmlns:wpg="http://schemas.microsoft.com/office/word/2010/wordprocessingGroup" xmlns:wpi="http://schemas.microsoft.com/office/word/2010/wordprocessingInk" xmlns:wne="http://schemas.microsoft.com/office/word/2006/wordml" xmlns:wps="http://schemas.microsoft.com/office/word/2010/wordprocessingShape" mc:Ignorable="w14 w15 w16se wp14">
   <w:p>
     <w:pPr>
       <w:pStyle w:val="a8"/>
@@ -18796,7 +20682,7 @@
 </file>
 
 <file path=word/header2.xml><?xml version="1.0" encoding="utf-8"?>
-<w:hdr xmlns:wpc="http://schemas.microsoft.com/office/word/2010/wordprocessingCanvas" xmlns:cx="http://schemas.microsoft.com/office/drawing/2014/chartex" xmlns:cx1="http://schemas.microsoft.com/office/drawing/2015/9/8/chartex" xmlns:cx2="http://schemas.microsoft.com/office/drawing/2015/10/21/chartex" xmlns:cx3="http://schemas.microsoft.com/office/drawing/2016/5/9/chartex" xmlns:cx4="http://schemas.microsoft.com/office/drawing/2016/5/10/chartex" xmlns:cx5="http://schemas.microsoft.com/office/drawing/2016/5/11/chartex" xmlns:cx6="http://schemas.microsoft.com/office/drawing/2016/5/12/chartex" xmlns:cx7="http://schemas.microsoft.com/office/drawing/2016/5/13/chartex" xmlns:cx8="http://schemas.microsoft.com/office/drawing/2016/5/14/chartex" xmlns:mc="http://schemas.openxmlformats.org/markup-compatibility/2006" xmlns:aink="http://schemas.microsoft.com/office/drawing/2016/ink" xmlns:am3d="http://schemas.microsoft.com/office/drawing/2017/model3d" xmlns:o="urn:schemas-microsoft-com:office:office" xmlns:r="http://schemas.openxmlformats.org/officeDocument/2006/relationships" xmlns:m="http://schemas.openxmlformats.org/officeDocument/2006/math" xmlns:v="urn:schemas-microsoft-com:vml" xmlns:wp14="http://schemas.microsoft.com/office/word/2010/wordprocessingDrawing" xmlns:wp="http://schemas.openxmlformats.org/drawingml/2006/wordprocessingDrawing" xmlns:w10="urn:schemas-microsoft-com:office:word" xmlns:w="http://schemas.openxmlformats.org/wordprocessingml/2006/main" xmlns:w14="http://schemas.microsoft.com/office/word/2010/wordml" xmlns:w15="http://schemas.microsoft.com/office/word/2012/wordml" xmlns:w16cex="http://schemas.microsoft.com/office/word/2018/wordml/cex" xmlns:w16cid="http://schemas.microsoft.com/office/word/2016/wordml/cid" xmlns:w16="http://schemas.microsoft.com/office/word/2018/wordml" xmlns:w16sdtdh="http://schemas.microsoft.com/office/word/2020/wordml/sdtdatahash" xmlns:w16se="http://schemas.microsoft.com/office/word/2015/wordml/symex" xmlns:wpg="http://schemas.microsoft.com/office/word/2010/wordprocessingGroup" xmlns:wpi="http://schemas.microsoft.com/office/word/2010/wordprocessingInk" xmlns:wne="http://schemas.microsoft.com/office/word/2006/wordml" xmlns:wps="http://schemas.microsoft.com/office/word/2010/wordprocessingShape" mc:Ignorable="w14 w15 w16se w16cid w16 w16cex w16sdtdh wp14">
+<w:hdr xmlns:wpc="http://schemas.microsoft.com/office/word/2010/wordprocessingCanvas" xmlns:cx="http://schemas.microsoft.com/office/drawing/2014/chartex" xmlns:mc="http://schemas.openxmlformats.org/markup-compatibility/2006" xmlns:o="urn:schemas-microsoft-com:office:office" xmlns:r="http://schemas.openxmlformats.org/officeDocument/2006/relationships" xmlns:m="http://schemas.openxmlformats.org/officeDocument/2006/math" xmlns:v="urn:schemas-microsoft-com:vml" xmlns:wp14="http://schemas.microsoft.com/office/word/2010/wordprocessingDrawing" xmlns:wp="http://schemas.openxmlformats.org/drawingml/2006/wordprocessingDrawing" xmlns:w10="urn:schemas-microsoft-com:office:word" xmlns:w="http://schemas.openxmlformats.org/wordprocessingml/2006/main" xmlns:w14="http://schemas.microsoft.com/office/word/2010/wordml" xmlns:w15="http://schemas.microsoft.com/office/word/2012/wordml" xmlns:w16se="http://schemas.microsoft.com/office/word/2015/wordml/symex" xmlns:wpg="http://schemas.microsoft.com/office/word/2010/wordprocessingGroup" xmlns:wpi="http://schemas.microsoft.com/office/word/2010/wordprocessingInk" xmlns:wne="http://schemas.microsoft.com/office/word/2006/wordml" xmlns:wps="http://schemas.microsoft.com/office/word/2010/wordprocessingShape" mc:Ignorable="w14 w15 w16se wp14">
   <w:p>
     <w:pPr>
       <w:pStyle w:val="a8"/>
@@ -19633,7 +21519,7 @@
                                 <w:szCs w:val="18"/>
                                 <w:lang w:val="ru-RU"/>
                               </w:rPr>
-                              <w:t>17</w:t>
+                              <w:t>19</w:t>
                             </w:r>
                             <w:r>
                               <w:rPr>
@@ -19780,7 +21666,7 @@
         </mc:Choice>
         <mc:Fallback>
           <w:pict>
-            <v:group w14:anchorId="1AA3D4EF" id="Group 221" o:spid="_x0000_s1076" style="position:absolute;left:0;text-align:left;margin-left:56.1pt;margin-top:15.05pt;width:525.25pt;height:813.45pt;z-index:251661312;mso-position-horizontal-relative:page;mso-position-vertical-relative:page" coordsize="20000,20000" o:gfxdata="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" o:allowincell="f">
+            <v:group w14:anchorId="1AA3D4EF" id="Group 221" o:spid="_x0000_s1076" style="position:absolute;left:0;text-align:left;margin-left:56.1pt;margin-top:15.05pt;width:525.25pt;height:813.45pt;z-index:251661312;mso-position-horizontal-relative:page;mso-position-vertical-relative:page" coordsize="20000,20000" o:gfxdata="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" o:allowincell="f">
               <v:rect id="Rectangle 222" o:spid="_x0000_s1077" style="position:absolute;width:20000;height:20000;visibility:visible;mso-wrap-style:square;v-text-anchor:top" o:gfxdata="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" filled="f" strokeweight="2pt"/>
               <v:line id="Line 223" o:spid="_x0000_s1078" style="position:absolute;visibility:visible;mso-wrap-style:square" from="1093,18949" to="1095,19989" o:connectortype="straight" o:gfxdata="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" strokeweight="2pt"/>
               <v:line id="Line 224" o:spid="_x0000_s1079" style="position:absolute;visibility:visible;mso-wrap-style:square" from="10,18941" to="19977,18942" o:connectortype="straight" o:gfxdata="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" strokeweight="2pt"/>
@@ -19960,7 +21846,7 @@
                           <w:szCs w:val="18"/>
                           <w:lang w:val="ru-RU"/>
                         </w:rPr>
-                        <w:t>17</w:t>
+                        <w:t>19</w:t>
                       </w:r>
                       <w:r>
                         <w:rPr>
@@ -20062,7 +21948,7 @@
 </file>
 
 <file path=word/numbering.xml><?xml version="1.0" encoding="utf-8"?>
-<w:numbering xmlns:wpc="http://schemas.microsoft.com/office/word/2010/wordprocessingCanvas" xmlns:cx="http://schemas.microsoft.com/office/drawing/2014/chartex" xmlns:cx1="http://schemas.microsoft.com/office/drawing/2015/9/8/chartex" xmlns:cx2="http://schemas.microsoft.com/office/drawing/2015/10/21/chartex" xmlns:cx3="http://schemas.microsoft.com/office/drawing/2016/5/9/chartex" xmlns:cx4="http://schemas.microsoft.com/office/drawing/2016/5/10/chartex" xmlns:cx5="http://schemas.microsoft.com/office/drawing/2016/5/11/chartex" xmlns:cx6="http://schemas.microsoft.com/office/drawing/2016/5/12/chartex" xmlns:cx7="http://schemas.microsoft.com/office/drawing/2016/5/13/chartex" xmlns:cx8="http://schemas.microsoft.com/office/drawing/2016/5/14/chartex" xmlns:mc="http://schemas.openxmlformats.org/markup-compatibility/2006" xmlns:aink="http://schemas.microsoft.com/office/drawing/2016/ink" xmlns:am3d="http://schemas.microsoft.com/office/drawing/2017/model3d" xmlns:o="urn:schemas-microsoft-com:office:office" xmlns:r="http://schemas.openxmlformats.org/officeDocument/2006/relationships" xmlns:m="http://schemas.openxmlformats.org/officeDocument/2006/math" xmlns:v="urn:schemas-microsoft-com:vml" xmlns:wp14="http://schemas.microsoft.com/office/word/2010/wordprocessingDrawing" xmlns:wp="http://schemas.openxmlformats.org/drawingml/2006/wordprocessingDrawing" xmlns:w10="urn:schemas-microsoft-com:office:word" xmlns:w="http://schemas.openxmlformats.org/wordprocessingml/2006/main" xmlns:w14="http://schemas.microsoft.com/office/word/2010/wordml" xmlns:w15="http://schemas.microsoft.com/office/word/2012/wordml" xmlns:w16cex="http://schemas.microsoft.com/office/word/2018/wordml/cex" xmlns:w16cid="http://schemas.microsoft.com/office/word/2016/wordml/cid" xmlns:w16="http://schemas.microsoft.com/office/word/2018/wordml" xmlns:w16sdtdh="http://schemas.microsoft.com/office/word/2020/wordml/sdtdatahash" xmlns:w16se="http://schemas.microsoft.com/office/word/2015/wordml/symex" xmlns:wpg="http://schemas.microsoft.com/office/word/2010/wordprocessingGroup" xmlns:wpi="http://schemas.microsoft.com/office/word/2010/wordprocessingInk" xmlns:wne="http://schemas.microsoft.com/office/word/2006/wordml" xmlns:wps="http://schemas.microsoft.com/office/word/2010/wordprocessingShape" mc:Ignorable="w14 w15 w16se w16cid w16 w16cex w16sdtdh wp14">
+<w:numbering xmlns:wpc="http://schemas.microsoft.com/office/word/2010/wordprocessingCanvas" xmlns:cx="http://schemas.microsoft.com/office/drawing/2014/chartex" xmlns:mc="http://schemas.openxmlformats.org/markup-compatibility/2006" xmlns:o="urn:schemas-microsoft-com:office:office" xmlns:r="http://schemas.openxmlformats.org/officeDocument/2006/relationships" xmlns:m="http://schemas.openxmlformats.org/officeDocument/2006/math" xmlns:v="urn:schemas-microsoft-com:vml" xmlns:wp14="http://schemas.microsoft.com/office/word/2010/wordprocessingDrawing" xmlns:wp="http://schemas.openxmlformats.org/drawingml/2006/wordprocessingDrawing" xmlns:w10="urn:schemas-microsoft-com:office:word" xmlns:w="http://schemas.openxmlformats.org/wordprocessingml/2006/main" xmlns:w14="http://schemas.microsoft.com/office/word/2010/wordml" xmlns:w15="http://schemas.microsoft.com/office/word/2012/wordml" xmlns:w16se="http://schemas.microsoft.com/office/word/2015/wordml/symex" xmlns:wpg="http://schemas.microsoft.com/office/word/2010/wordprocessingGroup" xmlns:wpi="http://schemas.microsoft.com/office/word/2010/wordprocessingInk" xmlns:wne="http://schemas.microsoft.com/office/word/2006/wordml" xmlns:wps="http://schemas.microsoft.com/office/word/2010/wordprocessingShape" mc:Ignorable="w14 w15 w16se wp14">
   <w:abstractNum w:abstractNumId="0" w15:restartNumberingAfterBreak="0">
     <w:nsid w:val="044F6986"/>
     <w:multiLevelType w:val="multilevel"/>
@@ -20213,906 +22099,15 @@
     </w:lvl>
   </w:abstractNum>
   <w:abstractNum w:abstractNumId="1" w15:restartNumberingAfterBreak="0">
-    <w:nsid w:val="0C414036"/>
+    <w:nsid w:val="06F3438A"/>
     <w:multiLevelType w:val="hybridMultilevel"/>
-    <w:tmpl w:val="15361498"/>
-    <w:lvl w:ilvl="0" w:tplc="89AE769C">
-      <w:start w:val="1"/>
-      <w:numFmt w:val="bullet"/>
-      <w:lvlText w:val=""/>
-      <w:lvlJc w:val="left"/>
-      <w:pPr>
-        <w:tabs>
-          <w:tab w:val="num" w:pos="1287"/>
-        </w:tabs>
-        <w:ind w:left="1287" w:hanging="360"/>
-      </w:pPr>
-      <w:rPr>
-        <w:rFonts w:ascii="Symbol" w:hAnsi="Symbol" w:hint="default"/>
-      </w:rPr>
-    </w:lvl>
-    <w:lvl w:ilvl="1" w:tplc="04190003" w:tentative="1">
-      <w:start w:val="1"/>
-      <w:numFmt w:val="bullet"/>
-      <w:lvlText w:val="o"/>
-      <w:lvlJc w:val="left"/>
-      <w:pPr>
-        <w:tabs>
-          <w:tab w:val="num" w:pos="1440"/>
-        </w:tabs>
-        <w:ind w:left="1440" w:hanging="360"/>
-      </w:pPr>
-      <w:rPr>
-        <w:rFonts w:ascii="Courier New" w:hAnsi="Courier New" w:cs="Courier New" w:hint="default"/>
-      </w:rPr>
-    </w:lvl>
-    <w:lvl w:ilvl="2" w:tplc="04190005" w:tentative="1">
-      <w:start w:val="1"/>
-      <w:numFmt w:val="bullet"/>
-      <w:lvlText w:val=""/>
-      <w:lvlJc w:val="left"/>
-      <w:pPr>
-        <w:tabs>
-          <w:tab w:val="num" w:pos="2160"/>
-        </w:tabs>
-        <w:ind w:left="2160" w:hanging="360"/>
-      </w:pPr>
-      <w:rPr>
-        <w:rFonts w:ascii="Wingdings" w:hAnsi="Wingdings" w:hint="default"/>
-      </w:rPr>
-    </w:lvl>
-    <w:lvl w:ilvl="3" w:tplc="04190001" w:tentative="1">
-      <w:start w:val="1"/>
-      <w:numFmt w:val="bullet"/>
-      <w:lvlText w:val=""/>
-      <w:lvlJc w:val="left"/>
-      <w:pPr>
-        <w:tabs>
-          <w:tab w:val="num" w:pos="2880"/>
-        </w:tabs>
-        <w:ind w:left="2880" w:hanging="360"/>
-      </w:pPr>
-      <w:rPr>
-        <w:rFonts w:ascii="Symbol" w:hAnsi="Symbol" w:hint="default"/>
-      </w:rPr>
-    </w:lvl>
-    <w:lvl w:ilvl="4" w:tplc="04190003" w:tentative="1">
-      <w:start w:val="1"/>
-      <w:numFmt w:val="bullet"/>
-      <w:lvlText w:val="o"/>
-      <w:lvlJc w:val="left"/>
-      <w:pPr>
-        <w:tabs>
-          <w:tab w:val="num" w:pos="3600"/>
-        </w:tabs>
-        <w:ind w:left="3600" w:hanging="360"/>
-      </w:pPr>
-      <w:rPr>
-        <w:rFonts w:ascii="Courier New" w:hAnsi="Courier New" w:cs="Courier New" w:hint="default"/>
-      </w:rPr>
-    </w:lvl>
-    <w:lvl w:ilvl="5" w:tplc="04190005" w:tentative="1">
-      <w:start w:val="1"/>
-      <w:numFmt w:val="bullet"/>
-      <w:lvlText w:val=""/>
-      <w:lvlJc w:val="left"/>
-      <w:pPr>
-        <w:tabs>
-          <w:tab w:val="num" w:pos="4320"/>
-        </w:tabs>
-        <w:ind w:left="4320" w:hanging="360"/>
-      </w:pPr>
-      <w:rPr>
-        <w:rFonts w:ascii="Wingdings" w:hAnsi="Wingdings" w:hint="default"/>
-      </w:rPr>
-    </w:lvl>
-    <w:lvl w:ilvl="6" w:tplc="04190001" w:tentative="1">
-      <w:start w:val="1"/>
-      <w:numFmt w:val="bullet"/>
-      <w:lvlText w:val=""/>
-      <w:lvlJc w:val="left"/>
-      <w:pPr>
-        <w:tabs>
-          <w:tab w:val="num" w:pos="5040"/>
-        </w:tabs>
-        <w:ind w:left="5040" w:hanging="360"/>
-      </w:pPr>
-      <w:rPr>
-        <w:rFonts w:ascii="Symbol" w:hAnsi="Symbol" w:hint="default"/>
-      </w:rPr>
-    </w:lvl>
-    <w:lvl w:ilvl="7" w:tplc="04190003" w:tentative="1">
-      <w:start w:val="1"/>
-      <w:numFmt w:val="bullet"/>
-      <w:lvlText w:val="o"/>
-      <w:lvlJc w:val="left"/>
-      <w:pPr>
-        <w:tabs>
-          <w:tab w:val="num" w:pos="5760"/>
-        </w:tabs>
-        <w:ind w:left="5760" w:hanging="360"/>
-      </w:pPr>
-      <w:rPr>
-        <w:rFonts w:ascii="Courier New" w:hAnsi="Courier New" w:cs="Courier New" w:hint="default"/>
-      </w:rPr>
-    </w:lvl>
-    <w:lvl w:ilvl="8" w:tplc="04190005" w:tentative="1">
-      <w:start w:val="1"/>
-      <w:numFmt w:val="bullet"/>
-      <w:lvlText w:val=""/>
-      <w:lvlJc w:val="left"/>
-      <w:pPr>
-        <w:tabs>
-          <w:tab w:val="num" w:pos="6480"/>
-        </w:tabs>
-        <w:ind w:left="6480" w:hanging="360"/>
-      </w:pPr>
-      <w:rPr>
-        <w:rFonts w:ascii="Wingdings" w:hAnsi="Wingdings" w:hint="default"/>
-      </w:rPr>
-    </w:lvl>
-  </w:abstractNum>
-  <w:abstractNum w:abstractNumId="2" w15:restartNumberingAfterBreak="0">
-    <w:nsid w:val="2534698F"/>
-    <w:multiLevelType w:val="hybridMultilevel"/>
-    <w:tmpl w:val="80CECEBC"/>
-    <w:lvl w:ilvl="0" w:tplc="E1FAD1A8">
-      <w:start w:val="1"/>
-      <w:numFmt w:val="bullet"/>
-      <w:lvlText w:val="-"/>
-      <w:lvlJc w:val="left"/>
-      <w:pPr>
-        <w:ind w:left="927" w:hanging="360"/>
-      </w:pPr>
-      <w:rPr>
-        <w:rFonts w:ascii="Times New Roman" w:hAnsi="Times New Roman" w:cs="Times New Roman" w:hint="default"/>
-      </w:rPr>
-    </w:lvl>
-    <w:lvl w:ilvl="1" w:tplc="04190003" w:tentative="1">
-      <w:start w:val="1"/>
-      <w:numFmt w:val="bullet"/>
-      <w:lvlText w:val="o"/>
-      <w:lvlJc w:val="left"/>
-      <w:pPr>
-        <w:ind w:left="1647" w:hanging="360"/>
-      </w:pPr>
-      <w:rPr>
-        <w:rFonts w:ascii="Courier New" w:hAnsi="Courier New" w:cs="Courier New" w:hint="default"/>
-      </w:rPr>
-    </w:lvl>
-    <w:lvl w:ilvl="2" w:tplc="04190005" w:tentative="1">
-      <w:start w:val="1"/>
-      <w:numFmt w:val="bullet"/>
-      <w:lvlText w:val=""/>
-      <w:lvlJc w:val="left"/>
-      <w:pPr>
-        <w:ind w:left="2367" w:hanging="360"/>
-      </w:pPr>
-      <w:rPr>
-        <w:rFonts w:ascii="Wingdings" w:hAnsi="Wingdings" w:hint="default"/>
-      </w:rPr>
-    </w:lvl>
-    <w:lvl w:ilvl="3" w:tplc="04190001" w:tentative="1">
-      <w:start w:val="1"/>
-      <w:numFmt w:val="bullet"/>
-      <w:lvlText w:val=""/>
-      <w:lvlJc w:val="left"/>
-      <w:pPr>
-        <w:ind w:left="3087" w:hanging="360"/>
-      </w:pPr>
-      <w:rPr>
-        <w:rFonts w:ascii="Symbol" w:hAnsi="Symbol" w:hint="default"/>
-      </w:rPr>
-    </w:lvl>
-    <w:lvl w:ilvl="4" w:tplc="04190003" w:tentative="1">
-      <w:start w:val="1"/>
-      <w:numFmt w:val="bullet"/>
-      <w:lvlText w:val="o"/>
-      <w:lvlJc w:val="left"/>
-      <w:pPr>
-        <w:ind w:left="3807" w:hanging="360"/>
-      </w:pPr>
-      <w:rPr>
-        <w:rFonts w:ascii="Courier New" w:hAnsi="Courier New" w:cs="Courier New" w:hint="default"/>
-      </w:rPr>
-    </w:lvl>
-    <w:lvl w:ilvl="5" w:tplc="04190005" w:tentative="1">
-      <w:start w:val="1"/>
-      <w:numFmt w:val="bullet"/>
-      <w:lvlText w:val=""/>
-      <w:lvlJc w:val="left"/>
-      <w:pPr>
-        <w:ind w:left="4527" w:hanging="360"/>
-      </w:pPr>
-      <w:rPr>
-        <w:rFonts w:ascii="Wingdings" w:hAnsi="Wingdings" w:hint="default"/>
-      </w:rPr>
-    </w:lvl>
-    <w:lvl w:ilvl="6" w:tplc="04190001" w:tentative="1">
-      <w:start w:val="1"/>
-      <w:numFmt w:val="bullet"/>
-      <w:lvlText w:val=""/>
-      <w:lvlJc w:val="left"/>
-      <w:pPr>
-        <w:ind w:left="5247" w:hanging="360"/>
-      </w:pPr>
-      <w:rPr>
-        <w:rFonts w:ascii="Symbol" w:hAnsi="Symbol" w:hint="default"/>
-      </w:rPr>
-    </w:lvl>
-    <w:lvl w:ilvl="7" w:tplc="04190003" w:tentative="1">
-      <w:start w:val="1"/>
-      <w:numFmt w:val="bullet"/>
-      <w:lvlText w:val="o"/>
-      <w:lvlJc w:val="left"/>
-      <w:pPr>
-        <w:ind w:left="5967" w:hanging="360"/>
-      </w:pPr>
-      <w:rPr>
-        <w:rFonts w:ascii="Courier New" w:hAnsi="Courier New" w:cs="Courier New" w:hint="default"/>
-      </w:rPr>
-    </w:lvl>
-    <w:lvl w:ilvl="8" w:tplc="04190005" w:tentative="1">
-      <w:start w:val="1"/>
-      <w:numFmt w:val="bullet"/>
-      <w:lvlText w:val=""/>
-      <w:lvlJc w:val="left"/>
-      <w:pPr>
-        <w:ind w:left="6687" w:hanging="360"/>
-      </w:pPr>
-      <w:rPr>
-        <w:rFonts w:ascii="Wingdings" w:hAnsi="Wingdings" w:hint="default"/>
-      </w:rPr>
-    </w:lvl>
-  </w:abstractNum>
-  <w:abstractNum w:abstractNumId="3" w15:restartNumberingAfterBreak="0">
-    <w:nsid w:val="27470E7F"/>
-    <w:multiLevelType w:val="multilevel"/>
-    <w:tmpl w:val="BF709E8C"/>
-    <w:lvl w:ilvl="0">
-      <w:start w:val="1"/>
-      <w:numFmt w:val="decimal"/>
-      <w:lvlText w:val="%1"/>
-      <w:lvlJc w:val="left"/>
-      <w:pPr>
-        <w:ind w:left="360" w:hanging="360"/>
-      </w:pPr>
-      <w:rPr>
-        <w:rFonts w:hint="default"/>
-      </w:rPr>
-    </w:lvl>
-    <w:lvl w:ilvl="1">
-      <w:start w:val="1"/>
-      <w:numFmt w:val="decimal"/>
-      <w:lvlText w:val="%1.%2"/>
-      <w:lvlJc w:val="left"/>
-      <w:pPr>
-        <w:ind w:left="792" w:hanging="432"/>
-      </w:pPr>
-      <w:rPr>
-        <w:rFonts w:hint="default"/>
-      </w:rPr>
-    </w:lvl>
-    <w:lvl w:ilvl="2">
-      <w:start w:val="1"/>
-      <w:numFmt w:val="decimal"/>
-      <w:lvlText w:val="%1.%2.%3"/>
-      <w:lvlJc w:val="left"/>
-      <w:pPr>
-        <w:ind w:left="1224" w:hanging="504"/>
-      </w:pPr>
-      <w:rPr>
-        <w:rFonts w:hint="default"/>
-      </w:rPr>
-    </w:lvl>
-    <w:lvl w:ilvl="3">
-      <w:start w:val="1"/>
-      <w:numFmt w:val="decimal"/>
-      <w:lvlText w:val="%1.%2.%3.%4"/>
-      <w:lvlJc w:val="left"/>
-      <w:pPr>
-        <w:ind w:left="1728" w:hanging="648"/>
-      </w:pPr>
-      <w:rPr>
-        <w:rFonts w:hint="default"/>
-      </w:rPr>
-    </w:lvl>
-    <w:lvl w:ilvl="4">
-      <w:start w:val="1"/>
-      <w:numFmt w:val="decimal"/>
-      <w:lvlText w:val="%1.%2.%3.%4.%5"/>
-      <w:lvlJc w:val="left"/>
-      <w:pPr>
-        <w:ind w:left="2232" w:hanging="792"/>
-      </w:pPr>
-      <w:rPr>
-        <w:rFonts w:hint="default"/>
-      </w:rPr>
-    </w:lvl>
-    <w:lvl w:ilvl="5">
-      <w:start w:val="1"/>
-      <w:numFmt w:val="decimal"/>
-      <w:lvlText w:val="%1.%2.%3.%4.%5.%6"/>
-      <w:lvlJc w:val="left"/>
-      <w:pPr>
-        <w:ind w:left="2736" w:hanging="936"/>
-      </w:pPr>
-      <w:rPr>
-        <w:rFonts w:hint="default"/>
-      </w:rPr>
-    </w:lvl>
-    <w:lvl w:ilvl="6">
-      <w:start w:val="1"/>
-      <w:numFmt w:val="decimal"/>
-      <w:lvlText w:val="%1.%2.%3.%4.%5.%6.%7"/>
-      <w:lvlJc w:val="left"/>
-      <w:pPr>
-        <w:ind w:left="3240" w:hanging="1080"/>
-      </w:pPr>
-      <w:rPr>
-        <w:rFonts w:hint="default"/>
-      </w:rPr>
-    </w:lvl>
-    <w:lvl w:ilvl="7">
-      <w:start w:val="1"/>
-      <w:numFmt w:val="decimal"/>
-      <w:lvlText w:val="%1.%2.%3.%4.%5.%6.%7.%8"/>
-      <w:lvlJc w:val="left"/>
-      <w:pPr>
-        <w:ind w:left="3744" w:hanging="1224"/>
-      </w:pPr>
-      <w:rPr>
-        <w:rFonts w:hint="default"/>
-      </w:rPr>
-    </w:lvl>
-    <w:lvl w:ilvl="8">
-      <w:start w:val="1"/>
-      <w:numFmt w:val="decimal"/>
-      <w:lvlText w:val="%1.%2.%3.%4.%5.%6.%7.%8.%9"/>
-      <w:lvlJc w:val="left"/>
-      <w:pPr>
-        <w:ind w:left="4320" w:hanging="1440"/>
-      </w:pPr>
-      <w:rPr>
-        <w:rFonts w:hint="default"/>
-      </w:rPr>
-    </w:lvl>
-  </w:abstractNum>
-  <w:abstractNum w:abstractNumId="4" w15:restartNumberingAfterBreak="0">
-    <w:nsid w:val="2D2050C5"/>
-    <w:multiLevelType w:val="multilevel"/>
-    <w:tmpl w:val="95124C18"/>
-    <w:lvl w:ilvl="0">
-      <w:start w:val="1"/>
-      <w:numFmt w:val="bullet"/>
-      <w:lvlText w:val="-"/>
-      <w:lvlJc w:val="left"/>
-      <w:pPr>
-        <w:tabs>
-          <w:tab w:val="num" w:pos="720"/>
-        </w:tabs>
-        <w:ind w:left="720" w:hanging="360"/>
-      </w:pPr>
-      <w:rPr>
-        <w:rFonts w:ascii="Times New Roman" w:hAnsi="Times New Roman" w:cs="Times New Roman" w:hint="default"/>
-        <w:sz w:val="28"/>
-      </w:rPr>
-    </w:lvl>
-    <w:lvl w:ilvl="1" w:tentative="1">
-      <w:start w:val="1"/>
-      <w:numFmt w:val="bullet"/>
-      <w:lvlText w:val="o"/>
-      <w:lvlJc w:val="left"/>
-      <w:pPr>
-        <w:tabs>
-          <w:tab w:val="num" w:pos="1440"/>
-        </w:tabs>
-        <w:ind w:left="1440" w:hanging="360"/>
-      </w:pPr>
-      <w:rPr>
-        <w:rFonts w:ascii="Courier New" w:hAnsi="Courier New" w:hint="default"/>
-        <w:sz w:val="20"/>
-      </w:rPr>
-    </w:lvl>
-    <w:lvl w:ilvl="2" w:tentative="1">
-      <w:start w:val="1"/>
-      <w:numFmt w:val="bullet"/>
-      <w:lvlText w:val=""/>
-      <w:lvlJc w:val="left"/>
-      <w:pPr>
-        <w:tabs>
-          <w:tab w:val="num" w:pos="2160"/>
-        </w:tabs>
-        <w:ind w:left="2160" w:hanging="360"/>
-      </w:pPr>
-      <w:rPr>
-        <w:rFonts w:ascii="Wingdings" w:hAnsi="Wingdings" w:hint="default"/>
-        <w:sz w:val="20"/>
-      </w:rPr>
-    </w:lvl>
-    <w:lvl w:ilvl="3" w:tentative="1">
-      <w:start w:val="1"/>
-      <w:numFmt w:val="bullet"/>
-      <w:lvlText w:val=""/>
-      <w:lvlJc w:val="left"/>
-      <w:pPr>
-        <w:tabs>
-          <w:tab w:val="num" w:pos="2880"/>
-        </w:tabs>
-        <w:ind w:left="2880" w:hanging="360"/>
-      </w:pPr>
-      <w:rPr>
-        <w:rFonts w:ascii="Wingdings" w:hAnsi="Wingdings" w:hint="default"/>
-        <w:sz w:val="20"/>
-      </w:rPr>
-    </w:lvl>
-    <w:lvl w:ilvl="4" w:tentative="1">
-      <w:start w:val="1"/>
-      <w:numFmt w:val="bullet"/>
-      <w:lvlText w:val=""/>
-      <w:lvlJc w:val="left"/>
-      <w:pPr>
-        <w:tabs>
-          <w:tab w:val="num" w:pos="3600"/>
-        </w:tabs>
-        <w:ind w:left="3600" w:hanging="360"/>
-      </w:pPr>
-      <w:rPr>
-        <w:rFonts w:ascii="Wingdings" w:hAnsi="Wingdings" w:hint="default"/>
-        <w:sz w:val="20"/>
-      </w:rPr>
-    </w:lvl>
-    <w:lvl w:ilvl="5" w:tentative="1">
-      <w:start w:val="1"/>
-      <w:numFmt w:val="bullet"/>
-      <w:lvlText w:val=""/>
-      <w:lvlJc w:val="left"/>
-      <w:pPr>
-        <w:tabs>
-          <w:tab w:val="num" w:pos="4320"/>
-        </w:tabs>
-        <w:ind w:left="4320" w:hanging="360"/>
-      </w:pPr>
-      <w:rPr>
-        <w:rFonts w:ascii="Wingdings" w:hAnsi="Wingdings" w:hint="default"/>
-        <w:sz w:val="20"/>
-      </w:rPr>
-    </w:lvl>
-    <w:lvl w:ilvl="6" w:tentative="1">
-      <w:start w:val="1"/>
-      <w:numFmt w:val="bullet"/>
-      <w:lvlText w:val=""/>
-      <w:lvlJc w:val="left"/>
-      <w:pPr>
-        <w:tabs>
-          <w:tab w:val="num" w:pos="5040"/>
-        </w:tabs>
-        <w:ind w:left="5040" w:hanging="360"/>
-      </w:pPr>
-      <w:rPr>
-        <w:rFonts w:ascii="Wingdings" w:hAnsi="Wingdings" w:hint="default"/>
-        <w:sz w:val="20"/>
-      </w:rPr>
-    </w:lvl>
-    <w:lvl w:ilvl="7" w:tentative="1">
-      <w:start w:val="1"/>
-      <w:numFmt w:val="bullet"/>
-      <w:lvlText w:val=""/>
-      <w:lvlJc w:val="left"/>
-      <w:pPr>
-        <w:tabs>
-          <w:tab w:val="num" w:pos="5760"/>
-        </w:tabs>
-        <w:ind w:left="5760" w:hanging="360"/>
-      </w:pPr>
-      <w:rPr>
-        <w:rFonts w:ascii="Wingdings" w:hAnsi="Wingdings" w:hint="default"/>
-        <w:sz w:val="20"/>
-      </w:rPr>
-    </w:lvl>
-    <w:lvl w:ilvl="8" w:tentative="1">
-      <w:start w:val="1"/>
-      <w:numFmt w:val="bullet"/>
-      <w:lvlText w:val=""/>
-      <w:lvlJc w:val="left"/>
-      <w:pPr>
-        <w:tabs>
-          <w:tab w:val="num" w:pos="6480"/>
-        </w:tabs>
-        <w:ind w:left="6480" w:hanging="360"/>
-      </w:pPr>
-      <w:rPr>
-        <w:rFonts w:ascii="Wingdings" w:hAnsi="Wingdings" w:hint="default"/>
-        <w:sz w:val="20"/>
-      </w:rPr>
-    </w:lvl>
-  </w:abstractNum>
-  <w:abstractNum w:abstractNumId="5" w15:restartNumberingAfterBreak="0">
-    <w:nsid w:val="2E8033A9"/>
-    <w:multiLevelType w:val="hybridMultilevel"/>
-    <w:tmpl w:val="E1507574"/>
-    <w:lvl w:ilvl="0" w:tplc="E1FAD1A8">
-      <w:start w:val="1"/>
-      <w:numFmt w:val="bullet"/>
-      <w:lvlText w:val="-"/>
-      <w:lvlJc w:val="left"/>
-      <w:pPr>
-        <w:ind w:left="927" w:hanging="360"/>
-      </w:pPr>
-      <w:rPr>
-        <w:rFonts w:ascii="Times New Roman" w:hAnsi="Times New Roman" w:cs="Times New Roman" w:hint="default"/>
-      </w:rPr>
-    </w:lvl>
-    <w:lvl w:ilvl="1" w:tplc="04190003" w:tentative="1">
-      <w:start w:val="1"/>
-      <w:numFmt w:val="bullet"/>
-      <w:lvlText w:val="o"/>
-      <w:lvlJc w:val="left"/>
-      <w:pPr>
-        <w:ind w:left="1647" w:hanging="360"/>
-      </w:pPr>
-      <w:rPr>
-        <w:rFonts w:ascii="Courier New" w:hAnsi="Courier New" w:cs="Courier New" w:hint="default"/>
-      </w:rPr>
-    </w:lvl>
-    <w:lvl w:ilvl="2" w:tplc="04190005" w:tentative="1">
-      <w:start w:val="1"/>
-      <w:numFmt w:val="bullet"/>
-      <w:lvlText w:val=""/>
-      <w:lvlJc w:val="left"/>
-      <w:pPr>
-        <w:ind w:left="2367" w:hanging="360"/>
-      </w:pPr>
-      <w:rPr>
-        <w:rFonts w:ascii="Wingdings" w:hAnsi="Wingdings" w:hint="default"/>
-      </w:rPr>
-    </w:lvl>
-    <w:lvl w:ilvl="3" w:tplc="04190001" w:tentative="1">
-      <w:start w:val="1"/>
-      <w:numFmt w:val="bullet"/>
-      <w:lvlText w:val=""/>
-      <w:lvlJc w:val="left"/>
-      <w:pPr>
-        <w:ind w:left="3087" w:hanging="360"/>
-      </w:pPr>
-      <w:rPr>
-        <w:rFonts w:ascii="Symbol" w:hAnsi="Symbol" w:hint="default"/>
-      </w:rPr>
-    </w:lvl>
-    <w:lvl w:ilvl="4" w:tplc="04190003" w:tentative="1">
-      <w:start w:val="1"/>
-      <w:numFmt w:val="bullet"/>
-      <w:lvlText w:val="o"/>
-      <w:lvlJc w:val="left"/>
-      <w:pPr>
-        <w:ind w:left="3807" w:hanging="360"/>
-      </w:pPr>
-      <w:rPr>
-        <w:rFonts w:ascii="Courier New" w:hAnsi="Courier New" w:cs="Courier New" w:hint="default"/>
-      </w:rPr>
-    </w:lvl>
-    <w:lvl w:ilvl="5" w:tplc="04190005" w:tentative="1">
-      <w:start w:val="1"/>
-      <w:numFmt w:val="bullet"/>
-      <w:lvlText w:val=""/>
-      <w:lvlJc w:val="left"/>
-      <w:pPr>
-        <w:ind w:left="4527" w:hanging="360"/>
-      </w:pPr>
-      <w:rPr>
-        <w:rFonts w:ascii="Wingdings" w:hAnsi="Wingdings" w:hint="default"/>
-      </w:rPr>
-    </w:lvl>
-    <w:lvl w:ilvl="6" w:tplc="04190001" w:tentative="1">
-      <w:start w:val="1"/>
-      <w:numFmt w:val="bullet"/>
-      <w:lvlText w:val=""/>
-      <w:lvlJc w:val="left"/>
-      <w:pPr>
-        <w:ind w:left="5247" w:hanging="360"/>
-      </w:pPr>
-      <w:rPr>
-        <w:rFonts w:ascii="Symbol" w:hAnsi="Symbol" w:hint="default"/>
-      </w:rPr>
-    </w:lvl>
-    <w:lvl w:ilvl="7" w:tplc="04190003" w:tentative="1">
-      <w:start w:val="1"/>
-      <w:numFmt w:val="bullet"/>
-      <w:lvlText w:val="o"/>
-      <w:lvlJc w:val="left"/>
-      <w:pPr>
-        <w:ind w:left="5967" w:hanging="360"/>
-      </w:pPr>
-      <w:rPr>
-        <w:rFonts w:ascii="Courier New" w:hAnsi="Courier New" w:cs="Courier New" w:hint="default"/>
-      </w:rPr>
-    </w:lvl>
-    <w:lvl w:ilvl="8" w:tplc="04190005" w:tentative="1">
-      <w:start w:val="1"/>
-      <w:numFmt w:val="bullet"/>
-      <w:lvlText w:val=""/>
-      <w:lvlJc w:val="left"/>
-      <w:pPr>
-        <w:ind w:left="6687" w:hanging="360"/>
-      </w:pPr>
-      <w:rPr>
-        <w:rFonts w:ascii="Wingdings" w:hAnsi="Wingdings" w:hint="default"/>
-      </w:rPr>
-    </w:lvl>
-  </w:abstractNum>
-  <w:abstractNum w:abstractNumId="6" w15:restartNumberingAfterBreak="0">
-    <w:nsid w:val="2FA93506"/>
-    <w:multiLevelType w:val="multilevel"/>
-    <w:tmpl w:val="C1542904"/>
-    <w:lvl w:ilvl="0">
-      <w:start w:val="1"/>
-      <w:numFmt w:val="bullet"/>
-      <w:lvlText w:val="-"/>
-      <w:lvlJc w:val="left"/>
-      <w:pPr>
-        <w:tabs>
-          <w:tab w:val="num" w:pos="720"/>
-        </w:tabs>
-        <w:ind w:left="720" w:hanging="360"/>
-      </w:pPr>
-      <w:rPr>
-        <w:rFonts w:ascii="Times New Roman" w:hAnsi="Times New Roman" w:cs="Times New Roman" w:hint="default"/>
-        <w:color w:val="auto"/>
-        <w:sz w:val="28"/>
-      </w:rPr>
-    </w:lvl>
-    <w:lvl w:ilvl="1" w:tentative="1">
-      <w:start w:val="1"/>
-      <w:numFmt w:val="bullet"/>
-      <w:lvlText w:val="o"/>
-      <w:lvlJc w:val="left"/>
-      <w:pPr>
-        <w:tabs>
-          <w:tab w:val="num" w:pos="1440"/>
-        </w:tabs>
-        <w:ind w:left="1440" w:hanging="360"/>
-      </w:pPr>
-      <w:rPr>
-        <w:rFonts w:ascii="Courier New" w:hAnsi="Courier New" w:hint="default"/>
-        <w:sz w:val="20"/>
-      </w:rPr>
-    </w:lvl>
-    <w:lvl w:ilvl="2" w:tentative="1">
-      <w:start w:val="1"/>
-      <w:numFmt w:val="bullet"/>
-      <w:lvlText w:val=""/>
-      <w:lvlJc w:val="left"/>
-      <w:pPr>
-        <w:tabs>
-          <w:tab w:val="num" w:pos="2160"/>
-        </w:tabs>
-        <w:ind w:left="2160" w:hanging="360"/>
-      </w:pPr>
-      <w:rPr>
-        <w:rFonts w:ascii="Wingdings" w:hAnsi="Wingdings" w:hint="default"/>
-        <w:sz w:val="20"/>
-      </w:rPr>
-    </w:lvl>
-    <w:lvl w:ilvl="3" w:tentative="1">
-      <w:start w:val="1"/>
-      <w:numFmt w:val="bullet"/>
-      <w:lvlText w:val=""/>
-      <w:lvlJc w:val="left"/>
-      <w:pPr>
-        <w:tabs>
-          <w:tab w:val="num" w:pos="2880"/>
-        </w:tabs>
-        <w:ind w:left="2880" w:hanging="360"/>
-      </w:pPr>
-      <w:rPr>
-        <w:rFonts w:ascii="Wingdings" w:hAnsi="Wingdings" w:hint="default"/>
-        <w:sz w:val="20"/>
-      </w:rPr>
-    </w:lvl>
-    <w:lvl w:ilvl="4" w:tentative="1">
-      <w:start w:val="1"/>
-      <w:numFmt w:val="bullet"/>
-      <w:lvlText w:val=""/>
-      <w:lvlJc w:val="left"/>
-      <w:pPr>
-        <w:tabs>
-          <w:tab w:val="num" w:pos="3600"/>
-        </w:tabs>
-        <w:ind w:left="3600" w:hanging="360"/>
-      </w:pPr>
-      <w:rPr>
-        <w:rFonts w:ascii="Wingdings" w:hAnsi="Wingdings" w:hint="default"/>
-        <w:sz w:val="20"/>
-      </w:rPr>
-    </w:lvl>
-    <w:lvl w:ilvl="5" w:tentative="1">
-      <w:start w:val="1"/>
-      <w:numFmt w:val="bullet"/>
-      <w:lvlText w:val=""/>
-      <w:lvlJc w:val="left"/>
-      <w:pPr>
-        <w:tabs>
-          <w:tab w:val="num" w:pos="4320"/>
-        </w:tabs>
-        <w:ind w:left="4320" w:hanging="360"/>
-      </w:pPr>
-      <w:rPr>
-        <w:rFonts w:ascii="Wingdings" w:hAnsi="Wingdings" w:hint="default"/>
-        <w:sz w:val="20"/>
-      </w:rPr>
-    </w:lvl>
-    <w:lvl w:ilvl="6" w:tentative="1">
-      <w:start w:val="1"/>
-      <w:numFmt w:val="bullet"/>
-      <w:lvlText w:val=""/>
-      <w:lvlJc w:val="left"/>
-      <w:pPr>
-        <w:tabs>
-          <w:tab w:val="num" w:pos="5040"/>
-        </w:tabs>
-        <w:ind w:left="5040" w:hanging="360"/>
-      </w:pPr>
-      <w:rPr>
-        <w:rFonts w:ascii="Wingdings" w:hAnsi="Wingdings" w:hint="default"/>
-        <w:sz w:val="20"/>
-      </w:rPr>
-    </w:lvl>
-    <w:lvl w:ilvl="7" w:tentative="1">
-      <w:start w:val="1"/>
-      <w:numFmt w:val="bullet"/>
-      <w:lvlText w:val=""/>
-      <w:lvlJc w:val="left"/>
-      <w:pPr>
-        <w:tabs>
-          <w:tab w:val="num" w:pos="5760"/>
-        </w:tabs>
-        <w:ind w:left="5760" w:hanging="360"/>
-      </w:pPr>
-      <w:rPr>
-        <w:rFonts w:ascii="Wingdings" w:hAnsi="Wingdings" w:hint="default"/>
-        <w:sz w:val="20"/>
-      </w:rPr>
-    </w:lvl>
-    <w:lvl w:ilvl="8" w:tentative="1">
-      <w:start w:val="1"/>
-      <w:numFmt w:val="bullet"/>
-      <w:lvlText w:val=""/>
-      <w:lvlJc w:val="left"/>
-      <w:pPr>
-        <w:tabs>
-          <w:tab w:val="num" w:pos="6480"/>
-        </w:tabs>
-        <w:ind w:left="6480" w:hanging="360"/>
-      </w:pPr>
-      <w:rPr>
-        <w:rFonts w:ascii="Wingdings" w:hAnsi="Wingdings" w:hint="default"/>
-        <w:sz w:val="20"/>
-      </w:rPr>
-    </w:lvl>
-  </w:abstractNum>
-  <w:abstractNum w:abstractNumId="7" w15:restartNumberingAfterBreak="0">
-    <w:nsid w:val="31861D04"/>
-    <w:multiLevelType w:val="hybridMultilevel"/>
-    <w:tmpl w:val="CC72C200"/>
-    <w:lvl w:ilvl="0" w:tplc="E1FAD1A8">
-      <w:start w:val="1"/>
-      <w:numFmt w:val="bullet"/>
-      <w:lvlText w:val="-"/>
-      <w:lvlJc w:val="left"/>
-      <w:pPr>
-        <w:ind w:left="720" w:hanging="360"/>
-      </w:pPr>
-      <w:rPr>
-        <w:rFonts w:ascii="Times New Roman" w:hAnsi="Times New Roman" w:cs="Times New Roman" w:hint="default"/>
-      </w:rPr>
-    </w:lvl>
-    <w:lvl w:ilvl="1" w:tplc="04190003" w:tentative="1">
-      <w:start w:val="1"/>
-      <w:numFmt w:val="bullet"/>
-      <w:lvlText w:val="o"/>
-      <w:lvlJc w:val="left"/>
-      <w:pPr>
-        <w:ind w:left="1440" w:hanging="360"/>
-      </w:pPr>
-      <w:rPr>
-        <w:rFonts w:ascii="Courier New" w:hAnsi="Courier New" w:cs="Courier New" w:hint="default"/>
-      </w:rPr>
-    </w:lvl>
-    <w:lvl w:ilvl="2" w:tplc="04190005" w:tentative="1">
-      <w:start w:val="1"/>
-      <w:numFmt w:val="bullet"/>
-      <w:lvlText w:val=""/>
-      <w:lvlJc w:val="left"/>
-      <w:pPr>
-        <w:ind w:left="2160" w:hanging="360"/>
-      </w:pPr>
-      <w:rPr>
-        <w:rFonts w:ascii="Wingdings" w:hAnsi="Wingdings" w:hint="default"/>
-      </w:rPr>
-    </w:lvl>
-    <w:lvl w:ilvl="3" w:tplc="04190001" w:tentative="1">
-      <w:start w:val="1"/>
-      <w:numFmt w:val="bullet"/>
-      <w:lvlText w:val=""/>
-      <w:lvlJc w:val="left"/>
-      <w:pPr>
-        <w:ind w:left="2880" w:hanging="360"/>
-      </w:pPr>
-      <w:rPr>
-        <w:rFonts w:ascii="Symbol" w:hAnsi="Symbol" w:hint="default"/>
-      </w:rPr>
-    </w:lvl>
-    <w:lvl w:ilvl="4" w:tplc="04190003" w:tentative="1">
-      <w:start w:val="1"/>
-      <w:numFmt w:val="bullet"/>
-      <w:lvlText w:val="o"/>
-      <w:lvlJc w:val="left"/>
-      <w:pPr>
-        <w:ind w:left="3600" w:hanging="360"/>
-      </w:pPr>
-      <w:rPr>
-        <w:rFonts w:ascii="Courier New" w:hAnsi="Courier New" w:cs="Courier New" w:hint="default"/>
-      </w:rPr>
-    </w:lvl>
-    <w:lvl w:ilvl="5" w:tplc="04190005" w:tentative="1">
-      <w:start w:val="1"/>
-      <w:numFmt w:val="bullet"/>
-      <w:lvlText w:val=""/>
-      <w:lvlJc w:val="left"/>
-      <w:pPr>
-        <w:ind w:left="4320" w:hanging="360"/>
-      </w:pPr>
-      <w:rPr>
-        <w:rFonts w:ascii="Wingdings" w:hAnsi="Wingdings" w:hint="default"/>
-      </w:rPr>
-    </w:lvl>
-    <w:lvl w:ilvl="6" w:tplc="04190001" w:tentative="1">
-      <w:start w:val="1"/>
-      <w:numFmt w:val="bullet"/>
-      <w:lvlText w:val=""/>
-      <w:lvlJc w:val="left"/>
-      <w:pPr>
-        <w:ind w:left="5040" w:hanging="360"/>
-      </w:pPr>
-      <w:rPr>
-        <w:rFonts w:ascii="Symbol" w:hAnsi="Symbol" w:hint="default"/>
-      </w:rPr>
-    </w:lvl>
-    <w:lvl w:ilvl="7" w:tplc="04190003" w:tentative="1">
-      <w:start w:val="1"/>
-      <w:numFmt w:val="bullet"/>
-      <w:lvlText w:val="o"/>
-      <w:lvlJc w:val="left"/>
-      <w:pPr>
-        <w:ind w:left="5760" w:hanging="360"/>
-      </w:pPr>
-      <w:rPr>
-        <w:rFonts w:ascii="Courier New" w:hAnsi="Courier New" w:cs="Courier New" w:hint="default"/>
-      </w:rPr>
-    </w:lvl>
-    <w:lvl w:ilvl="8" w:tplc="04190005" w:tentative="1">
-      <w:start w:val="1"/>
-      <w:numFmt w:val="bullet"/>
-      <w:lvlText w:val=""/>
-      <w:lvlJc w:val="left"/>
-      <w:pPr>
-        <w:ind w:left="6480" w:hanging="360"/>
-      </w:pPr>
-      <w:rPr>
-        <w:rFonts w:ascii="Wingdings" w:hAnsi="Wingdings" w:hint="default"/>
-      </w:rPr>
-    </w:lvl>
-  </w:abstractNum>
-  <w:abstractNum w:abstractNumId="8" w15:restartNumberingAfterBreak="0">
-    <w:nsid w:val="41035128"/>
-    <w:multiLevelType w:val="hybridMultilevel"/>
-    <w:tmpl w:val="40A2E890"/>
+    <w:tmpl w:val="99A24982"/>
     <w:lvl w:ilvl="0" w:tplc="EE40AB86">
       <w:numFmt w:val="bullet"/>
       <w:lvlText w:val="-"/>
       <w:lvlJc w:val="left"/>
       <w:pPr>
-        <w:ind w:left="1287" w:hanging="360"/>
+        <w:ind w:left="800" w:hanging="360"/>
       </w:pPr>
       <w:rPr>
         <w:rFonts w:ascii="Times New Roman" w:eastAsia="Symbol" w:hAnsi="Times New Roman" w:cs="Times New Roman" w:hint="default"/>
@@ -21127,7 +22122,7 @@
       <w:lvlText w:val="o"/>
       <w:lvlJc w:val="left"/>
       <w:pPr>
-        <w:ind w:left="2007" w:hanging="360"/>
+        <w:ind w:left="1520" w:hanging="360"/>
       </w:pPr>
       <w:rPr>
         <w:rFonts w:ascii="Courier New" w:hAnsi="Courier New" w:cs="Courier New" w:hint="default"/>
@@ -21139,7 +22134,7 @@
       <w:lvlText w:val=""/>
       <w:lvlJc w:val="left"/>
       <w:pPr>
-        <w:ind w:left="2727" w:hanging="360"/>
+        <w:ind w:left="2240" w:hanging="360"/>
       </w:pPr>
       <w:rPr>
         <w:rFonts w:ascii="Wingdings" w:hAnsi="Wingdings" w:hint="default"/>
@@ -21151,7 +22146,7 @@
       <w:lvlText w:val=""/>
       <w:lvlJc w:val="left"/>
       <w:pPr>
-        <w:ind w:left="3447" w:hanging="360"/>
+        <w:ind w:left="2960" w:hanging="360"/>
       </w:pPr>
       <w:rPr>
         <w:rFonts w:ascii="Symbol" w:hAnsi="Symbol" w:hint="default"/>
@@ -21163,7 +22158,7 @@
       <w:lvlText w:val="o"/>
       <w:lvlJc w:val="left"/>
       <w:pPr>
-        <w:ind w:left="4167" w:hanging="360"/>
+        <w:ind w:left="3680" w:hanging="360"/>
       </w:pPr>
       <w:rPr>
         <w:rFonts w:ascii="Courier New" w:hAnsi="Courier New" w:cs="Courier New" w:hint="default"/>
@@ -21175,7 +22170,7 @@
       <w:lvlText w:val=""/>
       <w:lvlJc w:val="left"/>
       <w:pPr>
-        <w:ind w:left="4887" w:hanging="360"/>
+        <w:ind w:left="4400" w:hanging="360"/>
       </w:pPr>
       <w:rPr>
         <w:rFonts w:ascii="Wingdings" w:hAnsi="Wingdings" w:hint="default"/>
@@ -21187,7 +22182,7 @@
       <w:lvlText w:val=""/>
       <w:lvlJc w:val="left"/>
       <w:pPr>
-        <w:ind w:left="5607" w:hanging="360"/>
+        <w:ind w:left="5120" w:hanging="360"/>
       </w:pPr>
       <w:rPr>
         <w:rFonts w:ascii="Symbol" w:hAnsi="Symbol" w:hint="default"/>
@@ -21199,7 +22194,7 @@
       <w:lvlText w:val="o"/>
       <w:lvlJc w:val="left"/>
       <w:pPr>
-        <w:ind w:left="6327" w:hanging="360"/>
+        <w:ind w:left="5840" w:hanging="360"/>
       </w:pPr>
       <w:rPr>
         <w:rFonts w:ascii="Courier New" w:hAnsi="Courier New" w:cs="Courier New" w:hint="default"/>
@@ -21211,24 +22206,164 @@
       <w:lvlText w:val=""/>
       <w:lvlJc w:val="left"/>
       <w:pPr>
-        <w:ind w:left="7047" w:hanging="360"/>
+        <w:ind w:left="6560" w:hanging="360"/>
       </w:pPr>
       <w:rPr>
         <w:rFonts w:ascii="Wingdings" w:hAnsi="Wingdings" w:hint="default"/>
       </w:rPr>
     </w:lvl>
   </w:abstractNum>
-  <w:abstractNum w:abstractNumId="9" w15:restartNumberingAfterBreak="0">
-    <w:nsid w:val="44775B61"/>
+  <w:abstractNum w:abstractNumId="2" w15:restartNumberingAfterBreak="0">
+    <w:nsid w:val="0C414036"/>
     <w:multiLevelType w:val="hybridMultilevel"/>
-    <w:tmpl w:val="B81A6F70"/>
+    <w:tmpl w:val="15361498"/>
+    <w:lvl w:ilvl="0" w:tplc="89AE769C">
+      <w:start w:val="1"/>
+      <w:numFmt w:val="bullet"/>
+      <w:lvlText w:val=""/>
+      <w:lvlJc w:val="left"/>
+      <w:pPr>
+        <w:tabs>
+          <w:tab w:val="num" w:pos="1287"/>
+        </w:tabs>
+        <w:ind w:left="1287" w:hanging="360"/>
+      </w:pPr>
+      <w:rPr>
+        <w:rFonts w:ascii="Symbol" w:hAnsi="Symbol" w:hint="default"/>
+      </w:rPr>
+    </w:lvl>
+    <w:lvl w:ilvl="1" w:tplc="04190003" w:tentative="1">
+      <w:start w:val="1"/>
+      <w:numFmt w:val="bullet"/>
+      <w:lvlText w:val="o"/>
+      <w:lvlJc w:val="left"/>
+      <w:pPr>
+        <w:tabs>
+          <w:tab w:val="num" w:pos="1440"/>
+        </w:tabs>
+        <w:ind w:left="1440" w:hanging="360"/>
+      </w:pPr>
+      <w:rPr>
+        <w:rFonts w:ascii="Courier New" w:hAnsi="Courier New" w:cs="Courier New" w:hint="default"/>
+      </w:rPr>
+    </w:lvl>
+    <w:lvl w:ilvl="2" w:tplc="04190005" w:tentative="1">
+      <w:start w:val="1"/>
+      <w:numFmt w:val="bullet"/>
+      <w:lvlText w:val=""/>
+      <w:lvlJc w:val="left"/>
+      <w:pPr>
+        <w:tabs>
+          <w:tab w:val="num" w:pos="2160"/>
+        </w:tabs>
+        <w:ind w:left="2160" w:hanging="360"/>
+      </w:pPr>
+      <w:rPr>
+        <w:rFonts w:ascii="Wingdings" w:hAnsi="Wingdings" w:hint="default"/>
+      </w:rPr>
+    </w:lvl>
+    <w:lvl w:ilvl="3" w:tplc="04190001" w:tentative="1">
+      <w:start w:val="1"/>
+      <w:numFmt w:val="bullet"/>
+      <w:lvlText w:val=""/>
+      <w:lvlJc w:val="left"/>
+      <w:pPr>
+        <w:tabs>
+          <w:tab w:val="num" w:pos="2880"/>
+        </w:tabs>
+        <w:ind w:left="2880" w:hanging="360"/>
+      </w:pPr>
+      <w:rPr>
+        <w:rFonts w:ascii="Symbol" w:hAnsi="Symbol" w:hint="default"/>
+      </w:rPr>
+    </w:lvl>
+    <w:lvl w:ilvl="4" w:tplc="04190003" w:tentative="1">
+      <w:start w:val="1"/>
+      <w:numFmt w:val="bullet"/>
+      <w:lvlText w:val="o"/>
+      <w:lvlJc w:val="left"/>
+      <w:pPr>
+        <w:tabs>
+          <w:tab w:val="num" w:pos="3600"/>
+        </w:tabs>
+        <w:ind w:left="3600" w:hanging="360"/>
+      </w:pPr>
+      <w:rPr>
+        <w:rFonts w:ascii="Courier New" w:hAnsi="Courier New" w:cs="Courier New" w:hint="default"/>
+      </w:rPr>
+    </w:lvl>
+    <w:lvl w:ilvl="5" w:tplc="04190005" w:tentative="1">
+      <w:start w:val="1"/>
+      <w:numFmt w:val="bullet"/>
+      <w:lvlText w:val=""/>
+      <w:lvlJc w:val="left"/>
+      <w:pPr>
+        <w:tabs>
+          <w:tab w:val="num" w:pos="4320"/>
+        </w:tabs>
+        <w:ind w:left="4320" w:hanging="360"/>
+      </w:pPr>
+      <w:rPr>
+        <w:rFonts w:ascii="Wingdings" w:hAnsi="Wingdings" w:hint="default"/>
+      </w:rPr>
+    </w:lvl>
+    <w:lvl w:ilvl="6" w:tplc="04190001" w:tentative="1">
+      <w:start w:val="1"/>
+      <w:numFmt w:val="bullet"/>
+      <w:lvlText w:val=""/>
+      <w:lvlJc w:val="left"/>
+      <w:pPr>
+        <w:tabs>
+          <w:tab w:val="num" w:pos="5040"/>
+        </w:tabs>
+        <w:ind w:left="5040" w:hanging="360"/>
+      </w:pPr>
+      <w:rPr>
+        <w:rFonts w:ascii="Symbol" w:hAnsi="Symbol" w:hint="default"/>
+      </w:rPr>
+    </w:lvl>
+    <w:lvl w:ilvl="7" w:tplc="04190003" w:tentative="1">
+      <w:start w:val="1"/>
+      <w:numFmt w:val="bullet"/>
+      <w:lvlText w:val="o"/>
+      <w:lvlJc w:val="left"/>
+      <w:pPr>
+        <w:tabs>
+          <w:tab w:val="num" w:pos="5760"/>
+        </w:tabs>
+        <w:ind w:left="5760" w:hanging="360"/>
+      </w:pPr>
+      <w:rPr>
+        <w:rFonts w:ascii="Courier New" w:hAnsi="Courier New" w:cs="Courier New" w:hint="default"/>
+      </w:rPr>
+    </w:lvl>
+    <w:lvl w:ilvl="8" w:tplc="04190005" w:tentative="1">
+      <w:start w:val="1"/>
+      <w:numFmt w:val="bullet"/>
+      <w:lvlText w:val=""/>
+      <w:lvlJc w:val="left"/>
+      <w:pPr>
+        <w:tabs>
+          <w:tab w:val="num" w:pos="6480"/>
+        </w:tabs>
+        <w:ind w:left="6480" w:hanging="360"/>
+      </w:pPr>
+      <w:rPr>
+        <w:rFonts w:ascii="Wingdings" w:hAnsi="Wingdings" w:hint="default"/>
+      </w:rPr>
+    </w:lvl>
+  </w:abstractNum>
+  <w:abstractNum w:abstractNumId="3" w15:restartNumberingAfterBreak="0">
+    <w:nsid w:val="2534698F"/>
+    <w:multiLevelType w:val="hybridMultilevel"/>
+    <w:tmpl w:val="80CECEBC"/>
     <w:lvl w:ilvl="0" w:tplc="E1FAD1A8">
       <w:start w:val="1"/>
       <w:numFmt w:val="bullet"/>
       <w:lvlText w:val="-"/>
       <w:lvlJc w:val="left"/>
       <w:pPr>
-        <w:ind w:left="1287" w:hanging="360"/>
+        <w:ind w:left="927" w:hanging="360"/>
       </w:pPr>
       <w:rPr>
         <w:rFonts w:ascii="Times New Roman" w:hAnsi="Times New Roman" w:cs="Times New Roman" w:hint="default"/>
@@ -21240,7 +22375,7 @@
       <w:lvlText w:val="o"/>
       <w:lvlJc w:val="left"/>
       <w:pPr>
-        <w:ind w:left="2007" w:hanging="360"/>
+        <w:ind w:left="1647" w:hanging="360"/>
       </w:pPr>
       <w:rPr>
         <w:rFonts w:ascii="Courier New" w:hAnsi="Courier New" w:cs="Courier New" w:hint="default"/>
@@ -21252,7 +22387,7 @@
       <w:lvlText w:val=""/>
       <w:lvlJc w:val="left"/>
       <w:pPr>
-        <w:ind w:left="2727" w:hanging="360"/>
+        <w:ind w:left="2367" w:hanging="360"/>
       </w:pPr>
       <w:rPr>
         <w:rFonts w:ascii="Wingdings" w:hAnsi="Wingdings" w:hint="default"/>
@@ -21264,7 +22399,7 @@
       <w:lvlText w:val=""/>
       <w:lvlJc w:val="left"/>
       <w:pPr>
-        <w:ind w:left="3447" w:hanging="360"/>
+        <w:ind w:left="3087" w:hanging="360"/>
       </w:pPr>
       <w:rPr>
         <w:rFonts w:ascii="Symbol" w:hAnsi="Symbol" w:hint="default"/>
@@ -21276,7 +22411,7 @@
       <w:lvlText w:val="o"/>
       <w:lvlJc w:val="left"/>
       <w:pPr>
-        <w:ind w:left="4167" w:hanging="360"/>
+        <w:ind w:left="3807" w:hanging="360"/>
       </w:pPr>
       <w:rPr>
         <w:rFonts w:ascii="Courier New" w:hAnsi="Courier New" w:cs="Courier New" w:hint="default"/>
@@ -21288,7 +22423,7 @@
       <w:lvlText w:val=""/>
       <w:lvlJc w:val="left"/>
       <w:pPr>
-        <w:ind w:left="4887" w:hanging="360"/>
+        <w:ind w:left="4527" w:hanging="360"/>
       </w:pPr>
       <w:rPr>
         <w:rFonts w:ascii="Wingdings" w:hAnsi="Wingdings" w:hint="default"/>
@@ -21300,7 +22435,7 @@
       <w:lvlText w:val=""/>
       <w:lvlJc w:val="left"/>
       <w:pPr>
-        <w:ind w:left="5607" w:hanging="360"/>
+        <w:ind w:left="5247" w:hanging="360"/>
       </w:pPr>
       <w:rPr>
         <w:rFonts w:ascii="Symbol" w:hAnsi="Symbol" w:hint="default"/>
@@ -21312,7 +22447,7 @@
       <w:lvlText w:val="o"/>
       <w:lvlJc w:val="left"/>
       <w:pPr>
-        <w:ind w:left="6327" w:hanging="360"/>
+        <w:ind w:left="5967" w:hanging="360"/>
       </w:pPr>
       <w:rPr>
         <w:rFonts w:ascii="Courier New" w:hAnsi="Courier New" w:cs="Courier New" w:hint="default"/>
@@ -21324,17 +22459,245 @@
       <w:lvlText w:val=""/>
       <w:lvlJc w:val="left"/>
       <w:pPr>
-        <w:ind w:left="7047" w:hanging="360"/>
+        <w:ind w:left="6687" w:hanging="360"/>
       </w:pPr>
       <w:rPr>
         <w:rFonts w:ascii="Wingdings" w:hAnsi="Wingdings" w:hint="default"/>
       </w:rPr>
     </w:lvl>
   </w:abstractNum>
-  <w:abstractNum w:abstractNumId="10" w15:restartNumberingAfterBreak="0">
-    <w:nsid w:val="449B23C9"/>
+  <w:abstractNum w:abstractNumId="4" w15:restartNumberingAfterBreak="0">
+    <w:nsid w:val="27470E7F"/>
     <w:multiLevelType w:val="multilevel"/>
-    <w:tmpl w:val="196451EA"/>
+    <w:tmpl w:val="BF709E8C"/>
+    <w:lvl w:ilvl="0">
+      <w:start w:val="1"/>
+      <w:numFmt w:val="decimal"/>
+      <w:lvlText w:val="%1"/>
+      <w:lvlJc w:val="left"/>
+      <w:pPr>
+        <w:ind w:left="360" w:hanging="360"/>
+      </w:pPr>
+      <w:rPr>
+        <w:rFonts w:hint="default"/>
+      </w:rPr>
+    </w:lvl>
+    <w:lvl w:ilvl="1">
+      <w:start w:val="1"/>
+      <w:numFmt w:val="decimal"/>
+      <w:lvlText w:val="%1.%2"/>
+      <w:lvlJc w:val="left"/>
+      <w:pPr>
+        <w:ind w:left="792" w:hanging="432"/>
+      </w:pPr>
+      <w:rPr>
+        <w:rFonts w:hint="default"/>
+      </w:rPr>
+    </w:lvl>
+    <w:lvl w:ilvl="2">
+      <w:start w:val="1"/>
+      <w:numFmt w:val="decimal"/>
+      <w:lvlText w:val="%1.%2.%3"/>
+      <w:lvlJc w:val="left"/>
+      <w:pPr>
+        <w:ind w:left="1224" w:hanging="504"/>
+      </w:pPr>
+      <w:rPr>
+        <w:rFonts w:hint="default"/>
+      </w:rPr>
+    </w:lvl>
+    <w:lvl w:ilvl="3">
+      <w:start w:val="1"/>
+      <w:numFmt w:val="decimal"/>
+      <w:lvlText w:val="%1.%2.%3.%4"/>
+      <w:lvlJc w:val="left"/>
+      <w:pPr>
+        <w:ind w:left="1728" w:hanging="648"/>
+      </w:pPr>
+      <w:rPr>
+        <w:rFonts w:hint="default"/>
+      </w:rPr>
+    </w:lvl>
+    <w:lvl w:ilvl="4">
+      <w:start w:val="1"/>
+      <w:numFmt w:val="decimal"/>
+      <w:lvlText w:val="%1.%2.%3.%4.%5"/>
+      <w:lvlJc w:val="left"/>
+      <w:pPr>
+        <w:ind w:left="2232" w:hanging="792"/>
+      </w:pPr>
+      <w:rPr>
+        <w:rFonts w:hint="default"/>
+      </w:rPr>
+    </w:lvl>
+    <w:lvl w:ilvl="5">
+      <w:start w:val="1"/>
+      <w:numFmt w:val="decimal"/>
+      <w:lvlText w:val="%1.%2.%3.%4.%5.%6"/>
+      <w:lvlJc w:val="left"/>
+      <w:pPr>
+        <w:ind w:left="2736" w:hanging="936"/>
+      </w:pPr>
+      <w:rPr>
+        <w:rFonts w:hint="default"/>
+      </w:rPr>
+    </w:lvl>
+    <w:lvl w:ilvl="6">
+      <w:start w:val="1"/>
+      <w:numFmt w:val="decimal"/>
+      <w:lvlText w:val="%1.%2.%3.%4.%5.%6.%7"/>
+      <w:lvlJc w:val="left"/>
+      <w:pPr>
+        <w:ind w:left="3240" w:hanging="1080"/>
+      </w:pPr>
+      <w:rPr>
+        <w:rFonts w:hint="default"/>
+      </w:rPr>
+    </w:lvl>
+    <w:lvl w:ilvl="7">
+      <w:start w:val="1"/>
+      <w:numFmt w:val="decimal"/>
+      <w:lvlText w:val="%1.%2.%3.%4.%5.%6.%7.%8"/>
+      <w:lvlJc w:val="left"/>
+      <w:pPr>
+        <w:ind w:left="3744" w:hanging="1224"/>
+      </w:pPr>
+      <w:rPr>
+        <w:rFonts w:hint="default"/>
+      </w:rPr>
+    </w:lvl>
+    <w:lvl w:ilvl="8">
+      <w:start w:val="1"/>
+      <w:numFmt w:val="decimal"/>
+      <w:lvlText w:val="%1.%2.%3.%4.%5.%6.%7.%8.%9"/>
+      <w:lvlJc w:val="left"/>
+      <w:pPr>
+        <w:ind w:left="4320" w:hanging="1440"/>
+      </w:pPr>
+      <w:rPr>
+        <w:rFonts w:hint="default"/>
+      </w:rPr>
+    </w:lvl>
+  </w:abstractNum>
+  <w:abstractNum w:abstractNumId="5" w15:restartNumberingAfterBreak="0">
+    <w:nsid w:val="2A7159F4"/>
+    <w:multiLevelType w:val="hybridMultilevel"/>
+    <w:tmpl w:val="555657EC"/>
+    <w:lvl w:ilvl="0" w:tplc="EE40AB86">
+      <w:numFmt w:val="bullet"/>
+      <w:lvlText w:val="-"/>
+      <w:lvlJc w:val="left"/>
+      <w:pPr>
+        <w:ind w:left="800" w:hanging="360"/>
+      </w:pPr>
+      <w:rPr>
+        <w:rFonts w:ascii="Times New Roman" w:eastAsia="Symbol" w:hAnsi="Times New Roman" w:cs="Times New Roman" w:hint="default"/>
+        <w:w w:val="99"/>
+        <w:sz w:val="28"/>
+        <w:szCs w:val="28"/>
+      </w:rPr>
+    </w:lvl>
+    <w:lvl w:ilvl="1" w:tplc="04190003" w:tentative="1">
+      <w:start w:val="1"/>
+      <w:numFmt w:val="bullet"/>
+      <w:lvlText w:val="o"/>
+      <w:lvlJc w:val="left"/>
+      <w:pPr>
+        <w:ind w:left="1520" w:hanging="360"/>
+      </w:pPr>
+      <w:rPr>
+        <w:rFonts w:ascii="Courier New" w:hAnsi="Courier New" w:cs="Courier New" w:hint="default"/>
+      </w:rPr>
+    </w:lvl>
+    <w:lvl w:ilvl="2" w:tplc="04190005" w:tentative="1">
+      <w:start w:val="1"/>
+      <w:numFmt w:val="bullet"/>
+      <w:lvlText w:val=""/>
+      <w:lvlJc w:val="left"/>
+      <w:pPr>
+        <w:ind w:left="2240" w:hanging="360"/>
+      </w:pPr>
+      <w:rPr>
+        <w:rFonts w:ascii="Wingdings" w:hAnsi="Wingdings" w:hint="default"/>
+      </w:rPr>
+    </w:lvl>
+    <w:lvl w:ilvl="3" w:tplc="04190001" w:tentative="1">
+      <w:start w:val="1"/>
+      <w:numFmt w:val="bullet"/>
+      <w:lvlText w:val=""/>
+      <w:lvlJc w:val="left"/>
+      <w:pPr>
+        <w:ind w:left="2960" w:hanging="360"/>
+      </w:pPr>
+      <w:rPr>
+        <w:rFonts w:ascii="Symbol" w:hAnsi="Symbol" w:hint="default"/>
+      </w:rPr>
+    </w:lvl>
+    <w:lvl w:ilvl="4" w:tplc="04190003" w:tentative="1">
+      <w:start w:val="1"/>
+      <w:numFmt w:val="bullet"/>
+      <w:lvlText w:val="o"/>
+      <w:lvlJc w:val="left"/>
+      <w:pPr>
+        <w:ind w:left="3680" w:hanging="360"/>
+      </w:pPr>
+      <w:rPr>
+        <w:rFonts w:ascii="Courier New" w:hAnsi="Courier New" w:cs="Courier New" w:hint="default"/>
+      </w:rPr>
+    </w:lvl>
+    <w:lvl w:ilvl="5" w:tplc="04190005" w:tentative="1">
+      <w:start w:val="1"/>
+      <w:numFmt w:val="bullet"/>
+      <w:lvlText w:val=""/>
+      <w:lvlJc w:val="left"/>
+      <w:pPr>
+        <w:ind w:left="4400" w:hanging="360"/>
+      </w:pPr>
+      <w:rPr>
+        <w:rFonts w:ascii="Wingdings" w:hAnsi="Wingdings" w:hint="default"/>
+      </w:rPr>
+    </w:lvl>
+    <w:lvl w:ilvl="6" w:tplc="04190001" w:tentative="1">
+      <w:start w:val="1"/>
+      <w:numFmt w:val="bullet"/>
+      <w:lvlText w:val=""/>
+      <w:lvlJc w:val="left"/>
+      <w:pPr>
+        <w:ind w:left="5120" w:hanging="360"/>
+      </w:pPr>
+      <w:rPr>
+        <w:rFonts w:ascii="Symbol" w:hAnsi="Symbol" w:hint="default"/>
+      </w:rPr>
+    </w:lvl>
+    <w:lvl w:ilvl="7" w:tplc="04190003" w:tentative="1">
+      <w:start w:val="1"/>
+      <w:numFmt w:val="bullet"/>
+      <w:lvlText w:val="o"/>
+      <w:lvlJc w:val="left"/>
+      <w:pPr>
+        <w:ind w:left="5840" w:hanging="360"/>
+      </w:pPr>
+      <w:rPr>
+        <w:rFonts w:ascii="Courier New" w:hAnsi="Courier New" w:cs="Courier New" w:hint="default"/>
+      </w:rPr>
+    </w:lvl>
+    <w:lvl w:ilvl="8" w:tplc="04190005" w:tentative="1">
+      <w:start w:val="1"/>
+      <w:numFmt w:val="bullet"/>
+      <w:lvlText w:val=""/>
+      <w:lvlJc w:val="left"/>
+      <w:pPr>
+        <w:ind w:left="6560" w:hanging="360"/>
+      </w:pPr>
+      <w:rPr>
+        <w:rFonts w:ascii="Wingdings" w:hAnsi="Wingdings" w:hint="default"/>
+      </w:rPr>
+    </w:lvl>
+  </w:abstractNum>
+  <w:abstractNum w:abstractNumId="6" w15:restartNumberingAfterBreak="0">
+    <w:nsid w:val="2D2050C5"/>
+    <w:multiLevelType w:val="multilevel"/>
+    <w:tmpl w:val="95124C18"/>
     <w:lvl w:ilvl="0">
       <w:start w:val="1"/>
       <w:numFmt w:val="bullet"/>
@@ -21480,17 +22843,17 @@
       </w:rPr>
     </w:lvl>
   </w:abstractNum>
-  <w:abstractNum w:abstractNumId="11" w15:restartNumberingAfterBreak="0">
-    <w:nsid w:val="453E0F4A"/>
+  <w:abstractNum w:abstractNumId="7" w15:restartNumberingAfterBreak="0">
+    <w:nsid w:val="2E8033A9"/>
     <w:multiLevelType w:val="hybridMultilevel"/>
-    <w:tmpl w:val="97ECE0B8"/>
+    <w:tmpl w:val="E1507574"/>
     <w:lvl w:ilvl="0" w:tplc="E1FAD1A8">
       <w:start w:val="1"/>
       <w:numFmt w:val="bullet"/>
       <w:lvlText w:val="-"/>
       <w:lvlJc w:val="left"/>
       <w:pPr>
-        <w:ind w:left="720" w:hanging="360"/>
+        <w:ind w:left="927" w:hanging="360"/>
       </w:pPr>
       <w:rPr>
         <w:rFonts w:ascii="Times New Roman" w:hAnsi="Times New Roman" w:cs="Times New Roman" w:hint="default"/>
@@ -21502,7 +22865,7 @@
       <w:lvlText w:val="o"/>
       <w:lvlJc w:val="left"/>
       <w:pPr>
-        <w:ind w:left="1440" w:hanging="360"/>
+        <w:ind w:left="1647" w:hanging="360"/>
       </w:pPr>
       <w:rPr>
         <w:rFonts w:ascii="Courier New" w:hAnsi="Courier New" w:cs="Courier New" w:hint="default"/>
@@ -21514,7 +22877,7 @@
       <w:lvlText w:val=""/>
       <w:lvlJc w:val="left"/>
       <w:pPr>
-        <w:ind w:left="2160" w:hanging="360"/>
+        <w:ind w:left="2367" w:hanging="360"/>
       </w:pPr>
       <w:rPr>
         <w:rFonts w:ascii="Wingdings" w:hAnsi="Wingdings" w:hint="default"/>
@@ -21526,7 +22889,7 @@
       <w:lvlText w:val=""/>
       <w:lvlJc w:val="left"/>
       <w:pPr>
-        <w:ind w:left="2880" w:hanging="360"/>
+        <w:ind w:left="3087" w:hanging="360"/>
       </w:pPr>
       <w:rPr>
         <w:rFonts w:ascii="Symbol" w:hAnsi="Symbol" w:hint="default"/>
@@ -21538,7 +22901,7 @@
       <w:lvlText w:val="o"/>
       <w:lvlJc w:val="left"/>
       <w:pPr>
-        <w:ind w:left="3600" w:hanging="360"/>
+        <w:ind w:left="3807" w:hanging="360"/>
       </w:pPr>
       <w:rPr>
         <w:rFonts w:ascii="Courier New" w:hAnsi="Courier New" w:cs="Courier New" w:hint="default"/>
@@ -21550,7 +22913,7 @@
       <w:lvlText w:val=""/>
       <w:lvlJc w:val="left"/>
       <w:pPr>
-        <w:ind w:left="4320" w:hanging="360"/>
+        <w:ind w:left="4527" w:hanging="360"/>
       </w:pPr>
       <w:rPr>
         <w:rFonts w:ascii="Wingdings" w:hAnsi="Wingdings" w:hint="default"/>
@@ -21562,7 +22925,7 @@
       <w:lvlText w:val=""/>
       <w:lvlJc w:val="left"/>
       <w:pPr>
-        <w:ind w:left="5040" w:hanging="360"/>
+        <w:ind w:left="5247" w:hanging="360"/>
       </w:pPr>
       <w:rPr>
         <w:rFonts w:ascii="Symbol" w:hAnsi="Symbol" w:hint="default"/>
@@ -21574,7 +22937,7 @@
       <w:lvlText w:val="o"/>
       <w:lvlJc w:val="left"/>
       <w:pPr>
-        <w:ind w:left="5760" w:hanging="360"/>
+        <w:ind w:left="5967" w:hanging="360"/>
       </w:pPr>
       <w:rPr>
         <w:rFonts w:ascii="Courier New" w:hAnsi="Courier New" w:cs="Courier New" w:hint="default"/>
@@ -21586,583 +22949,17 @@
       <w:lvlText w:val=""/>
       <w:lvlJc w:val="left"/>
       <w:pPr>
-        <w:ind w:left="6480" w:hanging="360"/>
+        <w:ind w:left="6687" w:hanging="360"/>
       </w:pPr>
       <w:rPr>
         <w:rFonts w:ascii="Wingdings" w:hAnsi="Wingdings" w:hint="default"/>
       </w:rPr>
     </w:lvl>
   </w:abstractNum>
-  <w:abstractNum w:abstractNumId="12" w15:restartNumberingAfterBreak="0">
-    <w:nsid w:val="46950647"/>
-    <w:multiLevelType w:val="hybridMultilevel"/>
-    <w:tmpl w:val="FEA6D5F6"/>
-    <w:lvl w:ilvl="0" w:tplc="E1FAD1A8">
-      <w:start w:val="1"/>
-      <w:numFmt w:val="bullet"/>
-      <w:lvlText w:val="-"/>
-      <w:lvlJc w:val="left"/>
-      <w:pPr>
-        <w:ind w:left="720" w:hanging="360"/>
-      </w:pPr>
-      <w:rPr>
-        <w:rFonts w:ascii="Times New Roman" w:hAnsi="Times New Roman" w:cs="Times New Roman" w:hint="default"/>
-        <w:color w:val="auto"/>
-      </w:rPr>
-    </w:lvl>
-    <w:lvl w:ilvl="1" w:tplc="04190003" w:tentative="1">
-      <w:start w:val="1"/>
-      <w:numFmt w:val="bullet"/>
-      <w:lvlText w:val="o"/>
-      <w:lvlJc w:val="left"/>
-      <w:pPr>
-        <w:ind w:left="1440" w:hanging="360"/>
-      </w:pPr>
-      <w:rPr>
-        <w:rFonts w:ascii="Courier New" w:hAnsi="Courier New" w:cs="Courier New" w:hint="default"/>
-      </w:rPr>
-    </w:lvl>
-    <w:lvl w:ilvl="2" w:tplc="04190005" w:tentative="1">
-      <w:start w:val="1"/>
-      <w:numFmt w:val="bullet"/>
-      <w:lvlText w:val=""/>
-      <w:lvlJc w:val="left"/>
-      <w:pPr>
-        <w:ind w:left="2160" w:hanging="360"/>
-      </w:pPr>
-      <w:rPr>
-        <w:rFonts w:ascii="Wingdings" w:hAnsi="Wingdings" w:hint="default"/>
-      </w:rPr>
-    </w:lvl>
-    <w:lvl w:ilvl="3" w:tplc="04190001" w:tentative="1">
-      <w:start w:val="1"/>
-      <w:numFmt w:val="bullet"/>
-      <w:lvlText w:val=""/>
-      <w:lvlJc w:val="left"/>
-      <w:pPr>
-        <w:ind w:left="2880" w:hanging="360"/>
-      </w:pPr>
-      <w:rPr>
-        <w:rFonts w:ascii="Symbol" w:hAnsi="Symbol" w:hint="default"/>
-      </w:rPr>
-    </w:lvl>
-    <w:lvl w:ilvl="4" w:tplc="04190003" w:tentative="1">
-      <w:start w:val="1"/>
-      <w:numFmt w:val="bullet"/>
-      <w:lvlText w:val="o"/>
-      <w:lvlJc w:val="left"/>
-      <w:pPr>
-        <w:ind w:left="3600" w:hanging="360"/>
-      </w:pPr>
-      <w:rPr>
-        <w:rFonts w:ascii="Courier New" w:hAnsi="Courier New" w:cs="Courier New" w:hint="default"/>
-      </w:rPr>
-    </w:lvl>
-    <w:lvl w:ilvl="5" w:tplc="04190005" w:tentative="1">
-      <w:start w:val="1"/>
-      <w:numFmt w:val="bullet"/>
-      <w:lvlText w:val=""/>
-      <w:lvlJc w:val="left"/>
-      <w:pPr>
-        <w:ind w:left="4320" w:hanging="360"/>
-      </w:pPr>
-      <w:rPr>
-        <w:rFonts w:ascii="Wingdings" w:hAnsi="Wingdings" w:hint="default"/>
-      </w:rPr>
-    </w:lvl>
-    <w:lvl w:ilvl="6" w:tplc="04190001" w:tentative="1">
-      <w:start w:val="1"/>
-      <w:numFmt w:val="bullet"/>
-      <w:lvlText w:val=""/>
-      <w:lvlJc w:val="left"/>
-      <w:pPr>
-        <w:ind w:left="5040" w:hanging="360"/>
-      </w:pPr>
-      <w:rPr>
-        <w:rFonts w:ascii="Symbol" w:hAnsi="Symbol" w:hint="default"/>
-      </w:rPr>
-    </w:lvl>
-    <w:lvl w:ilvl="7" w:tplc="04190003" w:tentative="1">
-      <w:start w:val="1"/>
-      <w:numFmt w:val="bullet"/>
-      <w:lvlText w:val="o"/>
-      <w:lvlJc w:val="left"/>
-      <w:pPr>
-        <w:ind w:left="5760" w:hanging="360"/>
-      </w:pPr>
-      <w:rPr>
-        <w:rFonts w:ascii="Courier New" w:hAnsi="Courier New" w:cs="Courier New" w:hint="default"/>
-      </w:rPr>
-    </w:lvl>
-    <w:lvl w:ilvl="8" w:tplc="04190005" w:tentative="1">
-      <w:start w:val="1"/>
-      <w:numFmt w:val="bullet"/>
-      <w:lvlText w:val=""/>
-      <w:lvlJc w:val="left"/>
-      <w:pPr>
-        <w:ind w:left="6480" w:hanging="360"/>
-      </w:pPr>
-      <w:rPr>
-        <w:rFonts w:ascii="Wingdings" w:hAnsi="Wingdings" w:hint="default"/>
-      </w:rPr>
-    </w:lvl>
-  </w:abstractNum>
-  <w:abstractNum w:abstractNumId="13" w15:restartNumberingAfterBreak="0">
-    <w:nsid w:val="51E507D4"/>
-    <w:multiLevelType w:val="hybridMultilevel"/>
-    <w:tmpl w:val="10725B42"/>
-    <w:lvl w:ilvl="0" w:tplc="E1FAD1A8">
-      <w:start w:val="1"/>
-      <w:numFmt w:val="bullet"/>
-      <w:lvlText w:val="-"/>
-      <w:lvlJc w:val="left"/>
-      <w:pPr>
-        <w:ind w:left="1429" w:hanging="360"/>
-      </w:pPr>
-      <w:rPr>
-        <w:rFonts w:ascii="Times New Roman" w:hAnsi="Times New Roman" w:cs="Times New Roman" w:hint="default"/>
-      </w:rPr>
-    </w:lvl>
-    <w:lvl w:ilvl="1" w:tplc="04190003" w:tentative="1">
-      <w:start w:val="1"/>
-      <w:numFmt w:val="bullet"/>
-      <w:lvlText w:val="o"/>
-      <w:lvlJc w:val="left"/>
-      <w:pPr>
-        <w:ind w:left="2149" w:hanging="360"/>
-      </w:pPr>
-      <w:rPr>
-        <w:rFonts w:ascii="Courier New" w:hAnsi="Courier New" w:cs="Courier New" w:hint="default"/>
-      </w:rPr>
-    </w:lvl>
-    <w:lvl w:ilvl="2" w:tplc="04190005" w:tentative="1">
-      <w:start w:val="1"/>
-      <w:numFmt w:val="bullet"/>
-      <w:lvlText w:val=""/>
-      <w:lvlJc w:val="left"/>
-      <w:pPr>
-        <w:ind w:left="2869" w:hanging="360"/>
-      </w:pPr>
-      <w:rPr>
-        <w:rFonts w:ascii="Wingdings" w:hAnsi="Wingdings" w:hint="default"/>
-      </w:rPr>
-    </w:lvl>
-    <w:lvl w:ilvl="3" w:tplc="04190001" w:tentative="1">
-      <w:start w:val="1"/>
-      <w:numFmt w:val="bullet"/>
-      <w:lvlText w:val=""/>
-      <w:lvlJc w:val="left"/>
-      <w:pPr>
-        <w:ind w:left="3589" w:hanging="360"/>
-      </w:pPr>
-      <w:rPr>
-        <w:rFonts w:ascii="Symbol" w:hAnsi="Symbol" w:hint="default"/>
-      </w:rPr>
-    </w:lvl>
-    <w:lvl w:ilvl="4" w:tplc="04190003" w:tentative="1">
-      <w:start w:val="1"/>
-      <w:numFmt w:val="bullet"/>
-      <w:lvlText w:val="o"/>
-      <w:lvlJc w:val="left"/>
-      <w:pPr>
-        <w:ind w:left="4309" w:hanging="360"/>
-      </w:pPr>
-      <w:rPr>
-        <w:rFonts w:ascii="Courier New" w:hAnsi="Courier New" w:cs="Courier New" w:hint="default"/>
-      </w:rPr>
-    </w:lvl>
-    <w:lvl w:ilvl="5" w:tplc="04190005" w:tentative="1">
-      <w:start w:val="1"/>
-      <w:numFmt w:val="bullet"/>
-      <w:lvlText w:val=""/>
-      <w:lvlJc w:val="left"/>
-      <w:pPr>
-        <w:ind w:left="5029" w:hanging="360"/>
-      </w:pPr>
-      <w:rPr>
-        <w:rFonts w:ascii="Wingdings" w:hAnsi="Wingdings" w:hint="default"/>
-      </w:rPr>
-    </w:lvl>
-    <w:lvl w:ilvl="6" w:tplc="04190001" w:tentative="1">
-      <w:start w:val="1"/>
-      <w:numFmt w:val="bullet"/>
-      <w:lvlText w:val=""/>
-      <w:lvlJc w:val="left"/>
-      <w:pPr>
-        <w:ind w:left="5749" w:hanging="360"/>
-      </w:pPr>
-      <w:rPr>
-        <w:rFonts w:ascii="Symbol" w:hAnsi="Symbol" w:hint="default"/>
-      </w:rPr>
-    </w:lvl>
-    <w:lvl w:ilvl="7" w:tplc="04190003" w:tentative="1">
-      <w:start w:val="1"/>
-      <w:numFmt w:val="bullet"/>
-      <w:lvlText w:val="o"/>
-      <w:lvlJc w:val="left"/>
-      <w:pPr>
-        <w:ind w:left="6469" w:hanging="360"/>
-      </w:pPr>
-      <w:rPr>
-        <w:rFonts w:ascii="Courier New" w:hAnsi="Courier New" w:cs="Courier New" w:hint="default"/>
-      </w:rPr>
-    </w:lvl>
-    <w:lvl w:ilvl="8" w:tplc="04190005" w:tentative="1">
-      <w:start w:val="1"/>
-      <w:numFmt w:val="bullet"/>
-      <w:lvlText w:val=""/>
-      <w:lvlJc w:val="left"/>
-      <w:pPr>
-        <w:ind w:left="7189" w:hanging="360"/>
-      </w:pPr>
-      <w:rPr>
-        <w:rFonts w:ascii="Wingdings" w:hAnsi="Wingdings" w:hint="default"/>
-      </w:rPr>
-    </w:lvl>
-  </w:abstractNum>
-  <w:abstractNum w:abstractNumId="14" w15:restartNumberingAfterBreak="0">
-    <w:nsid w:val="5C8348DB"/>
-    <w:multiLevelType w:val="hybridMultilevel"/>
-    <w:tmpl w:val="702A8FFC"/>
-    <w:lvl w:ilvl="0" w:tplc="E1FAD1A8">
-      <w:start w:val="1"/>
-      <w:numFmt w:val="bullet"/>
-      <w:lvlText w:val="-"/>
-      <w:lvlJc w:val="left"/>
-      <w:pPr>
-        <w:ind w:left="720" w:hanging="360"/>
-      </w:pPr>
-      <w:rPr>
-        <w:rFonts w:ascii="Times New Roman" w:hAnsi="Times New Roman" w:cs="Times New Roman" w:hint="default"/>
-      </w:rPr>
-    </w:lvl>
-    <w:lvl w:ilvl="1" w:tplc="04190003" w:tentative="1">
-      <w:start w:val="1"/>
-      <w:numFmt w:val="bullet"/>
-      <w:lvlText w:val="o"/>
-      <w:lvlJc w:val="left"/>
-      <w:pPr>
-        <w:ind w:left="1440" w:hanging="360"/>
-      </w:pPr>
-      <w:rPr>
-        <w:rFonts w:ascii="Courier New" w:hAnsi="Courier New" w:cs="Courier New" w:hint="default"/>
-      </w:rPr>
-    </w:lvl>
-    <w:lvl w:ilvl="2" w:tplc="04190005" w:tentative="1">
-      <w:start w:val="1"/>
-      <w:numFmt w:val="bullet"/>
-      <w:lvlText w:val=""/>
-      <w:lvlJc w:val="left"/>
-      <w:pPr>
-        <w:ind w:left="2160" w:hanging="360"/>
-      </w:pPr>
-      <w:rPr>
-        <w:rFonts w:ascii="Wingdings" w:hAnsi="Wingdings" w:hint="default"/>
-      </w:rPr>
-    </w:lvl>
-    <w:lvl w:ilvl="3" w:tplc="04190001" w:tentative="1">
-      <w:start w:val="1"/>
-      <w:numFmt w:val="bullet"/>
-      <w:lvlText w:val=""/>
-      <w:lvlJc w:val="left"/>
-      <w:pPr>
-        <w:ind w:left="2880" w:hanging="360"/>
-      </w:pPr>
-      <w:rPr>
-        <w:rFonts w:ascii="Symbol" w:hAnsi="Symbol" w:hint="default"/>
-      </w:rPr>
-    </w:lvl>
-    <w:lvl w:ilvl="4" w:tplc="04190003" w:tentative="1">
-      <w:start w:val="1"/>
-      <w:numFmt w:val="bullet"/>
-      <w:lvlText w:val="o"/>
-      <w:lvlJc w:val="left"/>
-      <w:pPr>
-        <w:ind w:left="3600" w:hanging="360"/>
-      </w:pPr>
-      <w:rPr>
-        <w:rFonts w:ascii="Courier New" w:hAnsi="Courier New" w:cs="Courier New" w:hint="default"/>
-      </w:rPr>
-    </w:lvl>
-    <w:lvl w:ilvl="5" w:tplc="04190005" w:tentative="1">
-      <w:start w:val="1"/>
-      <w:numFmt w:val="bullet"/>
-      <w:lvlText w:val=""/>
-      <w:lvlJc w:val="left"/>
-      <w:pPr>
-        <w:ind w:left="4320" w:hanging="360"/>
-      </w:pPr>
-      <w:rPr>
-        <w:rFonts w:ascii="Wingdings" w:hAnsi="Wingdings" w:hint="default"/>
-      </w:rPr>
-    </w:lvl>
-    <w:lvl w:ilvl="6" w:tplc="04190001" w:tentative="1">
-      <w:start w:val="1"/>
-      <w:numFmt w:val="bullet"/>
-      <w:lvlText w:val=""/>
-      <w:lvlJc w:val="left"/>
-      <w:pPr>
-        <w:ind w:left="5040" w:hanging="360"/>
-      </w:pPr>
-      <w:rPr>
-        <w:rFonts w:ascii="Symbol" w:hAnsi="Symbol" w:hint="default"/>
-      </w:rPr>
-    </w:lvl>
-    <w:lvl w:ilvl="7" w:tplc="04190003" w:tentative="1">
-      <w:start w:val="1"/>
-      <w:numFmt w:val="bullet"/>
-      <w:lvlText w:val="o"/>
-      <w:lvlJc w:val="left"/>
-      <w:pPr>
-        <w:ind w:left="5760" w:hanging="360"/>
-      </w:pPr>
-      <w:rPr>
-        <w:rFonts w:ascii="Courier New" w:hAnsi="Courier New" w:cs="Courier New" w:hint="default"/>
-      </w:rPr>
-    </w:lvl>
-    <w:lvl w:ilvl="8" w:tplc="04190005" w:tentative="1">
-      <w:start w:val="1"/>
-      <w:numFmt w:val="bullet"/>
-      <w:lvlText w:val=""/>
-      <w:lvlJc w:val="left"/>
-      <w:pPr>
-        <w:ind w:left="6480" w:hanging="360"/>
-      </w:pPr>
-      <w:rPr>
-        <w:rFonts w:ascii="Wingdings" w:hAnsi="Wingdings" w:hint="default"/>
-      </w:rPr>
-    </w:lvl>
-  </w:abstractNum>
-  <w:abstractNum w:abstractNumId="15" w15:restartNumberingAfterBreak="0">
-    <w:nsid w:val="69216C46"/>
-    <w:multiLevelType w:val="hybridMultilevel"/>
-    <w:tmpl w:val="30C45572"/>
-    <w:lvl w:ilvl="0" w:tplc="E1FAD1A8">
-      <w:start w:val="1"/>
-      <w:numFmt w:val="bullet"/>
-      <w:lvlText w:val="-"/>
-      <w:lvlJc w:val="left"/>
-      <w:pPr>
-        <w:ind w:left="800" w:hanging="360"/>
-      </w:pPr>
-      <w:rPr>
-        <w:rFonts w:ascii="Times New Roman" w:hAnsi="Times New Roman" w:cs="Times New Roman" w:hint="default"/>
-      </w:rPr>
-    </w:lvl>
-    <w:lvl w:ilvl="1" w:tplc="04190003" w:tentative="1">
-      <w:start w:val="1"/>
-      <w:numFmt w:val="bullet"/>
-      <w:lvlText w:val="o"/>
-      <w:lvlJc w:val="left"/>
-      <w:pPr>
-        <w:ind w:left="1520" w:hanging="360"/>
-      </w:pPr>
-      <w:rPr>
-        <w:rFonts w:ascii="Courier New" w:hAnsi="Courier New" w:cs="Courier New" w:hint="default"/>
-      </w:rPr>
-    </w:lvl>
-    <w:lvl w:ilvl="2" w:tplc="04190005" w:tentative="1">
-      <w:start w:val="1"/>
-      <w:numFmt w:val="bullet"/>
-      <w:lvlText w:val=""/>
-      <w:lvlJc w:val="left"/>
-      <w:pPr>
-        <w:ind w:left="2240" w:hanging="360"/>
-      </w:pPr>
-      <w:rPr>
-        <w:rFonts w:ascii="Wingdings" w:hAnsi="Wingdings" w:hint="default"/>
-      </w:rPr>
-    </w:lvl>
-    <w:lvl w:ilvl="3" w:tplc="04190001" w:tentative="1">
-      <w:start w:val="1"/>
-      <w:numFmt w:val="bullet"/>
-      <w:lvlText w:val=""/>
-      <w:lvlJc w:val="left"/>
-      <w:pPr>
-        <w:ind w:left="2960" w:hanging="360"/>
-      </w:pPr>
-      <w:rPr>
-        <w:rFonts w:ascii="Symbol" w:hAnsi="Symbol" w:hint="default"/>
-      </w:rPr>
-    </w:lvl>
-    <w:lvl w:ilvl="4" w:tplc="04190003" w:tentative="1">
-      <w:start w:val="1"/>
-      <w:numFmt w:val="bullet"/>
-      <w:lvlText w:val="o"/>
-      <w:lvlJc w:val="left"/>
-      <w:pPr>
-        <w:ind w:left="3680" w:hanging="360"/>
-      </w:pPr>
-      <w:rPr>
-        <w:rFonts w:ascii="Courier New" w:hAnsi="Courier New" w:cs="Courier New" w:hint="default"/>
-      </w:rPr>
-    </w:lvl>
-    <w:lvl w:ilvl="5" w:tplc="04190005" w:tentative="1">
-      <w:start w:val="1"/>
-      <w:numFmt w:val="bullet"/>
-      <w:lvlText w:val=""/>
-      <w:lvlJc w:val="left"/>
-      <w:pPr>
-        <w:ind w:left="4400" w:hanging="360"/>
-      </w:pPr>
-      <w:rPr>
-        <w:rFonts w:ascii="Wingdings" w:hAnsi="Wingdings" w:hint="default"/>
-      </w:rPr>
-    </w:lvl>
-    <w:lvl w:ilvl="6" w:tplc="04190001" w:tentative="1">
-      <w:start w:val="1"/>
-      <w:numFmt w:val="bullet"/>
-      <w:lvlText w:val=""/>
-      <w:lvlJc w:val="left"/>
-      <w:pPr>
-        <w:ind w:left="5120" w:hanging="360"/>
-      </w:pPr>
-      <w:rPr>
-        <w:rFonts w:ascii="Symbol" w:hAnsi="Symbol" w:hint="default"/>
-      </w:rPr>
-    </w:lvl>
-    <w:lvl w:ilvl="7" w:tplc="04190003" w:tentative="1">
-      <w:start w:val="1"/>
-      <w:numFmt w:val="bullet"/>
-      <w:lvlText w:val="o"/>
-      <w:lvlJc w:val="left"/>
-      <w:pPr>
-        <w:ind w:left="5840" w:hanging="360"/>
-      </w:pPr>
-      <w:rPr>
-        <w:rFonts w:ascii="Courier New" w:hAnsi="Courier New" w:cs="Courier New" w:hint="default"/>
-      </w:rPr>
-    </w:lvl>
-    <w:lvl w:ilvl="8" w:tplc="04190005" w:tentative="1">
-      <w:start w:val="1"/>
-      <w:numFmt w:val="bullet"/>
-      <w:lvlText w:val=""/>
-      <w:lvlJc w:val="left"/>
-      <w:pPr>
-        <w:ind w:left="6560" w:hanging="360"/>
-      </w:pPr>
-      <w:rPr>
-        <w:rFonts w:ascii="Wingdings" w:hAnsi="Wingdings" w:hint="default"/>
-      </w:rPr>
-    </w:lvl>
-  </w:abstractNum>
-  <w:abstractNum w:abstractNumId="16" w15:restartNumberingAfterBreak="0">
-    <w:nsid w:val="6A8F3CBF"/>
-    <w:multiLevelType w:val="hybridMultilevel"/>
-    <w:tmpl w:val="679AE6A4"/>
-    <w:lvl w:ilvl="0" w:tplc="E1FAD1A8">
-      <w:start w:val="1"/>
-      <w:numFmt w:val="bullet"/>
-      <w:lvlText w:val="-"/>
-      <w:lvlJc w:val="left"/>
-      <w:pPr>
-        <w:ind w:left="1080" w:hanging="360"/>
-      </w:pPr>
-      <w:rPr>
-        <w:rFonts w:ascii="Times New Roman" w:hAnsi="Times New Roman" w:cs="Times New Roman" w:hint="default"/>
-      </w:rPr>
-    </w:lvl>
-    <w:lvl w:ilvl="1" w:tplc="04190003" w:tentative="1">
-      <w:start w:val="1"/>
-      <w:numFmt w:val="bullet"/>
-      <w:lvlText w:val="o"/>
-      <w:lvlJc w:val="left"/>
-      <w:pPr>
-        <w:ind w:left="1800" w:hanging="360"/>
-      </w:pPr>
-      <w:rPr>
-        <w:rFonts w:ascii="Courier New" w:hAnsi="Courier New" w:cs="Courier New" w:hint="default"/>
-      </w:rPr>
-    </w:lvl>
-    <w:lvl w:ilvl="2" w:tplc="04190005" w:tentative="1">
-      <w:start w:val="1"/>
-      <w:numFmt w:val="bullet"/>
-      <w:lvlText w:val=""/>
-      <w:lvlJc w:val="left"/>
-      <w:pPr>
-        <w:ind w:left="2520" w:hanging="360"/>
-      </w:pPr>
-      <w:rPr>
-        <w:rFonts w:ascii="Wingdings" w:hAnsi="Wingdings" w:hint="default"/>
-      </w:rPr>
-    </w:lvl>
-    <w:lvl w:ilvl="3" w:tplc="04190001" w:tentative="1">
-      <w:start w:val="1"/>
-      <w:numFmt w:val="bullet"/>
-      <w:lvlText w:val=""/>
-      <w:lvlJc w:val="left"/>
-      <w:pPr>
-        <w:ind w:left="3240" w:hanging="360"/>
-      </w:pPr>
-      <w:rPr>
-        <w:rFonts w:ascii="Symbol" w:hAnsi="Symbol" w:hint="default"/>
-      </w:rPr>
-    </w:lvl>
-    <w:lvl w:ilvl="4" w:tplc="04190003" w:tentative="1">
-      <w:start w:val="1"/>
-      <w:numFmt w:val="bullet"/>
-      <w:lvlText w:val="o"/>
-      <w:lvlJc w:val="left"/>
-      <w:pPr>
-        <w:ind w:left="3960" w:hanging="360"/>
-      </w:pPr>
-      <w:rPr>
-        <w:rFonts w:ascii="Courier New" w:hAnsi="Courier New" w:cs="Courier New" w:hint="default"/>
-      </w:rPr>
-    </w:lvl>
-    <w:lvl w:ilvl="5" w:tplc="04190005" w:tentative="1">
-      <w:start w:val="1"/>
-      <w:numFmt w:val="bullet"/>
-      <w:lvlText w:val=""/>
-      <w:lvlJc w:val="left"/>
-      <w:pPr>
-        <w:ind w:left="4680" w:hanging="360"/>
-      </w:pPr>
-      <w:rPr>
-        <w:rFonts w:ascii="Wingdings" w:hAnsi="Wingdings" w:hint="default"/>
-      </w:rPr>
-    </w:lvl>
-    <w:lvl w:ilvl="6" w:tplc="04190001" w:tentative="1">
-      <w:start w:val="1"/>
-      <w:numFmt w:val="bullet"/>
-      <w:lvlText w:val=""/>
-      <w:lvlJc w:val="left"/>
-      <w:pPr>
-        <w:ind w:left="5400" w:hanging="360"/>
-      </w:pPr>
-      <w:rPr>
-        <w:rFonts w:ascii="Symbol" w:hAnsi="Symbol" w:hint="default"/>
-      </w:rPr>
-    </w:lvl>
-    <w:lvl w:ilvl="7" w:tplc="04190003" w:tentative="1">
-      <w:start w:val="1"/>
-      <w:numFmt w:val="bullet"/>
-      <w:lvlText w:val="o"/>
-      <w:lvlJc w:val="left"/>
-      <w:pPr>
-        <w:ind w:left="6120" w:hanging="360"/>
-      </w:pPr>
-      <w:rPr>
-        <w:rFonts w:ascii="Courier New" w:hAnsi="Courier New" w:cs="Courier New" w:hint="default"/>
-      </w:rPr>
-    </w:lvl>
-    <w:lvl w:ilvl="8" w:tplc="04190005" w:tentative="1">
-      <w:start w:val="1"/>
-      <w:numFmt w:val="bullet"/>
-      <w:lvlText w:val=""/>
-      <w:lvlJc w:val="left"/>
-      <w:pPr>
-        <w:ind w:left="6840" w:hanging="360"/>
-      </w:pPr>
-      <w:rPr>
-        <w:rFonts w:ascii="Wingdings" w:hAnsi="Wingdings" w:hint="default"/>
-      </w:rPr>
-    </w:lvl>
-  </w:abstractNum>
-  <w:abstractNum w:abstractNumId="17" w15:restartNumberingAfterBreak="0">
-    <w:nsid w:val="79ED5DCB"/>
+  <w:abstractNum w:abstractNumId="8" w15:restartNumberingAfterBreak="0">
+    <w:nsid w:val="2FA93506"/>
     <w:multiLevelType w:val="multilevel"/>
-    <w:tmpl w:val="F2E26B7A"/>
+    <w:tmpl w:val="C1542904"/>
     <w:lvl w:ilvl="0">
       <w:start w:val="1"/>
       <w:numFmt w:val="bullet"/>
@@ -22309,66 +23106,1745 @@
       </w:rPr>
     </w:lvl>
   </w:abstractNum>
+  <w:abstractNum w:abstractNumId="9" w15:restartNumberingAfterBreak="0">
+    <w:nsid w:val="31861D04"/>
+    <w:multiLevelType w:val="hybridMultilevel"/>
+    <w:tmpl w:val="CC72C200"/>
+    <w:lvl w:ilvl="0" w:tplc="E1FAD1A8">
+      <w:start w:val="1"/>
+      <w:numFmt w:val="bullet"/>
+      <w:lvlText w:val="-"/>
+      <w:lvlJc w:val="left"/>
+      <w:pPr>
+        <w:ind w:left="720" w:hanging="360"/>
+      </w:pPr>
+      <w:rPr>
+        <w:rFonts w:ascii="Times New Roman" w:hAnsi="Times New Roman" w:cs="Times New Roman" w:hint="default"/>
+      </w:rPr>
+    </w:lvl>
+    <w:lvl w:ilvl="1" w:tplc="04190003" w:tentative="1">
+      <w:start w:val="1"/>
+      <w:numFmt w:val="bullet"/>
+      <w:lvlText w:val="o"/>
+      <w:lvlJc w:val="left"/>
+      <w:pPr>
+        <w:ind w:left="1440" w:hanging="360"/>
+      </w:pPr>
+      <w:rPr>
+        <w:rFonts w:ascii="Courier New" w:hAnsi="Courier New" w:cs="Courier New" w:hint="default"/>
+      </w:rPr>
+    </w:lvl>
+    <w:lvl w:ilvl="2" w:tplc="04190005" w:tentative="1">
+      <w:start w:val="1"/>
+      <w:numFmt w:val="bullet"/>
+      <w:lvlText w:val=""/>
+      <w:lvlJc w:val="left"/>
+      <w:pPr>
+        <w:ind w:left="2160" w:hanging="360"/>
+      </w:pPr>
+      <w:rPr>
+        <w:rFonts w:ascii="Wingdings" w:hAnsi="Wingdings" w:hint="default"/>
+      </w:rPr>
+    </w:lvl>
+    <w:lvl w:ilvl="3" w:tplc="04190001" w:tentative="1">
+      <w:start w:val="1"/>
+      <w:numFmt w:val="bullet"/>
+      <w:lvlText w:val=""/>
+      <w:lvlJc w:val="left"/>
+      <w:pPr>
+        <w:ind w:left="2880" w:hanging="360"/>
+      </w:pPr>
+      <w:rPr>
+        <w:rFonts w:ascii="Symbol" w:hAnsi="Symbol" w:hint="default"/>
+      </w:rPr>
+    </w:lvl>
+    <w:lvl w:ilvl="4" w:tplc="04190003" w:tentative="1">
+      <w:start w:val="1"/>
+      <w:numFmt w:val="bullet"/>
+      <w:lvlText w:val="o"/>
+      <w:lvlJc w:val="left"/>
+      <w:pPr>
+        <w:ind w:left="3600" w:hanging="360"/>
+      </w:pPr>
+      <w:rPr>
+        <w:rFonts w:ascii="Courier New" w:hAnsi="Courier New" w:cs="Courier New" w:hint="default"/>
+      </w:rPr>
+    </w:lvl>
+    <w:lvl w:ilvl="5" w:tplc="04190005" w:tentative="1">
+      <w:start w:val="1"/>
+      <w:numFmt w:val="bullet"/>
+      <w:lvlText w:val=""/>
+      <w:lvlJc w:val="left"/>
+      <w:pPr>
+        <w:ind w:left="4320" w:hanging="360"/>
+      </w:pPr>
+      <w:rPr>
+        <w:rFonts w:ascii="Wingdings" w:hAnsi="Wingdings" w:hint="default"/>
+      </w:rPr>
+    </w:lvl>
+    <w:lvl w:ilvl="6" w:tplc="04190001" w:tentative="1">
+      <w:start w:val="1"/>
+      <w:numFmt w:val="bullet"/>
+      <w:lvlText w:val=""/>
+      <w:lvlJc w:val="left"/>
+      <w:pPr>
+        <w:ind w:left="5040" w:hanging="360"/>
+      </w:pPr>
+      <w:rPr>
+        <w:rFonts w:ascii="Symbol" w:hAnsi="Symbol" w:hint="default"/>
+      </w:rPr>
+    </w:lvl>
+    <w:lvl w:ilvl="7" w:tplc="04190003" w:tentative="1">
+      <w:start w:val="1"/>
+      <w:numFmt w:val="bullet"/>
+      <w:lvlText w:val="o"/>
+      <w:lvlJc w:val="left"/>
+      <w:pPr>
+        <w:ind w:left="5760" w:hanging="360"/>
+      </w:pPr>
+      <w:rPr>
+        <w:rFonts w:ascii="Courier New" w:hAnsi="Courier New" w:cs="Courier New" w:hint="default"/>
+      </w:rPr>
+    </w:lvl>
+    <w:lvl w:ilvl="8" w:tplc="04190005" w:tentative="1">
+      <w:start w:val="1"/>
+      <w:numFmt w:val="bullet"/>
+      <w:lvlText w:val=""/>
+      <w:lvlJc w:val="left"/>
+      <w:pPr>
+        <w:ind w:left="6480" w:hanging="360"/>
+      </w:pPr>
+      <w:rPr>
+        <w:rFonts w:ascii="Wingdings" w:hAnsi="Wingdings" w:hint="default"/>
+      </w:rPr>
+    </w:lvl>
+  </w:abstractNum>
+  <w:abstractNum w:abstractNumId="10" w15:restartNumberingAfterBreak="0">
+    <w:nsid w:val="41035128"/>
+    <w:multiLevelType w:val="hybridMultilevel"/>
+    <w:tmpl w:val="40A2E890"/>
+    <w:lvl w:ilvl="0" w:tplc="EE40AB86">
+      <w:numFmt w:val="bullet"/>
+      <w:lvlText w:val="-"/>
+      <w:lvlJc w:val="left"/>
+      <w:pPr>
+        <w:ind w:left="1287" w:hanging="360"/>
+      </w:pPr>
+      <w:rPr>
+        <w:rFonts w:ascii="Times New Roman" w:eastAsia="Symbol" w:hAnsi="Times New Roman" w:cs="Times New Roman" w:hint="default"/>
+        <w:w w:val="99"/>
+        <w:sz w:val="28"/>
+        <w:szCs w:val="28"/>
+      </w:rPr>
+    </w:lvl>
+    <w:lvl w:ilvl="1" w:tplc="04190003" w:tentative="1">
+      <w:start w:val="1"/>
+      <w:numFmt w:val="bullet"/>
+      <w:lvlText w:val="o"/>
+      <w:lvlJc w:val="left"/>
+      <w:pPr>
+        <w:ind w:left="2007" w:hanging="360"/>
+      </w:pPr>
+      <w:rPr>
+        <w:rFonts w:ascii="Courier New" w:hAnsi="Courier New" w:cs="Courier New" w:hint="default"/>
+      </w:rPr>
+    </w:lvl>
+    <w:lvl w:ilvl="2" w:tplc="04190005" w:tentative="1">
+      <w:start w:val="1"/>
+      <w:numFmt w:val="bullet"/>
+      <w:lvlText w:val=""/>
+      <w:lvlJc w:val="left"/>
+      <w:pPr>
+        <w:ind w:left="2727" w:hanging="360"/>
+      </w:pPr>
+      <w:rPr>
+        <w:rFonts w:ascii="Wingdings" w:hAnsi="Wingdings" w:hint="default"/>
+      </w:rPr>
+    </w:lvl>
+    <w:lvl w:ilvl="3" w:tplc="04190001" w:tentative="1">
+      <w:start w:val="1"/>
+      <w:numFmt w:val="bullet"/>
+      <w:lvlText w:val=""/>
+      <w:lvlJc w:val="left"/>
+      <w:pPr>
+        <w:ind w:left="3447" w:hanging="360"/>
+      </w:pPr>
+      <w:rPr>
+        <w:rFonts w:ascii="Symbol" w:hAnsi="Symbol" w:hint="default"/>
+      </w:rPr>
+    </w:lvl>
+    <w:lvl w:ilvl="4" w:tplc="04190003" w:tentative="1">
+      <w:start w:val="1"/>
+      <w:numFmt w:val="bullet"/>
+      <w:lvlText w:val="o"/>
+      <w:lvlJc w:val="left"/>
+      <w:pPr>
+        <w:ind w:left="4167" w:hanging="360"/>
+      </w:pPr>
+      <w:rPr>
+        <w:rFonts w:ascii="Courier New" w:hAnsi="Courier New" w:cs="Courier New" w:hint="default"/>
+      </w:rPr>
+    </w:lvl>
+    <w:lvl w:ilvl="5" w:tplc="04190005" w:tentative="1">
+      <w:start w:val="1"/>
+      <w:numFmt w:val="bullet"/>
+      <w:lvlText w:val=""/>
+      <w:lvlJc w:val="left"/>
+      <w:pPr>
+        <w:ind w:left="4887" w:hanging="360"/>
+      </w:pPr>
+      <w:rPr>
+        <w:rFonts w:ascii="Wingdings" w:hAnsi="Wingdings" w:hint="default"/>
+      </w:rPr>
+    </w:lvl>
+    <w:lvl w:ilvl="6" w:tplc="04190001" w:tentative="1">
+      <w:start w:val="1"/>
+      <w:numFmt w:val="bullet"/>
+      <w:lvlText w:val=""/>
+      <w:lvlJc w:val="left"/>
+      <w:pPr>
+        <w:ind w:left="5607" w:hanging="360"/>
+      </w:pPr>
+      <w:rPr>
+        <w:rFonts w:ascii="Symbol" w:hAnsi="Symbol" w:hint="default"/>
+      </w:rPr>
+    </w:lvl>
+    <w:lvl w:ilvl="7" w:tplc="04190003" w:tentative="1">
+      <w:start w:val="1"/>
+      <w:numFmt w:val="bullet"/>
+      <w:lvlText w:val="o"/>
+      <w:lvlJc w:val="left"/>
+      <w:pPr>
+        <w:ind w:left="6327" w:hanging="360"/>
+      </w:pPr>
+      <w:rPr>
+        <w:rFonts w:ascii="Courier New" w:hAnsi="Courier New" w:cs="Courier New" w:hint="default"/>
+      </w:rPr>
+    </w:lvl>
+    <w:lvl w:ilvl="8" w:tplc="04190005" w:tentative="1">
+      <w:start w:val="1"/>
+      <w:numFmt w:val="bullet"/>
+      <w:lvlText w:val=""/>
+      <w:lvlJc w:val="left"/>
+      <w:pPr>
+        <w:ind w:left="7047" w:hanging="360"/>
+      </w:pPr>
+      <w:rPr>
+        <w:rFonts w:ascii="Wingdings" w:hAnsi="Wingdings" w:hint="default"/>
+      </w:rPr>
+    </w:lvl>
+  </w:abstractNum>
+  <w:abstractNum w:abstractNumId="11" w15:restartNumberingAfterBreak="0">
+    <w:nsid w:val="44775B61"/>
+    <w:multiLevelType w:val="hybridMultilevel"/>
+    <w:tmpl w:val="B81A6F70"/>
+    <w:lvl w:ilvl="0" w:tplc="E1FAD1A8">
+      <w:start w:val="1"/>
+      <w:numFmt w:val="bullet"/>
+      <w:lvlText w:val="-"/>
+      <w:lvlJc w:val="left"/>
+      <w:pPr>
+        <w:ind w:left="1287" w:hanging="360"/>
+      </w:pPr>
+      <w:rPr>
+        <w:rFonts w:ascii="Times New Roman" w:hAnsi="Times New Roman" w:cs="Times New Roman" w:hint="default"/>
+      </w:rPr>
+    </w:lvl>
+    <w:lvl w:ilvl="1" w:tplc="04190003" w:tentative="1">
+      <w:start w:val="1"/>
+      <w:numFmt w:val="bullet"/>
+      <w:lvlText w:val="o"/>
+      <w:lvlJc w:val="left"/>
+      <w:pPr>
+        <w:ind w:left="2007" w:hanging="360"/>
+      </w:pPr>
+      <w:rPr>
+        <w:rFonts w:ascii="Courier New" w:hAnsi="Courier New" w:cs="Courier New" w:hint="default"/>
+      </w:rPr>
+    </w:lvl>
+    <w:lvl w:ilvl="2" w:tplc="04190005" w:tentative="1">
+      <w:start w:val="1"/>
+      <w:numFmt w:val="bullet"/>
+      <w:lvlText w:val=""/>
+      <w:lvlJc w:val="left"/>
+      <w:pPr>
+        <w:ind w:left="2727" w:hanging="360"/>
+      </w:pPr>
+      <w:rPr>
+        <w:rFonts w:ascii="Wingdings" w:hAnsi="Wingdings" w:hint="default"/>
+      </w:rPr>
+    </w:lvl>
+    <w:lvl w:ilvl="3" w:tplc="04190001" w:tentative="1">
+      <w:start w:val="1"/>
+      <w:numFmt w:val="bullet"/>
+      <w:lvlText w:val=""/>
+      <w:lvlJc w:val="left"/>
+      <w:pPr>
+        <w:ind w:left="3447" w:hanging="360"/>
+      </w:pPr>
+      <w:rPr>
+        <w:rFonts w:ascii="Symbol" w:hAnsi="Symbol" w:hint="default"/>
+      </w:rPr>
+    </w:lvl>
+    <w:lvl w:ilvl="4" w:tplc="04190003" w:tentative="1">
+      <w:start w:val="1"/>
+      <w:numFmt w:val="bullet"/>
+      <w:lvlText w:val="o"/>
+      <w:lvlJc w:val="left"/>
+      <w:pPr>
+        <w:ind w:left="4167" w:hanging="360"/>
+      </w:pPr>
+      <w:rPr>
+        <w:rFonts w:ascii="Courier New" w:hAnsi="Courier New" w:cs="Courier New" w:hint="default"/>
+      </w:rPr>
+    </w:lvl>
+    <w:lvl w:ilvl="5" w:tplc="04190005" w:tentative="1">
+      <w:start w:val="1"/>
+      <w:numFmt w:val="bullet"/>
+      <w:lvlText w:val=""/>
+      <w:lvlJc w:val="left"/>
+      <w:pPr>
+        <w:ind w:left="4887" w:hanging="360"/>
+      </w:pPr>
+      <w:rPr>
+        <w:rFonts w:ascii="Wingdings" w:hAnsi="Wingdings" w:hint="default"/>
+      </w:rPr>
+    </w:lvl>
+    <w:lvl w:ilvl="6" w:tplc="04190001" w:tentative="1">
+      <w:start w:val="1"/>
+      <w:numFmt w:val="bullet"/>
+      <w:lvlText w:val=""/>
+      <w:lvlJc w:val="left"/>
+      <w:pPr>
+        <w:ind w:left="5607" w:hanging="360"/>
+      </w:pPr>
+      <w:rPr>
+        <w:rFonts w:ascii="Symbol" w:hAnsi="Symbol" w:hint="default"/>
+      </w:rPr>
+    </w:lvl>
+    <w:lvl w:ilvl="7" w:tplc="04190003" w:tentative="1">
+      <w:start w:val="1"/>
+      <w:numFmt w:val="bullet"/>
+      <w:lvlText w:val="o"/>
+      <w:lvlJc w:val="left"/>
+      <w:pPr>
+        <w:ind w:left="6327" w:hanging="360"/>
+      </w:pPr>
+      <w:rPr>
+        <w:rFonts w:ascii="Courier New" w:hAnsi="Courier New" w:cs="Courier New" w:hint="default"/>
+      </w:rPr>
+    </w:lvl>
+    <w:lvl w:ilvl="8" w:tplc="04190005" w:tentative="1">
+      <w:start w:val="1"/>
+      <w:numFmt w:val="bullet"/>
+      <w:lvlText w:val=""/>
+      <w:lvlJc w:val="left"/>
+      <w:pPr>
+        <w:ind w:left="7047" w:hanging="360"/>
+      </w:pPr>
+      <w:rPr>
+        <w:rFonts w:ascii="Wingdings" w:hAnsi="Wingdings" w:hint="default"/>
+      </w:rPr>
+    </w:lvl>
+  </w:abstractNum>
+  <w:abstractNum w:abstractNumId="12" w15:restartNumberingAfterBreak="0">
+    <w:nsid w:val="449B23C9"/>
+    <w:multiLevelType w:val="multilevel"/>
+    <w:tmpl w:val="196451EA"/>
+    <w:lvl w:ilvl="0">
+      <w:start w:val="1"/>
+      <w:numFmt w:val="bullet"/>
+      <w:lvlText w:val="-"/>
+      <w:lvlJc w:val="left"/>
+      <w:pPr>
+        <w:tabs>
+          <w:tab w:val="num" w:pos="720"/>
+        </w:tabs>
+        <w:ind w:left="720" w:hanging="360"/>
+      </w:pPr>
+      <w:rPr>
+        <w:rFonts w:ascii="Times New Roman" w:hAnsi="Times New Roman" w:cs="Times New Roman" w:hint="default"/>
+        <w:sz w:val="28"/>
+      </w:rPr>
+    </w:lvl>
+    <w:lvl w:ilvl="1" w:tentative="1">
+      <w:start w:val="1"/>
+      <w:numFmt w:val="bullet"/>
+      <w:lvlText w:val="o"/>
+      <w:lvlJc w:val="left"/>
+      <w:pPr>
+        <w:tabs>
+          <w:tab w:val="num" w:pos="1440"/>
+        </w:tabs>
+        <w:ind w:left="1440" w:hanging="360"/>
+      </w:pPr>
+      <w:rPr>
+        <w:rFonts w:ascii="Courier New" w:hAnsi="Courier New" w:hint="default"/>
+        <w:sz w:val="20"/>
+      </w:rPr>
+    </w:lvl>
+    <w:lvl w:ilvl="2" w:tentative="1">
+      <w:start w:val="1"/>
+      <w:numFmt w:val="bullet"/>
+      <w:lvlText w:val=""/>
+      <w:lvlJc w:val="left"/>
+      <w:pPr>
+        <w:tabs>
+          <w:tab w:val="num" w:pos="2160"/>
+        </w:tabs>
+        <w:ind w:left="2160" w:hanging="360"/>
+      </w:pPr>
+      <w:rPr>
+        <w:rFonts w:ascii="Wingdings" w:hAnsi="Wingdings" w:hint="default"/>
+        <w:sz w:val="20"/>
+      </w:rPr>
+    </w:lvl>
+    <w:lvl w:ilvl="3" w:tentative="1">
+      <w:start w:val="1"/>
+      <w:numFmt w:val="bullet"/>
+      <w:lvlText w:val=""/>
+      <w:lvlJc w:val="left"/>
+      <w:pPr>
+        <w:tabs>
+          <w:tab w:val="num" w:pos="2880"/>
+        </w:tabs>
+        <w:ind w:left="2880" w:hanging="360"/>
+      </w:pPr>
+      <w:rPr>
+        <w:rFonts w:ascii="Wingdings" w:hAnsi="Wingdings" w:hint="default"/>
+        <w:sz w:val="20"/>
+      </w:rPr>
+    </w:lvl>
+    <w:lvl w:ilvl="4" w:tentative="1">
+      <w:start w:val="1"/>
+      <w:numFmt w:val="bullet"/>
+      <w:lvlText w:val=""/>
+      <w:lvlJc w:val="left"/>
+      <w:pPr>
+        <w:tabs>
+          <w:tab w:val="num" w:pos="3600"/>
+        </w:tabs>
+        <w:ind w:left="3600" w:hanging="360"/>
+      </w:pPr>
+      <w:rPr>
+        <w:rFonts w:ascii="Wingdings" w:hAnsi="Wingdings" w:hint="default"/>
+        <w:sz w:val="20"/>
+      </w:rPr>
+    </w:lvl>
+    <w:lvl w:ilvl="5" w:tentative="1">
+      <w:start w:val="1"/>
+      <w:numFmt w:val="bullet"/>
+      <w:lvlText w:val=""/>
+      <w:lvlJc w:val="left"/>
+      <w:pPr>
+        <w:tabs>
+          <w:tab w:val="num" w:pos="4320"/>
+        </w:tabs>
+        <w:ind w:left="4320" w:hanging="360"/>
+      </w:pPr>
+      <w:rPr>
+        <w:rFonts w:ascii="Wingdings" w:hAnsi="Wingdings" w:hint="default"/>
+        <w:sz w:val="20"/>
+      </w:rPr>
+    </w:lvl>
+    <w:lvl w:ilvl="6" w:tentative="1">
+      <w:start w:val="1"/>
+      <w:numFmt w:val="bullet"/>
+      <w:lvlText w:val=""/>
+      <w:lvlJc w:val="left"/>
+      <w:pPr>
+        <w:tabs>
+          <w:tab w:val="num" w:pos="5040"/>
+        </w:tabs>
+        <w:ind w:left="5040" w:hanging="360"/>
+      </w:pPr>
+      <w:rPr>
+        <w:rFonts w:ascii="Wingdings" w:hAnsi="Wingdings" w:hint="default"/>
+        <w:sz w:val="20"/>
+      </w:rPr>
+    </w:lvl>
+    <w:lvl w:ilvl="7" w:tentative="1">
+      <w:start w:val="1"/>
+      <w:numFmt w:val="bullet"/>
+      <w:lvlText w:val=""/>
+      <w:lvlJc w:val="left"/>
+      <w:pPr>
+        <w:tabs>
+          <w:tab w:val="num" w:pos="5760"/>
+        </w:tabs>
+        <w:ind w:left="5760" w:hanging="360"/>
+      </w:pPr>
+      <w:rPr>
+        <w:rFonts w:ascii="Wingdings" w:hAnsi="Wingdings" w:hint="default"/>
+        <w:sz w:val="20"/>
+      </w:rPr>
+    </w:lvl>
+    <w:lvl w:ilvl="8" w:tentative="1">
+      <w:start w:val="1"/>
+      <w:numFmt w:val="bullet"/>
+      <w:lvlText w:val=""/>
+      <w:lvlJc w:val="left"/>
+      <w:pPr>
+        <w:tabs>
+          <w:tab w:val="num" w:pos="6480"/>
+        </w:tabs>
+        <w:ind w:left="6480" w:hanging="360"/>
+      </w:pPr>
+      <w:rPr>
+        <w:rFonts w:ascii="Wingdings" w:hAnsi="Wingdings" w:hint="default"/>
+        <w:sz w:val="20"/>
+      </w:rPr>
+    </w:lvl>
+  </w:abstractNum>
+  <w:abstractNum w:abstractNumId="13" w15:restartNumberingAfterBreak="0">
+    <w:nsid w:val="453E0F4A"/>
+    <w:multiLevelType w:val="hybridMultilevel"/>
+    <w:tmpl w:val="97ECE0B8"/>
+    <w:lvl w:ilvl="0" w:tplc="E1FAD1A8">
+      <w:start w:val="1"/>
+      <w:numFmt w:val="bullet"/>
+      <w:lvlText w:val="-"/>
+      <w:lvlJc w:val="left"/>
+      <w:pPr>
+        <w:ind w:left="720" w:hanging="360"/>
+      </w:pPr>
+      <w:rPr>
+        <w:rFonts w:ascii="Times New Roman" w:hAnsi="Times New Roman" w:cs="Times New Roman" w:hint="default"/>
+      </w:rPr>
+    </w:lvl>
+    <w:lvl w:ilvl="1" w:tplc="04190003" w:tentative="1">
+      <w:start w:val="1"/>
+      <w:numFmt w:val="bullet"/>
+      <w:lvlText w:val="o"/>
+      <w:lvlJc w:val="left"/>
+      <w:pPr>
+        <w:ind w:left="1440" w:hanging="360"/>
+      </w:pPr>
+      <w:rPr>
+        <w:rFonts w:ascii="Courier New" w:hAnsi="Courier New" w:cs="Courier New" w:hint="default"/>
+      </w:rPr>
+    </w:lvl>
+    <w:lvl w:ilvl="2" w:tplc="04190005" w:tentative="1">
+      <w:start w:val="1"/>
+      <w:numFmt w:val="bullet"/>
+      <w:lvlText w:val=""/>
+      <w:lvlJc w:val="left"/>
+      <w:pPr>
+        <w:ind w:left="2160" w:hanging="360"/>
+      </w:pPr>
+      <w:rPr>
+        <w:rFonts w:ascii="Wingdings" w:hAnsi="Wingdings" w:hint="default"/>
+      </w:rPr>
+    </w:lvl>
+    <w:lvl w:ilvl="3" w:tplc="04190001" w:tentative="1">
+      <w:start w:val="1"/>
+      <w:numFmt w:val="bullet"/>
+      <w:lvlText w:val=""/>
+      <w:lvlJc w:val="left"/>
+      <w:pPr>
+        <w:ind w:left="2880" w:hanging="360"/>
+      </w:pPr>
+      <w:rPr>
+        <w:rFonts w:ascii="Symbol" w:hAnsi="Symbol" w:hint="default"/>
+      </w:rPr>
+    </w:lvl>
+    <w:lvl w:ilvl="4" w:tplc="04190003" w:tentative="1">
+      <w:start w:val="1"/>
+      <w:numFmt w:val="bullet"/>
+      <w:lvlText w:val="o"/>
+      <w:lvlJc w:val="left"/>
+      <w:pPr>
+        <w:ind w:left="3600" w:hanging="360"/>
+      </w:pPr>
+      <w:rPr>
+        <w:rFonts w:ascii="Courier New" w:hAnsi="Courier New" w:cs="Courier New" w:hint="default"/>
+      </w:rPr>
+    </w:lvl>
+    <w:lvl w:ilvl="5" w:tplc="04190005" w:tentative="1">
+      <w:start w:val="1"/>
+      <w:numFmt w:val="bullet"/>
+      <w:lvlText w:val=""/>
+      <w:lvlJc w:val="left"/>
+      <w:pPr>
+        <w:ind w:left="4320" w:hanging="360"/>
+      </w:pPr>
+      <w:rPr>
+        <w:rFonts w:ascii="Wingdings" w:hAnsi="Wingdings" w:hint="default"/>
+      </w:rPr>
+    </w:lvl>
+    <w:lvl w:ilvl="6" w:tplc="04190001" w:tentative="1">
+      <w:start w:val="1"/>
+      <w:numFmt w:val="bullet"/>
+      <w:lvlText w:val=""/>
+      <w:lvlJc w:val="left"/>
+      <w:pPr>
+        <w:ind w:left="5040" w:hanging="360"/>
+      </w:pPr>
+      <w:rPr>
+        <w:rFonts w:ascii="Symbol" w:hAnsi="Symbol" w:hint="default"/>
+      </w:rPr>
+    </w:lvl>
+    <w:lvl w:ilvl="7" w:tplc="04190003" w:tentative="1">
+      <w:start w:val="1"/>
+      <w:numFmt w:val="bullet"/>
+      <w:lvlText w:val="o"/>
+      <w:lvlJc w:val="left"/>
+      <w:pPr>
+        <w:ind w:left="5760" w:hanging="360"/>
+      </w:pPr>
+      <w:rPr>
+        <w:rFonts w:ascii="Courier New" w:hAnsi="Courier New" w:cs="Courier New" w:hint="default"/>
+      </w:rPr>
+    </w:lvl>
+    <w:lvl w:ilvl="8" w:tplc="04190005" w:tentative="1">
+      <w:start w:val="1"/>
+      <w:numFmt w:val="bullet"/>
+      <w:lvlText w:val=""/>
+      <w:lvlJc w:val="left"/>
+      <w:pPr>
+        <w:ind w:left="6480" w:hanging="360"/>
+      </w:pPr>
+      <w:rPr>
+        <w:rFonts w:ascii="Wingdings" w:hAnsi="Wingdings" w:hint="default"/>
+      </w:rPr>
+    </w:lvl>
+  </w:abstractNum>
+  <w:abstractNum w:abstractNumId="14" w15:restartNumberingAfterBreak="0">
+    <w:nsid w:val="46950647"/>
+    <w:multiLevelType w:val="hybridMultilevel"/>
+    <w:tmpl w:val="FEA6D5F6"/>
+    <w:lvl w:ilvl="0" w:tplc="E1FAD1A8">
+      <w:start w:val="1"/>
+      <w:numFmt w:val="bullet"/>
+      <w:lvlText w:val="-"/>
+      <w:lvlJc w:val="left"/>
+      <w:pPr>
+        <w:ind w:left="720" w:hanging="360"/>
+      </w:pPr>
+      <w:rPr>
+        <w:rFonts w:ascii="Times New Roman" w:hAnsi="Times New Roman" w:cs="Times New Roman" w:hint="default"/>
+        <w:color w:val="auto"/>
+      </w:rPr>
+    </w:lvl>
+    <w:lvl w:ilvl="1" w:tplc="04190003" w:tentative="1">
+      <w:start w:val="1"/>
+      <w:numFmt w:val="bullet"/>
+      <w:lvlText w:val="o"/>
+      <w:lvlJc w:val="left"/>
+      <w:pPr>
+        <w:ind w:left="1440" w:hanging="360"/>
+      </w:pPr>
+      <w:rPr>
+        <w:rFonts w:ascii="Courier New" w:hAnsi="Courier New" w:cs="Courier New" w:hint="default"/>
+      </w:rPr>
+    </w:lvl>
+    <w:lvl w:ilvl="2" w:tplc="04190005" w:tentative="1">
+      <w:start w:val="1"/>
+      <w:numFmt w:val="bullet"/>
+      <w:lvlText w:val=""/>
+      <w:lvlJc w:val="left"/>
+      <w:pPr>
+        <w:ind w:left="2160" w:hanging="360"/>
+      </w:pPr>
+      <w:rPr>
+        <w:rFonts w:ascii="Wingdings" w:hAnsi="Wingdings" w:hint="default"/>
+      </w:rPr>
+    </w:lvl>
+    <w:lvl w:ilvl="3" w:tplc="04190001" w:tentative="1">
+      <w:start w:val="1"/>
+      <w:numFmt w:val="bullet"/>
+      <w:lvlText w:val=""/>
+      <w:lvlJc w:val="left"/>
+      <w:pPr>
+        <w:ind w:left="2880" w:hanging="360"/>
+      </w:pPr>
+      <w:rPr>
+        <w:rFonts w:ascii="Symbol" w:hAnsi="Symbol" w:hint="default"/>
+      </w:rPr>
+    </w:lvl>
+    <w:lvl w:ilvl="4" w:tplc="04190003" w:tentative="1">
+      <w:start w:val="1"/>
+      <w:numFmt w:val="bullet"/>
+      <w:lvlText w:val="o"/>
+      <w:lvlJc w:val="left"/>
+      <w:pPr>
+        <w:ind w:left="3600" w:hanging="360"/>
+      </w:pPr>
+      <w:rPr>
+        <w:rFonts w:ascii="Courier New" w:hAnsi="Courier New" w:cs="Courier New" w:hint="default"/>
+      </w:rPr>
+    </w:lvl>
+    <w:lvl w:ilvl="5" w:tplc="04190005" w:tentative="1">
+      <w:start w:val="1"/>
+      <w:numFmt w:val="bullet"/>
+      <w:lvlText w:val=""/>
+      <w:lvlJc w:val="left"/>
+      <w:pPr>
+        <w:ind w:left="4320" w:hanging="360"/>
+      </w:pPr>
+      <w:rPr>
+        <w:rFonts w:ascii="Wingdings" w:hAnsi="Wingdings" w:hint="default"/>
+      </w:rPr>
+    </w:lvl>
+    <w:lvl w:ilvl="6" w:tplc="04190001" w:tentative="1">
+      <w:start w:val="1"/>
+      <w:numFmt w:val="bullet"/>
+      <w:lvlText w:val=""/>
+      <w:lvlJc w:val="left"/>
+      <w:pPr>
+        <w:ind w:left="5040" w:hanging="360"/>
+      </w:pPr>
+      <w:rPr>
+        <w:rFonts w:ascii="Symbol" w:hAnsi="Symbol" w:hint="default"/>
+      </w:rPr>
+    </w:lvl>
+    <w:lvl w:ilvl="7" w:tplc="04190003" w:tentative="1">
+      <w:start w:val="1"/>
+      <w:numFmt w:val="bullet"/>
+      <w:lvlText w:val="o"/>
+      <w:lvlJc w:val="left"/>
+      <w:pPr>
+        <w:ind w:left="5760" w:hanging="360"/>
+      </w:pPr>
+      <w:rPr>
+        <w:rFonts w:ascii="Courier New" w:hAnsi="Courier New" w:cs="Courier New" w:hint="default"/>
+      </w:rPr>
+    </w:lvl>
+    <w:lvl w:ilvl="8" w:tplc="04190005" w:tentative="1">
+      <w:start w:val="1"/>
+      <w:numFmt w:val="bullet"/>
+      <w:lvlText w:val=""/>
+      <w:lvlJc w:val="left"/>
+      <w:pPr>
+        <w:ind w:left="6480" w:hanging="360"/>
+      </w:pPr>
+      <w:rPr>
+        <w:rFonts w:ascii="Wingdings" w:hAnsi="Wingdings" w:hint="default"/>
+      </w:rPr>
+    </w:lvl>
+  </w:abstractNum>
+  <w:abstractNum w:abstractNumId="15" w15:restartNumberingAfterBreak="0">
+    <w:nsid w:val="4E7C3C5A"/>
+    <w:multiLevelType w:val="hybridMultilevel"/>
+    <w:tmpl w:val="FDE03CA4"/>
+    <w:lvl w:ilvl="0" w:tplc="EE40AB86">
+      <w:numFmt w:val="bullet"/>
+      <w:lvlText w:val="-"/>
+      <w:lvlJc w:val="left"/>
+      <w:pPr>
+        <w:ind w:left="1287" w:hanging="360"/>
+      </w:pPr>
+      <w:rPr>
+        <w:rFonts w:ascii="Times New Roman" w:eastAsia="Symbol" w:hAnsi="Times New Roman" w:cs="Times New Roman" w:hint="default"/>
+        <w:w w:val="99"/>
+        <w:sz w:val="28"/>
+        <w:szCs w:val="28"/>
+      </w:rPr>
+    </w:lvl>
+    <w:lvl w:ilvl="1" w:tplc="04190003" w:tentative="1">
+      <w:start w:val="1"/>
+      <w:numFmt w:val="bullet"/>
+      <w:lvlText w:val="o"/>
+      <w:lvlJc w:val="left"/>
+      <w:pPr>
+        <w:ind w:left="2007" w:hanging="360"/>
+      </w:pPr>
+      <w:rPr>
+        <w:rFonts w:ascii="Courier New" w:hAnsi="Courier New" w:cs="Courier New" w:hint="default"/>
+      </w:rPr>
+    </w:lvl>
+    <w:lvl w:ilvl="2" w:tplc="04190005" w:tentative="1">
+      <w:start w:val="1"/>
+      <w:numFmt w:val="bullet"/>
+      <w:lvlText w:val=""/>
+      <w:lvlJc w:val="left"/>
+      <w:pPr>
+        <w:ind w:left="2727" w:hanging="360"/>
+      </w:pPr>
+      <w:rPr>
+        <w:rFonts w:ascii="Wingdings" w:hAnsi="Wingdings" w:hint="default"/>
+      </w:rPr>
+    </w:lvl>
+    <w:lvl w:ilvl="3" w:tplc="04190001" w:tentative="1">
+      <w:start w:val="1"/>
+      <w:numFmt w:val="bullet"/>
+      <w:lvlText w:val=""/>
+      <w:lvlJc w:val="left"/>
+      <w:pPr>
+        <w:ind w:left="3447" w:hanging="360"/>
+      </w:pPr>
+      <w:rPr>
+        <w:rFonts w:ascii="Symbol" w:hAnsi="Symbol" w:hint="default"/>
+      </w:rPr>
+    </w:lvl>
+    <w:lvl w:ilvl="4" w:tplc="04190003" w:tentative="1">
+      <w:start w:val="1"/>
+      <w:numFmt w:val="bullet"/>
+      <w:lvlText w:val="o"/>
+      <w:lvlJc w:val="left"/>
+      <w:pPr>
+        <w:ind w:left="4167" w:hanging="360"/>
+      </w:pPr>
+      <w:rPr>
+        <w:rFonts w:ascii="Courier New" w:hAnsi="Courier New" w:cs="Courier New" w:hint="default"/>
+      </w:rPr>
+    </w:lvl>
+    <w:lvl w:ilvl="5" w:tplc="04190005" w:tentative="1">
+      <w:start w:val="1"/>
+      <w:numFmt w:val="bullet"/>
+      <w:lvlText w:val=""/>
+      <w:lvlJc w:val="left"/>
+      <w:pPr>
+        <w:ind w:left="4887" w:hanging="360"/>
+      </w:pPr>
+      <w:rPr>
+        <w:rFonts w:ascii="Wingdings" w:hAnsi="Wingdings" w:hint="default"/>
+      </w:rPr>
+    </w:lvl>
+    <w:lvl w:ilvl="6" w:tplc="04190001" w:tentative="1">
+      <w:start w:val="1"/>
+      <w:numFmt w:val="bullet"/>
+      <w:lvlText w:val=""/>
+      <w:lvlJc w:val="left"/>
+      <w:pPr>
+        <w:ind w:left="5607" w:hanging="360"/>
+      </w:pPr>
+      <w:rPr>
+        <w:rFonts w:ascii="Symbol" w:hAnsi="Symbol" w:hint="default"/>
+      </w:rPr>
+    </w:lvl>
+    <w:lvl w:ilvl="7" w:tplc="04190003" w:tentative="1">
+      <w:start w:val="1"/>
+      <w:numFmt w:val="bullet"/>
+      <w:lvlText w:val="o"/>
+      <w:lvlJc w:val="left"/>
+      <w:pPr>
+        <w:ind w:left="6327" w:hanging="360"/>
+      </w:pPr>
+      <w:rPr>
+        <w:rFonts w:ascii="Courier New" w:hAnsi="Courier New" w:cs="Courier New" w:hint="default"/>
+      </w:rPr>
+    </w:lvl>
+    <w:lvl w:ilvl="8" w:tplc="04190005" w:tentative="1">
+      <w:start w:val="1"/>
+      <w:numFmt w:val="bullet"/>
+      <w:lvlText w:val=""/>
+      <w:lvlJc w:val="left"/>
+      <w:pPr>
+        <w:ind w:left="7047" w:hanging="360"/>
+      </w:pPr>
+      <w:rPr>
+        <w:rFonts w:ascii="Wingdings" w:hAnsi="Wingdings" w:hint="default"/>
+      </w:rPr>
+    </w:lvl>
+  </w:abstractNum>
+  <w:abstractNum w:abstractNumId="16" w15:restartNumberingAfterBreak="0">
+    <w:nsid w:val="51E507D4"/>
+    <w:multiLevelType w:val="hybridMultilevel"/>
+    <w:tmpl w:val="10725B42"/>
+    <w:lvl w:ilvl="0" w:tplc="E1FAD1A8">
+      <w:start w:val="1"/>
+      <w:numFmt w:val="bullet"/>
+      <w:lvlText w:val="-"/>
+      <w:lvlJc w:val="left"/>
+      <w:pPr>
+        <w:ind w:left="1429" w:hanging="360"/>
+      </w:pPr>
+      <w:rPr>
+        <w:rFonts w:ascii="Times New Roman" w:hAnsi="Times New Roman" w:cs="Times New Roman" w:hint="default"/>
+      </w:rPr>
+    </w:lvl>
+    <w:lvl w:ilvl="1" w:tplc="04190003" w:tentative="1">
+      <w:start w:val="1"/>
+      <w:numFmt w:val="bullet"/>
+      <w:lvlText w:val="o"/>
+      <w:lvlJc w:val="left"/>
+      <w:pPr>
+        <w:ind w:left="2149" w:hanging="360"/>
+      </w:pPr>
+      <w:rPr>
+        <w:rFonts w:ascii="Courier New" w:hAnsi="Courier New" w:cs="Courier New" w:hint="default"/>
+      </w:rPr>
+    </w:lvl>
+    <w:lvl w:ilvl="2" w:tplc="04190005" w:tentative="1">
+      <w:start w:val="1"/>
+      <w:numFmt w:val="bullet"/>
+      <w:lvlText w:val=""/>
+      <w:lvlJc w:val="left"/>
+      <w:pPr>
+        <w:ind w:left="2869" w:hanging="360"/>
+      </w:pPr>
+      <w:rPr>
+        <w:rFonts w:ascii="Wingdings" w:hAnsi="Wingdings" w:hint="default"/>
+      </w:rPr>
+    </w:lvl>
+    <w:lvl w:ilvl="3" w:tplc="04190001" w:tentative="1">
+      <w:start w:val="1"/>
+      <w:numFmt w:val="bullet"/>
+      <w:lvlText w:val=""/>
+      <w:lvlJc w:val="left"/>
+      <w:pPr>
+        <w:ind w:left="3589" w:hanging="360"/>
+      </w:pPr>
+      <w:rPr>
+        <w:rFonts w:ascii="Symbol" w:hAnsi="Symbol" w:hint="default"/>
+      </w:rPr>
+    </w:lvl>
+    <w:lvl w:ilvl="4" w:tplc="04190003" w:tentative="1">
+      <w:start w:val="1"/>
+      <w:numFmt w:val="bullet"/>
+      <w:lvlText w:val="o"/>
+      <w:lvlJc w:val="left"/>
+      <w:pPr>
+        <w:ind w:left="4309" w:hanging="360"/>
+      </w:pPr>
+      <w:rPr>
+        <w:rFonts w:ascii="Courier New" w:hAnsi="Courier New" w:cs="Courier New" w:hint="default"/>
+      </w:rPr>
+    </w:lvl>
+    <w:lvl w:ilvl="5" w:tplc="04190005" w:tentative="1">
+      <w:start w:val="1"/>
+      <w:numFmt w:val="bullet"/>
+      <w:lvlText w:val=""/>
+      <w:lvlJc w:val="left"/>
+      <w:pPr>
+        <w:ind w:left="5029" w:hanging="360"/>
+      </w:pPr>
+      <w:rPr>
+        <w:rFonts w:ascii="Wingdings" w:hAnsi="Wingdings" w:hint="default"/>
+      </w:rPr>
+    </w:lvl>
+    <w:lvl w:ilvl="6" w:tplc="04190001" w:tentative="1">
+      <w:start w:val="1"/>
+      <w:numFmt w:val="bullet"/>
+      <w:lvlText w:val=""/>
+      <w:lvlJc w:val="left"/>
+      <w:pPr>
+        <w:ind w:left="5749" w:hanging="360"/>
+      </w:pPr>
+      <w:rPr>
+        <w:rFonts w:ascii="Symbol" w:hAnsi="Symbol" w:hint="default"/>
+      </w:rPr>
+    </w:lvl>
+    <w:lvl w:ilvl="7" w:tplc="04190003" w:tentative="1">
+      <w:start w:val="1"/>
+      <w:numFmt w:val="bullet"/>
+      <w:lvlText w:val="o"/>
+      <w:lvlJc w:val="left"/>
+      <w:pPr>
+        <w:ind w:left="6469" w:hanging="360"/>
+      </w:pPr>
+      <w:rPr>
+        <w:rFonts w:ascii="Courier New" w:hAnsi="Courier New" w:cs="Courier New" w:hint="default"/>
+      </w:rPr>
+    </w:lvl>
+    <w:lvl w:ilvl="8" w:tplc="04190005" w:tentative="1">
+      <w:start w:val="1"/>
+      <w:numFmt w:val="bullet"/>
+      <w:lvlText w:val=""/>
+      <w:lvlJc w:val="left"/>
+      <w:pPr>
+        <w:ind w:left="7189" w:hanging="360"/>
+      </w:pPr>
+      <w:rPr>
+        <w:rFonts w:ascii="Wingdings" w:hAnsi="Wingdings" w:hint="default"/>
+      </w:rPr>
+    </w:lvl>
+  </w:abstractNum>
+  <w:abstractNum w:abstractNumId="17" w15:restartNumberingAfterBreak="0">
+    <w:nsid w:val="5C8348DB"/>
+    <w:multiLevelType w:val="hybridMultilevel"/>
+    <w:tmpl w:val="702A8FFC"/>
+    <w:lvl w:ilvl="0" w:tplc="E1FAD1A8">
+      <w:start w:val="1"/>
+      <w:numFmt w:val="bullet"/>
+      <w:lvlText w:val="-"/>
+      <w:lvlJc w:val="left"/>
+      <w:pPr>
+        <w:ind w:left="720" w:hanging="360"/>
+      </w:pPr>
+      <w:rPr>
+        <w:rFonts w:ascii="Times New Roman" w:hAnsi="Times New Roman" w:cs="Times New Roman" w:hint="default"/>
+      </w:rPr>
+    </w:lvl>
+    <w:lvl w:ilvl="1" w:tplc="04190003" w:tentative="1">
+      <w:start w:val="1"/>
+      <w:numFmt w:val="bullet"/>
+      <w:lvlText w:val="o"/>
+      <w:lvlJc w:val="left"/>
+      <w:pPr>
+        <w:ind w:left="1440" w:hanging="360"/>
+      </w:pPr>
+      <w:rPr>
+        <w:rFonts w:ascii="Courier New" w:hAnsi="Courier New" w:cs="Courier New" w:hint="default"/>
+      </w:rPr>
+    </w:lvl>
+    <w:lvl w:ilvl="2" w:tplc="04190005" w:tentative="1">
+      <w:start w:val="1"/>
+      <w:numFmt w:val="bullet"/>
+      <w:lvlText w:val=""/>
+      <w:lvlJc w:val="left"/>
+      <w:pPr>
+        <w:ind w:left="2160" w:hanging="360"/>
+      </w:pPr>
+      <w:rPr>
+        <w:rFonts w:ascii="Wingdings" w:hAnsi="Wingdings" w:hint="default"/>
+      </w:rPr>
+    </w:lvl>
+    <w:lvl w:ilvl="3" w:tplc="04190001" w:tentative="1">
+      <w:start w:val="1"/>
+      <w:numFmt w:val="bullet"/>
+      <w:lvlText w:val=""/>
+      <w:lvlJc w:val="left"/>
+      <w:pPr>
+        <w:ind w:left="2880" w:hanging="360"/>
+      </w:pPr>
+      <w:rPr>
+        <w:rFonts w:ascii="Symbol" w:hAnsi="Symbol" w:hint="default"/>
+      </w:rPr>
+    </w:lvl>
+    <w:lvl w:ilvl="4" w:tplc="04190003" w:tentative="1">
+      <w:start w:val="1"/>
+      <w:numFmt w:val="bullet"/>
+      <w:lvlText w:val="o"/>
+      <w:lvlJc w:val="left"/>
+      <w:pPr>
+        <w:ind w:left="3600" w:hanging="360"/>
+      </w:pPr>
+      <w:rPr>
+        <w:rFonts w:ascii="Courier New" w:hAnsi="Courier New" w:cs="Courier New" w:hint="default"/>
+      </w:rPr>
+    </w:lvl>
+    <w:lvl w:ilvl="5" w:tplc="04190005" w:tentative="1">
+      <w:start w:val="1"/>
+      <w:numFmt w:val="bullet"/>
+      <w:lvlText w:val=""/>
+      <w:lvlJc w:val="left"/>
+      <w:pPr>
+        <w:ind w:left="4320" w:hanging="360"/>
+      </w:pPr>
+      <w:rPr>
+        <w:rFonts w:ascii="Wingdings" w:hAnsi="Wingdings" w:hint="default"/>
+      </w:rPr>
+    </w:lvl>
+    <w:lvl w:ilvl="6" w:tplc="04190001" w:tentative="1">
+      <w:start w:val="1"/>
+      <w:numFmt w:val="bullet"/>
+      <w:lvlText w:val=""/>
+      <w:lvlJc w:val="left"/>
+      <w:pPr>
+        <w:ind w:left="5040" w:hanging="360"/>
+      </w:pPr>
+      <w:rPr>
+        <w:rFonts w:ascii="Symbol" w:hAnsi="Symbol" w:hint="default"/>
+      </w:rPr>
+    </w:lvl>
+    <w:lvl w:ilvl="7" w:tplc="04190003" w:tentative="1">
+      <w:start w:val="1"/>
+      <w:numFmt w:val="bullet"/>
+      <w:lvlText w:val="o"/>
+      <w:lvlJc w:val="left"/>
+      <w:pPr>
+        <w:ind w:left="5760" w:hanging="360"/>
+      </w:pPr>
+      <w:rPr>
+        <w:rFonts w:ascii="Courier New" w:hAnsi="Courier New" w:cs="Courier New" w:hint="default"/>
+      </w:rPr>
+    </w:lvl>
+    <w:lvl w:ilvl="8" w:tplc="04190005" w:tentative="1">
+      <w:start w:val="1"/>
+      <w:numFmt w:val="bullet"/>
+      <w:lvlText w:val=""/>
+      <w:lvlJc w:val="left"/>
+      <w:pPr>
+        <w:ind w:left="6480" w:hanging="360"/>
+      </w:pPr>
+      <w:rPr>
+        <w:rFonts w:ascii="Wingdings" w:hAnsi="Wingdings" w:hint="default"/>
+      </w:rPr>
+    </w:lvl>
+  </w:abstractNum>
+  <w:abstractNum w:abstractNumId="18" w15:restartNumberingAfterBreak="0">
+    <w:nsid w:val="69216C46"/>
+    <w:multiLevelType w:val="hybridMultilevel"/>
+    <w:tmpl w:val="30C45572"/>
+    <w:lvl w:ilvl="0" w:tplc="E1FAD1A8">
+      <w:start w:val="1"/>
+      <w:numFmt w:val="bullet"/>
+      <w:lvlText w:val="-"/>
+      <w:lvlJc w:val="left"/>
+      <w:pPr>
+        <w:ind w:left="800" w:hanging="360"/>
+      </w:pPr>
+      <w:rPr>
+        <w:rFonts w:ascii="Times New Roman" w:hAnsi="Times New Roman" w:cs="Times New Roman" w:hint="default"/>
+      </w:rPr>
+    </w:lvl>
+    <w:lvl w:ilvl="1" w:tplc="04190003" w:tentative="1">
+      <w:start w:val="1"/>
+      <w:numFmt w:val="bullet"/>
+      <w:lvlText w:val="o"/>
+      <w:lvlJc w:val="left"/>
+      <w:pPr>
+        <w:ind w:left="1520" w:hanging="360"/>
+      </w:pPr>
+      <w:rPr>
+        <w:rFonts w:ascii="Courier New" w:hAnsi="Courier New" w:cs="Courier New" w:hint="default"/>
+      </w:rPr>
+    </w:lvl>
+    <w:lvl w:ilvl="2" w:tplc="04190005" w:tentative="1">
+      <w:start w:val="1"/>
+      <w:numFmt w:val="bullet"/>
+      <w:lvlText w:val=""/>
+      <w:lvlJc w:val="left"/>
+      <w:pPr>
+        <w:ind w:left="2240" w:hanging="360"/>
+      </w:pPr>
+      <w:rPr>
+        <w:rFonts w:ascii="Wingdings" w:hAnsi="Wingdings" w:hint="default"/>
+      </w:rPr>
+    </w:lvl>
+    <w:lvl w:ilvl="3" w:tplc="04190001" w:tentative="1">
+      <w:start w:val="1"/>
+      <w:numFmt w:val="bullet"/>
+      <w:lvlText w:val=""/>
+      <w:lvlJc w:val="left"/>
+      <w:pPr>
+        <w:ind w:left="2960" w:hanging="360"/>
+      </w:pPr>
+      <w:rPr>
+        <w:rFonts w:ascii="Symbol" w:hAnsi="Symbol" w:hint="default"/>
+      </w:rPr>
+    </w:lvl>
+    <w:lvl w:ilvl="4" w:tplc="04190003" w:tentative="1">
+      <w:start w:val="1"/>
+      <w:numFmt w:val="bullet"/>
+      <w:lvlText w:val="o"/>
+      <w:lvlJc w:val="left"/>
+      <w:pPr>
+        <w:ind w:left="3680" w:hanging="360"/>
+      </w:pPr>
+      <w:rPr>
+        <w:rFonts w:ascii="Courier New" w:hAnsi="Courier New" w:cs="Courier New" w:hint="default"/>
+      </w:rPr>
+    </w:lvl>
+    <w:lvl w:ilvl="5" w:tplc="04190005" w:tentative="1">
+      <w:start w:val="1"/>
+      <w:numFmt w:val="bullet"/>
+      <w:lvlText w:val=""/>
+      <w:lvlJc w:val="left"/>
+      <w:pPr>
+        <w:ind w:left="4400" w:hanging="360"/>
+      </w:pPr>
+      <w:rPr>
+        <w:rFonts w:ascii="Wingdings" w:hAnsi="Wingdings" w:hint="default"/>
+      </w:rPr>
+    </w:lvl>
+    <w:lvl w:ilvl="6" w:tplc="04190001" w:tentative="1">
+      <w:start w:val="1"/>
+      <w:numFmt w:val="bullet"/>
+      <w:lvlText w:val=""/>
+      <w:lvlJc w:val="left"/>
+      <w:pPr>
+        <w:ind w:left="5120" w:hanging="360"/>
+      </w:pPr>
+      <w:rPr>
+        <w:rFonts w:ascii="Symbol" w:hAnsi="Symbol" w:hint="default"/>
+      </w:rPr>
+    </w:lvl>
+    <w:lvl w:ilvl="7" w:tplc="04190003" w:tentative="1">
+      <w:start w:val="1"/>
+      <w:numFmt w:val="bullet"/>
+      <w:lvlText w:val="o"/>
+      <w:lvlJc w:val="left"/>
+      <w:pPr>
+        <w:ind w:left="5840" w:hanging="360"/>
+      </w:pPr>
+      <w:rPr>
+        <w:rFonts w:ascii="Courier New" w:hAnsi="Courier New" w:cs="Courier New" w:hint="default"/>
+      </w:rPr>
+    </w:lvl>
+    <w:lvl w:ilvl="8" w:tplc="04190005" w:tentative="1">
+      <w:start w:val="1"/>
+      <w:numFmt w:val="bullet"/>
+      <w:lvlText w:val=""/>
+      <w:lvlJc w:val="left"/>
+      <w:pPr>
+        <w:ind w:left="6560" w:hanging="360"/>
+      </w:pPr>
+      <w:rPr>
+        <w:rFonts w:ascii="Wingdings" w:hAnsi="Wingdings" w:hint="default"/>
+      </w:rPr>
+    </w:lvl>
+  </w:abstractNum>
+  <w:abstractNum w:abstractNumId="19" w15:restartNumberingAfterBreak="0">
+    <w:nsid w:val="6A8F3CBF"/>
+    <w:multiLevelType w:val="hybridMultilevel"/>
+    <w:tmpl w:val="679AE6A4"/>
+    <w:lvl w:ilvl="0" w:tplc="E1FAD1A8">
+      <w:start w:val="1"/>
+      <w:numFmt w:val="bullet"/>
+      <w:lvlText w:val="-"/>
+      <w:lvlJc w:val="left"/>
+      <w:pPr>
+        <w:ind w:left="1080" w:hanging="360"/>
+      </w:pPr>
+      <w:rPr>
+        <w:rFonts w:ascii="Times New Roman" w:hAnsi="Times New Roman" w:cs="Times New Roman" w:hint="default"/>
+      </w:rPr>
+    </w:lvl>
+    <w:lvl w:ilvl="1" w:tplc="04190003" w:tentative="1">
+      <w:start w:val="1"/>
+      <w:numFmt w:val="bullet"/>
+      <w:lvlText w:val="o"/>
+      <w:lvlJc w:val="left"/>
+      <w:pPr>
+        <w:ind w:left="1800" w:hanging="360"/>
+      </w:pPr>
+      <w:rPr>
+        <w:rFonts w:ascii="Courier New" w:hAnsi="Courier New" w:cs="Courier New" w:hint="default"/>
+      </w:rPr>
+    </w:lvl>
+    <w:lvl w:ilvl="2" w:tplc="04190005" w:tentative="1">
+      <w:start w:val="1"/>
+      <w:numFmt w:val="bullet"/>
+      <w:lvlText w:val=""/>
+      <w:lvlJc w:val="left"/>
+      <w:pPr>
+        <w:ind w:left="2520" w:hanging="360"/>
+      </w:pPr>
+      <w:rPr>
+        <w:rFonts w:ascii="Wingdings" w:hAnsi="Wingdings" w:hint="default"/>
+      </w:rPr>
+    </w:lvl>
+    <w:lvl w:ilvl="3" w:tplc="04190001" w:tentative="1">
+      <w:start w:val="1"/>
+      <w:numFmt w:val="bullet"/>
+      <w:lvlText w:val=""/>
+      <w:lvlJc w:val="left"/>
+      <w:pPr>
+        <w:ind w:left="3240" w:hanging="360"/>
+      </w:pPr>
+      <w:rPr>
+        <w:rFonts w:ascii="Symbol" w:hAnsi="Symbol" w:hint="default"/>
+      </w:rPr>
+    </w:lvl>
+    <w:lvl w:ilvl="4" w:tplc="04190003" w:tentative="1">
+      <w:start w:val="1"/>
+      <w:numFmt w:val="bullet"/>
+      <w:lvlText w:val="o"/>
+      <w:lvlJc w:val="left"/>
+      <w:pPr>
+        <w:ind w:left="3960" w:hanging="360"/>
+      </w:pPr>
+      <w:rPr>
+        <w:rFonts w:ascii="Courier New" w:hAnsi="Courier New" w:cs="Courier New" w:hint="default"/>
+      </w:rPr>
+    </w:lvl>
+    <w:lvl w:ilvl="5" w:tplc="04190005" w:tentative="1">
+      <w:start w:val="1"/>
+      <w:numFmt w:val="bullet"/>
+      <w:lvlText w:val=""/>
+      <w:lvlJc w:val="left"/>
+      <w:pPr>
+        <w:ind w:left="4680" w:hanging="360"/>
+      </w:pPr>
+      <w:rPr>
+        <w:rFonts w:ascii="Wingdings" w:hAnsi="Wingdings" w:hint="default"/>
+      </w:rPr>
+    </w:lvl>
+    <w:lvl w:ilvl="6" w:tplc="04190001" w:tentative="1">
+      <w:start w:val="1"/>
+      <w:numFmt w:val="bullet"/>
+      <w:lvlText w:val=""/>
+      <w:lvlJc w:val="left"/>
+      <w:pPr>
+        <w:ind w:left="5400" w:hanging="360"/>
+      </w:pPr>
+      <w:rPr>
+        <w:rFonts w:ascii="Symbol" w:hAnsi="Symbol" w:hint="default"/>
+      </w:rPr>
+    </w:lvl>
+    <w:lvl w:ilvl="7" w:tplc="04190003" w:tentative="1">
+      <w:start w:val="1"/>
+      <w:numFmt w:val="bullet"/>
+      <w:lvlText w:val="o"/>
+      <w:lvlJc w:val="left"/>
+      <w:pPr>
+        <w:ind w:left="6120" w:hanging="360"/>
+      </w:pPr>
+      <w:rPr>
+        <w:rFonts w:ascii="Courier New" w:hAnsi="Courier New" w:cs="Courier New" w:hint="default"/>
+      </w:rPr>
+    </w:lvl>
+    <w:lvl w:ilvl="8" w:tplc="04190005" w:tentative="1">
+      <w:start w:val="1"/>
+      <w:numFmt w:val="bullet"/>
+      <w:lvlText w:val=""/>
+      <w:lvlJc w:val="left"/>
+      <w:pPr>
+        <w:ind w:left="6840" w:hanging="360"/>
+      </w:pPr>
+      <w:rPr>
+        <w:rFonts w:ascii="Wingdings" w:hAnsi="Wingdings" w:hint="default"/>
+      </w:rPr>
+    </w:lvl>
+  </w:abstractNum>
+  <w:abstractNum w:abstractNumId="20" w15:restartNumberingAfterBreak="0">
+    <w:nsid w:val="6FD34AB4"/>
+    <w:multiLevelType w:val="hybridMultilevel"/>
+    <w:tmpl w:val="5832FED0"/>
+    <w:lvl w:ilvl="0" w:tplc="EE40AB86">
+      <w:numFmt w:val="bullet"/>
+      <w:lvlText w:val="-"/>
+      <w:lvlJc w:val="left"/>
+      <w:pPr>
+        <w:ind w:left="1287" w:hanging="360"/>
+      </w:pPr>
+      <w:rPr>
+        <w:rFonts w:ascii="Times New Roman" w:eastAsia="Symbol" w:hAnsi="Times New Roman" w:cs="Times New Roman" w:hint="default"/>
+        <w:w w:val="99"/>
+        <w:sz w:val="28"/>
+        <w:szCs w:val="28"/>
+      </w:rPr>
+    </w:lvl>
+    <w:lvl w:ilvl="1" w:tplc="04190003" w:tentative="1">
+      <w:start w:val="1"/>
+      <w:numFmt w:val="bullet"/>
+      <w:lvlText w:val="o"/>
+      <w:lvlJc w:val="left"/>
+      <w:pPr>
+        <w:ind w:left="2007" w:hanging="360"/>
+      </w:pPr>
+      <w:rPr>
+        <w:rFonts w:ascii="Courier New" w:hAnsi="Courier New" w:cs="Courier New" w:hint="default"/>
+      </w:rPr>
+    </w:lvl>
+    <w:lvl w:ilvl="2" w:tplc="04190005" w:tentative="1">
+      <w:start w:val="1"/>
+      <w:numFmt w:val="bullet"/>
+      <w:lvlText w:val=""/>
+      <w:lvlJc w:val="left"/>
+      <w:pPr>
+        <w:ind w:left="2727" w:hanging="360"/>
+      </w:pPr>
+      <w:rPr>
+        <w:rFonts w:ascii="Wingdings" w:hAnsi="Wingdings" w:hint="default"/>
+      </w:rPr>
+    </w:lvl>
+    <w:lvl w:ilvl="3" w:tplc="04190001" w:tentative="1">
+      <w:start w:val="1"/>
+      <w:numFmt w:val="bullet"/>
+      <w:lvlText w:val=""/>
+      <w:lvlJc w:val="left"/>
+      <w:pPr>
+        <w:ind w:left="3447" w:hanging="360"/>
+      </w:pPr>
+      <w:rPr>
+        <w:rFonts w:ascii="Symbol" w:hAnsi="Symbol" w:hint="default"/>
+      </w:rPr>
+    </w:lvl>
+    <w:lvl w:ilvl="4" w:tplc="04190003" w:tentative="1">
+      <w:start w:val="1"/>
+      <w:numFmt w:val="bullet"/>
+      <w:lvlText w:val="o"/>
+      <w:lvlJc w:val="left"/>
+      <w:pPr>
+        <w:ind w:left="4167" w:hanging="360"/>
+      </w:pPr>
+      <w:rPr>
+        <w:rFonts w:ascii="Courier New" w:hAnsi="Courier New" w:cs="Courier New" w:hint="default"/>
+      </w:rPr>
+    </w:lvl>
+    <w:lvl w:ilvl="5" w:tplc="04190005" w:tentative="1">
+      <w:start w:val="1"/>
+      <w:numFmt w:val="bullet"/>
+      <w:lvlText w:val=""/>
+      <w:lvlJc w:val="left"/>
+      <w:pPr>
+        <w:ind w:left="4887" w:hanging="360"/>
+      </w:pPr>
+      <w:rPr>
+        <w:rFonts w:ascii="Wingdings" w:hAnsi="Wingdings" w:hint="default"/>
+      </w:rPr>
+    </w:lvl>
+    <w:lvl w:ilvl="6" w:tplc="04190001" w:tentative="1">
+      <w:start w:val="1"/>
+      <w:numFmt w:val="bullet"/>
+      <w:lvlText w:val=""/>
+      <w:lvlJc w:val="left"/>
+      <w:pPr>
+        <w:ind w:left="5607" w:hanging="360"/>
+      </w:pPr>
+      <w:rPr>
+        <w:rFonts w:ascii="Symbol" w:hAnsi="Symbol" w:hint="default"/>
+      </w:rPr>
+    </w:lvl>
+    <w:lvl w:ilvl="7" w:tplc="04190003" w:tentative="1">
+      <w:start w:val="1"/>
+      <w:numFmt w:val="bullet"/>
+      <w:lvlText w:val="o"/>
+      <w:lvlJc w:val="left"/>
+      <w:pPr>
+        <w:ind w:left="6327" w:hanging="360"/>
+      </w:pPr>
+      <w:rPr>
+        <w:rFonts w:ascii="Courier New" w:hAnsi="Courier New" w:cs="Courier New" w:hint="default"/>
+      </w:rPr>
+    </w:lvl>
+    <w:lvl w:ilvl="8" w:tplc="04190005" w:tentative="1">
+      <w:start w:val="1"/>
+      <w:numFmt w:val="bullet"/>
+      <w:lvlText w:val=""/>
+      <w:lvlJc w:val="left"/>
+      <w:pPr>
+        <w:ind w:left="7047" w:hanging="360"/>
+      </w:pPr>
+      <w:rPr>
+        <w:rFonts w:ascii="Wingdings" w:hAnsi="Wingdings" w:hint="default"/>
+      </w:rPr>
+    </w:lvl>
+  </w:abstractNum>
+  <w:abstractNum w:abstractNumId="21" w15:restartNumberingAfterBreak="0">
+    <w:nsid w:val="79ED5DCB"/>
+    <w:multiLevelType w:val="multilevel"/>
+    <w:tmpl w:val="F2E26B7A"/>
+    <w:lvl w:ilvl="0">
+      <w:start w:val="1"/>
+      <w:numFmt w:val="bullet"/>
+      <w:lvlText w:val="-"/>
+      <w:lvlJc w:val="left"/>
+      <w:pPr>
+        <w:tabs>
+          <w:tab w:val="num" w:pos="720"/>
+        </w:tabs>
+        <w:ind w:left="720" w:hanging="360"/>
+      </w:pPr>
+      <w:rPr>
+        <w:rFonts w:ascii="Times New Roman" w:hAnsi="Times New Roman" w:cs="Times New Roman" w:hint="default"/>
+        <w:color w:val="auto"/>
+        <w:sz w:val="28"/>
+      </w:rPr>
+    </w:lvl>
+    <w:lvl w:ilvl="1" w:tentative="1">
+      <w:start w:val="1"/>
+      <w:numFmt w:val="bullet"/>
+      <w:lvlText w:val="o"/>
+      <w:lvlJc w:val="left"/>
+      <w:pPr>
+        <w:tabs>
+          <w:tab w:val="num" w:pos="1440"/>
+        </w:tabs>
+        <w:ind w:left="1440" w:hanging="360"/>
+      </w:pPr>
+      <w:rPr>
+        <w:rFonts w:ascii="Courier New" w:hAnsi="Courier New" w:hint="default"/>
+        <w:sz w:val="20"/>
+      </w:rPr>
+    </w:lvl>
+    <w:lvl w:ilvl="2" w:tentative="1">
+      <w:start w:val="1"/>
+      <w:numFmt w:val="bullet"/>
+      <w:lvlText w:val=""/>
+      <w:lvlJc w:val="left"/>
+      <w:pPr>
+        <w:tabs>
+          <w:tab w:val="num" w:pos="2160"/>
+        </w:tabs>
+        <w:ind w:left="2160" w:hanging="360"/>
+      </w:pPr>
+      <w:rPr>
+        <w:rFonts w:ascii="Wingdings" w:hAnsi="Wingdings" w:hint="default"/>
+        <w:sz w:val="20"/>
+      </w:rPr>
+    </w:lvl>
+    <w:lvl w:ilvl="3" w:tentative="1">
+      <w:start w:val="1"/>
+      <w:numFmt w:val="bullet"/>
+      <w:lvlText w:val=""/>
+      <w:lvlJc w:val="left"/>
+      <w:pPr>
+        <w:tabs>
+          <w:tab w:val="num" w:pos="2880"/>
+        </w:tabs>
+        <w:ind w:left="2880" w:hanging="360"/>
+      </w:pPr>
+      <w:rPr>
+        <w:rFonts w:ascii="Wingdings" w:hAnsi="Wingdings" w:hint="default"/>
+        <w:sz w:val="20"/>
+      </w:rPr>
+    </w:lvl>
+    <w:lvl w:ilvl="4" w:tentative="1">
+      <w:start w:val="1"/>
+      <w:numFmt w:val="bullet"/>
+      <w:lvlText w:val=""/>
+      <w:lvlJc w:val="left"/>
+      <w:pPr>
+        <w:tabs>
+          <w:tab w:val="num" w:pos="3600"/>
+        </w:tabs>
+        <w:ind w:left="3600" w:hanging="360"/>
+      </w:pPr>
+      <w:rPr>
+        <w:rFonts w:ascii="Wingdings" w:hAnsi="Wingdings" w:hint="default"/>
+        <w:sz w:val="20"/>
+      </w:rPr>
+    </w:lvl>
+    <w:lvl w:ilvl="5" w:tentative="1">
+      <w:start w:val="1"/>
+      <w:numFmt w:val="bullet"/>
+      <w:lvlText w:val=""/>
+      <w:lvlJc w:val="left"/>
+      <w:pPr>
+        <w:tabs>
+          <w:tab w:val="num" w:pos="4320"/>
+        </w:tabs>
+        <w:ind w:left="4320" w:hanging="360"/>
+      </w:pPr>
+      <w:rPr>
+        <w:rFonts w:ascii="Wingdings" w:hAnsi="Wingdings" w:hint="default"/>
+        <w:sz w:val="20"/>
+      </w:rPr>
+    </w:lvl>
+    <w:lvl w:ilvl="6" w:tentative="1">
+      <w:start w:val="1"/>
+      <w:numFmt w:val="bullet"/>
+      <w:lvlText w:val=""/>
+      <w:lvlJc w:val="left"/>
+      <w:pPr>
+        <w:tabs>
+          <w:tab w:val="num" w:pos="5040"/>
+        </w:tabs>
+        <w:ind w:left="5040" w:hanging="360"/>
+      </w:pPr>
+      <w:rPr>
+        <w:rFonts w:ascii="Wingdings" w:hAnsi="Wingdings" w:hint="default"/>
+        <w:sz w:val="20"/>
+      </w:rPr>
+    </w:lvl>
+    <w:lvl w:ilvl="7" w:tentative="1">
+      <w:start w:val="1"/>
+      <w:numFmt w:val="bullet"/>
+      <w:lvlText w:val=""/>
+      <w:lvlJc w:val="left"/>
+      <w:pPr>
+        <w:tabs>
+          <w:tab w:val="num" w:pos="5760"/>
+        </w:tabs>
+        <w:ind w:left="5760" w:hanging="360"/>
+      </w:pPr>
+      <w:rPr>
+        <w:rFonts w:ascii="Wingdings" w:hAnsi="Wingdings" w:hint="default"/>
+        <w:sz w:val="20"/>
+      </w:rPr>
+    </w:lvl>
+    <w:lvl w:ilvl="8" w:tentative="1">
+      <w:start w:val="1"/>
+      <w:numFmt w:val="bullet"/>
+      <w:lvlText w:val=""/>
+      <w:lvlJc w:val="left"/>
+      <w:pPr>
+        <w:tabs>
+          <w:tab w:val="num" w:pos="6480"/>
+        </w:tabs>
+        <w:ind w:left="6480" w:hanging="360"/>
+      </w:pPr>
+      <w:rPr>
+        <w:rFonts w:ascii="Wingdings" w:hAnsi="Wingdings" w:hint="default"/>
+        <w:sz w:val="20"/>
+      </w:rPr>
+    </w:lvl>
+  </w:abstractNum>
+  <w:abstractNum w:abstractNumId="22" w15:restartNumberingAfterBreak="0">
+    <w:nsid w:val="7BD97E9A"/>
+    <w:multiLevelType w:val="hybridMultilevel"/>
+    <w:tmpl w:val="520C109A"/>
+    <w:lvl w:ilvl="0" w:tplc="EE40AB86">
+      <w:numFmt w:val="bullet"/>
+      <w:lvlText w:val="-"/>
+      <w:lvlJc w:val="left"/>
+      <w:pPr>
+        <w:ind w:left="1575" w:hanging="360"/>
+      </w:pPr>
+      <w:rPr>
+        <w:rFonts w:ascii="Times New Roman" w:eastAsia="Symbol" w:hAnsi="Times New Roman" w:cs="Times New Roman" w:hint="default"/>
+        <w:w w:val="99"/>
+        <w:sz w:val="28"/>
+        <w:szCs w:val="28"/>
+      </w:rPr>
+    </w:lvl>
+    <w:lvl w:ilvl="1" w:tplc="04190003" w:tentative="1">
+      <w:start w:val="1"/>
+      <w:numFmt w:val="bullet"/>
+      <w:lvlText w:val="o"/>
+      <w:lvlJc w:val="left"/>
+      <w:pPr>
+        <w:ind w:left="2295" w:hanging="360"/>
+      </w:pPr>
+      <w:rPr>
+        <w:rFonts w:ascii="Courier New" w:hAnsi="Courier New" w:cs="Courier New" w:hint="default"/>
+      </w:rPr>
+    </w:lvl>
+    <w:lvl w:ilvl="2" w:tplc="04190005" w:tentative="1">
+      <w:start w:val="1"/>
+      <w:numFmt w:val="bullet"/>
+      <w:lvlText w:val=""/>
+      <w:lvlJc w:val="left"/>
+      <w:pPr>
+        <w:ind w:left="3015" w:hanging="360"/>
+      </w:pPr>
+      <w:rPr>
+        <w:rFonts w:ascii="Wingdings" w:hAnsi="Wingdings" w:hint="default"/>
+      </w:rPr>
+    </w:lvl>
+    <w:lvl w:ilvl="3" w:tplc="04190001" w:tentative="1">
+      <w:start w:val="1"/>
+      <w:numFmt w:val="bullet"/>
+      <w:lvlText w:val=""/>
+      <w:lvlJc w:val="left"/>
+      <w:pPr>
+        <w:ind w:left="3735" w:hanging="360"/>
+      </w:pPr>
+      <w:rPr>
+        <w:rFonts w:ascii="Symbol" w:hAnsi="Symbol" w:hint="default"/>
+      </w:rPr>
+    </w:lvl>
+    <w:lvl w:ilvl="4" w:tplc="04190003" w:tentative="1">
+      <w:start w:val="1"/>
+      <w:numFmt w:val="bullet"/>
+      <w:lvlText w:val="o"/>
+      <w:lvlJc w:val="left"/>
+      <w:pPr>
+        <w:ind w:left="4455" w:hanging="360"/>
+      </w:pPr>
+      <w:rPr>
+        <w:rFonts w:ascii="Courier New" w:hAnsi="Courier New" w:cs="Courier New" w:hint="default"/>
+      </w:rPr>
+    </w:lvl>
+    <w:lvl w:ilvl="5" w:tplc="04190005" w:tentative="1">
+      <w:start w:val="1"/>
+      <w:numFmt w:val="bullet"/>
+      <w:lvlText w:val=""/>
+      <w:lvlJc w:val="left"/>
+      <w:pPr>
+        <w:ind w:left="5175" w:hanging="360"/>
+      </w:pPr>
+      <w:rPr>
+        <w:rFonts w:ascii="Wingdings" w:hAnsi="Wingdings" w:hint="default"/>
+      </w:rPr>
+    </w:lvl>
+    <w:lvl w:ilvl="6" w:tplc="04190001" w:tentative="1">
+      <w:start w:val="1"/>
+      <w:numFmt w:val="bullet"/>
+      <w:lvlText w:val=""/>
+      <w:lvlJc w:val="left"/>
+      <w:pPr>
+        <w:ind w:left="5895" w:hanging="360"/>
+      </w:pPr>
+      <w:rPr>
+        <w:rFonts w:ascii="Symbol" w:hAnsi="Symbol" w:hint="default"/>
+      </w:rPr>
+    </w:lvl>
+    <w:lvl w:ilvl="7" w:tplc="04190003" w:tentative="1">
+      <w:start w:val="1"/>
+      <w:numFmt w:val="bullet"/>
+      <w:lvlText w:val="o"/>
+      <w:lvlJc w:val="left"/>
+      <w:pPr>
+        <w:ind w:left="6615" w:hanging="360"/>
+      </w:pPr>
+      <w:rPr>
+        <w:rFonts w:ascii="Courier New" w:hAnsi="Courier New" w:cs="Courier New" w:hint="default"/>
+      </w:rPr>
+    </w:lvl>
+    <w:lvl w:ilvl="8" w:tplc="04190005" w:tentative="1">
+      <w:start w:val="1"/>
+      <w:numFmt w:val="bullet"/>
+      <w:lvlText w:val=""/>
+      <w:lvlJc w:val="left"/>
+      <w:pPr>
+        <w:ind w:left="7335" w:hanging="360"/>
+      </w:pPr>
+      <w:rPr>
+        <w:rFonts w:ascii="Wingdings" w:hAnsi="Wingdings" w:hint="default"/>
+      </w:rPr>
+    </w:lvl>
+  </w:abstractNum>
   <w:num w:numId="1">
+    <w:abstractNumId w:val="8"/>
+  </w:num>
+  <w:num w:numId="2">
+    <w:abstractNumId w:val="19"/>
+  </w:num>
+  <w:num w:numId="3">
+    <w:abstractNumId w:val="9"/>
+  </w:num>
+  <w:num w:numId="4">
+    <w:abstractNumId w:val="17"/>
+  </w:num>
+  <w:num w:numId="5">
+    <w:abstractNumId w:val="14"/>
+  </w:num>
+  <w:num w:numId="6">
+    <w:abstractNumId w:val="21"/>
+  </w:num>
+  <w:num w:numId="7">
     <w:abstractNumId w:val="6"/>
   </w:num>
-  <w:num w:numId="2">
-    <w:abstractNumId w:val="16"/>
-  </w:num>
-  <w:num w:numId="3">
-    <w:abstractNumId w:val="7"/>
-  </w:num>
-  <w:num w:numId="4">
-    <w:abstractNumId w:val="14"/>
-  </w:num>
-  <w:num w:numId="5">
+  <w:num w:numId="8">
     <w:abstractNumId w:val="12"/>
-  </w:num>
-  <w:num w:numId="6">
-    <w:abstractNumId w:val="17"/>
-  </w:num>
-  <w:num w:numId="7">
-    <w:abstractNumId w:val="4"/>
-  </w:num>
-  <w:num w:numId="8">
-    <w:abstractNumId w:val="10"/>
   </w:num>
   <w:num w:numId="9">
     <w:abstractNumId w:val="0"/>
   </w:num>
   <w:num w:numId="10">
+    <w:abstractNumId w:val="16"/>
+  </w:num>
+  <w:num w:numId="11">
+    <w:abstractNumId w:val="4"/>
+  </w:num>
+  <w:num w:numId="12">
+    <w:abstractNumId w:val="3"/>
+  </w:num>
+  <w:num w:numId="13">
+    <w:abstractNumId w:val="7"/>
+  </w:num>
+  <w:num w:numId="14">
+    <w:abstractNumId w:val="18"/>
+  </w:num>
+  <w:num w:numId="15">
+    <w:abstractNumId w:val="11"/>
+  </w:num>
+  <w:num w:numId="16">
     <w:abstractNumId w:val="13"/>
   </w:num>
-  <w:num w:numId="11">
-    <w:abstractNumId w:val="3"/>
-  </w:num>
-  <w:num w:numId="12">
+  <w:num w:numId="17">
     <w:abstractNumId w:val="2"/>
   </w:num>
-  <w:num w:numId="13">
+  <w:num w:numId="18">
+    <w:abstractNumId w:val="10"/>
+  </w:num>
+  <w:num w:numId="19">
+    <w:abstractNumId w:val="20"/>
+  </w:num>
+  <w:num w:numId="20">
+    <w:abstractNumId w:val="1"/>
+  </w:num>
+  <w:num w:numId="21">
     <w:abstractNumId w:val="5"/>
   </w:num>
-  <w:num w:numId="14">
+  <w:num w:numId="22">
+    <w:abstractNumId w:val="22"/>
+  </w:num>
+  <w:num w:numId="23">
     <w:abstractNumId w:val="15"/>
-  </w:num>
-  <w:num w:numId="15">
-    <w:abstractNumId w:val="9"/>
-  </w:num>
-  <w:num w:numId="16">
-    <w:abstractNumId w:val="11"/>
-  </w:num>
-  <w:num w:numId="17">
-    <w:abstractNumId w:val="1"/>
-  </w:num>
-  <w:num w:numId="18">
-    <w:abstractNumId w:val="8"/>
   </w:num>
   <w:numIdMacAtCleanup w:val="11"/>
 </w:numbering>
 </file>
 
 <file path=word/styles.xml><?xml version="1.0" encoding="utf-8"?>
-<w:styles xmlns:mc="http://schemas.openxmlformats.org/markup-compatibility/2006" xmlns:r="http://schemas.openxmlformats.org/officeDocument/2006/relationships" xmlns:w="http://schemas.openxmlformats.org/wordprocessingml/2006/main" xmlns:w14="http://schemas.microsoft.com/office/word/2010/wordml" xmlns:w15="http://schemas.microsoft.com/office/word/2012/wordml" xmlns:w16cex="http://schemas.microsoft.com/office/word/2018/wordml/cex" xmlns:w16cid="http://schemas.microsoft.com/office/word/2016/wordml/cid" xmlns:w16="http://schemas.microsoft.com/office/word/2018/wordml" xmlns:w16sdtdh="http://schemas.microsoft.com/office/word/2020/wordml/sdtdatahash" xmlns:w16se="http://schemas.microsoft.com/office/word/2015/wordml/symex" mc:Ignorable="w14 w15 w16se w16cid w16 w16cex w16sdtdh">
+<w:styles xmlns:mc="http://schemas.openxmlformats.org/markup-compatibility/2006" xmlns:r="http://schemas.openxmlformats.org/officeDocument/2006/relationships" xmlns:w="http://schemas.openxmlformats.org/wordprocessingml/2006/main" xmlns:w14="http://schemas.microsoft.com/office/word/2010/wordml" xmlns:w15="http://schemas.microsoft.com/office/word/2012/wordml" xmlns:w16se="http://schemas.microsoft.com/office/word/2015/wordml/symex" mc:Ignorable="w14 w15 w16se">
   <w:docDefaults>
     <w:rPrDefault>
       <w:rPr>
@@ -22384,7 +24860,7 @@
       </w:pPr>
     </w:pPrDefault>
   </w:docDefaults>
-  <w:latentStyles w:defLockedState="0" w:defUIPriority="99" w:defSemiHidden="0" w:defUnhideWhenUsed="0" w:defQFormat="0" w:count="376">
+  <w:latentStyles w:defLockedState="0" w:defUIPriority="99" w:defSemiHidden="0" w:defUnhideWhenUsed="0" w:defQFormat="0" w:count="371">
     <w:lsdException w:name="Normal" w:uiPriority="0" w:qFormat="1"/>
     <w:lsdException w:name="heading 1" w:uiPriority="0" w:qFormat="1"/>
     <w:lsdException w:name="heading 2" w:semiHidden="1" w:uiPriority="9" w:unhideWhenUsed="1" w:qFormat="1"/>
@@ -22490,6 +24966,7 @@
     <w:lsdException w:name="HTML Sample" w:semiHidden="1" w:unhideWhenUsed="1"/>
     <w:lsdException w:name="HTML Typewriter" w:semiHidden="1" w:unhideWhenUsed="1"/>
     <w:lsdException w:name="HTML Variable" w:semiHidden="1" w:unhideWhenUsed="1"/>
+    <w:lsdException w:name="Normal Table" w:semiHidden="1" w:unhideWhenUsed="1"/>
     <w:lsdException w:name="annotation subject" w:semiHidden="1" w:unhideWhenUsed="1"/>
     <w:lsdException w:name="No List" w:semiHidden="1" w:unhideWhenUsed="1"/>
     <w:lsdException w:name="Outline List 1" w:semiHidden="1" w:unhideWhenUsed="1"/>
@@ -22532,8 +25009,11 @@
     <w:lsdException w:name="Table Contemporary" w:semiHidden="1" w:unhideWhenUsed="1"/>
     <w:lsdException w:name="Table Elegant" w:semiHidden="1" w:unhideWhenUsed="1"/>
     <w:lsdException w:name="Table Professional" w:semiHidden="1" w:unhideWhenUsed="1"/>
+    <w:lsdException w:name="Table Subtle 1" w:semiHidden="1" w:unhideWhenUsed="1"/>
     <w:lsdException w:name="Table Subtle 2" w:semiHidden="1" w:unhideWhenUsed="1"/>
     <w:lsdException w:name="Table Web 1" w:semiHidden="1" w:unhideWhenUsed="1"/>
+    <w:lsdException w:name="Table Web 2" w:semiHidden="1" w:unhideWhenUsed="1"/>
+    <w:lsdException w:name="Table Web 3" w:semiHidden="1" w:unhideWhenUsed="1"/>
     <w:lsdException w:name="Balloon Text" w:semiHidden="1" w:unhideWhenUsed="1"/>
     <w:lsdException w:name="Table Grid" w:uiPriority="39"/>
     <w:lsdException w:name="Table Theme" w:semiHidden="1" w:unhideWhenUsed="1"/>
@@ -22752,16 +25232,11 @@
     <w:lsdException w:name="List Table 5 Dark Accent 6" w:uiPriority="50"/>
     <w:lsdException w:name="List Table 6 Colorful Accent 6" w:uiPriority="51"/>
     <w:lsdException w:name="List Table 7 Colorful Accent 6" w:uiPriority="52"/>
-    <w:lsdException w:name="Mention" w:semiHidden="1" w:unhideWhenUsed="1"/>
-    <w:lsdException w:name="Smart Hyperlink" w:semiHidden="1" w:unhideWhenUsed="1"/>
-    <w:lsdException w:name="Hashtag" w:semiHidden="1" w:unhideWhenUsed="1"/>
-    <w:lsdException w:name="Unresolved Mention" w:semiHidden="1" w:unhideWhenUsed="1"/>
-    <w:lsdException w:name="Smart Link" w:semiHidden="1" w:unhideWhenUsed="1"/>
   </w:latentStyles>
   <w:style w:type="paragraph" w:default="1" w:styleId="a">
     <w:name w:val="Normal"/>
     <w:qFormat/>
-    <w:rsid w:val="00583F2D"/>
+    <w:rsid w:val="00EE1C00"/>
     <w:pPr>
       <w:widowControl w:val="0"/>
       <w:spacing w:after="0" w:line="420" w:lineRule="auto"/>
@@ -23350,7 +25825,7 @@
 </file>
 
 <file path=customXml/itemProps1.xml><?xml version="1.0" encoding="utf-8"?>
-<ds:datastoreItem xmlns:ds="http://schemas.openxmlformats.org/officeDocument/2006/customXml" ds:itemID="{1131BB9B-8EA4-4E71-849C-51BAD15114A9}">
+<ds:datastoreItem xmlns:ds="http://schemas.openxmlformats.org/officeDocument/2006/customXml" ds:itemID="{ABAB6F54-6FC2-4588-ADFE-47B7512C467A}">
   <ds:schemaRefs>
     <ds:schemaRef ds:uri="http://schemas.openxmlformats.org/officeDocument/2006/bibliography"/>
   </ds:schemaRefs>

--- a/docs/КУРСАЧ/Курсач/Икбаев Рамазан/ИзучениеИнСловДуолингоТипа.docx
+++ b/docs/КУРСАЧ/Курсач/Икбаев Рамазан/ИзучениеИнСловДуолингоТипа.docx
@@ -1,6 +1,6 @@
 
 <file path=word/document.xml><?xml version="1.0" encoding="utf-8"?>
-<w:document xmlns:wpc="http://schemas.microsoft.com/office/word/2010/wordprocessingCanvas" xmlns:cx="http://schemas.microsoft.com/office/drawing/2014/chartex" xmlns:cx1="http://schemas.microsoft.com/office/drawing/2015/9/8/chartex" xmlns:cx2="http://schemas.microsoft.com/office/drawing/2015/10/21/chartex" xmlns:cx3="http://schemas.microsoft.com/office/drawing/2016/5/9/chartex" xmlns:cx4="http://schemas.microsoft.com/office/drawing/2016/5/10/chartex" xmlns:cx5="http://schemas.microsoft.com/office/drawing/2016/5/11/chartex" xmlns:cx6="http://schemas.microsoft.com/office/drawing/2016/5/12/chartex" xmlns:cx7="http://schemas.microsoft.com/office/drawing/2016/5/13/chartex" xmlns:cx8="http://schemas.microsoft.com/office/drawing/2016/5/14/chartex" xmlns:mc="http://schemas.openxmlformats.org/markup-compatibility/2006" xmlns:aink="http://schemas.microsoft.com/office/drawing/2016/ink" xmlns:am3d="http://schemas.microsoft.com/office/drawing/2017/model3d" xmlns:o="urn:schemas-microsoft-com:office:office" xmlns:r="http://schemas.openxmlformats.org/officeDocument/2006/relationships" xmlns:m="http://schemas.openxmlformats.org/officeDocument/2006/math" xmlns:v="urn:schemas-microsoft-com:vml" xmlns:wp14="http://schemas.microsoft.com/office/word/2010/wordprocessingDrawing" xmlns:wp="http://schemas.openxmlformats.org/drawingml/2006/wordprocessingDrawing" xmlns:w10="urn:schemas-microsoft-com:office:word" xmlns:w="http://schemas.openxmlformats.org/wordprocessingml/2006/main" xmlns:w14="http://schemas.microsoft.com/office/word/2010/wordml" xmlns:w15="http://schemas.microsoft.com/office/word/2012/wordml" xmlns:w16cex="http://schemas.microsoft.com/office/word/2018/wordml/cex" xmlns:w16cid="http://schemas.microsoft.com/office/word/2016/wordml/cid" xmlns:w16="http://schemas.microsoft.com/office/word/2018/wordml" xmlns:w16sdtdh="http://schemas.microsoft.com/office/word/2020/wordml/sdtdatahash" xmlns:w16se="http://schemas.microsoft.com/office/word/2015/wordml/symex" xmlns:wpg="http://schemas.microsoft.com/office/word/2010/wordprocessingGroup" xmlns:wpi="http://schemas.microsoft.com/office/word/2010/wordprocessingInk" xmlns:wne="http://schemas.microsoft.com/office/word/2006/wordml" xmlns:wps="http://schemas.microsoft.com/office/word/2010/wordprocessingShape" mc:Ignorable="w14 w15 w16se w16cid w16 w16cex w16sdtdh wp14">
+<w:document xmlns:wpc="http://schemas.microsoft.com/office/word/2010/wordprocessingCanvas" xmlns:cx="http://schemas.microsoft.com/office/drawing/2014/chartex" xmlns:mc="http://schemas.openxmlformats.org/markup-compatibility/2006" xmlns:o="urn:schemas-microsoft-com:office:office" xmlns:r="http://schemas.openxmlformats.org/officeDocument/2006/relationships" xmlns:m="http://schemas.openxmlformats.org/officeDocument/2006/math" xmlns:v="urn:schemas-microsoft-com:vml" xmlns:wp14="http://schemas.microsoft.com/office/word/2010/wordprocessingDrawing" xmlns:wp="http://schemas.openxmlformats.org/drawingml/2006/wordprocessingDrawing" xmlns:w10="urn:schemas-microsoft-com:office:word" xmlns:w="http://schemas.openxmlformats.org/wordprocessingml/2006/main" xmlns:w14="http://schemas.microsoft.com/office/word/2010/wordml" xmlns:w15="http://schemas.microsoft.com/office/word/2012/wordml" xmlns:w16se="http://schemas.microsoft.com/office/word/2015/wordml/symex" xmlns:wpg="http://schemas.microsoft.com/office/word/2010/wordprocessingGroup" xmlns:wpi="http://schemas.microsoft.com/office/word/2010/wordprocessingInk" xmlns:wne="http://schemas.microsoft.com/office/word/2006/wordml" xmlns:wps="http://schemas.microsoft.com/office/word/2010/wordprocessingShape" mc:Ignorable="w14 w15 w16se wp14">
   <w:body>
     <w:p>
       <w:pPr>
@@ -196,16 +196,8 @@
               <w:rPr>
                 <w:szCs w:val="28"/>
               </w:rPr>
-              <w:t xml:space="preserve">___________З.З. </w:t>
-            </w:r>
-            <w:proofErr w:type="spellStart"/>
-            <w:r>
-              <w:rPr>
-                <w:szCs w:val="28"/>
-              </w:rPr>
-              <w:t>Курмашева</w:t>
-            </w:r>
-            <w:proofErr w:type="spellEnd"/>
+              <w:t>___________З.З. Курмашева</w:t>
+            </w:r>
           </w:p>
           <w:p>
             <w:pPr>
@@ -227,23 +219,7 @@
                 <w:szCs w:val="28"/>
                 <w:u w:val="single"/>
               </w:rPr>
-              <w:t>____</w:t>
-            </w:r>
-            <w:proofErr w:type="gramStart"/>
-            <w:r>
-              <w:rPr>
-                <w:szCs w:val="28"/>
-                <w:u w:val="single"/>
-              </w:rPr>
-              <w:t>_»_</w:t>
-            </w:r>
-            <w:proofErr w:type="gramEnd"/>
-            <w:r>
-              <w:rPr>
-                <w:szCs w:val="28"/>
-                <w:u w:val="single"/>
-              </w:rPr>
-              <w:t>____________</w:t>
+              <w:t>_____»_____________</w:t>
             </w:r>
             <w:r>
               <w:rPr>
@@ -4583,21 +4559,7 @@
         <w:rPr>
           <w:sz w:val="28"/>
         </w:rPr>
-        <w:t xml:space="preserve">UML (с английского аббревиатура расшифровывается как Unified </w:t>
-      </w:r>
-      <w:proofErr w:type="spellStart"/>
-      <w:r>
-        <w:rPr>
-          <w:sz w:val="28"/>
-        </w:rPr>
-        <w:t>Modeling</w:t>
-      </w:r>
-      <w:proofErr w:type="spellEnd"/>
-      <w:r>
-        <w:rPr>
-          <w:sz w:val="28"/>
-        </w:rPr>
-        <w:t xml:space="preserve"> Language — унифицированный язык моделирования) — это способ наглядно описать архитектуру, проектирование и реализацию комплексных программных систем.</w:t>
+        <w:t>UML (с английского аббревиатура расшифровывается как Unified Modeling Language — унифицированный язык моделирования) — это способ наглядно описать архитектуру, проектирование и реализацию комплексных программных систем.</w:t>
       </w:r>
     </w:p>
     <w:p>
@@ -4892,35 +4854,7 @@
           <w:sz w:val="28"/>
         </w:rPr>
         <w:lastRenderedPageBreak/>
-        <w:t xml:space="preserve">Диаграмма классов (англ. </w:t>
-      </w:r>
-      <w:proofErr w:type="spellStart"/>
-      <w:r>
-        <w:rPr>
-          <w:sz w:val="28"/>
-        </w:rPr>
-        <w:t>class</w:t>
-      </w:r>
-      <w:proofErr w:type="spellEnd"/>
-      <w:r>
-        <w:rPr>
-          <w:sz w:val="28"/>
-        </w:rPr>
-        <w:t xml:space="preserve"> </w:t>
-      </w:r>
-      <w:proofErr w:type="spellStart"/>
-      <w:r>
-        <w:rPr>
-          <w:sz w:val="28"/>
-        </w:rPr>
-        <w:t>diagram</w:t>
-      </w:r>
-      <w:proofErr w:type="spellEnd"/>
-      <w:r>
-        <w:rPr>
-          <w:sz w:val="28"/>
-        </w:rPr>
-        <w:t xml:space="preserve">) — структурная диаграмма языка моделирования UML, демонстрирующая общую структуру иерархии классов системы, их коопераций, атрибутов (полей), методов, интерфейсов и взаимосвязей (отношений) между ними. </w:t>
+        <w:t xml:space="preserve">Диаграмма классов (англ. class diagram) — структурная диаграмма языка моделирования UML, демонстрирующая общую структуру иерархии классов системы, их коопераций, атрибутов (полей), методов, интерфейсов и взаимосвязей (отношений) между ними. </w:t>
       </w:r>
     </w:p>
     <w:p>
@@ -5728,7 +5662,6 @@
                 <w:lang w:val="en-US"/>
               </w:rPr>
             </w:pPr>
-            <w:proofErr w:type="spellStart"/>
             <w:r>
               <w:rPr>
                 <w:rFonts w:cs="Times New Roman"/>
@@ -5738,7 +5671,6 @@
               </w:rPr>
               <w:t>role_id</w:t>
             </w:r>
-            <w:proofErr w:type="spellEnd"/>
           </w:p>
         </w:tc>
         <w:tc>
@@ -5983,7 +5915,6 @@
           <w:lang w:val="en-US"/>
         </w:rPr>
       </w:pPr>
-      <w:proofErr w:type="spellStart"/>
       <w:r>
         <w:rPr>
           <w:rFonts w:cs="Times New Roman"/>
@@ -5991,34 +5922,7 @@
           <w:lang w:val="en-US"/>
         </w:rPr>
         <w:lastRenderedPageBreak/>
-        <w:t>Таблица</w:t>
-      </w:r>
-      <w:proofErr w:type="spellEnd"/>
-      <w:r>
-        <w:rPr>
-          <w:rFonts w:cs="Times New Roman"/>
-          <w:szCs w:val="28"/>
-          <w:lang w:val="en-US"/>
-        </w:rPr>
-        <w:t xml:space="preserve"> 1.8.2 – users (</w:t>
-      </w:r>
-      <w:proofErr w:type="spellStart"/>
-      <w:r>
-        <w:rPr>
-          <w:rFonts w:cs="Times New Roman"/>
-          <w:szCs w:val="28"/>
-          <w:lang w:val="en-US"/>
-        </w:rPr>
-        <w:t>Пользователи</w:t>
-      </w:r>
-      <w:proofErr w:type="spellEnd"/>
-      <w:r>
-        <w:rPr>
-          <w:rFonts w:cs="Times New Roman"/>
-          <w:szCs w:val="28"/>
-          <w:lang w:val="en-US"/>
-        </w:rPr>
-        <w:t xml:space="preserve">) </w:t>
+        <w:t xml:space="preserve">Таблица 1.8.2 – users (Пользователи) </w:t>
       </w:r>
     </w:p>
     <w:tbl>
@@ -6219,7 +6123,6 @@
                 <w:szCs w:val="22"/>
               </w:rPr>
             </w:pPr>
-            <w:proofErr w:type="spellStart"/>
             <w:r>
               <w:rPr>
                 <w:rFonts w:cs="Times New Roman"/>
@@ -6229,7 +6132,6 @@
               </w:rPr>
               <w:t>user_id</w:t>
             </w:r>
-            <w:proofErr w:type="spellEnd"/>
           </w:p>
         </w:tc>
         <w:tc>
@@ -6290,25 +6192,7 @@
                 <w:sz w:val="22"/>
                 <w:szCs w:val="22"/>
               </w:rPr>
-              <w:t xml:space="preserve">Первичный ключ, </w:t>
-            </w:r>
-            <w:proofErr w:type="spellStart"/>
-            <w:r>
-              <w:rPr>
-                <w:rFonts w:cs="Times New Roman"/>
-                <w:sz w:val="22"/>
-                <w:szCs w:val="22"/>
-              </w:rPr>
-              <w:t>autoincrement</w:t>
-            </w:r>
-            <w:proofErr w:type="spellEnd"/>
-            <w:r>
-              <w:rPr>
-                <w:rFonts w:cs="Times New Roman"/>
-                <w:sz w:val="22"/>
-                <w:szCs w:val="22"/>
-              </w:rPr>
-              <w:t>, обязательное поле</w:t>
+              <w:t>Первичный ключ, autoincrement, обязательное поле</w:t>
             </w:r>
           </w:p>
         </w:tc>
@@ -6367,7 +6251,6 @@
                 <w:szCs w:val="22"/>
               </w:rPr>
             </w:pPr>
-            <w:proofErr w:type="spellStart"/>
             <w:r>
               <w:rPr>
                 <w:rFonts w:cs="Times New Roman"/>
@@ -6377,7 +6260,6 @@
               </w:rPr>
               <w:t>user_login</w:t>
             </w:r>
-            <w:proofErr w:type="spellEnd"/>
           </w:p>
         </w:tc>
         <w:tc>
@@ -6497,7 +6379,6 @@
                 <w:szCs w:val="22"/>
               </w:rPr>
             </w:pPr>
-            <w:proofErr w:type="spellStart"/>
             <w:r>
               <w:rPr>
                 <w:rFonts w:cs="Times New Roman"/>
@@ -6507,7 +6388,6 @@
               </w:rPr>
               <w:t>user_email</w:t>
             </w:r>
-            <w:proofErr w:type="spellEnd"/>
           </w:p>
         </w:tc>
         <w:tc>
@@ -6627,7 +6507,6 @@
                 <w:szCs w:val="22"/>
               </w:rPr>
             </w:pPr>
-            <w:proofErr w:type="spellStart"/>
             <w:r>
               <w:rPr>
                 <w:rFonts w:cs="Times New Roman"/>
@@ -6637,7 +6516,6 @@
               </w:rPr>
               <w:t>user_password</w:t>
             </w:r>
-            <w:proofErr w:type="spellEnd"/>
           </w:p>
         </w:tc>
         <w:tc>
@@ -6757,7 +6635,6 @@
                 <w:szCs w:val="22"/>
               </w:rPr>
             </w:pPr>
-            <w:proofErr w:type="spellStart"/>
             <w:r>
               <w:rPr>
                 <w:rFonts w:cs="Times New Roman"/>
@@ -6767,7 +6644,6 @@
               </w:rPr>
               <w:t>user_role</w:t>
             </w:r>
-            <w:proofErr w:type="spellEnd"/>
           </w:p>
         </w:tc>
         <w:tc>
@@ -7170,25 +7046,7 @@
                 <w:sz w:val="22"/>
                 <w:szCs w:val="22"/>
               </w:rPr>
-              <w:t xml:space="preserve">Первичный ключ, </w:t>
-            </w:r>
-            <w:proofErr w:type="spellStart"/>
-            <w:r>
-              <w:rPr>
-                <w:rFonts w:cs="Times New Roman"/>
-                <w:sz w:val="22"/>
-                <w:szCs w:val="22"/>
-              </w:rPr>
-              <w:t>autoincrement</w:t>
-            </w:r>
-            <w:proofErr w:type="spellEnd"/>
-            <w:r>
-              <w:rPr>
-                <w:rFonts w:cs="Times New Roman"/>
-                <w:sz w:val="22"/>
-                <w:szCs w:val="22"/>
-              </w:rPr>
-              <w:t>, обязательное поле</w:t>
+              <w:t>Первичный ключ, autoincrement, обязательное поле</w:t>
             </w:r>
           </w:p>
         </w:tc>
@@ -7248,7 +7106,6 @@
                 <w:lang w:val="en-US"/>
               </w:rPr>
             </w:pPr>
-            <w:proofErr w:type="spellStart"/>
             <w:r>
               <w:rPr>
                 <w:rFonts w:cs="Times New Roman"/>
@@ -7258,7 +7115,6 @@
               </w:rPr>
               <w:t>user_id</w:t>
             </w:r>
-            <w:proofErr w:type="spellEnd"/>
           </w:p>
         </w:tc>
         <w:tc>
@@ -7321,7 +7177,6 @@
               </w:rPr>
               <w:t>Вторичный ключ к u</w:t>
             </w:r>
-            <w:proofErr w:type="spellStart"/>
             <w:r>
               <w:rPr>
                 <w:rFonts w:cs="Times New Roman"/>
@@ -7331,7 +7186,6 @@
               </w:rPr>
               <w:t>sers</w:t>
             </w:r>
-            <w:proofErr w:type="spellEnd"/>
             <w:r>
               <w:rPr>
                 <w:rFonts w:cs="Times New Roman"/>
@@ -7398,7 +7252,6 @@
                 <w:lang w:val="en-US"/>
               </w:rPr>
             </w:pPr>
-            <w:proofErr w:type="spellStart"/>
             <w:r>
               <w:rPr>
                 <w:rFonts w:cs="Times New Roman"/>
@@ -7408,7 +7261,6 @@
               </w:rPr>
               <w:t>lang_id</w:t>
             </w:r>
-            <w:proofErr w:type="spellEnd"/>
           </w:p>
         </w:tc>
         <w:tc>
@@ -7471,7 +7323,6 @@
               </w:rPr>
               <w:t xml:space="preserve">Вторичный ключ к </w:t>
             </w:r>
-            <w:proofErr w:type="spellStart"/>
             <w:r>
               <w:rPr>
                 <w:rFonts w:cs="Times New Roman"/>
@@ -7481,7 +7332,6 @@
               </w:rPr>
               <w:t>langs</w:t>
             </w:r>
-            <w:proofErr w:type="spellEnd"/>
             <w:r>
               <w:rPr>
                 <w:rFonts w:cs="Times New Roman"/>
@@ -7643,23 +7493,7 @@
           <w:rFonts w:cs="Times New Roman"/>
           <w:szCs w:val="28"/>
         </w:rPr>
-        <w:t xml:space="preserve">Таблица 1.8.4 – </w:t>
-      </w:r>
-      <w:proofErr w:type="spellStart"/>
-      <w:r>
-        <w:rPr>
-          <w:rFonts w:cs="Times New Roman"/>
-          <w:szCs w:val="28"/>
-        </w:rPr>
-        <w:t>completed_lessons</w:t>
-      </w:r>
-      <w:proofErr w:type="spellEnd"/>
-      <w:r>
-        <w:rPr>
-          <w:rFonts w:cs="Times New Roman"/>
-          <w:szCs w:val="28"/>
-        </w:rPr>
-        <w:t xml:space="preserve"> (Пройденные уроки) </w:t>
+        <w:t xml:space="preserve">Таблица 1.8.4 – completed_lessons (Пройденные уроки) </w:t>
       </w:r>
     </w:p>
     <w:tbl>
@@ -7928,25 +7762,7 @@
                 <w:sz w:val="22"/>
                 <w:szCs w:val="22"/>
               </w:rPr>
-              <w:t xml:space="preserve">Первичный ключ, </w:t>
-            </w:r>
-            <w:proofErr w:type="spellStart"/>
-            <w:r>
-              <w:rPr>
-                <w:rFonts w:cs="Times New Roman"/>
-                <w:sz w:val="22"/>
-                <w:szCs w:val="22"/>
-              </w:rPr>
-              <w:t>autoincrement</w:t>
-            </w:r>
-            <w:proofErr w:type="spellEnd"/>
-            <w:r>
-              <w:rPr>
-                <w:rFonts w:cs="Times New Roman"/>
-                <w:sz w:val="22"/>
-                <w:szCs w:val="22"/>
-              </w:rPr>
-              <w:t>, обязательное поле</w:t>
+              <w:t>Первичный ключ, autoincrement, обязательное поле</w:t>
             </w:r>
           </w:p>
         </w:tc>
@@ -8005,7 +7821,6 @@
                 <w:szCs w:val="22"/>
               </w:rPr>
             </w:pPr>
-            <w:proofErr w:type="spellStart"/>
             <w:r>
               <w:rPr>
                 <w:rFonts w:cs="Times New Roman"/>
@@ -8015,7 +7830,6 @@
               </w:rPr>
               <w:t>user_id</w:t>
             </w:r>
-            <w:proofErr w:type="spellEnd"/>
           </w:p>
         </w:tc>
         <w:tc>
@@ -8151,7 +7965,6 @@
                 <w:szCs w:val="22"/>
               </w:rPr>
             </w:pPr>
-            <w:proofErr w:type="spellStart"/>
             <w:r>
               <w:rPr>
                 <w:rFonts w:cs="Times New Roman"/>
@@ -8161,7 +7974,6 @@
               </w:rPr>
               <w:t>lesson_id</w:t>
             </w:r>
-            <w:proofErr w:type="spellEnd"/>
           </w:p>
         </w:tc>
         <w:tc>
@@ -8391,23 +8203,7 @@
           <w:rFonts w:cs="Times New Roman"/>
           <w:szCs w:val="28"/>
         </w:rPr>
-        <w:t xml:space="preserve">Таблица 1.8.5 – </w:t>
-      </w:r>
-      <w:proofErr w:type="spellStart"/>
-      <w:r>
-        <w:rPr>
-          <w:rFonts w:cs="Times New Roman"/>
-          <w:szCs w:val="28"/>
-        </w:rPr>
-        <w:t>langs</w:t>
-      </w:r>
-      <w:proofErr w:type="spellEnd"/>
-      <w:r>
-        <w:rPr>
-          <w:rFonts w:cs="Times New Roman"/>
-          <w:szCs w:val="28"/>
-        </w:rPr>
-        <w:t xml:space="preserve"> (Языки) </w:t>
+        <w:t xml:space="preserve">Таблица 1.8.5 – langs (Языки) </w:t>
       </w:r>
     </w:p>
     <w:tbl>
@@ -8609,7 +8405,6 @@
                 <w:lang w:val="en-US"/>
               </w:rPr>
             </w:pPr>
-            <w:proofErr w:type="spellStart"/>
             <w:r>
               <w:rPr>
                 <w:rFonts w:cs="Times New Roman"/>
@@ -8619,7 +8414,6 @@
               </w:rPr>
               <w:t>lang_id</w:t>
             </w:r>
-            <w:proofErr w:type="spellEnd"/>
           </w:p>
         </w:tc>
         <w:tc>
@@ -8680,25 +8474,7 @@
                 <w:sz w:val="22"/>
                 <w:szCs w:val="22"/>
               </w:rPr>
-              <w:t xml:space="preserve">Первичный ключ, </w:t>
-            </w:r>
-            <w:proofErr w:type="spellStart"/>
-            <w:r>
-              <w:rPr>
-                <w:rFonts w:cs="Times New Roman"/>
-                <w:sz w:val="22"/>
-                <w:szCs w:val="22"/>
-              </w:rPr>
-              <w:t>autoincrement</w:t>
-            </w:r>
-            <w:proofErr w:type="spellEnd"/>
-            <w:r>
-              <w:rPr>
-                <w:rFonts w:cs="Times New Roman"/>
-                <w:sz w:val="22"/>
-                <w:szCs w:val="22"/>
-              </w:rPr>
-              <w:t>, обязательное поле</w:t>
+              <w:t>Первичный ключ, autoincrement, обязательное поле</w:t>
             </w:r>
           </w:p>
         </w:tc>
@@ -8758,7 +8534,6 @@
                 <w:lang w:val="en-US"/>
               </w:rPr>
             </w:pPr>
-            <w:proofErr w:type="spellStart"/>
             <w:r>
               <w:rPr>
                 <w:rFonts w:cs="Times New Roman"/>
@@ -8768,7 +8543,6 @@
               </w:rPr>
               <w:t>lang_name</w:t>
             </w:r>
-            <w:proofErr w:type="spellEnd"/>
           </w:p>
         </w:tc>
         <w:tc>
@@ -8887,23 +8661,7 @@
           <w:szCs w:val="28"/>
         </w:rPr>
         <w:lastRenderedPageBreak/>
-        <w:t xml:space="preserve">Таблица 1.8.6 – </w:t>
-      </w:r>
-      <w:proofErr w:type="spellStart"/>
-      <w:r>
-        <w:rPr>
-          <w:rFonts w:cs="Times New Roman"/>
-          <w:szCs w:val="28"/>
-        </w:rPr>
-        <w:t>words</w:t>
-      </w:r>
-      <w:proofErr w:type="spellEnd"/>
-      <w:r>
-        <w:rPr>
-          <w:rFonts w:cs="Times New Roman"/>
-          <w:szCs w:val="28"/>
-        </w:rPr>
-        <w:t xml:space="preserve"> (слова) </w:t>
+        <w:t xml:space="preserve">Таблица 1.8.6 – words (слова) </w:t>
       </w:r>
     </w:p>
     <w:tbl>
@@ -9105,7 +8863,6 @@
                 <w:lang w:val="en-US"/>
               </w:rPr>
             </w:pPr>
-            <w:proofErr w:type="spellStart"/>
             <w:r>
               <w:rPr>
                 <w:rFonts w:cs="Times New Roman"/>
@@ -9115,7 +8872,6 @@
               </w:rPr>
               <w:t>word_id</w:t>
             </w:r>
-            <w:proofErr w:type="spellEnd"/>
           </w:p>
         </w:tc>
         <w:tc>
@@ -9176,25 +8932,7 @@
                 <w:sz w:val="22"/>
                 <w:szCs w:val="22"/>
               </w:rPr>
-              <w:t xml:space="preserve">Первичный ключ, </w:t>
-            </w:r>
-            <w:proofErr w:type="spellStart"/>
-            <w:r>
-              <w:rPr>
-                <w:rFonts w:cs="Times New Roman"/>
-                <w:sz w:val="22"/>
-                <w:szCs w:val="22"/>
-              </w:rPr>
-              <w:t>autoincrement</w:t>
-            </w:r>
-            <w:proofErr w:type="spellEnd"/>
-            <w:r>
-              <w:rPr>
-                <w:rFonts w:cs="Times New Roman"/>
-                <w:sz w:val="22"/>
-                <w:szCs w:val="22"/>
-              </w:rPr>
-              <w:t>, обязательное поле</w:t>
+              <w:t>Первичный ключ, autoincrement, обязательное поле</w:t>
             </w:r>
           </w:p>
         </w:tc>
@@ -9254,7 +8992,6 @@
                 <w:lang w:val="en-US"/>
               </w:rPr>
             </w:pPr>
-            <w:proofErr w:type="spellStart"/>
             <w:r>
               <w:rPr>
                 <w:rFonts w:cs="Times New Roman"/>
@@ -9264,7 +9001,6 @@
               </w:rPr>
               <w:t>word_name</w:t>
             </w:r>
-            <w:proofErr w:type="spellEnd"/>
           </w:p>
         </w:tc>
         <w:tc>
@@ -9385,7 +9121,6 @@
                 <w:lang w:val="en-US"/>
               </w:rPr>
             </w:pPr>
-            <w:proofErr w:type="spellStart"/>
             <w:r>
               <w:rPr>
                 <w:rFonts w:cs="Times New Roman"/>
@@ -9395,7 +9130,6 @@
               </w:rPr>
               <w:t>word_transcription</w:t>
             </w:r>
-            <w:proofErr w:type="spellEnd"/>
           </w:p>
         </w:tc>
         <w:tc>
@@ -9515,7 +9249,6 @@
                 <w:lang w:val="en-US"/>
               </w:rPr>
             </w:pPr>
-            <w:proofErr w:type="spellStart"/>
             <w:r>
               <w:rPr>
                 <w:rFonts w:cs="Times New Roman"/>
@@ -9525,7 +9258,6 @@
               </w:rPr>
               <w:t>word_translate</w:t>
             </w:r>
-            <w:proofErr w:type="spellEnd"/>
           </w:p>
         </w:tc>
         <w:tc>
@@ -9645,7 +9377,6 @@
                 <w:lang w:val="en-US"/>
               </w:rPr>
             </w:pPr>
-            <w:proofErr w:type="spellStart"/>
             <w:r>
               <w:rPr>
                 <w:rFonts w:cs="Times New Roman"/>
@@ -9655,7 +9386,6 @@
               </w:rPr>
               <w:t>lang_id</w:t>
             </w:r>
-            <w:proofErr w:type="spellEnd"/>
           </w:p>
         </w:tc>
         <w:tc>
@@ -9718,7 +9448,6 @@
               </w:rPr>
               <w:t xml:space="preserve">Вторичный ключ к </w:t>
             </w:r>
-            <w:proofErr w:type="spellStart"/>
             <w:r>
               <w:rPr>
                 <w:rFonts w:cs="Times New Roman"/>
@@ -9728,7 +9457,6 @@
               </w:rPr>
               <w:t>langs</w:t>
             </w:r>
-            <w:proofErr w:type="spellEnd"/>
             <w:r>
               <w:rPr>
                 <w:rFonts w:cs="Times New Roman"/>
@@ -9761,23 +9489,7 @@
           <w:rFonts w:cs="Times New Roman"/>
           <w:szCs w:val="28"/>
         </w:rPr>
-        <w:t xml:space="preserve">Таблица 1.8.7 – </w:t>
-      </w:r>
-      <w:proofErr w:type="spellStart"/>
-      <w:r>
-        <w:rPr>
-          <w:rFonts w:cs="Times New Roman"/>
-          <w:szCs w:val="28"/>
-        </w:rPr>
-        <w:t>lesson</w:t>
-      </w:r>
-      <w:proofErr w:type="spellEnd"/>
-      <w:r>
-        <w:rPr>
-          <w:rFonts w:cs="Times New Roman"/>
-          <w:szCs w:val="28"/>
-        </w:rPr>
-        <w:t xml:space="preserve"> (урок) </w:t>
+        <w:t xml:space="preserve">Таблица 1.8.7 – lesson (урок) </w:t>
       </w:r>
     </w:p>
     <w:tbl>
@@ -9978,7 +9690,6 @@
                 <w:szCs w:val="22"/>
               </w:rPr>
             </w:pPr>
-            <w:proofErr w:type="spellStart"/>
             <w:r>
               <w:rPr>
                 <w:rFonts w:cs="Times New Roman"/>
@@ -9988,7 +9699,6 @@
               </w:rPr>
               <w:t>lesson_id</w:t>
             </w:r>
-            <w:proofErr w:type="spellEnd"/>
           </w:p>
         </w:tc>
         <w:tc>
@@ -10049,25 +9759,7 @@
                 <w:sz w:val="22"/>
                 <w:szCs w:val="22"/>
               </w:rPr>
-              <w:t xml:space="preserve">Первичный ключ, </w:t>
-            </w:r>
-            <w:proofErr w:type="spellStart"/>
-            <w:r>
-              <w:rPr>
-                <w:rFonts w:cs="Times New Roman"/>
-                <w:sz w:val="22"/>
-                <w:szCs w:val="22"/>
-              </w:rPr>
-              <w:t>autoincrement</w:t>
-            </w:r>
-            <w:proofErr w:type="spellEnd"/>
-            <w:r>
-              <w:rPr>
-                <w:rFonts w:cs="Times New Roman"/>
-                <w:sz w:val="22"/>
-                <w:szCs w:val="22"/>
-              </w:rPr>
-              <w:t>, обязательное поле</w:t>
+              <w:t>Первичный ключ, autoincrement, обязательное поле</w:t>
             </w:r>
           </w:p>
         </w:tc>
@@ -10127,7 +9819,6 @@
                 <w:lang w:val="en-US"/>
               </w:rPr>
             </w:pPr>
-            <w:proofErr w:type="spellStart"/>
             <w:r>
               <w:rPr>
                 <w:rFonts w:cs="Times New Roman"/>
@@ -10137,7 +9828,6 @@
               </w:rPr>
               <w:t>lesson_name</w:t>
             </w:r>
-            <w:proofErr w:type="spellEnd"/>
           </w:p>
         </w:tc>
         <w:tc>
@@ -10258,7 +9948,6 @@
                 <w:lang w:val="en-US"/>
               </w:rPr>
             </w:pPr>
-            <w:proofErr w:type="spellStart"/>
             <w:r>
               <w:rPr>
                 <w:rFonts w:cs="Times New Roman"/>
@@ -10268,7 +9957,6 @@
               </w:rPr>
               <w:t>lang_id</w:t>
             </w:r>
-            <w:proofErr w:type="spellEnd"/>
           </w:p>
         </w:tc>
         <w:tc>
@@ -10331,7 +10019,6 @@
               </w:rPr>
               <w:t xml:space="preserve">Вторичный ключ к </w:t>
             </w:r>
-            <w:proofErr w:type="spellStart"/>
             <w:r>
               <w:rPr>
                 <w:rFonts w:cs="Times New Roman"/>
@@ -10341,7 +10028,6 @@
               </w:rPr>
               <w:t>langs</w:t>
             </w:r>
-            <w:proofErr w:type="spellEnd"/>
             <w:r>
               <w:rPr>
                 <w:rFonts w:cs="Times New Roman"/>
@@ -10374,23 +10060,7 @@
           <w:rFonts w:cs="Times New Roman"/>
           <w:szCs w:val="28"/>
         </w:rPr>
-        <w:t xml:space="preserve">Таблица 1.8.8 – </w:t>
-      </w:r>
-      <w:proofErr w:type="spellStart"/>
-      <w:r>
-        <w:rPr>
-          <w:rFonts w:cs="Times New Roman"/>
-          <w:szCs w:val="28"/>
-        </w:rPr>
-        <w:t>lessons_words</w:t>
-      </w:r>
-      <w:proofErr w:type="spellEnd"/>
-      <w:r>
-        <w:rPr>
-          <w:rFonts w:cs="Times New Roman"/>
-          <w:szCs w:val="28"/>
-        </w:rPr>
-        <w:t xml:space="preserve"> (Слова в уроке)</w:t>
+        <w:t>Таблица 1.8.8 – lessons_words (Слова в уроке)</w:t>
       </w:r>
     </w:p>
     <w:tbl>
@@ -10659,25 +10329,7 @@
                 <w:sz w:val="22"/>
                 <w:szCs w:val="22"/>
               </w:rPr>
-              <w:t xml:space="preserve">Первичный ключ, </w:t>
-            </w:r>
-            <w:proofErr w:type="spellStart"/>
-            <w:r>
-              <w:rPr>
-                <w:rFonts w:cs="Times New Roman"/>
-                <w:sz w:val="22"/>
-                <w:szCs w:val="22"/>
-              </w:rPr>
-              <w:t>autoincrement</w:t>
-            </w:r>
-            <w:proofErr w:type="spellEnd"/>
-            <w:r>
-              <w:rPr>
-                <w:rFonts w:cs="Times New Roman"/>
-                <w:sz w:val="22"/>
-                <w:szCs w:val="22"/>
-              </w:rPr>
-              <w:t>, обязательное поле</w:t>
+              <w:t>Первичный ключ, autoincrement, обязательное поле</w:t>
             </w:r>
           </w:p>
         </w:tc>
@@ -10736,7 +10388,6 @@
                 <w:szCs w:val="22"/>
               </w:rPr>
             </w:pPr>
-            <w:proofErr w:type="spellStart"/>
             <w:r>
               <w:rPr>
                 <w:rFonts w:cs="Times New Roman"/>
@@ -10746,7 +10397,6 @@
               </w:rPr>
               <w:t>lesson_id</w:t>
             </w:r>
-            <w:proofErr w:type="spellEnd"/>
           </w:p>
         </w:tc>
         <w:tc>
@@ -10882,7 +10532,6 @@
                 <w:szCs w:val="22"/>
               </w:rPr>
             </w:pPr>
-            <w:proofErr w:type="spellStart"/>
             <w:r>
               <w:rPr>
                 <w:rFonts w:cs="Times New Roman"/>
@@ -10892,7 +10541,6 @@
               </w:rPr>
               <w:t>word_id</w:t>
             </w:r>
-            <w:proofErr w:type="spellEnd"/>
           </w:p>
         </w:tc>
         <w:tc>
@@ -10995,23 +10643,7 @@
           <w:rFonts w:cs="Times New Roman"/>
           <w:szCs w:val="28"/>
         </w:rPr>
-        <w:t xml:space="preserve">Таблица 1.8.9 – </w:t>
-      </w:r>
-      <w:proofErr w:type="spellStart"/>
-      <w:r>
-        <w:rPr>
-          <w:rFonts w:cs="Times New Roman"/>
-          <w:szCs w:val="28"/>
-        </w:rPr>
-        <w:t>user_words</w:t>
-      </w:r>
-      <w:proofErr w:type="spellEnd"/>
-      <w:r>
-        <w:rPr>
-          <w:rFonts w:cs="Times New Roman"/>
-          <w:szCs w:val="28"/>
-        </w:rPr>
-        <w:t xml:space="preserve"> (Выученные слова)</w:t>
+        <w:t>Таблица 1.8.9 – user_words (Выученные слова)</w:t>
       </w:r>
     </w:p>
     <w:tbl>
@@ -11280,25 +10912,7 @@
                 <w:sz w:val="22"/>
                 <w:szCs w:val="22"/>
               </w:rPr>
-              <w:t xml:space="preserve">Первичный ключ, </w:t>
-            </w:r>
-            <w:proofErr w:type="spellStart"/>
-            <w:r>
-              <w:rPr>
-                <w:rFonts w:cs="Times New Roman"/>
-                <w:sz w:val="22"/>
-                <w:szCs w:val="22"/>
-              </w:rPr>
-              <w:t>autoincrement</w:t>
-            </w:r>
-            <w:proofErr w:type="spellEnd"/>
-            <w:r>
-              <w:rPr>
-                <w:rFonts w:cs="Times New Roman"/>
-                <w:sz w:val="22"/>
-                <w:szCs w:val="22"/>
-              </w:rPr>
-              <w:t>, обязательное поле</w:t>
+              <w:t>Первичный ключ, autoincrement, обязательное поле</w:t>
             </w:r>
           </w:p>
         </w:tc>
@@ -11357,7 +10971,6 @@
                 <w:szCs w:val="22"/>
               </w:rPr>
             </w:pPr>
-            <w:proofErr w:type="spellStart"/>
             <w:r>
               <w:rPr>
                 <w:rFonts w:cs="Times New Roman"/>
@@ -11367,7 +10980,6 @@
               </w:rPr>
               <w:t>word_id</w:t>
             </w:r>
-            <w:proofErr w:type="spellEnd"/>
           </w:p>
         </w:tc>
         <w:tc>
@@ -11503,7 +11115,6 @@
                 <w:szCs w:val="22"/>
               </w:rPr>
             </w:pPr>
-            <w:proofErr w:type="spellStart"/>
             <w:r>
               <w:rPr>
                 <w:rFonts w:cs="Times New Roman"/>
@@ -11513,7 +11124,6 @@
               </w:rPr>
               <w:t>user_id</w:t>
             </w:r>
-            <w:proofErr w:type="spellEnd"/>
           </w:p>
         </w:tc>
         <w:tc>
@@ -11617,23 +11227,7 @@
           <w:szCs w:val="28"/>
         </w:rPr>
         <w:lastRenderedPageBreak/>
-        <w:t xml:space="preserve">Таблица 1.8.10 – </w:t>
-      </w:r>
-      <w:proofErr w:type="spellStart"/>
-      <w:r>
-        <w:rPr>
-          <w:rFonts w:cs="Times New Roman"/>
-          <w:szCs w:val="28"/>
-        </w:rPr>
-        <w:t>leagues</w:t>
-      </w:r>
-      <w:proofErr w:type="spellEnd"/>
-      <w:r>
-        <w:rPr>
-          <w:rFonts w:cs="Times New Roman"/>
-          <w:szCs w:val="28"/>
-        </w:rPr>
-        <w:t xml:space="preserve"> (ранг лиги) </w:t>
+        <w:t xml:space="preserve">Таблица 1.8.10 – leagues (ранг лиги) </w:t>
       </w:r>
     </w:p>
     <w:tbl>
@@ -11834,7 +11428,6 @@
                 <w:szCs w:val="22"/>
               </w:rPr>
             </w:pPr>
-            <w:proofErr w:type="spellStart"/>
             <w:r>
               <w:rPr>
                 <w:rFonts w:cs="Times New Roman"/>
@@ -11844,7 +11437,6 @@
               </w:rPr>
               <w:t>league_id</w:t>
             </w:r>
-            <w:proofErr w:type="spellEnd"/>
           </w:p>
         </w:tc>
         <w:tc>
@@ -11904,25 +11496,7 @@
                 <w:sz w:val="22"/>
                 <w:szCs w:val="22"/>
               </w:rPr>
-              <w:t xml:space="preserve">Первичный ключ, </w:t>
-            </w:r>
-            <w:proofErr w:type="spellStart"/>
-            <w:r>
-              <w:rPr>
-                <w:rFonts w:cs="Times New Roman"/>
-                <w:sz w:val="22"/>
-                <w:szCs w:val="22"/>
-              </w:rPr>
-              <w:t>autoincrement</w:t>
-            </w:r>
-            <w:proofErr w:type="spellEnd"/>
-            <w:r>
-              <w:rPr>
-                <w:rFonts w:cs="Times New Roman"/>
-                <w:sz w:val="22"/>
-                <w:szCs w:val="22"/>
-              </w:rPr>
-              <w:t>, обязательное поле</w:t>
+              <w:t>Первичный ключ, autoincrement, обязательное поле</w:t>
             </w:r>
           </w:p>
         </w:tc>
@@ -11983,7 +11557,6 @@
                 <w:lang w:val="en-US"/>
               </w:rPr>
             </w:pPr>
-            <w:proofErr w:type="spellStart"/>
             <w:r>
               <w:rPr>
                 <w:rFonts w:cs="Times New Roman"/>
@@ -11993,7 +11566,6 @@
               </w:rPr>
               <w:t>league_name</w:t>
             </w:r>
-            <w:proofErr w:type="spellEnd"/>
           </w:p>
         </w:tc>
         <w:tc>
@@ -12079,23 +11651,7 @@
           <w:rFonts w:cs="Times New Roman"/>
           <w:szCs w:val="28"/>
         </w:rPr>
-        <w:t xml:space="preserve">Таблица 1.8.11 – </w:t>
-      </w:r>
-      <w:proofErr w:type="spellStart"/>
-      <w:r>
-        <w:rPr>
-          <w:rFonts w:cs="Times New Roman"/>
-          <w:szCs w:val="28"/>
-        </w:rPr>
-        <w:t>weekly_league</w:t>
-      </w:r>
-      <w:proofErr w:type="spellEnd"/>
-      <w:r>
-        <w:rPr>
-          <w:rFonts w:cs="Times New Roman"/>
-          <w:szCs w:val="28"/>
-        </w:rPr>
-        <w:t xml:space="preserve"> (еженедельная лига) </w:t>
+        <w:t xml:space="preserve">Таблица 1.8.11 – weekly_league (еженедельная лига) </w:t>
       </w:r>
     </w:p>
     <w:tbl>
@@ -12329,7 +11885,6 @@
                 <w:lang w:val="en-US"/>
               </w:rPr>
             </w:pPr>
-            <w:proofErr w:type="gramStart"/>
             <w:r>
               <w:rPr>
                 <w:rFonts w:cs="Times New Roman"/>
@@ -12337,17 +11892,7 @@
                 <w:szCs w:val="22"/>
                 <w:lang w:val="en-US"/>
               </w:rPr>
-              <w:t>varchar(</w:t>
-            </w:r>
-            <w:proofErr w:type="gramEnd"/>
-            <w:r>
-              <w:rPr>
-                <w:rFonts w:cs="Times New Roman"/>
-                <w:sz w:val="22"/>
-                <w:szCs w:val="22"/>
-                <w:lang w:val="en-US"/>
-              </w:rPr>
-              <w:t>12)</w:t>
+              <w:t>varchar(12)</w:t>
             </w:r>
           </w:p>
         </w:tc>
@@ -12436,7 +11981,6 @@
                 <w:szCs w:val="22"/>
               </w:rPr>
             </w:pPr>
-            <w:proofErr w:type="spellStart"/>
             <w:r>
               <w:rPr>
                 <w:rFonts w:cs="Times New Roman"/>
@@ -12446,7 +11990,6 @@
               </w:rPr>
               <w:t>league_id</w:t>
             </w:r>
-            <w:proofErr w:type="spellEnd"/>
           </w:p>
         </w:tc>
         <w:tc>
@@ -12676,23 +12219,7 @@
           <w:rFonts w:cs="Times New Roman"/>
           <w:szCs w:val="28"/>
         </w:rPr>
-        <w:t xml:space="preserve">Таблица 1.8.12 – </w:t>
-      </w:r>
-      <w:proofErr w:type="spellStart"/>
-      <w:r>
-        <w:rPr>
-          <w:rFonts w:cs="Times New Roman"/>
-          <w:szCs w:val="28"/>
-        </w:rPr>
-        <w:t>league_users</w:t>
-      </w:r>
-      <w:proofErr w:type="spellEnd"/>
-      <w:r>
-        <w:rPr>
-          <w:rFonts w:cs="Times New Roman"/>
-          <w:szCs w:val="28"/>
-        </w:rPr>
-        <w:t xml:space="preserve"> (пользователи в еженедельной лиге) </w:t>
+        <w:t xml:space="preserve">Таблица 1.8.12 – league_users (пользователи в еженедельной лиге) </w:t>
       </w:r>
     </w:p>
     <w:tbl>
@@ -13020,7 +12547,6 @@
                 <w:szCs w:val="22"/>
               </w:rPr>
             </w:pPr>
-            <w:proofErr w:type="spellStart"/>
             <w:r>
               <w:rPr>
                 <w:rFonts w:cs="Times New Roman"/>
@@ -13030,7 +12556,6 @@
               </w:rPr>
               <w:t>user_id</w:t>
             </w:r>
-            <w:proofErr w:type="spellEnd"/>
           </w:p>
         </w:tc>
         <w:tc>
@@ -13166,7 +12691,6 @@
                 <w:szCs w:val="22"/>
               </w:rPr>
             </w:pPr>
-            <w:proofErr w:type="spellStart"/>
             <w:r>
               <w:rPr>
                 <w:rFonts w:cs="Times New Roman"/>
@@ -13176,7 +12700,6 @@
               </w:rPr>
               <w:t>weekly_league_id</w:t>
             </w:r>
-            <w:proofErr w:type="spellEnd"/>
           </w:p>
         </w:tc>
         <w:tc>
@@ -13199,7 +12722,6 @@
                 <w:szCs w:val="22"/>
               </w:rPr>
             </w:pPr>
-            <w:proofErr w:type="gramStart"/>
             <w:r>
               <w:rPr>
                 <w:rFonts w:cs="Times New Roman"/>
@@ -13207,17 +12729,7 @@
                 <w:szCs w:val="22"/>
                 <w:lang w:val="en-US"/>
               </w:rPr>
-              <w:t>varchar(</w:t>
-            </w:r>
-            <w:proofErr w:type="gramEnd"/>
-            <w:r>
-              <w:rPr>
-                <w:rFonts w:cs="Times New Roman"/>
-                <w:sz w:val="22"/>
-                <w:szCs w:val="22"/>
-                <w:lang w:val="en-US"/>
-              </w:rPr>
-              <w:t>12)</w:t>
+              <w:t>varchar(12)</w:t>
             </w:r>
           </w:p>
         </w:tc>
@@ -13276,7 +12788,6 @@
               </w:rPr>
               <w:t>_</w:t>
             </w:r>
-            <w:proofErr w:type="gramStart"/>
             <w:r>
               <w:rPr>
                 <w:rFonts w:cs="Times New Roman"/>
@@ -13292,16 +12803,7 @@
                 <w:sz w:val="22"/>
                 <w:szCs w:val="22"/>
               </w:rPr>
-              <w:t xml:space="preserve"> ,</w:t>
-            </w:r>
-            <w:proofErr w:type="gramEnd"/>
-            <w:r>
-              <w:rPr>
-                <w:rFonts w:cs="Times New Roman"/>
-                <w:sz w:val="22"/>
-                <w:szCs w:val="22"/>
-              </w:rPr>
-              <w:t xml:space="preserve"> обязательное поле</w:t>
+              <w:t xml:space="preserve"> , обязательное поле</w:t>
             </w:r>
           </w:p>
         </w:tc>
@@ -13512,7 +13014,6 @@
                 <w:szCs w:val="14"/>
               </w:rPr>
             </w:pPr>
-            <w:proofErr w:type="spellStart"/>
             <w:r>
               <w:rPr>
                 <w:rFonts w:eastAsia="Calibri"/>
@@ -13522,7 +13023,6 @@
               </w:rPr>
               <w:t>ivan_petrov</w:t>
             </w:r>
-            <w:proofErr w:type="spellEnd"/>
           </w:p>
         </w:tc>
         <w:tc>
@@ -13586,7 +13086,6 @@
                 <w:szCs w:val="14"/>
               </w:rPr>
             </w:pPr>
-            <w:proofErr w:type="spellStart"/>
             <w:r>
               <w:rPr>
                 <w:rFonts w:eastAsia="Calibri"/>
@@ -13596,7 +13095,6 @@
               </w:rPr>
               <w:t>admin</w:t>
             </w:r>
-            <w:proofErr w:type="spellEnd"/>
           </w:p>
         </w:tc>
       </w:tr>
@@ -13614,7 +13112,6 @@
                 <w:szCs w:val="14"/>
               </w:rPr>
             </w:pPr>
-            <w:proofErr w:type="spellStart"/>
             <w:r>
               <w:rPr>
                 <w:rFonts w:eastAsia="Calibri"/>
@@ -13624,7 +13121,6 @@
               </w:rPr>
               <w:t>elena_smirnova</w:t>
             </w:r>
-            <w:proofErr w:type="spellEnd"/>
           </w:p>
         </w:tc>
         <w:tc>
@@ -13688,7 +13184,6 @@
                 <w:szCs w:val="14"/>
               </w:rPr>
             </w:pPr>
-            <w:proofErr w:type="spellStart"/>
             <w:r>
               <w:rPr>
                 <w:rFonts w:eastAsia="Calibri"/>
@@ -13698,7 +13193,6 @@
               </w:rPr>
               <w:t>user</w:t>
             </w:r>
-            <w:proofErr w:type="spellEnd"/>
           </w:p>
         </w:tc>
       </w:tr>
@@ -13716,7 +13210,6 @@
                 <w:szCs w:val="14"/>
               </w:rPr>
             </w:pPr>
-            <w:proofErr w:type="spellStart"/>
             <w:r>
               <w:rPr>
                 <w:rFonts w:eastAsia="Calibri"/>
@@ -13726,7 +13219,6 @@
               </w:rPr>
               <w:t>alexey_kuznetsov</w:t>
             </w:r>
-            <w:proofErr w:type="spellEnd"/>
           </w:p>
         </w:tc>
         <w:tc>
@@ -13790,7 +13282,6 @@
                 <w:szCs w:val="14"/>
               </w:rPr>
             </w:pPr>
-            <w:proofErr w:type="spellStart"/>
             <w:r>
               <w:rPr>
                 <w:rFonts w:eastAsia="Calibri"/>
@@ -13800,7 +13291,6 @@
               </w:rPr>
               <w:t>user</w:t>
             </w:r>
-            <w:proofErr w:type="spellEnd"/>
           </w:p>
         </w:tc>
       </w:tr>
@@ -13839,7 +13329,6 @@
               </w:rPr>
               <w:t>_</w:t>
             </w:r>
-            <w:proofErr w:type="spellStart"/>
             <w:r>
               <w:rPr>
                 <w:rFonts w:eastAsia="Calibri"/>
@@ -13850,7 +13339,6 @@
               </w:rPr>
               <w:t>volkova</w:t>
             </w:r>
-            <w:proofErr w:type="spellEnd"/>
           </w:p>
         </w:tc>
         <w:tc>
@@ -13914,7 +13402,6 @@
                 <w:szCs w:val="14"/>
               </w:rPr>
             </w:pPr>
-            <w:proofErr w:type="spellStart"/>
             <w:r>
               <w:rPr>
                 <w:rFonts w:eastAsia="Calibri"/>
@@ -13924,7 +13411,6 @@
               </w:rPr>
               <w:t>user</w:t>
             </w:r>
-            <w:proofErr w:type="spellEnd"/>
           </w:p>
         </w:tc>
       </w:tr>
@@ -13942,7 +13428,6 @@
                 <w:szCs w:val="14"/>
               </w:rPr>
             </w:pPr>
-            <w:proofErr w:type="spellStart"/>
             <w:r>
               <w:rPr>
                 <w:rFonts w:eastAsia="Calibri"/>
@@ -13952,7 +13437,6 @@
               </w:rPr>
               <w:t>dmitry_morozov</w:t>
             </w:r>
-            <w:proofErr w:type="spellEnd"/>
           </w:p>
         </w:tc>
         <w:tc>
@@ -14016,7 +13500,6 @@
                 <w:szCs w:val="14"/>
               </w:rPr>
             </w:pPr>
-            <w:proofErr w:type="spellStart"/>
             <w:r>
               <w:rPr>
                 <w:rFonts w:eastAsia="Calibri"/>
@@ -14026,7 +13509,6 @@
               </w:rPr>
               <w:t>user</w:t>
             </w:r>
-            <w:proofErr w:type="spellEnd"/>
           </w:p>
         </w:tc>
       </w:tr>
@@ -14171,7 +13653,6 @@
                 <w:szCs w:val="14"/>
               </w:rPr>
             </w:pPr>
-            <w:proofErr w:type="spellStart"/>
             <w:r>
               <w:rPr>
                 <w:rFonts w:eastAsia="Calibri" w:cs="Times New Roman"/>
@@ -14181,7 +13662,6 @@
               </w:rPr>
               <w:t>hello</w:t>
             </w:r>
-            <w:proofErr w:type="spellEnd"/>
           </w:p>
         </w:tc>
         <w:tc>
@@ -14207,35 +13687,65 @@
                 <w:szCs w:val="14"/>
                 <w:lang w:val="en-US"/>
               </w:rPr>
-              <w:t>[</w:t>
-            </w:r>
-            <w:proofErr w:type="spellStart"/>
+              <w:t>[həˈləʊ]</w:t>
+            </w:r>
+          </w:p>
+        </w:tc>
+        <w:tc>
+          <w:tcPr>
+            <w:tcW w:w="2126" w:type="dxa"/>
+          </w:tcPr>
+          <w:p>
+            <w:pPr>
+              <w:spacing w:line="360" w:lineRule="auto"/>
+              <w:ind w:left="0" w:right="0"/>
+              <w:rPr>
+                <w:rFonts w:cs="Times New Roman"/>
+                <w:sz w:val="22"/>
+                <w:szCs w:val="14"/>
+              </w:rPr>
+            </w:pPr>
             <w:r>
               <w:rPr>
                 <w:rFonts w:eastAsia="Calibri" w:cs="Times New Roman"/>
                 <w:kern w:val="2"/>
                 <w:sz w:val="22"/>
                 <w:szCs w:val="14"/>
-                <w:lang w:val="en-US"/>
-              </w:rPr>
-              <w:t>həˈləʊ</w:t>
-            </w:r>
-            <w:proofErr w:type="spellEnd"/>
+              </w:rPr>
+              <w:t>привет</w:t>
+            </w:r>
+          </w:p>
+        </w:tc>
+        <w:tc>
+          <w:tcPr>
+            <w:tcW w:w="1842" w:type="dxa"/>
+          </w:tcPr>
+          <w:p>
+            <w:pPr>
+              <w:spacing w:line="360" w:lineRule="auto"/>
+              <w:ind w:left="0" w:right="0"/>
+              <w:rPr>
+                <w:rFonts w:cs="Times New Roman"/>
+                <w:sz w:val="22"/>
+                <w:szCs w:val="14"/>
+              </w:rPr>
+            </w:pPr>
             <w:r>
               <w:rPr>
                 <w:rFonts w:eastAsia="Calibri" w:cs="Times New Roman"/>
                 <w:kern w:val="2"/>
                 <w:sz w:val="22"/>
                 <w:szCs w:val="14"/>
-                <w:lang w:val="en-US"/>
-              </w:rPr>
-              <w:t>]</w:t>
-            </w:r>
-          </w:p>
-        </w:tc>
-        <w:tc>
-          <w:tcPr>
-            <w:tcW w:w="2126" w:type="dxa"/>
+              </w:rPr>
+              <w:t>английский</w:t>
+            </w:r>
+          </w:p>
+        </w:tc>
+      </w:tr>
+      <w:tr>
+        <w:tc>
+          <w:tcPr>
+            <w:tcW w:w="2325" w:type="dxa"/>
           </w:tcPr>
           <w:p>
             <w:pPr>
@@ -14254,13 +13764,13 @@
                 <w:sz w:val="22"/>
                 <w:szCs w:val="14"/>
               </w:rPr>
-              <w:t>привет</w:t>
-            </w:r>
-          </w:p>
-        </w:tc>
-        <w:tc>
-          <w:tcPr>
-            <w:tcW w:w="1842" w:type="dxa"/>
+              <w:t>cat</w:t>
+            </w:r>
+          </w:p>
+        </w:tc>
+        <w:tc>
+          <w:tcPr>
+            <w:tcW w:w="3260" w:type="dxa"/>
           </w:tcPr>
           <w:p>
             <w:pPr>
@@ -14270,6 +13780,7 @@
                 <w:rFonts w:cs="Times New Roman"/>
                 <w:sz w:val="22"/>
                 <w:szCs w:val="14"/>
+                <w:lang w:val="en-US"/>
               </w:rPr>
             </w:pPr>
             <w:r>
@@ -14278,6 +13789,57 @@
                 <w:kern w:val="2"/>
                 <w:sz w:val="22"/>
                 <w:szCs w:val="14"/>
+                <w:lang w:val="en-US"/>
+              </w:rPr>
+              <w:t>[kæt]</w:t>
+            </w:r>
+          </w:p>
+        </w:tc>
+        <w:tc>
+          <w:tcPr>
+            <w:tcW w:w="2126" w:type="dxa"/>
+          </w:tcPr>
+          <w:p>
+            <w:pPr>
+              <w:spacing w:line="360" w:lineRule="auto"/>
+              <w:ind w:left="0" w:right="0"/>
+              <w:rPr>
+                <w:rFonts w:cs="Times New Roman"/>
+                <w:sz w:val="22"/>
+                <w:szCs w:val="14"/>
+              </w:rPr>
+            </w:pPr>
+            <w:r>
+              <w:rPr>
+                <w:rFonts w:eastAsia="Calibri" w:cs="Times New Roman"/>
+                <w:kern w:val="2"/>
+                <w:sz w:val="22"/>
+                <w:szCs w:val="14"/>
+              </w:rPr>
+              <w:t>кошка</w:t>
+            </w:r>
+          </w:p>
+        </w:tc>
+        <w:tc>
+          <w:tcPr>
+            <w:tcW w:w="1842" w:type="dxa"/>
+          </w:tcPr>
+          <w:p>
+            <w:pPr>
+              <w:spacing w:line="360" w:lineRule="auto"/>
+              <w:ind w:left="0" w:right="0"/>
+              <w:rPr>
+                <w:rFonts w:cs="Times New Roman"/>
+                <w:sz w:val="22"/>
+                <w:szCs w:val="14"/>
+              </w:rPr>
+            </w:pPr>
+            <w:r>
+              <w:rPr>
+                <w:rFonts w:eastAsia="Calibri" w:cs="Times New Roman"/>
+                <w:kern w:val="2"/>
+                <w:sz w:val="22"/>
+                <w:szCs w:val="14"/>
               </w:rPr>
               <w:t>английский</w:t>
             </w:r>
@@ -14299,17 +13861,119 @@
                 <w:szCs w:val="14"/>
               </w:rPr>
             </w:pPr>
-            <w:proofErr w:type="spellStart"/>
+            <w:r>
+              <w:rPr>
+                <w:rFonts w:eastAsia="MS Mincho" w:cs="Times New Roman"/>
+                <w:kern w:val="2"/>
+                <w:sz w:val="22"/>
+                <w:szCs w:val="14"/>
+              </w:rPr>
+              <w:t>こんにちは</w:t>
+            </w:r>
+          </w:p>
+        </w:tc>
+        <w:tc>
+          <w:tcPr>
+            <w:tcW w:w="3260" w:type="dxa"/>
+          </w:tcPr>
+          <w:p>
+            <w:pPr>
+              <w:spacing w:line="360" w:lineRule="auto"/>
+              <w:ind w:left="0" w:right="0"/>
+              <w:rPr>
+                <w:rFonts w:cs="Times New Roman"/>
+                <w:sz w:val="22"/>
+                <w:szCs w:val="14"/>
+                <w:lang w:val="en-US"/>
+              </w:rPr>
+            </w:pPr>
             <w:r>
               <w:rPr>
                 <w:rFonts w:eastAsia="Calibri" w:cs="Times New Roman"/>
                 <w:kern w:val="2"/>
                 <w:sz w:val="22"/>
                 <w:szCs w:val="14"/>
-              </w:rPr>
-              <w:t>cat</w:t>
-            </w:r>
-            <w:proofErr w:type="spellEnd"/>
+                <w:lang w:val="en-US"/>
+              </w:rPr>
+              <w:t>[koɲɲitɕiwa]</w:t>
+            </w:r>
+          </w:p>
+        </w:tc>
+        <w:tc>
+          <w:tcPr>
+            <w:tcW w:w="2126" w:type="dxa"/>
+          </w:tcPr>
+          <w:p>
+            <w:pPr>
+              <w:spacing w:line="360" w:lineRule="auto"/>
+              <w:ind w:left="0" w:right="0"/>
+              <w:rPr>
+                <w:rFonts w:cs="Times New Roman"/>
+                <w:sz w:val="22"/>
+                <w:szCs w:val="14"/>
+              </w:rPr>
+            </w:pPr>
+            <w:r>
+              <w:rPr>
+                <w:rFonts w:eastAsia="Calibri" w:cs="Times New Roman"/>
+                <w:kern w:val="2"/>
+                <w:sz w:val="22"/>
+                <w:szCs w:val="14"/>
+              </w:rPr>
+              <w:t>здравствуйте</w:t>
+            </w:r>
+          </w:p>
+        </w:tc>
+        <w:tc>
+          <w:tcPr>
+            <w:tcW w:w="1842" w:type="dxa"/>
+          </w:tcPr>
+          <w:p>
+            <w:pPr>
+              <w:spacing w:line="360" w:lineRule="auto"/>
+              <w:ind w:left="0" w:right="0"/>
+              <w:rPr>
+                <w:rFonts w:cs="Times New Roman"/>
+                <w:sz w:val="22"/>
+                <w:szCs w:val="14"/>
+              </w:rPr>
+            </w:pPr>
+            <w:r>
+              <w:rPr>
+                <w:rFonts w:eastAsia="Calibri" w:cs="Times New Roman"/>
+                <w:kern w:val="2"/>
+                <w:sz w:val="22"/>
+                <w:szCs w:val="14"/>
+              </w:rPr>
+              <w:t>японский</w:t>
+            </w:r>
+          </w:p>
+        </w:tc>
+      </w:tr>
+      <w:tr>
+        <w:tc>
+          <w:tcPr>
+            <w:tcW w:w="2325" w:type="dxa"/>
+          </w:tcPr>
+          <w:p>
+            <w:pPr>
+              <w:spacing w:line="360" w:lineRule="auto"/>
+              <w:ind w:left="0" w:right="0"/>
+              <w:rPr>
+                <w:rFonts w:cs="Times New Roman"/>
+                <w:sz w:val="22"/>
+                <w:szCs w:val="14"/>
+              </w:rPr>
+            </w:pPr>
+            <w:r>
+              <w:rPr>
+                <w:rFonts w:eastAsia="MS Mincho" w:cs="Times New Roman"/>
+                <w:kern w:val="2"/>
+                <w:sz w:val="22"/>
+                <w:szCs w:val="14"/>
+              </w:rPr>
+              <w:t>ありがとう</w:t>
+            </w:r>
           </w:p>
         </w:tc>
         <w:tc>
@@ -14335,44 +13999,100 @@
                 <w:szCs w:val="14"/>
                 <w:lang w:val="en-US"/>
               </w:rPr>
-              <w:t>[</w:t>
-            </w:r>
-            <w:proofErr w:type="spellStart"/>
+              <w:t>[aɾiɡatoː]</w:t>
+            </w:r>
+          </w:p>
+        </w:tc>
+        <w:tc>
+          <w:tcPr>
+            <w:tcW w:w="2126" w:type="dxa"/>
+          </w:tcPr>
+          <w:p>
+            <w:pPr>
+              <w:spacing w:line="360" w:lineRule="auto"/>
+              <w:ind w:left="0" w:right="0"/>
+              <w:rPr>
+                <w:rFonts w:cs="Times New Roman"/>
+                <w:sz w:val="22"/>
+                <w:szCs w:val="14"/>
+              </w:rPr>
+            </w:pPr>
             <w:r>
               <w:rPr>
                 <w:rFonts w:eastAsia="Calibri" w:cs="Times New Roman"/>
                 <w:kern w:val="2"/>
                 <w:sz w:val="22"/>
                 <w:szCs w:val="14"/>
-                <w:lang w:val="en-US"/>
-              </w:rPr>
-              <w:t>kæt</w:t>
-            </w:r>
-            <w:proofErr w:type="spellEnd"/>
+              </w:rPr>
+              <w:t>спасибо</w:t>
+            </w:r>
+          </w:p>
+        </w:tc>
+        <w:tc>
+          <w:tcPr>
+            <w:tcW w:w="1842" w:type="dxa"/>
+          </w:tcPr>
+          <w:p>
+            <w:pPr>
+              <w:spacing w:line="360" w:lineRule="auto"/>
+              <w:ind w:left="0" w:right="0"/>
+              <w:rPr>
+                <w:rFonts w:cs="Times New Roman"/>
+                <w:sz w:val="22"/>
+                <w:szCs w:val="14"/>
+              </w:rPr>
+            </w:pPr>
             <w:r>
               <w:rPr>
                 <w:rFonts w:eastAsia="Calibri" w:cs="Times New Roman"/>
                 <w:kern w:val="2"/>
                 <w:sz w:val="22"/>
                 <w:szCs w:val="14"/>
+              </w:rPr>
+              <w:t>японский</w:t>
+            </w:r>
+          </w:p>
+        </w:tc>
+      </w:tr>
+      <w:tr>
+        <w:tc>
+          <w:tcPr>
+            <w:tcW w:w="2325" w:type="dxa"/>
+          </w:tcPr>
+          <w:p>
+            <w:pPr>
+              <w:spacing w:line="360" w:lineRule="auto"/>
+              <w:ind w:left="0" w:right="0"/>
+              <w:rPr>
+                <w:rFonts w:cs="Times New Roman"/>
+                <w:sz w:val="22"/>
+                <w:szCs w:val="14"/>
+              </w:rPr>
+            </w:pPr>
+            <w:r>
+              <w:rPr>
+                <w:rFonts w:eastAsia="MS Mincho" w:cs="Times New Roman"/>
+                <w:kern w:val="2"/>
+                <w:sz w:val="22"/>
+                <w:szCs w:val="14"/>
+              </w:rPr>
+              <w:t>さようなら</w:t>
+            </w:r>
+          </w:p>
+        </w:tc>
+        <w:tc>
+          <w:tcPr>
+            <w:tcW w:w="3260" w:type="dxa"/>
+          </w:tcPr>
+          <w:p>
+            <w:pPr>
+              <w:spacing w:line="360" w:lineRule="auto"/>
+              <w:ind w:left="0" w:right="0"/>
+              <w:rPr>
+                <w:rFonts w:cs="Times New Roman"/>
+                <w:sz w:val="22"/>
+                <w:szCs w:val="14"/>
                 <w:lang w:val="en-US"/>
-              </w:rPr>
-              <w:t>]</w:t>
-            </w:r>
-          </w:p>
-        </w:tc>
-        <w:tc>
-          <w:tcPr>
-            <w:tcW w:w="2126" w:type="dxa"/>
-          </w:tcPr>
-          <w:p>
-            <w:pPr>
-              <w:spacing w:line="360" w:lineRule="auto"/>
-              <w:ind w:left="0" w:right="0"/>
-              <w:rPr>
-                <w:rFonts w:cs="Times New Roman"/>
-                <w:sz w:val="22"/>
-                <w:szCs w:val="14"/>
               </w:rPr>
             </w:pPr>
             <w:r>
@@ -14381,361 +14101,9 @@
                 <w:kern w:val="2"/>
                 <w:sz w:val="22"/>
                 <w:szCs w:val="14"/>
-              </w:rPr>
-              <w:t>кошка</w:t>
-            </w:r>
-          </w:p>
-        </w:tc>
-        <w:tc>
-          <w:tcPr>
-            <w:tcW w:w="1842" w:type="dxa"/>
-          </w:tcPr>
-          <w:p>
-            <w:pPr>
-              <w:spacing w:line="360" w:lineRule="auto"/>
-              <w:ind w:left="0" w:right="0"/>
-              <w:rPr>
-                <w:rFonts w:cs="Times New Roman"/>
-                <w:sz w:val="22"/>
-                <w:szCs w:val="14"/>
-              </w:rPr>
-            </w:pPr>
-            <w:r>
-              <w:rPr>
-                <w:rFonts w:eastAsia="Calibri" w:cs="Times New Roman"/>
-                <w:kern w:val="2"/>
-                <w:sz w:val="22"/>
-                <w:szCs w:val="14"/>
-              </w:rPr>
-              <w:t>английский</w:t>
-            </w:r>
-          </w:p>
-        </w:tc>
-      </w:tr>
-      <w:tr>
-        <w:tc>
-          <w:tcPr>
-            <w:tcW w:w="2325" w:type="dxa"/>
-          </w:tcPr>
-          <w:p>
-            <w:pPr>
-              <w:spacing w:line="360" w:lineRule="auto"/>
-              <w:ind w:left="0" w:right="0"/>
-              <w:rPr>
-                <w:rFonts w:cs="Times New Roman"/>
-                <w:sz w:val="22"/>
-                <w:szCs w:val="14"/>
-              </w:rPr>
-            </w:pPr>
-            <w:r>
-              <w:rPr>
-                <w:rFonts w:eastAsia="MS Mincho" w:cs="Times New Roman"/>
-                <w:kern w:val="2"/>
-                <w:sz w:val="22"/>
-                <w:szCs w:val="14"/>
-              </w:rPr>
-              <w:t>こんにちは</w:t>
-            </w:r>
-          </w:p>
-        </w:tc>
-        <w:tc>
-          <w:tcPr>
-            <w:tcW w:w="3260" w:type="dxa"/>
-          </w:tcPr>
-          <w:p>
-            <w:pPr>
-              <w:spacing w:line="360" w:lineRule="auto"/>
-              <w:ind w:left="0" w:right="0"/>
-              <w:rPr>
-                <w:rFonts w:cs="Times New Roman"/>
-                <w:sz w:val="22"/>
-                <w:szCs w:val="14"/>
                 <w:lang w:val="en-US"/>
               </w:rPr>
-            </w:pPr>
-            <w:r>
-              <w:rPr>
-                <w:rFonts w:eastAsia="Calibri" w:cs="Times New Roman"/>
-                <w:kern w:val="2"/>
-                <w:sz w:val="22"/>
-                <w:szCs w:val="14"/>
-                <w:lang w:val="en-US"/>
-              </w:rPr>
-              <w:t>[</w:t>
-            </w:r>
-            <w:proofErr w:type="spellStart"/>
-            <w:r>
-              <w:rPr>
-                <w:rFonts w:eastAsia="Calibri" w:cs="Times New Roman"/>
-                <w:kern w:val="2"/>
-                <w:sz w:val="22"/>
-                <w:szCs w:val="14"/>
-                <w:lang w:val="en-US"/>
-              </w:rPr>
-              <w:t>koɲɲitɕiwa</w:t>
-            </w:r>
-            <w:proofErr w:type="spellEnd"/>
-            <w:r>
-              <w:rPr>
-                <w:rFonts w:eastAsia="Calibri" w:cs="Times New Roman"/>
-                <w:kern w:val="2"/>
-                <w:sz w:val="22"/>
-                <w:szCs w:val="14"/>
-                <w:lang w:val="en-US"/>
-              </w:rPr>
-              <w:t>]</w:t>
-            </w:r>
-          </w:p>
-        </w:tc>
-        <w:tc>
-          <w:tcPr>
-            <w:tcW w:w="2126" w:type="dxa"/>
-          </w:tcPr>
-          <w:p>
-            <w:pPr>
-              <w:spacing w:line="360" w:lineRule="auto"/>
-              <w:ind w:left="0" w:right="0"/>
-              <w:rPr>
-                <w:rFonts w:cs="Times New Roman"/>
-                <w:sz w:val="22"/>
-                <w:szCs w:val="14"/>
-              </w:rPr>
-            </w:pPr>
-            <w:r>
-              <w:rPr>
-                <w:rFonts w:eastAsia="Calibri" w:cs="Times New Roman"/>
-                <w:kern w:val="2"/>
-                <w:sz w:val="22"/>
-                <w:szCs w:val="14"/>
-              </w:rPr>
-              <w:t>здравствуйте</w:t>
-            </w:r>
-          </w:p>
-        </w:tc>
-        <w:tc>
-          <w:tcPr>
-            <w:tcW w:w="1842" w:type="dxa"/>
-          </w:tcPr>
-          <w:p>
-            <w:pPr>
-              <w:spacing w:line="360" w:lineRule="auto"/>
-              <w:ind w:left="0" w:right="0"/>
-              <w:rPr>
-                <w:rFonts w:cs="Times New Roman"/>
-                <w:sz w:val="22"/>
-                <w:szCs w:val="14"/>
-              </w:rPr>
-            </w:pPr>
-            <w:r>
-              <w:rPr>
-                <w:rFonts w:eastAsia="Calibri" w:cs="Times New Roman"/>
-                <w:kern w:val="2"/>
-                <w:sz w:val="22"/>
-                <w:szCs w:val="14"/>
-              </w:rPr>
-              <w:t>японский</w:t>
-            </w:r>
-          </w:p>
-        </w:tc>
-      </w:tr>
-      <w:tr>
-        <w:tc>
-          <w:tcPr>
-            <w:tcW w:w="2325" w:type="dxa"/>
-          </w:tcPr>
-          <w:p>
-            <w:pPr>
-              <w:spacing w:line="360" w:lineRule="auto"/>
-              <w:ind w:left="0" w:right="0"/>
-              <w:rPr>
-                <w:rFonts w:cs="Times New Roman"/>
-                <w:sz w:val="22"/>
-                <w:szCs w:val="14"/>
-              </w:rPr>
-            </w:pPr>
-            <w:r>
-              <w:rPr>
-                <w:rFonts w:eastAsia="MS Mincho" w:cs="Times New Roman"/>
-                <w:kern w:val="2"/>
-                <w:sz w:val="22"/>
-                <w:szCs w:val="14"/>
-              </w:rPr>
-              <w:t>ありがとう</w:t>
-            </w:r>
-          </w:p>
-        </w:tc>
-        <w:tc>
-          <w:tcPr>
-            <w:tcW w:w="3260" w:type="dxa"/>
-          </w:tcPr>
-          <w:p>
-            <w:pPr>
-              <w:spacing w:line="360" w:lineRule="auto"/>
-              <w:ind w:left="0" w:right="0"/>
-              <w:rPr>
-                <w:rFonts w:cs="Times New Roman"/>
-                <w:sz w:val="22"/>
-                <w:szCs w:val="14"/>
-                <w:lang w:val="en-US"/>
-              </w:rPr>
-            </w:pPr>
-            <w:r>
-              <w:rPr>
-                <w:rFonts w:eastAsia="Calibri" w:cs="Times New Roman"/>
-                <w:kern w:val="2"/>
-                <w:sz w:val="22"/>
-                <w:szCs w:val="14"/>
-                <w:lang w:val="en-US"/>
-              </w:rPr>
-              <w:t>[</w:t>
-            </w:r>
-            <w:proofErr w:type="spellStart"/>
-            <w:r>
-              <w:rPr>
-                <w:rFonts w:eastAsia="Calibri" w:cs="Times New Roman"/>
-                <w:kern w:val="2"/>
-                <w:sz w:val="22"/>
-                <w:szCs w:val="14"/>
-                <w:lang w:val="en-US"/>
-              </w:rPr>
-              <w:t>aɾiɡato</w:t>
-            </w:r>
-            <w:proofErr w:type="spellEnd"/>
-            <w:r>
-              <w:rPr>
-                <w:rFonts w:eastAsia="Calibri" w:cs="Times New Roman"/>
-                <w:kern w:val="2"/>
-                <w:sz w:val="22"/>
-                <w:szCs w:val="14"/>
-                <w:lang w:val="en-US"/>
-              </w:rPr>
-              <w:t>ː]</w:t>
-            </w:r>
-          </w:p>
-        </w:tc>
-        <w:tc>
-          <w:tcPr>
-            <w:tcW w:w="2126" w:type="dxa"/>
-          </w:tcPr>
-          <w:p>
-            <w:pPr>
-              <w:spacing w:line="360" w:lineRule="auto"/>
-              <w:ind w:left="0" w:right="0"/>
-              <w:rPr>
-                <w:rFonts w:cs="Times New Roman"/>
-                <w:sz w:val="22"/>
-                <w:szCs w:val="14"/>
-              </w:rPr>
-            </w:pPr>
-            <w:r>
-              <w:rPr>
-                <w:rFonts w:eastAsia="Calibri" w:cs="Times New Roman"/>
-                <w:kern w:val="2"/>
-                <w:sz w:val="22"/>
-                <w:szCs w:val="14"/>
-              </w:rPr>
-              <w:t>спасибо</w:t>
-            </w:r>
-          </w:p>
-        </w:tc>
-        <w:tc>
-          <w:tcPr>
-            <w:tcW w:w="1842" w:type="dxa"/>
-          </w:tcPr>
-          <w:p>
-            <w:pPr>
-              <w:spacing w:line="360" w:lineRule="auto"/>
-              <w:ind w:left="0" w:right="0"/>
-              <w:rPr>
-                <w:rFonts w:cs="Times New Roman"/>
-                <w:sz w:val="22"/>
-                <w:szCs w:val="14"/>
-              </w:rPr>
-            </w:pPr>
-            <w:r>
-              <w:rPr>
-                <w:rFonts w:eastAsia="Calibri" w:cs="Times New Roman"/>
-                <w:kern w:val="2"/>
-                <w:sz w:val="22"/>
-                <w:szCs w:val="14"/>
-              </w:rPr>
-              <w:t>японский</w:t>
-            </w:r>
-          </w:p>
-        </w:tc>
-      </w:tr>
-      <w:tr>
-        <w:tc>
-          <w:tcPr>
-            <w:tcW w:w="2325" w:type="dxa"/>
-          </w:tcPr>
-          <w:p>
-            <w:pPr>
-              <w:spacing w:line="360" w:lineRule="auto"/>
-              <w:ind w:left="0" w:right="0"/>
-              <w:rPr>
-                <w:rFonts w:cs="Times New Roman"/>
-                <w:sz w:val="22"/>
-                <w:szCs w:val="14"/>
-              </w:rPr>
-            </w:pPr>
-            <w:r>
-              <w:rPr>
-                <w:rFonts w:eastAsia="MS Mincho" w:cs="Times New Roman"/>
-                <w:kern w:val="2"/>
-                <w:sz w:val="22"/>
-                <w:szCs w:val="14"/>
-              </w:rPr>
-              <w:t>さようなら</w:t>
-            </w:r>
-          </w:p>
-        </w:tc>
-        <w:tc>
-          <w:tcPr>
-            <w:tcW w:w="3260" w:type="dxa"/>
-          </w:tcPr>
-          <w:p>
-            <w:pPr>
-              <w:spacing w:line="360" w:lineRule="auto"/>
-              <w:ind w:left="0" w:right="0"/>
-              <w:rPr>
-                <w:rFonts w:cs="Times New Roman"/>
-                <w:sz w:val="22"/>
-                <w:szCs w:val="14"/>
-                <w:lang w:val="en-US"/>
-              </w:rPr>
-            </w:pPr>
-            <w:r>
-              <w:rPr>
-                <w:rFonts w:eastAsia="Calibri" w:cs="Times New Roman"/>
-                <w:kern w:val="2"/>
-                <w:sz w:val="22"/>
-                <w:szCs w:val="14"/>
-                <w:lang w:val="en-US"/>
-              </w:rPr>
-              <w:t>[</w:t>
-            </w:r>
-            <w:proofErr w:type="spellStart"/>
-            <w:r>
-              <w:rPr>
-                <w:rFonts w:eastAsia="Calibri" w:cs="Times New Roman"/>
-                <w:kern w:val="2"/>
-                <w:sz w:val="22"/>
-                <w:szCs w:val="14"/>
-                <w:lang w:val="en-US"/>
-              </w:rPr>
-              <w:t>sajoːnaɾa</w:t>
-            </w:r>
-            <w:proofErr w:type="spellEnd"/>
-            <w:r>
-              <w:rPr>
-                <w:rFonts w:eastAsia="Calibri" w:cs="Times New Roman"/>
-                <w:kern w:val="2"/>
-                <w:sz w:val="22"/>
-                <w:szCs w:val="14"/>
-                <w:lang w:val="en-US"/>
-              </w:rPr>
-              <w:t>]</w:t>
+              <w:t>[sajoːnaɾa]</w:t>
             </w:r>
           </w:p>
         </w:tc>
@@ -15679,23 +15047,7 @@
           <w:rFonts w:cs="Times New Roman"/>
           <w:szCs w:val="28"/>
         </w:rPr>
-        <w:t>Для данной информационной системы были описаны основные общие требования к информационной системе изучения иностранных слов с геймификацией «</w:t>
-      </w:r>
-      <w:proofErr w:type="spellStart"/>
-      <w:r>
-        <w:rPr>
-          <w:rFonts w:cs="Times New Roman"/>
-          <w:szCs w:val="28"/>
-        </w:rPr>
-        <w:t>Talkie</w:t>
-      </w:r>
-      <w:proofErr w:type="spellEnd"/>
-      <w:r>
-        <w:rPr>
-          <w:rFonts w:cs="Times New Roman"/>
-          <w:szCs w:val="28"/>
-        </w:rPr>
-        <w:t xml:space="preserve"> Lang», требования разделены на функциональные требования, требование к надежности, требование к интерфейсу и требование к программному и аппаратному обеспечению.</w:t>
+        <w:t>Для данной информационной системы были описаны основные общие требования к информационной системе изучения иностранных слов с геймификацией «Talkie Lang», требования разделены на функциональные требования, требование к надежности, требование к интерфейсу и требование к программному и аппаратному обеспечению.</w:t>
       </w:r>
     </w:p>
     <w:p>
@@ -15770,23 +15122,7 @@
           <w:rFonts w:cs="Times New Roman"/>
           <w:szCs w:val="28"/>
         </w:rPr>
-        <w:t xml:space="preserve">Пользователи не </w:t>
-      </w:r>
-      <w:proofErr w:type="spellStart"/>
-      <w:r>
-        <w:rPr>
-          <w:rFonts w:cs="Times New Roman"/>
-          <w:szCs w:val="28"/>
-        </w:rPr>
-        <w:t>вошедщие</w:t>
-      </w:r>
-      <w:proofErr w:type="spellEnd"/>
-      <w:r>
-        <w:rPr>
-          <w:rFonts w:cs="Times New Roman"/>
-          <w:szCs w:val="28"/>
-        </w:rPr>
-        <w:t xml:space="preserve"> в систему:</w:t>
+        <w:t>Пользователи не вошедщие в систему:</w:t>
       </w:r>
     </w:p>
     <w:p>
@@ -15863,23 +15199,7 @@
           <w:rFonts w:cs="Times New Roman"/>
           <w:szCs w:val="28"/>
         </w:rPr>
-        <w:t xml:space="preserve">Пользователи </w:t>
-      </w:r>
-      <w:proofErr w:type="spellStart"/>
-      <w:r>
-        <w:rPr>
-          <w:rFonts w:cs="Times New Roman"/>
-          <w:szCs w:val="28"/>
-        </w:rPr>
-        <w:t>вошедщие</w:t>
-      </w:r>
-      <w:proofErr w:type="spellEnd"/>
-      <w:r>
-        <w:rPr>
-          <w:rFonts w:cs="Times New Roman"/>
-          <w:szCs w:val="28"/>
-        </w:rPr>
-        <w:t xml:space="preserve"> в систему:</w:t>
+        <w:t>Пользователи вошедщие в систему:</w:t>
       </w:r>
     </w:p>
     <w:p>
@@ -15906,23 +15226,7 @@
           <w:rFonts w:cs="Times New Roman"/>
           <w:szCs w:val="28"/>
         </w:rPr>
-        <w:t xml:space="preserve">прохождение уроков, запись </w:t>
-      </w:r>
-      <w:proofErr w:type="spellStart"/>
-      <w:r>
-        <w:rPr>
-          <w:rFonts w:cs="Times New Roman"/>
-          <w:szCs w:val="28"/>
-        </w:rPr>
-        <w:t>встретивщихся</w:t>
-      </w:r>
-      <w:proofErr w:type="spellEnd"/>
-      <w:r>
-        <w:rPr>
-          <w:rFonts w:cs="Times New Roman"/>
-          <w:szCs w:val="28"/>
-        </w:rPr>
-        <w:t xml:space="preserve"> слов в словарь, просмотр ошибок после прохождения урока;</w:t>
+        <w:t>прохождение уроков, запись встретивщихся слов в словарь, просмотр ошибок после прохождения урока;</w:t>
       </w:r>
     </w:p>
     <w:p>
@@ -16053,23 +15357,7 @@
           <w:rFonts w:cs="Times New Roman"/>
           <w:szCs w:val="28"/>
         </w:rPr>
-        <w:t xml:space="preserve">возможность просматривать статистику сайта через </w:t>
-      </w:r>
-      <w:proofErr w:type="spellStart"/>
-      <w:r>
-        <w:rPr>
-          <w:rFonts w:cs="Times New Roman"/>
-          <w:szCs w:val="28"/>
-        </w:rPr>
-        <w:t>дашборд</w:t>
-      </w:r>
-      <w:proofErr w:type="spellEnd"/>
-      <w:r>
-        <w:rPr>
-          <w:rFonts w:cs="Times New Roman"/>
-          <w:szCs w:val="28"/>
-        </w:rPr>
-        <w:t>;</w:t>
+        <w:t>возможность просматривать статистику сайта через дашборд;</w:t>
       </w:r>
     </w:p>
     <w:p>
@@ -16334,23 +15622,7 @@
           <w:rFonts w:cs="Times New Roman"/>
           <w:szCs w:val="28"/>
         </w:rPr>
-        <w:t xml:space="preserve">элементы интерфейса должны быть отзывчивыми, при наведении </w:t>
-      </w:r>
-      <w:proofErr w:type="gramStart"/>
-      <w:r>
-        <w:rPr>
-          <w:rFonts w:cs="Times New Roman"/>
-          <w:szCs w:val="28"/>
-        </w:rPr>
-        <w:t>показывать</w:t>
-      </w:r>
-      <w:proofErr w:type="gramEnd"/>
-      <w:r>
-        <w:rPr>
-          <w:rFonts w:cs="Times New Roman"/>
-          <w:szCs w:val="28"/>
-        </w:rPr>
-        <w:t xml:space="preserve"> что на элемент можно нажать, после каждого действия показывать сообщение с успешным действием либо ошибке;</w:t>
+        <w:t>элементы интерфейса должны быть отзывчивыми, при наведении показывать что на элемент можно нажать, после каждого действия показывать сообщение с успешным действием либо ошибке;</w:t>
       </w:r>
     </w:p>
     <w:p>
@@ -16377,23 +15649,7 @@
           <w:rFonts w:cs="Times New Roman"/>
           <w:szCs w:val="28"/>
         </w:rPr>
-        <w:t xml:space="preserve">система должна </w:t>
-      </w:r>
-      <w:proofErr w:type="spellStart"/>
-      <w:r>
-        <w:rPr>
-          <w:rFonts w:cs="Times New Roman"/>
-          <w:szCs w:val="28"/>
-        </w:rPr>
-        <w:t>придеживатся</w:t>
-      </w:r>
-      <w:proofErr w:type="spellEnd"/>
-      <w:r>
-        <w:rPr>
-          <w:rFonts w:cs="Times New Roman"/>
-          <w:szCs w:val="28"/>
-        </w:rPr>
-        <w:t xml:space="preserve"> единого цветового стиля и структуры;</w:t>
+        <w:t>система должна придеживатся единого цветового стиля и структуры;</w:t>
       </w:r>
     </w:p>
     <w:p>
@@ -16420,23 +15676,7 @@
           <w:rFonts w:cs="Times New Roman"/>
           <w:szCs w:val="28"/>
         </w:rPr>
-        <w:t xml:space="preserve">интерфейс должен быть адаптивным под разные устройства, работать с разными </w:t>
-      </w:r>
-      <w:proofErr w:type="spellStart"/>
-      <w:r>
-        <w:rPr>
-          <w:rFonts w:cs="Times New Roman"/>
-          <w:szCs w:val="28"/>
-        </w:rPr>
-        <w:t>разршениями</w:t>
-      </w:r>
-      <w:proofErr w:type="spellEnd"/>
-      <w:r>
-        <w:rPr>
-          <w:rFonts w:cs="Times New Roman"/>
-          <w:szCs w:val="28"/>
-        </w:rPr>
-        <w:t xml:space="preserve"> экрана и соотношения сторон.</w:t>
+        <w:t>интерфейс должен быть адаптивным под разные устройства, работать с разными разршениями экрана и соотношения сторон.</w:t>
       </w:r>
     </w:p>
     <w:p>
@@ -16590,21 +15830,12 @@
           <w:szCs w:val="28"/>
         </w:rPr>
       </w:pPr>
-      <w:proofErr w:type="spellStart"/>
       <w:r>
         <w:rPr>
           <w:rFonts w:cs="Times New Roman"/>
           <w:szCs w:val="28"/>
         </w:rPr>
-        <w:t>интепретатор</w:t>
-      </w:r>
-      <w:proofErr w:type="spellEnd"/>
-      <w:r>
-        <w:rPr>
-          <w:rFonts w:cs="Times New Roman"/>
-          <w:szCs w:val="28"/>
-        </w:rPr>
-        <w:t>: PHP 8.0 версии или выше</w:t>
+        <w:t>интепретатор: PHP 8.0 версии или выше</w:t>
       </w:r>
     </w:p>
     <w:p>
@@ -16654,23 +15885,7 @@
           <w:rFonts w:cs="Times New Roman"/>
           <w:szCs w:val="28"/>
         </w:rPr>
-        <w:t xml:space="preserve">операционная система: Windows 7 версии или выше, Linux или </w:t>
-      </w:r>
-      <w:proofErr w:type="spellStart"/>
-      <w:r>
-        <w:rPr>
-          <w:rFonts w:cs="Times New Roman"/>
-          <w:szCs w:val="28"/>
-        </w:rPr>
-        <w:t>macOS</w:t>
-      </w:r>
-      <w:proofErr w:type="spellEnd"/>
-      <w:r>
-        <w:rPr>
-          <w:rFonts w:cs="Times New Roman"/>
-          <w:szCs w:val="28"/>
-        </w:rPr>
-        <w:t>;</w:t>
+        <w:t>операционная система: Windows 7 версии или выше, Linux или macOS;</w:t>
       </w:r>
     </w:p>
     <w:p>
@@ -16697,23 +15912,7 @@
           <w:rFonts w:cs="Times New Roman"/>
           <w:szCs w:val="28"/>
         </w:rPr>
-        <w:t xml:space="preserve">браузер: </w:t>
-      </w:r>
-      <w:proofErr w:type="spellStart"/>
-      <w:r>
-        <w:rPr>
-          <w:rFonts w:cs="Times New Roman"/>
-          <w:szCs w:val="28"/>
-        </w:rPr>
-        <w:t>Chrome</w:t>
-      </w:r>
-      <w:proofErr w:type="spellEnd"/>
-      <w:r>
-        <w:rPr>
-          <w:rFonts w:cs="Times New Roman"/>
-          <w:szCs w:val="28"/>
-        </w:rPr>
-        <w:t xml:space="preserve">, Firefox, Microsoft Edge или Яндекс Браузер; </w:t>
+        <w:t xml:space="preserve">браузер: Chrome, Firefox, Microsoft Edge или Яндекс Браузер; </w:t>
       </w:r>
     </w:p>
     <w:p>
@@ -16782,22 +15981,13 @@
           <w:szCs w:val="28"/>
         </w:rPr>
       </w:pPr>
-      <w:proofErr w:type="spellStart"/>
       <w:r>
         <w:rPr>
           <w:rFonts w:cs="Times New Roman"/>
           <w:szCs w:val="28"/>
         </w:rPr>
         <w:lastRenderedPageBreak/>
-        <w:t>Эксперементальный</w:t>
-      </w:r>
-      <w:proofErr w:type="spellEnd"/>
-      <w:r>
-        <w:rPr>
-          <w:rFonts w:cs="Times New Roman"/>
-          <w:szCs w:val="28"/>
-        </w:rPr>
-        <w:t xml:space="preserve"> раздел</w:t>
+        <w:t>Эксперементальный раздел</w:t>
       </w:r>
     </w:p>
     <w:p>
@@ -16969,7 +16159,6 @@
                 <w:lang w:val="en-US"/>
               </w:rPr>
             </w:pPr>
-            <w:proofErr w:type="spellStart"/>
             <w:r>
               <w:rPr>
                 <w:rFonts w:cs="Times New Roman"/>
@@ -16979,7 +16168,6 @@
               </w:rPr>
               <w:t>index.php</w:t>
             </w:r>
-            <w:proofErr w:type="spellEnd"/>
           </w:p>
         </w:tc>
         <w:tc>
@@ -17035,7 +16223,6 @@
                 <w:lang w:val="en-US"/>
               </w:rPr>
             </w:pPr>
-            <w:proofErr w:type="spellStart"/>
             <w:r>
               <w:rPr>
                 <w:rFonts w:cs="Times New Roman"/>
@@ -17045,7 +16232,6 @@
               </w:rPr>
               <w:t>conn.php</w:t>
             </w:r>
-            <w:proofErr w:type="spellEnd"/>
           </w:p>
         </w:tc>
         <w:tc>
@@ -17108,19 +16294,8 @@
                 <w:szCs w:val="22"/>
                 <w:lang w:val="en-US"/>
               </w:rPr>
-              <w:t>auth-</w:t>
-            </w:r>
-            <w:proofErr w:type="spellStart"/>
-            <w:r>
-              <w:rPr>
-                <w:rFonts w:cs="Times New Roman"/>
-                <w:sz w:val="22"/>
-                <w:szCs w:val="22"/>
-                <w:lang w:val="en-US"/>
-              </w:rPr>
-              <w:t>db</w:t>
-            </w:r>
-            <w:proofErr w:type="spellEnd"/>
+              <w:t>auth-db</w:t>
+            </w:r>
           </w:p>
         </w:tc>
         <w:tc>
@@ -17183,19 +16358,8 @@
                 <w:szCs w:val="22"/>
                 <w:lang w:val="en-US"/>
               </w:rPr>
-              <w:t>reg-</w:t>
-            </w:r>
-            <w:proofErr w:type="spellStart"/>
-            <w:r>
-              <w:rPr>
-                <w:rFonts w:cs="Times New Roman"/>
-                <w:sz w:val="22"/>
-                <w:szCs w:val="22"/>
-                <w:lang w:val="en-US"/>
-              </w:rPr>
-              <w:t>db</w:t>
-            </w:r>
-            <w:proofErr w:type="spellEnd"/>
+              <w:t>reg-db</w:t>
+            </w:r>
           </w:p>
         </w:tc>
         <w:tc>
@@ -17251,7 +16415,6 @@
                 <w:lang w:val="en-US"/>
               </w:rPr>
             </w:pPr>
-            <w:proofErr w:type="spellStart"/>
             <w:r>
               <w:rPr>
                 <w:rFonts w:cs="Times New Roman"/>
@@ -17261,7 +16424,6 @@
               </w:rPr>
               <w:t>logout.php</w:t>
             </w:r>
-            <w:proofErr w:type="spellEnd"/>
           </w:p>
         </w:tc>
         <w:tc>
@@ -17317,7 +16479,6 @@
                 <w:lang w:val="en-US"/>
               </w:rPr>
             </w:pPr>
-            <w:proofErr w:type="spellStart"/>
             <w:r>
               <w:rPr>
                 <w:rFonts w:cs="Times New Roman"/>
@@ -17327,7 +16488,6 @@
               </w:rPr>
               <w:t>resetleague.php</w:t>
             </w:r>
-            <w:proofErr w:type="spellEnd"/>
           </w:p>
         </w:tc>
         <w:tc>
@@ -17383,7 +16543,6 @@
                 <w:lang w:val="en-US"/>
               </w:rPr>
             </w:pPr>
-            <w:proofErr w:type="spellStart"/>
             <w:r>
               <w:rPr>
                 <w:rFonts w:cs="Times New Roman"/>
@@ -17393,7 +16552,6 @@
               </w:rPr>
               <w:t>sendmail.php</w:t>
             </w:r>
-            <w:proofErr w:type="spellEnd"/>
           </w:p>
         </w:tc>
         <w:tc>
@@ -17449,7 +16607,6 @@
                 <w:lang w:val="en-US"/>
               </w:rPr>
             </w:pPr>
-            <w:proofErr w:type="spellStart"/>
             <w:r>
               <w:rPr>
                 <w:rFonts w:cs="Times New Roman"/>
@@ -17459,7 +16616,6 @@
               </w:rPr>
               <w:t>league.php</w:t>
             </w:r>
-            <w:proofErr w:type="spellEnd"/>
           </w:p>
         </w:tc>
         <w:tc>
@@ -17515,7 +16671,6 @@
                 <w:lang w:val="en-US"/>
               </w:rPr>
             </w:pPr>
-            <w:proofErr w:type="spellStart"/>
             <w:r>
               <w:rPr>
                 <w:rFonts w:cs="Times New Roman"/>
@@ -17525,7 +16680,6 @@
               </w:rPr>
               <w:t>clearsession.php</w:t>
             </w:r>
-            <w:proofErr w:type="spellEnd"/>
           </w:p>
         </w:tc>
         <w:tc>
@@ -17588,19 +16742,8 @@
                 <w:szCs w:val="22"/>
                 <w:lang w:val="en-US"/>
               </w:rPr>
-              <w:t>welcome/</w:t>
-            </w:r>
-            <w:proofErr w:type="spellStart"/>
-            <w:r>
-              <w:rPr>
-                <w:rFonts w:cs="Times New Roman"/>
-                <w:sz w:val="22"/>
-                <w:szCs w:val="22"/>
-                <w:lang w:val="en-US"/>
-              </w:rPr>
-              <w:t>index.php</w:t>
-            </w:r>
-            <w:proofErr w:type="spellEnd"/>
+              <w:t>welcome/index.php</w:t>
+            </w:r>
           </w:p>
         </w:tc>
         <w:tc>
@@ -17663,19 +16806,8 @@
                 <w:szCs w:val="22"/>
                 <w:lang w:val="en-US"/>
               </w:rPr>
-              <w:t>profile/</w:t>
-            </w:r>
-            <w:proofErr w:type="spellStart"/>
-            <w:r>
-              <w:rPr>
-                <w:rFonts w:cs="Times New Roman"/>
-                <w:sz w:val="22"/>
-                <w:szCs w:val="22"/>
-                <w:lang w:val="en-US"/>
-              </w:rPr>
-              <w:t>index.php</w:t>
-            </w:r>
-            <w:proofErr w:type="spellEnd"/>
+              <w:t>profile/index.php</w:t>
+            </w:r>
           </w:p>
         </w:tc>
         <w:tc>
@@ -17731,7 +16863,6 @@
                 <w:lang w:val="en-US"/>
               </w:rPr>
             </w:pPr>
-            <w:proofErr w:type="spellStart"/>
             <w:r>
               <w:rPr>
                 <w:rFonts w:cs="Times New Roman"/>
@@ -17741,7 +16872,6 @@
               </w:rPr>
               <w:t>edit.php</w:t>
             </w:r>
-            <w:proofErr w:type="spellEnd"/>
           </w:p>
         </w:tc>
         <w:tc>
@@ -17804,19 +16934,8 @@
                 <w:szCs w:val="22"/>
                 <w:lang w:val="en-US"/>
               </w:rPr>
-              <w:t>letters/</w:t>
-            </w:r>
-            <w:proofErr w:type="spellStart"/>
-            <w:r>
-              <w:rPr>
-                <w:rFonts w:cs="Times New Roman"/>
-                <w:sz w:val="22"/>
-                <w:szCs w:val="22"/>
-                <w:lang w:val="en-US"/>
-              </w:rPr>
-              <w:t>index.php</w:t>
-            </w:r>
-            <w:proofErr w:type="spellEnd"/>
+              <w:t>letters/index.php</w:t>
+            </w:r>
           </w:p>
         </w:tc>
         <w:tc>
@@ -17879,19 +16998,8 @@
                 <w:szCs w:val="22"/>
                 <w:lang w:val="en-US"/>
               </w:rPr>
-              <w:t>league/</w:t>
-            </w:r>
-            <w:proofErr w:type="spellStart"/>
-            <w:r>
-              <w:rPr>
-                <w:rFonts w:cs="Times New Roman"/>
-                <w:sz w:val="22"/>
-                <w:szCs w:val="22"/>
-                <w:lang w:val="en-US"/>
-              </w:rPr>
-              <w:t>index.php</w:t>
-            </w:r>
-            <w:proofErr w:type="spellEnd"/>
+              <w:t>league/index.php</w:t>
+            </w:r>
           </w:p>
         </w:tc>
         <w:tc>
@@ -17954,19 +17062,8 @@
                 <w:szCs w:val="22"/>
                 <w:lang w:val="en-US"/>
               </w:rPr>
-              <w:t>lesson/</w:t>
-            </w:r>
-            <w:proofErr w:type="spellStart"/>
-            <w:r>
-              <w:rPr>
-                <w:rFonts w:cs="Times New Roman"/>
-                <w:sz w:val="22"/>
-                <w:szCs w:val="22"/>
-                <w:lang w:val="en-US"/>
-              </w:rPr>
-              <w:t>index.php</w:t>
-            </w:r>
-            <w:proofErr w:type="spellEnd"/>
+              <w:t>lesson/index.php</w:t>
+            </w:r>
           </w:p>
         </w:tc>
         <w:tc>
@@ -18022,7 +17119,6 @@
                 <w:lang w:val="en-US"/>
               </w:rPr>
             </w:pPr>
-            <w:proofErr w:type="spellStart"/>
             <w:r>
               <w:rPr>
                 <w:rFonts w:cs="Times New Roman"/>
@@ -18032,7 +17128,6 @@
               </w:rPr>
               <w:t>score.php</w:t>
             </w:r>
-            <w:proofErr w:type="spellEnd"/>
           </w:p>
         </w:tc>
         <w:tc>
@@ -18287,19 +17382,8 @@
                 <w:szCs w:val="22"/>
                 <w:lang w:val="en-US"/>
               </w:rPr>
-              <w:t>lesson-end/</w:t>
-            </w:r>
-            <w:proofErr w:type="spellStart"/>
-            <w:r>
-              <w:rPr>
-                <w:rFonts w:cs="Times New Roman"/>
-                <w:sz w:val="22"/>
-                <w:szCs w:val="22"/>
-                <w:lang w:val="en-US"/>
-              </w:rPr>
-              <w:t>index.php</w:t>
-            </w:r>
-            <w:proofErr w:type="spellEnd"/>
+              <w:t>lesson-end/index.php</w:t>
+            </w:r>
           </w:p>
         </w:tc>
         <w:tc>
@@ -18362,19 +17446,8 @@
                 <w:szCs w:val="22"/>
                 <w:lang w:val="en-US"/>
               </w:rPr>
-              <w:t>admin/</w:t>
-            </w:r>
-            <w:proofErr w:type="spellStart"/>
-            <w:r>
-              <w:rPr>
-                <w:rFonts w:cs="Times New Roman"/>
-                <w:sz w:val="22"/>
-                <w:szCs w:val="22"/>
-                <w:lang w:val="en-US"/>
-              </w:rPr>
-              <w:t>index.php</w:t>
-            </w:r>
-            <w:proofErr w:type="spellEnd"/>
+              <w:t>admin/index.php</w:t>
+            </w:r>
           </w:p>
         </w:tc>
         <w:tc>
@@ -18430,7 +17503,6 @@
                 <w:lang w:val="en-US"/>
               </w:rPr>
             </w:pPr>
-            <w:proofErr w:type="spellStart"/>
             <w:r>
               <w:rPr>
                 <w:rFonts w:cs="Times New Roman"/>
@@ -18438,29 +17510,8 @@
                 <w:szCs w:val="22"/>
                 <w:lang w:val="en-US"/>
               </w:rPr>
-              <w:t>add_lesson</w:t>
-            </w:r>
-            <w:proofErr w:type="spellEnd"/>
-            <w:r>
-              <w:rPr>
-                <w:rFonts w:cs="Times New Roman"/>
-                <w:sz w:val="22"/>
-                <w:szCs w:val="22"/>
-                <w:lang w:val="en-US"/>
-              </w:rPr>
-              <w:t>/</w:t>
-            </w:r>
-            <w:proofErr w:type="spellStart"/>
-            <w:r>
-              <w:rPr>
-                <w:rFonts w:cs="Times New Roman"/>
-                <w:sz w:val="22"/>
-                <w:szCs w:val="22"/>
-                <w:lang w:val="en-US"/>
-              </w:rPr>
-              <w:t>index.php</w:t>
-            </w:r>
-            <w:proofErr w:type="spellEnd"/>
+              <w:t>add_lesson/index.php</w:t>
+            </w:r>
           </w:p>
         </w:tc>
         <w:tc>
@@ -18516,7 +17567,6 @@
                 <w:lang w:val="en-US"/>
               </w:rPr>
             </w:pPr>
-            <w:proofErr w:type="spellStart"/>
             <w:r>
               <w:rPr>
                 <w:rFonts w:cs="Times New Roman"/>
@@ -18526,7 +17576,6 @@
               </w:rPr>
               <w:t>del.php</w:t>
             </w:r>
-            <w:proofErr w:type="spellEnd"/>
           </w:p>
         </w:tc>
         <w:tc>
@@ -18555,18 +17604,8 @@
                 <w:sz w:val="22"/>
                 <w:szCs w:val="22"/>
               </w:rPr>
-              <w:t xml:space="preserve">Удаление данных с </w:t>
-            </w:r>
-            <w:proofErr w:type="spellStart"/>
-            <w:r>
-              <w:rPr>
-                <w:rFonts w:cs="Times New Roman"/>
-                <w:sz w:val="22"/>
-                <w:szCs w:val="22"/>
-              </w:rPr>
-              <w:t>бд</w:t>
-            </w:r>
-            <w:proofErr w:type="spellEnd"/>
+              <w:t>Удаление данных с бд</w:t>
+            </w:r>
           </w:p>
         </w:tc>
       </w:tr>
@@ -18592,7 +17631,6 @@
                 <w:lang w:val="en-US"/>
               </w:rPr>
             </w:pPr>
-            <w:proofErr w:type="spellStart"/>
             <w:r>
               <w:rPr>
                 <w:rFonts w:cs="Times New Roman"/>
@@ -18602,7 +17640,6 @@
               </w:rPr>
               <w:t>getwords.php</w:t>
             </w:r>
-            <w:proofErr w:type="spellEnd"/>
           </w:p>
         </w:tc>
         <w:tc>
@@ -18631,18 +17668,8 @@
                 <w:sz w:val="22"/>
                 <w:szCs w:val="22"/>
               </w:rPr>
-              <w:t xml:space="preserve">Получение всех слов из </w:t>
-            </w:r>
-            <w:proofErr w:type="spellStart"/>
-            <w:r>
-              <w:rPr>
-                <w:rFonts w:cs="Times New Roman"/>
-                <w:sz w:val="22"/>
-                <w:szCs w:val="22"/>
-              </w:rPr>
-              <w:t>бд</w:t>
-            </w:r>
-            <w:proofErr w:type="spellEnd"/>
+              <w:t>Получение всех слов из бд</w:t>
+            </w:r>
           </w:p>
         </w:tc>
       </w:tr>
@@ -18668,7 +17695,6 @@
                 <w:lang w:val="en-US"/>
               </w:rPr>
             </w:pPr>
-            <w:proofErr w:type="spellStart"/>
             <w:r>
               <w:rPr>
                 <w:rFonts w:cs="Times New Roman"/>
@@ -18678,7 +17704,6 @@
               </w:rPr>
               <w:t>addlesson.php</w:t>
             </w:r>
-            <w:proofErr w:type="spellEnd"/>
           </w:p>
         </w:tc>
         <w:tc>
@@ -18707,18 +17732,8 @@
                 <w:sz w:val="22"/>
                 <w:szCs w:val="22"/>
               </w:rPr>
-              <w:t xml:space="preserve">Добавление урока в </w:t>
-            </w:r>
-            <w:proofErr w:type="spellStart"/>
-            <w:r>
-              <w:rPr>
-                <w:rFonts w:cs="Times New Roman"/>
-                <w:sz w:val="22"/>
-                <w:szCs w:val="22"/>
-              </w:rPr>
-              <w:t>бд</w:t>
-            </w:r>
-            <w:proofErr w:type="spellEnd"/>
+              <w:t>Добавление урока в бд</w:t>
+            </w:r>
           </w:p>
         </w:tc>
       </w:tr>
@@ -18751,19 +17766,8 @@
                 <w:szCs w:val="22"/>
                 <w:lang w:val="en-US"/>
               </w:rPr>
-              <w:t>words/</w:t>
-            </w:r>
-            <w:proofErr w:type="spellStart"/>
-            <w:r>
-              <w:rPr>
-                <w:rFonts w:cs="Times New Roman"/>
-                <w:sz w:val="22"/>
-                <w:szCs w:val="22"/>
-                <w:lang w:val="en-US"/>
-              </w:rPr>
-              <w:t>index.php</w:t>
-            </w:r>
-            <w:proofErr w:type="spellEnd"/>
+              <w:t>words/index.php</w:t>
+            </w:r>
           </w:p>
         </w:tc>
         <w:tc>
@@ -18819,7 +17823,6 @@
                 <w:lang w:val="en-US"/>
               </w:rPr>
             </w:pPr>
-            <w:proofErr w:type="spellStart"/>
             <w:r>
               <w:rPr>
                 <w:rFonts w:cs="Times New Roman"/>
@@ -18829,7 +17832,6 @@
               </w:rPr>
               <w:t>addword.php</w:t>
             </w:r>
-            <w:proofErr w:type="spellEnd"/>
           </w:p>
         </w:tc>
         <w:tc>
@@ -18858,18 +17860,8 @@
                 <w:sz w:val="22"/>
                 <w:szCs w:val="22"/>
               </w:rPr>
-              <w:t xml:space="preserve">Добавление слов в </w:t>
-            </w:r>
-            <w:proofErr w:type="spellStart"/>
-            <w:r>
-              <w:rPr>
-                <w:rFonts w:cs="Times New Roman"/>
-                <w:sz w:val="22"/>
-                <w:szCs w:val="22"/>
-              </w:rPr>
-              <w:t>бд</w:t>
-            </w:r>
-            <w:proofErr w:type="spellEnd"/>
+              <w:t>Добавление слов в бд</w:t>
+            </w:r>
           </w:p>
         </w:tc>
       </w:tr>
@@ -18908,14 +17900,7 @@
           <w:szCs w:val="28"/>
         </w:rPr>
         <w:lastRenderedPageBreak/>
-        <w:t xml:space="preserve"> </w:t>
-      </w:r>
-      <w:r>
-        <w:rPr>
-          <w:rFonts w:cs="Times New Roman"/>
-          <w:szCs w:val="28"/>
-        </w:rPr>
-        <w:t>Протокол тестирования программного продукта</w:t>
+        <w:t xml:space="preserve"> Протокол тестирования программного продукта</w:t>
       </w:r>
     </w:p>
     <w:p>
@@ -19594,19 +18579,8 @@
                 <w:szCs w:val="22"/>
                 <w:lang w:val="en-US"/>
               </w:rPr>
-              <w:t xml:space="preserve">: </w:t>
-            </w:r>
-            <w:proofErr w:type="spellStart"/>
-            <w:r>
-              <w:rPr>
-                <w:rFonts w:cs="Times New Roman"/>
-                <w:sz w:val="22"/>
-                <w:szCs w:val="22"/>
-                <w:lang w:val="en-US"/>
-              </w:rPr>
-              <w:t>ramza</w:t>
-            </w:r>
-            <w:proofErr w:type="spellEnd"/>
+              <w:t>: ramza</w:t>
+            </w:r>
           </w:p>
           <w:p>
             <w:pPr>
@@ -19852,15 +18826,7 @@
                 <w:sz w:val="22"/>
                 <w:szCs w:val="22"/>
               </w:rPr>
-              <w:t>уведомление об успехе</w:t>
-            </w:r>
-            <w:r>
-              <w:rPr>
-                <w:rFonts w:cs="Times New Roman"/>
-                <w:sz w:val="22"/>
-                <w:szCs w:val="22"/>
-              </w:rPr>
-              <w:t xml:space="preserve"> «Вы </w:t>
+              <w:t xml:space="preserve">уведомление об успехе «Вы </w:t>
             </w:r>
             <w:r>
               <w:rPr>
@@ -19901,7 +18867,9 @@
       <w:r>
         <w:rPr>
           <w:rFonts w:cs="Times New Roman"/>
-          <w:szCs w:val="28"/>
+          <w:noProof/>
+          <w:szCs w:val="28"/>
+          <w:lang w:eastAsia="ru-RU"/>
         </w:rPr>
         <w:drawing>
           <wp:inline distT="0" distB="0" distL="0" distR="0" wp14:anchorId="1C9B5B0A" wp14:editId="4046E237">
@@ -20916,7 +19884,9 @@
       <w:r>
         <w:rPr>
           <w:rFonts w:cs="Times New Roman"/>
-          <w:szCs w:val="28"/>
+          <w:noProof/>
+          <w:szCs w:val="28"/>
+          <w:lang w:eastAsia="ru-RU"/>
         </w:rPr>
         <w:drawing>
           <wp:inline distT="0" distB="0" distL="0" distR="0" wp14:anchorId="28684E5A" wp14:editId="4AA67EAF">
@@ -21006,15 +19976,7 @@
           <w:rFonts w:cs="Times New Roman"/>
           <w:szCs w:val="28"/>
         </w:rPr>
-        <w:t xml:space="preserve"> </w:t>
-      </w:r>
-      <w:proofErr w:type="gramStart"/>
-      <w:r>
-        <w:rPr>
-          <w:rFonts w:cs="Times New Roman"/>
-          <w:szCs w:val="28"/>
-        </w:rPr>
-        <w:t>на</w:t>
+        <w:t xml:space="preserve"> на</w:t>
       </w:r>
       <w:r>
         <w:rPr>
@@ -21023,7 +19985,6 @@
         </w:rPr>
         <w:t xml:space="preserve"> данных</w:t>
       </w:r>
-      <w:proofErr w:type="gramEnd"/>
       <w:r>
         <w:rPr>
           <w:rFonts w:cs="Times New Roman"/>
@@ -21695,7 +20656,6 @@
               </w:rPr>
               <w:t xml:space="preserve">: </w:t>
             </w:r>
-            <w:proofErr w:type="spellStart"/>
             <w:r>
               <w:rPr>
                 <w:rFonts w:cs="Times New Roman"/>
@@ -21705,7 +20665,6 @@
               </w:rPr>
               <w:t>ramazanikbaev</w:t>
             </w:r>
-            <w:proofErr w:type="spellEnd"/>
             <w:r>
               <w:rPr>
                 <w:rFonts w:cs="Times New Roman"/>
@@ -21748,7 +20707,6 @@
               </w:rPr>
               <w:t xml:space="preserve">: </w:t>
             </w:r>
-            <w:proofErr w:type="spellStart"/>
             <w:r>
               <w:rPr>
                 <w:rFonts w:cs="Times New Roman"/>
@@ -21758,7 +20716,6 @@
               </w:rPr>
               <w:t>ramazanikbaev</w:t>
             </w:r>
-            <w:proofErr w:type="spellEnd"/>
             <w:r>
               <w:rPr>
                 <w:rFonts w:cs="Times New Roman"/>
@@ -21767,7 +20724,6 @@
               </w:rPr>
               <w:t>6@</w:t>
             </w:r>
-            <w:proofErr w:type="spellStart"/>
             <w:r>
               <w:rPr>
                 <w:rFonts w:cs="Times New Roman"/>
@@ -21777,7 +20733,6 @@
               </w:rPr>
               <w:t>gmail</w:t>
             </w:r>
-            <w:proofErr w:type="spellEnd"/>
             <w:r>
               <w:rPr>
                 <w:rFonts w:cs="Times New Roman"/>
@@ -22095,6 +21050,7 @@
       <w:r>
         <w:rPr>
           <w:noProof/>
+          <w:lang w:eastAsia="ru-RU"/>
         </w:rPr>
         <w:drawing>
           <wp:inline distT="0" distB="0" distL="0" distR="0" wp14:anchorId="40DA5AAC" wp14:editId="5A76578A">
@@ -22168,21 +21124,7 @@
           <w:rFonts w:cs="Times New Roman"/>
           <w:szCs w:val="28"/>
         </w:rPr>
-        <w:t xml:space="preserve"> – Уведомление об </w:t>
-      </w:r>
-      <w:r>
-        <w:rPr>
-          <w:rFonts w:cs="Times New Roman"/>
-          <w:szCs w:val="28"/>
-        </w:rPr>
-        <w:t>ошибке при</w:t>
-      </w:r>
-      <w:r>
-        <w:rPr>
-          <w:rFonts w:cs="Times New Roman"/>
-          <w:szCs w:val="28"/>
-        </w:rPr>
-        <w:t xml:space="preserve"> регистрации</w:t>
+        <w:t xml:space="preserve"> – Уведомление об ошибке при регистрации</w:t>
       </w:r>
     </w:p>
     <w:p>
@@ -22206,7 +21148,21 @@
           <w:szCs w:val="28"/>
         </w:rPr>
         <w:lastRenderedPageBreak/>
-        <w:t>Тестирование регистрации на данных контрольного примера представлено в таблице 2.2.</w:t>
+        <w:t xml:space="preserve">Тестирование </w:t>
+      </w:r>
+      <w:r>
+        <w:rPr>
+          <w:rFonts w:cs="Times New Roman"/>
+          <w:szCs w:val="28"/>
+        </w:rPr>
+        <w:t>добавление урока</w:t>
+      </w:r>
+      <w:r>
+        <w:rPr>
+          <w:rFonts w:cs="Times New Roman"/>
+          <w:szCs w:val="28"/>
+        </w:rPr>
+        <w:t xml:space="preserve"> на данных контрольного примера представлено в таблице 2.2.</w:t>
       </w:r>
       <w:r>
         <w:rPr>
@@ -22485,7 +21441,31 @@
                 <w:sz w:val="22"/>
                 <w:szCs w:val="22"/>
               </w:rPr>
-              <w:t>Проверка регистрации с корректными почтой, логином и паролем</w:t>
+              <w:t xml:space="preserve">Проверка </w:t>
+            </w:r>
+            <w:r>
+              <w:rPr>
+                <w:rFonts w:cs="Times New Roman"/>
+                <w:sz w:val="22"/>
+                <w:szCs w:val="22"/>
+              </w:rPr>
+              <w:t>добавлени</w:t>
+            </w:r>
+            <w:r>
+              <w:rPr>
+                <w:rFonts w:cs="Times New Roman"/>
+                <w:sz w:val="22"/>
+                <w:szCs w:val="22"/>
+              </w:rPr>
+              <w:t>я</w:t>
+            </w:r>
+            <w:r>
+              <w:rPr>
+                <w:rFonts w:cs="Times New Roman"/>
+                <w:sz w:val="22"/>
+                <w:szCs w:val="22"/>
+              </w:rPr>
+              <w:t xml:space="preserve"> урока с корректным названием, языком и словами</w:t>
             </w:r>
           </w:p>
         </w:tc>
@@ -22549,7 +21529,31 @@
                 <w:sz w:val="22"/>
                 <w:szCs w:val="22"/>
               </w:rPr>
-              <w:t>Проверить форму регистрации с корректными данными</w:t>
+              <w:t xml:space="preserve">Проверить форму </w:t>
+            </w:r>
+            <w:r>
+              <w:rPr>
+                <w:rFonts w:cs="Times New Roman"/>
+                <w:sz w:val="22"/>
+                <w:szCs w:val="22"/>
+              </w:rPr>
+              <w:t>добавлени</w:t>
+            </w:r>
+            <w:r>
+              <w:rPr>
+                <w:rFonts w:cs="Times New Roman"/>
+                <w:sz w:val="22"/>
+                <w:szCs w:val="22"/>
+              </w:rPr>
+              <w:t>я урока</w:t>
+            </w:r>
+            <w:r>
+              <w:rPr>
+                <w:rFonts w:cs="Times New Roman"/>
+                <w:sz w:val="22"/>
+                <w:szCs w:val="22"/>
+              </w:rPr>
+              <w:t xml:space="preserve"> с корректными данными</w:t>
             </w:r>
           </w:p>
         </w:tc>
@@ -22617,7 +21621,15 @@
                 <w:sz w:val="22"/>
                 <w:szCs w:val="22"/>
               </w:rPr>
-              <w:t>перешли на страницу с регистрации</w:t>
+              <w:t xml:space="preserve">перешли на страницу с </w:t>
+            </w:r>
+            <w:r>
+              <w:rPr>
+                <w:rFonts w:cs="Times New Roman"/>
+                <w:sz w:val="22"/>
+                <w:szCs w:val="22"/>
+              </w:rPr>
+              <w:t>добавлением урока в панели администратора</w:t>
             </w:r>
           </w:p>
           <w:p>
@@ -22647,7 +21659,23 @@
                 <w:sz w:val="22"/>
                 <w:szCs w:val="22"/>
               </w:rPr>
-              <w:t>ввели корректные данные и нажали кнопку «войти»</w:t>
+              <w:t>ввели корректные данные и нажали кнопку «</w:t>
+            </w:r>
+            <w:r>
+              <w:rPr>
+                <w:rFonts w:cs="Times New Roman"/>
+                <w:sz w:val="22"/>
+                <w:szCs w:val="22"/>
+              </w:rPr>
+              <w:t>добавить</w:t>
+            </w:r>
+            <w:r>
+              <w:rPr>
+                <w:rFonts w:cs="Times New Roman"/>
+                <w:sz w:val="22"/>
+                <w:szCs w:val="22"/>
+              </w:rPr>
+              <w:t>»</w:t>
             </w:r>
           </w:p>
           <w:p>
@@ -22707,7 +21735,23 @@
                 <w:sz w:val="22"/>
                 <w:szCs w:val="22"/>
               </w:rPr>
-              <w:t>перешли на главную страницу</w:t>
+              <w:t xml:space="preserve">перешли на </w:t>
+            </w:r>
+            <w:r>
+              <w:rPr>
+                <w:rFonts w:cs="Times New Roman"/>
+                <w:sz w:val="22"/>
+                <w:szCs w:val="22"/>
+              </w:rPr>
+              <w:t>страницу добавления урока</w:t>
+            </w:r>
+            <w:r>
+              <w:rPr>
+                <w:rFonts w:cs="Times New Roman"/>
+                <w:sz w:val="22"/>
+                <w:szCs w:val="22"/>
+              </w:rPr>
+              <w:t xml:space="preserve"> </w:t>
             </w:r>
           </w:p>
         </w:tc>
@@ -22797,58 +21841,8 @@
                 <w:sz w:val="22"/>
                 <w:szCs w:val="22"/>
               </w:rPr>
-              <w:t xml:space="preserve">Почта: </w:t>
-            </w:r>
-            <w:hyperlink r:id="rId25" w:history="1">
-              <w:r>
-                <w:rPr>
-                  <w:rStyle w:val="ac"/>
-                  <w:rFonts w:cs="Times New Roman"/>
-                  <w:sz w:val="22"/>
-                  <w:szCs w:val="22"/>
-                  <w:lang w:val="en-US"/>
-                </w:rPr>
-                <w:t>ramazan</w:t>
-              </w:r>
-              <w:r>
-                <w:rPr>
-                  <w:rStyle w:val="ac"/>
-                  <w:rFonts w:cs="Times New Roman"/>
-                  <w:sz w:val="22"/>
-                  <w:szCs w:val="22"/>
-                </w:rPr>
-                <w:t>67@</w:t>
-              </w:r>
-              <w:r>
-                <w:rPr>
-                  <w:rStyle w:val="ac"/>
-                  <w:rFonts w:cs="Times New Roman"/>
-                  <w:sz w:val="22"/>
-                  <w:szCs w:val="22"/>
-                  <w:lang w:val="en-US"/>
-                </w:rPr>
-                <w:t>gmail</w:t>
-              </w:r>
-              <w:r>
-                <w:rPr>
-                  <w:rStyle w:val="ac"/>
-                  <w:rFonts w:cs="Times New Roman"/>
-                  <w:sz w:val="22"/>
-                  <w:szCs w:val="22"/>
-                </w:rPr>
-                <w:t>.</w:t>
-              </w:r>
-              <w:r>
-                <w:rPr>
-                  <w:rStyle w:val="ac"/>
-                  <w:rFonts w:cs="Times New Roman"/>
-                  <w:sz w:val="22"/>
-                  <w:szCs w:val="22"/>
-                  <w:lang w:val="en-US"/>
-                </w:rPr>
-                <w:t>com</w:t>
-              </w:r>
-            </w:hyperlink>
+              <w:t>Название: навигация</w:t>
+            </w:r>
           </w:p>
           <w:p>
             <w:pPr>
@@ -22865,25 +21859,17 @@
                 <w:rFonts w:cs="Times New Roman"/>
                 <w:sz w:val="22"/>
                 <w:szCs w:val="22"/>
-                <w:lang w:val="en-US"/>
-              </w:rPr>
-            </w:pPr>
-            <w:r>
-              <w:rPr>
-                <w:rFonts w:cs="Times New Roman"/>
-                <w:sz w:val="22"/>
-                <w:szCs w:val="22"/>
-              </w:rPr>
-              <w:t>Пароль: ramazan67</w:t>
-            </w:r>
-          </w:p>
-        </w:tc>
-      </w:tr>
-      <w:tr>
-        <w:tc>
-          <w:tcPr>
-            <w:tcW w:w="2972" w:type="dxa"/>
-          </w:tcPr>
+              </w:rPr>
+            </w:pPr>
+            <w:r>
+              <w:rPr>
+                <w:rFonts w:cs="Times New Roman"/>
+                <w:sz w:val="22"/>
+                <w:szCs w:val="22"/>
+              </w:rPr>
+              <w:t>Язык: английский</w:t>
+            </w:r>
+          </w:p>
           <w:p>
             <w:pPr>
               <w:pStyle w:val="af2"/>
@@ -22899,22 +21885,27 @@
                 <w:rFonts w:cs="Times New Roman"/>
                 <w:sz w:val="22"/>
                 <w:szCs w:val="22"/>
-              </w:rPr>
-            </w:pPr>
-            <w:r>
-              <w:rPr>
-                <w:rFonts w:cs="Times New Roman"/>
-                <w:sz w:val="22"/>
-                <w:szCs w:val="22"/>
-              </w:rPr>
-              <w:t>Ожидаемый результат</w:t>
-            </w:r>
-          </w:p>
-        </w:tc>
-        <w:tc>
-          <w:tcPr>
-            <w:tcW w:w="6656" w:type="dxa"/>
-          </w:tcPr>
+                <w:lang w:val="en-US"/>
+              </w:rPr>
+            </w:pPr>
+            <w:r>
+              <w:rPr>
+                <w:rFonts w:cs="Times New Roman"/>
+                <w:sz w:val="22"/>
+                <w:szCs w:val="22"/>
+              </w:rPr>
+              <w:t xml:space="preserve">Слово: </w:t>
+            </w:r>
+            <w:r>
+              <w:rPr>
+                <w:rFonts w:cs="Times New Roman"/>
+                <w:sz w:val="22"/>
+                <w:szCs w:val="22"/>
+                <w:lang w:val="en-US"/>
+              </w:rPr>
+              <w:t>left</w:t>
+            </w:r>
+          </w:p>
           <w:p>
             <w:pPr>
               <w:pStyle w:val="af2"/>
@@ -22930,24 +21921,27 @@
                 <w:rFonts w:cs="Times New Roman"/>
                 <w:sz w:val="22"/>
                 <w:szCs w:val="22"/>
-              </w:rPr>
-            </w:pPr>
-            <w:r>
-              <w:rPr>
-                <w:rFonts w:cs="Times New Roman"/>
-                <w:sz w:val="22"/>
-                <w:szCs w:val="22"/>
-              </w:rPr>
-              <w:t>При попытке регистрации с корректными данными должно появится уведомление об успехе, после чего переместить на главную страницу</w:t>
-            </w:r>
-          </w:p>
-        </w:tc>
-      </w:tr>
-      <w:tr>
-        <w:tc>
-          <w:tcPr>
-            <w:tcW w:w="2972" w:type="dxa"/>
-          </w:tcPr>
+                <w:lang w:val="en-US"/>
+              </w:rPr>
+            </w:pPr>
+            <w:r>
+              <w:rPr>
+                <w:rFonts w:cs="Times New Roman"/>
+                <w:sz w:val="22"/>
+                <w:szCs w:val="22"/>
+              </w:rPr>
+              <w:t xml:space="preserve">Слово: </w:t>
+            </w:r>
+            <w:r>
+              <w:rPr>
+                <w:rFonts w:cs="Times New Roman"/>
+                <w:sz w:val="22"/>
+                <w:szCs w:val="22"/>
+                <w:lang w:val="en-US"/>
+              </w:rPr>
+              <w:t>right</w:t>
+            </w:r>
+          </w:p>
           <w:p>
             <w:pPr>
               <w:pStyle w:val="af2"/>
@@ -22963,22 +21957,27 @@
                 <w:rFonts w:cs="Times New Roman"/>
                 <w:sz w:val="22"/>
                 <w:szCs w:val="22"/>
-              </w:rPr>
-            </w:pPr>
-            <w:r>
-              <w:rPr>
-                <w:rFonts w:cs="Times New Roman"/>
-                <w:sz w:val="22"/>
-                <w:szCs w:val="22"/>
-              </w:rPr>
-              <w:t>Фактический результат</w:t>
-            </w:r>
-          </w:p>
-        </w:tc>
-        <w:tc>
-          <w:tcPr>
-            <w:tcW w:w="6656" w:type="dxa"/>
-          </w:tcPr>
+                <w:lang w:val="en-US"/>
+              </w:rPr>
+            </w:pPr>
+            <w:r>
+              <w:rPr>
+                <w:rFonts w:cs="Times New Roman"/>
+                <w:sz w:val="22"/>
+                <w:szCs w:val="22"/>
+              </w:rPr>
+              <w:t xml:space="preserve">Слово: </w:t>
+            </w:r>
+            <w:r>
+              <w:rPr>
+                <w:rFonts w:cs="Times New Roman"/>
+                <w:sz w:val="22"/>
+                <w:szCs w:val="22"/>
+                <w:lang w:val="en-US"/>
+              </w:rPr>
+              <w:t>top</w:t>
+            </w:r>
+          </w:p>
           <w:p>
             <w:pPr>
               <w:pStyle w:val="af2"/>
@@ -22994,15 +21993,193 @@
                 <w:rFonts w:cs="Times New Roman"/>
                 <w:sz w:val="22"/>
                 <w:szCs w:val="22"/>
-              </w:rPr>
-            </w:pPr>
-            <w:r>
-              <w:rPr>
-                <w:rFonts w:cs="Times New Roman"/>
-                <w:sz w:val="22"/>
-                <w:szCs w:val="22"/>
-              </w:rPr>
-              <w:t>При попытке регистрации с корректными данными должно появится уведомление об успехе «Вы вошли»</w:t>
+                <w:lang w:val="en-US"/>
+              </w:rPr>
+            </w:pPr>
+            <w:r>
+              <w:rPr>
+                <w:rFonts w:cs="Times New Roman"/>
+                <w:sz w:val="22"/>
+                <w:szCs w:val="22"/>
+              </w:rPr>
+              <w:t xml:space="preserve">Слово: </w:t>
+            </w:r>
+            <w:r>
+              <w:rPr>
+                <w:rFonts w:cs="Times New Roman"/>
+                <w:sz w:val="22"/>
+                <w:szCs w:val="22"/>
+                <w:lang w:val="en-US"/>
+              </w:rPr>
+              <w:t>bottom</w:t>
+            </w:r>
+          </w:p>
+        </w:tc>
+      </w:tr>
+      <w:tr>
+        <w:tc>
+          <w:tcPr>
+            <w:tcW w:w="2972" w:type="dxa"/>
+          </w:tcPr>
+          <w:p>
+            <w:pPr>
+              <w:pStyle w:val="af2"/>
+              <w:widowControl/>
+              <w:tabs>
+                <w:tab w:val="left" w:pos="851"/>
+                <w:tab w:val="left" w:pos="1134"/>
+              </w:tabs>
+              <w:spacing w:line="240" w:lineRule="auto"/>
+              <w:ind w:left="0" w:right="0"/>
+              <w:jc w:val="left"/>
+              <w:rPr>
+                <w:rFonts w:cs="Times New Roman"/>
+                <w:sz w:val="22"/>
+                <w:szCs w:val="22"/>
+              </w:rPr>
+            </w:pPr>
+            <w:r>
+              <w:rPr>
+                <w:rFonts w:cs="Times New Roman"/>
+                <w:sz w:val="22"/>
+                <w:szCs w:val="22"/>
+              </w:rPr>
+              <w:t>Ожидаемый результат</w:t>
+            </w:r>
+          </w:p>
+        </w:tc>
+        <w:tc>
+          <w:tcPr>
+            <w:tcW w:w="6656" w:type="dxa"/>
+          </w:tcPr>
+          <w:p>
+            <w:pPr>
+              <w:pStyle w:val="af2"/>
+              <w:widowControl/>
+              <w:tabs>
+                <w:tab w:val="left" w:pos="851"/>
+                <w:tab w:val="left" w:pos="1134"/>
+              </w:tabs>
+              <w:spacing w:line="240" w:lineRule="auto"/>
+              <w:ind w:left="0" w:right="0"/>
+              <w:jc w:val="left"/>
+              <w:rPr>
+                <w:rFonts w:cs="Times New Roman"/>
+                <w:sz w:val="22"/>
+                <w:szCs w:val="22"/>
+              </w:rPr>
+            </w:pPr>
+            <w:r>
+              <w:rPr>
+                <w:rFonts w:cs="Times New Roman"/>
+                <w:sz w:val="22"/>
+                <w:szCs w:val="22"/>
+              </w:rPr>
+              <w:t xml:space="preserve">При попытке </w:t>
+            </w:r>
+            <w:r>
+              <w:rPr>
+                <w:rFonts w:cs="Times New Roman"/>
+                <w:sz w:val="22"/>
+                <w:szCs w:val="22"/>
+              </w:rPr>
+              <w:t>добавления урока</w:t>
+            </w:r>
+            <w:r>
+              <w:rPr>
+                <w:rFonts w:cs="Times New Roman"/>
+                <w:sz w:val="22"/>
+                <w:szCs w:val="22"/>
+              </w:rPr>
+              <w:t xml:space="preserve"> с корректными данными должно появится уведомление об успехе, после чего переместить </w:t>
+            </w:r>
+            <w:r>
+              <w:rPr>
+                <w:rFonts w:cs="Times New Roman"/>
+                <w:sz w:val="22"/>
+                <w:szCs w:val="22"/>
+              </w:rPr>
+              <w:t>на страницу добавления урока</w:t>
+            </w:r>
+          </w:p>
+        </w:tc>
+      </w:tr>
+      <w:tr>
+        <w:tc>
+          <w:tcPr>
+            <w:tcW w:w="2972" w:type="dxa"/>
+          </w:tcPr>
+          <w:p>
+            <w:pPr>
+              <w:pStyle w:val="af2"/>
+              <w:widowControl/>
+              <w:tabs>
+                <w:tab w:val="left" w:pos="851"/>
+                <w:tab w:val="left" w:pos="1134"/>
+              </w:tabs>
+              <w:spacing w:line="240" w:lineRule="auto"/>
+              <w:ind w:left="0" w:right="0"/>
+              <w:jc w:val="left"/>
+              <w:rPr>
+                <w:rFonts w:cs="Times New Roman"/>
+                <w:sz w:val="22"/>
+                <w:szCs w:val="22"/>
+              </w:rPr>
+            </w:pPr>
+            <w:r>
+              <w:rPr>
+                <w:rFonts w:cs="Times New Roman"/>
+                <w:sz w:val="22"/>
+                <w:szCs w:val="22"/>
+              </w:rPr>
+              <w:t>Фактический результат</w:t>
+            </w:r>
+          </w:p>
+        </w:tc>
+        <w:tc>
+          <w:tcPr>
+            <w:tcW w:w="6656" w:type="dxa"/>
+          </w:tcPr>
+          <w:p>
+            <w:pPr>
+              <w:pStyle w:val="af2"/>
+              <w:widowControl/>
+              <w:tabs>
+                <w:tab w:val="left" w:pos="851"/>
+                <w:tab w:val="left" w:pos="1134"/>
+              </w:tabs>
+              <w:spacing w:line="240" w:lineRule="auto"/>
+              <w:ind w:left="0" w:right="0"/>
+              <w:jc w:val="left"/>
+              <w:rPr>
+                <w:rFonts w:cs="Times New Roman"/>
+                <w:sz w:val="22"/>
+                <w:szCs w:val="22"/>
+              </w:rPr>
+            </w:pPr>
+            <w:r>
+              <w:rPr>
+                <w:rFonts w:cs="Times New Roman"/>
+                <w:sz w:val="22"/>
+                <w:szCs w:val="22"/>
+              </w:rPr>
+              <w:t xml:space="preserve">При попытке регистрации с корректными данными </w:t>
+            </w:r>
+            <w:r>
+              <w:rPr>
+                <w:rFonts w:cs="Times New Roman"/>
+                <w:sz w:val="22"/>
+                <w:szCs w:val="22"/>
+              </w:rPr>
+              <w:t>появилось уведомление об успехе «Добавлено</w:t>
+            </w:r>
+            <w:r>
+              <w:rPr>
+                <w:rFonts w:cs="Times New Roman"/>
+                <w:sz w:val="22"/>
+                <w:szCs w:val="22"/>
+              </w:rPr>
+              <w:t>»</w:t>
             </w:r>
           </w:p>
         </w:tc>
@@ -23016,8 +22193,67 @@
           <w:tab w:val="left" w:pos="851"/>
           <w:tab w:val="left" w:pos="1134"/>
         </w:tabs>
+        <w:spacing w:before="120" w:line="360" w:lineRule="auto"/>
+        <w:ind w:left="0" w:right="0" w:firstLine="567"/>
+        <w:jc w:val="center"/>
+        <w:rPr>
+          <w:rFonts w:cs="Times New Roman"/>
+          <w:szCs w:val="28"/>
+        </w:rPr>
+      </w:pPr>
+      <w:r>
+        <w:rPr>
+          <w:rFonts w:cs="Times New Roman"/>
+          <w:szCs w:val="28"/>
+        </w:rPr>
+        <w:drawing>
+          <wp:inline distT="0" distB="0" distL="0" distR="0" wp14:anchorId="2101D30C" wp14:editId="25927538">
+            <wp:extent cx="3819525" cy="1281720"/>
+            <wp:effectExtent l="0" t="0" r="0" b="0"/>
+            <wp:docPr id="61" name="Рисунок 61"/>
+            <wp:cNvGraphicFramePr>
+              <a:graphicFrameLocks xmlns:a="http://schemas.openxmlformats.org/drawingml/2006/main" noChangeAspect="1"/>
+            </wp:cNvGraphicFramePr>
+            <a:graphic xmlns:a="http://schemas.openxmlformats.org/drawingml/2006/main">
+              <a:graphicData uri="http://schemas.openxmlformats.org/drawingml/2006/picture">
+                <pic:pic xmlns:pic="http://schemas.openxmlformats.org/drawingml/2006/picture">
+                  <pic:nvPicPr>
+                    <pic:cNvPr id="1" name=""/>
+                    <pic:cNvPicPr/>
+                  </pic:nvPicPr>
+                  <pic:blipFill>
+                    <a:blip r:embed="rId25"/>
+                    <a:stretch>
+                      <a:fillRect/>
+                    </a:stretch>
+                  </pic:blipFill>
+                  <pic:spPr>
+                    <a:xfrm>
+                      <a:off x="0" y="0"/>
+                      <a:ext cx="3874229" cy="1300077"/>
+                    </a:xfrm>
+                    <a:prstGeom prst="rect">
+                      <a:avLst/>
+                    </a:prstGeom>
+                  </pic:spPr>
+                </pic:pic>
+              </a:graphicData>
+            </a:graphic>
+          </wp:inline>
+        </w:drawing>
+      </w:r>
+    </w:p>
+    <w:p>
+      <w:pPr>
+        <w:pStyle w:val="af2"/>
+        <w:widowControl/>
+        <w:tabs>
+          <w:tab w:val="left" w:pos="851"/>
+          <w:tab w:val="left" w:pos="1134"/>
+        </w:tabs>
         <w:spacing w:line="360" w:lineRule="auto"/>
         <w:ind w:left="0" w:right="0" w:firstLine="567"/>
+        <w:jc w:val="center"/>
         <w:rPr>
           <w:rFonts w:cs="Times New Roman"/>
           <w:szCs w:val="28"/>
@@ -23028,7 +22264,60 @@
           <w:rFonts w:cs="Times New Roman"/>
           <w:szCs w:val="28"/>
         </w:rPr>
-        <w:t>Тестирование регистрации на данных контрольного примера представлено в таблице 2.2.1</w:t>
+        <w:t>Рисунок 2.2.4 – Уведомление о добавление урока</w:t>
+      </w:r>
+    </w:p>
+    <w:p>
+      <w:pPr>
+        <w:pStyle w:val="af2"/>
+        <w:widowControl/>
+        <w:tabs>
+          <w:tab w:val="left" w:pos="851"/>
+          <w:tab w:val="left" w:pos="1134"/>
+        </w:tabs>
+        <w:spacing w:line="360" w:lineRule="auto"/>
+        <w:ind w:left="0" w:right="0" w:firstLine="567"/>
+        <w:rPr>
+          <w:rFonts w:cs="Times New Roman"/>
+          <w:szCs w:val="28"/>
+          <w:lang w:val="en-US"/>
+        </w:rPr>
+      </w:pPr>
+      <w:r>
+        <w:rPr>
+          <w:rFonts w:cs="Times New Roman"/>
+          <w:szCs w:val="28"/>
+        </w:rPr>
+        <w:t xml:space="preserve">Тестирование </w:t>
+      </w:r>
+      <w:r>
+        <w:rPr>
+          <w:rFonts w:cs="Times New Roman"/>
+          <w:szCs w:val="28"/>
+        </w:rPr>
+        <w:t>добавление слова</w:t>
+      </w:r>
+      <w:r>
+        <w:rPr>
+          <w:rFonts w:cs="Times New Roman"/>
+          <w:szCs w:val="28"/>
+        </w:rPr>
+        <w:t xml:space="preserve"> на данных контрольного прим</w:t>
+      </w:r>
+      <w:r>
+        <w:rPr>
+          <w:rFonts w:cs="Times New Roman"/>
+          <w:szCs w:val="28"/>
+        </w:rPr>
+        <w:t>ера представлено в таблице 2.2.</w:t>
+      </w:r>
+      <w:r>
+        <w:rPr>
+          <w:rFonts w:cs="Times New Roman"/>
+          <w:szCs w:val="28"/>
+          <w:lang w:val="en-US"/>
+        </w:rPr>
+        <w:t>5</w:t>
       </w:r>
     </w:p>
     <w:tbl>
@@ -23054,7 +22343,7 @@
                 <w:tab w:val="left" w:pos="851"/>
                 <w:tab w:val="left" w:pos="1134"/>
               </w:tabs>
-              <w:spacing w:line="360" w:lineRule="auto"/>
+              <w:spacing w:line="240" w:lineRule="auto"/>
               <w:ind w:left="0" w:right="0"/>
               <w:jc w:val="left"/>
               <w:rPr>
@@ -23085,7 +22374,7 @@
                 <w:tab w:val="left" w:pos="851"/>
                 <w:tab w:val="left" w:pos="1134"/>
               </w:tabs>
-              <w:spacing w:line="360" w:lineRule="auto"/>
+              <w:spacing w:line="240" w:lineRule="auto"/>
               <w:ind w:left="0" w:right="0"/>
               <w:jc w:val="left"/>
               <w:rPr>
@@ -23118,7 +22407,7 @@
                 <w:tab w:val="left" w:pos="851"/>
                 <w:tab w:val="left" w:pos="1134"/>
               </w:tabs>
-              <w:spacing w:line="360" w:lineRule="auto"/>
+              <w:spacing w:line="240" w:lineRule="auto"/>
               <w:ind w:left="0" w:right="0"/>
               <w:jc w:val="left"/>
               <w:rPr>
@@ -23149,7 +22438,7 @@
                 <w:tab w:val="left" w:pos="851"/>
                 <w:tab w:val="left" w:pos="1134"/>
               </w:tabs>
-              <w:spacing w:line="360" w:lineRule="auto"/>
+              <w:spacing w:line="240" w:lineRule="auto"/>
               <w:ind w:left="0" w:right="0"/>
               <w:jc w:val="left"/>
               <w:rPr>
@@ -23182,7 +22471,7 @@
                 <w:tab w:val="left" w:pos="851"/>
                 <w:tab w:val="left" w:pos="1134"/>
               </w:tabs>
-              <w:spacing w:line="360" w:lineRule="auto"/>
+              <w:spacing w:line="240" w:lineRule="auto"/>
               <w:ind w:left="0" w:right="0"/>
               <w:jc w:val="left"/>
               <w:rPr>
@@ -23221,7 +22510,7 @@
                 <w:tab w:val="left" w:pos="851"/>
                 <w:tab w:val="left" w:pos="1134"/>
               </w:tabs>
-              <w:spacing w:line="360" w:lineRule="auto"/>
+              <w:spacing w:line="240" w:lineRule="auto"/>
               <w:ind w:left="0" w:right="0"/>
               <w:jc w:val="left"/>
               <w:rPr>
@@ -23254,7 +22543,7 @@
                 <w:tab w:val="left" w:pos="851"/>
                 <w:tab w:val="left" w:pos="1134"/>
               </w:tabs>
-              <w:spacing w:line="360" w:lineRule="auto"/>
+              <w:spacing w:line="240" w:lineRule="auto"/>
               <w:ind w:left="0" w:right="0"/>
               <w:jc w:val="left"/>
               <w:rPr>
@@ -23285,7 +22574,7 @@
                 <w:tab w:val="left" w:pos="851"/>
                 <w:tab w:val="left" w:pos="1134"/>
               </w:tabs>
-              <w:spacing w:line="360" w:lineRule="auto"/>
+              <w:spacing w:line="240" w:lineRule="auto"/>
               <w:ind w:left="0" w:right="0"/>
               <w:jc w:val="left"/>
               <w:rPr>
@@ -23300,7 +22589,23 @@
                 <w:sz w:val="22"/>
                 <w:szCs w:val="22"/>
               </w:rPr>
-              <w:t>Проверка регистрации с корректными почтой, логином и паролем</w:t>
+              <w:t xml:space="preserve">Проверка добавления </w:t>
+            </w:r>
+            <w:r>
+              <w:rPr>
+                <w:rFonts w:cs="Times New Roman"/>
+                <w:sz w:val="22"/>
+                <w:szCs w:val="22"/>
+              </w:rPr>
+              <w:t>слова</w:t>
+            </w:r>
+            <w:r>
+              <w:rPr>
+                <w:rFonts w:cs="Times New Roman"/>
+                <w:sz w:val="22"/>
+                <w:szCs w:val="22"/>
+              </w:rPr>
+              <w:t xml:space="preserve"> с корректным названием, языком и словами</w:t>
             </w:r>
           </w:p>
         </w:tc>
@@ -23318,7 +22623,7 @@
                 <w:tab w:val="left" w:pos="851"/>
                 <w:tab w:val="left" w:pos="1134"/>
               </w:tabs>
-              <w:spacing w:line="360" w:lineRule="auto"/>
+              <w:spacing w:line="240" w:lineRule="auto"/>
               <w:ind w:left="0" w:right="0"/>
               <w:jc w:val="left"/>
               <w:rPr>
@@ -23349,7 +22654,7 @@
                 <w:tab w:val="left" w:pos="851"/>
                 <w:tab w:val="left" w:pos="1134"/>
               </w:tabs>
-              <w:spacing w:line="360" w:lineRule="auto"/>
+              <w:spacing w:line="240" w:lineRule="auto"/>
               <w:ind w:left="0" w:right="0"/>
               <w:jc w:val="left"/>
               <w:rPr>
@@ -23364,7 +22669,23 @@
                 <w:sz w:val="22"/>
                 <w:szCs w:val="22"/>
               </w:rPr>
-              <w:t>Проверить форму регистрации с корректными данными</w:t>
+              <w:t xml:space="preserve">Проверить форму добавления </w:t>
+            </w:r>
+            <w:r>
+              <w:rPr>
+                <w:rFonts w:cs="Times New Roman"/>
+                <w:sz w:val="22"/>
+                <w:szCs w:val="22"/>
+              </w:rPr>
+              <w:t>слова</w:t>
+            </w:r>
+            <w:r>
+              <w:rPr>
+                <w:rFonts w:cs="Times New Roman"/>
+                <w:sz w:val="22"/>
+                <w:szCs w:val="22"/>
+              </w:rPr>
+              <w:t xml:space="preserve"> с корректными данными</w:t>
             </w:r>
           </w:p>
         </w:tc>
@@ -23382,7 +22703,7 @@
                 <w:tab w:val="left" w:pos="851"/>
                 <w:tab w:val="left" w:pos="1134"/>
               </w:tabs>
-              <w:spacing w:line="360" w:lineRule="auto"/>
+              <w:spacing w:line="240" w:lineRule="auto"/>
               <w:ind w:left="0" w:right="0"/>
               <w:jc w:val="left"/>
               <w:rPr>
@@ -23411,13 +22732,13 @@
               <w:widowControl/>
               <w:numPr>
                 <w:ilvl w:val="0"/>
-                <w:numId w:val="26"/>
+                <w:numId w:val="29"/>
               </w:numPr>
               <w:tabs>
                 <w:tab w:val="left" w:pos="851"/>
                 <w:tab w:val="left" w:pos="1134"/>
               </w:tabs>
-              <w:spacing w:line="360" w:lineRule="auto"/>
+              <w:spacing w:line="240" w:lineRule="auto"/>
               <w:ind w:right="0"/>
               <w:jc w:val="left"/>
               <w:rPr>
@@ -23432,7 +22753,7 @@
                 <w:sz w:val="22"/>
                 <w:szCs w:val="22"/>
               </w:rPr>
-              <w:t>перешли на страницу с регистрации</w:t>
+              <w:t>перешли на страницу с добавлением урока в панели администратора</w:t>
             </w:r>
           </w:p>
           <w:p>
@@ -23441,13 +22762,13 @@
               <w:widowControl/>
               <w:numPr>
                 <w:ilvl w:val="0"/>
-                <w:numId w:val="26"/>
+                <w:numId w:val="29"/>
               </w:numPr>
               <w:tabs>
                 <w:tab w:val="left" w:pos="851"/>
                 <w:tab w:val="left" w:pos="1134"/>
               </w:tabs>
-              <w:spacing w:line="360" w:lineRule="auto"/>
+              <w:spacing w:line="240" w:lineRule="auto"/>
               <w:ind w:right="0"/>
               <w:jc w:val="left"/>
               <w:rPr>
@@ -23462,7 +22783,7 @@
                 <w:sz w:val="22"/>
                 <w:szCs w:val="22"/>
               </w:rPr>
-              <w:t>ввели корректные данные и нажали кнопку «войти»</w:t>
+              <w:t>ввели корректные данные и нажали кнопку «добавить»</w:t>
             </w:r>
           </w:p>
           <w:p>
@@ -23471,13 +22792,13 @@
               <w:widowControl/>
               <w:numPr>
                 <w:ilvl w:val="0"/>
-                <w:numId w:val="26"/>
+                <w:numId w:val="29"/>
               </w:numPr>
               <w:tabs>
                 <w:tab w:val="left" w:pos="851"/>
                 <w:tab w:val="left" w:pos="1134"/>
               </w:tabs>
-              <w:spacing w:line="360" w:lineRule="auto"/>
+              <w:spacing w:line="240" w:lineRule="auto"/>
               <w:ind w:right="0"/>
               <w:jc w:val="left"/>
               <w:rPr>
@@ -23501,13 +22822,13 @@
               <w:widowControl/>
               <w:numPr>
                 <w:ilvl w:val="0"/>
-                <w:numId w:val="26"/>
+                <w:numId w:val="29"/>
               </w:numPr>
               <w:tabs>
                 <w:tab w:val="left" w:pos="851"/>
                 <w:tab w:val="left" w:pos="1134"/>
               </w:tabs>
-              <w:spacing w:line="360" w:lineRule="auto"/>
+              <w:spacing w:line="240" w:lineRule="auto"/>
               <w:ind w:right="0"/>
               <w:jc w:val="left"/>
               <w:rPr>
@@ -23522,7 +22843,7 @@
                 <w:sz w:val="22"/>
                 <w:szCs w:val="22"/>
               </w:rPr>
-              <w:t>перешли на главную страницу</w:t>
+              <w:t xml:space="preserve">перешли на страницу добавления урока </w:t>
             </w:r>
           </w:p>
         </w:tc>
@@ -23540,7 +22861,7 @@
                 <w:tab w:val="left" w:pos="851"/>
                 <w:tab w:val="left" w:pos="1134"/>
               </w:tabs>
-              <w:spacing w:line="360" w:lineRule="auto"/>
+              <w:spacing w:line="240" w:lineRule="auto"/>
               <w:ind w:left="0" w:right="0"/>
               <w:jc w:val="left"/>
               <w:rPr>
@@ -23555,6 +22876,7 @@
                 <w:sz w:val="22"/>
                 <w:szCs w:val="22"/>
               </w:rPr>
+              <w:lastRenderedPageBreak/>
               <w:t>Тестовые данные</w:t>
             </w:r>
           </w:p>
@@ -23571,7 +22893,7 @@
                 <w:tab w:val="left" w:pos="851"/>
                 <w:tab w:val="left" w:pos="1134"/>
               </w:tabs>
-              <w:spacing w:line="360" w:lineRule="auto"/>
+              <w:spacing w:line="240" w:lineRule="auto"/>
               <w:ind w:left="0" w:right="0"/>
               <w:jc w:val="left"/>
               <w:rPr>
@@ -23597,73 +22919,41 @@
                 <w:tab w:val="left" w:pos="851"/>
                 <w:tab w:val="left" w:pos="1134"/>
               </w:tabs>
-              <w:spacing w:line="360" w:lineRule="auto"/>
+              <w:spacing w:line="240" w:lineRule="auto"/>
               <w:ind w:left="0" w:right="0"/>
               <w:jc w:val="left"/>
               <w:rPr>
                 <w:rFonts w:cs="Times New Roman"/>
                 <w:sz w:val="22"/>
                 <w:szCs w:val="22"/>
-              </w:rPr>
-            </w:pPr>
-            <w:r>
-              <w:rPr>
-                <w:rFonts w:cs="Times New Roman"/>
-                <w:sz w:val="22"/>
-                <w:szCs w:val="22"/>
-              </w:rPr>
-              <w:t xml:space="preserve">Почта: </w:t>
-            </w:r>
-            <w:hyperlink r:id="rId26" w:history="1">
-              <w:r>
-                <w:rPr>
-                  <w:rStyle w:val="ac"/>
-                  <w:rFonts w:cs="Times New Roman"/>
-                  <w:sz w:val="22"/>
-                  <w:szCs w:val="22"/>
-                  <w:lang w:val="en-US"/>
-                </w:rPr>
-                <w:t>ramazan</w:t>
-              </w:r>
-              <w:r>
-                <w:rPr>
-                  <w:rStyle w:val="ac"/>
-                  <w:rFonts w:cs="Times New Roman"/>
-                  <w:sz w:val="22"/>
-                  <w:szCs w:val="22"/>
-                </w:rPr>
-                <w:t>67@</w:t>
-              </w:r>
-              <w:r>
-                <w:rPr>
-                  <w:rStyle w:val="ac"/>
-                  <w:rFonts w:cs="Times New Roman"/>
-                  <w:sz w:val="22"/>
-                  <w:szCs w:val="22"/>
-                  <w:lang w:val="en-US"/>
-                </w:rPr>
-                <w:t>gmail</w:t>
-              </w:r>
-              <w:r>
-                <w:rPr>
-                  <w:rStyle w:val="ac"/>
-                  <w:rFonts w:cs="Times New Roman"/>
-                  <w:sz w:val="22"/>
-                  <w:szCs w:val="22"/>
-                </w:rPr>
-                <w:t>.</w:t>
-              </w:r>
-              <w:r>
-                <w:rPr>
-                  <w:rStyle w:val="ac"/>
-                  <w:rFonts w:cs="Times New Roman"/>
-                  <w:sz w:val="22"/>
-                  <w:szCs w:val="22"/>
-                  <w:lang w:val="en-US"/>
-                </w:rPr>
-                <w:t>com</w:t>
-              </w:r>
-            </w:hyperlink>
+                <w:lang w:val="en-US"/>
+              </w:rPr>
+            </w:pPr>
+            <w:r>
+              <w:rPr>
+                <w:rFonts w:cs="Times New Roman"/>
+                <w:sz w:val="22"/>
+                <w:szCs w:val="22"/>
+              </w:rPr>
+              <w:t>Слово</w:t>
+            </w:r>
+            <w:r>
+              <w:rPr>
+                <w:rFonts w:cs="Times New Roman"/>
+                <w:sz w:val="22"/>
+                <w:szCs w:val="22"/>
+              </w:rPr>
+              <w:t xml:space="preserve">: </w:t>
+            </w:r>
+            <w:r>
+              <w:rPr>
+                <w:rFonts w:cs="Times New Roman"/>
+                <w:sz w:val="22"/>
+                <w:szCs w:val="22"/>
+                <w:lang w:val="en-US"/>
+              </w:rPr>
+              <w:t>night</w:t>
+            </w:r>
           </w:p>
           <w:p>
             <w:pPr>
@@ -23673,7 +22963,7 @@
                 <w:tab w:val="left" w:pos="851"/>
                 <w:tab w:val="left" w:pos="1134"/>
               </w:tabs>
-              <w:spacing w:line="360" w:lineRule="auto"/>
+              <w:spacing w:line="240" w:lineRule="auto"/>
               <w:ind w:left="0" w:right="0"/>
               <w:jc w:val="left"/>
               <w:rPr>
@@ -23689,16 +22979,27 @@
                 <w:sz w:val="22"/>
                 <w:szCs w:val="22"/>
               </w:rPr>
-              <w:t>Пароль: ramazan67</w:t>
-            </w:r>
-          </w:p>
-        </w:tc>
-      </w:tr>
-      <w:tr>
-        <w:tc>
-          <w:tcPr>
-            <w:tcW w:w="2972" w:type="dxa"/>
-          </w:tcPr>
+              <w:t>Транскрипция</w:t>
+            </w:r>
+            <w:r>
+              <w:rPr>
+                <w:rFonts w:cs="Times New Roman"/>
+                <w:sz w:val="22"/>
+                <w:szCs w:val="22"/>
+                <w:lang w:val="en-US"/>
+              </w:rPr>
+              <w:t xml:space="preserve">: </w:t>
+            </w:r>
+            <w:r>
+              <w:rPr>
+                <w:rFonts w:cs="Times New Roman"/>
+                <w:sz w:val="22"/>
+                <w:szCs w:val="22"/>
+                <w:lang w:val="en-US"/>
+              </w:rPr>
+              <w:t>naɪt</w:t>
+            </w:r>
+          </w:p>
           <w:p>
             <w:pPr>
               <w:pStyle w:val="af2"/>
@@ -23707,7 +23008,7 @@
                 <w:tab w:val="left" w:pos="851"/>
                 <w:tab w:val="left" w:pos="1134"/>
               </w:tabs>
-              <w:spacing w:line="360" w:lineRule="auto"/>
+              <w:spacing w:line="240" w:lineRule="auto"/>
               <w:ind w:left="0" w:right="0"/>
               <w:jc w:val="left"/>
               <w:rPr>
@@ -23722,14 +23023,9 @@
                 <w:sz w:val="22"/>
                 <w:szCs w:val="22"/>
               </w:rPr>
-              <w:t>Ожидаемый результат</w:t>
-            </w:r>
-          </w:p>
-        </w:tc>
-        <w:tc>
-          <w:tcPr>
-            <w:tcW w:w="6656" w:type="dxa"/>
-          </w:tcPr>
+              <w:t>Перевод: ночь</w:t>
+            </w:r>
+          </w:p>
           <w:p>
             <w:pPr>
               <w:pStyle w:val="af2"/>
@@ -23738,7 +23034,7 @@
                 <w:tab w:val="left" w:pos="851"/>
                 <w:tab w:val="left" w:pos="1134"/>
               </w:tabs>
-              <w:spacing w:line="360" w:lineRule="auto"/>
+              <w:spacing w:line="240" w:lineRule="auto"/>
               <w:ind w:left="0" w:right="0"/>
               <w:jc w:val="left"/>
               <w:rPr>
@@ -23753,7 +23049,7 @@
                 <w:sz w:val="22"/>
                 <w:szCs w:val="22"/>
               </w:rPr>
-              <w:t>При попытке регистрации с корректными данными должно появится уведомление об успехе, после чего переместить на главную страницу</w:t>
+              <w:t>Язык: английский</w:t>
             </w:r>
           </w:p>
         </w:tc>
@@ -23771,7 +23067,7 @@
                 <w:tab w:val="left" w:pos="851"/>
                 <w:tab w:val="left" w:pos="1134"/>
               </w:tabs>
-              <w:spacing w:line="360" w:lineRule="auto"/>
+              <w:spacing w:line="240" w:lineRule="auto"/>
               <w:ind w:left="0" w:right="0"/>
               <w:jc w:val="left"/>
               <w:rPr>
@@ -23786,7 +23082,7 @@
                 <w:sz w:val="22"/>
                 <w:szCs w:val="22"/>
               </w:rPr>
-              <w:t>Фактический результат</w:t>
+              <w:t>Ожидаемый результат</w:t>
             </w:r>
           </w:p>
         </w:tc>
@@ -23802,7 +23098,7 @@
                 <w:tab w:val="left" w:pos="851"/>
                 <w:tab w:val="left" w:pos="1134"/>
               </w:tabs>
-              <w:spacing w:line="360" w:lineRule="auto"/>
+              <w:spacing w:line="240" w:lineRule="auto"/>
               <w:ind w:left="0" w:right="0"/>
               <w:jc w:val="left"/>
               <w:rPr>
@@ -23817,7 +23113,95 @@
                 <w:sz w:val="22"/>
                 <w:szCs w:val="22"/>
               </w:rPr>
-              <w:t>При попытке регистрации с корректными данными должно появится уведомление об успехе «Вы вошли»</w:t>
+              <w:t xml:space="preserve">При попытке добавления </w:t>
+            </w:r>
+            <w:r>
+              <w:rPr>
+                <w:rFonts w:cs="Times New Roman"/>
+                <w:sz w:val="22"/>
+                <w:szCs w:val="22"/>
+              </w:rPr>
+              <w:t>слова</w:t>
+            </w:r>
+            <w:r>
+              <w:rPr>
+                <w:rFonts w:cs="Times New Roman"/>
+                <w:sz w:val="22"/>
+                <w:szCs w:val="22"/>
+              </w:rPr>
+              <w:t xml:space="preserve"> с корректными данными должно появится уведомление об успехе, после чего переместить на страницу добавления </w:t>
+            </w:r>
+            <w:r>
+              <w:rPr>
+                <w:rFonts w:cs="Times New Roman"/>
+                <w:sz w:val="22"/>
+                <w:szCs w:val="22"/>
+              </w:rPr>
+              <w:t>слова</w:t>
+            </w:r>
+          </w:p>
+        </w:tc>
+      </w:tr>
+      <w:tr>
+        <w:tc>
+          <w:tcPr>
+            <w:tcW w:w="2972" w:type="dxa"/>
+          </w:tcPr>
+          <w:p>
+            <w:pPr>
+              <w:pStyle w:val="af2"/>
+              <w:widowControl/>
+              <w:tabs>
+                <w:tab w:val="left" w:pos="851"/>
+                <w:tab w:val="left" w:pos="1134"/>
+              </w:tabs>
+              <w:spacing w:line="240" w:lineRule="auto"/>
+              <w:ind w:left="0" w:right="0"/>
+              <w:jc w:val="left"/>
+              <w:rPr>
+                <w:rFonts w:cs="Times New Roman"/>
+                <w:sz w:val="22"/>
+                <w:szCs w:val="22"/>
+              </w:rPr>
+            </w:pPr>
+            <w:r>
+              <w:rPr>
+                <w:rFonts w:cs="Times New Roman"/>
+                <w:sz w:val="22"/>
+                <w:szCs w:val="22"/>
+              </w:rPr>
+              <w:t>Фактический результат</w:t>
+            </w:r>
+          </w:p>
+        </w:tc>
+        <w:tc>
+          <w:tcPr>
+            <w:tcW w:w="6656" w:type="dxa"/>
+          </w:tcPr>
+          <w:p>
+            <w:pPr>
+              <w:pStyle w:val="af2"/>
+              <w:widowControl/>
+              <w:tabs>
+                <w:tab w:val="left" w:pos="851"/>
+                <w:tab w:val="left" w:pos="1134"/>
+              </w:tabs>
+              <w:spacing w:line="240" w:lineRule="auto"/>
+              <w:ind w:left="0" w:right="0"/>
+              <w:jc w:val="left"/>
+              <w:rPr>
+                <w:rFonts w:cs="Times New Roman"/>
+                <w:sz w:val="22"/>
+                <w:szCs w:val="22"/>
+              </w:rPr>
+            </w:pPr>
+            <w:r>
+              <w:rPr>
+                <w:rFonts w:cs="Times New Roman"/>
+                <w:sz w:val="22"/>
+                <w:szCs w:val="22"/>
+              </w:rPr>
+              <w:t>При попытке регистрации с корректными данными появилось уведомление об успехе «Добавлено»</w:t>
             </w:r>
           </w:p>
         </w:tc>
@@ -23831,8 +23215,67 @@
           <w:tab w:val="left" w:pos="851"/>
           <w:tab w:val="left" w:pos="1134"/>
         </w:tabs>
+        <w:spacing w:before="120" w:line="360" w:lineRule="auto"/>
+        <w:ind w:left="0" w:right="0" w:firstLine="567"/>
+        <w:jc w:val="center"/>
+        <w:rPr>
+          <w:rFonts w:cs="Times New Roman"/>
+          <w:szCs w:val="28"/>
+        </w:rPr>
+      </w:pPr>
+      <w:r>
+        <w:rPr>
+          <w:rFonts w:cs="Times New Roman"/>
+          <w:szCs w:val="28"/>
+        </w:rPr>
+        <w:drawing>
+          <wp:inline distT="0" distB="0" distL="0" distR="0" wp14:anchorId="23D3B870" wp14:editId="7A4FEE18">
+            <wp:extent cx="4002215" cy="1343025"/>
+            <wp:effectExtent l="0" t="0" r="0" b="0"/>
+            <wp:docPr id="62" name="Рисунок 62"/>
+            <wp:cNvGraphicFramePr>
+              <a:graphicFrameLocks xmlns:a="http://schemas.openxmlformats.org/drawingml/2006/main" noChangeAspect="1"/>
+            </wp:cNvGraphicFramePr>
+            <a:graphic xmlns:a="http://schemas.openxmlformats.org/drawingml/2006/main">
+              <a:graphicData uri="http://schemas.openxmlformats.org/drawingml/2006/picture">
+                <pic:pic xmlns:pic="http://schemas.openxmlformats.org/drawingml/2006/picture">
+                  <pic:nvPicPr>
+                    <pic:cNvPr id="1" name=""/>
+                    <pic:cNvPicPr/>
+                  </pic:nvPicPr>
+                  <pic:blipFill>
+                    <a:blip r:embed="rId25"/>
+                    <a:stretch>
+                      <a:fillRect/>
+                    </a:stretch>
+                  </pic:blipFill>
+                  <pic:spPr>
+                    <a:xfrm>
+                      <a:off x="0" y="0"/>
+                      <a:ext cx="4069923" cy="1365746"/>
+                    </a:xfrm>
+                    <a:prstGeom prst="rect">
+                      <a:avLst/>
+                    </a:prstGeom>
+                  </pic:spPr>
+                </pic:pic>
+              </a:graphicData>
+            </a:graphic>
+          </wp:inline>
+        </w:drawing>
+      </w:r>
+    </w:p>
+    <w:p>
+      <w:pPr>
+        <w:pStyle w:val="af2"/>
+        <w:widowControl/>
+        <w:tabs>
+          <w:tab w:val="left" w:pos="851"/>
+          <w:tab w:val="left" w:pos="1134"/>
+        </w:tabs>
         <w:spacing w:line="360" w:lineRule="auto"/>
         <w:ind w:left="0" w:right="0" w:firstLine="567"/>
+        <w:jc w:val="center"/>
         <w:rPr>
           <w:rFonts w:cs="Times New Roman"/>
           <w:szCs w:val="28"/>
@@ -23843,8 +23286,58 @@
           <w:rFonts w:cs="Times New Roman"/>
           <w:szCs w:val="28"/>
         </w:rPr>
-        <w:lastRenderedPageBreak/>
-        <w:t>Тестирование регистрации на данных контрольного примера представлено в таблице 2.2.1</w:t>
+        <w:t>Рисунок 2.2.</w:t>
+      </w:r>
+      <w:r>
+        <w:rPr>
+          <w:rFonts w:cs="Times New Roman"/>
+          <w:szCs w:val="28"/>
+        </w:rPr>
+        <w:t>5</w:t>
+      </w:r>
+      <w:r>
+        <w:rPr>
+          <w:rFonts w:cs="Times New Roman"/>
+          <w:szCs w:val="28"/>
+        </w:rPr>
+        <w:t xml:space="preserve"> –</w:t>
+      </w:r>
+      <w:r>
+        <w:rPr>
+          <w:rFonts w:cs="Times New Roman"/>
+          <w:szCs w:val="28"/>
+        </w:rPr>
+        <w:t xml:space="preserve"> Уведомление о добавление слова</w:t>
+      </w:r>
+    </w:p>
+    <w:p>
+      <w:pPr>
+        <w:pStyle w:val="af2"/>
+        <w:widowControl/>
+        <w:tabs>
+          <w:tab w:val="left" w:pos="851"/>
+          <w:tab w:val="left" w:pos="1134"/>
+        </w:tabs>
+        <w:spacing w:line="360" w:lineRule="auto"/>
+        <w:ind w:left="0" w:right="0" w:firstLine="567"/>
+        <w:rPr>
+          <w:rFonts w:cs="Times New Roman"/>
+          <w:szCs w:val="28"/>
+        </w:rPr>
+      </w:pPr>
+      <w:r>
+        <w:rPr>
+          <w:rFonts w:cs="Times New Roman"/>
+          <w:szCs w:val="28"/>
+        </w:rPr>
+        <w:t>Тестирование регистрации на данных контрольного прим</w:t>
+      </w:r>
+      <w:r>
+        <w:rPr>
+          <w:rFonts w:cs="Times New Roman"/>
+          <w:szCs w:val="28"/>
+        </w:rPr>
+        <w:t>ера представлено в таблице 2.2.6</w:t>
       </w:r>
     </w:p>
     <w:tbl>
@@ -23870,7 +23363,7 @@
                 <w:tab w:val="left" w:pos="851"/>
                 <w:tab w:val="left" w:pos="1134"/>
               </w:tabs>
-              <w:spacing w:line="360" w:lineRule="auto"/>
+              <w:spacing w:line="240" w:lineRule="auto"/>
               <w:ind w:left="0" w:right="0"/>
               <w:jc w:val="left"/>
               <w:rPr>
@@ -23901,7 +23394,7 @@
                 <w:tab w:val="left" w:pos="851"/>
                 <w:tab w:val="left" w:pos="1134"/>
               </w:tabs>
-              <w:spacing w:line="360" w:lineRule="auto"/>
+              <w:spacing w:line="240" w:lineRule="auto"/>
               <w:ind w:left="0" w:right="0"/>
               <w:jc w:val="left"/>
               <w:rPr>
@@ -23934,7 +23427,7 @@
                 <w:tab w:val="left" w:pos="851"/>
                 <w:tab w:val="left" w:pos="1134"/>
               </w:tabs>
-              <w:spacing w:line="360" w:lineRule="auto"/>
+              <w:spacing w:line="240" w:lineRule="auto"/>
               <w:ind w:left="0" w:right="0"/>
               <w:jc w:val="left"/>
               <w:rPr>
@@ -23965,7 +23458,7 @@
                 <w:tab w:val="left" w:pos="851"/>
                 <w:tab w:val="left" w:pos="1134"/>
               </w:tabs>
-              <w:spacing w:line="360" w:lineRule="auto"/>
+              <w:spacing w:line="240" w:lineRule="auto"/>
               <w:ind w:left="0" w:right="0"/>
               <w:jc w:val="left"/>
               <w:rPr>
@@ -23998,7 +23491,7 @@
                 <w:tab w:val="left" w:pos="851"/>
                 <w:tab w:val="left" w:pos="1134"/>
               </w:tabs>
-              <w:spacing w:line="360" w:lineRule="auto"/>
+              <w:spacing w:line="240" w:lineRule="auto"/>
               <w:ind w:left="0" w:right="0"/>
               <w:jc w:val="left"/>
               <w:rPr>
@@ -24013,15 +23506,7 @@
                 <w:sz w:val="22"/>
                 <w:szCs w:val="22"/>
               </w:rPr>
-              <w:t>Приоритет тестирования (Малый/Средний/Высокий</w:t>
-            </w:r>
-            <w:r>
-              <w:rPr>
-                <w:rFonts w:cs="Times New Roman"/>
-                <w:sz w:val="22"/>
-                <w:szCs w:val="22"/>
-              </w:rPr>
-              <w:t>)</w:t>
+              <w:t>Приоритет тестирования (Малый/Средний/Высокий)</w:t>
             </w:r>
           </w:p>
         </w:tc>
@@ -24037,7 +23522,7 @@
                 <w:tab w:val="left" w:pos="851"/>
                 <w:tab w:val="left" w:pos="1134"/>
               </w:tabs>
-              <w:spacing w:line="360" w:lineRule="auto"/>
+              <w:spacing w:line="240" w:lineRule="auto"/>
               <w:ind w:left="0" w:right="0"/>
               <w:jc w:val="left"/>
               <w:rPr>
@@ -24070,7 +23555,7 @@
                 <w:tab w:val="left" w:pos="851"/>
                 <w:tab w:val="left" w:pos="1134"/>
               </w:tabs>
-              <w:spacing w:line="360" w:lineRule="auto"/>
+              <w:spacing w:line="240" w:lineRule="auto"/>
               <w:ind w:left="0" w:right="0"/>
               <w:jc w:val="left"/>
               <w:rPr>
@@ -24101,7 +23586,7 @@
                 <w:tab w:val="left" w:pos="851"/>
                 <w:tab w:val="left" w:pos="1134"/>
               </w:tabs>
-              <w:spacing w:line="360" w:lineRule="auto"/>
+              <w:spacing w:line="240" w:lineRule="auto"/>
               <w:ind w:left="0" w:right="0"/>
               <w:jc w:val="left"/>
               <w:rPr>
@@ -24116,7 +23601,31 @@
                 <w:sz w:val="22"/>
                 <w:szCs w:val="22"/>
               </w:rPr>
-              <w:t>Проверка регистрации с корректными почтой, логином и паролем</w:t>
+              <w:t xml:space="preserve">Проверка </w:t>
+            </w:r>
+            <w:r>
+              <w:rPr>
+                <w:rFonts w:cs="Times New Roman"/>
+                <w:sz w:val="22"/>
+                <w:szCs w:val="22"/>
+              </w:rPr>
+              <w:t>изменение аватарки профиля</w:t>
+            </w:r>
+            <w:r>
+              <w:rPr>
+                <w:rFonts w:cs="Times New Roman"/>
+                <w:sz w:val="22"/>
+                <w:szCs w:val="22"/>
+              </w:rPr>
+              <w:t xml:space="preserve"> с корректными </w:t>
+            </w:r>
+            <w:r>
+              <w:rPr>
+                <w:rFonts w:cs="Times New Roman"/>
+                <w:sz w:val="22"/>
+                <w:szCs w:val="22"/>
+              </w:rPr>
+              <w:t>файлами</w:t>
             </w:r>
           </w:p>
         </w:tc>
@@ -24134,7 +23643,7 @@
                 <w:tab w:val="left" w:pos="851"/>
                 <w:tab w:val="left" w:pos="1134"/>
               </w:tabs>
-              <w:spacing w:line="360" w:lineRule="auto"/>
+              <w:spacing w:line="240" w:lineRule="auto"/>
               <w:ind w:left="0" w:right="0"/>
               <w:jc w:val="left"/>
               <w:rPr>
@@ -24165,7 +23674,7 @@
                 <w:tab w:val="left" w:pos="851"/>
                 <w:tab w:val="left" w:pos="1134"/>
               </w:tabs>
-              <w:spacing w:line="360" w:lineRule="auto"/>
+              <w:spacing w:line="240" w:lineRule="auto"/>
               <w:ind w:left="0" w:right="0"/>
               <w:jc w:val="left"/>
               <w:rPr>
@@ -24180,7 +23689,15 @@
                 <w:sz w:val="22"/>
                 <w:szCs w:val="22"/>
               </w:rPr>
-              <w:t>Проверить форму регистрации с корректными данными</w:t>
+              <w:t xml:space="preserve">Проверить </w:t>
+            </w:r>
+            <w:r>
+              <w:rPr>
+                <w:rFonts w:cs="Times New Roman"/>
+                <w:sz w:val="22"/>
+                <w:szCs w:val="22"/>
+              </w:rPr>
+              <w:t>изменение аватарки профиля</w:t>
             </w:r>
           </w:p>
         </w:tc>
@@ -24198,7 +23715,7 @@
                 <w:tab w:val="left" w:pos="851"/>
                 <w:tab w:val="left" w:pos="1134"/>
               </w:tabs>
-              <w:spacing w:line="360" w:lineRule="auto"/>
+              <w:spacing w:line="240" w:lineRule="auto"/>
               <w:ind w:left="0" w:right="0"/>
               <w:jc w:val="left"/>
               <w:rPr>
@@ -24233,7 +23750,7 @@
                 <w:tab w:val="left" w:pos="851"/>
                 <w:tab w:val="left" w:pos="1134"/>
               </w:tabs>
-              <w:spacing w:line="360" w:lineRule="auto"/>
+              <w:spacing w:line="240" w:lineRule="auto"/>
               <w:ind w:right="0"/>
               <w:jc w:val="left"/>
               <w:rPr>
@@ -24248,7 +23765,7 @@
                 <w:sz w:val="22"/>
                 <w:szCs w:val="22"/>
               </w:rPr>
-              <w:t>перешли на страницу с регистрации</w:t>
+              <w:t>вошли в профиль</w:t>
             </w:r>
           </w:p>
           <w:p>
@@ -24263,7 +23780,7 @@
                 <w:tab w:val="left" w:pos="851"/>
                 <w:tab w:val="left" w:pos="1134"/>
               </w:tabs>
-              <w:spacing w:line="360" w:lineRule="auto"/>
+              <w:spacing w:line="240" w:lineRule="auto"/>
               <w:ind w:right="0"/>
               <w:jc w:val="left"/>
               <w:rPr>
@@ -24278,7 +23795,7 @@
                 <w:sz w:val="22"/>
                 <w:szCs w:val="22"/>
               </w:rPr>
-              <w:t>ввели корректные данные и нажали кнопку «войти»</w:t>
+              <w:t>нажать на аватарку</w:t>
             </w:r>
           </w:p>
           <w:p>
@@ -24293,7 +23810,7 @@
                 <w:tab w:val="left" w:pos="851"/>
                 <w:tab w:val="left" w:pos="1134"/>
               </w:tabs>
-              <w:spacing w:line="360" w:lineRule="auto"/>
+              <w:spacing w:line="240" w:lineRule="auto"/>
               <w:ind w:right="0"/>
               <w:jc w:val="left"/>
               <w:rPr>
@@ -24308,7 +23825,7 @@
                 <w:sz w:val="22"/>
                 <w:szCs w:val="22"/>
               </w:rPr>
-              <w:t>на странице появилось уведомление</w:t>
+              <w:t>в открышемся окне выбрать изображенне</w:t>
             </w:r>
           </w:p>
           <w:p>
@@ -24323,7 +23840,7 @@
                 <w:tab w:val="left" w:pos="851"/>
                 <w:tab w:val="left" w:pos="1134"/>
               </w:tabs>
-              <w:spacing w:line="360" w:lineRule="auto"/>
+              <w:spacing w:line="240" w:lineRule="auto"/>
               <w:ind w:right="0"/>
               <w:jc w:val="left"/>
               <w:rPr>
@@ -24338,7 +23855,45 @@
                 <w:sz w:val="22"/>
                 <w:szCs w:val="22"/>
               </w:rPr>
-              <w:t>перешли на главную страницу</w:t>
+              <w:t>на странице появилось уведомление</w:t>
+            </w:r>
+          </w:p>
+          <w:p>
+            <w:pPr>
+              <w:pStyle w:val="af2"/>
+              <w:widowControl/>
+              <w:numPr>
+                <w:ilvl w:val="0"/>
+                <w:numId w:val="27"/>
+              </w:numPr>
+              <w:tabs>
+                <w:tab w:val="left" w:pos="851"/>
+                <w:tab w:val="left" w:pos="1134"/>
+              </w:tabs>
+              <w:spacing w:line="240" w:lineRule="auto"/>
+              <w:ind w:right="0"/>
+              <w:jc w:val="left"/>
+              <w:rPr>
+                <w:rFonts w:cs="Times New Roman"/>
+                <w:sz w:val="22"/>
+                <w:szCs w:val="22"/>
+              </w:rPr>
+            </w:pPr>
+            <w:r>
+              <w:rPr>
+                <w:rFonts w:cs="Times New Roman"/>
+                <w:sz w:val="22"/>
+                <w:szCs w:val="22"/>
+              </w:rPr>
+              <w:t>перешли на страницу</w:t>
+            </w:r>
+            <w:r>
+              <w:rPr>
+                <w:rFonts w:cs="Times New Roman"/>
+                <w:sz w:val="22"/>
+                <w:szCs w:val="22"/>
+              </w:rPr>
+              <w:t xml:space="preserve"> профиля</w:t>
             </w:r>
           </w:p>
         </w:tc>
@@ -24356,7 +23911,7 @@
                 <w:tab w:val="left" w:pos="851"/>
                 <w:tab w:val="left" w:pos="1134"/>
               </w:tabs>
-              <w:spacing w:line="360" w:lineRule="auto"/>
+              <w:spacing w:line="240" w:lineRule="auto"/>
               <w:ind w:left="0" w:right="0"/>
               <w:jc w:val="left"/>
               <w:rPr>
@@ -24387,7 +23942,7 @@
                 <w:tab w:val="left" w:pos="851"/>
                 <w:tab w:val="left" w:pos="1134"/>
               </w:tabs>
-              <w:spacing w:line="360" w:lineRule="auto"/>
+              <w:spacing w:line="240" w:lineRule="auto"/>
               <w:ind w:left="0" w:right="0"/>
               <w:jc w:val="left"/>
               <w:rPr>
@@ -24413,74 +23968,41 @@
                 <w:tab w:val="left" w:pos="851"/>
                 <w:tab w:val="left" w:pos="1134"/>
               </w:tabs>
-              <w:spacing w:line="360" w:lineRule="auto"/>
+              <w:spacing w:line="240" w:lineRule="auto"/>
               <w:ind w:left="0" w:right="0"/>
               <w:jc w:val="left"/>
               <w:rPr>
                 <w:rFonts w:cs="Times New Roman"/>
                 <w:sz w:val="22"/>
                 <w:szCs w:val="22"/>
-              </w:rPr>
-            </w:pPr>
-            <w:r>
-              <w:rPr>
-                <w:rFonts w:cs="Times New Roman"/>
-                <w:sz w:val="22"/>
-                <w:szCs w:val="22"/>
-              </w:rPr>
-              <w:t xml:space="preserve">Почта: </w:t>
-            </w:r>
-            <w:hyperlink r:id="rId27" w:history="1">
-              <w:r>
-                <w:rPr>
-                  <w:rStyle w:val="ac"/>
-                  <w:rFonts w:cs="Times New Roman"/>
-                  <w:sz w:val="22"/>
-                  <w:szCs w:val="22"/>
-                  <w:lang w:val="en-US"/>
-                </w:rPr>
-                <w:t>ramazan</w:t>
-              </w:r>
-              <w:r>
-                <w:rPr>
-                  <w:rStyle w:val="ac"/>
-                  <w:rFonts w:cs="Times New Roman"/>
-                  <w:sz w:val="22"/>
-                  <w:szCs w:val="22"/>
-                </w:rPr>
-                <w:t>67@</w:t>
-              </w:r>
-              <w:r>
-                <w:rPr>
-                  <w:rStyle w:val="ac"/>
-                  <w:rFonts w:cs="Times New Roman"/>
-                  <w:sz w:val="22"/>
-                  <w:szCs w:val="22"/>
-                  <w:lang w:val="en-US"/>
-                </w:rPr>
-                <w:t>gmail</w:t>
-              </w:r>
-              <w:r>
-                <w:rPr>
-                  <w:rStyle w:val="ac"/>
-                  <w:rFonts w:cs="Times New Roman"/>
-                  <w:sz w:val="22"/>
-                  <w:szCs w:val="22"/>
-                </w:rPr>
-                <w:t>.</w:t>
-              </w:r>
-              <w:r>
-                <w:rPr>
-                  <w:rStyle w:val="ac"/>
-                  <w:rFonts w:cs="Times New Roman"/>
-                  <w:sz w:val="22"/>
-                  <w:szCs w:val="22"/>
-                  <w:lang w:val="en-US"/>
-                </w:rPr>
-                <w:t>com</w:t>
-              </w:r>
-            </w:hyperlink>
-          </w:p>
+                <w:lang w:val="en-US"/>
+              </w:rPr>
+            </w:pPr>
+            <w:r>
+              <w:rPr>
+                <w:rFonts w:cs="Times New Roman"/>
+                <w:sz w:val="22"/>
+                <w:szCs w:val="22"/>
+              </w:rPr>
+              <w:t xml:space="preserve">Изображение: тип файла </w:t>
+            </w:r>
+            <w:r>
+              <w:rPr>
+                <w:rFonts w:cs="Times New Roman"/>
+                <w:sz w:val="22"/>
+                <w:szCs w:val="22"/>
+                <w:lang w:val="en-US"/>
+              </w:rPr>
+              <w:t>png, jpg, gif</w:t>
+            </w:r>
+          </w:p>
+        </w:tc>
+      </w:tr>
+      <w:tr>
+        <w:tc>
+          <w:tcPr>
+            <w:tcW w:w="2972" w:type="dxa"/>
+          </w:tcPr>
           <w:p>
             <w:pPr>
               <w:pStyle w:val="af2"/>
@@ -24489,31 +24011,28 @@
                 <w:tab w:val="left" w:pos="851"/>
                 <w:tab w:val="left" w:pos="1134"/>
               </w:tabs>
-              <w:spacing w:line="360" w:lineRule="auto"/>
+              <w:spacing w:line="240" w:lineRule="auto"/>
               <w:ind w:left="0" w:right="0"/>
               <w:jc w:val="left"/>
               <w:rPr>
                 <w:rFonts w:cs="Times New Roman"/>
                 <w:sz w:val="22"/>
                 <w:szCs w:val="22"/>
-                <w:lang w:val="en-US"/>
-              </w:rPr>
-            </w:pPr>
-            <w:r>
-              <w:rPr>
-                <w:rFonts w:cs="Times New Roman"/>
-                <w:sz w:val="22"/>
-                <w:szCs w:val="22"/>
-              </w:rPr>
-              <w:t>Пароль: ramazan67</w:t>
-            </w:r>
-          </w:p>
-        </w:tc>
-      </w:tr>
-      <w:tr>
-        <w:tc>
-          <w:tcPr>
-            <w:tcW w:w="2972" w:type="dxa"/>
+              </w:rPr>
+            </w:pPr>
+            <w:r>
+              <w:rPr>
+                <w:rFonts w:cs="Times New Roman"/>
+                <w:sz w:val="22"/>
+                <w:szCs w:val="22"/>
+              </w:rPr>
+              <w:t>Ожидаемый результат</w:t>
+            </w:r>
+          </w:p>
+        </w:tc>
+        <w:tc>
+          <w:tcPr>
+            <w:tcW w:w="6656" w:type="dxa"/>
           </w:tcPr>
           <w:p>
             <w:pPr>
@@ -24523,7 +24042,7 @@
                 <w:tab w:val="left" w:pos="851"/>
                 <w:tab w:val="left" w:pos="1134"/>
               </w:tabs>
-              <w:spacing w:line="360" w:lineRule="auto"/>
+              <w:spacing w:line="240" w:lineRule="auto"/>
               <w:ind w:left="0" w:right="0"/>
               <w:jc w:val="left"/>
               <w:rPr>
@@ -24538,13 +24057,63 @@
                 <w:sz w:val="22"/>
                 <w:szCs w:val="22"/>
               </w:rPr>
-              <w:t>Ожидаемый результат</w:t>
-            </w:r>
-          </w:p>
-        </w:tc>
-        <w:tc>
-          <w:tcPr>
-            <w:tcW w:w="6656" w:type="dxa"/>
+              <w:t xml:space="preserve">При попытке </w:t>
+            </w:r>
+            <w:r>
+              <w:rPr>
+                <w:rFonts w:cs="Times New Roman"/>
+                <w:sz w:val="22"/>
+                <w:szCs w:val="22"/>
+              </w:rPr>
+              <w:t>добавления аватарки</w:t>
+            </w:r>
+            <w:r>
+              <w:rPr>
+                <w:rFonts w:cs="Times New Roman"/>
+                <w:sz w:val="22"/>
+                <w:szCs w:val="22"/>
+              </w:rPr>
+              <w:t xml:space="preserve"> с </w:t>
+            </w:r>
+            <w:r>
+              <w:rPr>
+                <w:rFonts w:cs="Times New Roman"/>
+                <w:sz w:val="22"/>
+                <w:szCs w:val="22"/>
+              </w:rPr>
+              <w:t xml:space="preserve">корректым изображением </w:t>
+            </w:r>
+            <w:r>
+              <w:rPr>
+                <w:rFonts w:cs="Times New Roman"/>
+                <w:sz w:val="22"/>
+                <w:szCs w:val="22"/>
+              </w:rPr>
+              <w:t xml:space="preserve">должно появится уведомление об успехе, после чего переместить </w:t>
+            </w:r>
+            <w:r>
+              <w:rPr>
+                <w:rFonts w:cs="Times New Roman"/>
+                <w:sz w:val="22"/>
+                <w:szCs w:val="22"/>
+              </w:rPr>
+              <w:t>на страницу</w:t>
+            </w:r>
+            <w:r>
+              <w:rPr>
+                <w:rFonts w:cs="Times New Roman"/>
+                <w:sz w:val="22"/>
+                <w:szCs w:val="22"/>
+              </w:rPr>
+              <w:t xml:space="preserve"> профиля</w:t>
+            </w:r>
+          </w:p>
+        </w:tc>
+      </w:tr>
+      <w:tr>
+        <w:tc>
+          <w:tcPr>
+            <w:tcW w:w="2972" w:type="dxa"/>
           </w:tcPr>
           <w:p>
             <w:pPr>
@@ -24554,7 +24123,7 @@
                 <w:tab w:val="left" w:pos="851"/>
                 <w:tab w:val="left" w:pos="1134"/>
               </w:tabs>
-              <w:spacing w:line="360" w:lineRule="auto"/>
+              <w:spacing w:line="240" w:lineRule="auto"/>
               <w:ind w:left="0" w:right="0"/>
               <w:jc w:val="left"/>
               <w:rPr>
@@ -24569,15 +24138,13 @@
                 <w:sz w:val="22"/>
                 <w:szCs w:val="22"/>
               </w:rPr>
-              <w:t>При попытке регистрации с корректными данными должно появится уведомление об успехе, после чего переместить на главную страницу</w:t>
-            </w:r>
-          </w:p>
-        </w:tc>
-      </w:tr>
-      <w:tr>
-        <w:tc>
-          <w:tcPr>
-            <w:tcW w:w="2972" w:type="dxa"/>
+              <w:t>Фактический результат</w:t>
+            </w:r>
+          </w:p>
+        </w:tc>
+        <w:tc>
+          <w:tcPr>
+            <w:tcW w:w="6656" w:type="dxa"/>
           </w:tcPr>
           <w:p>
             <w:pPr>
@@ -24587,7 +24154,7 @@
                 <w:tab w:val="left" w:pos="851"/>
                 <w:tab w:val="left" w:pos="1134"/>
               </w:tabs>
-              <w:spacing w:line="360" w:lineRule="auto"/>
+              <w:spacing w:line="240" w:lineRule="auto"/>
               <w:ind w:left="0" w:right="0"/>
               <w:jc w:val="left"/>
               <w:rPr>
@@ -24602,38 +24169,39 @@
                 <w:sz w:val="22"/>
                 <w:szCs w:val="22"/>
               </w:rPr>
-              <w:t>Фактический результат</w:t>
-            </w:r>
-          </w:p>
-        </w:tc>
-        <w:tc>
-          <w:tcPr>
-            <w:tcW w:w="6656" w:type="dxa"/>
-          </w:tcPr>
-          <w:p>
-            <w:pPr>
-              <w:pStyle w:val="af2"/>
-              <w:widowControl/>
-              <w:tabs>
-                <w:tab w:val="left" w:pos="851"/>
-                <w:tab w:val="left" w:pos="1134"/>
-              </w:tabs>
-              <w:spacing w:line="360" w:lineRule="auto"/>
-              <w:ind w:left="0" w:right="0"/>
-              <w:jc w:val="left"/>
-              <w:rPr>
-                <w:rFonts w:cs="Times New Roman"/>
-                <w:sz w:val="22"/>
-                <w:szCs w:val="22"/>
-              </w:rPr>
-            </w:pPr>
-            <w:r>
-              <w:rPr>
-                <w:rFonts w:cs="Times New Roman"/>
-                <w:sz w:val="22"/>
-                <w:szCs w:val="22"/>
-              </w:rPr>
-              <w:t>При попытке регистрации с корректными данными должно появится уведомление об успехе «Вы вошли»</w:t>
+              <w:t xml:space="preserve">При попытке </w:t>
+            </w:r>
+            <w:r>
+              <w:rPr>
+                <w:rFonts w:cs="Times New Roman"/>
+                <w:sz w:val="22"/>
+                <w:szCs w:val="22"/>
+              </w:rPr>
+              <w:t>добавления аватарки</w:t>
+            </w:r>
+            <w:r>
+              <w:rPr>
+                <w:rFonts w:cs="Times New Roman"/>
+                <w:sz w:val="22"/>
+                <w:szCs w:val="22"/>
+              </w:rPr>
+              <w:t xml:space="preserve"> с </w:t>
+            </w:r>
+            <w:r>
+              <w:rPr>
+                <w:rFonts w:cs="Times New Roman"/>
+                <w:sz w:val="22"/>
+                <w:szCs w:val="22"/>
+              </w:rPr>
+              <w:t xml:space="preserve">корректым изображением </w:t>
+            </w:r>
+            <w:r>
+              <w:rPr>
+                <w:rFonts w:cs="Times New Roman"/>
+                <w:sz w:val="22"/>
+                <w:szCs w:val="22"/>
+              </w:rPr>
+              <w:t>должно появится уведомление об успехе «Вы вошли»</w:t>
             </w:r>
           </w:p>
         </w:tc>
@@ -24647,8 +24215,67 @@
           <w:tab w:val="left" w:pos="851"/>
           <w:tab w:val="left" w:pos="1134"/>
         </w:tabs>
+        <w:spacing w:before="120" w:line="360" w:lineRule="auto"/>
+        <w:ind w:left="0" w:right="0" w:firstLine="567"/>
+        <w:jc w:val="center"/>
+        <w:rPr>
+          <w:rFonts w:cs="Times New Roman"/>
+          <w:szCs w:val="28"/>
+        </w:rPr>
+      </w:pPr>
+      <w:r>
+        <w:rPr>
+          <w:noProof/>
+          <w:lang w:eastAsia="ru-RU"/>
+        </w:rPr>
+        <w:drawing>
+          <wp:inline distT="0" distB="0" distL="0" distR="0" wp14:anchorId="55F32DBB" wp14:editId="6D43B1EA">
+            <wp:extent cx="3990975" cy="1312587"/>
+            <wp:effectExtent l="0" t="0" r="0" b="1905"/>
+            <wp:docPr id="64" name="Рисунок 64"/>
+            <wp:cNvGraphicFramePr>
+              <a:graphicFrameLocks xmlns:a="http://schemas.openxmlformats.org/drawingml/2006/main" noChangeAspect="1"/>
+            </wp:cNvGraphicFramePr>
+            <a:graphic xmlns:a="http://schemas.openxmlformats.org/drawingml/2006/main">
+              <a:graphicData uri="http://schemas.openxmlformats.org/drawingml/2006/picture">
+                <pic:pic xmlns:pic="http://schemas.openxmlformats.org/drawingml/2006/picture">
+                  <pic:nvPicPr>
+                    <pic:cNvPr id="1" name=""/>
+                    <pic:cNvPicPr/>
+                  </pic:nvPicPr>
+                  <pic:blipFill>
+                    <a:blip r:embed="rId26"/>
+                    <a:stretch>
+                      <a:fillRect/>
+                    </a:stretch>
+                  </pic:blipFill>
+                  <pic:spPr>
+                    <a:xfrm>
+                      <a:off x="0" y="0"/>
+                      <a:ext cx="4009754" cy="1318763"/>
+                    </a:xfrm>
+                    <a:prstGeom prst="rect">
+                      <a:avLst/>
+                    </a:prstGeom>
+                  </pic:spPr>
+                </pic:pic>
+              </a:graphicData>
+            </a:graphic>
+          </wp:inline>
+        </w:drawing>
+      </w:r>
+    </w:p>
+    <w:p>
+      <w:pPr>
+        <w:pStyle w:val="af2"/>
+        <w:widowControl/>
+        <w:tabs>
+          <w:tab w:val="left" w:pos="851"/>
+          <w:tab w:val="left" w:pos="1134"/>
+        </w:tabs>
         <w:spacing w:line="360" w:lineRule="auto"/>
         <w:ind w:left="0" w:right="0" w:firstLine="567"/>
+        <w:jc w:val="center"/>
         <w:rPr>
           <w:rFonts w:cs="Times New Roman"/>
           <w:szCs w:val="28"/>
@@ -24659,817 +24286,22 @@
           <w:rFonts w:cs="Times New Roman"/>
           <w:szCs w:val="28"/>
         </w:rPr>
-        <w:t>Тестирование регистрации на данных контрольного примера представлено в таблице 2.2.1</w:t>
+        <w:t>Рисунок 2.2.</w:t>
       </w:r>
-    </w:p>
-    <w:tbl>
-      <w:tblPr>
-        <w:tblStyle w:val="af7"/>
-        <w:tblW w:w="0" w:type="auto"/>
-        <w:tblLook w:val="04A0" w:firstRow="1" w:lastRow="0" w:firstColumn="1" w:lastColumn="0" w:noHBand="0" w:noVBand="1"/>
-      </w:tblPr>
-      <w:tblGrid>
-        <w:gridCol w:w="2972"/>
-        <w:gridCol w:w="6656"/>
-      </w:tblGrid>
-      <w:tr>
-        <w:tc>
-          <w:tcPr>
-            <w:tcW w:w="2972" w:type="dxa"/>
-          </w:tcPr>
-          <w:p>
-            <w:pPr>
-              <w:pStyle w:val="af2"/>
-              <w:widowControl/>
-              <w:tabs>
-                <w:tab w:val="left" w:pos="851"/>
-                <w:tab w:val="left" w:pos="1134"/>
-              </w:tabs>
-              <w:spacing w:line="360" w:lineRule="auto"/>
-              <w:ind w:left="0" w:right="0"/>
-              <w:jc w:val="left"/>
-              <w:rPr>
-                <w:rFonts w:cs="Times New Roman"/>
-                <w:sz w:val="22"/>
-                <w:szCs w:val="22"/>
-              </w:rPr>
-            </w:pPr>
-            <w:r>
-              <w:rPr>
-                <w:rFonts w:cs="Times New Roman"/>
-                <w:sz w:val="22"/>
-                <w:szCs w:val="22"/>
-              </w:rPr>
-              <w:t>Наименование</w:t>
-            </w:r>
-          </w:p>
-        </w:tc>
-        <w:tc>
-          <w:tcPr>
-            <w:tcW w:w="6656" w:type="dxa"/>
-          </w:tcPr>
-          <w:p>
-            <w:pPr>
-              <w:pStyle w:val="af2"/>
-              <w:widowControl/>
-              <w:tabs>
-                <w:tab w:val="left" w:pos="851"/>
-                <w:tab w:val="left" w:pos="1134"/>
-              </w:tabs>
-              <w:spacing w:line="360" w:lineRule="auto"/>
-              <w:ind w:left="0" w:right="0"/>
-              <w:jc w:val="left"/>
-              <w:rPr>
-                <w:rFonts w:cs="Times New Roman"/>
-                <w:sz w:val="22"/>
-                <w:szCs w:val="22"/>
-              </w:rPr>
-            </w:pPr>
-            <w:r>
-              <w:rPr>
-                <w:rFonts w:cs="Times New Roman"/>
-                <w:sz w:val="22"/>
-                <w:szCs w:val="22"/>
-              </w:rPr>
-              <w:t>Описание</w:t>
-            </w:r>
-          </w:p>
-        </w:tc>
-      </w:tr>
-      <w:tr>
-        <w:tc>
-          <w:tcPr>
-            <w:tcW w:w="2972" w:type="dxa"/>
-          </w:tcPr>
-          <w:p>
-            <w:pPr>
-              <w:pStyle w:val="af2"/>
-              <w:widowControl/>
-              <w:tabs>
-                <w:tab w:val="left" w:pos="851"/>
-                <w:tab w:val="left" w:pos="1134"/>
-              </w:tabs>
-              <w:spacing w:line="360" w:lineRule="auto"/>
-              <w:ind w:left="0" w:right="0"/>
-              <w:jc w:val="left"/>
-              <w:rPr>
-                <w:rFonts w:cs="Times New Roman"/>
-                <w:sz w:val="22"/>
-                <w:szCs w:val="22"/>
-              </w:rPr>
-            </w:pPr>
-            <w:r>
-              <w:rPr>
-                <w:rFonts w:cs="Times New Roman"/>
-                <w:sz w:val="22"/>
-                <w:szCs w:val="22"/>
-              </w:rPr>
-              <w:t>Дата тестирования</w:t>
-            </w:r>
-          </w:p>
-        </w:tc>
-        <w:tc>
-          <w:tcPr>
-            <w:tcW w:w="6656" w:type="dxa"/>
-          </w:tcPr>
-          <w:p>
-            <w:pPr>
-              <w:pStyle w:val="af2"/>
-              <w:widowControl/>
-              <w:tabs>
-                <w:tab w:val="left" w:pos="851"/>
-                <w:tab w:val="left" w:pos="1134"/>
-              </w:tabs>
-              <w:spacing w:line="360" w:lineRule="auto"/>
-              <w:ind w:left="0" w:right="0"/>
-              <w:jc w:val="left"/>
-              <w:rPr>
-                <w:rFonts w:cs="Times New Roman"/>
-                <w:sz w:val="22"/>
-                <w:szCs w:val="22"/>
-              </w:rPr>
-            </w:pPr>
-            <w:r>
-              <w:rPr>
-                <w:rFonts w:cs="Times New Roman"/>
-                <w:sz w:val="22"/>
-                <w:szCs w:val="22"/>
-              </w:rPr>
-              <w:t>09.05.2026</w:t>
-            </w:r>
-          </w:p>
-        </w:tc>
-      </w:tr>
-      <w:tr>
-        <w:tc>
-          <w:tcPr>
-            <w:tcW w:w="2972" w:type="dxa"/>
-          </w:tcPr>
-          <w:p>
-            <w:pPr>
-              <w:pStyle w:val="af2"/>
-              <w:widowControl/>
-              <w:tabs>
-                <w:tab w:val="left" w:pos="851"/>
-                <w:tab w:val="left" w:pos="1134"/>
-              </w:tabs>
-              <w:spacing w:line="360" w:lineRule="auto"/>
-              <w:ind w:left="0" w:right="0"/>
-              <w:jc w:val="left"/>
-              <w:rPr>
-                <w:rFonts w:cs="Times New Roman"/>
-                <w:sz w:val="22"/>
-                <w:szCs w:val="22"/>
-              </w:rPr>
-            </w:pPr>
-            <w:r>
-              <w:rPr>
-                <w:rFonts w:cs="Times New Roman"/>
-                <w:sz w:val="22"/>
-                <w:szCs w:val="22"/>
-              </w:rPr>
-              <w:t>Приоритет тестирования (Малый/Средний/Высокий</w:t>
-            </w:r>
-            <w:r>
-              <w:rPr>
-                <w:rFonts w:cs="Times New Roman"/>
-                <w:sz w:val="22"/>
-                <w:szCs w:val="22"/>
-              </w:rPr>
-              <w:t>)</w:t>
-            </w:r>
-          </w:p>
-        </w:tc>
-        <w:tc>
-          <w:tcPr>
-            <w:tcW w:w="6656" w:type="dxa"/>
-          </w:tcPr>
-          <w:p>
-            <w:pPr>
-              <w:pStyle w:val="af2"/>
-              <w:widowControl/>
-              <w:tabs>
-                <w:tab w:val="left" w:pos="851"/>
-                <w:tab w:val="left" w:pos="1134"/>
-              </w:tabs>
-              <w:spacing w:line="360" w:lineRule="auto"/>
-              <w:ind w:left="0" w:right="0"/>
-              <w:jc w:val="left"/>
-              <w:rPr>
-                <w:rFonts w:cs="Times New Roman"/>
-                <w:sz w:val="22"/>
-                <w:szCs w:val="22"/>
-              </w:rPr>
-            </w:pPr>
-            <w:r>
-              <w:rPr>
-                <w:rFonts w:cs="Times New Roman"/>
-                <w:sz w:val="22"/>
-                <w:szCs w:val="22"/>
-              </w:rPr>
-              <w:t>Высокий</w:t>
-            </w:r>
-          </w:p>
-        </w:tc>
-      </w:tr>
-      <w:tr>
-        <w:tc>
-          <w:tcPr>
-            <w:tcW w:w="2972" w:type="dxa"/>
-          </w:tcPr>
-          <w:p>
-            <w:pPr>
-              <w:pStyle w:val="af2"/>
-              <w:widowControl/>
-              <w:tabs>
-                <w:tab w:val="left" w:pos="851"/>
-                <w:tab w:val="left" w:pos="1134"/>
-              </w:tabs>
-              <w:spacing w:line="360" w:lineRule="auto"/>
-              <w:ind w:left="0" w:right="0"/>
-              <w:jc w:val="left"/>
-              <w:rPr>
-                <w:rFonts w:cs="Times New Roman"/>
-                <w:sz w:val="22"/>
-                <w:szCs w:val="22"/>
-              </w:rPr>
-            </w:pPr>
-            <w:r>
-              <w:rPr>
-                <w:rFonts w:cs="Times New Roman"/>
-                <w:sz w:val="22"/>
-                <w:szCs w:val="22"/>
-              </w:rPr>
-              <w:t>Название тестирования/Имя</w:t>
-            </w:r>
-          </w:p>
-        </w:tc>
-        <w:tc>
-          <w:tcPr>
-            <w:tcW w:w="6656" w:type="dxa"/>
-          </w:tcPr>
-          <w:p>
-            <w:pPr>
-              <w:pStyle w:val="af2"/>
-              <w:widowControl/>
-              <w:tabs>
-                <w:tab w:val="left" w:pos="851"/>
-                <w:tab w:val="left" w:pos="1134"/>
-              </w:tabs>
-              <w:spacing w:line="360" w:lineRule="auto"/>
-              <w:ind w:left="0" w:right="0"/>
-              <w:jc w:val="left"/>
-              <w:rPr>
-                <w:rFonts w:cs="Times New Roman"/>
-                <w:sz w:val="22"/>
-                <w:szCs w:val="22"/>
-              </w:rPr>
-            </w:pPr>
-            <w:r>
-              <w:rPr>
-                <w:rFonts w:cs="Times New Roman"/>
-                <w:sz w:val="22"/>
-                <w:szCs w:val="22"/>
-              </w:rPr>
-              <w:t>Проверка регистрации с корректными почтой, логином и паролем</w:t>
-            </w:r>
-          </w:p>
-        </w:tc>
-      </w:tr>
-      <w:tr>
-        <w:tc>
-          <w:tcPr>
-            <w:tcW w:w="2972" w:type="dxa"/>
-          </w:tcPr>
-          <w:p>
-            <w:pPr>
-              <w:pStyle w:val="af2"/>
-              <w:widowControl/>
-              <w:tabs>
-                <w:tab w:val="left" w:pos="851"/>
-                <w:tab w:val="left" w:pos="1134"/>
-              </w:tabs>
-              <w:spacing w:line="360" w:lineRule="auto"/>
-              <w:ind w:left="0" w:right="0"/>
-              <w:jc w:val="left"/>
-              <w:rPr>
-                <w:rFonts w:cs="Times New Roman"/>
-                <w:sz w:val="22"/>
-                <w:szCs w:val="22"/>
-              </w:rPr>
-            </w:pPr>
-            <w:r>
-              <w:rPr>
-                <w:rFonts w:cs="Times New Roman"/>
-                <w:sz w:val="22"/>
-                <w:szCs w:val="22"/>
-              </w:rPr>
-              <w:t>Резюме тестирования</w:t>
-            </w:r>
-          </w:p>
-        </w:tc>
-        <w:tc>
-          <w:tcPr>
-            <w:tcW w:w="6656" w:type="dxa"/>
-          </w:tcPr>
-          <w:p>
-            <w:pPr>
-              <w:pStyle w:val="af2"/>
-              <w:widowControl/>
-              <w:tabs>
-                <w:tab w:val="left" w:pos="851"/>
-                <w:tab w:val="left" w:pos="1134"/>
-              </w:tabs>
-              <w:spacing w:line="360" w:lineRule="auto"/>
-              <w:ind w:left="0" w:right="0"/>
-              <w:jc w:val="left"/>
-              <w:rPr>
-                <w:rFonts w:cs="Times New Roman"/>
-                <w:sz w:val="22"/>
-                <w:szCs w:val="22"/>
-              </w:rPr>
-            </w:pPr>
-            <w:r>
-              <w:rPr>
-                <w:rFonts w:cs="Times New Roman"/>
-                <w:sz w:val="22"/>
-                <w:szCs w:val="22"/>
-              </w:rPr>
-              <w:t>Проверить форму регистрации с корректными данными</w:t>
-            </w:r>
-          </w:p>
-        </w:tc>
-      </w:tr>
-      <w:tr>
-        <w:tc>
-          <w:tcPr>
-            <w:tcW w:w="2972" w:type="dxa"/>
-          </w:tcPr>
-          <w:p>
-            <w:pPr>
-              <w:pStyle w:val="af2"/>
-              <w:widowControl/>
-              <w:tabs>
-                <w:tab w:val="left" w:pos="851"/>
-                <w:tab w:val="left" w:pos="1134"/>
-              </w:tabs>
-              <w:spacing w:line="360" w:lineRule="auto"/>
-              <w:ind w:left="0" w:right="0"/>
-              <w:jc w:val="left"/>
-              <w:rPr>
-                <w:rFonts w:cs="Times New Roman"/>
-                <w:sz w:val="22"/>
-                <w:szCs w:val="22"/>
-              </w:rPr>
-            </w:pPr>
-            <w:r>
-              <w:rPr>
-                <w:rFonts w:cs="Times New Roman"/>
-                <w:sz w:val="22"/>
-                <w:szCs w:val="22"/>
-              </w:rPr>
-              <w:t>Этапы теста</w:t>
-            </w:r>
-          </w:p>
-        </w:tc>
-        <w:tc>
-          <w:tcPr>
-            <w:tcW w:w="6656" w:type="dxa"/>
-          </w:tcPr>
-          <w:p>
-            <w:pPr>
-              <w:pStyle w:val="af2"/>
-              <w:widowControl/>
-              <w:numPr>
-                <w:ilvl w:val="0"/>
-                <w:numId w:val="28"/>
-              </w:numPr>
-              <w:tabs>
-                <w:tab w:val="left" w:pos="851"/>
-                <w:tab w:val="left" w:pos="1134"/>
-              </w:tabs>
-              <w:spacing w:line="360" w:lineRule="auto"/>
-              <w:ind w:right="0"/>
-              <w:jc w:val="left"/>
-              <w:rPr>
-                <w:rFonts w:cs="Times New Roman"/>
-                <w:sz w:val="22"/>
-                <w:szCs w:val="22"/>
-              </w:rPr>
-            </w:pPr>
-            <w:r>
-              <w:rPr>
-                <w:rFonts w:cs="Times New Roman"/>
-                <w:sz w:val="22"/>
-                <w:szCs w:val="22"/>
-              </w:rPr>
-              <w:t>перешли на страницу с регистрации</w:t>
-            </w:r>
-          </w:p>
-          <w:p>
-            <w:pPr>
-              <w:pStyle w:val="af2"/>
-              <w:widowControl/>
-              <w:numPr>
-                <w:ilvl w:val="0"/>
-                <w:numId w:val="28"/>
-              </w:numPr>
-              <w:tabs>
-                <w:tab w:val="left" w:pos="851"/>
-                <w:tab w:val="left" w:pos="1134"/>
-              </w:tabs>
-              <w:spacing w:line="360" w:lineRule="auto"/>
-              <w:ind w:right="0"/>
-              <w:jc w:val="left"/>
-              <w:rPr>
-                <w:rFonts w:cs="Times New Roman"/>
-                <w:sz w:val="22"/>
-                <w:szCs w:val="22"/>
-              </w:rPr>
-            </w:pPr>
-            <w:r>
-              <w:rPr>
-                <w:rFonts w:cs="Times New Roman"/>
-                <w:sz w:val="22"/>
-                <w:szCs w:val="22"/>
-              </w:rPr>
-              <w:t>ввели корректные данные и нажали кнопку «войти»</w:t>
-            </w:r>
-          </w:p>
-          <w:p>
-            <w:pPr>
-              <w:pStyle w:val="af2"/>
-              <w:widowControl/>
-              <w:numPr>
-                <w:ilvl w:val="0"/>
-                <w:numId w:val="28"/>
-              </w:numPr>
-              <w:tabs>
-                <w:tab w:val="left" w:pos="851"/>
-                <w:tab w:val="left" w:pos="1134"/>
-              </w:tabs>
-              <w:spacing w:line="360" w:lineRule="auto"/>
-              <w:ind w:right="0"/>
-              <w:jc w:val="left"/>
-              <w:rPr>
-                <w:rFonts w:cs="Times New Roman"/>
-                <w:sz w:val="22"/>
-                <w:szCs w:val="22"/>
-              </w:rPr>
-            </w:pPr>
-            <w:r>
-              <w:rPr>
-                <w:rFonts w:cs="Times New Roman"/>
-                <w:sz w:val="22"/>
-                <w:szCs w:val="22"/>
-              </w:rPr>
-              <w:t>на странице появилось уведомление</w:t>
-            </w:r>
-          </w:p>
-          <w:p>
-            <w:pPr>
-              <w:pStyle w:val="af2"/>
-              <w:widowControl/>
-              <w:numPr>
-                <w:ilvl w:val="0"/>
-                <w:numId w:val="28"/>
-              </w:numPr>
-              <w:tabs>
-                <w:tab w:val="left" w:pos="851"/>
-                <w:tab w:val="left" w:pos="1134"/>
-              </w:tabs>
-              <w:spacing w:line="360" w:lineRule="auto"/>
-              <w:ind w:right="0"/>
-              <w:jc w:val="left"/>
-              <w:rPr>
-                <w:rFonts w:cs="Times New Roman"/>
-                <w:sz w:val="22"/>
-                <w:szCs w:val="22"/>
-              </w:rPr>
-            </w:pPr>
-            <w:r>
-              <w:rPr>
-                <w:rFonts w:cs="Times New Roman"/>
-                <w:sz w:val="22"/>
-                <w:szCs w:val="22"/>
-              </w:rPr>
-              <w:t>перешли на главную страницу</w:t>
-            </w:r>
-          </w:p>
-        </w:tc>
-      </w:tr>
-      <w:tr>
-        <w:tc>
-          <w:tcPr>
-            <w:tcW w:w="2972" w:type="dxa"/>
-          </w:tcPr>
-          <w:p>
-            <w:pPr>
-              <w:pStyle w:val="af2"/>
-              <w:widowControl/>
-              <w:tabs>
-                <w:tab w:val="left" w:pos="851"/>
-                <w:tab w:val="left" w:pos="1134"/>
-              </w:tabs>
-              <w:spacing w:line="360" w:lineRule="auto"/>
-              <w:ind w:left="0" w:right="0"/>
-              <w:jc w:val="left"/>
-              <w:rPr>
-                <w:rFonts w:cs="Times New Roman"/>
-                <w:sz w:val="22"/>
-                <w:szCs w:val="22"/>
-              </w:rPr>
-            </w:pPr>
-            <w:r>
-              <w:rPr>
-                <w:rFonts w:cs="Times New Roman"/>
-                <w:sz w:val="22"/>
-                <w:szCs w:val="22"/>
-              </w:rPr>
-              <w:t>Тестовые данные</w:t>
-            </w:r>
-          </w:p>
-        </w:tc>
-        <w:tc>
-          <w:tcPr>
-            <w:tcW w:w="6656" w:type="dxa"/>
-          </w:tcPr>
-          <w:p>
-            <w:pPr>
-              <w:pStyle w:val="af2"/>
-              <w:widowControl/>
-              <w:tabs>
-                <w:tab w:val="left" w:pos="851"/>
-                <w:tab w:val="left" w:pos="1134"/>
-              </w:tabs>
-              <w:spacing w:line="360" w:lineRule="auto"/>
-              <w:ind w:left="0" w:right="0"/>
-              <w:jc w:val="left"/>
-              <w:rPr>
-                <w:rFonts w:cs="Times New Roman"/>
-                <w:sz w:val="22"/>
-                <w:szCs w:val="22"/>
-              </w:rPr>
-            </w:pPr>
-            <w:r>
-              <w:rPr>
-                <w:rFonts w:cs="Times New Roman"/>
-                <w:sz w:val="22"/>
-                <w:szCs w:val="22"/>
-              </w:rPr>
-              <w:t>Входные данные:</w:t>
-            </w:r>
-          </w:p>
-          <w:p>
-            <w:pPr>
-              <w:pStyle w:val="af2"/>
-              <w:widowControl/>
-              <w:tabs>
-                <w:tab w:val="left" w:pos="851"/>
-                <w:tab w:val="left" w:pos="1134"/>
-              </w:tabs>
-              <w:spacing w:line="360" w:lineRule="auto"/>
-              <w:ind w:left="0" w:right="0"/>
-              <w:jc w:val="left"/>
-              <w:rPr>
-                <w:rFonts w:cs="Times New Roman"/>
-                <w:sz w:val="22"/>
-                <w:szCs w:val="22"/>
-              </w:rPr>
-            </w:pPr>
-            <w:r>
-              <w:rPr>
-                <w:rFonts w:cs="Times New Roman"/>
-                <w:sz w:val="22"/>
-                <w:szCs w:val="22"/>
-              </w:rPr>
-              <w:t xml:space="preserve">Почта: </w:t>
-            </w:r>
-            <w:hyperlink r:id="rId28" w:history="1">
-              <w:r>
-                <w:rPr>
-                  <w:rStyle w:val="ac"/>
-                  <w:rFonts w:cs="Times New Roman"/>
-                  <w:sz w:val="22"/>
-                  <w:szCs w:val="22"/>
-                  <w:lang w:val="en-US"/>
-                </w:rPr>
-                <w:t>ramazan</w:t>
-              </w:r>
-              <w:r>
-                <w:rPr>
-                  <w:rStyle w:val="ac"/>
-                  <w:rFonts w:cs="Times New Roman"/>
-                  <w:sz w:val="22"/>
-                  <w:szCs w:val="22"/>
-                </w:rPr>
-                <w:t>67@</w:t>
-              </w:r>
-              <w:r>
-                <w:rPr>
-                  <w:rStyle w:val="ac"/>
-                  <w:rFonts w:cs="Times New Roman"/>
-                  <w:sz w:val="22"/>
-                  <w:szCs w:val="22"/>
-                  <w:lang w:val="en-US"/>
-                </w:rPr>
-                <w:t>gmail</w:t>
-              </w:r>
-              <w:r>
-                <w:rPr>
-                  <w:rStyle w:val="ac"/>
-                  <w:rFonts w:cs="Times New Roman"/>
-                  <w:sz w:val="22"/>
-                  <w:szCs w:val="22"/>
-                </w:rPr>
-                <w:t>.</w:t>
-              </w:r>
-              <w:r>
-                <w:rPr>
-                  <w:rStyle w:val="ac"/>
-                  <w:rFonts w:cs="Times New Roman"/>
-                  <w:sz w:val="22"/>
-                  <w:szCs w:val="22"/>
-                  <w:lang w:val="en-US"/>
-                </w:rPr>
-                <w:t>com</w:t>
-              </w:r>
-            </w:hyperlink>
-          </w:p>
-          <w:p>
-            <w:pPr>
-              <w:pStyle w:val="af2"/>
-              <w:widowControl/>
-              <w:tabs>
-                <w:tab w:val="left" w:pos="851"/>
-                <w:tab w:val="left" w:pos="1134"/>
-              </w:tabs>
-              <w:spacing w:line="360" w:lineRule="auto"/>
-              <w:ind w:left="0" w:right="0"/>
-              <w:jc w:val="left"/>
-              <w:rPr>
-                <w:rFonts w:cs="Times New Roman"/>
-                <w:sz w:val="22"/>
-                <w:szCs w:val="22"/>
-                <w:lang w:val="en-US"/>
-              </w:rPr>
-            </w:pPr>
-            <w:r>
-              <w:rPr>
-                <w:rFonts w:cs="Times New Roman"/>
-                <w:sz w:val="22"/>
-                <w:szCs w:val="22"/>
-              </w:rPr>
-              <w:t>Пароль: ramazan67</w:t>
-            </w:r>
-          </w:p>
-        </w:tc>
-      </w:tr>
-      <w:tr>
-        <w:tc>
-          <w:tcPr>
-            <w:tcW w:w="2972" w:type="dxa"/>
-          </w:tcPr>
-          <w:p>
-            <w:pPr>
-              <w:pStyle w:val="af2"/>
-              <w:widowControl/>
-              <w:tabs>
-                <w:tab w:val="left" w:pos="851"/>
-                <w:tab w:val="left" w:pos="1134"/>
-              </w:tabs>
-              <w:spacing w:line="360" w:lineRule="auto"/>
-              <w:ind w:left="0" w:right="0"/>
-              <w:jc w:val="left"/>
-              <w:rPr>
-                <w:rFonts w:cs="Times New Roman"/>
-                <w:sz w:val="22"/>
-                <w:szCs w:val="22"/>
-              </w:rPr>
-            </w:pPr>
-            <w:r>
-              <w:rPr>
-                <w:rFonts w:cs="Times New Roman"/>
-                <w:sz w:val="22"/>
-                <w:szCs w:val="22"/>
-              </w:rPr>
-              <w:lastRenderedPageBreak/>
-              <w:t>Ожидаемый результат</w:t>
-            </w:r>
-          </w:p>
-        </w:tc>
-        <w:tc>
-          <w:tcPr>
-            <w:tcW w:w="6656" w:type="dxa"/>
-          </w:tcPr>
-          <w:p>
-            <w:pPr>
-              <w:pStyle w:val="af2"/>
-              <w:widowControl/>
-              <w:tabs>
-                <w:tab w:val="left" w:pos="851"/>
-                <w:tab w:val="left" w:pos="1134"/>
-              </w:tabs>
-              <w:spacing w:line="360" w:lineRule="auto"/>
-              <w:ind w:left="0" w:right="0"/>
-              <w:jc w:val="left"/>
-              <w:rPr>
-                <w:rFonts w:cs="Times New Roman"/>
-                <w:sz w:val="22"/>
-                <w:szCs w:val="22"/>
-              </w:rPr>
-            </w:pPr>
-            <w:r>
-              <w:rPr>
-                <w:rFonts w:cs="Times New Roman"/>
-                <w:sz w:val="22"/>
-                <w:szCs w:val="22"/>
-              </w:rPr>
-              <w:t>При попытке регистрации с корректными данными должно появится уведомление об успехе, после чего переместить на главную страницу</w:t>
-            </w:r>
-          </w:p>
-        </w:tc>
-      </w:tr>
-      <w:tr>
-        <w:tc>
-          <w:tcPr>
-            <w:tcW w:w="2972" w:type="dxa"/>
-          </w:tcPr>
-          <w:p>
-            <w:pPr>
-              <w:pStyle w:val="af2"/>
-              <w:widowControl/>
-              <w:tabs>
-                <w:tab w:val="left" w:pos="851"/>
-                <w:tab w:val="left" w:pos="1134"/>
-              </w:tabs>
-              <w:spacing w:line="360" w:lineRule="auto"/>
-              <w:ind w:left="0" w:right="0"/>
-              <w:jc w:val="left"/>
-              <w:rPr>
-                <w:rFonts w:cs="Times New Roman"/>
-                <w:sz w:val="22"/>
-                <w:szCs w:val="22"/>
-              </w:rPr>
-            </w:pPr>
-            <w:r>
-              <w:rPr>
-                <w:rFonts w:cs="Times New Roman"/>
-                <w:sz w:val="22"/>
-                <w:szCs w:val="22"/>
-              </w:rPr>
-              <w:t>Фактический результат</w:t>
-            </w:r>
-          </w:p>
-        </w:tc>
-        <w:tc>
-          <w:tcPr>
-            <w:tcW w:w="6656" w:type="dxa"/>
-          </w:tcPr>
-          <w:p>
-            <w:pPr>
-              <w:pStyle w:val="af2"/>
-              <w:widowControl/>
-              <w:tabs>
-                <w:tab w:val="left" w:pos="851"/>
-                <w:tab w:val="left" w:pos="1134"/>
-              </w:tabs>
-              <w:spacing w:line="360" w:lineRule="auto"/>
-              <w:ind w:left="0" w:right="0"/>
-              <w:jc w:val="left"/>
-              <w:rPr>
-                <w:rFonts w:cs="Times New Roman"/>
-                <w:sz w:val="22"/>
-                <w:szCs w:val="22"/>
-              </w:rPr>
-            </w:pPr>
-            <w:r>
-              <w:rPr>
-                <w:rFonts w:cs="Times New Roman"/>
-                <w:sz w:val="22"/>
-                <w:szCs w:val="22"/>
-              </w:rPr>
-              <w:t>При попытке регистрации с корректными данными должно появится уведомление об успехе «Вы вошли»</w:t>
-            </w:r>
-          </w:p>
-        </w:tc>
-      </w:tr>
-    </w:tbl>
-    <w:p>
-      <w:pPr>
-        <w:pStyle w:val="af2"/>
-        <w:widowControl/>
-        <w:tabs>
-          <w:tab w:val="left" w:pos="851"/>
-          <w:tab w:val="left" w:pos="1134"/>
-        </w:tabs>
-        <w:spacing w:line="360" w:lineRule="auto"/>
-        <w:ind w:left="0" w:right="0" w:firstLine="567"/>
-        <w:rPr>
-          <w:rFonts w:cs="Times New Roman"/>
-          <w:szCs w:val="28"/>
-        </w:rPr>
-      </w:pPr>
+      <w:r>
+        <w:rPr>
+          <w:rFonts w:cs="Times New Roman"/>
+          <w:szCs w:val="28"/>
+        </w:rPr>
+        <w:t>6</w:t>
+      </w:r>
+      <w:r>
+        <w:rPr>
+          <w:rFonts w:cs="Times New Roman"/>
+          <w:szCs w:val="28"/>
+        </w:rPr>
+        <w:t xml:space="preserve"> – Уведомление о добавление слова</w:t>
+      </w:r>
     </w:p>
     <w:p>
       <w:pPr>
@@ -25496,8 +24328,869 @@
           <w:rFonts w:cs="Times New Roman"/>
           <w:szCs w:val="28"/>
         </w:rPr>
+        <w:lastRenderedPageBreak/>
         <w:t>Руководство пользователя</w:t>
       </w:r>
+    </w:p>
+    <w:p>
+      <w:pPr>
+        <w:pStyle w:val="af2"/>
+        <w:widowControl/>
+        <w:tabs>
+          <w:tab w:val="left" w:pos="851"/>
+          <w:tab w:val="left" w:pos="1134"/>
+        </w:tabs>
+        <w:spacing w:line="360" w:lineRule="auto"/>
+        <w:ind w:left="0" w:right="0" w:firstLine="567"/>
+        <w:rPr>
+          <w:rFonts w:cs="Times New Roman"/>
+          <w:szCs w:val="28"/>
+        </w:rPr>
+      </w:pPr>
+      <w:r>
+        <w:rPr>
+          <w:rFonts w:cs="Times New Roman"/>
+          <w:szCs w:val="28"/>
+        </w:rPr>
+        <w:t>Перед началом работы нужно запустить сервер чтобы сайт начал работать. Для входа на сайт нужно в адресой строке ввести ссылку на сайт. При первом входе на сайт, пользо</w:t>
+      </w:r>
+      <w:r>
+        <w:rPr>
+          <w:rFonts w:cs="Times New Roman"/>
+          <w:szCs w:val="28"/>
+        </w:rPr>
+        <w:t xml:space="preserve">вателя переместит на страницу где спросят какой язык он хочет начать изучить (рисунок 2.3.1). </w:t>
+      </w:r>
+    </w:p>
+    <w:p>
+      <w:pPr>
+        <w:widowControl/>
+        <w:tabs>
+          <w:tab w:val="left" w:pos="1134"/>
+        </w:tabs>
+        <w:suppressAutoHyphens w:val="0"/>
+        <w:spacing w:line="360" w:lineRule="auto"/>
+        <w:ind w:left="360" w:right="0"/>
+        <w:jc w:val="center"/>
+        <w:rPr>
+          <w:rFonts w:cs="Times New Roman"/>
+          <w:szCs w:val="28"/>
+          <w:lang w:eastAsia="en-US"/>
+        </w:rPr>
+      </w:pPr>
+      <w:r>
+        <w:rPr>
+          <w:rFonts w:cs="Times New Roman"/>
+          <w:szCs w:val="28"/>
+          <w:lang w:eastAsia="en-US"/>
+        </w:rPr>
+        <w:drawing>
+          <wp:inline distT="0" distB="0" distL="0" distR="0" wp14:anchorId="27E79744" wp14:editId="65D5FBB0">
+            <wp:extent cx="4505325" cy="1780761"/>
+            <wp:effectExtent l="0" t="0" r="0" b="0"/>
+            <wp:docPr id="65" name="Рисунок 65"/>
+            <wp:cNvGraphicFramePr>
+              <a:graphicFrameLocks xmlns:a="http://schemas.openxmlformats.org/drawingml/2006/main" noChangeAspect="1"/>
+            </wp:cNvGraphicFramePr>
+            <a:graphic xmlns:a="http://schemas.openxmlformats.org/drawingml/2006/main">
+              <a:graphicData uri="http://schemas.openxmlformats.org/drawingml/2006/picture">
+                <pic:pic xmlns:pic="http://schemas.openxmlformats.org/drawingml/2006/picture">
+                  <pic:nvPicPr>
+                    <pic:cNvPr id="1" name=""/>
+                    <pic:cNvPicPr/>
+                  </pic:nvPicPr>
+                  <pic:blipFill rotWithShape="1">
+                    <a:blip r:embed="rId27"/>
+                    <a:srcRect l="20953" t="28445" r="22512" b="30217"/>
+                    <a:stretch/>
+                  </pic:blipFill>
+                  <pic:spPr bwMode="auto">
+                    <a:xfrm>
+                      <a:off x="0" y="0"/>
+                      <a:ext cx="4581186" cy="1810746"/>
+                    </a:xfrm>
+                    <a:prstGeom prst="rect">
+                      <a:avLst/>
+                    </a:prstGeom>
+                    <a:ln>
+                      <a:noFill/>
+                    </a:ln>
+                    <a:extLst>
+                      <a:ext uri="{53640926-AAD7-44D8-BBD7-CCE9431645EC}">
+                        <a14:shadowObscured xmlns:a14="http://schemas.microsoft.com/office/drawing/2010/main"/>
+                      </a:ext>
+                    </a:extLst>
+                  </pic:spPr>
+                </pic:pic>
+              </a:graphicData>
+            </a:graphic>
+          </wp:inline>
+        </w:drawing>
+      </w:r>
+    </w:p>
+    <w:p>
+      <w:pPr>
+        <w:pStyle w:val="af2"/>
+        <w:widowControl/>
+        <w:tabs>
+          <w:tab w:val="left" w:pos="851"/>
+          <w:tab w:val="left" w:pos="1134"/>
+        </w:tabs>
+        <w:spacing w:line="360" w:lineRule="auto"/>
+        <w:ind w:left="0" w:right="0" w:firstLine="567"/>
+        <w:jc w:val="center"/>
+        <w:rPr>
+          <w:rFonts w:cs="Times New Roman"/>
+          <w:szCs w:val="28"/>
+        </w:rPr>
+      </w:pPr>
+      <w:r>
+        <w:rPr>
+          <w:rFonts w:cs="Times New Roman"/>
+          <w:szCs w:val="28"/>
+        </w:rPr>
+        <w:t>Рисунок 2.3.1 – Приведствующая страница</w:t>
+      </w:r>
+    </w:p>
+    <w:p>
+      <w:pPr>
+        <w:pStyle w:val="af2"/>
+        <w:widowControl/>
+        <w:tabs>
+          <w:tab w:val="left" w:pos="851"/>
+          <w:tab w:val="left" w:pos="1134"/>
+        </w:tabs>
+        <w:spacing w:line="360" w:lineRule="auto"/>
+        <w:ind w:left="0" w:right="0" w:firstLine="567"/>
+        <w:rPr>
+          <w:rFonts w:cs="Times New Roman"/>
+          <w:szCs w:val="28"/>
+        </w:rPr>
+      </w:pPr>
+      <w:r>
+        <w:rPr>
+          <w:rFonts w:cs="Times New Roman"/>
+          <w:szCs w:val="28"/>
+        </w:rPr>
+        <w:t>З</w:t>
+      </w:r>
+      <w:r>
+        <w:rPr>
+          <w:rFonts w:cs="Times New Roman"/>
+          <w:szCs w:val="28"/>
+        </w:rPr>
+        <w:t>атем при нажатии на выбранный изучаемый язык, появится форма с регистрацией (рисунок 2.3.2), сверху будет указан какой язык был выбран пользователем</w:t>
+      </w:r>
+      <w:r>
+        <w:rPr>
+          <w:rFonts w:cs="Times New Roman"/>
+          <w:szCs w:val="28"/>
+        </w:rPr>
+        <w:t>, для регистрации пользователю необходимо ввести уникальный логин, уникальную почту и пароль от 6 символов.</w:t>
+      </w:r>
+    </w:p>
+    <w:p>
+      <w:pPr>
+        <w:pStyle w:val="af2"/>
+        <w:widowControl/>
+        <w:tabs>
+          <w:tab w:val="left" w:pos="851"/>
+          <w:tab w:val="left" w:pos="1134"/>
+        </w:tabs>
+        <w:spacing w:line="360" w:lineRule="auto"/>
+        <w:ind w:left="0" w:right="0" w:firstLine="567"/>
+        <w:jc w:val="center"/>
+        <w:rPr>
+          <w:rFonts w:cs="Times New Roman"/>
+          <w:szCs w:val="28"/>
+        </w:rPr>
+      </w:pPr>
+      <w:r>
+        <w:rPr>
+          <w:rFonts w:cs="Times New Roman"/>
+          <w:szCs w:val="28"/>
+        </w:rPr>
+        <w:drawing>
+          <wp:inline distT="0" distB="0" distL="0" distR="0" wp14:anchorId="61D7A404" wp14:editId="153936D3">
+            <wp:extent cx="4923707" cy="3352800"/>
+            <wp:effectExtent l="0" t="0" r="0" b="0"/>
+            <wp:docPr id="69" name="Рисунок 69"/>
+            <wp:cNvGraphicFramePr>
+              <a:graphicFrameLocks xmlns:a="http://schemas.openxmlformats.org/drawingml/2006/main" noChangeAspect="1"/>
+            </wp:cNvGraphicFramePr>
+            <a:graphic xmlns:a="http://schemas.openxmlformats.org/drawingml/2006/main">
+              <a:graphicData uri="http://schemas.openxmlformats.org/drawingml/2006/picture">
+                <pic:pic xmlns:pic="http://schemas.openxmlformats.org/drawingml/2006/picture">
+                  <pic:nvPicPr>
+                    <pic:cNvPr id="1" name=""/>
+                    <pic:cNvPicPr/>
+                  </pic:nvPicPr>
+                  <pic:blipFill>
+                    <a:blip r:embed="rId28"/>
+                    <a:stretch>
+                      <a:fillRect/>
+                    </a:stretch>
+                  </pic:blipFill>
+                  <pic:spPr>
+                    <a:xfrm>
+                      <a:off x="0" y="0"/>
+                      <a:ext cx="4999460" cy="3404384"/>
+                    </a:xfrm>
+                    <a:prstGeom prst="rect">
+                      <a:avLst/>
+                    </a:prstGeom>
+                  </pic:spPr>
+                </pic:pic>
+              </a:graphicData>
+            </a:graphic>
+          </wp:inline>
+        </w:drawing>
+      </w:r>
+    </w:p>
+    <w:p>
+      <w:pPr>
+        <w:pStyle w:val="af2"/>
+        <w:widowControl/>
+        <w:tabs>
+          <w:tab w:val="left" w:pos="851"/>
+          <w:tab w:val="left" w:pos="1134"/>
+        </w:tabs>
+        <w:spacing w:line="360" w:lineRule="auto"/>
+        <w:ind w:left="0" w:right="0" w:firstLine="567"/>
+        <w:jc w:val="center"/>
+        <w:rPr>
+          <w:rFonts w:cs="Times New Roman"/>
+          <w:szCs w:val="28"/>
+        </w:rPr>
+      </w:pPr>
+      <w:r>
+        <w:rPr>
+          <w:rFonts w:cs="Times New Roman"/>
+          <w:szCs w:val="28"/>
+        </w:rPr>
+        <w:t>Рисунок 2.3.</w:t>
+      </w:r>
+      <w:r>
+        <w:rPr>
+          <w:rFonts w:cs="Times New Roman"/>
+          <w:szCs w:val="28"/>
+        </w:rPr>
+        <w:t>2</w:t>
+      </w:r>
+      <w:r>
+        <w:rPr>
+          <w:rFonts w:cs="Times New Roman"/>
+          <w:szCs w:val="28"/>
+        </w:rPr>
+        <w:t xml:space="preserve"> – </w:t>
+      </w:r>
+      <w:r>
+        <w:rPr>
+          <w:rFonts w:cs="Times New Roman"/>
+          <w:szCs w:val="28"/>
+        </w:rPr>
+        <w:t>Форма с регистрацией</w:t>
+      </w:r>
+    </w:p>
+    <w:p>
+      <w:pPr>
+        <w:pStyle w:val="af2"/>
+        <w:widowControl/>
+        <w:tabs>
+          <w:tab w:val="left" w:pos="851"/>
+          <w:tab w:val="left" w:pos="1134"/>
+        </w:tabs>
+        <w:spacing w:line="360" w:lineRule="auto"/>
+        <w:ind w:left="0" w:right="0" w:firstLine="567"/>
+        <w:rPr>
+          <w:rFonts w:cs="Times New Roman"/>
+          <w:szCs w:val="28"/>
+        </w:rPr>
+      </w:pPr>
+      <w:r>
+        <w:rPr>
+          <w:rFonts w:cs="Times New Roman"/>
+          <w:szCs w:val="28"/>
+        </w:rPr>
+        <w:lastRenderedPageBreak/>
+        <w:t>Если же у пользователя есть уже аккаунт в системе</w:t>
+      </w:r>
+      <w:r>
+        <w:rPr>
+          <w:rFonts w:cs="Times New Roman"/>
+          <w:szCs w:val="28"/>
+        </w:rPr>
+        <w:t xml:space="preserve"> пользователю нужно нажать кнопку «Войти» под формой с регистрацией, при нажатии форма регистрации сменяется на форму с авторизацией (рисунок 2.3.3), для входа в свой аккаунт нужно ввести логин или почту и пароль. При необходимости можно вернуться на форму с регистрацией нажав на кнопку «Зарегистрироваться»</w:t>
+      </w:r>
+      <w:r>
+        <w:rPr>
+          <w:rFonts w:cs="Times New Roman"/>
+          <w:szCs w:val="28"/>
+        </w:rPr>
+        <w:t>.</w:t>
+      </w:r>
+    </w:p>
+    <w:p>
+      <w:pPr>
+        <w:pStyle w:val="af2"/>
+        <w:widowControl/>
+        <w:tabs>
+          <w:tab w:val="left" w:pos="851"/>
+          <w:tab w:val="left" w:pos="1134"/>
+        </w:tabs>
+        <w:spacing w:line="360" w:lineRule="auto"/>
+        <w:ind w:left="0" w:right="0"/>
+        <w:jc w:val="center"/>
+        <w:rPr>
+          <w:rFonts w:cs="Times New Roman"/>
+          <w:szCs w:val="28"/>
+        </w:rPr>
+      </w:pPr>
+      <w:r>
+        <w:rPr>
+          <w:rFonts w:cs="Times New Roman"/>
+          <w:szCs w:val="28"/>
+        </w:rPr>
+        <w:drawing>
+          <wp:inline distT="0" distB="0" distL="0" distR="0" wp14:anchorId="0E94DC31" wp14:editId="1D95DBC2">
+            <wp:extent cx="5432768" cy="3076575"/>
+            <wp:effectExtent l="0" t="0" r="0" b="0"/>
+            <wp:docPr id="70" name="Рисунок 70"/>
+            <wp:cNvGraphicFramePr>
+              <a:graphicFrameLocks xmlns:a="http://schemas.openxmlformats.org/drawingml/2006/main" noChangeAspect="1"/>
+            </wp:cNvGraphicFramePr>
+            <a:graphic xmlns:a="http://schemas.openxmlformats.org/drawingml/2006/main">
+              <a:graphicData uri="http://schemas.openxmlformats.org/drawingml/2006/picture">
+                <pic:pic xmlns:pic="http://schemas.openxmlformats.org/drawingml/2006/picture">
+                  <pic:nvPicPr>
+                    <pic:cNvPr id="1" name=""/>
+                    <pic:cNvPicPr/>
+                  </pic:nvPicPr>
+                  <pic:blipFill>
+                    <a:blip r:embed="rId29"/>
+                    <a:stretch>
+                      <a:fillRect/>
+                    </a:stretch>
+                  </pic:blipFill>
+                  <pic:spPr>
+                    <a:xfrm>
+                      <a:off x="0" y="0"/>
+                      <a:ext cx="5502068" cy="3115820"/>
+                    </a:xfrm>
+                    <a:prstGeom prst="rect">
+                      <a:avLst/>
+                    </a:prstGeom>
+                  </pic:spPr>
+                </pic:pic>
+              </a:graphicData>
+            </a:graphic>
+          </wp:inline>
+        </w:drawing>
+      </w:r>
+    </w:p>
+    <w:p>
+      <w:pPr>
+        <w:pStyle w:val="af2"/>
+        <w:widowControl/>
+        <w:tabs>
+          <w:tab w:val="left" w:pos="851"/>
+          <w:tab w:val="left" w:pos="1134"/>
+        </w:tabs>
+        <w:spacing w:line="360" w:lineRule="auto"/>
+        <w:ind w:left="0" w:right="0" w:firstLine="567"/>
+        <w:jc w:val="center"/>
+        <w:rPr>
+          <w:rFonts w:cs="Times New Roman"/>
+          <w:szCs w:val="28"/>
+        </w:rPr>
+      </w:pPr>
+      <w:r>
+        <w:rPr>
+          <w:rFonts w:cs="Times New Roman"/>
+          <w:szCs w:val="28"/>
+        </w:rPr>
+        <w:t>Рисунок 2.3.3 – Форма с авторизацией</w:t>
+      </w:r>
+    </w:p>
+    <w:p>
+      <w:pPr>
+        <w:pStyle w:val="af2"/>
+        <w:widowControl/>
+        <w:tabs>
+          <w:tab w:val="left" w:pos="851"/>
+          <w:tab w:val="left" w:pos="1134"/>
+        </w:tabs>
+        <w:spacing w:line="360" w:lineRule="auto"/>
+        <w:ind w:left="0" w:right="0" w:firstLine="567"/>
+        <w:rPr>
+          <w:rFonts w:cs="Times New Roman"/>
+          <w:szCs w:val="28"/>
+        </w:rPr>
+      </w:pPr>
+      <w:r>
+        <w:rPr>
+          <w:rFonts w:cs="Times New Roman"/>
+          <w:szCs w:val="28"/>
+        </w:rPr>
+        <w:t>После входа в систему пользователя перенаправляет на главную страницу</w:t>
+      </w:r>
+      <w:r>
+        <w:rPr>
+          <w:rFonts w:cs="Times New Roman"/>
+          <w:szCs w:val="28"/>
+        </w:rPr>
+        <w:t xml:space="preserve"> </w:t>
+      </w:r>
+      <w:r>
+        <w:rPr>
+          <w:rFonts w:cs="Times New Roman"/>
+          <w:szCs w:val="28"/>
+        </w:rPr>
+        <w:t>(рисунок 2.3.4)</w:t>
+      </w:r>
+      <w:r>
+        <w:rPr>
+          <w:rFonts w:cs="Times New Roman"/>
+          <w:szCs w:val="28"/>
+        </w:rPr>
+        <w:t>, пользователя встречает круглые кнопки которые запускают урок</w:t>
+      </w:r>
+      <w:r>
+        <w:rPr>
+          <w:rFonts w:cs="Times New Roman"/>
+          <w:szCs w:val="28"/>
+        </w:rPr>
+        <w:t>,  кнопка оранжевого света указывает на то что этот урок нужно пройти, кнопка зеленого цвета показывает что урок уже пройден в конце раздела пользователя ожидает контрольный урок, рядом с каждым уроком написано его название слева сверху, также пользователя встречает шапка сайта которая отвечает за навигацию по сайту.</w:t>
+      </w:r>
+    </w:p>
+    <w:p>
+      <w:pPr>
+        <w:pStyle w:val="af2"/>
+        <w:widowControl/>
+        <w:tabs>
+          <w:tab w:val="left" w:pos="851"/>
+          <w:tab w:val="left" w:pos="1134"/>
+        </w:tabs>
+        <w:spacing w:line="360" w:lineRule="auto"/>
+        <w:ind w:left="0" w:right="0"/>
+        <w:jc w:val="center"/>
+        <w:rPr>
+          <w:rFonts w:cs="Times New Roman"/>
+          <w:szCs w:val="28"/>
+        </w:rPr>
+      </w:pPr>
+      <w:r>
+        <w:rPr>
+          <w:rFonts w:cs="Times New Roman"/>
+          <w:szCs w:val="28"/>
+        </w:rPr>
+        <w:lastRenderedPageBreak/>
+        <w:drawing>
+          <wp:inline distT="0" distB="0" distL="0" distR="0" wp14:anchorId="57164D4F" wp14:editId="65544C3F">
+            <wp:extent cx="6109654" cy="3333750"/>
+            <wp:effectExtent l="0" t="0" r="5715" b="0"/>
+            <wp:docPr id="73" name="Рисунок 73"/>
+            <wp:cNvGraphicFramePr>
+              <a:graphicFrameLocks xmlns:a="http://schemas.openxmlformats.org/drawingml/2006/main" noChangeAspect="1"/>
+            </wp:cNvGraphicFramePr>
+            <a:graphic xmlns:a="http://schemas.openxmlformats.org/drawingml/2006/main">
+              <a:graphicData uri="http://schemas.openxmlformats.org/drawingml/2006/picture">
+                <pic:pic xmlns:pic="http://schemas.openxmlformats.org/drawingml/2006/picture">
+                  <pic:nvPicPr>
+                    <pic:cNvPr id="1" name=""/>
+                    <pic:cNvPicPr/>
+                  </pic:nvPicPr>
+                  <pic:blipFill>
+                    <a:blip r:embed="rId30"/>
+                    <a:stretch>
+                      <a:fillRect/>
+                    </a:stretch>
+                  </pic:blipFill>
+                  <pic:spPr>
+                    <a:xfrm>
+                      <a:off x="0" y="0"/>
+                      <a:ext cx="6161320" cy="3361942"/>
+                    </a:xfrm>
+                    <a:prstGeom prst="rect">
+                      <a:avLst/>
+                    </a:prstGeom>
+                  </pic:spPr>
+                </pic:pic>
+              </a:graphicData>
+            </a:graphic>
+          </wp:inline>
+        </w:drawing>
+      </w:r>
+    </w:p>
+    <w:p>
+      <w:pPr>
+        <w:pStyle w:val="af2"/>
+        <w:widowControl/>
+        <w:tabs>
+          <w:tab w:val="left" w:pos="851"/>
+          <w:tab w:val="left" w:pos="1134"/>
+        </w:tabs>
+        <w:spacing w:line="360" w:lineRule="auto"/>
+        <w:ind w:left="0" w:right="0" w:firstLine="567"/>
+        <w:jc w:val="center"/>
+        <w:rPr>
+          <w:rFonts w:cs="Times New Roman"/>
+          <w:szCs w:val="28"/>
+        </w:rPr>
+      </w:pPr>
+      <w:r>
+        <w:rPr>
+          <w:rFonts w:cs="Times New Roman"/>
+          <w:szCs w:val="28"/>
+        </w:rPr>
+        <w:t>Рисунок 2.3.4 – Главная страница сайта</w:t>
+      </w:r>
+    </w:p>
+    <w:p>
+      <w:pPr>
+        <w:pStyle w:val="af2"/>
+        <w:widowControl/>
+        <w:tabs>
+          <w:tab w:val="left" w:pos="851"/>
+          <w:tab w:val="left" w:pos="1134"/>
+        </w:tabs>
+        <w:spacing w:line="360" w:lineRule="auto"/>
+        <w:ind w:left="0" w:right="0" w:firstLine="567"/>
+        <w:rPr>
+          <w:rFonts w:cs="Times New Roman"/>
+          <w:szCs w:val="28"/>
+        </w:rPr>
+      </w:pPr>
+      <w:r>
+        <w:rPr>
+          <w:rFonts w:cs="Times New Roman"/>
+          <w:szCs w:val="28"/>
+        </w:rPr>
+        <w:t>При запуске урока пользователя встречает один из вариантов теста (рисунок 2.3.5), для прохождения дальше пользователю нужно будет ответить на вопрос нажав на одну из кнопок снизу, если пользователь не будет знать слово или же забудет он может навестись на слово и тогда появися перевод и транскрипция, сверху у пользователя есть шкала прохождения урока, количество возможный допущения ошибок в виде сердечек, а также выход из урока.</w:t>
+      </w:r>
+    </w:p>
+    <w:p>
+      <w:pPr>
+        <w:pStyle w:val="af2"/>
+        <w:widowControl/>
+        <w:tabs>
+          <w:tab w:val="left" w:pos="851"/>
+          <w:tab w:val="left" w:pos="1134"/>
+        </w:tabs>
+        <w:spacing w:line="360" w:lineRule="auto"/>
+        <w:ind w:left="0" w:right="0"/>
+        <w:jc w:val="center"/>
+        <w:rPr>
+          <w:rFonts w:cs="Times New Roman"/>
+          <w:szCs w:val="28"/>
+        </w:rPr>
+      </w:pPr>
+      <w:r>
+        <w:rPr>
+          <w:rFonts w:cs="Times New Roman"/>
+          <w:szCs w:val="28"/>
+        </w:rPr>
+        <w:drawing>
+          <wp:inline distT="0" distB="0" distL="0" distR="0" wp14:anchorId="4DE19186" wp14:editId="10EA4704">
+            <wp:extent cx="4562475" cy="2968290"/>
+            <wp:effectExtent l="0" t="0" r="0" b="3810"/>
+            <wp:docPr id="75" name="Рисунок 75"/>
+            <wp:cNvGraphicFramePr>
+              <a:graphicFrameLocks xmlns:a="http://schemas.openxmlformats.org/drawingml/2006/main" noChangeAspect="1"/>
+            </wp:cNvGraphicFramePr>
+            <a:graphic xmlns:a="http://schemas.openxmlformats.org/drawingml/2006/main">
+              <a:graphicData uri="http://schemas.openxmlformats.org/drawingml/2006/picture">
+                <pic:pic xmlns:pic="http://schemas.openxmlformats.org/drawingml/2006/picture">
+                  <pic:nvPicPr>
+                    <pic:cNvPr id="1" name=""/>
+                    <pic:cNvPicPr/>
+                  </pic:nvPicPr>
+                  <pic:blipFill rotWithShape="1">
+                    <a:blip r:embed="rId31"/>
+                    <a:srcRect b="10334"/>
+                    <a:stretch/>
+                  </pic:blipFill>
+                  <pic:spPr bwMode="auto">
+                    <a:xfrm>
+                      <a:off x="0" y="0"/>
+                      <a:ext cx="4587043" cy="2984274"/>
+                    </a:xfrm>
+                    <a:prstGeom prst="rect">
+                      <a:avLst/>
+                    </a:prstGeom>
+                    <a:ln>
+                      <a:noFill/>
+                    </a:ln>
+                    <a:extLst>
+                      <a:ext uri="{53640926-AAD7-44D8-BBD7-CCE9431645EC}">
+                        <a14:shadowObscured xmlns:a14="http://schemas.microsoft.com/office/drawing/2010/main"/>
+                      </a:ext>
+                    </a:extLst>
+                  </pic:spPr>
+                </pic:pic>
+              </a:graphicData>
+            </a:graphic>
+          </wp:inline>
+        </w:drawing>
+      </w:r>
+    </w:p>
+    <w:p>
+      <w:pPr>
+        <w:pStyle w:val="af2"/>
+        <w:widowControl/>
+        <w:tabs>
+          <w:tab w:val="left" w:pos="851"/>
+          <w:tab w:val="left" w:pos="1134"/>
+        </w:tabs>
+        <w:spacing w:line="360" w:lineRule="auto"/>
+        <w:ind w:left="0" w:right="0"/>
+        <w:jc w:val="center"/>
+        <w:rPr>
+          <w:rFonts w:cs="Times New Roman"/>
+          <w:szCs w:val="28"/>
+        </w:rPr>
+      </w:pPr>
+      <w:r>
+        <w:rPr>
+          <w:rFonts w:cs="Times New Roman"/>
+          <w:szCs w:val="28"/>
+        </w:rPr>
+        <w:t>Рисунок 2.3.5 – Страница с уроком</w:t>
+      </w:r>
+    </w:p>
+    <w:p>
+      <w:pPr>
+        <w:pStyle w:val="af2"/>
+        <w:widowControl/>
+        <w:tabs>
+          <w:tab w:val="left" w:pos="851"/>
+          <w:tab w:val="left" w:pos="1134"/>
+        </w:tabs>
+        <w:spacing w:line="360" w:lineRule="auto"/>
+        <w:ind w:left="0" w:right="0" w:firstLine="567"/>
+        <w:rPr>
+          <w:rFonts w:cs="Times New Roman"/>
+          <w:szCs w:val="28"/>
+        </w:rPr>
+      </w:pPr>
+      <w:r>
+        <w:rPr>
+          <w:rFonts w:cs="Times New Roman"/>
+          <w:szCs w:val="28"/>
+        </w:rPr>
+        <w:lastRenderedPageBreak/>
+        <w:t>После прохождения урока пользователя встретит страница с уведомлением об окончании урока (рисунок 2.3.6), на странице указаны данные такие как: время прохождения, количество ошибок, полученный игровой опыт, количество решенных заданий. Снизу показаны ответы которые пользователь выбрал. Справа сверху пользователь может вернутся на главную страницу.</w:t>
+      </w:r>
+    </w:p>
+    <w:p>
+      <w:pPr>
+        <w:pStyle w:val="af2"/>
+        <w:widowControl/>
+        <w:tabs>
+          <w:tab w:val="left" w:pos="851"/>
+          <w:tab w:val="left" w:pos="1134"/>
+        </w:tabs>
+        <w:spacing w:line="360" w:lineRule="auto"/>
+        <w:ind w:left="0" w:right="0"/>
+        <w:jc w:val="center"/>
+        <w:rPr>
+          <w:rFonts w:cs="Times New Roman"/>
+          <w:szCs w:val="28"/>
+        </w:rPr>
+      </w:pPr>
+      <w:r>
+        <w:rPr>
+          <w:rFonts w:cs="Times New Roman"/>
+          <w:szCs w:val="28"/>
+        </w:rPr>
+        <w:drawing>
+          <wp:inline distT="0" distB="0" distL="0" distR="0" wp14:anchorId="325DF22B" wp14:editId="5868B998">
+            <wp:extent cx="4781550" cy="2096579"/>
+            <wp:effectExtent l="0" t="0" r="0" b="0"/>
+            <wp:docPr id="76" name="Рисунок 76"/>
+            <wp:cNvGraphicFramePr>
+              <a:graphicFrameLocks xmlns:a="http://schemas.openxmlformats.org/drawingml/2006/main" noChangeAspect="1"/>
+            </wp:cNvGraphicFramePr>
+            <a:graphic xmlns:a="http://schemas.openxmlformats.org/drawingml/2006/main">
+              <a:graphicData uri="http://schemas.openxmlformats.org/drawingml/2006/picture">
+                <pic:pic xmlns:pic="http://schemas.openxmlformats.org/drawingml/2006/picture">
+                  <pic:nvPicPr>
+                    <pic:cNvPr id="1" name=""/>
+                    <pic:cNvPicPr/>
+                  </pic:nvPicPr>
+                  <pic:blipFill>
+                    <a:blip r:embed="rId32"/>
+                    <a:stretch>
+                      <a:fillRect/>
+                    </a:stretch>
+                  </pic:blipFill>
+                  <pic:spPr>
+                    <a:xfrm>
+                      <a:off x="0" y="0"/>
+                      <a:ext cx="4846418" cy="2125022"/>
+                    </a:xfrm>
+                    <a:prstGeom prst="rect">
+                      <a:avLst/>
+                    </a:prstGeom>
+                  </pic:spPr>
+                </pic:pic>
+              </a:graphicData>
+            </a:graphic>
+          </wp:inline>
+        </w:drawing>
+      </w:r>
+    </w:p>
+    <w:p>
+      <w:pPr>
+        <w:pStyle w:val="af2"/>
+        <w:widowControl/>
+        <w:tabs>
+          <w:tab w:val="left" w:pos="851"/>
+          <w:tab w:val="left" w:pos="1134"/>
+        </w:tabs>
+        <w:spacing w:line="360" w:lineRule="auto"/>
+        <w:ind w:left="0" w:right="0"/>
+        <w:jc w:val="center"/>
+        <w:rPr>
+          <w:rFonts w:cs="Times New Roman"/>
+          <w:szCs w:val="28"/>
+        </w:rPr>
+      </w:pPr>
+      <w:r>
+        <w:rPr>
+          <w:rFonts w:cs="Times New Roman"/>
+          <w:szCs w:val="28"/>
+        </w:rPr>
+        <w:t>Рисунок 2.3.6 – Страница с окончанием урока</w:t>
+      </w:r>
+    </w:p>
+    <w:p>
+      <w:pPr>
+        <w:pStyle w:val="af2"/>
+        <w:widowControl/>
+        <w:tabs>
+          <w:tab w:val="left" w:pos="851"/>
+          <w:tab w:val="left" w:pos="1134"/>
+        </w:tabs>
+        <w:spacing w:line="360" w:lineRule="auto"/>
+        <w:ind w:left="0" w:right="0" w:firstLine="567"/>
+        <w:rPr>
+          <w:rFonts w:cs="Times New Roman"/>
+          <w:szCs w:val="28"/>
+        </w:rPr>
+      </w:pPr>
+      <w:r>
+        <w:rPr>
+          <w:rFonts w:cs="Times New Roman"/>
+          <w:szCs w:val="28"/>
+        </w:rPr>
+        <w:t>После прохождения урока пользователь получил игровой опыт, этот опыт нужен для соревновании с другими пользователями, на странице с лигой можно посмотреть свою позицию в лиге</w:t>
+      </w:r>
+      <w:r>
+        <w:rPr>
+          <w:rFonts w:cs="Times New Roman"/>
+          <w:szCs w:val="28"/>
+        </w:rPr>
+        <w:t xml:space="preserve"> (рисунок 2.3.7)</w:t>
+      </w:r>
+      <w:r>
+        <w:rPr>
+          <w:rFonts w:cs="Times New Roman"/>
+          <w:szCs w:val="28"/>
+        </w:rPr>
+        <w:t xml:space="preserve">, чем больше опыта тем выше твоя позиция в лиге, в лиге участвуют по 15 пользователей, первые 5 пользователи пройдут в следущую лигу, а последние 5 в предыдущую, </w:t>
+      </w:r>
+      <w:r>
+        <w:rPr>
+          <w:rFonts w:cs="Times New Roman"/>
+          <w:szCs w:val="28"/>
+        </w:rPr>
+        <w:t>после окончания таймера лига обновляется и весь набранный опыт сбрасывается.</w:t>
+      </w:r>
+    </w:p>
+    <w:p>
+      <w:pPr>
+        <w:pStyle w:val="af2"/>
+        <w:widowControl/>
+        <w:tabs>
+          <w:tab w:val="left" w:pos="851"/>
+          <w:tab w:val="left" w:pos="1134"/>
+        </w:tabs>
+        <w:spacing w:line="360" w:lineRule="auto"/>
+        <w:ind w:left="0" w:right="0"/>
+        <w:jc w:val="center"/>
+        <w:rPr>
+          <w:rFonts w:cs="Times New Roman"/>
+          <w:szCs w:val="28"/>
+        </w:rPr>
+      </w:pPr>
+      <w:r>
+        <w:rPr>
+          <w:rFonts w:cs="Times New Roman"/>
+          <w:szCs w:val="28"/>
+        </w:rPr>
+        <w:drawing>
+          <wp:inline distT="0" distB="0" distL="0" distR="0" wp14:anchorId="19D75122" wp14:editId="2E5539EA">
+            <wp:extent cx="4051555" cy="2705100"/>
+            <wp:effectExtent l="0" t="0" r="6350" b="0"/>
+            <wp:docPr id="77" name="Рисунок 77"/>
+            <wp:cNvGraphicFramePr>
+              <a:graphicFrameLocks xmlns:a="http://schemas.openxmlformats.org/drawingml/2006/main" noChangeAspect="1"/>
+            </wp:cNvGraphicFramePr>
+            <a:graphic xmlns:a="http://schemas.openxmlformats.org/drawingml/2006/main">
+              <a:graphicData uri="http://schemas.openxmlformats.org/drawingml/2006/picture">
+                <pic:pic xmlns:pic="http://schemas.openxmlformats.org/drawingml/2006/picture">
+                  <pic:nvPicPr>
+                    <pic:cNvPr id="1" name=""/>
+                    <pic:cNvPicPr/>
+                  </pic:nvPicPr>
+                  <pic:blipFill>
+                    <a:blip r:embed="rId33"/>
+                    <a:stretch>
+                      <a:fillRect/>
+                    </a:stretch>
+                  </pic:blipFill>
+                  <pic:spPr>
+                    <a:xfrm>
+                      <a:off x="0" y="0"/>
+                      <a:ext cx="4083989" cy="2726755"/>
+                    </a:xfrm>
+                    <a:prstGeom prst="rect">
+                      <a:avLst/>
+                    </a:prstGeom>
+                  </pic:spPr>
+                </pic:pic>
+              </a:graphicData>
+            </a:graphic>
+          </wp:inline>
+        </w:drawing>
+      </w:r>
+    </w:p>
+    <w:p>
+      <w:pPr>
+        <w:pStyle w:val="af2"/>
+        <w:widowControl/>
+        <w:tabs>
+          <w:tab w:val="left" w:pos="851"/>
+          <w:tab w:val="left" w:pos="1134"/>
+        </w:tabs>
+        <w:spacing w:line="360" w:lineRule="auto"/>
+        <w:ind w:left="0" w:right="0"/>
+        <w:jc w:val="center"/>
+        <w:rPr>
+          <w:rFonts w:cs="Times New Roman"/>
+          <w:szCs w:val="28"/>
+        </w:rPr>
+      </w:pPr>
+      <w:r>
+        <w:rPr>
+          <w:rFonts w:cs="Times New Roman"/>
+          <w:szCs w:val="28"/>
+        </w:rPr>
+        <w:t>Рисунок 2.3.7 – Страница с лигой</w:t>
+      </w:r>
+      <w:bookmarkStart w:id="22" w:name="_GoBack"/>
+      <w:bookmarkEnd w:id="22"/>
     </w:p>
     <w:p>
       <w:pPr>
@@ -25521,12 +25214,12 @@
       </w:pPr>
     </w:p>
     <w:sectPr>
-      <w:headerReference w:type="even" r:id="rId29"/>
-      <w:headerReference w:type="default" r:id="rId30"/>
-      <w:footerReference w:type="even" r:id="rId31"/>
-      <w:footerReference w:type="default" r:id="rId32"/>
-      <w:headerReference w:type="first" r:id="rId33"/>
-      <w:footerReference w:type="first" r:id="rId34"/>
+      <w:headerReference w:type="even" r:id="rId34"/>
+      <w:headerReference w:type="default" r:id="rId35"/>
+      <w:footerReference w:type="even" r:id="rId36"/>
+      <w:footerReference w:type="default" r:id="rId37"/>
+      <w:headerReference w:type="first" r:id="rId38"/>
+      <w:footerReference w:type="first" r:id="rId39"/>
       <w:pgSz w:w="11906" w:h="16838"/>
       <w:pgMar w:top="1134" w:right="567" w:bottom="1701" w:left="1701" w:header="709" w:footer="709" w:gutter="0"/>
       <w:cols w:space="720"/>
@@ -25538,7 +25231,7 @@
 </file>
 
 <file path=word/endnotes.xml><?xml version="1.0" encoding="utf-8"?>
-<w:endnotes xmlns:wpc="http://schemas.microsoft.com/office/word/2010/wordprocessingCanvas" xmlns:cx="http://schemas.microsoft.com/office/drawing/2014/chartex" xmlns:cx1="http://schemas.microsoft.com/office/drawing/2015/9/8/chartex" xmlns:cx2="http://schemas.microsoft.com/office/drawing/2015/10/21/chartex" xmlns:cx3="http://schemas.microsoft.com/office/drawing/2016/5/9/chartex" xmlns:cx4="http://schemas.microsoft.com/office/drawing/2016/5/10/chartex" xmlns:cx5="http://schemas.microsoft.com/office/drawing/2016/5/11/chartex" xmlns:cx6="http://schemas.microsoft.com/office/drawing/2016/5/12/chartex" xmlns:cx7="http://schemas.microsoft.com/office/drawing/2016/5/13/chartex" xmlns:cx8="http://schemas.microsoft.com/office/drawing/2016/5/14/chartex" xmlns:mc="http://schemas.openxmlformats.org/markup-compatibility/2006" xmlns:aink="http://schemas.microsoft.com/office/drawing/2016/ink" xmlns:am3d="http://schemas.microsoft.com/office/drawing/2017/model3d" xmlns:o="urn:schemas-microsoft-com:office:office" xmlns:r="http://schemas.openxmlformats.org/officeDocument/2006/relationships" xmlns:m="http://schemas.openxmlformats.org/officeDocument/2006/math" xmlns:v="urn:schemas-microsoft-com:vml" xmlns:wp14="http://schemas.microsoft.com/office/word/2010/wordprocessingDrawing" xmlns:wp="http://schemas.openxmlformats.org/drawingml/2006/wordprocessingDrawing" xmlns:w10="urn:schemas-microsoft-com:office:word" xmlns:w="http://schemas.openxmlformats.org/wordprocessingml/2006/main" xmlns:w14="http://schemas.microsoft.com/office/word/2010/wordml" xmlns:w15="http://schemas.microsoft.com/office/word/2012/wordml" xmlns:w16cex="http://schemas.microsoft.com/office/word/2018/wordml/cex" xmlns:w16cid="http://schemas.microsoft.com/office/word/2016/wordml/cid" xmlns:w16="http://schemas.microsoft.com/office/word/2018/wordml" xmlns:w16sdtdh="http://schemas.microsoft.com/office/word/2020/wordml/sdtdatahash" xmlns:w16se="http://schemas.microsoft.com/office/word/2015/wordml/symex" xmlns:wpg="http://schemas.microsoft.com/office/word/2010/wordprocessingGroup" xmlns:wpi="http://schemas.microsoft.com/office/word/2010/wordprocessingInk" xmlns:wne="http://schemas.microsoft.com/office/word/2006/wordml" xmlns:wps="http://schemas.microsoft.com/office/word/2010/wordprocessingShape" mc:Ignorable="w14 w15 w16se w16cid w16 w16cex w16sdtdh wp14">
+<w:endnotes xmlns:wpc="http://schemas.microsoft.com/office/word/2010/wordprocessingCanvas" xmlns:cx="http://schemas.microsoft.com/office/drawing/2014/chartex" xmlns:mc="http://schemas.openxmlformats.org/markup-compatibility/2006" xmlns:o="urn:schemas-microsoft-com:office:office" xmlns:r="http://schemas.openxmlformats.org/officeDocument/2006/relationships" xmlns:m="http://schemas.openxmlformats.org/officeDocument/2006/math" xmlns:v="urn:schemas-microsoft-com:vml" xmlns:wp14="http://schemas.microsoft.com/office/word/2010/wordprocessingDrawing" xmlns:wp="http://schemas.openxmlformats.org/drawingml/2006/wordprocessingDrawing" xmlns:w10="urn:schemas-microsoft-com:office:word" xmlns:w="http://schemas.openxmlformats.org/wordprocessingml/2006/main" xmlns:w14="http://schemas.microsoft.com/office/word/2010/wordml" xmlns:w15="http://schemas.microsoft.com/office/word/2012/wordml" xmlns:w16se="http://schemas.microsoft.com/office/word/2015/wordml/symex" xmlns:wpg="http://schemas.microsoft.com/office/word/2010/wordprocessingGroup" xmlns:wpi="http://schemas.microsoft.com/office/word/2010/wordprocessingInk" xmlns:wne="http://schemas.microsoft.com/office/word/2006/wordml" xmlns:wps="http://schemas.microsoft.com/office/word/2010/wordprocessingShape" mc:Ignorable="w14 w15 w16se wp14">
   <w:endnote w:type="separator" w:id="-1">
     <w:p>
       <w:pPr>
@@ -25563,7 +25256,7 @@
 </file>
 
 <file path=word/footer1.xml><?xml version="1.0" encoding="utf-8"?>
-<w:ftr xmlns:wpc="http://schemas.microsoft.com/office/word/2010/wordprocessingCanvas" xmlns:cx="http://schemas.microsoft.com/office/drawing/2014/chartex" xmlns:cx1="http://schemas.microsoft.com/office/drawing/2015/9/8/chartex" xmlns:cx2="http://schemas.microsoft.com/office/drawing/2015/10/21/chartex" xmlns:cx3="http://schemas.microsoft.com/office/drawing/2016/5/9/chartex" xmlns:cx4="http://schemas.microsoft.com/office/drawing/2016/5/10/chartex" xmlns:cx5="http://schemas.microsoft.com/office/drawing/2016/5/11/chartex" xmlns:cx6="http://schemas.microsoft.com/office/drawing/2016/5/12/chartex" xmlns:cx7="http://schemas.microsoft.com/office/drawing/2016/5/13/chartex" xmlns:cx8="http://schemas.microsoft.com/office/drawing/2016/5/14/chartex" xmlns:mc="http://schemas.openxmlformats.org/markup-compatibility/2006" xmlns:aink="http://schemas.microsoft.com/office/drawing/2016/ink" xmlns:am3d="http://schemas.microsoft.com/office/drawing/2017/model3d" xmlns:o="urn:schemas-microsoft-com:office:office" xmlns:r="http://schemas.openxmlformats.org/officeDocument/2006/relationships" xmlns:m="http://schemas.openxmlformats.org/officeDocument/2006/math" xmlns:v="urn:schemas-microsoft-com:vml" xmlns:wp14="http://schemas.microsoft.com/office/word/2010/wordprocessingDrawing" xmlns:wp="http://schemas.openxmlformats.org/drawingml/2006/wordprocessingDrawing" xmlns:w10="urn:schemas-microsoft-com:office:word" xmlns:w="http://schemas.openxmlformats.org/wordprocessingml/2006/main" xmlns:w14="http://schemas.microsoft.com/office/word/2010/wordml" xmlns:w15="http://schemas.microsoft.com/office/word/2012/wordml" xmlns:w16cex="http://schemas.microsoft.com/office/word/2018/wordml/cex" xmlns:w16cid="http://schemas.microsoft.com/office/word/2016/wordml/cid" xmlns:w16="http://schemas.microsoft.com/office/word/2018/wordml" xmlns:w16sdtdh="http://schemas.microsoft.com/office/word/2020/wordml/sdtdatahash" xmlns:w16se="http://schemas.microsoft.com/office/word/2015/wordml/symex" xmlns:wpg="http://schemas.microsoft.com/office/word/2010/wordprocessingGroup" xmlns:wpi="http://schemas.microsoft.com/office/word/2010/wordprocessingInk" xmlns:wne="http://schemas.microsoft.com/office/word/2006/wordml" xmlns:wps="http://schemas.microsoft.com/office/word/2010/wordprocessingShape" mc:Ignorable="w14 w15 w16se w16cid w16 w16cex w16sdtdh wp14">
+<w:ftr xmlns:wpc="http://schemas.microsoft.com/office/word/2010/wordprocessingCanvas" xmlns:cx="http://schemas.microsoft.com/office/drawing/2014/chartex" xmlns:mc="http://schemas.openxmlformats.org/markup-compatibility/2006" xmlns:o="urn:schemas-microsoft-com:office:office" xmlns:r="http://schemas.openxmlformats.org/officeDocument/2006/relationships" xmlns:m="http://schemas.openxmlformats.org/officeDocument/2006/math" xmlns:v="urn:schemas-microsoft-com:vml" xmlns:wp14="http://schemas.microsoft.com/office/word/2010/wordprocessingDrawing" xmlns:wp="http://schemas.openxmlformats.org/drawingml/2006/wordprocessingDrawing" xmlns:w10="urn:schemas-microsoft-com:office:word" xmlns:w="http://schemas.openxmlformats.org/wordprocessingml/2006/main" xmlns:w14="http://schemas.microsoft.com/office/word/2010/wordml" xmlns:w15="http://schemas.microsoft.com/office/word/2012/wordml" xmlns:w16se="http://schemas.microsoft.com/office/word/2015/wordml/symex" xmlns:wpg="http://schemas.microsoft.com/office/word/2010/wordprocessingGroup" xmlns:wpi="http://schemas.microsoft.com/office/word/2010/wordprocessingInk" xmlns:wne="http://schemas.microsoft.com/office/word/2006/wordml" xmlns:wps="http://schemas.microsoft.com/office/word/2010/wordprocessingShape" mc:Ignorable="w14 w15 w16se wp14">
   <w:p>
     <w:pPr>
       <w:pStyle w:val="a8"/>
@@ -25573,7 +25266,7 @@
 </file>
 
 <file path=word/footer2.xml><?xml version="1.0" encoding="utf-8"?>
-<w:ftr xmlns:wpc="http://schemas.microsoft.com/office/word/2010/wordprocessingCanvas" xmlns:cx="http://schemas.microsoft.com/office/drawing/2014/chartex" xmlns:cx1="http://schemas.microsoft.com/office/drawing/2015/9/8/chartex" xmlns:cx2="http://schemas.microsoft.com/office/drawing/2015/10/21/chartex" xmlns:cx3="http://schemas.microsoft.com/office/drawing/2016/5/9/chartex" xmlns:cx4="http://schemas.microsoft.com/office/drawing/2016/5/10/chartex" xmlns:cx5="http://schemas.microsoft.com/office/drawing/2016/5/11/chartex" xmlns:cx6="http://schemas.microsoft.com/office/drawing/2016/5/12/chartex" xmlns:cx7="http://schemas.microsoft.com/office/drawing/2016/5/13/chartex" xmlns:cx8="http://schemas.microsoft.com/office/drawing/2016/5/14/chartex" xmlns:mc="http://schemas.openxmlformats.org/markup-compatibility/2006" xmlns:aink="http://schemas.microsoft.com/office/drawing/2016/ink" xmlns:am3d="http://schemas.microsoft.com/office/drawing/2017/model3d" xmlns:o="urn:schemas-microsoft-com:office:office" xmlns:r="http://schemas.openxmlformats.org/officeDocument/2006/relationships" xmlns:m="http://schemas.openxmlformats.org/officeDocument/2006/math" xmlns:v="urn:schemas-microsoft-com:vml" xmlns:wp14="http://schemas.microsoft.com/office/word/2010/wordprocessingDrawing" xmlns:wp="http://schemas.openxmlformats.org/drawingml/2006/wordprocessingDrawing" xmlns:w10="urn:schemas-microsoft-com:office:word" xmlns:w="http://schemas.openxmlformats.org/wordprocessingml/2006/main" xmlns:w14="http://schemas.microsoft.com/office/word/2010/wordml" xmlns:w15="http://schemas.microsoft.com/office/word/2012/wordml" xmlns:w16cex="http://schemas.microsoft.com/office/word/2018/wordml/cex" xmlns:w16cid="http://schemas.microsoft.com/office/word/2016/wordml/cid" xmlns:w16="http://schemas.microsoft.com/office/word/2018/wordml" xmlns:w16sdtdh="http://schemas.microsoft.com/office/word/2020/wordml/sdtdatahash" xmlns:w16se="http://schemas.microsoft.com/office/word/2015/wordml/symex" xmlns:wpg="http://schemas.microsoft.com/office/word/2010/wordprocessingGroup" xmlns:wpi="http://schemas.microsoft.com/office/word/2010/wordprocessingInk" xmlns:wne="http://schemas.microsoft.com/office/word/2006/wordml" xmlns:wps="http://schemas.microsoft.com/office/word/2010/wordprocessingShape" mc:Ignorable="w14 w15 w16se w16cid w16 w16cex w16sdtdh wp14">
+<w:ftr xmlns:wpc="http://schemas.microsoft.com/office/word/2010/wordprocessingCanvas" xmlns:cx="http://schemas.microsoft.com/office/drawing/2014/chartex" xmlns:mc="http://schemas.openxmlformats.org/markup-compatibility/2006" xmlns:o="urn:schemas-microsoft-com:office:office" xmlns:r="http://schemas.openxmlformats.org/officeDocument/2006/relationships" xmlns:m="http://schemas.openxmlformats.org/officeDocument/2006/math" xmlns:v="urn:schemas-microsoft-com:vml" xmlns:wp14="http://schemas.microsoft.com/office/word/2010/wordprocessingDrawing" xmlns:wp="http://schemas.openxmlformats.org/drawingml/2006/wordprocessingDrawing" xmlns:w10="urn:schemas-microsoft-com:office:word" xmlns:w="http://schemas.openxmlformats.org/wordprocessingml/2006/main" xmlns:w14="http://schemas.microsoft.com/office/word/2010/wordml" xmlns:w15="http://schemas.microsoft.com/office/word/2012/wordml" xmlns:w16se="http://schemas.microsoft.com/office/word/2015/wordml/symex" xmlns:wpg="http://schemas.microsoft.com/office/word/2010/wordprocessingGroup" xmlns:wpi="http://schemas.microsoft.com/office/word/2010/wordprocessingInk" xmlns:wne="http://schemas.microsoft.com/office/word/2006/wordml" xmlns:wps="http://schemas.microsoft.com/office/word/2010/wordprocessingShape" mc:Ignorable="w14 w15 w16se wp14">
   <w:p>
     <w:pPr>
       <w:pStyle w:val="a8"/>
@@ -25972,19 +25665,11 @@
                                 <w:sz w:val="18"/>
                               </w:rPr>
                             </w:pPr>
-                            <w:proofErr w:type="spellStart"/>
                             <w:r>
                               <w:rPr>
                                 <w:sz w:val="18"/>
                               </w:rPr>
-                              <w:t>Изм</w:t>
-                            </w:r>
-                            <w:proofErr w:type="spellEnd"/>
-                            <w:r>
-                              <w:rPr>
-                                <w:sz w:val="18"/>
-                              </w:rPr>
-                              <w:t>.</w:t>
+                              <w:t>Изм.</w:t>
                             </w:r>
                           </w:p>
                         </w:txbxContent>
@@ -26090,21 +25775,7 @@
                               <w:rPr>
                                 <w:sz w:val="18"/>
                               </w:rPr>
-                              <w:t xml:space="preserve">№ </w:t>
-                            </w:r>
-                            <w:proofErr w:type="spellStart"/>
-                            <w:r>
-                              <w:rPr>
-                                <w:sz w:val="18"/>
-                              </w:rPr>
-                              <w:t>докум</w:t>
-                            </w:r>
-                            <w:proofErr w:type="spellEnd"/>
-                            <w:r>
-                              <w:rPr>
-                                <w:sz w:val="18"/>
-                              </w:rPr>
-                              <w:t>.</w:t>
+                              <w:t>№ докум.</w:t>
                             </w:r>
                           </w:p>
                         </w:txbxContent>
@@ -26153,14 +25824,12 @@
                                 <w:sz w:val="18"/>
                               </w:rPr>
                             </w:pPr>
-                            <w:proofErr w:type="spellStart"/>
                             <w:r>
                               <w:rPr>
                                 <w:sz w:val="18"/>
                               </w:rPr>
                               <w:t>Подпись</w:t>
                             </w:r>
-                            <w:proofErr w:type="spellEnd"/>
                           </w:p>
                         </w:txbxContent>
                       </wps:txbx>
@@ -26621,21 +26290,7 @@
                                 <w:rPr>
                                   <w:sz w:val="18"/>
                                 </w:rPr>
-                                <w:t xml:space="preserve"> </w:t>
-                              </w:r>
-                              <w:proofErr w:type="spellStart"/>
-                              <w:r>
-                                <w:rPr>
-                                  <w:sz w:val="18"/>
-                                </w:rPr>
-                                <w:t>Разраб</w:t>
-                              </w:r>
-                              <w:proofErr w:type="spellEnd"/>
-                              <w:r>
-                                <w:rPr>
-                                  <w:sz w:val="18"/>
-                                </w:rPr>
-                                <w:t>.</w:t>
+                                <w:t xml:space="preserve"> Разраб.</w:t>
                               </w:r>
                             </w:p>
                           </w:txbxContent>
@@ -26769,21 +26424,7 @@
                                 <w:rPr>
                                   <w:sz w:val="18"/>
                                 </w:rPr>
-                                <w:t xml:space="preserve"> </w:t>
-                              </w:r>
-                              <w:proofErr w:type="spellStart"/>
-                              <w:r>
-                                <w:rPr>
-                                  <w:sz w:val="18"/>
-                                </w:rPr>
-                                <w:t>Провер</w:t>
-                              </w:r>
-                              <w:proofErr w:type="spellEnd"/>
-                              <w:r>
-                                <w:rPr>
-                                  <w:sz w:val="18"/>
-                                </w:rPr>
-                                <w:t>.</w:t>
+                                <w:t xml:space="preserve"> Провер.</w:t>
                               </w:r>
                             </w:p>
                           </w:txbxContent>
@@ -26832,21 +26473,12 @@
                                   <w:szCs w:val="16"/>
                                 </w:rPr>
                               </w:pPr>
-                              <w:proofErr w:type="spellStart"/>
                               <w:r>
                                 <w:rPr>
                                   <w:sz w:val="16"/>
                                   <w:szCs w:val="16"/>
                                 </w:rPr>
-                                <w:t>Дмитриева</w:t>
-                              </w:r>
-                              <w:proofErr w:type="spellEnd"/>
-                              <w:r>
-                                <w:rPr>
-                                  <w:sz w:val="16"/>
-                                  <w:szCs w:val="16"/>
-                                </w:rPr>
-                                <w:t xml:space="preserve"> </w:t>
+                                <w:t xml:space="preserve">Дмитриева </w:t>
                               </w:r>
                               <w:r>
                                 <w:rPr>
@@ -26925,21 +26557,7 @@
                                 <w:rPr>
                                   <w:sz w:val="18"/>
                                 </w:rPr>
-                                <w:t xml:space="preserve"> </w:t>
-                              </w:r>
-                              <w:proofErr w:type="spellStart"/>
-                              <w:r>
-                                <w:rPr>
-                                  <w:sz w:val="18"/>
-                                </w:rPr>
-                                <w:t>Реценз</w:t>
-                              </w:r>
-                              <w:proofErr w:type="spellEnd"/>
-                              <w:r>
-                                <w:rPr>
-                                  <w:sz w:val="18"/>
-                                </w:rPr>
-                                <w:t>.</w:t>
+                                <w:t xml:space="preserve"> Реценз.</w:t>
                               </w:r>
                             </w:p>
                           </w:txbxContent>
@@ -27040,13 +26658,7 @@
                                 <w:rPr>
                                   <w:sz w:val="18"/>
                                 </w:rPr>
-                                <w:t xml:space="preserve"> </w:t>
-                              </w:r>
-                              <w:r>
-                                <w:rPr>
-                                  <w:sz w:val="18"/>
-                                </w:rPr>
-                                <w:t>Н. Контр.</w:t>
+                                <w:t xml:space="preserve"> Н. Контр.</w:t>
                               </w:r>
                             </w:p>
                           </w:txbxContent>
@@ -27147,21 +26759,7 @@
                                 <w:rPr>
                                   <w:sz w:val="18"/>
                                 </w:rPr>
-                                <w:t xml:space="preserve"> </w:t>
-                              </w:r>
-                              <w:proofErr w:type="spellStart"/>
-                              <w:r>
-                                <w:rPr>
-                                  <w:sz w:val="18"/>
-                                </w:rPr>
-                                <w:t>Утверд</w:t>
-                              </w:r>
-                              <w:proofErr w:type="spellEnd"/>
-                              <w:r>
-                                <w:rPr>
-                                  <w:sz w:val="18"/>
-                                </w:rPr>
-                                <w:t>.</w:t>
+                                <w:t xml:space="preserve"> Утверд.</w:t>
                               </w:r>
                             </w:p>
                           </w:txbxContent>
@@ -27301,41 +26899,13 @@
                                 <w:lang w:val="ru-RU"/>
                               </w:rPr>
                             </w:pPr>
-                            <w:proofErr w:type="spellStart"/>
                             <w:r>
                               <w:rPr>
                                 <w:color w:val="000000"/>
                                 <w:sz w:val="18"/>
                                 <w:szCs w:val="18"/>
                               </w:rPr>
-                              <w:t>Проектирование</w:t>
-                            </w:r>
-                            <w:proofErr w:type="spellEnd"/>
-                            <w:r>
-                              <w:rPr>
-                                <w:color w:val="000000"/>
-                                <w:sz w:val="18"/>
-                                <w:szCs w:val="18"/>
-                              </w:rPr>
-                              <w:t xml:space="preserve"> и </w:t>
-                            </w:r>
-                            <w:proofErr w:type="spellStart"/>
-                            <w:r>
-                              <w:rPr>
-                                <w:color w:val="000000"/>
-                                <w:sz w:val="18"/>
-                                <w:szCs w:val="18"/>
-                              </w:rPr>
-                              <w:t>разработка</w:t>
-                            </w:r>
-                            <w:proofErr w:type="spellEnd"/>
-                            <w:r>
-                              <w:rPr>
-                                <w:color w:val="000000"/>
-                                <w:sz w:val="18"/>
-                                <w:szCs w:val="18"/>
-                              </w:rPr>
-                              <w:t xml:space="preserve"> </w:t>
+                              <w:t xml:space="preserve">Проектирование и разработка </w:t>
                             </w:r>
                             <w:r>
                               <w:rPr>
@@ -27346,70 +26916,14 @@
                               </w:rPr>
                               <w:t xml:space="preserve">АИС </w:t>
                             </w:r>
-                            <w:proofErr w:type="spellStart"/>
                             <w:r>
                               <w:rPr>
                                 <w:color w:val="000000"/>
                                 <w:sz w:val="18"/>
                                 <w:szCs w:val="18"/>
                               </w:rPr>
-                              <w:t>изучения</w:t>
+                              <w:t>изучения иностранных слов с геймификацией</w:t>
                             </w:r>
-                            <w:proofErr w:type="spellEnd"/>
-                            <w:r>
-                              <w:rPr>
-                                <w:color w:val="000000"/>
-                                <w:sz w:val="18"/>
-                                <w:szCs w:val="18"/>
-                              </w:rPr>
-                              <w:t xml:space="preserve"> </w:t>
-                            </w:r>
-                            <w:proofErr w:type="spellStart"/>
-                            <w:r>
-                              <w:rPr>
-                                <w:color w:val="000000"/>
-                                <w:sz w:val="18"/>
-                                <w:szCs w:val="18"/>
-                              </w:rPr>
-                              <w:t>иностранных</w:t>
-                            </w:r>
-                            <w:proofErr w:type="spellEnd"/>
-                            <w:r>
-                              <w:rPr>
-                                <w:color w:val="000000"/>
-                                <w:sz w:val="18"/>
-                                <w:szCs w:val="18"/>
-                              </w:rPr>
-                              <w:t xml:space="preserve"> </w:t>
-                            </w:r>
-                            <w:proofErr w:type="spellStart"/>
-                            <w:r>
-                              <w:rPr>
-                                <w:color w:val="000000"/>
-                                <w:sz w:val="18"/>
-                                <w:szCs w:val="18"/>
-                              </w:rPr>
-                              <w:t>слов</w:t>
-                            </w:r>
-                            <w:proofErr w:type="spellEnd"/>
-                            <w:r>
-                              <w:rPr>
-                                <w:color w:val="000000"/>
-                                <w:sz w:val="18"/>
-                                <w:szCs w:val="18"/>
-                              </w:rPr>
-                              <w:t xml:space="preserve"> с </w:t>
-                            </w:r>
-                            <w:proofErr w:type="spellStart"/>
-                            <w:r>
-                              <w:rPr>
-                                <w:color w:val="000000"/>
-                                <w:sz w:val="18"/>
-                                <w:szCs w:val="18"/>
-                              </w:rPr>
-                              <w:t>геймификацией</w:t>
-                            </w:r>
-                            <w:proofErr w:type="spellEnd"/>
                           </w:p>
                         </w:txbxContent>
                       </wps:txbx>
@@ -27553,19 +27067,11 @@
                                 <w:sz w:val="18"/>
                               </w:rPr>
                             </w:pPr>
-                            <w:proofErr w:type="spellStart"/>
                             <w:r>
                               <w:rPr>
                                 <w:sz w:val="18"/>
                               </w:rPr>
-                              <w:t>Лит</w:t>
-                            </w:r>
-                            <w:proofErr w:type="spellEnd"/>
-                            <w:r>
-                              <w:rPr>
-                                <w:sz w:val="18"/>
-                              </w:rPr>
-                              <w:t>.</w:t>
+                              <w:t>Лит.</w:t>
                             </w:r>
                           </w:p>
                         </w:txbxContent>
@@ -27848,19 +27354,11 @@
                           <w:sz w:val="18"/>
                         </w:rPr>
                       </w:pPr>
-                      <w:proofErr w:type="spellStart"/>
                       <w:r>
                         <w:rPr>
                           <w:sz w:val="18"/>
                         </w:rPr>
-                        <w:t>Изм</w:t>
-                      </w:r>
-                      <w:proofErr w:type="spellEnd"/>
-                      <w:r>
-                        <w:rPr>
-                          <w:sz w:val="18"/>
-                        </w:rPr>
-                        <w:t>.</w:t>
+                        <w:t>Изм.</w:t>
                       </w:r>
                     </w:p>
                   </w:txbxContent>
@@ -27906,21 +27404,7 @@
                         <w:rPr>
                           <w:sz w:val="18"/>
                         </w:rPr>
-                        <w:t xml:space="preserve">№ </w:t>
-                      </w:r>
-                      <w:proofErr w:type="spellStart"/>
-                      <w:r>
-                        <w:rPr>
-                          <w:sz w:val="18"/>
-                        </w:rPr>
-                        <w:t>докум</w:t>
-                      </w:r>
-                      <w:proofErr w:type="spellEnd"/>
-                      <w:r>
-                        <w:rPr>
-                          <w:sz w:val="18"/>
-                        </w:rPr>
-                        <w:t>.</w:t>
+                        <w:t>№ докум.</w:t>
                       </w:r>
                     </w:p>
                   </w:txbxContent>
@@ -27939,14 +27423,12 @@
                           <w:sz w:val="18"/>
                         </w:rPr>
                       </w:pPr>
-                      <w:proofErr w:type="spellStart"/>
                       <w:r>
                         <w:rPr>
                           <w:sz w:val="18"/>
                         </w:rPr>
                         <w:t>Подпись</w:t>
                       </w:r>
-                      <w:proofErr w:type="spellEnd"/>
                     </w:p>
                   </w:txbxContent>
                 </v:textbox>
@@ -28092,21 +27574,7 @@
                           <w:rPr>
                             <w:sz w:val="18"/>
                           </w:rPr>
-                          <w:t xml:space="preserve"> </w:t>
-                        </w:r>
-                        <w:proofErr w:type="spellStart"/>
-                        <w:r>
-                          <w:rPr>
-                            <w:sz w:val="18"/>
-                          </w:rPr>
-                          <w:t>Разраб</w:t>
-                        </w:r>
-                        <w:proofErr w:type="spellEnd"/>
-                        <w:r>
-                          <w:rPr>
-                            <w:sz w:val="18"/>
-                          </w:rPr>
-                          <w:t>.</w:t>
+                          <w:t xml:space="preserve"> Разраб.</w:t>
                         </w:r>
                       </w:p>
                     </w:txbxContent>
@@ -28170,21 +27638,7 @@
                           <w:rPr>
                             <w:sz w:val="18"/>
                           </w:rPr>
-                          <w:t xml:space="preserve"> </w:t>
-                        </w:r>
-                        <w:proofErr w:type="spellStart"/>
-                        <w:r>
-                          <w:rPr>
-                            <w:sz w:val="18"/>
-                          </w:rPr>
-                          <w:t>Провер</w:t>
-                        </w:r>
-                        <w:proofErr w:type="spellEnd"/>
-                        <w:r>
-                          <w:rPr>
-                            <w:sz w:val="18"/>
-                          </w:rPr>
-                          <w:t>.</w:t>
+                          <w:t xml:space="preserve"> Провер.</w:t>
                         </w:r>
                       </w:p>
                     </w:txbxContent>
@@ -28203,21 +27657,12 @@
                             <w:szCs w:val="16"/>
                           </w:rPr>
                         </w:pPr>
-                        <w:proofErr w:type="spellStart"/>
                         <w:r>
                           <w:rPr>
                             <w:sz w:val="16"/>
                             <w:szCs w:val="16"/>
                           </w:rPr>
-                          <w:t>Дмитриева</w:t>
-                        </w:r>
-                        <w:proofErr w:type="spellEnd"/>
-                        <w:r>
-                          <w:rPr>
-                            <w:sz w:val="16"/>
-                            <w:szCs w:val="16"/>
-                          </w:rPr>
-                          <w:t xml:space="preserve"> </w:t>
+                          <w:t xml:space="preserve">Дмитриева </w:t>
                         </w:r>
                         <w:r>
                           <w:rPr>
@@ -28256,21 +27701,7 @@
                           <w:rPr>
                             <w:sz w:val="18"/>
                           </w:rPr>
-                          <w:t xml:space="preserve"> </w:t>
-                        </w:r>
-                        <w:proofErr w:type="spellStart"/>
-                        <w:r>
-                          <w:rPr>
-                            <w:sz w:val="18"/>
-                          </w:rPr>
-                          <w:t>Реценз</w:t>
-                        </w:r>
-                        <w:proofErr w:type="spellEnd"/>
-                        <w:r>
-                          <w:rPr>
-                            <w:sz w:val="18"/>
-                          </w:rPr>
-                          <w:t>.</w:t>
+                          <w:t xml:space="preserve"> Реценз.</w:t>
                         </w:r>
                       </w:p>
                     </w:txbxContent>
@@ -28301,13 +27732,7 @@
                           <w:rPr>
                             <w:sz w:val="18"/>
                           </w:rPr>
-                          <w:t xml:space="preserve"> </w:t>
-                        </w:r>
-                        <w:r>
-                          <w:rPr>
-                            <w:sz w:val="18"/>
-                          </w:rPr>
-                          <w:t>Н. Контр.</w:t>
+                          <w:t xml:space="preserve"> Н. Контр.</w:t>
                         </w:r>
                       </w:p>
                     </w:txbxContent>
@@ -28338,21 +27763,7 @@
                           <w:rPr>
                             <w:sz w:val="18"/>
                           </w:rPr>
-                          <w:t xml:space="preserve"> </w:t>
-                        </w:r>
-                        <w:proofErr w:type="spellStart"/>
-                        <w:r>
-                          <w:rPr>
-                            <w:sz w:val="18"/>
-                          </w:rPr>
-                          <w:t>Утверд</w:t>
-                        </w:r>
-                        <w:proofErr w:type="spellEnd"/>
-                        <w:r>
-                          <w:rPr>
-                            <w:sz w:val="18"/>
-                          </w:rPr>
-                          <w:t>.</w:t>
+                          <w:t xml:space="preserve"> Утверд.</w:t>
                         </w:r>
                       </w:p>
                     </w:txbxContent>
@@ -28401,41 +27812,13 @@
                           <w:lang w:val="ru-RU"/>
                         </w:rPr>
                       </w:pPr>
-                      <w:proofErr w:type="spellStart"/>
                       <w:r>
                         <w:rPr>
                           <w:color w:val="000000"/>
                           <w:sz w:val="18"/>
                           <w:szCs w:val="18"/>
                         </w:rPr>
-                        <w:t>Проектирование</w:t>
-                      </w:r>
-                      <w:proofErr w:type="spellEnd"/>
-                      <w:r>
-                        <w:rPr>
-                          <w:color w:val="000000"/>
-                          <w:sz w:val="18"/>
-                          <w:szCs w:val="18"/>
-                        </w:rPr>
-                        <w:t xml:space="preserve"> и </w:t>
-                      </w:r>
-                      <w:proofErr w:type="spellStart"/>
-                      <w:r>
-                        <w:rPr>
-                          <w:color w:val="000000"/>
-                          <w:sz w:val="18"/>
-                          <w:szCs w:val="18"/>
-                        </w:rPr>
-                        <w:t>разработка</w:t>
-                      </w:r>
-                      <w:proofErr w:type="spellEnd"/>
-                      <w:r>
-                        <w:rPr>
-                          <w:color w:val="000000"/>
-                          <w:sz w:val="18"/>
-                          <w:szCs w:val="18"/>
-                        </w:rPr>
-                        <w:t xml:space="preserve"> </w:t>
+                        <w:t xml:space="preserve">Проектирование и разработка </w:t>
                       </w:r>
                       <w:r>
                         <w:rPr>
@@ -28446,70 +27829,14 @@
                         </w:rPr>
                         <w:t xml:space="preserve">АИС </w:t>
                       </w:r>
-                      <w:proofErr w:type="spellStart"/>
                       <w:r>
                         <w:rPr>
                           <w:color w:val="000000"/>
                           <w:sz w:val="18"/>
                           <w:szCs w:val="18"/>
                         </w:rPr>
-                        <w:t>изучения</w:t>
+                        <w:t>изучения иностранных слов с геймификацией</w:t>
                       </w:r>
-                      <w:proofErr w:type="spellEnd"/>
-                      <w:r>
-                        <w:rPr>
-                          <w:color w:val="000000"/>
-                          <w:sz w:val="18"/>
-                          <w:szCs w:val="18"/>
-                        </w:rPr>
-                        <w:t xml:space="preserve"> </w:t>
-                      </w:r>
-                      <w:proofErr w:type="spellStart"/>
-                      <w:r>
-                        <w:rPr>
-                          <w:color w:val="000000"/>
-                          <w:sz w:val="18"/>
-                          <w:szCs w:val="18"/>
-                        </w:rPr>
-                        <w:t>иностранных</w:t>
-                      </w:r>
-                      <w:proofErr w:type="spellEnd"/>
-                      <w:r>
-                        <w:rPr>
-                          <w:color w:val="000000"/>
-                          <w:sz w:val="18"/>
-                          <w:szCs w:val="18"/>
-                        </w:rPr>
-                        <w:t xml:space="preserve"> </w:t>
-                      </w:r>
-                      <w:proofErr w:type="spellStart"/>
-                      <w:r>
-                        <w:rPr>
-                          <w:color w:val="000000"/>
-                          <w:sz w:val="18"/>
-                          <w:szCs w:val="18"/>
-                        </w:rPr>
-                        <w:t>слов</w:t>
-                      </w:r>
-                      <w:proofErr w:type="spellEnd"/>
-                      <w:r>
-                        <w:rPr>
-                          <w:color w:val="000000"/>
-                          <w:sz w:val="18"/>
-                          <w:szCs w:val="18"/>
-                        </w:rPr>
-                        <w:t xml:space="preserve"> с </w:t>
-                      </w:r>
-                      <w:proofErr w:type="spellStart"/>
-                      <w:r>
-                        <w:rPr>
-                          <w:color w:val="000000"/>
-                          <w:sz w:val="18"/>
-                          <w:szCs w:val="18"/>
-                        </w:rPr>
-                        <w:t>геймификацией</w:t>
-                      </w:r>
-                      <w:proofErr w:type="spellEnd"/>
                     </w:p>
                   </w:txbxContent>
                 </v:textbox>
@@ -28530,19 +27857,11 @@
                           <w:sz w:val="18"/>
                         </w:rPr>
                       </w:pPr>
-                      <w:proofErr w:type="spellStart"/>
                       <w:r>
                         <w:rPr>
                           <w:sz w:val="18"/>
                         </w:rPr>
-                        <w:t>Лит</w:t>
-                      </w:r>
-                      <w:proofErr w:type="spellEnd"/>
-                      <w:r>
-                        <w:rPr>
-                          <w:sz w:val="18"/>
-                        </w:rPr>
-                        <w:t>.</w:t>
+                        <w:t>Лит.</w:t>
                       </w:r>
                     </w:p>
                   </w:txbxContent>
@@ -28649,7 +27968,7 @@
 </file>
 
 <file path=word/footer3.xml><?xml version="1.0" encoding="utf-8"?>
-<w:ftr xmlns:wpc="http://schemas.microsoft.com/office/word/2010/wordprocessingCanvas" xmlns:cx="http://schemas.microsoft.com/office/drawing/2014/chartex" xmlns:cx1="http://schemas.microsoft.com/office/drawing/2015/9/8/chartex" xmlns:cx2="http://schemas.microsoft.com/office/drawing/2015/10/21/chartex" xmlns:cx3="http://schemas.microsoft.com/office/drawing/2016/5/9/chartex" xmlns:cx4="http://schemas.microsoft.com/office/drawing/2016/5/10/chartex" xmlns:cx5="http://schemas.microsoft.com/office/drawing/2016/5/11/chartex" xmlns:cx6="http://schemas.microsoft.com/office/drawing/2016/5/12/chartex" xmlns:cx7="http://schemas.microsoft.com/office/drawing/2016/5/13/chartex" xmlns:cx8="http://schemas.microsoft.com/office/drawing/2016/5/14/chartex" xmlns:mc="http://schemas.openxmlformats.org/markup-compatibility/2006" xmlns:aink="http://schemas.microsoft.com/office/drawing/2016/ink" xmlns:am3d="http://schemas.microsoft.com/office/drawing/2017/model3d" xmlns:o="urn:schemas-microsoft-com:office:office" xmlns:r="http://schemas.openxmlformats.org/officeDocument/2006/relationships" xmlns:m="http://schemas.openxmlformats.org/officeDocument/2006/math" xmlns:v="urn:schemas-microsoft-com:vml" xmlns:wp14="http://schemas.microsoft.com/office/word/2010/wordprocessingDrawing" xmlns:wp="http://schemas.openxmlformats.org/drawingml/2006/wordprocessingDrawing" xmlns:w10="urn:schemas-microsoft-com:office:word" xmlns:w="http://schemas.openxmlformats.org/wordprocessingml/2006/main" xmlns:w14="http://schemas.microsoft.com/office/word/2010/wordml" xmlns:w15="http://schemas.microsoft.com/office/word/2012/wordml" xmlns:w16cex="http://schemas.microsoft.com/office/word/2018/wordml/cex" xmlns:w16cid="http://schemas.microsoft.com/office/word/2016/wordml/cid" xmlns:w16="http://schemas.microsoft.com/office/word/2018/wordml" xmlns:w16sdtdh="http://schemas.microsoft.com/office/word/2020/wordml/sdtdatahash" xmlns:w16se="http://schemas.microsoft.com/office/word/2015/wordml/symex" xmlns:wpg="http://schemas.microsoft.com/office/word/2010/wordprocessingGroup" xmlns:wpi="http://schemas.microsoft.com/office/word/2010/wordprocessingInk" xmlns:wne="http://schemas.microsoft.com/office/word/2006/wordml" xmlns:wps="http://schemas.microsoft.com/office/word/2010/wordprocessingShape" mc:Ignorable="w14 w15 w16se w16cid w16 w16cex w16sdtdh wp14">
+<w:ftr xmlns:wpc="http://schemas.microsoft.com/office/word/2010/wordprocessingCanvas" xmlns:cx="http://schemas.microsoft.com/office/drawing/2014/chartex" xmlns:mc="http://schemas.openxmlformats.org/markup-compatibility/2006" xmlns:o="urn:schemas-microsoft-com:office:office" xmlns:r="http://schemas.openxmlformats.org/officeDocument/2006/relationships" xmlns:m="http://schemas.openxmlformats.org/officeDocument/2006/math" xmlns:v="urn:schemas-microsoft-com:vml" xmlns:wp14="http://schemas.microsoft.com/office/word/2010/wordprocessingDrawing" xmlns:wp="http://schemas.openxmlformats.org/drawingml/2006/wordprocessingDrawing" xmlns:w10="urn:schemas-microsoft-com:office:word" xmlns:w="http://schemas.openxmlformats.org/wordprocessingml/2006/main" xmlns:w14="http://schemas.microsoft.com/office/word/2010/wordml" xmlns:w15="http://schemas.microsoft.com/office/word/2012/wordml" xmlns:w16se="http://schemas.microsoft.com/office/word/2015/wordml/symex" xmlns:wpg="http://schemas.microsoft.com/office/word/2010/wordprocessingGroup" xmlns:wpi="http://schemas.microsoft.com/office/word/2010/wordprocessingInk" xmlns:wne="http://schemas.microsoft.com/office/word/2006/wordml" xmlns:wps="http://schemas.microsoft.com/office/word/2010/wordprocessingShape" mc:Ignorable="w14 w15 w16se wp14">
   <w:p>
     <w:pPr>
       <w:pStyle w:val="a8"/>
@@ -28659,7 +27978,7 @@
 </file>
 
 <file path=word/footer4.xml><?xml version="1.0" encoding="utf-8"?>
-<w:ftr xmlns:wpc="http://schemas.microsoft.com/office/word/2010/wordprocessingCanvas" xmlns:cx="http://schemas.microsoft.com/office/drawing/2014/chartex" xmlns:cx1="http://schemas.microsoft.com/office/drawing/2015/9/8/chartex" xmlns:cx2="http://schemas.microsoft.com/office/drawing/2015/10/21/chartex" xmlns:cx3="http://schemas.microsoft.com/office/drawing/2016/5/9/chartex" xmlns:cx4="http://schemas.microsoft.com/office/drawing/2016/5/10/chartex" xmlns:cx5="http://schemas.microsoft.com/office/drawing/2016/5/11/chartex" xmlns:cx6="http://schemas.microsoft.com/office/drawing/2016/5/12/chartex" xmlns:cx7="http://schemas.microsoft.com/office/drawing/2016/5/13/chartex" xmlns:cx8="http://schemas.microsoft.com/office/drawing/2016/5/14/chartex" xmlns:mc="http://schemas.openxmlformats.org/markup-compatibility/2006" xmlns:aink="http://schemas.microsoft.com/office/drawing/2016/ink" xmlns:am3d="http://schemas.microsoft.com/office/drawing/2017/model3d" xmlns:o="urn:schemas-microsoft-com:office:office" xmlns:r="http://schemas.openxmlformats.org/officeDocument/2006/relationships" xmlns:m="http://schemas.openxmlformats.org/officeDocument/2006/math" xmlns:v="urn:schemas-microsoft-com:vml" xmlns:wp14="http://schemas.microsoft.com/office/word/2010/wordprocessingDrawing" xmlns:wp="http://schemas.openxmlformats.org/drawingml/2006/wordprocessingDrawing" xmlns:w10="urn:schemas-microsoft-com:office:word" xmlns:w="http://schemas.openxmlformats.org/wordprocessingml/2006/main" xmlns:w14="http://schemas.microsoft.com/office/word/2010/wordml" xmlns:w15="http://schemas.microsoft.com/office/word/2012/wordml" xmlns:w16cex="http://schemas.microsoft.com/office/word/2018/wordml/cex" xmlns:w16cid="http://schemas.microsoft.com/office/word/2016/wordml/cid" xmlns:w16="http://schemas.microsoft.com/office/word/2018/wordml" xmlns:w16sdtdh="http://schemas.microsoft.com/office/word/2020/wordml/sdtdatahash" xmlns:w16se="http://schemas.microsoft.com/office/word/2015/wordml/symex" xmlns:wpg="http://schemas.microsoft.com/office/word/2010/wordprocessingGroup" xmlns:wpi="http://schemas.microsoft.com/office/word/2010/wordprocessingInk" xmlns:wne="http://schemas.microsoft.com/office/word/2006/wordml" xmlns:wps="http://schemas.microsoft.com/office/word/2010/wordprocessingShape" mc:Ignorable="w14 w15 w16se w16cid w16 w16cex w16sdtdh wp14">
+<w:ftr xmlns:wpc="http://schemas.microsoft.com/office/word/2010/wordprocessingCanvas" xmlns:cx="http://schemas.microsoft.com/office/drawing/2014/chartex" xmlns:mc="http://schemas.openxmlformats.org/markup-compatibility/2006" xmlns:o="urn:schemas-microsoft-com:office:office" xmlns:r="http://schemas.openxmlformats.org/officeDocument/2006/relationships" xmlns:m="http://schemas.openxmlformats.org/officeDocument/2006/math" xmlns:v="urn:schemas-microsoft-com:vml" xmlns:wp14="http://schemas.microsoft.com/office/word/2010/wordprocessingDrawing" xmlns:wp="http://schemas.openxmlformats.org/drawingml/2006/wordprocessingDrawing" xmlns:w10="urn:schemas-microsoft-com:office:word" xmlns:w="http://schemas.openxmlformats.org/wordprocessingml/2006/main" xmlns:w14="http://schemas.microsoft.com/office/word/2010/wordml" xmlns:w15="http://schemas.microsoft.com/office/word/2012/wordml" xmlns:w16se="http://schemas.microsoft.com/office/word/2015/wordml/symex" xmlns:wpg="http://schemas.microsoft.com/office/word/2010/wordprocessingGroup" xmlns:wpi="http://schemas.microsoft.com/office/word/2010/wordprocessingInk" xmlns:wne="http://schemas.microsoft.com/office/word/2006/wordml" xmlns:wps="http://schemas.microsoft.com/office/word/2010/wordprocessingShape" mc:Ignorable="w14 w15 w16se wp14">
   <w:p>
     <w:pPr>
       <w:pStyle w:val="a8"/>
@@ -28669,7 +27988,7 @@
 </file>
 
 <file path=word/footer5.xml><?xml version="1.0" encoding="utf-8"?>
-<w:ftr xmlns:wpc="http://schemas.microsoft.com/office/word/2010/wordprocessingCanvas" xmlns:cx="http://schemas.microsoft.com/office/drawing/2014/chartex" xmlns:cx1="http://schemas.microsoft.com/office/drawing/2015/9/8/chartex" xmlns:cx2="http://schemas.microsoft.com/office/drawing/2015/10/21/chartex" xmlns:cx3="http://schemas.microsoft.com/office/drawing/2016/5/9/chartex" xmlns:cx4="http://schemas.microsoft.com/office/drawing/2016/5/10/chartex" xmlns:cx5="http://schemas.microsoft.com/office/drawing/2016/5/11/chartex" xmlns:cx6="http://schemas.microsoft.com/office/drawing/2016/5/12/chartex" xmlns:cx7="http://schemas.microsoft.com/office/drawing/2016/5/13/chartex" xmlns:cx8="http://schemas.microsoft.com/office/drawing/2016/5/14/chartex" xmlns:mc="http://schemas.openxmlformats.org/markup-compatibility/2006" xmlns:aink="http://schemas.microsoft.com/office/drawing/2016/ink" xmlns:am3d="http://schemas.microsoft.com/office/drawing/2017/model3d" xmlns:o="urn:schemas-microsoft-com:office:office" xmlns:r="http://schemas.openxmlformats.org/officeDocument/2006/relationships" xmlns:m="http://schemas.openxmlformats.org/officeDocument/2006/math" xmlns:v="urn:schemas-microsoft-com:vml" xmlns:wp14="http://schemas.microsoft.com/office/word/2010/wordprocessingDrawing" xmlns:wp="http://schemas.openxmlformats.org/drawingml/2006/wordprocessingDrawing" xmlns:w10="urn:schemas-microsoft-com:office:word" xmlns:w="http://schemas.openxmlformats.org/wordprocessingml/2006/main" xmlns:w14="http://schemas.microsoft.com/office/word/2010/wordml" xmlns:w15="http://schemas.microsoft.com/office/word/2012/wordml" xmlns:w16cex="http://schemas.microsoft.com/office/word/2018/wordml/cex" xmlns:w16cid="http://schemas.microsoft.com/office/word/2016/wordml/cid" xmlns:w16="http://schemas.microsoft.com/office/word/2018/wordml" xmlns:w16sdtdh="http://schemas.microsoft.com/office/word/2020/wordml/sdtdatahash" xmlns:w16se="http://schemas.microsoft.com/office/word/2015/wordml/symex" xmlns:wpg="http://schemas.microsoft.com/office/word/2010/wordprocessingGroup" xmlns:wpi="http://schemas.microsoft.com/office/word/2010/wordprocessingInk" xmlns:wne="http://schemas.microsoft.com/office/word/2006/wordml" xmlns:wps="http://schemas.microsoft.com/office/word/2010/wordprocessingShape" mc:Ignorable="w14 w15 w16se w16cid w16 w16cex w16sdtdh wp14">
+<w:ftr xmlns:wpc="http://schemas.microsoft.com/office/word/2010/wordprocessingCanvas" xmlns:cx="http://schemas.microsoft.com/office/drawing/2014/chartex" xmlns:mc="http://schemas.openxmlformats.org/markup-compatibility/2006" xmlns:o="urn:schemas-microsoft-com:office:office" xmlns:r="http://schemas.openxmlformats.org/officeDocument/2006/relationships" xmlns:m="http://schemas.openxmlformats.org/officeDocument/2006/math" xmlns:v="urn:schemas-microsoft-com:vml" xmlns:wp14="http://schemas.microsoft.com/office/word/2010/wordprocessingDrawing" xmlns:wp="http://schemas.openxmlformats.org/drawingml/2006/wordprocessingDrawing" xmlns:w10="urn:schemas-microsoft-com:office:word" xmlns:w="http://schemas.openxmlformats.org/wordprocessingml/2006/main" xmlns:w14="http://schemas.microsoft.com/office/word/2010/wordml" xmlns:w15="http://schemas.microsoft.com/office/word/2012/wordml" xmlns:w16se="http://schemas.microsoft.com/office/word/2015/wordml/symex" xmlns:wpg="http://schemas.microsoft.com/office/word/2010/wordprocessingGroup" xmlns:wpi="http://schemas.microsoft.com/office/word/2010/wordprocessingInk" xmlns:wne="http://schemas.microsoft.com/office/word/2006/wordml" xmlns:wps="http://schemas.microsoft.com/office/word/2010/wordprocessingShape" mc:Ignorable="w14 w15 w16se wp14">
   <w:p>
     <w:pPr>
       <w:pStyle w:val="a8"/>
@@ -28679,7 +27998,7 @@
 </file>
 
 <file path=word/footnotes.xml><?xml version="1.0" encoding="utf-8"?>
-<w:footnotes xmlns:wpc="http://schemas.microsoft.com/office/word/2010/wordprocessingCanvas" xmlns:cx="http://schemas.microsoft.com/office/drawing/2014/chartex" xmlns:cx1="http://schemas.microsoft.com/office/drawing/2015/9/8/chartex" xmlns:cx2="http://schemas.microsoft.com/office/drawing/2015/10/21/chartex" xmlns:cx3="http://schemas.microsoft.com/office/drawing/2016/5/9/chartex" xmlns:cx4="http://schemas.microsoft.com/office/drawing/2016/5/10/chartex" xmlns:cx5="http://schemas.microsoft.com/office/drawing/2016/5/11/chartex" xmlns:cx6="http://schemas.microsoft.com/office/drawing/2016/5/12/chartex" xmlns:cx7="http://schemas.microsoft.com/office/drawing/2016/5/13/chartex" xmlns:cx8="http://schemas.microsoft.com/office/drawing/2016/5/14/chartex" xmlns:mc="http://schemas.openxmlformats.org/markup-compatibility/2006" xmlns:aink="http://schemas.microsoft.com/office/drawing/2016/ink" xmlns:am3d="http://schemas.microsoft.com/office/drawing/2017/model3d" xmlns:o="urn:schemas-microsoft-com:office:office" xmlns:r="http://schemas.openxmlformats.org/officeDocument/2006/relationships" xmlns:m="http://schemas.openxmlformats.org/officeDocument/2006/math" xmlns:v="urn:schemas-microsoft-com:vml" xmlns:wp14="http://schemas.microsoft.com/office/word/2010/wordprocessingDrawing" xmlns:wp="http://schemas.openxmlformats.org/drawingml/2006/wordprocessingDrawing" xmlns:w10="urn:schemas-microsoft-com:office:word" xmlns:w="http://schemas.openxmlformats.org/wordprocessingml/2006/main" xmlns:w14="http://schemas.microsoft.com/office/word/2010/wordml" xmlns:w15="http://schemas.microsoft.com/office/word/2012/wordml" xmlns:w16cex="http://schemas.microsoft.com/office/word/2018/wordml/cex" xmlns:w16cid="http://schemas.microsoft.com/office/word/2016/wordml/cid" xmlns:w16="http://schemas.microsoft.com/office/word/2018/wordml" xmlns:w16sdtdh="http://schemas.microsoft.com/office/word/2020/wordml/sdtdatahash" xmlns:w16se="http://schemas.microsoft.com/office/word/2015/wordml/symex" xmlns:wpg="http://schemas.microsoft.com/office/word/2010/wordprocessingGroup" xmlns:wpi="http://schemas.microsoft.com/office/word/2010/wordprocessingInk" xmlns:wne="http://schemas.microsoft.com/office/word/2006/wordml" xmlns:wps="http://schemas.microsoft.com/office/word/2010/wordprocessingShape" mc:Ignorable="w14 w15 w16se w16cid w16 w16cex w16sdtdh wp14">
+<w:footnotes xmlns:wpc="http://schemas.microsoft.com/office/word/2010/wordprocessingCanvas" xmlns:cx="http://schemas.microsoft.com/office/drawing/2014/chartex" xmlns:mc="http://schemas.openxmlformats.org/markup-compatibility/2006" xmlns:o="urn:schemas-microsoft-com:office:office" xmlns:r="http://schemas.openxmlformats.org/officeDocument/2006/relationships" xmlns:m="http://schemas.openxmlformats.org/officeDocument/2006/math" xmlns:v="urn:schemas-microsoft-com:vml" xmlns:wp14="http://schemas.microsoft.com/office/word/2010/wordprocessingDrawing" xmlns:wp="http://schemas.openxmlformats.org/drawingml/2006/wordprocessingDrawing" xmlns:w10="urn:schemas-microsoft-com:office:word" xmlns:w="http://schemas.openxmlformats.org/wordprocessingml/2006/main" xmlns:w14="http://schemas.microsoft.com/office/word/2010/wordml" xmlns:w15="http://schemas.microsoft.com/office/word/2012/wordml" xmlns:w16se="http://schemas.microsoft.com/office/word/2015/wordml/symex" xmlns:wpg="http://schemas.microsoft.com/office/word/2010/wordprocessingGroup" xmlns:wpi="http://schemas.microsoft.com/office/word/2010/wordprocessingInk" xmlns:wne="http://schemas.microsoft.com/office/word/2006/wordml" xmlns:wps="http://schemas.microsoft.com/office/word/2010/wordprocessingShape" mc:Ignorable="w14 w15 w16se wp14">
   <w:footnote w:type="separator" w:id="-1">
     <w:p>
       <w:pPr>
@@ -28704,7 +28023,7 @@
 </file>
 
 <file path=word/header1.xml><?xml version="1.0" encoding="utf-8"?>
-<w:hdr xmlns:wpc="http://schemas.microsoft.com/office/word/2010/wordprocessingCanvas" xmlns:cx="http://schemas.microsoft.com/office/drawing/2014/chartex" xmlns:cx1="http://schemas.microsoft.com/office/drawing/2015/9/8/chartex" xmlns:cx2="http://schemas.microsoft.com/office/drawing/2015/10/21/chartex" xmlns:cx3="http://schemas.microsoft.com/office/drawing/2016/5/9/chartex" xmlns:cx4="http://schemas.microsoft.com/office/drawing/2016/5/10/chartex" xmlns:cx5="http://schemas.microsoft.com/office/drawing/2016/5/11/chartex" xmlns:cx6="http://schemas.microsoft.com/office/drawing/2016/5/12/chartex" xmlns:cx7="http://schemas.microsoft.com/office/drawing/2016/5/13/chartex" xmlns:cx8="http://schemas.microsoft.com/office/drawing/2016/5/14/chartex" xmlns:mc="http://schemas.openxmlformats.org/markup-compatibility/2006" xmlns:aink="http://schemas.microsoft.com/office/drawing/2016/ink" xmlns:am3d="http://schemas.microsoft.com/office/drawing/2017/model3d" xmlns:o="urn:schemas-microsoft-com:office:office" xmlns:r="http://schemas.openxmlformats.org/officeDocument/2006/relationships" xmlns:m="http://schemas.openxmlformats.org/officeDocument/2006/math" xmlns:v="urn:schemas-microsoft-com:vml" xmlns:wp14="http://schemas.microsoft.com/office/word/2010/wordprocessingDrawing" xmlns:wp="http://schemas.openxmlformats.org/drawingml/2006/wordprocessingDrawing" xmlns:w10="urn:schemas-microsoft-com:office:word" xmlns:w="http://schemas.openxmlformats.org/wordprocessingml/2006/main" xmlns:w14="http://schemas.microsoft.com/office/word/2010/wordml" xmlns:w15="http://schemas.microsoft.com/office/word/2012/wordml" xmlns:w16cex="http://schemas.microsoft.com/office/word/2018/wordml/cex" xmlns:w16cid="http://schemas.microsoft.com/office/word/2016/wordml/cid" xmlns:w16="http://schemas.microsoft.com/office/word/2018/wordml" xmlns:w16sdtdh="http://schemas.microsoft.com/office/word/2020/wordml/sdtdatahash" xmlns:w16se="http://schemas.microsoft.com/office/word/2015/wordml/symex" xmlns:wpg="http://schemas.microsoft.com/office/word/2010/wordprocessingGroup" xmlns:wpi="http://schemas.microsoft.com/office/word/2010/wordprocessingInk" xmlns:wne="http://schemas.microsoft.com/office/word/2006/wordml" xmlns:wps="http://schemas.microsoft.com/office/word/2010/wordprocessingShape" mc:Ignorable="w14 w15 w16se w16cid w16 w16cex w16sdtdh wp14">
+<w:hdr xmlns:wpc="http://schemas.microsoft.com/office/word/2010/wordprocessingCanvas" xmlns:cx="http://schemas.microsoft.com/office/drawing/2014/chartex" xmlns:mc="http://schemas.openxmlformats.org/markup-compatibility/2006" xmlns:o="urn:schemas-microsoft-com:office:office" xmlns:r="http://schemas.openxmlformats.org/officeDocument/2006/relationships" xmlns:m="http://schemas.openxmlformats.org/officeDocument/2006/math" xmlns:v="urn:schemas-microsoft-com:vml" xmlns:wp14="http://schemas.microsoft.com/office/word/2010/wordprocessingDrawing" xmlns:wp="http://schemas.openxmlformats.org/drawingml/2006/wordprocessingDrawing" xmlns:w10="urn:schemas-microsoft-com:office:word" xmlns:w="http://schemas.openxmlformats.org/wordprocessingml/2006/main" xmlns:w14="http://schemas.microsoft.com/office/word/2010/wordml" xmlns:w15="http://schemas.microsoft.com/office/word/2012/wordml" xmlns:w16se="http://schemas.microsoft.com/office/word/2015/wordml/symex" xmlns:wpg="http://schemas.microsoft.com/office/word/2010/wordprocessingGroup" xmlns:wpi="http://schemas.microsoft.com/office/word/2010/wordprocessingInk" xmlns:wne="http://schemas.microsoft.com/office/word/2006/wordml" xmlns:wps="http://schemas.microsoft.com/office/word/2010/wordprocessingShape" mc:Ignorable="w14 w15 w16se wp14">
   <w:p>
     <w:pPr>
       <w:pStyle w:val="a6"/>
@@ -28714,7 +28033,7 @@
 </file>
 
 <file path=word/header2.xml><?xml version="1.0" encoding="utf-8"?>
-<w:hdr xmlns:wpc="http://schemas.microsoft.com/office/word/2010/wordprocessingCanvas" xmlns:cx="http://schemas.microsoft.com/office/drawing/2014/chartex" xmlns:cx1="http://schemas.microsoft.com/office/drawing/2015/9/8/chartex" xmlns:cx2="http://schemas.microsoft.com/office/drawing/2015/10/21/chartex" xmlns:cx3="http://schemas.microsoft.com/office/drawing/2016/5/9/chartex" xmlns:cx4="http://schemas.microsoft.com/office/drawing/2016/5/10/chartex" xmlns:cx5="http://schemas.microsoft.com/office/drawing/2016/5/11/chartex" xmlns:cx6="http://schemas.microsoft.com/office/drawing/2016/5/12/chartex" xmlns:cx7="http://schemas.microsoft.com/office/drawing/2016/5/13/chartex" xmlns:cx8="http://schemas.microsoft.com/office/drawing/2016/5/14/chartex" xmlns:mc="http://schemas.openxmlformats.org/markup-compatibility/2006" xmlns:aink="http://schemas.microsoft.com/office/drawing/2016/ink" xmlns:am3d="http://schemas.microsoft.com/office/drawing/2017/model3d" xmlns:o="urn:schemas-microsoft-com:office:office" xmlns:r="http://schemas.openxmlformats.org/officeDocument/2006/relationships" xmlns:m="http://schemas.openxmlformats.org/officeDocument/2006/math" xmlns:v="urn:schemas-microsoft-com:vml" xmlns:wp14="http://schemas.microsoft.com/office/word/2010/wordprocessingDrawing" xmlns:wp="http://schemas.openxmlformats.org/drawingml/2006/wordprocessingDrawing" xmlns:w10="urn:schemas-microsoft-com:office:word" xmlns:w="http://schemas.openxmlformats.org/wordprocessingml/2006/main" xmlns:w14="http://schemas.microsoft.com/office/word/2010/wordml" xmlns:w15="http://schemas.microsoft.com/office/word/2012/wordml" xmlns:w16cex="http://schemas.microsoft.com/office/word/2018/wordml/cex" xmlns:w16cid="http://schemas.microsoft.com/office/word/2016/wordml/cid" xmlns:w16="http://schemas.microsoft.com/office/word/2018/wordml" xmlns:w16sdtdh="http://schemas.microsoft.com/office/word/2020/wordml/sdtdatahash" xmlns:w16se="http://schemas.microsoft.com/office/word/2015/wordml/symex" xmlns:wpg="http://schemas.microsoft.com/office/word/2010/wordprocessingGroup" xmlns:wpi="http://schemas.microsoft.com/office/word/2010/wordprocessingInk" xmlns:wne="http://schemas.microsoft.com/office/word/2006/wordml" xmlns:wps="http://schemas.microsoft.com/office/word/2010/wordprocessingShape" mc:Ignorable="w14 w15 w16se w16cid w16 w16cex w16sdtdh wp14">
+<w:hdr xmlns:wpc="http://schemas.microsoft.com/office/word/2010/wordprocessingCanvas" xmlns:cx="http://schemas.microsoft.com/office/drawing/2014/chartex" xmlns:mc="http://schemas.openxmlformats.org/markup-compatibility/2006" xmlns:o="urn:schemas-microsoft-com:office:office" xmlns:r="http://schemas.openxmlformats.org/officeDocument/2006/relationships" xmlns:m="http://schemas.openxmlformats.org/officeDocument/2006/math" xmlns:v="urn:schemas-microsoft-com:vml" xmlns:wp14="http://schemas.microsoft.com/office/word/2010/wordprocessingDrawing" xmlns:wp="http://schemas.openxmlformats.org/drawingml/2006/wordprocessingDrawing" xmlns:w10="urn:schemas-microsoft-com:office:word" xmlns:w="http://schemas.openxmlformats.org/wordprocessingml/2006/main" xmlns:w14="http://schemas.microsoft.com/office/word/2010/wordml" xmlns:w15="http://schemas.microsoft.com/office/word/2012/wordml" xmlns:w16se="http://schemas.microsoft.com/office/word/2015/wordml/symex" xmlns:wpg="http://schemas.microsoft.com/office/word/2010/wordprocessingGroup" xmlns:wpi="http://schemas.microsoft.com/office/word/2010/wordprocessingInk" xmlns:wne="http://schemas.microsoft.com/office/word/2006/wordml" xmlns:wps="http://schemas.microsoft.com/office/word/2010/wordprocessingShape" mc:Ignorable="w14 w15 w16se wp14">
   <w:p>
     <w:pPr>
       <w:pStyle w:val="a6"/>
@@ -28724,7 +28043,7 @@
 </file>
 
 <file path=word/header3.xml><?xml version="1.0" encoding="utf-8"?>
-<w:hdr xmlns:wpc="http://schemas.microsoft.com/office/word/2010/wordprocessingCanvas" xmlns:cx="http://schemas.microsoft.com/office/drawing/2014/chartex" xmlns:cx1="http://schemas.microsoft.com/office/drawing/2015/9/8/chartex" xmlns:cx2="http://schemas.microsoft.com/office/drawing/2015/10/21/chartex" xmlns:cx3="http://schemas.microsoft.com/office/drawing/2016/5/9/chartex" xmlns:cx4="http://schemas.microsoft.com/office/drawing/2016/5/10/chartex" xmlns:cx5="http://schemas.microsoft.com/office/drawing/2016/5/11/chartex" xmlns:cx6="http://schemas.microsoft.com/office/drawing/2016/5/12/chartex" xmlns:cx7="http://schemas.microsoft.com/office/drawing/2016/5/13/chartex" xmlns:cx8="http://schemas.microsoft.com/office/drawing/2016/5/14/chartex" xmlns:mc="http://schemas.openxmlformats.org/markup-compatibility/2006" xmlns:aink="http://schemas.microsoft.com/office/drawing/2016/ink" xmlns:am3d="http://schemas.microsoft.com/office/drawing/2017/model3d" xmlns:o="urn:schemas-microsoft-com:office:office" xmlns:r="http://schemas.openxmlformats.org/officeDocument/2006/relationships" xmlns:m="http://schemas.openxmlformats.org/officeDocument/2006/math" xmlns:v="urn:schemas-microsoft-com:vml" xmlns:wp14="http://schemas.microsoft.com/office/word/2010/wordprocessingDrawing" xmlns:wp="http://schemas.openxmlformats.org/drawingml/2006/wordprocessingDrawing" xmlns:w10="urn:schemas-microsoft-com:office:word" xmlns:w="http://schemas.openxmlformats.org/wordprocessingml/2006/main" xmlns:w14="http://schemas.microsoft.com/office/word/2010/wordml" xmlns:w15="http://schemas.microsoft.com/office/word/2012/wordml" xmlns:w16cex="http://schemas.microsoft.com/office/word/2018/wordml/cex" xmlns:w16cid="http://schemas.microsoft.com/office/word/2016/wordml/cid" xmlns:w16="http://schemas.microsoft.com/office/word/2018/wordml" xmlns:w16sdtdh="http://schemas.microsoft.com/office/word/2020/wordml/sdtdatahash" xmlns:w16se="http://schemas.microsoft.com/office/word/2015/wordml/symex" xmlns:wpg="http://schemas.microsoft.com/office/word/2010/wordprocessingGroup" xmlns:wpi="http://schemas.microsoft.com/office/word/2010/wordprocessingInk" xmlns:wne="http://schemas.microsoft.com/office/word/2006/wordml" xmlns:wps="http://schemas.microsoft.com/office/word/2010/wordprocessingShape" mc:Ignorable="w14 w15 w16se w16cid w16 w16cex w16sdtdh wp14">
+<w:hdr xmlns:wpc="http://schemas.microsoft.com/office/word/2010/wordprocessingCanvas" xmlns:cx="http://schemas.microsoft.com/office/drawing/2014/chartex" xmlns:mc="http://schemas.openxmlformats.org/markup-compatibility/2006" xmlns:o="urn:schemas-microsoft-com:office:office" xmlns:r="http://schemas.openxmlformats.org/officeDocument/2006/relationships" xmlns:m="http://schemas.openxmlformats.org/officeDocument/2006/math" xmlns:v="urn:schemas-microsoft-com:vml" xmlns:wp14="http://schemas.microsoft.com/office/word/2010/wordprocessingDrawing" xmlns:wp="http://schemas.openxmlformats.org/drawingml/2006/wordprocessingDrawing" xmlns:w10="urn:schemas-microsoft-com:office:word" xmlns:w="http://schemas.openxmlformats.org/wordprocessingml/2006/main" xmlns:w14="http://schemas.microsoft.com/office/word/2010/wordml" xmlns:w15="http://schemas.microsoft.com/office/word/2012/wordml" xmlns:w16se="http://schemas.microsoft.com/office/word/2015/wordml/symex" xmlns:wpg="http://schemas.microsoft.com/office/word/2010/wordprocessingGroup" xmlns:wpi="http://schemas.microsoft.com/office/word/2010/wordprocessingInk" xmlns:wne="http://schemas.microsoft.com/office/word/2006/wordml" xmlns:wps="http://schemas.microsoft.com/office/word/2010/wordprocessingShape" mc:Ignorable="w14 w15 w16se wp14">
   <w:p>
     <w:pPr>
       <w:pStyle w:val="a6"/>
@@ -28734,7 +28053,7 @@
 </file>
 
 <file path=word/header4.xml><?xml version="1.0" encoding="utf-8"?>
-<w:hdr xmlns:wpc="http://schemas.microsoft.com/office/word/2010/wordprocessingCanvas" xmlns:cx="http://schemas.microsoft.com/office/drawing/2014/chartex" xmlns:cx1="http://schemas.microsoft.com/office/drawing/2015/9/8/chartex" xmlns:cx2="http://schemas.microsoft.com/office/drawing/2015/10/21/chartex" xmlns:cx3="http://schemas.microsoft.com/office/drawing/2016/5/9/chartex" xmlns:cx4="http://schemas.microsoft.com/office/drawing/2016/5/10/chartex" xmlns:cx5="http://schemas.microsoft.com/office/drawing/2016/5/11/chartex" xmlns:cx6="http://schemas.microsoft.com/office/drawing/2016/5/12/chartex" xmlns:cx7="http://schemas.microsoft.com/office/drawing/2016/5/13/chartex" xmlns:cx8="http://schemas.microsoft.com/office/drawing/2016/5/14/chartex" xmlns:mc="http://schemas.openxmlformats.org/markup-compatibility/2006" xmlns:aink="http://schemas.microsoft.com/office/drawing/2016/ink" xmlns:am3d="http://schemas.microsoft.com/office/drawing/2017/model3d" xmlns:o="urn:schemas-microsoft-com:office:office" xmlns:r="http://schemas.openxmlformats.org/officeDocument/2006/relationships" xmlns:m="http://schemas.openxmlformats.org/officeDocument/2006/math" xmlns:v="urn:schemas-microsoft-com:vml" xmlns:wp14="http://schemas.microsoft.com/office/word/2010/wordprocessingDrawing" xmlns:wp="http://schemas.openxmlformats.org/drawingml/2006/wordprocessingDrawing" xmlns:w10="urn:schemas-microsoft-com:office:word" xmlns:w="http://schemas.openxmlformats.org/wordprocessingml/2006/main" xmlns:w14="http://schemas.microsoft.com/office/word/2010/wordml" xmlns:w15="http://schemas.microsoft.com/office/word/2012/wordml" xmlns:w16cex="http://schemas.microsoft.com/office/word/2018/wordml/cex" xmlns:w16cid="http://schemas.microsoft.com/office/word/2016/wordml/cid" xmlns:w16="http://schemas.microsoft.com/office/word/2018/wordml" xmlns:w16sdtdh="http://schemas.microsoft.com/office/word/2020/wordml/sdtdatahash" xmlns:w16se="http://schemas.microsoft.com/office/word/2015/wordml/symex" xmlns:wpg="http://schemas.microsoft.com/office/word/2010/wordprocessingGroup" xmlns:wpi="http://schemas.microsoft.com/office/word/2010/wordprocessingInk" xmlns:wne="http://schemas.microsoft.com/office/word/2006/wordml" xmlns:wps="http://schemas.microsoft.com/office/word/2010/wordprocessingShape" mc:Ignorable="w14 w15 w16se w16cid w16 w16cex w16sdtdh wp14">
+<w:hdr xmlns:wpc="http://schemas.microsoft.com/office/word/2010/wordprocessingCanvas" xmlns:cx="http://schemas.microsoft.com/office/drawing/2014/chartex" xmlns:mc="http://schemas.openxmlformats.org/markup-compatibility/2006" xmlns:o="urn:schemas-microsoft-com:office:office" xmlns:r="http://schemas.openxmlformats.org/officeDocument/2006/relationships" xmlns:m="http://schemas.openxmlformats.org/officeDocument/2006/math" xmlns:v="urn:schemas-microsoft-com:vml" xmlns:wp14="http://schemas.microsoft.com/office/word/2010/wordprocessingDrawing" xmlns:wp="http://schemas.openxmlformats.org/drawingml/2006/wordprocessingDrawing" xmlns:w10="urn:schemas-microsoft-com:office:word" xmlns:w="http://schemas.openxmlformats.org/wordprocessingml/2006/main" xmlns:w14="http://schemas.microsoft.com/office/word/2010/wordml" xmlns:w15="http://schemas.microsoft.com/office/word/2012/wordml" xmlns:w16se="http://schemas.microsoft.com/office/word/2015/wordml/symex" xmlns:wpg="http://schemas.microsoft.com/office/word/2010/wordprocessingGroup" xmlns:wpi="http://schemas.microsoft.com/office/word/2010/wordprocessingInk" xmlns:wne="http://schemas.microsoft.com/office/word/2006/wordml" xmlns:wps="http://schemas.microsoft.com/office/word/2010/wordprocessingShape" mc:Ignorable="w14 w15 w16se wp14">
   <w:p>
     <w:pPr>
       <w:pStyle w:val="a6"/>
@@ -28744,7 +28063,7 @@
 </file>
 
 <file path=word/header5.xml><?xml version="1.0" encoding="utf-8"?>
-<w:hdr xmlns:wpc="http://schemas.microsoft.com/office/word/2010/wordprocessingCanvas" xmlns:cx="http://schemas.microsoft.com/office/drawing/2014/chartex" xmlns:cx1="http://schemas.microsoft.com/office/drawing/2015/9/8/chartex" xmlns:cx2="http://schemas.microsoft.com/office/drawing/2015/10/21/chartex" xmlns:cx3="http://schemas.microsoft.com/office/drawing/2016/5/9/chartex" xmlns:cx4="http://schemas.microsoft.com/office/drawing/2016/5/10/chartex" xmlns:cx5="http://schemas.microsoft.com/office/drawing/2016/5/11/chartex" xmlns:cx6="http://schemas.microsoft.com/office/drawing/2016/5/12/chartex" xmlns:cx7="http://schemas.microsoft.com/office/drawing/2016/5/13/chartex" xmlns:cx8="http://schemas.microsoft.com/office/drawing/2016/5/14/chartex" xmlns:mc="http://schemas.openxmlformats.org/markup-compatibility/2006" xmlns:aink="http://schemas.microsoft.com/office/drawing/2016/ink" xmlns:am3d="http://schemas.microsoft.com/office/drawing/2017/model3d" xmlns:o="urn:schemas-microsoft-com:office:office" xmlns:r="http://schemas.openxmlformats.org/officeDocument/2006/relationships" xmlns:m="http://schemas.openxmlformats.org/officeDocument/2006/math" xmlns:v="urn:schemas-microsoft-com:vml" xmlns:wp14="http://schemas.microsoft.com/office/word/2010/wordprocessingDrawing" xmlns:wp="http://schemas.openxmlformats.org/drawingml/2006/wordprocessingDrawing" xmlns:w10="urn:schemas-microsoft-com:office:word" xmlns:w="http://schemas.openxmlformats.org/wordprocessingml/2006/main" xmlns:w14="http://schemas.microsoft.com/office/word/2010/wordml" xmlns:w15="http://schemas.microsoft.com/office/word/2012/wordml" xmlns:w16cex="http://schemas.microsoft.com/office/word/2018/wordml/cex" xmlns:w16cid="http://schemas.microsoft.com/office/word/2016/wordml/cid" xmlns:w16="http://schemas.microsoft.com/office/word/2018/wordml" xmlns:w16sdtdh="http://schemas.microsoft.com/office/word/2020/wordml/sdtdatahash" xmlns:w16se="http://schemas.microsoft.com/office/word/2015/wordml/symex" xmlns:wpg="http://schemas.microsoft.com/office/word/2010/wordprocessingGroup" xmlns:wpi="http://schemas.microsoft.com/office/word/2010/wordprocessingInk" xmlns:wne="http://schemas.microsoft.com/office/word/2006/wordml" xmlns:wps="http://schemas.microsoft.com/office/word/2010/wordprocessingShape" mc:Ignorable="w14 w15 w16se w16cid w16 w16cex w16sdtdh wp14">
+<w:hdr xmlns:wpc="http://schemas.microsoft.com/office/word/2010/wordprocessingCanvas" xmlns:cx="http://schemas.microsoft.com/office/drawing/2014/chartex" xmlns:mc="http://schemas.openxmlformats.org/markup-compatibility/2006" xmlns:o="urn:schemas-microsoft-com:office:office" xmlns:r="http://schemas.openxmlformats.org/officeDocument/2006/relationships" xmlns:m="http://schemas.openxmlformats.org/officeDocument/2006/math" xmlns:v="urn:schemas-microsoft-com:vml" xmlns:wp14="http://schemas.microsoft.com/office/word/2010/wordprocessingDrawing" xmlns:wp="http://schemas.openxmlformats.org/drawingml/2006/wordprocessingDrawing" xmlns:w10="urn:schemas-microsoft-com:office:word" xmlns:w="http://schemas.openxmlformats.org/wordprocessingml/2006/main" xmlns:w14="http://schemas.microsoft.com/office/word/2010/wordml" xmlns:w15="http://schemas.microsoft.com/office/word/2012/wordml" xmlns:w16se="http://schemas.microsoft.com/office/word/2015/wordml/symex" xmlns:wpg="http://schemas.microsoft.com/office/word/2010/wordprocessingGroup" xmlns:wpi="http://schemas.microsoft.com/office/word/2010/wordprocessingInk" xmlns:wne="http://schemas.microsoft.com/office/word/2006/wordml" xmlns:wps="http://schemas.microsoft.com/office/word/2010/wordprocessingShape" mc:Ignorable="w14 w15 w16se wp14">
   <w:p>
     <w:pPr>
       <w:pStyle w:val="a6"/>
@@ -29173,19 +28492,11 @@
                                 <w:sz w:val="18"/>
                               </w:rPr>
                             </w:pPr>
-                            <w:proofErr w:type="spellStart"/>
                             <w:r>
                               <w:rPr>
                                 <w:sz w:val="18"/>
                               </w:rPr>
-                              <w:t>Изм</w:t>
-                            </w:r>
-                            <w:proofErr w:type="spellEnd"/>
-                            <w:r>
-                              <w:rPr>
-                                <w:sz w:val="18"/>
-                              </w:rPr>
-                              <w:t>.</w:t>
+                              <w:t>Изм.</w:t>
                             </w:r>
                           </w:p>
                         </w:txbxContent>
@@ -29287,21 +28598,7 @@
                               <w:rPr>
                                 <w:sz w:val="18"/>
                               </w:rPr>
-                              <w:t xml:space="preserve">№ </w:t>
-                            </w:r>
-                            <w:proofErr w:type="spellStart"/>
-                            <w:r>
-                              <w:rPr>
-                                <w:sz w:val="18"/>
-                              </w:rPr>
-                              <w:t>докум</w:t>
-                            </w:r>
-                            <w:proofErr w:type="spellEnd"/>
-                            <w:r>
-                              <w:rPr>
-                                <w:sz w:val="18"/>
-                              </w:rPr>
-                              <w:t>.</w:t>
+                              <w:t>№ докум.</w:t>
                             </w:r>
                           </w:p>
                         </w:txbxContent>
@@ -29348,14 +28645,12 @@
                                 <w:sz w:val="18"/>
                               </w:rPr>
                             </w:pPr>
-                            <w:proofErr w:type="spellStart"/>
                             <w:r>
                               <w:rPr>
                                 <w:sz w:val="18"/>
                               </w:rPr>
                               <w:t>Подпись</w:t>
                             </w:r>
-                            <w:proofErr w:type="spellEnd"/>
                           </w:p>
                         </w:txbxContent>
                       </wps:txbx>
@@ -29533,15 +28828,7 @@
                                 <w:sz w:val="22"/>
                                 <w:szCs w:val="18"/>
                               </w:rPr>
-                              <w:t>2</w:t>
-                            </w:r>
-                            <w:r>
-                              <w:rPr>
-                                <w:noProof/>
-                                <w:sz w:val="22"/>
-                                <w:szCs w:val="18"/>
-                              </w:rPr>
-                              <w:t>0</w:t>
+                              <w:t>26</w:t>
                             </w:r>
                             <w:r>
                               <w:rPr>
@@ -29672,19 +28959,11 @@
                           <w:sz w:val="18"/>
                         </w:rPr>
                       </w:pPr>
-                      <w:proofErr w:type="spellStart"/>
                       <w:r>
                         <w:rPr>
                           <w:sz w:val="18"/>
                         </w:rPr>
-                        <w:t>Изм</w:t>
-                      </w:r>
-                      <w:proofErr w:type="spellEnd"/>
-                      <w:r>
-                        <w:rPr>
-                          <w:sz w:val="18"/>
-                        </w:rPr>
-                        <w:t>.</w:t>
+                        <w:t>Изм.</w:t>
                       </w:r>
                     </w:p>
                   </w:txbxContent>
@@ -29726,21 +29005,7 @@
                         <w:rPr>
                           <w:sz w:val="18"/>
                         </w:rPr>
-                        <w:t xml:space="preserve">№ </w:t>
-                      </w:r>
-                      <w:proofErr w:type="spellStart"/>
-                      <w:r>
-                        <w:rPr>
-                          <w:sz w:val="18"/>
-                        </w:rPr>
-                        <w:t>докум</w:t>
-                      </w:r>
-                      <w:proofErr w:type="spellEnd"/>
-                      <w:r>
-                        <w:rPr>
-                          <w:sz w:val="18"/>
-                        </w:rPr>
-                        <w:t>.</w:t>
+                        <w:t>№ докум.</w:t>
                       </w:r>
                     </w:p>
                   </w:txbxContent>
@@ -29757,14 +29022,12 @@
                           <w:sz w:val="18"/>
                         </w:rPr>
                       </w:pPr>
-                      <w:proofErr w:type="spellStart"/>
                       <w:r>
                         <w:rPr>
                           <w:sz w:val="18"/>
                         </w:rPr>
                         <w:t>Подпись</w:t>
                       </w:r>
-                      <w:proofErr w:type="spellEnd"/>
                     </w:p>
                   </w:txbxContent>
                 </v:textbox>
@@ -29852,15 +29115,7 @@
                           <w:sz w:val="22"/>
                           <w:szCs w:val="18"/>
                         </w:rPr>
-                        <w:t>2</w:t>
-                      </w:r>
-                      <w:r>
-                        <w:rPr>
-                          <w:noProof/>
-                          <w:sz w:val="22"/>
-                          <w:szCs w:val="18"/>
-                        </w:rPr>
-                        <w:t>0</w:t>
+                        <w:t>26</w:t>
                       </w:r>
                       <w:r>
                         <w:rPr>
@@ -29938,7 +29193,7 @@
 </file>
 
 <file path=word/header6.xml><?xml version="1.0" encoding="utf-8"?>
-<w:hdr xmlns:wpc="http://schemas.microsoft.com/office/word/2010/wordprocessingCanvas" xmlns:cx="http://schemas.microsoft.com/office/drawing/2014/chartex" xmlns:cx1="http://schemas.microsoft.com/office/drawing/2015/9/8/chartex" xmlns:cx2="http://schemas.microsoft.com/office/drawing/2015/10/21/chartex" xmlns:cx3="http://schemas.microsoft.com/office/drawing/2016/5/9/chartex" xmlns:cx4="http://schemas.microsoft.com/office/drawing/2016/5/10/chartex" xmlns:cx5="http://schemas.microsoft.com/office/drawing/2016/5/11/chartex" xmlns:cx6="http://schemas.microsoft.com/office/drawing/2016/5/12/chartex" xmlns:cx7="http://schemas.microsoft.com/office/drawing/2016/5/13/chartex" xmlns:cx8="http://schemas.microsoft.com/office/drawing/2016/5/14/chartex" xmlns:mc="http://schemas.openxmlformats.org/markup-compatibility/2006" xmlns:aink="http://schemas.microsoft.com/office/drawing/2016/ink" xmlns:am3d="http://schemas.microsoft.com/office/drawing/2017/model3d" xmlns:o="urn:schemas-microsoft-com:office:office" xmlns:r="http://schemas.openxmlformats.org/officeDocument/2006/relationships" xmlns:m="http://schemas.openxmlformats.org/officeDocument/2006/math" xmlns:v="urn:schemas-microsoft-com:vml" xmlns:wp14="http://schemas.microsoft.com/office/word/2010/wordprocessingDrawing" xmlns:wp="http://schemas.openxmlformats.org/drawingml/2006/wordprocessingDrawing" xmlns:w10="urn:schemas-microsoft-com:office:word" xmlns:w="http://schemas.openxmlformats.org/wordprocessingml/2006/main" xmlns:w14="http://schemas.microsoft.com/office/word/2010/wordml" xmlns:w15="http://schemas.microsoft.com/office/word/2012/wordml" xmlns:w16cex="http://schemas.microsoft.com/office/word/2018/wordml/cex" xmlns:w16cid="http://schemas.microsoft.com/office/word/2016/wordml/cid" xmlns:w16="http://schemas.microsoft.com/office/word/2018/wordml" xmlns:w16sdtdh="http://schemas.microsoft.com/office/word/2020/wordml/sdtdatahash" xmlns:w16se="http://schemas.microsoft.com/office/word/2015/wordml/symex" xmlns:wpg="http://schemas.microsoft.com/office/word/2010/wordprocessingGroup" xmlns:wpi="http://schemas.microsoft.com/office/word/2010/wordprocessingInk" xmlns:wne="http://schemas.microsoft.com/office/word/2006/wordml" xmlns:wps="http://schemas.microsoft.com/office/word/2010/wordprocessingShape" mc:Ignorable="w14 w15 w16se w16cid w16 w16cex w16sdtdh wp14">
+<w:hdr xmlns:wpc="http://schemas.microsoft.com/office/word/2010/wordprocessingCanvas" xmlns:cx="http://schemas.microsoft.com/office/drawing/2014/chartex" xmlns:mc="http://schemas.openxmlformats.org/markup-compatibility/2006" xmlns:o="urn:schemas-microsoft-com:office:office" xmlns:r="http://schemas.openxmlformats.org/officeDocument/2006/relationships" xmlns:m="http://schemas.openxmlformats.org/officeDocument/2006/math" xmlns:v="urn:schemas-microsoft-com:vml" xmlns:wp14="http://schemas.microsoft.com/office/word/2010/wordprocessingDrawing" xmlns:wp="http://schemas.openxmlformats.org/drawingml/2006/wordprocessingDrawing" xmlns:w10="urn:schemas-microsoft-com:office:word" xmlns:w="http://schemas.openxmlformats.org/wordprocessingml/2006/main" xmlns:w14="http://schemas.microsoft.com/office/word/2010/wordml" xmlns:w15="http://schemas.microsoft.com/office/word/2012/wordml" xmlns:w16se="http://schemas.microsoft.com/office/word/2015/wordml/symex" xmlns:wpg="http://schemas.microsoft.com/office/word/2010/wordprocessingGroup" xmlns:wpi="http://schemas.microsoft.com/office/word/2010/wordprocessingInk" xmlns:wne="http://schemas.microsoft.com/office/word/2006/wordml" xmlns:wps="http://schemas.microsoft.com/office/word/2010/wordprocessingShape" mc:Ignorable="w14 w15 w16se wp14">
   <w:p>
     <w:pPr>
       <w:pStyle w:val="a6"/>
@@ -30367,19 +29622,11 @@
                                 <w:sz w:val="18"/>
                               </w:rPr>
                             </w:pPr>
-                            <w:proofErr w:type="spellStart"/>
                             <w:r>
                               <w:rPr>
                                 <w:sz w:val="18"/>
                               </w:rPr>
-                              <w:t>Изм</w:t>
-                            </w:r>
-                            <w:proofErr w:type="spellEnd"/>
-                            <w:r>
-                              <w:rPr>
-                                <w:sz w:val="18"/>
-                              </w:rPr>
-                              <w:t>.</w:t>
+                              <w:t>Изм.</w:t>
                             </w:r>
                           </w:p>
                         </w:txbxContent>
@@ -30481,21 +29728,7 @@
                               <w:rPr>
                                 <w:sz w:val="18"/>
                               </w:rPr>
-                              <w:t xml:space="preserve">№ </w:t>
-                            </w:r>
-                            <w:proofErr w:type="spellStart"/>
-                            <w:r>
-                              <w:rPr>
-                                <w:sz w:val="18"/>
-                              </w:rPr>
-                              <w:t>докум</w:t>
-                            </w:r>
-                            <w:proofErr w:type="spellEnd"/>
-                            <w:r>
-                              <w:rPr>
-                                <w:sz w:val="18"/>
-                              </w:rPr>
-                              <w:t>.</w:t>
+                              <w:t>№ докум.</w:t>
                             </w:r>
                           </w:p>
                         </w:txbxContent>
@@ -30542,14 +29775,12 @@
                                 <w:sz w:val="18"/>
                               </w:rPr>
                             </w:pPr>
-                            <w:proofErr w:type="spellStart"/>
                             <w:r>
                               <w:rPr>
                                 <w:sz w:val="18"/>
                               </w:rPr>
                               <w:t>Подпись</w:t>
                             </w:r>
-                            <w:proofErr w:type="spellEnd"/>
                           </w:p>
                         </w:txbxContent>
                       </wps:txbx>
@@ -30726,14 +29957,7 @@
                                 <w:sz w:val="22"/>
                                 <w:szCs w:val="18"/>
                               </w:rPr>
-                              <w:t>1</w:t>
-                            </w:r>
-                            <w:r>
-                              <w:rPr>
-                                <w:sz w:val="22"/>
-                                <w:szCs w:val="18"/>
-                              </w:rPr>
-                              <w:t>5</w:t>
+                              <w:t>15</w:t>
                             </w:r>
                             <w:r>
                               <w:rPr>
@@ -30864,19 +30088,11 @@
                           <w:sz w:val="18"/>
                         </w:rPr>
                       </w:pPr>
-                      <w:proofErr w:type="spellStart"/>
                       <w:r>
                         <w:rPr>
                           <w:sz w:val="18"/>
                         </w:rPr>
-                        <w:t>Изм</w:t>
-                      </w:r>
-                      <w:proofErr w:type="spellEnd"/>
-                      <w:r>
-                        <w:rPr>
-                          <w:sz w:val="18"/>
-                        </w:rPr>
-                        <w:t>.</w:t>
+                        <w:t>Изм.</w:t>
                       </w:r>
                     </w:p>
                   </w:txbxContent>
@@ -30918,21 +30134,7 @@
                         <w:rPr>
                           <w:sz w:val="18"/>
                         </w:rPr>
-                        <w:t xml:space="preserve">№ </w:t>
-                      </w:r>
-                      <w:proofErr w:type="spellStart"/>
-                      <w:r>
-                        <w:rPr>
-                          <w:sz w:val="18"/>
-                        </w:rPr>
-                        <w:t>докум</w:t>
-                      </w:r>
-                      <w:proofErr w:type="spellEnd"/>
-                      <w:r>
-                        <w:rPr>
-                          <w:sz w:val="18"/>
-                        </w:rPr>
-                        <w:t>.</w:t>
+                        <w:t>№ докум.</w:t>
                       </w:r>
                     </w:p>
                   </w:txbxContent>
@@ -30949,14 +30151,12 @@
                           <w:sz w:val="18"/>
                         </w:rPr>
                       </w:pPr>
-                      <w:proofErr w:type="spellStart"/>
                       <w:r>
                         <w:rPr>
                           <w:sz w:val="18"/>
                         </w:rPr>
                         <w:t>Подпись</w:t>
                       </w:r>
-                      <w:proofErr w:type="spellEnd"/>
                     </w:p>
                   </w:txbxContent>
                 </v:textbox>
@@ -31043,14 +30243,7 @@
                           <w:sz w:val="22"/>
                           <w:szCs w:val="18"/>
                         </w:rPr>
-                        <w:t>1</w:t>
-                      </w:r>
-                      <w:r>
-                        <w:rPr>
-                          <w:sz w:val="22"/>
-                          <w:szCs w:val="18"/>
-                        </w:rPr>
-                        <w:t>5</w:t>
+                        <w:t>15</w:t>
                       </w:r>
                       <w:r>
                         <w:rPr>
@@ -31128,7 +30321,7 @@
 </file>
 
 <file path=word/numbering.xml><?xml version="1.0" encoding="utf-8"?>
-<w:numbering xmlns:wpc="http://schemas.microsoft.com/office/word/2010/wordprocessingCanvas" xmlns:cx="http://schemas.microsoft.com/office/drawing/2014/chartex" xmlns:cx1="http://schemas.microsoft.com/office/drawing/2015/9/8/chartex" xmlns:cx2="http://schemas.microsoft.com/office/drawing/2015/10/21/chartex" xmlns:cx3="http://schemas.microsoft.com/office/drawing/2016/5/9/chartex" xmlns:cx4="http://schemas.microsoft.com/office/drawing/2016/5/10/chartex" xmlns:cx5="http://schemas.microsoft.com/office/drawing/2016/5/11/chartex" xmlns:cx6="http://schemas.microsoft.com/office/drawing/2016/5/12/chartex" xmlns:cx7="http://schemas.microsoft.com/office/drawing/2016/5/13/chartex" xmlns:cx8="http://schemas.microsoft.com/office/drawing/2016/5/14/chartex" xmlns:mc="http://schemas.openxmlformats.org/markup-compatibility/2006" xmlns:aink="http://schemas.microsoft.com/office/drawing/2016/ink" xmlns:am3d="http://schemas.microsoft.com/office/drawing/2017/model3d" xmlns:o="urn:schemas-microsoft-com:office:office" xmlns:r="http://schemas.openxmlformats.org/officeDocument/2006/relationships" xmlns:m="http://schemas.openxmlformats.org/officeDocument/2006/math" xmlns:v="urn:schemas-microsoft-com:vml" xmlns:wp14="http://schemas.microsoft.com/office/word/2010/wordprocessingDrawing" xmlns:wp="http://schemas.openxmlformats.org/drawingml/2006/wordprocessingDrawing" xmlns:w10="urn:schemas-microsoft-com:office:word" xmlns:w="http://schemas.openxmlformats.org/wordprocessingml/2006/main" xmlns:w14="http://schemas.microsoft.com/office/word/2010/wordml" xmlns:w15="http://schemas.microsoft.com/office/word/2012/wordml" xmlns:w16cex="http://schemas.microsoft.com/office/word/2018/wordml/cex" xmlns:w16cid="http://schemas.microsoft.com/office/word/2016/wordml/cid" xmlns:w16="http://schemas.microsoft.com/office/word/2018/wordml" xmlns:w16sdtdh="http://schemas.microsoft.com/office/word/2020/wordml/sdtdatahash" xmlns:w16se="http://schemas.microsoft.com/office/word/2015/wordml/symex" xmlns:wpg="http://schemas.microsoft.com/office/word/2010/wordprocessingGroup" xmlns:wpi="http://schemas.microsoft.com/office/word/2010/wordprocessingInk" xmlns:wne="http://schemas.microsoft.com/office/word/2006/wordml" xmlns:wps="http://schemas.microsoft.com/office/word/2010/wordprocessingShape" mc:Ignorable="w14 w15 w16se w16cid w16 w16cex w16sdtdh wp14">
+<w:numbering xmlns:wpc="http://schemas.microsoft.com/office/word/2010/wordprocessingCanvas" xmlns:cx="http://schemas.microsoft.com/office/drawing/2014/chartex" xmlns:mc="http://schemas.openxmlformats.org/markup-compatibility/2006" xmlns:o="urn:schemas-microsoft-com:office:office" xmlns:r="http://schemas.openxmlformats.org/officeDocument/2006/relationships" xmlns:m="http://schemas.openxmlformats.org/officeDocument/2006/math" xmlns:v="urn:schemas-microsoft-com:vml" xmlns:wp14="http://schemas.microsoft.com/office/word/2010/wordprocessingDrawing" xmlns:wp="http://schemas.openxmlformats.org/drawingml/2006/wordprocessingDrawing" xmlns:w10="urn:schemas-microsoft-com:office:word" xmlns:w="http://schemas.openxmlformats.org/wordprocessingml/2006/main" xmlns:w14="http://schemas.microsoft.com/office/word/2010/wordml" xmlns:w15="http://schemas.microsoft.com/office/word/2012/wordml" xmlns:w16se="http://schemas.microsoft.com/office/word/2015/wordml/symex" xmlns:wpg="http://schemas.microsoft.com/office/word/2010/wordprocessingGroup" xmlns:wpi="http://schemas.microsoft.com/office/word/2010/wordprocessingInk" xmlns:wne="http://schemas.microsoft.com/office/word/2006/wordml" xmlns:wps="http://schemas.microsoft.com/office/word/2010/wordprocessingShape" mc:Ignorable="w14 w15 w16se wp14">
   <w:abstractNum w:abstractNumId="0" w15:restartNumberingAfterBreak="0">
     <w:nsid w:val="042C2FE0"/>
     <w:multiLevelType w:val="multilevel"/>
@@ -33210,6 +32403,95 @@
     </w:lvl>
   </w:abstractNum>
   <w:abstractNum w:abstractNumId="16" w15:restartNumberingAfterBreak="0">
+    <w:nsid w:val="2C1021DE"/>
+    <w:multiLevelType w:val="hybridMultilevel"/>
+    <w:tmpl w:val="01EE7A86"/>
+    <w:lvl w:ilvl="0" w:tplc="0419000F">
+      <w:start w:val="1"/>
+      <w:numFmt w:val="decimal"/>
+      <w:lvlText w:val="%1."/>
+      <w:lvlJc w:val="left"/>
+      <w:pPr>
+        <w:ind w:left="720" w:hanging="360"/>
+      </w:pPr>
+      <w:rPr>
+        <w:rFonts w:hint="default"/>
+      </w:rPr>
+    </w:lvl>
+    <w:lvl w:ilvl="1" w:tplc="04190019" w:tentative="1">
+      <w:start w:val="1"/>
+      <w:numFmt w:val="lowerLetter"/>
+      <w:lvlText w:val="%2."/>
+      <w:lvlJc w:val="left"/>
+      <w:pPr>
+        <w:ind w:left="1440" w:hanging="360"/>
+      </w:pPr>
+    </w:lvl>
+    <w:lvl w:ilvl="2" w:tplc="0419001B" w:tentative="1">
+      <w:start w:val="1"/>
+      <w:numFmt w:val="lowerRoman"/>
+      <w:lvlText w:val="%3."/>
+      <w:lvlJc w:val="right"/>
+      <w:pPr>
+        <w:ind w:left="2160" w:hanging="180"/>
+      </w:pPr>
+    </w:lvl>
+    <w:lvl w:ilvl="3" w:tplc="0419000F" w:tentative="1">
+      <w:start w:val="1"/>
+      <w:numFmt w:val="decimal"/>
+      <w:lvlText w:val="%4."/>
+      <w:lvlJc w:val="left"/>
+      <w:pPr>
+        <w:ind w:left="2880" w:hanging="360"/>
+      </w:pPr>
+    </w:lvl>
+    <w:lvl w:ilvl="4" w:tplc="04190019" w:tentative="1">
+      <w:start w:val="1"/>
+      <w:numFmt w:val="lowerLetter"/>
+      <w:lvlText w:val="%5."/>
+      <w:lvlJc w:val="left"/>
+      <w:pPr>
+        <w:ind w:left="3600" w:hanging="360"/>
+      </w:pPr>
+    </w:lvl>
+    <w:lvl w:ilvl="5" w:tplc="0419001B" w:tentative="1">
+      <w:start w:val="1"/>
+      <w:numFmt w:val="lowerRoman"/>
+      <w:lvlText w:val="%6."/>
+      <w:lvlJc w:val="right"/>
+      <w:pPr>
+        <w:ind w:left="4320" w:hanging="180"/>
+      </w:pPr>
+    </w:lvl>
+    <w:lvl w:ilvl="6" w:tplc="0419000F" w:tentative="1">
+      <w:start w:val="1"/>
+      <w:numFmt w:val="decimal"/>
+      <w:lvlText w:val="%7."/>
+      <w:lvlJc w:val="left"/>
+      <w:pPr>
+        <w:ind w:left="5040" w:hanging="360"/>
+      </w:pPr>
+    </w:lvl>
+    <w:lvl w:ilvl="7" w:tplc="04190019" w:tentative="1">
+      <w:start w:val="1"/>
+      <w:numFmt w:val="lowerLetter"/>
+      <w:lvlText w:val="%8."/>
+      <w:lvlJc w:val="left"/>
+      <w:pPr>
+        <w:ind w:left="5760" w:hanging="360"/>
+      </w:pPr>
+    </w:lvl>
+    <w:lvl w:ilvl="8" w:tplc="0419001B" w:tentative="1">
+      <w:start w:val="1"/>
+      <w:numFmt w:val="lowerRoman"/>
+      <w:lvlText w:val="%9."/>
+      <w:lvlJc w:val="right"/>
+      <w:pPr>
+        <w:ind w:left="6480" w:hanging="180"/>
+      </w:pPr>
+    </w:lvl>
+  </w:abstractNum>
+  <w:abstractNum w:abstractNumId="17" w15:restartNumberingAfterBreak="0">
     <w:nsid w:val="39430600"/>
     <w:multiLevelType w:val="multilevel"/>
     <w:tmpl w:val="9D66D2B8"/>
@@ -33349,7 +32631,7 @@
       </w:rPr>
     </w:lvl>
   </w:abstractNum>
-  <w:abstractNum w:abstractNumId="17" w15:restartNumberingAfterBreak="0">
+  <w:abstractNum w:abstractNumId="18" w15:restartNumberingAfterBreak="0">
     <w:nsid w:val="4FBF2524"/>
     <w:multiLevelType w:val="multilevel"/>
     <w:tmpl w:val="3ADC8718"/>
@@ -33491,7 +32773,7 @@
       </w:rPr>
     </w:lvl>
   </w:abstractNum>
-  <w:abstractNum w:abstractNumId="18" w15:restartNumberingAfterBreak="0">
+  <w:abstractNum w:abstractNumId="19" w15:restartNumberingAfterBreak="0">
     <w:nsid w:val="55DF15EE"/>
     <w:multiLevelType w:val="hybridMultilevel"/>
     <w:tmpl w:val="E89A21EE"/>
@@ -33577,7 +32859,7 @@
       </w:pPr>
     </w:lvl>
   </w:abstractNum>
-  <w:abstractNum w:abstractNumId="19" w15:restartNumberingAfterBreak="0">
+  <w:abstractNum w:abstractNumId="20" w15:restartNumberingAfterBreak="0">
     <w:nsid w:val="56195402"/>
     <w:multiLevelType w:val="hybridMultilevel"/>
     <w:tmpl w:val="0EF88CD6"/>
@@ -33666,7 +32948,7 @@
       </w:pPr>
     </w:lvl>
   </w:abstractNum>
-  <w:abstractNum w:abstractNumId="20" w15:restartNumberingAfterBreak="0">
+  <w:abstractNum w:abstractNumId="21" w15:restartNumberingAfterBreak="0">
     <w:nsid w:val="5C690416"/>
     <w:multiLevelType w:val="hybridMultilevel"/>
     <w:tmpl w:val="0EF88CD6"/>
@@ -33755,7 +33037,7 @@
       </w:pPr>
     </w:lvl>
   </w:abstractNum>
-  <w:abstractNum w:abstractNumId="21" w15:restartNumberingAfterBreak="0">
+  <w:abstractNum w:abstractNumId="22" w15:restartNumberingAfterBreak="0">
     <w:nsid w:val="632C4A2C"/>
     <w:multiLevelType w:val="multilevel"/>
     <w:tmpl w:val="93B06E12"/>
@@ -33895,7 +33177,7 @@
       </w:rPr>
     </w:lvl>
   </w:abstractNum>
-  <w:abstractNum w:abstractNumId="22" w15:restartNumberingAfterBreak="0">
+  <w:abstractNum w:abstractNumId="23" w15:restartNumberingAfterBreak="0">
     <w:nsid w:val="63CF588A"/>
     <w:multiLevelType w:val="hybridMultilevel"/>
     <w:tmpl w:val="0EF88CD6"/>
@@ -33984,7 +33266,7 @@
       </w:pPr>
     </w:lvl>
   </w:abstractNum>
-  <w:abstractNum w:abstractNumId="23" w15:restartNumberingAfterBreak="0">
+  <w:abstractNum w:abstractNumId="24" w15:restartNumberingAfterBreak="0">
     <w:nsid w:val="671E475A"/>
     <w:multiLevelType w:val="multilevel"/>
     <w:tmpl w:val="F1F4CA20"/>
@@ -34125,7 +33407,7 @@
       </w:rPr>
     </w:lvl>
   </w:abstractNum>
-  <w:abstractNum w:abstractNumId="24" w15:restartNumberingAfterBreak="0">
+  <w:abstractNum w:abstractNumId="25" w15:restartNumberingAfterBreak="0">
     <w:nsid w:val="6CBD65D0"/>
     <w:multiLevelType w:val="hybridMultilevel"/>
     <w:tmpl w:val="0EF88CD6"/>
@@ -34214,7 +33496,7 @@
       </w:pPr>
     </w:lvl>
   </w:abstractNum>
-  <w:abstractNum w:abstractNumId="25" w15:restartNumberingAfterBreak="0">
+  <w:abstractNum w:abstractNumId="26" w15:restartNumberingAfterBreak="0">
     <w:nsid w:val="6DB63EC2"/>
     <w:multiLevelType w:val="multilevel"/>
     <w:tmpl w:val="91726E1E"/>
@@ -34364,7 +33646,7 @@
       </w:rPr>
     </w:lvl>
   </w:abstractNum>
-  <w:abstractNum w:abstractNumId="26" w15:restartNumberingAfterBreak="0">
+  <w:abstractNum w:abstractNumId="27" w15:restartNumberingAfterBreak="0">
     <w:nsid w:val="6F1413B8"/>
     <w:multiLevelType w:val="hybridMultilevel"/>
     <w:tmpl w:val="0EF88CD6"/>
@@ -34453,7 +33735,7 @@
       </w:pPr>
     </w:lvl>
   </w:abstractNum>
-  <w:abstractNum w:abstractNumId="27" w15:restartNumberingAfterBreak="0">
+  <w:abstractNum w:abstractNumId="28" w15:restartNumberingAfterBreak="0">
     <w:nsid w:val="6F817724"/>
     <w:multiLevelType w:val="hybridMultilevel"/>
     <w:tmpl w:val="E9805380"/>
@@ -34546,16 +33828,16 @@
     <w:abstractNumId w:val="9"/>
   </w:num>
   <w:num w:numId="3">
-    <w:abstractNumId w:val="21"/>
+    <w:abstractNumId w:val="22"/>
   </w:num>
   <w:num w:numId="4">
     <w:abstractNumId w:val="5"/>
   </w:num>
   <w:num w:numId="5">
-    <w:abstractNumId w:val="23"/>
+    <w:abstractNumId w:val="24"/>
   </w:num>
   <w:num w:numId="6">
-    <w:abstractNumId w:val="25"/>
+    <w:abstractNumId w:val="26"/>
   </w:num>
   <w:num w:numId="7">
     <w:abstractNumId w:val="0"/>
@@ -34576,7 +33858,7 @@
     <w:abstractNumId w:val="1"/>
   </w:num>
   <w:num w:numId="13">
-    <w:abstractNumId w:val="16"/>
+    <w:abstractNumId w:val="17"/>
   </w:num>
   <w:num w:numId="14">
     <w:abstractNumId w:val="15"/>
@@ -34585,7 +33867,7 @@
     <w:abstractNumId w:val="14"/>
   </w:num>
   <w:num w:numId="16">
-    <w:abstractNumId w:val="17"/>
+    <w:abstractNumId w:val="18"/>
   </w:num>
   <w:num w:numId="17">
     <w:abstractNumId w:val="8"/>
@@ -34594,10 +33876,10 @@
     <w:abstractNumId w:val="12"/>
   </w:num>
   <w:num w:numId="19">
-    <w:abstractNumId w:val="18"/>
+    <w:abstractNumId w:val="19"/>
   </w:num>
   <w:num w:numId="20">
-    <w:abstractNumId w:val="27"/>
+    <w:abstractNumId w:val="28"/>
   </w:num>
   <w:num w:numId="21">
     <w:abstractNumId w:val="13"/>
@@ -34630,31 +33912,34 @@
     </w:lvlOverride>
   </w:num>
   <w:num w:numId="22">
-    <w:abstractNumId w:val="20"/>
+    <w:abstractNumId w:val="21"/>
   </w:num>
   <w:num w:numId="23">
     <w:abstractNumId w:val="6"/>
   </w:num>
   <w:num w:numId="24">
-    <w:abstractNumId w:val="22"/>
+    <w:abstractNumId w:val="23"/>
   </w:num>
   <w:num w:numId="25">
-    <w:abstractNumId w:val="19"/>
+    <w:abstractNumId w:val="20"/>
   </w:num>
   <w:num w:numId="26">
-    <w:abstractNumId w:val="26"/>
+    <w:abstractNumId w:val="27"/>
   </w:num>
   <w:num w:numId="27">
-    <w:abstractNumId w:val="24"/>
+    <w:abstractNumId w:val="25"/>
   </w:num>
   <w:num w:numId="28">
     <w:abstractNumId w:val="10"/>
+  </w:num>
+  <w:num w:numId="29">
+    <w:abstractNumId w:val="16"/>
   </w:num>
 </w:numbering>
 </file>
 
 <file path=word/styles.xml><?xml version="1.0" encoding="utf-8"?>
-<w:styles xmlns:mc="http://schemas.openxmlformats.org/markup-compatibility/2006" xmlns:r="http://schemas.openxmlformats.org/officeDocument/2006/relationships" xmlns:w="http://schemas.openxmlformats.org/wordprocessingml/2006/main" xmlns:w14="http://schemas.microsoft.com/office/word/2010/wordml" xmlns:w15="http://schemas.microsoft.com/office/word/2012/wordml" xmlns:w16cex="http://schemas.microsoft.com/office/word/2018/wordml/cex" xmlns:w16cid="http://schemas.microsoft.com/office/word/2016/wordml/cid" xmlns:w16="http://schemas.microsoft.com/office/word/2018/wordml" xmlns:w16sdtdh="http://schemas.microsoft.com/office/word/2020/wordml/sdtdatahash" xmlns:w16se="http://schemas.microsoft.com/office/word/2015/wordml/symex" mc:Ignorable="w14 w15 w16se w16cid w16 w16cex w16sdtdh">
+<w:styles xmlns:mc="http://schemas.openxmlformats.org/markup-compatibility/2006" xmlns:r="http://schemas.openxmlformats.org/officeDocument/2006/relationships" xmlns:w="http://schemas.openxmlformats.org/wordprocessingml/2006/main" xmlns:w14="http://schemas.microsoft.com/office/word/2010/wordml" xmlns:w15="http://schemas.microsoft.com/office/word/2012/wordml" xmlns:w16se="http://schemas.microsoft.com/office/word/2015/wordml/symex" mc:Ignorable="w14 w15 w16se">
   <w:docDefaults>
     <w:rPrDefault>
       <w:rPr>
@@ -34670,7 +33955,7 @@
       </w:pPr>
     </w:pPrDefault>
   </w:docDefaults>
-  <w:latentStyles w:defLockedState="0" w:defUIPriority="99" w:defSemiHidden="0" w:defUnhideWhenUsed="0" w:defQFormat="0" w:count="376">
+  <w:latentStyles w:defLockedState="0" w:defUIPriority="99" w:defSemiHidden="0" w:defUnhideWhenUsed="0" w:defQFormat="0" w:count="371">
     <w:lsdException w:name="Normal" w:uiPriority="0" w:qFormat="1"/>
     <w:lsdException w:name="heading 1" w:uiPriority="0" w:qFormat="1"/>
     <w:lsdException w:name="heading 2" w:semiHidden="1" w:uiPriority="9" w:unhideWhenUsed="1" w:qFormat="1"/>
@@ -34776,6 +34061,7 @@
     <w:lsdException w:name="HTML Sample" w:semiHidden="1" w:unhideWhenUsed="1"/>
     <w:lsdException w:name="HTML Typewriter" w:semiHidden="1" w:unhideWhenUsed="1"/>
     <w:lsdException w:name="HTML Variable" w:semiHidden="1" w:unhideWhenUsed="1"/>
+    <w:lsdException w:name="Normal Table" w:semiHidden="1" w:unhideWhenUsed="1"/>
     <w:lsdException w:name="annotation subject" w:semiHidden="1" w:unhideWhenUsed="1"/>
     <w:lsdException w:name="No List" w:semiHidden="1" w:unhideWhenUsed="1"/>
     <w:lsdException w:name="Outline List 1" w:semiHidden="1" w:unhideWhenUsed="1"/>
@@ -34818,8 +34104,11 @@
     <w:lsdException w:name="Table Contemporary" w:semiHidden="1" w:unhideWhenUsed="1"/>
     <w:lsdException w:name="Table Elegant" w:semiHidden="1" w:unhideWhenUsed="1"/>
     <w:lsdException w:name="Table Professional" w:semiHidden="1" w:unhideWhenUsed="1"/>
+    <w:lsdException w:name="Table Subtle 1" w:semiHidden="1" w:unhideWhenUsed="1"/>
     <w:lsdException w:name="Table Subtle 2" w:semiHidden="1" w:unhideWhenUsed="1"/>
     <w:lsdException w:name="Table Web 1" w:semiHidden="1" w:unhideWhenUsed="1"/>
+    <w:lsdException w:name="Table Web 2" w:semiHidden="1" w:unhideWhenUsed="1"/>
+    <w:lsdException w:name="Table Web 3" w:semiHidden="1" w:unhideWhenUsed="1"/>
     <w:lsdException w:name="Balloon Text" w:semiHidden="1" w:unhideWhenUsed="1"/>
     <w:lsdException w:name="Table Grid" w:uiPriority="39"/>
     <w:lsdException w:name="Table Theme" w:semiHidden="1" w:unhideWhenUsed="1"/>
@@ -35038,11 +34327,6 @@
     <w:lsdException w:name="List Table 5 Dark Accent 6" w:uiPriority="50"/>
     <w:lsdException w:name="List Table 6 Colorful Accent 6" w:uiPriority="51"/>
     <w:lsdException w:name="List Table 7 Colorful Accent 6" w:uiPriority="52"/>
-    <w:lsdException w:name="Mention" w:semiHidden="1" w:unhideWhenUsed="1"/>
-    <w:lsdException w:name="Smart Hyperlink" w:semiHidden="1" w:unhideWhenUsed="1"/>
-    <w:lsdException w:name="Hashtag" w:semiHidden="1" w:unhideWhenUsed="1"/>
-    <w:lsdException w:name="Unresolved Mention" w:semiHidden="1" w:unhideWhenUsed="1"/>
-    <w:lsdException w:name="Smart Link" w:semiHidden="1" w:unhideWhenUsed="1"/>
   </w:latentStyles>
   <w:style w:type="paragraph" w:default="1" w:styleId="a">
     <w:name w:val="Normal"/>
@@ -35424,7 +34708,7 @@
       </w:tblCellMar>
     </w:tblPr>
   </w:style>
-  <w:style w:type="character" w:styleId="af8">
+  <w:style w:type="character" w:customStyle="1" w:styleId="UnresolvedMention">
     <w:name w:val="Unresolved Mention"/>
     <w:basedOn w:val="a1"/>
     <w:uiPriority w:val="99"/>
@@ -35618,7 +34902,7 @@
 </file>
 
 <file path=customXml/itemProps1.xml><?xml version="1.0" encoding="utf-8"?>
-<ds:datastoreItem xmlns:ds="http://schemas.openxmlformats.org/officeDocument/2006/customXml" ds:itemID="{DE3C9FA2-98D8-4517-8B40-51CD8F228D1D}">
+<ds:datastoreItem xmlns:ds="http://schemas.openxmlformats.org/officeDocument/2006/customXml" ds:itemID="{66606EF9-53C6-493A-A380-6FD0E809A7B5}">
   <ds:schemaRefs>
     <ds:schemaRef ds:uri="http://schemas.openxmlformats.org/officeDocument/2006/bibliography"/>
   </ds:schemaRefs>

--- a/docs/КУРСАЧ/Курсач/Икбаев Рамазан/ИзучениеИнСловДуолингоТипа.docx
+++ b/docs/КУРСАЧ/Курсач/Икбаев Рамазан/ИзучениеИнСловДуолингоТипа.docx
@@ -1,6 +1,6 @@
 
 <file path=word/document.xml><?xml version="1.0" encoding="utf-8"?>
-<w:document xmlns:wpc="http://schemas.microsoft.com/office/word/2010/wordprocessingCanvas" xmlns:cx="http://schemas.microsoft.com/office/drawing/2014/chartex" xmlns:mc="http://schemas.openxmlformats.org/markup-compatibility/2006" xmlns:o="urn:schemas-microsoft-com:office:office" xmlns:r="http://schemas.openxmlformats.org/officeDocument/2006/relationships" xmlns:m="http://schemas.openxmlformats.org/officeDocument/2006/math" xmlns:v="urn:schemas-microsoft-com:vml" xmlns:wp14="http://schemas.microsoft.com/office/word/2010/wordprocessingDrawing" xmlns:wp="http://schemas.openxmlformats.org/drawingml/2006/wordprocessingDrawing" xmlns:w10="urn:schemas-microsoft-com:office:word" xmlns:w="http://schemas.openxmlformats.org/wordprocessingml/2006/main" xmlns:w14="http://schemas.microsoft.com/office/word/2010/wordml" xmlns:w15="http://schemas.microsoft.com/office/word/2012/wordml" xmlns:w16se="http://schemas.microsoft.com/office/word/2015/wordml/symex" xmlns:wpg="http://schemas.microsoft.com/office/word/2010/wordprocessingGroup" xmlns:wpi="http://schemas.microsoft.com/office/word/2010/wordprocessingInk" xmlns:wne="http://schemas.microsoft.com/office/word/2006/wordml" xmlns:wps="http://schemas.microsoft.com/office/word/2010/wordprocessingShape" mc:Ignorable="w14 w15 w16se wp14">
+<w:document xmlns:wpc="http://schemas.microsoft.com/office/word/2010/wordprocessingCanvas" xmlns:cx="http://schemas.microsoft.com/office/drawing/2014/chartex" xmlns:cx1="http://schemas.microsoft.com/office/drawing/2015/9/8/chartex" xmlns:cx2="http://schemas.microsoft.com/office/drawing/2015/10/21/chartex" xmlns:cx3="http://schemas.microsoft.com/office/drawing/2016/5/9/chartex" xmlns:cx4="http://schemas.microsoft.com/office/drawing/2016/5/10/chartex" xmlns:cx5="http://schemas.microsoft.com/office/drawing/2016/5/11/chartex" xmlns:cx6="http://schemas.microsoft.com/office/drawing/2016/5/12/chartex" xmlns:cx7="http://schemas.microsoft.com/office/drawing/2016/5/13/chartex" xmlns:cx8="http://schemas.microsoft.com/office/drawing/2016/5/14/chartex" xmlns:mc="http://schemas.openxmlformats.org/markup-compatibility/2006" xmlns:aink="http://schemas.microsoft.com/office/drawing/2016/ink" xmlns:am3d="http://schemas.microsoft.com/office/drawing/2017/model3d" xmlns:o="urn:schemas-microsoft-com:office:office" xmlns:r="http://schemas.openxmlformats.org/officeDocument/2006/relationships" xmlns:m="http://schemas.openxmlformats.org/officeDocument/2006/math" xmlns:v="urn:schemas-microsoft-com:vml" xmlns:wp14="http://schemas.microsoft.com/office/word/2010/wordprocessingDrawing" xmlns:wp="http://schemas.openxmlformats.org/drawingml/2006/wordprocessingDrawing" xmlns:w10="urn:schemas-microsoft-com:office:word" xmlns:w="http://schemas.openxmlformats.org/wordprocessingml/2006/main" xmlns:w14="http://schemas.microsoft.com/office/word/2010/wordml" xmlns:w15="http://schemas.microsoft.com/office/word/2012/wordml" xmlns:w16cex="http://schemas.microsoft.com/office/word/2018/wordml/cex" xmlns:w16cid="http://schemas.microsoft.com/office/word/2016/wordml/cid" xmlns:w16="http://schemas.microsoft.com/office/word/2018/wordml" xmlns:w16sdtdh="http://schemas.microsoft.com/office/word/2020/wordml/sdtdatahash" xmlns:w16se="http://schemas.microsoft.com/office/word/2015/wordml/symex" xmlns:wpg="http://schemas.microsoft.com/office/word/2010/wordprocessingGroup" xmlns:wpi="http://schemas.microsoft.com/office/word/2010/wordprocessingInk" xmlns:wne="http://schemas.microsoft.com/office/word/2006/wordml" xmlns:wps="http://schemas.microsoft.com/office/word/2010/wordprocessingShape" mc:Ignorable="w14 w15 w16se w16cid w16 w16cex w16sdtdh wp14">
   <w:body>
     <w:p>
       <w:pPr>
@@ -21885,7 +21885,6 @@
                 <w:rFonts w:cs="Times New Roman"/>
                 <w:sz w:val="22"/>
                 <w:szCs w:val="22"/>
-                <w:lang w:val="en-US"/>
               </w:rPr>
             </w:pPr>
             <w:r>
@@ -21921,7 +21920,6 @@
                 <w:rFonts w:cs="Times New Roman"/>
                 <w:sz w:val="22"/>
                 <w:szCs w:val="22"/>
-                <w:lang w:val="en-US"/>
               </w:rPr>
             </w:pPr>
             <w:r>
@@ -21957,7 +21955,6 @@
                 <w:rFonts w:cs="Times New Roman"/>
                 <w:sz w:val="22"/>
                 <w:szCs w:val="22"/>
-                <w:lang w:val="en-US"/>
               </w:rPr>
             </w:pPr>
             <w:r>
@@ -22204,6 +22201,7 @@
       <w:r>
         <w:rPr>
           <w:rFonts w:cs="Times New Roman"/>
+          <w:noProof/>
           <w:szCs w:val="28"/>
         </w:rPr>
         <w:drawing>
@@ -22280,7 +22278,6 @@
         <w:rPr>
           <w:rFonts w:cs="Times New Roman"/>
           <w:szCs w:val="28"/>
-          <w:lang w:val="en-US"/>
         </w:rPr>
       </w:pPr>
       <w:r>
@@ -22315,7 +22312,6 @@
         <w:rPr>
           <w:rFonts w:cs="Times New Roman"/>
           <w:szCs w:val="28"/>
-          <w:lang w:val="en-US"/>
         </w:rPr>
         <w:t>5</w:t>
       </w:r>
@@ -22926,7 +22922,6 @@
                 <w:rFonts w:cs="Times New Roman"/>
                 <w:sz w:val="22"/>
                 <w:szCs w:val="22"/>
-                <w:lang w:val="en-US"/>
               </w:rPr>
             </w:pPr>
             <w:r>
@@ -22970,16 +22965,40 @@
                 <w:rFonts w:cs="Times New Roman"/>
                 <w:sz w:val="22"/>
                 <w:szCs w:val="22"/>
+              </w:rPr>
+            </w:pPr>
+            <w:r>
+              <w:rPr>
+                <w:rFonts w:cs="Times New Roman"/>
+                <w:sz w:val="22"/>
+                <w:szCs w:val="22"/>
+              </w:rPr>
+              <w:t>Транскрипция</w:t>
+            </w:r>
+            <w:r>
+              <w:rPr>
+                <w:rFonts w:cs="Times New Roman"/>
+                <w:sz w:val="22"/>
+                <w:szCs w:val="22"/>
+              </w:rPr>
+              <w:t xml:space="preserve">: </w:t>
+            </w:r>
+            <w:r>
+              <w:rPr>
+                <w:rFonts w:cs="Times New Roman"/>
+                <w:sz w:val="22"/>
+                <w:szCs w:val="22"/>
                 <w:lang w:val="en-US"/>
               </w:rPr>
-            </w:pPr>
-            <w:r>
-              <w:rPr>
-                <w:rFonts w:cs="Times New Roman"/>
-                <w:sz w:val="22"/>
-                <w:szCs w:val="22"/>
-              </w:rPr>
-              <w:t>Транскрипция</w:t>
+              <w:t>na</w:t>
+            </w:r>
+            <w:r>
+              <w:rPr>
+                <w:rFonts w:cs="Times New Roman"/>
+                <w:sz w:val="22"/>
+                <w:szCs w:val="22"/>
+              </w:rPr>
+              <w:t>ɪ</w:t>
             </w:r>
             <w:r>
               <w:rPr>
@@ -22988,16 +23007,7 @@
                 <w:szCs w:val="22"/>
                 <w:lang w:val="en-US"/>
               </w:rPr>
-              <w:t xml:space="preserve">: </w:t>
-            </w:r>
-            <w:r>
-              <w:rPr>
-                <w:rFonts w:cs="Times New Roman"/>
-                <w:sz w:val="22"/>
-                <w:szCs w:val="22"/>
-                <w:lang w:val="en-US"/>
-              </w:rPr>
-              <w:t>naɪt</w:t>
+              <w:t>t</w:t>
             </w:r>
           </w:p>
           <w:p>
@@ -23226,6 +23236,7 @@
       <w:r>
         <w:rPr>
           <w:rFonts w:cs="Times New Roman"/>
+          <w:noProof/>
           <w:szCs w:val="28"/>
         </w:rPr>
         <w:drawing>
@@ -23286,28 +23297,7 @@
           <w:rFonts w:cs="Times New Roman"/>
           <w:szCs w:val="28"/>
         </w:rPr>
-        <w:t>Рисунок 2.2.</w:t>
-      </w:r>
-      <w:r>
-        <w:rPr>
-          <w:rFonts w:cs="Times New Roman"/>
-          <w:szCs w:val="28"/>
-        </w:rPr>
-        <w:t>5</w:t>
-      </w:r>
-      <w:r>
-        <w:rPr>
-          <w:rFonts w:cs="Times New Roman"/>
-          <w:szCs w:val="28"/>
-        </w:rPr>
-        <w:t xml:space="preserve"> –</w:t>
-      </w:r>
-      <w:r>
-        <w:rPr>
-          <w:rFonts w:cs="Times New Roman"/>
-          <w:szCs w:val="28"/>
-        </w:rPr>
-        <w:t xml:space="preserve"> Уведомление о добавление слова</w:t>
+        <w:t>Рисунок 2.2.5 – Уведомление о добавление слова</w:t>
       </w:r>
     </w:p>
     <w:p>
@@ -23975,16 +23965,32 @@
                 <w:rFonts w:cs="Times New Roman"/>
                 <w:sz w:val="22"/>
                 <w:szCs w:val="22"/>
+              </w:rPr>
+            </w:pPr>
+            <w:r>
+              <w:rPr>
+                <w:rFonts w:cs="Times New Roman"/>
+                <w:sz w:val="22"/>
+                <w:szCs w:val="22"/>
+              </w:rPr>
+              <w:t xml:space="preserve">Изображение: тип файла </w:t>
+            </w:r>
+            <w:r>
+              <w:rPr>
+                <w:rFonts w:cs="Times New Roman"/>
+                <w:sz w:val="22"/>
+                <w:szCs w:val="22"/>
                 <w:lang w:val="en-US"/>
               </w:rPr>
-            </w:pPr>
-            <w:r>
-              <w:rPr>
-                <w:rFonts w:cs="Times New Roman"/>
-                <w:sz w:val="22"/>
-                <w:szCs w:val="22"/>
-              </w:rPr>
-              <w:t xml:space="preserve">Изображение: тип файла </w:t>
+              <w:t>png</w:t>
+            </w:r>
+            <w:r>
+              <w:rPr>
+                <w:rFonts w:cs="Times New Roman"/>
+                <w:sz w:val="22"/>
+                <w:szCs w:val="22"/>
+              </w:rPr>
+              <w:t xml:space="preserve">, </w:t>
             </w:r>
             <w:r>
               <w:rPr>
@@ -23993,7 +23999,24 @@
                 <w:szCs w:val="22"/>
                 <w:lang w:val="en-US"/>
               </w:rPr>
-              <w:t>png, jpg, gif</w:t>
+              <w:t>jpg</w:t>
+            </w:r>
+            <w:r>
+              <w:rPr>
+                <w:rFonts w:cs="Times New Roman"/>
+                <w:sz w:val="22"/>
+                <w:szCs w:val="22"/>
+              </w:rPr>
+              <w:t xml:space="preserve">, </w:t>
+            </w:r>
+            <w:r>
+              <w:rPr>
+                <w:rFonts w:cs="Times New Roman"/>
+                <w:sz w:val="22"/>
+                <w:szCs w:val="22"/>
+                <w:lang w:val="en-US"/>
+              </w:rPr>
+              <w:t>gif</w:t>
             </w:r>
           </w:p>
         </w:tc>
@@ -24381,6 +24404,7 @@
       <w:r>
         <w:rPr>
           <w:rFonts w:cs="Times New Roman"/>
+          <w:noProof/>
           <w:szCs w:val="28"/>
           <w:lang w:eastAsia="en-US"/>
         </w:rPr>
@@ -24472,21 +24496,7 @@
           <w:rFonts w:cs="Times New Roman"/>
           <w:szCs w:val="28"/>
         </w:rPr>
-        <w:t>З</w:t>
-      </w:r>
-      <w:r>
-        <w:rPr>
-          <w:rFonts w:cs="Times New Roman"/>
-          <w:szCs w:val="28"/>
-        </w:rPr>
-        <w:t>атем при нажатии на выбранный изучаемый язык, появится форма с регистрацией (рисунок 2.3.2), сверху будет указан какой язык был выбран пользователем</w:t>
-      </w:r>
-      <w:r>
-        <w:rPr>
-          <w:rFonts w:cs="Times New Roman"/>
-          <w:szCs w:val="28"/>
-        </w:rPr>
-        <w:t>, для регистрации пользователю необходимо ввести уникальный логин, уникальную почту и пароль от 6 символов.</w:t>
+        <w:t>Затем при нажатии на выбранный изучаемый язык, появится форма с регистрацией (рисунок 2.3.2), сверху будет указан какой язык был выбран пользователем, для регистрации пользователю необходимо ввести уникальный логин, уникальную почту и пароль от 6 символов.</w:t>
       </w:r>
     </w:p>
     <w:p>
@@ -24508,6 +24518,7 @@
       <w:r>
         <w:rPr>
           <w:rFonts w:cs="Times New Roman"/>
+          <w:noProof/>
           <w:szCs w:val="28"/>
         </w:rPr>
         <w:drawing>
@@ -24568,28 +24579,7 @@
           <w:rFonts w:cs="Times New Roman"/>
           <w:szCs w:val="28"/>
         </w:rPr>
-        <w:t>Рисунок 2.3.</w:t>
-      </w:r>
-      <w:r>
-        <w:rPr>
-          <w:rFonts w:cs="Times New Roman"/>
-          <w:szCs w:val="28"/>
-        </w:rPr>
-        <w:t>2</w:t>
-      </w:r>
-      <w:r>
-        <w:rPr>
-          <w:rFonts w:cs="Times New Roman"/>
-          <w:szCs w:val="28"/>
-        </w:rPr>
-        <w:t xml:space="preserve"> – </w:t>
-      </w:r>
-      <w:r>
-        <w:rPr>
-          <w:rFonts w:cs="Times New Roman"/>
-          <w:szCs w:val="28"/>
-        </w:rPr>
-        <w:t>Форма с регистрацией</w:t>
+        <w:t>Рисунок 2.3.2 – Форма с регистрацией</w:t>
       </w:r>
     </w:p>
     <w:p>
@@ -24649,6 +24639,7 @@
       <w:r>
         <w:rPr>
           <w:rFonts w:cs="Times New Roman"/>
+          <w:noProof/>
           <w:szCs w:val="28"/>
         </w:rPr>
         <w:drawing>
@@ -24739,14 +24730,7 @@
           <w:rFonts w:cs="Times New Roman"/>
           <w:szCs w:val="28"/>
         </w:rPr>
-        <w:t xml:space="preserve"> </w:t>
-      </w:r>
-      <w:r>
-        <w:rPr>
-          <w:rFonts w:cs="Times New Roman"/>
-          <w:szCs w:val="28"/>
-        </w:rPr>
-        <w:t>(рисунок 2.3.4)</w:t>
+        <w:t xml:space="preserve"> (рисунок 2.3.4)</w:t>
       </w:r>
       <w:r>
         <w:rPr>
@@ -24782,6 +24766,7 @@
       <w:r>
         <w:rPr>
           <w:rFonts w:cs="Times New Roman"/>
+          <w:noProof/>
           <w:szCs w:val="28"/>
         </w:rPr>
         <w:lastRenderedPageBreak/>
@@ -24888,6 +24873,7 @@
       <w:r>
         <w:rPr>
           <w:rFonts w:cs="Times New Roman"/>
+          <w:noProof/>
           <w:szCs w:val="28"/>
         </w:rPr>
         <w:drawing>
@@ -25001,6 +24987,7 @@
       <w:r>
         <w:rPr>
           <w:rFonts w:cs="Times New Roman"/>
+          <w:noProof/>
           <w:szCs w:val="28"/>
         </w:rPr>
         <w:drawing>
@@ -25098,7 +25085,21 @@
           <w:rFonts w:cs="Times New Roman"/>
           <w:szCs w:val="28"/>
         </w:rPr>
-        <w:t xml:space="preserve">, чем больше опыта тем выше твоя позиция в лиге, в лиге участвуют по 15 пользователей, первые 5 пользователи пройдут в следущую лигу, а последние 5 в предыдущую, </w:t>
+        <w:t xml:space="preserve">, чем больше опыта тем выше твоя позиция в лиге, в лиге участвуют по 15 пользователей, первые 5 пользователи пройдут в </w:t>
+      </w:r>
+      <w:r>
+        <w:rPr>
+          <w:rFonts w:cs="Times New Roman"/>
+          <w:szCs w:val="28"/>
+        </w:rPr>
+        <w:t>следующую</w:t>
+      </w:r>
+      <w:r>
+        <w:rPr>
+          <w:rFonts w:cs="Times New Roman"/>
+          <w:szCs w:val="28"/>
+        </w:rPr>
+        <w:t xml:space="preserve"> лигу, а последние 5 в предыдущую, </w:t>
       </w:r>
       <w:r>
         <w:rPr>
@@ -25127,6 +25128,7 @@
       <w:r>
         <w:rPr>
           <w:rFonts w:cs="Times New Roman"/>
+          <w:noProof/>
           <w:szCs w:val="28"/>
         </w:rPr>
         <w:drawing>
@@ -25189,8 +25191,685 @@
         </w:rPr>
         <w:t>Рисунок 2.3.7 – Страница с лигой</w:t>
       </w:r>
-      <w:bookmarkStart w:id="22" w:name="_GoBack"/>
-      <w:bookmarkEnd w:id="22"/>
+    </w:p>
+    <w:p>
+      <w:pPr>
+        <w:pStyle w:val="af2"/>
+        <w:widowControl/>
+        <w:tabs>
+          <w:tab w:val="left" w:pos="851"/>
+          <w:tab w:val="left" w:pos="1134"/>
+        </w:tabs>
+        <w:spacing w:line="360" w:lineRule="auto"/>
+        <w:ind w:left="0" w:right="0" w:firstLine="567"/>
+        <w:rPr>
+          <w:rFonts w:cs="Times New Roman"/>
+          <w:szCs w:val="28"/>
+        </w:rPr>
+      </w:pPr>
+      <w:r>
+        <w:rPr>
+          <w:rFonts w:cs="Times New Roman"/>
+          <w:szCs w:val="28"/>
+        </w:rPr>
+        <w:lastRenderedPageBreak/>
+        <w:t>Также после прохождения урока, встретившиеся слова в уроках записываются в словарь (рисунок 2.3.8), слова распределены по урокам, по нажати</w:t>
+      </w:r>
+      <w:r>
+        <w:rPr>
+          <w:rFonts w:cs="Times New Roman"/>
+          <w:szCs w:val="28"/>
+        </w:rPr>
+        <w:t>ю</w:t>
+      </w:r>
+      <w:r>
+        <w:rPr>
+          <w:rFonts w:cs="Times New Roman"/>
+          <w:szCs w:val="28"/>
+        </w:rPr>
+        <w:t xml:space="preserve"> на слово оно будет озвучено</w:t>
+      </w:r>
+      <w:r>
+        <w:rPr>
+          <w:rFonts w:cs="Times New Roman"/>
+          <w:szCs w:val="28"/>
+        </w:rPr>
+        <w:t>.</w:t>
+      </w:r>
+    </w:p>
+    <w:p>
+      <w:pPr>
+        <w:pStyle w:val="af2"/>
+        <w:widowControl/>
+        <w:tabs>
+          <w:tab w:val="left" w:pos="851"/>
+          <w:tab w:val="left" w:pos="1134"/>
+        </w:tabs>
+        <w:spacing w:line="360" w:lineRule="auto"/>
+        <w:ind w:left="0" w:right="0"/>
+        <w:jc w:val="center"/>
+        <w:rPr>
+          <w:rFonts w:cs="Times New Roman"/>
+          <w:szCs w:val="28"/>
+        </w:rPr>
+      </w:pPr>
+      <w:r>
+        <w:rPr>
+          <w:rFonts w:cs="Times New Roman"/>
+          <w:szCs w:val="28"/>
+        </w:rPr>
+        <w:drawing>
+          <wp:inline distT="0" distB="0" distL="0" distR="0" wp14:anchorId="74D988E2" wp14:editId="38161149">
+            <wp:extent cx="5991225" cy="1699260"/>
+            <wp:effectExtent l="0" t="0" r="9525" b="0"/>
+            <wp:docPr id="67" name="Рисунок 67"/>
+            <wp:cNvGraphicFramePr>
+              <a:graphicFrameLocks xmlns:a="http://schemas.openxmlformats.org/drawingml/2006/main" noChangeAspect="1"/>
+            </wp:cNvGraphicFramePr>
+            <a:graphic xmlns:a="http://schemas.openxmlformats.org/drawingml/2006/main">
+              <a:graphicData uri="http://schemas.openxmlformats.org/drawingml/2006/picture">
+                <pic:pic xmlns:pic="http://schemas.openxmlformats.org/drawingml/2006/picture">
+                  <pic:nvPicPr>
+                    <pic:cNvPr id="1" name=""/>
+                    <pic:cNvPicPr/>
+                  </pic:nvPicPr>
+                  <pic:blipFill rotWithShape="1">
+                    <a:blip r:embed="rId34"/>
+                    <a:srcRect r="2107"/>
+                    <a:stretch/>
+                  </pic:blipFill>
+                  <pic:spPr bwMode="auto">
+                    <a:xfrm>
+                      <a:off x="0" y="0"/>
+                      <a:ext cx="5991225" cy="1699260"/>
+                    </a:xfrm>
+                    <a:prstGeom prst="rect">
+                      <a:avLst/>
+                    </a:prstGeom>
+                    <a:ln>
+                      <a:noFill/>
+                    </a:ln>
+                    <a:extLst>
+                      <a:ext uri="{53640926-AAD7-44D8-BBD7-CCE9431645EC}">
+                        <a14:shadowObscured xmlns:a14="http://schemas.microsoft.com/office/drawing/2010/main"/>
+                      </a:ext>
+                    </a:extLst>
+                  </pic:spPr>
+                </pic:pic>
+              </a:graphicData>
+            </a:graphic>
+          </wp:inline>
+        </w:drawing>
+      </w:r>
+    </w:p>
+    <w:p>
+      <w:pPr>
+        <w:pStyle w:val="af2"/>
+        <w:widowControl/>
+        <w:tabs>
+          <w:tab w:val="left" w:pos="851"/>
+          <w:tab w:val="left" w:pos="1134"/>
+        </w:tabs>
+        <w:spacing w:line="360" w:lineRule="auto"/>
+        <w:ind w:left="0" w:right="0"/>
+        <w:jc w:val="center"/>
+        <w:rPr>
+          <w:rFonts w:cs="Times New Roman"/>
+          <w:szCs w:val="28"/>
+        </w:rPr>
+      </w:pPr>
+      <w:r>
+        <w:rPr>
+          <w:rFonts w:cs="Times New Roman"/>
+          <w:szCs w:val="28"/>
+        </w:rPr>
+        <w:t>Рисунок 2.3.8 – Страница с словарем</w:t>
+      </w:r>
+    </w:p>
+    <w:p>
+      <w:pPr>
+        <w:pStyle w:val="af2"/>
+        <w:widowControl/>
+        <w:tabs>
+          <w:tab w:val="left" w:pos="851"/>
+          <w:tab w:val="left" w:pos="1134"/>
+        </w:tabs>
+        <w:spacing w:line="360" w:lineRule="auto"/>
+        <w:ind w:left="0" w:right="0" w:firstLine="567"/>
+        <w:rPr>
+          <w:rFonts w:cs="Times New Roman"/>
+          <w:szCs w:val="28"/>
+        </w:rPr>
+      </w:pPr>
+      <w:r>
+        <w:rPr>
+          <w:rFonts w:cs="Times New Roman"/>
+          <w:szCs w:val="28"/>
+        </w:rPr>
+        <w:t xml:space="preserve">Рядом со словарем есть страница с алфавитом, при переходе открывается страница с алфавитом изучаемого языка (рисунок 2.3.9), также при нажатии на букву она </w:t>
+      </w:r>
+      <w:r>
+        <w:rPr>
+          <w:rFonts w:cs="Times New Roman"/>
+          <w:szCs w:val="28"/>
+        </w:rPr>
+        <w:t>будет озвучено.</w:t>
+      </w:r>
+    </w:p>
+    <w:p>
+      <w:pPr>
+        <w:pStyle w:val="af2"/>
+        <w:widowControl/>
+        <w:tabs>
+          <w:tab w:val="left" w:pos="851"/>
+          <w:tab w:val="left" w:pos="1134"/>
+        </w:tabs>
+        <w:spacing w:line="360" w:lineRule="auto"/>
+        <w:ind w:left="0" w:right="0"/>
+        <w:jc w:val="center"/>
+        <w:rPr>
+          <w:rFonts w:cs="Times New Roman"/>
+          <w:szCs w:val="28"/>
+        </w:rPr>
+      </w:pPr>
+      <w:r>
+        <w:rPr>
+          <w:rFonts w:cs="Times New Roman"/>
+          <w:szCs w:val="28"/>
+        </w:rPr>
+        <w:drawing>
+          <wp:inline distT="0" distB="0" distL="0" distR="0" wp14:anchorId="458511EE" wp14:editId="205B86A9">
+            <wp:extent cx="6120130" cy="3869055"/>
+            <wp:effectExtent l="0" t="0" r="0" b="0"/>
+            <wp:docPr id="71" name="Рисунок 71"/>
+            <wp:cNvGraphicFramePr>
+              <a:graphicFrameLocks xmlns:a="http://schemas.openxmlformats.org/drawingml/2006/main" noChangeAspect="1"/>
+            </wp:cNvGraphicFramePr>
+            <a:graphic xmlns:a="http://schemas.openxmlformats.org/drawingml/2006/main">
+              <a:graphicData uri="http://schemas.openxmlformats.org/drawingml/2006/picture">
+                <pic:pic xmlns:pic="http://schemas.openxmlformats.org/drawingml/2006/picture">
+                  <pic:nvPicPr>
+                    <pic:cNvPr id="1" name=""/>
+                    <pic:cNvPicPr/>
+                  </pic:nvPicPr>
+                  <pic:blipFill>
+                    <a:blip r:embed="rId35"/>
+                    <a:stretch>
+                      <a:fillRect/>
+                    </a:stretch>
+                  </pic:blipFill>
+                  <pic:spPr>
+                    <a:xfrm>
+                      <a:off x="0" y="0"/>
+                      <a:ext cx="6120130" cy="3869055"/>
+                    </a:xfrm>
+                    <a:prstGeom prst="rect">
+                      <a:avLst/>
+                    </a:prstGeom>
+                  </pic:spPr>
+                </pic:pic>
+              </a:graphicData>
+            </a:graphic>
+          </wp:inline>
+        </w:drawing>
+      </w:r>
+    </w:p>
+    <w:p>
+      <w:pPr>
+        <w:pStyle w:val="af2"/>
+        <w:widowControl/>
+        <w:tabs>
+          <w:tab w:val="left" w:pos="851"/>
+          <w:tab w:val="left" w:pos="1134"/>
+        </w:tabs>
+        <w:spacing w:line="360" w:lineRule="auto"/>
+        <w:ind w:left="0" w:right="0"/>
+        <w:jc w:val="center"/>
+        <w:rPr>
+          <w:rFonts w:cs="Times New Roman"/>
+          <w:szCs w:val="28"/>
+        </w:rPr>
+      </w:pPr>
+      <w:r>
+        <w:rPr>
+          <w:rFonts w:cs="Times New Roman"/>
+          <w:szCs w:val="28"/>
+        </w:rPr>
+        <w:t>Рисунок 2.3.9 – Страница с алфавитом</w:t>
+      </w:r>
+    </w:p>
+    <w:p>
+      <w:pPr>
+        <w:pStyle w:val="af2"/>
+        <w:widowControl/>
+        <w:tabs>
+          <w:tab w:val="left" w:pos="851"/>
+          <w:tab w:val="left" w:pos="1134"/>
+        </w:tabs>
+        <w:spacing w:line="360" w:lineRule="auto"/>
+        <w:ind w:left="0" w:right="0" w:firstLine="567"/>
+        <w:rPr>
+          <w:rFonts w:cs="Times New Roman"/>
+          <w:szCs w:val="28"/>
+        </w:rPr>
+      </w:pPr>
+      <w:r>
+        <w:rPr>
+          <w:rFonts w:cs="Times New Roman"/>
+          <w:szCs w:val="28"/>
+        </w:rPr>
+        <w:t xml:space="preserve">Пользователь может посмотреть свой профиль, перейдя на страницу профиля (рисунок 2.3.10), пользователя встречает надпись «С возвращением» и </w:t>
+      </w:r>
+      <w:r>
+        <w:rPr>
+          <w:rFonts w:cs="Times New Roman"/>
+          <w:szCs w:val="28"/>
+        </w:rPr>
+        <w:lastRenderedPageBreak/>
+        <w:t>его логин, рядом с ним стоит аватарка которую можно поменять нажав на аватарку, справа у пользователя показывается статистика, количество изучаемых языков и общий прогресс в процентах, снизу показаны текущие изучаемые курсы пользователем</w:t>
+      </w:r>
+      <w:r>
+        <w:rPr>
+          <w:rFonts w:cs="Times New Roman"/>
+          <w:szCs w:val="28"/>
+        </w:rPr>
+        <w:t xml:space="preserve"> и может продолжить обучение нажав на соответствующую кнопку.</w:t>
+      </w:r>
+    </w:p>
+    <w:p>
+      <w:pPr>
+        <w:pStyle w:val="af2"/>
+        <w:widowControl/>
+        <w:tabs>
+          <w:tab w:val="left" w:pos="851"/>
+          <w:tab w:val="left" w:pos="1134"/>
+        </w:tabs>
+        <w:spacing w:line="360" w:lineRule="auto"/>
+        <w:ind w:left="0" w:right="0"/>
+        <w:jc w:val="center"/>
+        <w:rPr>
+          <w:rFonts w:cs="Times New Roman"/>
+          <w:szCs w:val="28"/>
+        </w:rPr>
+      </w:pPr>
+      <w:r>
+        <w:rPr>
+          <w:rFonts w:cs="Times New Roman"/>
+          <w:szCs w:val="28"/>
+        </w:rPr>
+        <w:drawing>
+          <wp:inline distT="0" distB="0" distL="0" distR="0" wp14:anchorId="247D8FD5" wp14:editId="0EE2E9DC">
+            <wp:extent cx="5233648" cy="2867025"/>
+            <wp:effectExtent l="0" t="0" r="5715" b="0"/>
+            <wp:docPr id="72" name="Рисунок 72"/>
+            <wp:cNvGraphicFramePr>
+              <a:graphicFrameLocks xmlns:a="http://schemas.openxmlformats.org/drawingml/2006/main" noChangeAspect="1"/>
+            </wp:cNvGraphicFramePr>
+            <a:graphic xmlns:a="http://schemas.openxmlformats.org/drawingml/2006/main">
+              <a:graphicData uri="http://schemas.openxmlformats.org/drawingml/2006/picture">
+                <pic:pic xmlns:pic="http://schemas.openxmlformats.org/drawingml/2006/picture">
+                  <pic:nvPicPr>
+                    <pic:cNvPr id="1" name=""/>
+                    <pic:cNvPicPr/>
+                  </pic:nvPicPr>
+                  <pic:blipFill rotWithShape="1">
+                    <a:blip r:embed="rId36"/>
+                    <a:srcRect l="180" t="3059" b="3975"/>
+                    <a:stretch/>
+                  </pic:blipFill>
+                  <pic:spPr bwMode="auto">
+                    <a:xfrm>
+                      <a:off x="0" y="0"/>
+                      <a:ext cx="5266030" cy="2884764"/>
+                    </a:xfrm>
+                    <a:prstGeom prst="rect">
+                      <a:avLst/>
+                    </a:prstGeom>
+                    <a:ln>
+                      <a:noFill/>
+                    </a:ln>
+                    <a:extLst>
+                      <a:ext uri="{53640926-AAD7-44D8-BBD7-CCE9431645EC}">
+                        <a14:shadowObscured xmlns:a14="http://schemas.microsoft.com/office/drawing/2010/main"/>
+                      </a:ext>
+                    </a:extLst>
+                  </pic:spPr>
+                </pic:pic>
+              </a:graphicData>
+            </a:graphic>
+          </wp:inline>
+        </w:drawing>
+      </w:r>
+    </w:p>
+    <w:p>
+      <w:pPr>
+        <w:pStyle w:val="af2"/>
+        <w:widowControl/>
+        <w:tabs>
+          <w:tab w:val="left" w:pos="851"/>
+          <w:tab w:val="left" w:pos="1134"/>
+        </w:tabs>
+        <w:spacing w:line="360" w:lineRule="auto"/>
+        <w:ind w:left="0" w:right="0"/>
+        <w:jc w:val="center"/>
+        <w:rPr>
+          <w:rFonts w:cs="Times New Roman"/>
+          <w:szCs w:val="28"/>
+          <w:lang w:val="en-US"/>
+        </w:rPr>
+      </w:pPr>
+      <w:r>
+        <w:rPr>
+          <w:rFonts w:cs="Times New Roman"/>
+          <w:szCs w:val="28"/>
+        </w:rPr>
+        <w:t>Рисунок 2.3.10 – Страница с профилем</w:t>
+      </w:r>
+    </w:p>
+    <w:p>
+      <w:pPr>
+        <w:pStyle w:val="af2"/>
+        <w:widowControl/>
+        <w:tabs>
+          <w:tab w:val="left" w:pos="851"/>
+          <w:tab w:val="left" w:pos="1134"/>
+        </w:tabs>
+        <w:spacing w:line="360" w:lineRule="auto"/>
+        <w:ind w:left="0" w:right="0" w:firstLine="567"/>
+        <w:rPr>
+          <w:rFonts w:cs="Times New Roman"/>
+          <w:szCs w:val="28"/>
+        </w:rPr>
+      </w:pPr>
+      <w:r>
+        <w:rPr>
+          <w:rFonts w:cs="Times New Roman"/>
+          <w:szCs w:val="28"/>
+        </w:rPr>
+        <w:t xml:space="preserve">Также пользователь может просматривать профили других пользователей, чтобы просмотреть профиль нужно зайти на страницу с лигой, затем нажать по логину пользователя, </w:t>
+      </w:r>
+      <w:r>
+        <w:rPr>
+          <w:rFonts w:cs="Times New Roman"/>
+          <w:szCs w:val="28"/>
+        </w:rPr>
+        <w:t>откроется страница другого пользователя (рисунок 2.3.11), можно будет посмотреть статистику пользователя, прогресс, изучаемые курсы и аватарку.</w:t>
+      </w:r>
+    </w:p>
+    <w:p>
+      <w:pPr>
+        <w:pStyle w:val="af2"/>
+        <w:widowControl/>
+        <w:tabs>
+          <w:tab w:val="left" w:pos="851"/>
+          <w:tab w:val="left" w:pos="1134"/>
+        </w:tabs>
+        <w:spacing w:line="360" w:lineRule="auto"/>
+        <w:ind w:left="0" w:right="0"/>
+        <w:jc w:val="center"/>
+        <w:rPr>
+          <w:rFonts w:cs="Times New Roman"/>
+          <w:szCs w:val="28"/>
+        </w:rPr>
+      </w:pPr>
+      <w:r>
+        <w:rPr>
+          <w:rFonts w:cs="Times New Roman"/>
+          <w:szCs w:val="28"/>
+        </w:rPr>
+        <w:drawing>
+          <wp:inline distT="0" distB="0" distL="0" distR="0" wp14:anchorId="71A3736E" wp14:editId="7A0EFA75">
+            <wp:extent cx="5121443" cy="2228850"/>
+            <wp:effectExtent l="0" t="0" r="3175" b="0"/>
+            <wp:docPr id="74" name="Рисунок 74"/>
+            <wp:cNvGraphicFramePr>
+              <a:graphicFrameLocks xmlns:a="http://schemas.openxmlformats.org/drawingml/2006/main" noChangeAspect="1"/>
+            </wp:cNvGraphicFramePr>
+            <a:graphic xmlns:a="http://schemas.openxmlformats.org/drawingml/2006/main">
+              <a:graphicData uri="http://schemas.openxmlformats.org/drawingml/2006/picture">
+                <pic:pic xmlns:pic="http://schemas.openxmlformats.org/drawingml/2006/picture">
+                  <pic:nvPicPr>
+                    <pic:cNvPr id="1" name=""/>
+                    <pic:cNvPicPr/>
+                  </pic:nvPicPr>
+                  <pic:blipFill rotWithShape="1">
+                    <a:blip r:embed="rId37"/>
+                    <a:srcRect t="3077" b="3837"/>
+                    <a:stretch/>
+                  </pic:blipFill>
+                  <pic:spPr bwMode="auto">
+                    <a:xfrm>
+                      <a:off x="0" y="0"/>
+                      <a:ext cx="5183077" cy="2255673"/>
+                    </a:xfrm>
+                    <a:prstGeom prst="rect">
+                      <a:avLst/>
+                    </a:prstGeom>
+                    <a:ln>
+                      <a:noFill/>
+                    </a:ln>
+                    <a:extLst>
+                      <a:ext uri="{53640926-AAD7-44D8-BBD7-CCE9431645EC}">
+                        <a14:shadowObscured xmlns:a14="http://schemas.microsoft.com/office/drawing/2010/main"/>
+                      </a:ext>
+                    </a:extLst>
+                  </pic:spPr>
+                </pic:pic>
+              </a:graphicData>
+            </a:graphic>
+          </wp:inline>
+        </w:drawing>
+      </w:r>
+    </w:p>
+    <w:p>
+      <w:pPr>
+        <w:pStyle w:val="af2"/>
+        <w:widowControl/>
+        <w:tabs>
+          <w:tab w:val="left" w:pos="851"/>
+          <w:tab w:val="left" w:pos="1134"/>
+        </w:tabs>
+        <w:spacing w:line="360" w:lineRule="auto"/>
+        <w:ind w:left="0" w:right="0"/>
+        <w:jc w:val="center"/>
+        <w:rPr>
+          <w:rFonts w:cs="Times New Roman"/>
+          <w:szCs w:val="28"/>
+        </w:rPr>
+      </w:pPr>
+      <w:r>
+        <w:rPr>
+          <w:rFonts w:cs="Times New Roman"/>
+          <w:szCs w:val="28"/>
+        </w:rPr>
+        <w:t>Рисунок 2.3.11 – Профиль другого пользователя</w:t>
+      </w:r>
+    </w:p>
+    <w:p>
+      <w:pPr>
+        <w:pStyle w:val="af2"/>
+        <w:widowControl/>
+        <w:tabs>
+          <w:tab w:val="left" w:pos="851"/>
+          <w:tab w:val="left" w:pos="1134"/>
+        </w:tabs>
+        <w:spacing w:line="360" w:lineRule="auto"/>
+        <w:ind w:left="0" w:right="0" w:firstLine="567"/>
+        <w:rPr>
+          <w:rFonts w:cs="Times New Roman"/>
+          <w:szCs w:val="28"/>
+        </w:rPr>
+      </w:pPr>
+      <w:r>
+        <w:rPr>
+          <w:rFonts w:cs="Times New Roman"/>
+          <w:szCs w:val="28"/>
+        </w:rPr>
+        <w:lastRenderedPageBreak/>
+        <w:t xml:space="preserve">Руководство администратора </w:t>
+      </w:r>
+    </w:p>
+    <w:p>
+      <w:pPr>
+        <w:pStyle w:val="af2"/>
+        <w:widowControl/>
+        <w:tabs>
+          <w:tab w:val="left" w:pos="851"/>
+          <w:tab w:val="left" w:pos="1134"/>
+        </w:tabs>
+        <w:spacing w:line="360" w:lineRule="auto"/>
+        <w:ind w:left="0" w:right="0" w:firstLine="567"/>
+        <w:rPr>
+          <w:rFonts w:cs="Times New Roman"/>
+          <w:szCs w:val="28"/>
+        </w:rPr>
+      </w:pPr>
+      <w:r>
+        <w:rPr>
+          <w:rFonts w:cs="Times New Roman"/>
+          <w:szCs w:val="28"/>
+        </w:rPr>
+        <w:t>Для входа в панель администратора</w:t>
+      </w:r>
+      <w:r>
+        <w:rPr>
+          <w:rFonts w:cs="Times New Roman"/>
+          <w:szCs w:val="28"/>
+        </w:rPr>
+        <w:t xml:space="preserve"> требуется учетная запись с ролью «</w:t>
+      </w:r>
+      <w:r>
+        <w:rPr>
+          <w:rFonts w:cs="Times New Roman"/>
+          <w:szCs w:val="28"/>
+        </w:rPr>
+        <w:t>admin</w:t>
+      </w:r>
+      <w:r>
+        <w:rPr>
+          <w:rFonts w:cs="Times New Roman"/>
+          <w:szCs w:val="28"/>
+        </w:rPr>
+        <w:t>», администратор также вводит логин и пароль как обычный пользователь в форму авторизации, затем при отправке формы и успешном входе в аккаунт, его перенаправит сразу же на основную страницу панели администратора (рисунок 2.3.12), главная страница является дашбордом в котором показана статистика сайта.</w:t>
+      </w:r>
+      <w:r>
+        <w:rPr>
+          <w:rFonts w:cs="Times New Roman"/>
+          <w:szCs w:val="28"/>
+        </w:rPr>
+        <w:t xml:space="preserve"> </w:t>
+      </w:r>
+      <w:r>
+        <w:rPr>
+          <w:rFonts w:cs="Times New Roman"/>
+          <w:szCs w:val="28"/>
+        </w:rPr>
+        <w:t>Слева у администратора есть панель для навигации по админ панели.</w:t>
+      </w:r>
+    </w:p>
+    <w:p>
+      <w:pPr>
+        <w:pStyle w:val="af2"/>
+        <w:widowControl/>
+        <w:tabs>
+          <w:tab w:val="left" w:pos="851"/>
+          <w:tab w:val="left" w:pos="1134"/>
+        </w:tabs>
+        <w:spacing w:line="360" w:lineRule="auto"/>
+        <w:ind w:left="0" w:right="0"/>
+        <w:rPr>
+          <w:rFonts w:cs="Times New Roman"/>
+          <w:szCs w:val="28"/>
+        </w:rPr>
+      </w:pPr>
+      <w:r>
+        <w:rPr>
+          <w:rFonts w:cs="Times New Roman"/>
+          <w:szCs w:val="28"/>
+        </w:rPr>
+        <w:drawing>
+          <wp:inline distT="0" distB="0" distL="0" distR="0" wp14:anchorId="61847E27" wp14:editId="50ECE88F">
+            <wp:extent cx="6120130" cy="3018155"/>
+            <wp:effectExtent l="0" t="0" r="0" b="0"/>
+            <wp:docPr id="78" name="Рисунок 78"/>
+            <wp:cNvGraphicFramePr>
+              <a:graphicFrameLocks xmlns:a="http://schemas.openxmlformats.org/drawingml/2006/main" noChangeAspect="1"/>
+            </wp:cNvGraphicFramePr>
+            <a:graphic xmlns:a="http://schemas.openxmlformats.org/drawingml/2006/main">
+              <a:graphicData uri="http://schemas.openxmlformats.org/drawingml/2006/picture">
+                <pic:pic xmlns:pic="http://schemas.openxmlformats.org/drawingml/2006/picture">
+                  <pic:nvPicPr>
+                    <pic:cNvPr id="1" name=""/>
+                    <pic:cNvPicPr/>
+                  </pic:nvPicPr>
+                  <pic:blipFill>
+                    <a:blip r:embed="rId38"/>
+                    <a:stretch>
+                      <a:fillRect/>
+                    </a:stretch>
+                  </pic:blipFill>
+                  <pic:spPr>
+                    <a:xfrm>
+                      <a:off x="0" y="0"/>
+                      <a:ext cx="6120130" cy="3018155"/>
+                    </a:xfrm>
+                    <a:prstGeom prst="rect">
+                      <a:avLst/>
+                    </a:prstGeom>
+                  </pic:spPr>
+                </pic:pic>
+              </a:graphicData>
+            </a:graphic>
+          </wp:inline>
+        </w:drawing>
+      </w:r>
+    </w:p>
+    <w:p>
+      <w:pPr>
+        <w:pStyle w:val="af2"/>
+        <w:widowControl/>
+        <w:tabs>
+          <w:tab w:val="left" w:pos="851"/>
+          <w:tab w:val="left" w:pos="1134"/>
+        </w:tabs>
+        <w:spacing w:line="360" w:lineRule="auto"/>
+        <w:ind w:left="0" w:right="0"/>
+        <w:jc w:val="center"/>
+        <w:rPr>
+          <w:rFonts w:cs="Times New Roman"/>
+          <w:szCs w:val="28"/>
+        </w:rPr>
+      </w:pPr>
+      <w:r>
+        <w:rPr>
+          <w:rFonts w:cs="Times New Roman"/>
+          <w:szCs w:val="28"/>
+        </w:rPr>
+        <w:t>Рисунок 2.3.12 – Дашборд администратора</w:t>
+      </w:r>
+    </w:p>
+    <w:p>
+      <w:pPr>
+        <w:pStyle w:val="af2"/>
+        <w:widowControl/>
+        <w:tabs>
+          <w:tab w:val="left" w:pos="851"/>
+          <w:tab w:val="left" w:pos="1134"/>
+        </w:tabs>
+        <w:spacing w:line="360" w:lineRule="auto"/>
+        <w:ind w:left="0" w:right="0"/>
+        <w:rPr>
+          <w:rFonts w:cs="Times New Roman"/>
+          <w:szCs w:val="28"/>
+        </w:rPr>
+      </w:pPr>
+      <w:r>
+        <w:rPr>
+          <w:rFonts w:cs="Times New Roman"/>
+          <w:szCs w:val="28"/>
+        </w:rPr>
+        <w:t>Для добавления слова в базу данных администратору нужно перейти на страницу по кнопке «Слова», при переходе его встречает форма для добавления слова в базу данных</w:t>
+      </w:r>
     </w:p>
     <w:p>
       <w:pPr>
@@ -25214,12 +25893,12 @@
       </w:pPr>
     </w:p>
     <w:sectPr>
-      <w:headerReference w:type="even" r:id="rId34"/>
-      <w:headerReference w:type="default" r:id="rId35"/>
-      <w:footerReference w:type="even" r:id="rId36"/>
-      <w:footerReference w:type="default" r:id="rId37"/>
-      <w:headerReference w:type="first" r:id="rId38"/>
-      <w:footerReference w:type="first" r:id="rId39"/>
+      <w:headerReference w:type="even" r:id="rId39"/>
+      <w:headerReference w:type="default" r:id="rId40"/>
+      <w:footerReference w:type="even" r:id="rId41"/>
+      <w:footerReference w:type="default" r:id="rId42"/>
+      <w:headerReference w:type="first" r:id="rId43"/>
+      <w:footerReference w:type="first" r:id="rId44"/>
       <w:pgSz w:w="11906" w:h="16838"/>
       <w:pgMar w:top="1134" w:right="567" w:bottom="1701" w:left="1701" w:header="709" w:footer="709" w:gutter="0"/>
       <w:cols w:space="720"/>
@@ -25231,7 +25910,7 @@
 </file>
 
 <file path=word/endnotes.xml><?xml version="1.0" encoding="utf-8"?>
-<w:endnotes xmlns:wpc="http://schemas.microsoft.com/office/word/2010/wordprocessingCanvas" xmlns:cx="http://schemas.microsoft.com/office/drawing/2014/chartex" xmlns:mc="http://schemas.openxmlformats.org/markup-compatibility/2006" xmlns:o="urn:schemas-microsoft-com:office:office" xmlns:r="http://schemas.openxmlformats.org/officeDocument/2006/relationships" xmlns:m="http://schemas.openxmlformats.org/officeDocument/2006/math" xmlns:v="urn:schemas-microsoft-com:vml" xmlns:wp14="http://schemas.microsoft.com/office/word/2010/wordprocessingDrawing" xmlns:wp="http://schemas.openxmlformats.org/drawingml/2006/wordprocessingDrawing" xmlns:w10="urn:schemas-microsoft-com:office:word" xmlns:w="http://schemas.openxmlformats.org/wordprocessingml/2006/main" xmlns:w14="http://schemas.microsoft.com/office/word/2010/wordml" xmlns:w15="http://schemas.microsoft.com/office/word/2012/wordml" xmlns:w16se="http://schemas.microsoft.com/office/word/2015/wordml/symex" xmlns:wpg="http://schemas.microsoft.com/office/word/2010/wordprocessingGroup" xmlns:wpi="http://schemas.microsoft.com/office/word/2010/wordprocessingInk" xmlns:wne="http://schemas.microsoft.com/office/word/2006/wordml" xmlns:wps="http://schemas.microsoft.com/office/word/2010/wordprocessingShape" mc:Ignorable="w14 w15 w16se wp14">
+<w:endnotes xmlns:wpc="http://schemas.microsoft.com/office/word/2010/wordprocessingCanvas" xmlns:cx="http://schemas.microsoft.com/office/drawing/2014/chartex" xmlns:cx1="http://schemas.microsoft.com/office/drawing/2015/9/8/chartex" xmlns:cx2="http://schemas.microsoft.com/office/drawing/2015/10/21/chartex" xmlns:cx3="http://schemas.microsoft.com/office/drawing/2016/5/9/chartex" xmlns:cx4="http://schemas.microsoft.com/office/drawing/2016/5/10/chartex" xmlns:cx5="http://schemas.microsoft.com/office/drawing/2016/5/11/chartex" xmlns:cx6="http://schemas.microsoft.com/office/drawing/2016/5/12/chartex" xmlns:cx7="http://schemas.microsoft.com/office/drawing/2016/5/13/chartex" xmlns:cx8="http://schemas.microsoft.com/office/drawing/2016/5/14/chartex" xmlns:mc="http://schemas.openxmlformats.org/markup-compatibility/2006" xmlns:aink="http://schemas.microsoft.com/office/drawing/2016/ink" xmlns:am3d="http://schemas.microsoft.com/office/drawing/2017/model3d" xmlns:o="urn:schemas-microsoft-com:office:office" xmlns:r="http://schemas.openxmlformats.org/officeDocument/2006/relationships" xmlns:m="http://schemas.openxmlformats.org/officeDocument/2006/math" xmlns:v="urn:schemas-microsoft-com:vml" xmlns:wp14="http://schemas.microsoft.com/office/word/2010/wordprocessingDrawing" xmlns:wp="http://schemas.openxmlformats.org/drawingml/2006/wordprocessingDrawing" xmlns:w10="urn:schemas-microsoft-com:office:word" xmlns:w="http://schemas.openxmlformats.org/wordprocessingml/2006/main" xmlns:w14="http://schemas.microsoft.com/office/word/2010/wordml" xmlns:w15="http://schemas.microsoft.com/office/word/2012/wordml" xmlns:w16cex="http://schemas.microsoft.com/office/word/2018/wordml/cex" xmlns:w16cid="http://schemas.microsoft.com/office/word/2016/wordml/cid" xmlns:w16="http://schemas.microsoft.com/office/word/2018/wordml" xmlns:w16sdtdh="http://schemas.microsoft.com/office/word/2020/wordml/sdtdatahash" xmlns:w16se="http://schemas.microsoft.com/office/word/2015/wordml/symex" xmlns:wpg="http://schemas.microsoft.com/office/word/2010/wordprocessingGroup" xmlns:wpi="http://schemas.microsoft.com/office/word/2010/wordprocessingInk" xmlns:wne="http://schemas.microsoft.com/office/word/2006/wordml" xmlns:wps="http://schemas.microsoft.com/office/word/2010/wordprocessingShape" mc:Ignorable="w14 w15 w16se w16cid w16 w16cex w16sdtdh wp14">
   <w:endnote w:type="separator" w:id="-1">
     <w:p>
       <w:pPr>
@@ -25256,7 +25935,7 @@
 </file>
 
 <file path=word/footer1.xml><?xml version="1.0" encoding="utf-8"?>
-<w:ftr xmlns:wpc="http://schemas.microsoft.com/office/word/2010/wordprocessingCanvas" xmlns:cx="http://schemas.microsoft.com/office/drawing/2014/chartex" xmlns:mc="http://schemas.openxmlformats.org/markup-compatibility/2006" xmlns:o="urn:schemas-microsoft-com:office:office" xmlns:r="http://schemas.openxmlformats.org/officeDocument/2006/relationships" xmlns:m="http://schemas.openxmlformats.org/officeDocument/2006/math" xmlns:v="urn:schemas-microsoft-com:vml" xmlns:wp14="http://schemas.microsoft.com/office/word/2010/wordprocessingDrawing" xmlns:wp="http://schemas.openxmlformats.org/drawingml/2006/wordprocessingDrawing" xmlns:w10="urn:schemas-microsoft-com:office:word" xmlns:w="http://schemas.openxmlformats.org/wordprocessingml/2006/main" xmlns:w14="http://schemas.microsoft.com/office/word/2010/wordml" xmlns:w15="http://schemas.microsoft.com/office/word/2012/wordml" xmlns:w16se="http://schemas.microsoft.com/office/word/2015/wordml/symex" xmlns:wpg="http://schemas.microsoft.com/office/word/2010/wordprocessingGroup" xmlns:wpi="http://schemas.microsoft.com/office/word/2010/wordprocessingInk" xmlns:wne="http://schemas.microsoft.com/office/word/2006/wordml" xmlns:wps="http://schemas.microsoft.com/office/word/2010/wordprocessingShape" mc:Ignorable="w14 w15 w16se wp14">
+<w:ftr xmlns:wpc="http://schemas.microsoft.com/office/word/2010/wordprocessingCanvas" xmlns:cx="http://schemas.microsoft.com/office/drawing/2014/chartex" xmlns:cx1="http://schemas.microsoft.com/office/drawing/2015/9/8/chartex" xmlns:cx2="http://schemas.microsoft.com/office/drawing/2015/10/21/chartex" xmlns:cx3="http://schemas.microsoft.com/office/drawing/2016/5/9/chartex" xmlns:cx4="http://schemas.microsoft.com/office/drawing/2016/5/10/chartex" xmlns:cx5="http://schemas.microsoft.com/office/drawing/2016/5/11/chartex" xmlns:cx6="http://schemas.microsoft.com/office/drawing/2016/5/12/chartex" xmlns:cx7="http://schemas.microsoft.com/office/drawing/2016/5/13/chartex" xmlns:cx8="http://schemas.microsoft.com/office/drawing/2016/5/14/chartex" xmlns:mc="http://schemas.openxmlformats.org/markup-compatibility/2006" xmlns:aink="http://schemas.microsoft.com/office/drawing/2016/ink" xmlns:am3d="http://schemas.microsoft.com/office/drawing/2017/model3d" xmlns:o="urn:schemas-microsoft-com:office:office" xmlns:r="http://schemas.openxmlformats.org/officeDocument/2006/relationships" xmlns:m="http://schemas.openxmlformats.org/officeDocument/2006/math" xmlns:v="urn:schemas-microsoft-com:vml" xmlns:wp14="http://schemas.microsoft.com/office/word/2010/wordprocessingDrawing" xmlns:wp="http://schemas.openxmlformats.org/drawingml/2006/wordprocessingDrawing" xmlns:w10="urn:schemas-microsoft-com:office:word" xmlns:w="http://schemas.openxmlformats.org/wordprocessingml/2006/main" xmlns:w14="http://schemas.microsoft.com/office/word/2010/wordml" xmlns:w15="http://schemas.microsoft.com/office/word/2012/wordml" xmlns:w16cex="http://schemas.microsoft.com/office/word/2018/wordml/cex" xmlns:w16cid="http://schemas.microsoft.com/office/word/2016/wordml/cid" xmlns:w16="http://schemas.microsoft.com/office/word/2018/wordml" xmlns:w16sdtdh="http://schemas.microsoft.com/office/word/2020/wordml/sdtdatahash" xmlns:w16se="http://schemas.microsoft.com/office/word/2015/wordml/symex" xmlns:wpg="http://schemas.microsoft.com/office/word/2010/wordprocessingGroup" xmlns:wpi="http://schemas.microsoft.com/office/word/2010/wordprocessingInk" xmlns:wne="http://schemas.microsoft.com/office/word/2006/wordml" xmlns:wps="http://schemas.microsoft.com/office/word/2010/wordprocessingShape" mc:Ignorable="w14 w15 w16se w16cid w16 w16cex w16sdtdh wp14">
   <w:p>
     <w:pPr>
       <w:pStyle w:val="a8"/>
@@ -25266,7 +25945,7 @@
 </file>
 
 <file path=word/footer2.xml><?xml version="1.0" encoding="utf-8"?>
-<w:ftr xmlns:wpc="http://schemas.microsoft.com/office/word/2010/wordprocessingCanvas" xmlns:cx="http://schemas.microsoft.com/office/drawing/2014/chartex" xmlns:mc="http://schemas.openxmlformats.org/markup-compatibility/2006" xmlns:o="urn:schemas-microsoft-com:office:office" xmlns:r="http://schemas.openxmlformats.org/officeDocument/2006/relationships" xmlns:m="http://schemas.openxmlformats.org/officeDocument/2006/math" xmlns:v="urn:schemas-microsoft-com:vml" xmlns:wp14="http://schemas.microsoft.com/office/word/2010/wordprocessingDrawing" xmlns:wp="http://schemas.openxmlformats.org/drawingml/2006/wordprocessingDrawing" xmlns:w10="urn:schemas-microsoft-com:office:word" xmlns:w="http://schemas.openxmlformats.org/wordprocessingml/2006/main" xmlns:w14="http://schemas.microsoft.com/office/word/2010/wordml" xmlns:w15="http://schemas.microsoft.com/office/word/2012/wordml" xmlns:w16se="http://schemas.microsoft.com/office/word/2015/wordml/symex" xmlns:wpg="http://schemas.microsoft.com/office/word/2010/wordprocessingGroup" xmlns:wpi="http://schemas.microsoft.com/office/word/2010/wordprocessingInk" xmlns:wne="http://schemas.microsoft.com/office/word/2006/wordml" xmlns:wps="http://schemas.microsoft.com/office/word/2010/wordprocessingShape" mc:Ignorable="w14 w15 w16se wp14">
+<w:ftr xmlns:wpc="http://schemas.microsoft.com/office/word/2010/wordprocessingCanvas" xmlns:cx="http://schemas.microsoft.com/office/drawing/2014/chartex" xmlns:cx1="http://schemas.microsoft.com/office/drawing/2015/9/8/chartex" xmlns:cx2="http://schemas.microsoft.com/office/drawing/2015/10/21/chartex" xmlns:cx3="http://schemas.microsoft.com/office/drawing/2016/5/9/chartex" xmlns:cx4="http://schemas.microsoft.com/office/drawing/2016/5/10/chartex" xmlns:cx5="http://schemas.microsoft.com/office/drawing/2016/5/11/chartex" xmlns:cx6="http://schemas.microsoft.com/office/drawing/2016/5/12/chartex" xmlns:cx7="http://schemas.microsoft.com/office/drawing/2016/5/13/chartex" xmlns:cx8="http://schemas.microsoft.com/office/drawing/2016/5/14/chartex" xmlns:mc="http://schemas.openxmlformats.org/markup-compatibility/2006" xmlns:aink="http://schemas.microsoft.com/office/drawing/2016/ink" xmlns:am3d="http://schemas.microsoft.com/office/drawing/2017/model3d" xmlns:o="urn:schemas-microsoft-com:office:office" xmlns:r="http://schemas.openxmlformats.org/officeDocument/2006/relationships" xmlns:m="http://schemas.openxmlformats.org/officeDocument/2006/math" xmlns:v="urn:schemas-microsoft-com:vml" xmlns:wp14="http://schemas.microsoft.com/office/word/2010/wordprocessingDrawing" xmlns:wp="http://schemas.openxmlformats.org/drawingml/2006/wordprocessingDrawing" xmlns:w10="urn:schemas-microsoft-com:office:word" xmlns:w="http://schemas.openxmlformats.org/wordprocessingml/2006/main" xmlns:w14="http://schemas.microsoft.com/office/word/2010/wordml" xmlns:w15="http://schemas.microsoft.com/office/word/2012/wordml" xmlns:w16cex="http://schemas.microsoft.com/office/word/2018/wordml/cex" xmlns:w16cid="http://schemas.microsoft.com/office/word/2016/wordml/cid" xmlns:w16="http://schemas.microsoft.com/office/word/2018/wordml" xmlns:w16sdtdh="http://schemas.microsoft.com/office/word/2020/wordml/sdtdatahash" xmlns:w16se="http://schemas.microsoft.com/office/word/2015/wordml/symex" xmlns:wpg="http://schemas.microsoft.com/office/word/2010/wordprocessingGroup" xmlns:wpi="http://schemas.microsoft.com/office/word/2010/wordprocessingInk" xmlns:wne="http://schemas.microsoft.com/office/word/2006/wordml" xmlns:wps="http://schemas.microsoft.com/office/word/2010/wordprocessingShape" mc:Ignorable="w14 w15 w16se w16cid w16 w16cex w16sdtdh wp14">
   <w:p>
     <w:pPr>
       <w:pStyle w:val="a8"/>
@@ -27968,7 +28647,7 @@
 </file>
 
 <file path=word/footer3.xml><?xml version="1.0" encoding="utf-8"?>
-<w:ftr xmlns:wpc="http://schemas.microsoft.com/office/word/2010/wordprocessingCanvas" xmlns:cx="http://schemas.microsoft.com/office/drawing/2014/chartex" xmlns:mc="http://schemas.openxmlformats.org/markup-compatibility/2006" xmlns:o="urn:schemas-microsoft-com:office:office" xmlns:r="http://schemas.openxmlformats.org/officeDocument/2006/relationships" xmlns:m="http://schemas.openxmlformats.org/officeDocument/2006/math" xmlns:v="urn:schemas-microsoft-com:vml" xmlns:wp14="http://schemas.microsoft.com/office/word/2010/wordprocessingDrawing" xmlns:wp="http://schemas.openxmlformats.org/drawingml/2006/wordprocessingDrawing" xmlns:w10="urn:schemas-microsoft-com:office:word" xmlns:w="http://schemas.openxmlformats.org/wordprocessingml/2006/main" xmlns:w14="http://schemas.microsoft.com/office/word/2010/wordml" xmlns:w15="http://schemas.microsoft.com/office/word/2012/wordml" xmlns:w16se="http://schemas.microsoft.com/office/word/2015/wordml/symex" xmlns:wpg="http://schemas.microsoft.com/office/word/2010/wordprocessingGroup" xmlns:wpi="http://schemas.microsoft.com/office/word/2010/wordprocessingInk" xmlns:wne="http://schemas.microsoft.com/office/word/2006/wordml" xmlns:wps="http://schemas.microsoft.com/office/word/2010/wordprocessingShape" mc:Ignorable="w14 w15 w16se wp14">
+<w:ftr xmlns:wpc="http://schemas.microsoft.com/office/word/2010/wordprocessingCanvas" xmlns:cx="http://schemas.microsoft.com/office/drawing/2014/chartex" xmlns:cx1="http://schemas.microsoft.com/office/drawing/2015/9/8/chartex" xmlns:cx2="http://schemas.microsoft.com/office/drawing/2015/10/21/chartex" xmlns:cx3="http://schemas.microsoft.com/office/drawing/2016/5/9/chartex" xmlns:cx4="http://schemas.microsoft.com/office/drawing/2016/5/10/chartex" xmlns:cx5="http://schemas.microsoft.com/office/drawing/2016/5/11/chartex" xmlns:cx6="http://schemas.microsoft.com/office/drawing/2016/5/12/chartex" xmlns:cx7="http://schemas.microsoft.com/office/drawing/2016/5/13/chartex" xmlns:cx8="http://schemas.microsoft.com/office/drawing/2016/5/14/chartex" xmlns:mc="http://schemas.openxmlformats.org/markup-compatibility/2006" xmlns:aink="http://schemas.microsoft.com/office/drawing/2016/ink" xmlns:am3d="http://schemas.microsoft.com/office/drawing/2017/model3d" xmlns:o="urn:schemas-microsoft-com:office:office" xmlns:r="http://schemas.openxmlformats.org/officeDocument/2006/relationships" xmlns:m="http://schemas.openxmlformats.org/officeDocument/2006/math" xmlns:v="urn:schemas-microsoft-com:vml" xmlns:wp14="http://schemas.microsoft.com/office/word/2010/wordprocessingDrawing" xmlns:wp="http://schemas.openxmlformats.org/drawingml/2006/wordprocessingDrawing" xmlns:w10="urn:schemas-microsoft-com:office:word" xmlns:w="http://schemas.openxmlformats.org/wordprocessingml/2006/main" xmlns:w14="http://schemas.microsoft.com/office/word/2010/wordml" xmlns:w15="http://schemas.microsoft.com/office/word/2012/wordml" xmlns:w16cex="http://schemas.microsoft.com/office/word/2018/wordml/cex" xmlns:w16cid="http://schemas.microsoft.com/office/word/2016/wordml/cid" xmlns:w16="http://schemas.microsoft.com/office/word/2018/wordml" xmlns:w16sdtdh="http://schemas.microsoft.com/office/word/2020/wordml/sdtdatahash" xmlns:w16se="http://schemas.microsoft.com/office/word/2015/wordml/symex" xmlns:wpg="http://schemas.microsoft.com/office/word/2010/wordprocessingGroup" xmlns:wpi="http://schemas.microsoft.com/office/word/2010/wordprocessingInk" xmlns:wne="http://schemas.microsoft.com/office/word/2006/wordml" xmlns:wps="http://schemas.microsoft.com/office/word/2010/wordprocessingShape" mc:Ignorable="w14 w15 w16se w16cid w16 w16cex w16sdtdh wp14">
   <w:p>
     <w:pPr>
       <w:pStyle w:val="a8"/>
@@ -27978,7 +28657,7 @@
 </file>
 
 <file path=word/footer4.xml><?xml version="1.0" encoding="utf-8"?>
-<w:ftr xmlns:wpc="http://schemas.microsoft.com/office/word/2010/wordprocessingCanvas" xmlns:cx="http://schemas.microsoft.com/office/drawing/2014/chartex" xmlns:mc="http://schemas.openxmlformats.org/markup-compatibility/2006" xmlns:o="urn:schemas-microsoft-com:office:office" xmlns:r="http://schemas.openxmlformats.org/officeDocument/2006/relationships" xmlns:m="http://schemas.openxmlformats.org/officeDocument/2006/math" xmlns:v="urn:schemas-microsoft-com:vml" xmlns:wp14="http://schemas.microsoft.com/office/word/2010/wordprocessingDrawing" xmlns:wp="http://schemas.openxmlformats.org/drawingml/2006/wordprocessingDrawing" xmlns:w10="urn:schemas-microsoft-com:office:word" xmlns:w="http://schemas.openxmlformats.org/wordprocessingml/2006/main" xmlns:w14="http://schemas.microsoft.com/office/word/2010/wordml" xmlns:w15="http://schemas.microsoft.com/office/word/2012/wordml" xmlns:w16se="http://schemas.microsoft.com/office/word/2015/wordml/symex" xmlns:wpg="http://schemas.microsoft.com/office/word/2010/wordprocessingGroup" xmlns:wpi="http://schemas.microsoft.com/office/word/2010/wordprocessingInk" xmlns:wne="http://schemas.microsoft.com/office/word/2006/wordml" xmlns:wps="http://schemas.microsoft.com/office/word/2010/wordprocessingShape" mc:Ignorable="w14 w15 w16se wp14">
+<w:ftr xmlns:wpc="http://schemas.microsoft.com/office/word/2010/wordprocessingCanvas" xmlns:cx="http://schemas.microsoft.com/office/drawing/2014/chartex" xmlns:cx1="http://schemas.microsoft.com/office/drawing/2015/9/8/chartex" xmlns:cx2="http://schemas.microsoft.com/office/drawing/2015/10/21/chartex" xmlns:cx3="http://schemas.microsoft.com/office/drawing/2016/5/9/chartex" xmlns:cx4="http://schemas.microsoft.com/office/drawing/2016/5/10/chartex" xmlns:cx5="http://schemas.microsoft.com/office/drawing/2016/5/11/chartex" xmlns:cx6="http://schemas.microsoft.com/office/drawing/2016/5/12/chartex" xmlns:cx7="http://schemas.microsoft.com/office/drawing/2016/5/13/chartex" xmlns:cx8="http://schemas.microsoft.com/office/drawing/2016/5/14/chartex" xmlns:mc="http://schemas.openxmlformats.org/markup-compatibility/2006" xmlns:aink="http://schemas.microsoft.com/office/drawing/2016/ink" xmlns:am3d="http://schemas.microsoft.com/office/drawing/2017/model3d" xmlns:o="urn:schemas-microsoft-com:office:office" xmlns:r="http://schemas.openxmlformats.org/officeDocument/2006/relationships" xmlns:m="http://schemas.openxmlformats.org/officeDocument/2006/math" xmlns:v="urn:schemas-microsoft-com:vml" xmlns:wp14="http://schemas.microsoft.com/office/word/2010/wordprocessingDrawing" xmlns:wp="http://schemas.openxmlformats.org/drawingml/2006/wordprocessingDrawing" xmlns:w10="urn:schemas-microsoft-com:office:word" xmlns:w="http://schemas.openxmlformats.org/wordprocessingml/2006/main" xmlns:w14="http://schemas.microsoft.com/office/word/2010/wordml" xmlns:w15="http://schemas.microsoft.com/office/word/2012/wordml" xmlns:w16cex="http://schemas.microsoft.com/office/word/2018/wordml/cex" xmlns:w16cid="http://schemas.microsoft.com/office/word/2016/wordml/cid" xmlns:w16="http://schemas.microsoft.com/office/word/2018/wordml" xmlns:w16sdtdh="http://schemas.microsoft.com/office/word/2020/wordml/sdtdatahash" xmlns:w16se="http://schemas.microsoft.com/office/word/2015/wordml/symex" xmlns:wpg="http://schemas.microsoft.com/office/word/2010/wordprocessingGroup" xmlns:wpi="http://schemas.microsoft.com/office/word/2010/wordprocessingInk" xmlns:wne="http://schemas.microsoft.com/office/word/2006/wordml" xmlns:wps="http://schemas.microsoft.com/office/word/2010/wordprocessingShape" mc:Ignorable="w14 w15 w16se w16cid w16 w16cex w16sdtdh wp14">
   <w:p>
     <w:pPr>
       <w:pStyle w:val="a8"/>
@@ -27988,7 +28667,7 @@
 </file>
 
 <file path=word/footer5.xml><?xml version="1.0" encoding="utf-8"?>
-<w:ftr xmlns:wpc="http://schemas.microsoft.com/office/word/2010/wordprocessingCanvas" xmlns:cx="http://schemas.microsoft.com/office/drawing/2014/chartex" xmlns:mc="http://schemas.openxmlformats.org/markup-compatibility/2006" xmlns:o="urn:schemas-microsoft-com:office:office" xmlns:r="http://schemas.openxmlformats.org/officeDocument/2006/relationships" xmlns:m="http://schemas.openxmlformats.org/officeDocument/2006/math" xmlns:v="urn:schemas-microsoft-com:vml" xmlns:wp14="http://schemas.microsoft.com/office/word/2010/wordprocessingDrawing" xmlns:wp="http://schemas.openxmlformats.org/drawingml/2006/wordprocessingDrawing" xmlns:w10="urn:schemas-microsoft-com:office:word" xmlns:w="http://schemas.openxmlformats.org/wordprocessingml/2006/main" xmlns:w14="http://schemas.microsoft.com/office/word/2010/wordml" xmlns:w15="http://schemas.microsoft.com/office/word/2012/wordml" xmlns:w16se="http://schemas.microsoft.com/office/word/2015/wordml/symex" xmlns:wpg="http://schemas.microsoft.com/office/word/2010/wordprocessingGroup" xmlns:wpi="http://schemas.microsoft.com/office/word/2010/wordprocessingInk" xmlns:wne="http://schemas.microsoft.com/office/word/2006/wordml" xmlns:wps="http://schemas.microsoft.com/office/word/2010/wordprocessingShape" mc:Ignorable="w14 w15 w16se wp14">
+<w:ftr xmlns:wpc="http://schemas.microsoft.com/office/word/2010/wordprocessingCanvas" xmlns:cx="http://schemas.microsoft.com/office/drawing/2014/chartex" xmlns:cx1="http://schemas.microsoft.com/office/drawing/2015/9/8/chartex" xmlns:cx2="http://schemas.microsoft.com/office/drawing/2015/10/21/chartex" xmlns:cx3="http://schemas.microsoft.com/office/drawing/2016/5/9/chartex" xmlns:cx4="http://schemas.microsoft.com/office/drawing/2016/5/10/chartex" xmlns:cx5="http://schemas.microsoft.com/office/drawing/2016/5/11/chartex" xmlns:cx6="http://schemas.microsoft.com/office/drawing/2016/5/12/chartex" xmlns:cx7="http://schemas.microsoft.com/office/drawing/2016/5/13/chartex" xmlns:cx8="http://schemas.microsoft.com/office/drawing/2016/5/14/chartex" xmlns:mc="http://schemas.openxmlformats.org/markup-compatibility/2006" xmlns:aink="http://schemas.microsoft.com/office/drawing/2016/ink" xmlns:am3d="http://schemas.microsoft.com/office/drawing/2017/model3d" xmlns:o="urn:schemas-microsoft-com:office:office" xmlns:r="http://schemas.openxmlformats.org/officeDocument/2006/relationships" xmlns:m="http://schemas.openxmlformats.org/officeDocument/2006/math" xmlns:v="urn:schemas-microsoft-com:vml" xmlns:wp14="http://schemas.microsoft.com/office/word/2010/wordprocessingDrawing" xmlns:wp="http://schemas.openxmlformats.org/drawingml/2006/wordprocessingDrawing" xmlns:w10="urn:schemas-microsoft-com:office:word" xmlns:w="http://schemas.openxmlformats.org/wordprocessingml/2006/main" xmlns:w14="http://schemas.microsoft.com/office/word/2010/wordml" xmlns:w15="http://schemas.microsoft.com/office/word/2012/wordml" xmlns:w16cex="http://schemas.microsoft.com/office/word/2018/wordml/cex" xmlns:w16cid="http://schemas.microsoft.com/office/word/2016/wordml/cid" xmlns:w16="http://schemas.microsoft.com/office/word/2018/wordml" xmlns:w16sdtdh="http://schemas.microsoft.com/office/word/2020/wordml/sdtdatahash" xmlns:w16se="http://schemas.microsoft.com/office/word/2015/wordml/symex" xmlns:wpg="http://schemas.microsoft.com/office/word/2010/wordprocessingGroup" xmlns:wpi="http://schemas.microsoft.com/office/word/2010/wordprocessingInk" xmlns:wne="http://schemas.microsoft.com/office/word/2006/wordml" xmlns:wps="http://schemas.microsoft.com/office/word/2010/wordprocessingShape" mc:Ignorable="w14 w15 w16se w16cid w16 w16cex w16sdtdh wp14">
   <w:p>
     <w:pPr>
       <w:pStyle w:val="a8"/>
@@ -27998,7 +28677,7 @@
 </file>
 
 <file path=word/footnotes.xml><?xml version="1.0" encoding="utf-8"?>
-<w:footnotes xmlns:wpc="http://schemas.microsoft.com/office/word/2010/wordprocessingCanvas" xmlns:cx="http://schemas.microsoft.com/office/drawing/2014/chartex" xmlns:mc="http://schemas.openxmlformats.org/markup-compatibility/2006" xmlns:o="urn:schemas-microsoft-com:office:office" xmlns:r="http://schemas.openxmlformats.org/officeDocument/2006/relationships" xmlns:m="http://schemas.openxmlformats.org/officeDocument/2006/math" xmlns:v="urn:schemas-microsoft-com:vml" xmlns:wp14="http://schemas.microsoft.com/office/word/2010/wordprocessingDrawing" xmlns:wp="http://schemas.openxmlformats.org/drawingml/2006/wordprocessingDrawing" xmlns:w10="urn:schemas-microsoft-com:office:word" xmlns:w="http://schemas.openxmlformats.org/wordprocessingml/2006/main" xmlns:w14="http://schemas.microsoft.com/office/word/2010/wordml" xmlns:w15="http://schemas.microsoft.com/office/word/2012/wordml" xmlns:w16se="http://schemas.microsoft.com/office/word/2015/wordml/symex" xmlns:wpg="http://schemas.microsoft.com/office/word/2010/wordprocessingGroup" xmlns:wpi="http://schemas.microsoft.com/office/word/2010/wordprocessingInk" xmlns:wne="http://schemas.microsoft.com/office/word/2006/wordml" xmlns:wps="http://schemas.microsoft.com/office/word/2010/wordprocessingShape" mc:Ignorable="w14 w15 w16se wp14">
+<w:footnotes xmlns:wpc="http://schemas.microsoft.com/office/word/2010/wordprocessingCanvas" xmlns:cx="http://schemas.microsoft.com/office/drawing/2014/chartex" xmlns:cx1="http://schemas.microsoft.com/office/drawing/2015/9/8/chartex" xmlns:cx2="http://schemas.microsoft.com/office/drawing/2015/10/21/chartex" xmlns:cx3="http://schemas.microsoft.com/office/drawing/2016/5/9/chartex" xmlns:cx4="http://schemas.microsoft.com/office/drawing/2016/5/10/chartex" xmlns:cx5="http://schemas.microsoft.com/office/drawing/2016/5/11/chartex" xmlns:cx6="http://schemas.microsoft.com/office/drawing/2016/5/12/chartex" xmlns:cx7="http://schemas.microsoft.com/office/drawing/2016/5/13/chartex" xmlns:cx8="http://schemas.microsoft.com/office/drawing/2016/5/14/chartex" xmlns:mc="http://schemas.openxmlformats.org/markup-compatibility/2006" xmlns:aink="http://schemas.microsoft.com/office/drawing/2016/ink" xmlns:am3d="http://schemas.microsoft.com/office/drawing/2017/model3d" xmlns:o="urn:schemas-microsoft-com:office:office" xmlns:r="http://schemas.openxmlformats.org/officeDocument/2006/relationships" xmlns:m="http://schemas.openxmlformats.org/officeDocument/2006/math" xmlns:v="urn:schemas-microsoft-com:vml" xmlns:wp14="http://schemas.microsoft.com/office/word/2010/wordprocessingDrawing" xmlns:wp="http://schemas.openxmlformats.org/drawingml/2006/wordprocessingDrawing" xmlns:w10="urn:schemas-microsoft-com:office:word" xmlns:w="http://schemas.openxmlformats.org/wordprocessingml/2006/main" xmlns:w14="http://schemas.microsoft.com/office/word/2010/wordml" xmlns:w15="http://schemas.microsoft.com/office/word/2012/wordml" xmlns:w16cex="http://schemas.microsoft.com/office/word/2018/wordml/cex" xmlns:w16cid="http://schemas.microsoft.com/office/word/2016/wordml/cid" xmlns:w16="http://schemas.microsoft.com/office/word/2018/wordml" xmlns:w16sdtdh="http://schemas.microsoft.com/office/word/2020/wordml/sdtdatahash" xmlns:w16se="http://schemas.microsoft.com/office/word/2015/wordml/symex" xmlns:wpg="http://schemas.microsoft.com/office/word/2010/wordprocessingGroup" xmlns:wpi="http://schemas.microsoft.com/office/word/2010/wordprocessingInk" xmlns:wne="http://schemas.microsoft.com/office/word/2006/wordml" xmlns:wps="http://schemas.microsoft.com/office/word/2010/wordprocessingShape" mc:Ignorable="w14 w15 w16se w16cid w16 w16cex w16sdtdh wp14">
   <w:footnote w:type="separator" w:id="-1">
     <w:p>
       <w:pPr>
@@ -28023,7 +28702,7 @@
 </file>
 
 <file path=word/header1.xml><?xml version="1.0" encoding="utf-8"?>
-<w:hdr xmlns:wpc="http://schemas.microsoft.com/office/word/2010/wordprocessingCanvas" xmlns:cx="http://schemas.microsoft.com/office/drawing/2014/chartex" xmlns:mc="http://schemas.openxmlformats.org/markup-compatibility/2006" xmlns:o="urn:schemas-microsoft-com:office:office" xmlns:r="http://schemas.openxmlformats.org/officeDocument/2006/relationships" xmlns:m="http://schemas.openxmlformats.org/officeDocument/2006/math" xmlns:v="urn:schemas-microsoft-com:vml" xmlns:wp14="http://schemas.microsoft.com/office/word/2010/wordprocessingDrawing" xmlns:wp="http://schemas.openxmlformats.org/drawingml/2006/wordprocessingDrawing" xmlns:w10="urn:schemas-microsoft-com:office:word" xmlns:w="http://schemas.openxmlformats.org/wordprocessingml/2006/main" xmlns:w14="http://schemas.microsoft.com/office/word/2010/wordml" xmlns:w15="http://schemas.microsoft.com/office/word/2012/wordml" xmlns:w16se="http://schemas.microsoft.com/office/word/2015/wordml/symex" xmlns:wpg="http://schemas.microsoft.com/office/word/2010/wordprocessingGroup" xmlns:wpi="http://schemas.microsoft.com/office/word/2010/wordprocessingInk" xmlns:wne="http://schemas.microsoft.com/office/word/2006/wordml" xmlns:wps="http://schemas.microsoft.com/office/word/2010/wordprocessingShape" mc:Ignorable="w14 w15 w16se wp14">
+<w:hdr xmlns:wpc="http://schemas.microsoft.com/office/word/2010/wordprocessingCanvas" xmlns:cx="http://schemas.microsoft.com/office/drawing/2014/chartex" xmlns:cx1="http://schemas.microsoft.com/office/drawing/2015/9/8/chartex" xmlns:cx2="http://schemas.microsoft.com/office/drawing/2015/10/21/chartex" xmlns:cx3="http://schemas.microsoft.com/office/drawing/2016/5/9/chartex" xmlns:cx4="http://schemas.microsoft.com/office/drawing/2016/5/10/chartex" xmlns:cx5="http://schemas.microsoft.com/office/drawing/2016/5/11/chartex" xmlns:cx6="http://schemas.microsoft.com/office/drawing/2016/5/12/chartex" xmlns:cx7="http://schemas.microsoft.com/office/drawing/2016/5/13/chartex" xmlns:cx8="http://schemas.microsoft.com/office/drawing/2016/5/14/chartex" xmlns:mc="http://schemas.openxmlformats.org/markup-compatibility/2006" xmlns:aink="http://schemas.microsoft.com/office/drawing/2016/ink" xmlns:am3d="http://schemas.microsoft.com/office/drawing/2017/model3d" xmlns:o="urn:schemas-microsoft-com:office:office" xmlns:r="http://schemas.openxmlformats.org/officeDocument/2006/relationships" xmlns:m="http://schemas.openxmlformats.org/officeDocument/2006/math" xmlns:v="urn:schemas-microsoft-com:vml" xmlns:wp14="http://schemas.microsoft.com/office/word/2010/wordprocessingDrawing" xmlns:wp="http://schemas.openxmlformats.org/drawingml/2006/wordprocessingDrawing" xmlns:w10="urn:schemas-microsoft-com:office:word" xmlns:w="http://schemas.openxmlformats.org/wordprocessingml/2006/main" xmlns:w14="http://schemas.microsoft.com/office/word/2010/wordml" xmlns:w15="http://schemas.microsoft.com/office/word/2012/wordml" xmlns:w16cex="http://schemas.microsoft.com/office/word/2018/wordml/cex" xmlns:w16cid="http://schemas.microsoft.com/office/word/2016/wordml/cid" xmlns:w16="http://schemas.microsoft.com/office/word/2018/wordml" xmlns:w16sdtdh="http://schemas.microsoft.com/office/word/2020/wordml/sdtdatahash" xmlns:w16se="http://schemas.microsoft.com/office/word/2015/wordml/symex" xmlns:wpg="http://schemas.microsoft.com/office/word/2010/wordprocessingGroup" xmlns:wpi="http://schemas.microsoft.com/office/word/2010/wordprocessingInk" xmlns:wne="http://schemas.microsoft.com/office/word/2006/wordml" xmlns:wps="http://schemas.microsoft.com/office/word/2010/wordprocessingShape" mc:Ignorable="w14 w15 w16se w16cid w16 w16cex w16sdtdh wp14">
   <w:p>
     <w:pPr>
       <w:pStyle w:val="a6"/>
@@ -28033,7 +28712,7 @@
 </file>
 
 <file path=word/header2.xml><?xml version="1.0" encoding="utf-8"?>
-<w:hdr xmlns:wpc="http://schemas.microsoft.com/office/word/2010/wordprocessingCanvas" xmlns:cx="http://schemas.microsoft.com/office/drawing/2014/chartex" xmlns:mc="http://schemas.openxmlformats.org/markup-compatibility/2006" xmlns:o="urn:schemas-microsoft-com:office:office" xmlns:r="http://schemas.openxmlformats.org/officeDocument/2006/relationships" xmlns:m="http://schemas.openxmlformats.org/officeDocument/2006/math" xmlns:v="urn:schemas-microsoft-com:vml" xmlns:wp14="http://schemas.microsoft.com/office/word/2010/wordprocessingDrawing" xmlns:wp="http://schemas.openxmlformats.org/drawingml/2006/wordprocessingDrawing" xmlns:w10="urn:schemas-microsoft-com:office:word" xmlns:w="http://schemas.openxmlformats.org/wordprocessingml/2006/main" xmlns:w14="http://schemas.microsoft.com/office/word/2010/wordml" xmlns:w15="http://schemas.microsoft.com/office/word/2012/wordml" xmlns:w16se="http://schemas.microsoft.com/office/word/2015/wordml/symex" xmlns:wpg="http://schemas.microsoft.com/office/word/2010/wordprocessingGroup" xmlns:wpi="http://schemas.microsoft.com/office/word/2010/wordprocessingInk" xmlns:wne="http://schemas.microsoft.com/office/word/2006/wordml" xmlns:wps="http://schemas.microsoft.com/office/word/2010/wordprocessingShape" mc:Ignorable="w14 w15 w16se wp14">
+<w:hdr xmlns:wpc="http://schemas.microsoft.com/office/word/2010/wordprocessingCanvas" xmlns:cx="http://schemas.microsoft.com/office/drawing/2014/chartex" xmlns:cx1="http://schemas.microsoft.com/office/drawing/2015/9/8/chartex" xmlns:cx2="http://schemas.microsoft.com/office/drawing/2015/10/21/chartex" xmlns:cx3="http://schemas.microsoft.com/office/drawing/2016/5/9/chartex" xmlns:cx4="http://schemas.microsoft.com/office/drawing/2016/5/10/chartex" xmlns:cx5="http://schemas.microsoft.com/office/drawing/2016/5/11/chartex" xmlns:cx6="http://schemas.microsoft.com/office/drawing/2016/5/12/chartex" xmlns:cx7="http://schemas.microsoft.com/office/drawing/2016/5/13/chartex" xmlns:cx8="http://schemas.microsoft.com/office/drawing/2016/5/14/chartex" xmlns:mc="http://schemas.openxmlformats.org/markup-compatibility/2006" xmlns:aink="http://schemas.microsoft.com/office/drawing/2016/ink" xmlns:am3d="http://schemas.microsoft.com/office/drawing/2017/model3d" xmlns:o="urn:schemas-microsoft-com:office:office" xmlns:r="http://schemas.openxmlformats.org/officeDocument/2006/relationships" xmlns:m="http://schemas.openxmlformats.org/officeDocument/2006/math" xmlns:v="urn:schemas-microsoft-com:vml" xmlns:wp14="http://schemas.microsoft.com/office/word/2010/wordprocessingDrawing" xmlns:wp="http://schemas.openxmlformats.org/drawingml/2006/wordprocessingDrawing" xmlns:w10="urn:schemas-microsoft-com:office:word" xmlns:w="http://schemas.openxmlformats.org/wordprocessingml/2006/main" xmlns:w14="http://schemas.microsoft.com/office/word/2010/wordml" xmlns:w15="http://schemas.microsoft.com/office/word/2012/wordml" xmlns:w16cex="http://schemas.microsoft.com/office/word/2018/wordml/cex" xmlns:w16cid="http://schemas.microsoft.com/office/word/2016/wordml/cid" xmlns:w16="http://schemas.microsoft.com/office/word/2018/wordml" xmlns:w16sdtdh="http://schemas.microsoft.com/office/word/2020/wordml/sdtdatahash" xmlns:w16se="http://schemas.microsoft.com/office/word/2015/wordml/symex" xmlns:wpg="http://schemas.microsoft.com/office/word/2010/wordprocessingGroup" xmlns:wpi="http://schemas.microsoft.com/office/word/2010/wordprocessingInk" xmlns:wne="http://schemas.microsoft.com/office/word/2006/wordml" xmlns:wps="http://schemas.microsoft.com/office/word/2010/wordprocessingShape" mc:Ignorable="w14 w15 w16se w16cid w16 w16cex w16sdtdh wp14">
   <w:p>
     <w:pPr>
       <w:pStyle w:val="a6"/>
@@ -28043,7 +28722,7 @@
 </file>
 
 <file path=word/header3.xml><?xml version="1.0" encoding="utf-8"?>
-<w:hdr xmlns:wpc="http://schemas.microsoft.com/office/word/2010/wordprocessingCanvas" xmlns:cx="http://schemas.microsoft.com/office/drawing/2014/chartex" xmlns:mc="http://schemas.openxmlformats.org/markup-compatibility/2006" xmlns:o="urn:schemas-microsoft-com:office:office" xmlns:r="http://schemas.openxmlformats.org/officeDocument/2006/relationships" xmlns:m="http://schemas.openxmlformats.org/officeDocument/2006/math" xmlns:v="urn:schemas-microsoft-com:vml" xmlns:wp14="http://schemas.microsoft.com/office/word/2010/wordprocessingDrawing" xmlns:wp="http://schemas.openxmlformats.org/drawingml/2006/wordprocessingDrawing" xmlns:w10="urn:schemas-microsoft-com:office:word" xmlns:w="http://schemas.openxmlformats.org/wordprocessingml/2006/main" xmlns:w14="http://schemas.microsoft.com/office/word/2010/wordml" xmlns:w15="http://schemas.microsoft.com/office/word/2012/wordml" xmlns:w16se="http://schemas.microsoft.com/office/word/2015/wordml/symex" xmlns:wpg="http://schemas.microsoft.com/office/word/2010/wordprocessingGroup" xmlns:wpi="http://schemas.microsoft.com/office/word/2010/wordprocessingInk" xmlns:wne="http://schemas.microsoft.com/office/word/2006/wordml" xmlns:wps="http://schemas.microsoft.com/office/word/2010/wordprocessingShape" mc:Ignorable="w14 w15 w16se wp14">
+<w:hdr xmlns:wpc="http://schemas.microsoft.com/office/word/2010/wordprocessingCanvas" xmlns:cx="http://schemas.microsoft.com/office/drawing/2014/chartex" xmlns:cx1="http://schemas.microsoft.com/office/drawing/2015/9/8/chartex" xmlns:cx2="http://schemas.microsoft.com/office/drawing/2015/10/21/chartex" xmlns:cx3="http://schemas.microsoft.com/office/drawing/2016/5/9/chartex" xmlns:cx4="http://schemas.microsoft.com/office/drawing/2016/5/10/chartex" xmlns:cx5="http://schemas.microsoft.com/office/drawing/2016/5/11/chartex" xmlns:cx6="http://schemas.microsoft.com/office/drawing/2016/5/12/chartex" xmlns:cx7="http://schemas.microsoft.com/office/drawing/2016/5/13/chartex" xmlns:cx8="http://schemas.microsoft.com/office/drawing/2016/5/14/chartex" xmlns:mc="http://schemas.openxmlformats.org/markup-compatibility/2006" xmlns:aink="http://schemas.microsoft.com/office/drawing/2016/ink" xmlns:am3d="http://schemas.microsoft.com/office/drawing/2017/model3d" xmlns:o="urn:schemas-microsoft-com:office:office" xmlns:r="http://schemas.openxmlformats.org/officeDocument/2006/relationships" xmlns:m="http://schemas.openxmlformats.org/officeDocument/2006/math" xmlns:v="urn:schemas-microsoft-com:vml" xmlns:wp14="http://schemas.microsoft.com/office/word/2010/wordprocessingDrawing" xmlns:wp="http://schemas.openxmlformats.org/drawingml/2006/wordprocessingDrawing" xmlns:w10="urn:schemas-microsoft-com:office:word" xmlns:w="http://schemas.openxmlformats.org/wordprocessingml/2006/main" xmlns:w14="http://schemas.microsoft.com/office/word/2010/wordml" xmlns:w15="http://schemas.microsoft.com/office/word/2012/wordml" xmlns:w16cex="http://schemas.microsoft.com/office/word/2018/wordml/cex" xmlns:w16cid="http://schemas.microsoft.com/office/word/2016/wordml/cid" xmlns:w16="http://schemas.microsoft.com/office/word/2018/wordml" xmlns:w16sdtdh="http://schemas.microsoft.com/office/word/2020/wordml/sdtdatahash" xmlns:w16se="http://schemas.microsoft.com/office/word/2015/wordml/symex" xmlns:wpg="http://schemas.microsoft.com/office/word/2010/wordprocessingGroup" xmlns:wpi="http://schemas.microsoft.com/office/word/2010/wordprocessingInk" xmlns:wne="http://schemas.microsoft.com/office/word/2006/wordml" xmlns:wps="http://schemas.microsoft.com/office/word/2010/wordprocessingShape" mc:Ignorable="w14 w15 w16se w16cid w16 w16cex w16sdtdh wp14">
   <w:p>
     <w:pPr>
       <w:pStyle w:val="a6"/>
@@ -28053,7 +28732,7 @@
 </file>
 
 <file path=word/header4.xml><?xml version="1.0" encoding="utf-8"?>
-<w:hdr xmlns:wpc="http://schemas.microsoft.com/office/word/2010/wordprocessingCanvas" xmlns:cx="http://schemas.microsoft.com/office/drawing/2014/chartex" xmlns:mc="http://schemas.openxmlformats.org/markup-compatibility/2006" xmlns:o="urn:schemas-microsoft-com:office:office" xmlns:r="http://schemas.openxmlformats.org/officeDocument/2006/relationships" xmlns:m="http://schemas.openxmlformats.org/officeDocument/2006/math" xmlns:v="urn:schemas-microsoft-com:vml" xmlns:wp14="http://schemas.microsoft.com/office/word/2010/wordprocessingDrawing" xmlns:wp="http://schemas.openxmlformats.org/drawingml/2006/wordprocessingDrawing" xmlns:w10="urn:schemas-microsoft-com:office:word" xmlns:w="http://schemas.openxmlformats.org/wordprocessingml/2006/main" xmlns:w14="http://schemas.microsoft.com/office/word/2010/wordml" xmlns:w15="http://schemas.microsoft.com/office/word/2012/wordml" xmlns:w16se="http://schemas.microsoft.com/office/word/2015/wordml/symex" xmlns:wpg="http://schemas.microsoft.com/office/word/2010/wordprocessingGroup" xmlns:wpi="http://schemas.microsoft.com/office/word/2010/wordprocessingInk" xmlns:wne="http://schemas.microsoft.com/office/word/2006/wordml" xmlns:wps="http://schemas.microsoft.com/office/word/2010/wordprocessingShape" mc:Ignorable="w14 w15 w16se wp14">
+<w:hdr xmlns:wpc="http://schemas.microsoft.com/office/word/2010/wordprocessingCanvas" xmlns:cx="http://schemas.microsoft.com/office/drawing/2014/chartex" xmlns:cx1="http://schemas.microsoft.com/office/drawing/2015/9/8/chartex" xmlns:cx2="http://schemas.microsoft.com/office/drawing/2015/10/21/chartex" xmlns:cx3="http://schemas.microsoft.com/office/drawing/2016/5/9/chartex" xmlns:cx4="http://schemas.microsoft.com/office/drawing/2016/5/10/chartex" xmlns:cx5="http://schemas.microsoft.com/office/drawing/2016/5/11/chartex" xmlns:cx6="http://schemas.microsoft.com/office/drawing/2016/5/12/chartex" xmlns:cx7="http://schemas.microsoft.com/office/drawing/2016/5/13/chartex" xmlns:cx8="http://schemas.microsoft.com/office/drawing/2016/5/14/chartex" xmlns:mc="http://schemas.openxmlformats.org/markup-compatibility/2006" xmlns:aink="http://schemas.microsoft.com/office/drawing/2016/ink" xmlns:am3d="http://schemas.microsoft.com/office/drawing/2017/model3d" xmlns:o="urn:schemas-microsoft-com:office:office" xmlns:r="http://schemas.openxmlformats.org/officeDocument/2006/relationships" xmlns:m="http://schemas.openxmlformats.org/officeDocument/2006/math" xmlns:v="urn:schemas-microsoft-com:vml" xmlns:wp14="http://schemas.microsoft.com/office/word/2010/wordprocessingDrawing" xmlns:wp="http://schemas.openxmlformats.org/drawingml/2006/wordprocessingDrawing" xmlns:w10="urn:schemas-microsoft-com:office:word" xmlns:w="http://schemas.openxmlformats.org/wordprocessingml/2006/main" xmlns:w14="http://schemas.microsoft.com/office/word/2010/wordml" xmlns:w15="http://schemas.microsoft.com/office/word/2012/wordml" xmlns:w16cex="http://schemas.microsoft.com/office/word/2018/wordml/cex" xmlns:w16cid="http://schemas.microsoft.com/office/word/2016/wordml/cid" xmlns:w16="http://schemas.microsoft.com/office/word/2018/wordml" xmlns:w16sdtdh="http://schemas.microsoft.com/office/word/2020/wordml/sdtdatahash" xmlns:w16se="http://schemas.microsoft.com/office/word/2015/wordml/symex" xmlns:wpg="http://schemas.microsoft.com/office/word/2010/wordprocessingGroup" xmlns:wpi="http://schemas.microsoft.com/office/word/2010/wordprocessingInk" xmlns:wne="http://schemas.microsoft.com/office/word/2006/wordml" xmlns:wps="http://schemas.microsoft.com/office/word/2010/wordprocessingShape" mc:Ignorable="w14 w15 w16se w16cid w16 w16cex w16sdtdh wp14">
   <w:p>
     <w:pPr>
       <w:pStyle w:val="a6"/>
@@ -28063,7 +28742,7 @@
 </file>
 
 <file path=word/header5.xml><?xml version="1.0" encoding="utf-8"?>
-<w:hdr xmlns:wpc="http://schemas.microsoft.com/office/word/2010/wordprocessingCanvas" xmlns:cx="http://schemas.microsoft.com/office/drawing/2014/chartex" xmlns:mc="http://schemas.openxmlformats.org/markup-compatibility/2006" xmlns:o="urn:schemas-microsoft-com:office:office" xmlns:r="http://schemas.openxmlformats.org/officeDocument/2006/relationships" xmlns:m="http://schemas.openxmlformats.org/officeDocument/2006/math" xmlns:v="urn:schemas-microsoft-com:vml" xmlns:wp14="http://schemas.microsoft.com/office/word/2010/wordprocessingDrawing" xmlns:wp="http://schemas.openxmlformats.org/drawingml/2006/wordprocessingDrawing" xmlns:w10="urn:schemas-microsoft-com:office:word" xmlns:w="http://schemas.openxmlformats.org/wordprocessingml/2006/main" xmlns:w14="http://schemas.microsoft.com/office/word/2010/wordml" xmlns:w15="http://schemas.microsoft.com/office/word/2012/wordml" xmlns:w16se="http://schemas.microsoft.com/office/word/2015/wordml/symex" xmlns:wpg="http://schemas.microsoft.com/office/word/2010/wordprocessingGroup" xmlns:wpi="http://schemas.microsoft.com/office/word/2010/wordprocessingInk" xmlns:wne="http://schemas.microsoft.com/office/word/2006/wordml" xmlns:wps="http://schemas.microsoft.com/office/word/2010/wordprocessingShape" mc:Ignorable="w14 w15 w16se wp14">
+<w:hdr xmlns:wpc="http://schemas.microsoft.com/office/word/2010/wordprocessingCanvas" xmlns:cx="http://schemas.microsoft.com/office/drawing/2014/chartex" xmlns:cx1="http://schemas.microsoft.com/office/drawing/2015/9/8/chartex" xmlns:cx2="http://schemas.microsoft.com/office/drawing/2015/10/21/chartex" xmlns:cx3="http://schemas.microsoft.com/office/drawing/2016/5/9/chartex" xmlns:cx4="http://schemas.microsoft.com/office/drawing/2016/5/10/chartex" xmlns:cx5="http://schemas.microsoft.com/office/drawing/2016/5/11/chartex" xmlns:cx6="http://schemas.microsoft.com/office/drawing/2016/5/12/chartex" xmlns:cx7="http://schemas.microsoft.com/office/drawing/2016/5/13/chartex" xmlns:cx8="http://schemas.microsoft.com/office/drawing/2016/5/14/chartex" xmlns:mc="http://schemas.openxmlformats.org/markup-compatibility/2006" xmlns:aink="http://schemas.microsoft.com/office/drawing/2016/ink" xmlns:am3d="http://schemas.microsoft.com/office/drawing/2017/model3d" xmlns:o="urn:schemas-microsoft-com:office:office" xmlns:r="http://schemas.openxmlformats.org/officeDocument/2006/relationships" xmlns:m="http://schemas.openxmlformats.org/officeDocument/2006/math" xmlns:v="urn:schemas-microsoft-com:vml" xmlns:wp14="http://schemas.microsoft.com/office/word/2010/wordprocessingDrawing" xmlns:wp="http://schemas.openxmlformats.org/drawingml/2006/wordprocessingDrawing" xmlns:w10="urn:schemas-microsoft-com:office:word" xmlns:w="http://schemas.openxmlformats.org/wordprocessingml/2006/main" xmlns:w14="http://schemas.microsoft.com/office/word/2010/wordml" xmlns:w15="http://schemas.microsoft.com/office/word/2012/wordml" xmlns:w16cex="http://schemas.microsoft.com/office/word/2018/wordml/cex" xmlns:w16cid="http://schemas.microsoft.com/office/word/2016/wordml/cid" xmlns:w16="http://schemas.microsoft.com/office/word/2018/wordml" xmlns:w16sdtdh="http://schemas.microsoft.com/office/word/2020/wordml/sdtdatahash" xmlns:w16se="http://schemas.microsoft.com/office/word/2015/wordml/symex" xmlns:wpg="http://schemas.microsoft.com/office/word/2010/wordprocessingGroup" xmlns:wpi="http://schemas.microsoft.com/office/word/2010/wordprocessingInk" xmlns:wne="http://schemas.microsoft.com/office/word/2006/wordml" xmlns:wps="http://schemas.microsoft.com/office/word/2010/wordprocessingShape" mc:Ignorable="w14 w15 w16se w16cid w16 w16cex w16sdtdh wp14">
   <w:p>
     <w:pPr>
       <w:pStyle w:val="a6"/>
@@ -29193,7 +29872,7 @@
 </file>
 
 <file path=word/header6.xml><?xml version="1.0" encoding="utf-8"?>
-<w:hdr xmlns:wpc="http://schemas.microsoft.com/office/word/2010/wordprocessingCanvas" xmlns:cx="http://schemas.microsoft.com/office/drawing/2014/chartex" xmlns:mc="http://schemas.openxmlformats.org/markup-compatibility/2006" xmlns:o="urn:schemas-microsoft-com:office:office" xmlns:r="http://schemas.openxmlformats.org/officeDocument/2006/relationships" xmlns:m="http://schemas.openxmlformats.org/officeDocument/2006/math" xmlns:v="urn:schemas-microsoft-com:vml" xmlns:wp14="http://schemas.microsoft.com/office/word/2010/wordprocessingDrawing" xmlns:wp="http://schemas.openxmlformats.org/drawingml/2006/wordprocessingDrawing" xmlns:w10="urn:schemas-microsoft-com:office:word" xmlns:w="http://schemas.openxmlformats.org/wordprocessingml/2006/main" xmlns:w14="http://schemas.microsoft.com/office/word/2010/wordml" xmlns:w15="http://schemas.microsoft.com/office/word/2012/wordml" xmlns:w16se="http://schemas.microsoft.com/office/word/2015/wordml/symex" xmlns:wpg="http://schemas.microsoft.com/office/word/2010/wordprocessingGroup" xmlns:wpi="http://schemas.microsoft.com/office/word/2010/wordprocessingInk" xmlns:wne="http://schemas.microsoft.com/office/word/2006/wordml" xmlns:wps="http://schemas.microsoft.com/office/word/2010/wordprocessingShape" mc:Ignorable="w14 w15 w16se wp14">
+<w:hdr xmlns:wpc="http://schemas.microsoft.com/office/word/2010/wordprocessingCanvas" xmlns:cx="http://schemas.microsoft.com/office/drawing/2014/chartex" xmlns:cx1="http://schemas.microsoft.com/office/drawing/2015/9/8/chartex" xmlns:cx2="http://schemas.microsoft.com/office/drawing/2015/10/21/chartex" xmlns:cx3="http://schemas.microsoft.com/office/drawing/2016/5/9/chartex" xmlns:cx4="http://schemas.microsoft.com/office/drawing/2016/5/10/chartex" xmlns:cx5="http://schemas.microsoft.com/office/drawing/2016/5/11/chartex" xmlns:cx6="http://schemas.microsoft.com/office/drawing/2016/5/12/chartex" xmlns:cx7="http://schemas.microsoft.com/office/drawing/2016/5/13/chartex" xmlns:cx8="http://schemas.microsoft.com/office/drawing/2016/5/14/chartex" xmlns:mc="http://schemas.openxmlformats.org/markup-compatibility/2006" xmlns:aink="http://schemas.microsoft.com/office/drawing/2016/ink" xmlns:am3d="http://schemas.microsoft.com/office/drawing/2017/model3d" xmlns:o="urn:schemas-microsoft-com:office:office" xmlns:r="http://schemas.openxmlformats.org/officeDocument/2006/relationships" xmlns:m="http://schemas.openxmlformats.org/officeDocument/2006/math" xmlns:v="urn:schemas-microsoft-com:vml" xmlns:wp14="http://schemas.microsoft.com/office/word/2010/wordprocessingDrawing" xmlns:wp="http://schemas.openxmlformats.org/drawingml/2006/wordprocessingDrawing" xmlns:w10="urn:schemas-microsoft-com:office:word" xmlns:w="http://schemas.openxmlformats.org/wordprocessingml/2006/main" xmlns:w14="http://schemas.microsoft.com/office/word/2010/wordml" xmlns:w15="http://schemas.microsoft.com/office/word/2012/wordml" xmlns:w16cex="http://schemas.microsoft.com/office/word/2018/wordml/cex" xmlns:w16cid="http://schemas.microsoft.com/office/word/2016/wordml/cid" xmlns:w16="http://schemas.microsoft.com/office/word/2018/wordml" xmlns:w16sdtdh="http://schemas.microsoft.com/office/word/2020/wordml/sdtdatahash" xmlns:w16se="http://schemas.microsoft.com/office/word/2015/wordml/symex" xmlns:wpg="http://schemas.microsoft.com/office/word/2010/wordprocessingGroup" xmlns:wpi="http://schemas.microsoft.com/office/word/2010/wordprocessingInk" xmlns:wne="http://schemas.microsoft.com/office/word/2006/wordml" xmlns:wps="http://schemas.microsoft.com/office/word/2010/wordprocessingShape" mc:Ignorable="w14 w15 w16se w16cid w16 w16cex w16sdtdh wp14">
   <w:p>
     <w:pPr>
       <w:pStyle w:val="a6"/>
@@ -30321,7 +31000,7 @@
 </file>
 
 <file path=word/numbering.xml><?xml version="1.0" encoding="utf-8"?>
-<w:numbering xmlns:wpc="http://schemas.microsoft.com/office/word/2010/wordprocessingCanvas" xmlns:cx="http://schemas.microsoft.com/office/drawing/2014/chartex" xmlns:mc="http://schemas.openxmlformats.org/markup-compatibility/2006" xmlns:o="urn:schemas-microsoft-com:office:office" xmlns:r="http://schemas.openxmlformats.org/officeDocument/2006/relationships" xmlns:m="http://schemas.openxmlformats.org/officeDocument/2006/math" xmlns:v="urn:schemas-microsoft-com:vml" xmlns:wp14="http://schemas.microsoft.com/office/word/2010/wordprocessingDrawing" xmlns:wp="http://schemas.openxmlformats.org/drawingml/2006/wordprocessingDrawing" xmlns:w10="urn:schemas-microsoft-com:office:word" xmlns:w="http://schemas.openxmlformats.org/wordprocessingml/2006/main" xmlns:w14="http://schemas.microsoft.com/office/word/2010/wordml" xmlns:w15="http://schemas.microsoft.com/office/word/2012/wordml" xmlns:w16se="http://schemas.microsoft.com/office/word/2015/wordml/symex" xmlns:wpg="http://schemas.microsoft.com/office/word/2010/wordprocessingGroup" xmlns:wpi="http://schemas.microsoft.com/office/word/2010/wordprocessingInk" xmlns:wne="http://schemas.microsoft.com/office/word/2006/wordml" xmlns:wps="http://schemas.microsoft.com/office/word/2010/wordprocessingShape" mc:Ignorable="w14 w15 w16se wp14">
+<w:numbering xmlns:wpc="http://schemas.microsoft.com/office/word/2010/wordprocessingCanvas" xmlns:cx="http://schemas.microsoft.com/office/drawing/2014/chartex" xmlns:cx1="http://schemas.microsoft.com/office/drawing/2015/9/8/chartex" xmlns:cx2="http://schemas.microsoft.com/office/drawing/2015/10/21/chartex" xmlns:cx3="http://schemas.microsoft.com/office/drawing/2016/5/9/chartex" xmlns:cx4="http://schemas.microsoft.com/office/drawing/2016/5/10/chartex" xmlns:cx5="http://schemas.microsoft.com/office/drawing/2016/5/11/chartex" xmlns:cx6="http://schemas.microsoft.com/office/drawing/2016/5/12/chartex" xmlns:cx7="http://schemas.microsoft.com/office/drawing/2016/5/13/chartex" xmlns:cx8="http://schemas.microsoft.com/office/drawing/2016/5/14/chartex" xmlns:mc="http://schemas.openxmlformats.org/markup-compatibility/2006" xmlns:aink="http://schemas.microsoft.com/office/drawing/2016/ink" xmlns:am3d="http://schemas.microsoft.com/office/drawing/2017/model3d" xmlns:o="urn:schemas-microsoft-com:office:office" xmlns:r="http://schemas.openxmlformats.org/officeDocument/2006/relationships" xmlns:m="http://schemas.openxmlformats.org/officeDocument/2006/math" xmlns:v="urn:schemas-microsoft-com:vml" xmlns:wp14="http://schemas.microsoft.com/office/word/2010/wordprocessingDrawing" xmlns:wp="http://schemas.openxmlformats.org/drawingml/2006/wordprocessingDrawing" xmlns:w10="urn:schemas-microsoft-com:office:word" xmlns:w="http://schemas.openxmlformats.org/wordprocessingml/2006/main" xmlns:w14="http://schemas.microsoft.com/office/word/2010/wordml" xmlns:w15="http://schemas.microsoft.com/office/word/2012/wordml" xmlns:w16cex="http://schemas.microsoft.com/office/word/2018/wordml/cex" xmlns:w16cid="http://schemas.microsoft.com/office/word/2016/wordml/cid" xmlns:w16="http://schemas.microsoft.com/office/word/2018/wordml" xmlns:w16sdtdh="http://schemas.microsoft.com/office/word/2020/wordml/sdtdatahash" xmlns:w16se="http://schemas.microsoft.com/office/word/2015/wordml/symex" xmlns:wpg="http://schemas.microsoft.com/office/word/2010/wordprocessingGroup" xmlns:wpi="http://schemas.microsoft.com/office/word/2010/wordprocessingInk" xmlns:wne="http://schemas.microsoft.com/office/word/2006/wordml" xmlns:wps="http://schemas.microsoft.com/office/word/2010/wordprocessingShape" mc:Ignorable="w14 w15 w16se w16cid w16 w16cex w16sdtdh wp14">
   <w:abstractNum w:abstractNumId="0" w15:restartNumberingAfterBreak="0">
     <w:nsid w:val="042C2FE0"/>
     <w:multiLevelType w:val="multilevel"/>
@@ -33939,7 +34618,7 @@
 </file>
 
 <file path=word/styles.xml><?xml version="1.0" encoding="utf-8"?>
-<w:styles xmlns:mc="http://schemas.openxmlformats.org/markup-compatibility/2006" xmlns:r="http://schemas.openxmlformats.org/officeDocument/2006/relationships" xmlns:w="http://schemas.openxmlformats.org/wordprocessingml/2006/main" xmlns:w14="http://schemas.microsoft.com/office/word/2010/wordml" xmlns:w15="http://schemas.microsoft.com/office/word/2012/wordml" xmlns:w16se="http://schemas.microsoft.com/office/word/2015/wordml/symex" mc:Ignorable="w14 w15 w16se">
+<w:styles xmlns:mc="http://schemas.openxmlformats.org/markup-compatibility/2006" xmlns:r="http://schemas.openxmlformats.org/officeDocument/2006/relationships" xmlns:w="http://schemas.openxmlformats.org/wordprocessingml/2006/main" xmlns:w14="http://schemas.microsoft.com/office/word/2010/wordml" xmlns:w15="http://schemas.microsoft.com/office/word/2012/wordml" xmlns:w16cex="http://schemas.microsoft.com/office/word/2018/wordml/cex" xmlns:w16cid="http://schemas.microsoft.com/office/word/2016/wordml/cid" xmlns:w16="http://schemas.microsoft.com/office/word/2018/wordml" xmlns:w16sdtdh="http://schemas.microsoft.com/office/word/2020/wordml/sdtdatahash" xmlns:w16se="http://schemas.microsoft.com/office/word/2015/wordml/symex" mc:Ignorable="w14 w15 w16se w16cid w16 w16cex w16sdtdh">
   <w:docDefaults>
     <w:rPrDefault>
       <w:rPr>
@@ -33955,7 +34634,7 @@
       </w:pPr>
     </w:pPrDefault>
   </w:docDefaults>
-  <w:latentStyles w:defLockedState="0" w:defUIPriority="99" w:defSemiHidden="0" w:defUnhideWhenUsed="0" w:defQFormat="0" w:count="371">
+  <w:latentStyles w:defLockedState="0" w:defUIPriority="99" w:defSemiHidden="0" w:defUnhideWhenUsed="0" w:defQFormat="0" w:count="376">
     <w:lsdException w:name="Normal" w:uiPriority="0" w:qFormat="1"/>
     <w:lsdException w:name="heading 1" w:uiPriority="0" w:qFormat="1"/>
     <w:lsdException w:name="heading 2" w:semiHidden="1" w:uiPriority="9" w:unhideWhenUsed="1" w:qFormat="1"/>
@@ -34061,7 +34740,6 @@
     <w:lsdException w:name="HTML Sample" w:semiHidden="1" w:unhideWhenUsed="1"/>
     <w:lsdException w:name="HTML Typewriter" w:semiHidden="1" w:unhideWhenUsed="1"/>
     <w:lsdException w:name="HTML Variable" w:semiHidden="1" w:unhideWhenUsed="1"/>
-    <w:lsdException w:name="Normal Table" w:semiHidden="1" w:unhideWhenUsed="1"/>
     <w:lsdException w:name="annotation subject" w:semiHidden="1" w:unhideWhenUsed="1"/>
     <w:lsdException w:name="No List" w:semiHidden="1" w:unhideWhenUsed="1"/>
     <w:lsdException w:name="Outline List 1" w:semiHidden="1" w:unhideWhenUsed="1"/>
@@ -34104,11 +34782,8 @@
     <w:lsdException w:name="Table Contemporary" w:semiHidden="1" w:unhideWhenUsed="1"/>
     <w:lsdException w:name="Table Elegant" w:semiHidden="1" w:unhideWhenUsed="1"/>
     <w:lsdException w:name="Table Professional" w:semiHidden="1" w:unhideWhenUsed="1"/>
-    <w:lsdException w:name="Table Subtle 1" w:semiHidden="1" w:unhideWhenUsed="1"/>
     <w:lsdException w:name="Table Subtle 2" w:semiHidden="1" w:unhideWhenUsed="1"/>
     <w:lsdException w:name="Table Web 1" w:semiHidden="1" w:unhideWhenUsed="1"/>
-    <w:lsdException w:name="Table Web 2" w:semiHidden="1" w:unhideWhenUsed="1"/>
-    <w:lsdException w:name="Table Web 3" w:semiHidden="1" w:unhideWhenUsed="1"/>
     <w:lsdException w:name="Balloon Text" w:semiHidden="1" w:unhideWhenUsed="1"/>
     <w:lsdException w:name="Table Grid" w:uiPriority="39"/>
     <w:lsdException w:name="Table Theme" w:semiHidden="1" w:unhideWhenUsed="1"/>
@@ -34327,6 +35002,11 @@
     <w:lsdException w:name="List Table 5 Dark Accent 6" w:uiPriority="50"/>
     <w:lsdException w:name="List Table 6 Colorful Accent 6" w:uiPriority="51"/>
     <w:lsdException w:name="List Table 7 Colorful Accent 6" w:uiPriority="52"/>
+    <w:lsdException w:name="Mention" w:semiHidden="1" w:unhideWhenUsed="1"/>
+    <w:lsdException w:name="Smart Hyperlink" w:semiHidden="1" w:unhideWhenUsed="1"/>
+    <w:lsdException w:name="Hashtag" w:semiHidden="1" w:unhideWhenUsed="1"/>
+    <w:lsdException w:name="Unresolved Mention" w:semiHidden="1" w:unhideWhenUsed="1"/>
+    <w:lsdException w:name="Smart Link" w:semiHidden="1" w:unhideWhenUsed="1"/>
   </w:latentStyles>
   <w:style w:type="paragraph" w:default="1" w:styleId="a">
     <w:name w:val="Normal"/>
@@ -34708,8 +35388,8 @@
       </w:tblCellMar>
     </w:tblPr>
   </w:style>
-  <w:style w:type="character" w:customStyle="1" w:styleId="UnresolvedMention">
-    <w:name w:val="Unresolved Mention"/>
+  <w:style w:type="character" w:customStyle="1" w:styleId="2">
+    <w:name w:val="Неразрешенное упоминание2"/>
     <w:basedOn w:val="a1"/>
     <w:uiPriority w:val="99"/>
     <w:semiHidden/>

--- a/docs/КУРСАЧ/Курсач/Икбаев Рамазан/ИзучениеИнСловДуолингоТипа.docx
+++ b/docs/КУРСАЧ/Курсач/Икбаев Рамазан/ИзучениеИнСловДуолингоТипа.docx
@@ -6709,15 +6709,7 @@
                 <w:sz w:val="22"/>
                 <w:szCs w:val="22"/>
               </w:rPr>
-              <w:t>Необязательное поле</w:t>
-            </w:r>
-            <w:r>
-              <w:rPr>
-                <w:rFonts w:cs="Times New Roman"/>
-                <w:sz w:val="22"/>
-                <w:szCs w:val="22"/>
-              </w:rPr>
-              <w:t>, по умолчанию 0</w:t>
+              <w:t>Необязательное поле, по умолчанию 0</w:t>
             </w:r>
           </w:p>
         </w:tc>
@@ -6846,15 +6838,7 @@
                 <w:sz w:val="22"/>
                 <w:szCs w:val="22"/>
               </w:rPr>
-              <w:t>Необязательное поле</w:t>
-            </w:r>
-            <w:r>
-              <w:rPr>
-                <w:rFonts w:cs="Times New Roman"/>
-                <w:sz w:val="22"/>
-                <w:szCs w:val="22"/>
-              </w:rPr>
-              <w:t>, по умолчанию 0</w:t>
+              <w:t>Необязательное поле, по умолчанию 0</w:t>
             </w:r>
           </w:p>
         </w:tc>
@@ -6983,15 +6967,7 @@
                 <w:sz w:val="22"/>
                 <w:szCs w:val="22"/>
               </w:rPr>
-              <w:t>Необязательное поле</w:t>
-            </w:r>
-            <w:r>
-              <w:rPr>
-                <w:rFonts w:cs="Times New Roman"/>
-                <w:sz w:val="22"/>
-                <w:szCs w:val="22"/>
-              </w:rPr>
-              <w:t>, по умолчанию 1</w:t>
+              <w:t>Необязательное поле, по умолчанию 1</w:t>
             </w:r>
           </w:p>
         </w:tc>
@@ -15402,13 +15378,7 @@
         <w:rPr>
           <w:szCs w:val="28"/>
         </w:rPr>
-        <w:t>Таблица 1.9.3 – Контрольный пример входных данных «</w:t>
-      </w:r>
-      <w:r>
-        <w:rPr>
-          <w:szCs w:val="28"/>
-        </w:rPr>
-        <w:t>Языки</w:t>
+        <w:t>Таблица 1.9.3 – Контрольный пример входных данных «Языки</w:t>
       </w:r>
       <w:r>
         <w:t>»</w:t>
@@ -16210,6 +16180,33 @@
           <w:szCs w:val="28"/>
         </w:rPr>
         <w:t>добавление новых слов к языку и уроков.</w:t>
+      </w:r>
+    </w:p>
+    <w:p>
+      <w:pPr>
+        <w:pStyle w:val="af2"/>
+        <w:widowControl/>
+        <w:numPr>
+          <w:ilvl w:val="0"/>
+          <w:numId w:val="16"/>
+        </w:numPr>
+        <w:tabs>
+          <w:tab w:val="left" w:pos="851"/>
+          <w:tab w:val="left" w:pos="1134"/>
+        </w:tabs>
+        <w:spacing w:line="360" w:lineRule="auto"/>
+        <w:ind w:left="0" w:right="0" w:firstLine="567"/>
+        <w:rPr>
+          <w:rFonts w:cs="Times New Roman"/>
+          <w:szCs w:val="28"/>
+        </w:rPr>
+      </w:pPr>
+      <w:r>
+        <w:rPr>
+          <w:rFonts w:cs="Times New Roman"/>
+          <w:szCs w:val="28"/>
+        </w:rPr>
+        <w:t>Блокировка и восстановление аккаунтов пользователей</w:t>
       </w:r>
     </w:p>
     <w:p>
@@ -26443,7 +26440,9 @@
       <w:r>
         <w:rPr>
           <w:rFonts w:cs="Times New Roman"/>
-          <w:szCs w:val="28"/>
+          <w:noProof/>
+          <w:szCs w:val="28"/>
+          <w:lang w:eastAsia="ru-RU"/>
         </w:rPr>
         <w:drawing>
           <wp:inline distT="0" distB="0" distL="0" distR="0" wp14:anchorId="561914BD" wp14:editId="28D86479">
@@ -26765,7 +26764,9 @@
       <w:r>
         <w:rPr>
           <w:rFonts w:cs="Times New Roman"/>
-          <w:szCs w:val="28"/>
+          <w:noProof/>
+          <w:szCs w:val="28"/>
+          <w:lang w:eastAsia="ru-RU"/>
         </w:rPr>
         <w:drawing>
           <wp:inline distT="0" distB="0" distL="0" distR="0" wp14:anchorId="69215AEF" wp14:editId="0A30D2DA">
@@ -26892,8 +26893,9 @@
       <w:r>
         <w:rPr>
           <w:rFonts w:cs="Times New Roman"/>
-          <w:szCs w:val="28"/>
-          <w:lang w:val="en-US"/>
+          <w:noProof/>
+          <w:szCs w:val="28"/>
+          <w:lang w:eastAsia="ru-RU"/>
         </w:rPr>
         <w:drawing>
           <wp:inline distT="0" distB="0" distL="0" distR="0" wp14:anchorId="323CF6E9" wp14:editId="437ED9C1">
@@ -26997,28 +26999,7 @@
           <w:rFonts w:cs="Times New Roman"/>
           <w:szCs w:val="28"/>
         </w:rPr>
-        <w:t>язык</w:t>
-      </w:r>
-      <w:r>
-        <w:rPr>
-          <w:rFonts w:cs="Times New Roman"/>
-          <w:szCs w:val="28"/>
-        </w:rPr>
-        <w:t>е</w:t>
-      </w:r>
-      <w:r>
-        <w:rPr>
-          <w:rFonts w:cs="Times New Roman"/>
-          <w:szCs w:val="28"/>
-        </w:rPr>
-        <w:t xml:space="preserve"> урока</w:t>
-      </w:r>
-      <w:r>
-        <w:rPr>
-          <w:rFonts w:cs="Times New Roman"/>
-          <w:szCs w:val="28"/>
-        </w:rPr>
-        <w:t>. После заполнения формы нужно нажать «Добавить урок» для записи в базу данных. Снизу показаны список уроков которые сейчас есть в базе данных, показаны название, язык, список слов и кнопка удаления урока.</w:t>
+        <w:t>языке урока. После заполнения формы нужно нажать «Добавить урок» для записи в базу данных. Снизу показаны список уроков которые сейчас есть в базе данных, показаны название, язык, список слов и кнопка удаления урока.</w:t>
       </w:r>
     </w:p>
     <w:p>
@@ -27039,7 +27020,9 @@
       <w:r>
         <w:rPr>
           <w:rFonts w:cs="Times New Roman"/>
-          <w:szCs w:val="28"/>
+          <w:noProof/>
+          <w:szCs w:val="28"/>
+          <w:lang w:eastAsia="ru-RU"/>
         </w:rPr>
         <w:lastRenderedPageBreak/>
         <w:drawing>
@@ -27152,7 +27135,9 @@
       <w:r>
         <w:rPr>
           <w:rFonts w:cs="Times New Roman"/>
-          <w:szCs w:val="28"/>
+          <w:noProof/>
+          <w:szCs w:val="28"/>
+          <w:lang w:eastAsia="ru-RU"/>
         </w:rPr>
         <w:drawing>
           <wp:inline distT="0" distB="0" distL="0" distR="0" wp14:anchorId="029E6B0C" wp14:editId="28479A77">
@@ -27264,7 +27249,9 @@
       <w:r>
         <w:rPr>
           <w:rFonts w:cs="Times New Roman"/>
-          <w:szCs w:val="28"/>
+          <w:noProof/>
+          <w:szCs w:val="28"/>
+          <w:lang w:eastAsia="ru-RU"/>
         </w:rPr>
         <w:drawing>
           <wp:inline distT="0" distB="0" distL="0" distR="0" wp14:anchorId="4127B7EF" wp14:editId="0B33602F">
@@ -27329,14 +27316,1833 @@
     </w:p>
     <w:p>
       <w:pPr>
+        <w:pStyle w:val="af2"/>
         <w:widowControl/>
         <w:tabs>
           <w:tab w:val="left" w:pos="851"/>
           <w:tab w:val="left" w:pos="1134"/>
-          <w:tab w:val="left" w:pos="1560"/>
-        </w:tabs>
-        <w:spacing w:line="480" w:lineRule="auto"/>
-        <w:ind w:right="0"/>
+        </w:tabs>
+        <w:spacing w:line="360" w:lineRule="auto"/>
+        <w:ind w:left="0" w:right="0" w:firstLine="567"/>
+        <w:rPr>
+          <w:rFonts w:cs="Times New Roman"/>
+          <w:szCs w:val="28"/>
+        </w:rPr>
+      </w:pPr>
+      <w:r>
+        <w:rPr>
+          <w:rFonts w:cs="Times New Roman"/>
+          <w:szCs w:val="28"/>
+        </w:rPr>
+        <w:t>При возникновении ошибок пользователю высветится уведомление.  Пользователь может воспользоватся таблицой для устранения ошибок. Все уведомления представлены в таблице 2.3.1.</w:t>
+      </w:r>
+    </w:p>
+    <w:p>
+      <w:pPr>
+        <w:tabs>
+          <w:tab w:val="left" w:pos="1134"/>
+        </w:tabs>
+        <w:spacing w:line="360" w:lineRule="auto"/>
+        <w:ind w:firstLine="567"/>
+        <w:rPr>
+          <w:rFonts w:cs="Times New Roman"/>
+          <w:szCs w:val="28"/>
+        </w:rPr>
+      </w:pPr>
+      <w:r>
+        <w:rPr>
+          <w:rFonts w:cs="Times New Roman"/>
+          <w:szCs w:val="28"/>
+        </w:rPr>
+        <w:t>Таблица 2.3.1 – Сообщения пользователю</w:t>
+      </w:r>
+    </w:p>
+    <w:tbl>
+      <w:tblPr>
+        <w:tblStyle w:val="af7"/>
+        <w:tblW w:w="9634" w:type="dxa"/>
+        <w:tblLook w:val="04A0" w:firstRow="1" w:lastRow="0" w:firstColumn="1" w:lastColumn="0" w:noHBand="0" w:noVBand="1"/>
+      </w:tblPr>
+      <w:tblGrid>
+        <w:gridCol w:w="2830"/>
+        <w:gridCol w:w="3261"/>
+        <w:gridCol w:w="3543"/>
+      </w:tblGrid>
+      <w:tr>
+        <w:trPr>
+          <w:trHeight w:val="288"/>
+        </w:trPr>
+        <w:tc>
+          <w:tcPr>
+            <w:tcW w:w="2830" w:type="dxa"/>
+            <w:noWrap/>
+            <w:hideMark/>
+          </w:tcPr>
+          <w:p>
+            <w:pPr>
+              <w:spacing w:line="240" w:lineRule="auto"/>
+              <w:ind w:left="0" w:right="0"/>
+              <w:jc w:val="left"/>
+              <w:rPr>
+                <w:rFonts w:eastAsia="Times New Roman" w:cs="Times New Roman"/>
+                <w:color w:val="000000"/>
+                <w:sz w:val="22"/>
+                <w:szCs w:val="24"/>
+                <w:lang w:eastAsia="ru-RU"/>
+              </w:rPr>
+            </w:pPr>
+            <w:r>
+              <w:rPr>
+                <w:rFonts w:eastAsia="Times New Roman" w:cs="Times New Roman"/>
+                <w:color w:val="000000"/>
+                <w:sz w:val="22"/>
+                <w:szCs w:val="24"/>
+                <w:lang w:eastAsia="ru-RU"/>
+              </w:rPr>
+              <w:t xml:space="preserve">Сообщение </w:t>
+            </w:r>
+          </w:p>
+        </w:tc>
+        <w:tc>
+          <w:tcPr>
+            <w:tcW w:w="3261" w:type="dxa"/>
+            <w:noWrap/>
+            <w:hideMark/>
+          </w:tcPr>
+          <w:p>
+            <w:pPr>
+              <w:spacing w:line="240" w:lineRule="auto"/>
+              <w:ind w:left="0" w:right="0"/>
+              <w:jc w:val="left"/>
+              <w:rPr>
+                <w:rFonts w:eastAsia="Times New Roman" w:cs="Times New Roman"/>
+                <w:color w:val="000000"/>
+                <w:sz w:val="22"/>
+                <w:szCs w:val="24"/>
+                <w:lang w:eastAsia="ru-RU"/>
+              </w:rPr>
+            </w:pPr>
+            <w:r>
+              <w:rPr>
+                <w:rFonts w:eastAsia="Times New Roman" w:cs="Times New Roman"/>
+                <w:color w:val="000000"/>
+                <w:sz w:val="22"/>
+                <w:szCs w:val="24"/>
+                <w:lang w:eastAsia="ru-RU"/>
+              </w:rPr>
+              <w:t xml:space="preserve"> Причина </w:t>
+            </w:r>
+          </w:p>
+        </w:tc>
+        <w:tc>
+          <w:tcPr>
+            <w:tcW w:w="3543" w:type="dxa"/>
+            <w:noWrap/>
+            <w:hideMark/>
+          </w:tcPr>
+          <w:p>
+            <w:pPr>
+              <w:spacing w:line="240" w:lineRule="auto"/>
+              <w:ind w:left="0" w:right="0"/>
+              <w:jc w:val="left"/>
+              <w:rPr>
+                <w:rFonts w:eastAsia="Times New Roman" w:cs="Times New Roman"/>
+                <w:color w:val="000000"/>
+                <w:sz w:val="22"/>
+                <w:szCs w:val="24"/>
+                <w:lang w:eastAsia="ru-RU"/>
+              </w:rPr>
+            </w:pPr>
+            <w:r>
+              <w:rPr>
+                <w:rFonts w:eastAsia="Times New Roman" w:cs="Times New Roman"/>
+                <w:color w:val="000000"/>
+                <w:sz w:val="22"/>
+                <w:szCs w:val="24"/>
+                <w:lang w:eastAsia="ru-RU"/>
+              </w:rPr>
+              <w:t xml:space="preserve"> Что делать </w:t>
+            </w:r>
+          </w:p>
+        </w:tc>
+      </w:tr>
+      <w:tr>
+        <w:trPr>
+          <w:trHeight w:val="288"/>
+        </w:trPr>
+        <w:tc>
+          <w:tcPr>
+            <w:tcW w:w="2830" w:type="dxa"/>
+            <w:noWrap/>
+          </w:tcPr>
+          <w:p>
+            <w:pPr>
+              <w:spacing w:line="240" w:lineRule="auto"/>
+              <w:ind w:left="0" w:right="0"/>
+              <w:jc w:val="left"/>
+              <w:rPr>
+                <w:rFonts w:cs="Times New Roman"/>
+                <w:color w:val="000000"/>
+                <w:sz w:val="22"/>
+                <w:szCs w:val="24"/>
+                <w:lang w:eastAsia="ru-RU"/>
+              </w:rPr>
+            </w:pPr>
+            <w:r>
+              <w:rPr>
+                <w:rFonts w:cs="Times New Roman"/>
+                <w:color w:val="000000"/>
+                <w:sz w:val="22"/>
+                <w:szCs w:val="24"/>
+                <w:lang w:eastAsia="ru-RU"/>
+              </w:rPr>
+              <w:t>Войдите в профиль</w:t>
+            </w:r>
+          </w:p>
+        </w:tc>
+        <w:tc>
+          <w:tcPr>
+            <w:tcW w:w="3261" w:type="dxa"/>
+            <w:noWrap/>
+          </w:tcPr>
+          <w:p>
+            <w:pPr>
+              <w:spacing w:line="240" w:lineRule="auto"/>
+              <w:ind w:left="0" w:right="0"/>
+              <w:jc w:val="left"/>
+              <w:rPr>
+                <w:rFonts w:cs="Times New Roman"/>
+                <w:color w:val="000000"/>
+                <w:sz w:val="22"/>
+                <w:szCs w:val="24"/>
+                <w:lang w:eastAsia="ru-RU"/>
+              </w:rPr>
+            </w:pPr>
+            <w:r>
+              <w:rPr>
+                <w:rFonts w:cs="Times New Roman"/>
+                <w:color w:val="000000"/>
+                <w:sz w:val="22"/>
+                <w:szCs w:val="24"/>
+                <w:lang w:eastAsia="ru-RU"/>
+              </w:rPr>
+              <w:t>Пользователь не вошел в систему</w:t>
+            </w:r>
+          </w:p>
+        </w:tc>
+        <w:tc>
+          <w:tcPr>
+            <w:tcW w:w="3543" w:type="dxa"/>
+            <w:noWrap/>
+          </w:tcPr>
+          <w:p>
+            <w:pPr>
+              <w:spacing w:line="240" w:lineRule="auto"/>
+              <w:ind w:left="0" w:right="0"/>
+              <w:jc w:val="left"/>
+              <w:rPr>
+                <w:rFonts w:cs="Times New Roman"/>
+                <w:color w:val="000000"/>
+                <w:sz w:val="22"/>
+                <w:szCs w:val="24"/>
+                <w:lang w:eastAsia="ru-RU"/>
+              </w:rPr>
+            </w:pPr>
+            <w:r>
+              <w:rPr>
+                <w:rFonts w:cs="Times New Roman"/>
+                <w:color w:val="000000"/>
+                <w:sz w:val="22"/>
+                <w:szCs w:val="24"/>
+                <w:lang w:eastAsia="ru-RU"/>
+              </w:rPr>
+              <w:t>Войти в аккаунт или зарегистрироваться</w:t>
+            </w:r>
+          </w:p>
+        </w:tc>
+      </w:tr>
+      <w:tr>
+        <w:trPr>
+          <w:trHeight w:val="288"/>
+        </w:trPr>
+        <w:tc>
+          <w:tcPr>
+            <w:tcW w:w="2830" w:type="dxa"/>
+            <w:noWrap/>
+          </w:tcPr>
+          <w:p>
+            <w:pPr>
+              <w:spacing w:line="240" w:lineRule="auto"/>
+              <w:ind w:left="0" w:right="0"/>
+              <w:jc w:val="left"/>
+              <w:rPr>
+                <w:rFonts w:cs="Times New Roman"/>
+                <w:color w:val="000000"/>
+                <w:sz w:val="22"/>
+                <w:szCs w:val="24"/>
+                <w:lang w:eastAsia="ru-RU"/>
+              </w:rPr>
+            </w:pPr>
+            <w:r>
+              <w:rPr>
+                <w:rFonts w:cs="Times New Roman"/>
+                <w:color w:val="000000"/>
+                <w:sz w:val="22"/>
+                <w:szCs w:val="24"/>
+                <w:lang w:eastAsia="ru-RU"/>
+              </w:rPr>
+              <w:t>Заполните все поля</w:t>
+            </w:r>
+          </w:p>
+        </w:tc>
+        <w:tc>
+          <w:tcPr>
+            <w:tcW w:w="3261" w:type="dxa"/>
+            <w:noWrap/>
+          </w:tcPr>
+          <w:p>
+            <w:pPr>
+              <w:spacing w:line="240" w:lineRule="auto"/>
+              <w:ind w:left="0" w:right="0"/>
+              <w:jc w:val="left"/>
+              <w:rPr>
+                <w:rFonts w:cs="Times New Roman"/>
+                <w:color w:val="000000"/>
+                <w:sz w:val="22"/>
+                <w:szCs w:val="24"/>
+                <w:lang w:eastAsia="ru-RU"/>
+              </w:rPr>
+            </w:pPr>
+            <w:r>
+              <w:rPr>
+                <w:rFonts w:cs="Times New Roman"/>
+                <w:color w:val="000000"/>
+                <w:sz w:val="22"/>
+                <w:szCs w:val="24"/>
+                <w:lang w:eastAsia="ru-RU"/>
+              </w:rPr>
+              <w:t>Пустые поля при входе или регистрации</w:t>
+            </w:r>
+          </w:p>
+        </w:tc>
+        <w:tc>
+          <w:tcPr>
+            <w:tcW w:w="3543" w:type="dxa"/>
+            <w:noWrap/>
+          </w:tcPr>
+          <w:p>
+            <w:pPr>
+              <w:spacing w:line="240" w:lineRule="auto"/>
+              <w:ind w:left="0" w:right="0"/>
+              <w:jc w:val="left"/>
+              <w:rPr>
+                <w:rFonts w:cs="Times New Roman"/>
+                <w:color w:val="000000"/>
+                <w:sz w:val="22"/>
+                <w:szCs w:val="24"/>
+                <w:lang w:eastAsia="ru-RU"/>
+              </w:rPr>
+            </w:pPr>
+            <w:r>
+              <w:rPr>
+                <w:rFonts w:cs="Times New Roman"/>
+                <w:color w:val="000000"/>
+                <w:sz w:val="22"/>
+                <w:szCs w:val="24"/>
+                <w:lang w:eastAsia="ru-RU"/>
+              </w:rPr>
+              <w:t>Заполнить поля</w:t>
+            </w:r>
+          </w:p>
+        </w:tc>
+      </w:tr>
+      <w:tr>
+        <w:trPr>
+          <w:trHeight w:val="288"/>
+        </w:trPr>
+        <w:tc>
+          <w:tcPr>
+            <w:tcW w:w="2830" w:type="dxa"/>
+            <w:noWrap/>
+          </w:tcPr>
+          <w:p>
+            <w:pPr>
+              <w:spacing w:line="240" w:lineRule="auto"/>
+              <w:ind w:left="0" w:right="0"/>
+              <w:jc w:val="left"/>
+              <w:rPr>
+                <w:rFonts w:cs="Times New Roman"/>
+                <w:color w:val="000000"/>
+                <w:sz w:val="22"/>
+                <w:szCs w:val="24"/>
+                <w:lang w:val="en-US" w:eastAsia="ru-RU"/>
+              </w:rPr>
+            </w:pPr>
+            <w:r>
+              <w:rPr>
+                <w:rFonts w:cs="Times New Roman"/>
+                <w:color w:val="000000"/>
+                <w:sz w:val="22"/>
+                <w:szCs w:val="24"/>
+                <w:lang w:eastAsia="ru-RU"/>
+              </w:rPr>
+              <w:t xml:space="preserve">Введите </w:t>
+            </w:r>
+            <w:r>
+              <w:rPr>
+                <w:rFonts w:cs="Times New Roman"/>
+                <w:color w:val="000000"/>
+                <w:sz w:val="22"/>
+                <w:szCs w:val="24"/>
+                <w:lang w:val="en-US" w:eastAsia="ru-RU"/>
+              </w:rPr>
+              <w:t>email</w:t>
+            </w:r>
+          </w:p>
+        </w:tc>
+        <w:tc>
+          <w:tcPr>
+            <w:tcW w:w="3261" w:type="dxa"/>
+            <w:noWrap/>
+          </w:tcPr>
+          <w:p>
+            <w:pPr>
+              <w:spacing w:line="240" w:lineRule="auto"/>
+              <w:ind w:left="0" w:right="0"/>
+              <w:jc w:val="left"/>
+              <w:rPr>
+                <w:rFonts w:cs="Times New Roman"/>
+                <w:color w:val="000000"/>
+                <w:sz w:val="22"/>
+                <w:szCs w:val="24"/>
+                <w:lang w:val="en-US" w:eastAsia="ru-RU"/>
+              </w:rPr>
+            </w:pPr>
+            <w:r>
+              <w:rPr>
+                <w:rFonts w:cs="Times New Roman"/>
+                <w:color w:val="000000"/>
+                <w:sz w:val="22"/>
+                <w:szCs w:val="24"/>
+                <w:lang w:eastAsia="ru-RU"/>
+              </w:rPr>
+              <w:t>Поле email пустое</w:t>
+            </w:r>
+          </w:p>
+        </w:tc>
+        <w:tc>
+          <w:tcPr>
+            <w:tcW w:w="3543" w:type="dxa"/>
+            <w:noWrap/>
+          </w:tcPr>
+          <w:p>
+            <w:pPr>
+              <w:spacing w:line="240" w:lineRule="auto"/>
+              <w:ind w:left="0" w:right="0"/>
+              <w:jc w:val="left"/>
+              <w:rPr>
+                <w:rFonts w:cs="Times New Roman"/>
+                <w:color w:val="000000"/>
+                <w:sz w:val="22"/>
+                <w:szCs w:val="24"/>
+                <w:lang w:eastAsia="ru-RU"/>
+              </w:rPr>
+            </w:pPr>
+            <w:r>
+              <w:rPr>
+                <w:rFonts w:cs="Times New Roman"/>
+                <w:color w:val="000000"/>
+                <w:sz w:val="22"/>
+                <w:szCs w:val="24"/>
+                <w:lang w:eastAsia="ru-RU"/>
+              </w:rPr>
+              <w:t>Заполнить поле</w:t>
+            </w:r>
+          </w:p>
+        </w:tc>
+      </w:tr>
+      <w:tr>
+        <w:trPr>
+          <w:trHeight w:val="288"/>
+        </w:trPr>
+        <w:tc>
+          <w:tcPr>
+            <w:tcW w:w="2830" w:type="dxa"/>
+            <w:noWrap/>
+          </w:tcPr>
+          <w:p>
+            <w:pPr>
+              <w:spacing w:line="240" w:lineRule="auto"/>
+              <w:ind w:left="0" w:right="0"/>
+              <w:jc w:val="left"/>
+              <w:rPr>
+                <w:rFonts w:cs="Times New Roman"/>
+                <w:color w:val="000000"/>
+                <w:sz w:val="22"/>
+                <w:szCs w:val="24"/>
+                <w:lang w:eastAsia="ru-RU"/>
+              </w:rPr>
+            </w:pPr>
+            <w:r>
+              <w:rPr>
+                <w:rFonts w:cs="Times New Roman"/>
+                <w:color w:val="000000"/>
+                <w:sz w:val="22"/>
+                <w:szCs w:val="24"/>
+                <w:lang w:eastAsia="ru-RU"/>
+              </w:rPr>
+              <w:t>Пароль должен быть минимум 6 символов</w:t>
+            </w:r>
+          </w:p>
+        </w:tc>
+        <w:tc>
+          <w:tcPr>
+            <w:tcW w:w="3261" w:type="dxa"/>
+            <w:noWrap/>
+          </w:tcPr>
+          <w:p>
+            <w:pPr>
+              <w:spacing w:line="240" w:lineRule="auto"/>
+              <w:ind w:left="0" w:right="0"/>
+              <w:jc w:val="left"/>
+              <w:rPr>
+                <w:rFonts w:cs="Times New Roman"/>
+                <w:color w:val="000000"/>
+                <w:sz w:val="22"/>
+                <w:szCs w:val="24"/>
+                <w:lang w:eastAsia="ru-RU"/>
+              </w:rPr>
+            </w:pPr>
+            <w:r>
+              <w:rPr>
+                <w:rFonts w:cs="Times New Roman"/>
+                <w:color w:val="000000"/>
+                <w:sz w:val="22"/>
+                <w:szCs w:val="24"/>
+                <w:lang w:eastAsia="ru-RU"/>
+              </w:rPr>
+              <w:t>Пароль содержит меньше 6 символов</w:t>
+            </w:r>
+          </w:p>
+        </w:tc>
+        <w:tc>
+          <w:tcPr>
+            <w:tcW w:w="3543" w:type="dxa"/>
+            <w:noWrap/>
+          </w:tcPr>
+          <w:p>
+            <w:pPr>
+              <w:spacing w:line="240" w:lineRule="auto"/>
+              <w:ind w:left="0" w:right="0"/>
+              <w:jc w:val="left"/>
+              <w:rPr>
+                <w:rFonts w:cs="Times New Roman"/>
+                <w:color w:val="000000"/>
+                <w:sz w:val="22"/>
+                <w:szCs w:val="24"/>
+                <w:lang w:eastAsia="ru-RU"/>
+              </w:rPr>
+            </w:pPr>
+            <w:r>
+              <w:rPr>
+                <w:rFonts w:cs="Times New Roman"/>
+                <w:color w:val="000000"/>
+                <w:sz w:val="22"/>
+                <w:szCs w:val="24"/>
+                <w:lang w:eastAsia="ru-RU"/>
+              </w:rPr>
+              <w:t>Написать пароль длинною больше 6 символов</w:t>
+            </w:r>
+          </w:p>
+        </w:tc>
+      </w:tr>
+      <w:tr>
+        <w:trPr>
+          <w:trHeight w:val="288"/>
+        </w:trPr>
+        <w:tc>
+          <w:tcPr>
+            <w:tcW w:w="2830" w:type="dxa"/>
+            <w:noWrap/>
+          </w:tcPr>
+          <w:p>
+            <w:pPr>
+              <w:spacing w:line="240" w:lineRule="auto"/>
+              <w:ind w:left="0" w:right="0"/>
+              <w:jc w:val="left"/>
+              <w:rPr>
+                <w:rFonts w:cs="Times New Roman"/>
+                <w:color w:val="000000"/>
+                <w:sz w:val="22"/>
+                <w:szCs w:val="24"/>
+                <w:lang w:val="en-US" w:eastAsia="ru-RU"/>
+              </w:rPr>
+            </w:pPr>
+            <w:r>
+              <w:rPr>
+                <w:rFonts w:cs="Times New Roman"/>
+                <w:color w:val="000000"/>
+                <w:sz w:val="22"/>
+                <w:szCs w:val="24"/>
+                <w:lang w:eastAsia="ru-RU"/>
+              </w:rPr>
+              <w:t xml:space="preserve">Введите корректный </w:t>
+            </w:r>
+            <w:r>
+              <w:rPr>
+                <w:rFonts w:cs="Times New Roman"/>
+                <w:color w:val="000000"/>
+                <w:sz w:val="22"/>
+                <w:szCs w:val="24"/>
+                <w:lang w:val="en-US" w:eastAsia="ru-RU"/>
+              </w:rPr>
+              <w:t>email</w:t>
+            </w:r>
+          </w:p>
+        </w:tc>
+        <w:tc>
+          <w:tcPr>
+            <w:tcW w:w="3261" w:type="dxa"/>
+            <w:noWrap/>
+          </w:tcPr>
+          <w:p>
+            <w:pPr>
+              <w:spacing w:line="240" w:lineRule="auto"/>
+              <w:ind w:left="0" w:right="0"/>
+              <w:jc w:val="left"/>
+              <w:rPr>
+                <w:rFonts w:cs="Times New Roman"/>
+                <w:color w:val="000000"/>
+                <w:sz w:val="22"/>
+                <w:szCs w:val="24"/>
+                <w:lang w:eastAsia="ru-RU"/>
+              </w:rPr>
+            </w:pPr>
+            <w:r>
+              <w:rPr>
+                <w:rFonts w:cs="Times New Roman"/>
+                <w:color w:val="000000"/>
+                <w:sz w:val="22"/>
+                <w:szCs w:val="24"/>
+                <w:lang w:val="en-US" w:eastAsia="ru-RU"/>
+              </w:rPr>
+              <w:t xml:space="preserve">Email </w:t>
+            </w:r>
+            <w:r>
+              <w:rPr>
+                <w:rFonts w:cs="Times New Roman"/>
+                <w:color w:val="000000"/>
+                <w:sz w:val="22"/>
+                <w:szCs w:val="24"/>
+                <w:lang w:eastAsia="ru-RU"/>
+              </w:rPr>
+              <w:t>указан некорректно</w:t>
+            </w:r>
+          </w:p>
+        </w:tc>
+        <w:tc>
+          <w:tcPr>
+            <w:tcW w:w="3543" w:type="dxa"/>
+            <w:noWrap/>
+          </w:tcPr>
+          <w:p>
+            <w:pPr>
+              <w:spacing w:line="240" w:lineRule="auto"/>
+              <w:ind w:left="0" w:right="0"/>
+              <w:jc w:val="left"/>
+              <w:rPr>
+                <w:rFonts w:cs="Times New Roman"/>
+                <w:color w:val="000000"/>
+                <w:sz w:val="22"/>
+                <w:szCs w:val="24"/>
+                <w:lang w:val="en-US" w:eastAsia="ru-RU"/>
+              </w:rPr>
+            </w:pPr>
+            <w:r>
+              <w:rPr>
+                <w:rFonts w:cs="Times New Roman"/>
+                <w:color w:val="000000"/>
+                <w:sz w:val="22"/>
+                <w:szCs w:val="24"/>
+                <w:lang w:eastAsia="ru-RU"/>
+              </w:rPr>
+              <w:t xml:space="preserve">Ввести корректный </w:t>
+            </w:r>
+            <w:r>
+              <w:rPr>
+                <w:rFonts w:cs="Times New Roman"/>
+                <w:color w:val="000000"/>
+                <w:sz w:val="22"/>
+                <w:szCs w:val="24"/>
+                <w:lang w:val="en-US" w:eastAsia="ru-RU"/>
+              </w:rPr>
+              <w:t>email</w:t>
+            </w:r>
+          </w:p>
+        </w:tc>
+      </w:tr>
+      <w:tr>
+        <w:trPr>
+          <w:trHeight w:val="288"/>
+        </w:trPr>
+        <w:tc>
+          <w:tcPr>
+            <w:tcW w:w="2830" w:type="dxa"/>
+            <w:noWrap/>
+          </w:tcPr>
+          <w:p>
+            <w:pPr>
+              <w:spacing w:line="240" w:lineRule="auto"/>
+              <w:ind w:left="0" w:right="0"/>
+              <w:jc w:val="left"/>
+              <w:rPr>
+                <w:rFonts w:cs="Times New Roman"/>
+                <w:color w:val="000000"/>
+                <w:sz w:val="22"/>
+                <w:szCs w:val="24"/>
+                <w:lang w:eastAsia="ru-RU"/>
+              </w:rPr>
+            </w:pPr>
+            <w:r>
+              <w:rPr>
+                <w:rFonts w:cs="Times New Roman"/>
+                <w:color w:val="000000"/>
+                <w:sz w:val="22"/>
+                <w:szCs w:val="24"/>
+                <w:lang w:eastAsia="ru-RU"/>
+              </w:rPr>
+              <w:t>Исправте ошибки в форме</w:t>
+            </w:r>
+          </w:p>
+        </w:tc>
+        <w:tc>
+          <w:tcPr>
+            <w:tcW w:w="3261" w:type="dxa"/>
+            <w:noWrap/>
+          </w:tcPr>
+          <w:p>
+            <w:pPr>
+              <w:spacing w:line="240" w:lineRule="auto"/>
+              <w:ind w:left="0" w:right="0"/>
+              <w:jc w:val="left"/>
+              <w:rPr>
+                <w:rFonts w:cs="Times New Roman"/>
+                <w:color w:val="000000"/>
+                <w:sz w:val="22"/>
+                <w:szCs w:val="24"/>
+                <w:lang w:eastAsia="ru-RU"/>
+              </w:rPr>
+            </w:pPr>
+            <w:r>
+              <w:rPr>
+                <w:rFonts w:cs="Times New Roman"/>
+                <w:color w:val="000000"/>
+                <w:sz w:val="22"/>
+                <w:szCs w:val="24"/>
+                <w:lang w:eastAsia="ru-RU"/>
+              </w:rPr>
+              <w:t>В полях данные указаны некорретно</w:t>
+            </w:r>
+          </w:p>
+        </w:tc>
+        <w:tc>
+          <w:tcPr>
+            <w:tcW w:w="3543" w:type="dxa"/>
+            <w:noWrap/>
+          </w:tcPr>
+          <w:p>
+            <w:pPr>
+              <w:spacing w:line="240" w:lineRule="auto"/>
+              <w:ind w:left="0" w:right="0"/>
+              <w:jc w:val="left"/>
+              <w:rPr>
+                <w:rFonts w:cs="Times New Roman"/>
+                <w:color w:val="000000"/>
+                <w:sz w:val="22"/>
+                <w:szCs w:val="24"/>
+                <w:lang w:eastAsia="ru-RU"/>
+              </w:rPr>
+            </w:pPr>
+            <w:r>
+              <w:rPr>
+                <w:rFonts w:cs="Times New Roman"/>
+                <w:color w:val="000000"/>
+                <w:sz w:val="22"/>
+                <w:szCs w:val="24"/>
+                <w:lang w:eastAsia="ru-RU"/>
+              </w:rPr>
+              <w:t>Ввести данные коректно</w:t>
+            </w:r>
+          </w:p>
+        </w:tc>
+      </w:tr>
+      <w:tr>
+        <w:trPr>
+          <w:trHeight w:val="288"/>
+        </w:trPr>
+        <w:tc>
+          <w:tcPr>
+            <w:tcW w:w="2830" w:type="dxa"/>
+            <w:noWrap/>
+          </w:tcPr>
+          <w:p>
+            <w:pPr>
+              <w:spacing w:line="240" w:lineRule="auto"/>
+              <w:ind w:left="0" w:right="0"/>
+              <w:jc w:val="left"/>
+              <w:rPr>
+                <w:rFonts w:cs="Times New Roman"/>
+                <w:color w:val="000000"/>
+                <w:sz w:val="22"/>
+                <w:szCs w:val="24"/>
+                <w:lang w:eastAsia="ru-RU"/>
+              </w:rPr>
+            </w:pPr>
+            <w:r>
+              <w:rPr>
+                <w:rFonts w:cs="Times New Roman"/>
+                <w:color w:val="000000"/>
+                <w:sz w:val="22"/>
+                <w:szCs w:val="24"/>
+                <w:lang w:eastAsia="ru-RU"/>
+              </w:rPr>
+              <w:t>Логин или почта занята</w:t>
+            </w:r>
+          </w:p>
+        </w:tc>
+        <w:tc>
+          <w:tcPr>
+            <w:tcW w:w="3261" w:type="dxa"/>
+            <w:noWrap/>
+          </w:tcPr>
+          <w:p>
+            <w:pPr>
+              <w:spacing w:line="240" w:lineRule="auto"/>
+              <w:ind w:left="0" w:right="0"/>
+              <w:jc w:val="left"/>
+              <w:rPr>
+                <w:rFonts w:cs="Times New Roman"/>
+                <w:color w:val="000000"/>
+                <w:sz w:val="22"/>
+                <w:szCs w:val="24"/>
+                <w:lang w:eastAsia="ru-RU"/>
+              </w:rPr>
+            </w:pPr>
+            <w:r>
+              <w:rPr>
+                <w:rFonts w:cs="Times New Roman"/>
+                <w:color w:val="000000"/>
+                <w:sz w:val="22"/>
+                <w:szCs w:val="24"/>
+                <w:lang w:eastAsia="ru-RU"/>
+              </w:rPr>
+              <w:t>Логин или почта уже используется другим пользователем</w:t>
+            </w:r>
+          </w:p>
+        </w:tc>
+        <w:tc>
+          <w:tcPr>
+            <w:tcW w:w="3543" w:type="dxa"/>
+            <w:noWrap/>
+          </w:tcPr>
+          <w:p>
+            <w:pPr>
+              <w:spacing w:line="240" w:lineRule="auto"/>
+              <w:ind w:left="0" w:right="0"/>
+              <w:jc w:val="left"/>
+              <w:rPr>
+                <w:rFonts w:cs="Times New Roman"/>
+                <w:color w:val="000000"/>
+                <w:sz w:val="22"/>
+                <w:szCs w:val="24"/>
+                <w:lang w:eastAsia="ru-RU"/>
+              </w:rPr>
+            </w:pPr>
+            <w:r>
+              <w:rPr>
+                <w:rFonts w:cs="Times New Roman"/>
+                <w:color w:val="000000"/>
+                <w:sz w:val="22"/>
+                <w:szCs w:val="24"/>
+                <w:lang w:eastAsia="ru-RU"/>
+              </w:rPr>
+              <w:t>Ввести уникальный логин или пароль</w:t>
+            </w:r>
+          </w:p>
+        </w:tc>
+      </w:tr>
+      <w:tr>
+        <w:trPr>
+          <w:trHeight w:val="288"/>
+        </w:trPr>
+        <w:tc>
+          <w:tcPr>
+            <w:tcW w:w="2830" w:type="dxa"/>
+            <w:noWrap/>
+          </w:tcPr>
+          <w:p>
+            <w:pPr>
+              <w:spacing w:line="240" w:lineRule="auto"/>
+              <w:ind w:left="0" w:right="0"/>
+              <w:jc w:val="left"/>
+              <w:rPr>
+                <w:rFonts w:cs="Times New Roman"/>
+                <w:color w:val="000000"/>
+                <w:sz w:val="22"/>
+                <w:szCs w:val="24"/>
+                <w:lang w:eastAsia="ru-RU"/>
+              </w:rPr>
+            </w:pPr>
+            <w:r>
+              <w:rPr>
+                <w:rFonts w:cs="Times New Roman"/>
+                <w:color w:val="000000"/>
+                <w:sz w:val="22"/>
+                <w:szCs w:val="24"/>
+                <w:lang w:eastAsia="ru-RU"/>
+              </w:rPr>
+              <w:t>Пользователя с таким логином/почтой нет</w:t>
+            </w:r>
+          </w:p>
+        </w:tc>
+        <w:tc>
+          <w:tcPr>
+            <w:tcW w:w="3261" w:type="dxa"/>
+            <w:noWrap/>
+          </w:tcPr>
+          <w:p>
+            <w:pPr>
+              <w:spacing w:line="240" w:lineRule="auto"/>
+              <w:ind w:left="0" w:right="0"/>
+              <w:jc w:val="left"/>
+              <w:rPr>
+                <w:rFonts w:cs="Times New Roman"/>
+                <w:color w:val="000000"/>
+                <w:sz w:val="22"/>
+                <w:szCs w:val="24"/>
+                <w:lang w:eastAsia="ru-RU"/>
+              </w:rPr>
+            </w:pPr>
+            <w:r>
+              <w:rPr>
+                <w:rFonts w:cs="Times New Roman"/>
+                <w:color w:val="000000"/>
+                <w:sz w:val="22"/>
+                <w:szCs w:val="24"/>
+                <w:lang w:eastAsia="ru-RU"/>
+              </w:rPr>
+              <w:t>В системе нет аккаунта с такими данными</w:t>
+            </w:r>
+          </w:p>
+        </w:tc>
+        <w:tc>
+          <w:tcPr>
+            <w:tcW w:w="3543" w:type="dxa"/>
+            <w:noWrap/>
+          </w:tcPr>
+          <w:p>
+            <w:pPr>
+              <w:spacing w:line="240" w:lineRule="auto"/>
+              <w:ind w:left="0" w:right="0"/>
+              <w:jc w:val="left"/>
+              <w:rPr>
+                <w:rFonts w:cs="Times New Roman"/>
+                <w:color w:val="000000"/>
+                <w:sz w:val="22"/>
+                <w:szCs w:val="24"/>
+                <w:lang w:eastAsia="ru-RU"/>
+              </w:rPr>
+            </w:pPr>
+            <w:r>
+              <w:rPr>
+                <w:rFonts w:cs="Times New Roman"/>
+                <w:color w:val="000000"/>
+                <w:sz w:val="22"/>
+                <w:szCs w:val="24"/>
+                <w:lang w:eastAsia="ru-RU"/>
+              </w:rPr>
+              <w:t>Попробовать указать другие данные</w:t>
+            </w:r>
+          </w:p>
+        </w:tc>
+      </w:tr>
+      <w:tr>
+        <w:trPr>
+          <w:trHeight w:val="288"/>
+        </w:trPr>
+        <w:tc>
+          <w:tcPr>
+            <w:tcW w:w="2830" w:type="dxa"/>
+            <w:noWrap/>
+          </w:tcPr>
+          <w:p>
+            <w:pPr>
+              <w:spacing w:line="240" w:lineRule="auto"/>
+              <w:ind w:left="0" w:right="0"/>
+              <w:jc w:val="left"/>
+              <w:rPr>
+                <w:rFonts w:cs="Times New Roman"/>
+                <w:color w:val="000000"/>
+                <w:sz w:val="22"/>
+                <w:szCs w:val="24"/>
+                <w:lang w:eastAsia="ru-RU"/>
+              </w:rPr>
+            </w:pPr>
+            <w:r>
+              <w:rPr>
+                <w:rFonts w:cs="Times New Roman"/>
+                <w:color w:val="000000"/>
+                <w:sz w:val="22"/>
+                <w:szCs w:val="24"/>
+                <w:lang w:eastAsia="ru-RU"/>
+              </w:rPr>
+              <w:t>Неправильный пароль</w:t>
+            </w:r>
+          </w:p>
+        </w:tc>
+        <w:tc>
+          <w:tcPr>
+            <w:tcW w:w="3261" w:type="dxa"/>
+            <w:noWrap/>
+          </w:tcPr>
+          <w:p>
+            <w:pPr>
+              <w:spacing w:line="240" w:lineRule="auto"/>
+              <w:ind w:left="0" w:right="0"/>
+              <w:jc w:val="left"/>
+              <w:rPr>
+                <w:rFonts w:cs="Times New Roman"/>
+                <w:color w:val="000000"/>
+                <w:sz w:val="22"/>
+                <w:szCs w:val="24"/>
+                <w:lang w:eastAsia="ru-RU"/>
+              </w:rPr>
+            </w:pPr>
+            <w:r>
+              <w:rPr>
+                <w:rFonts w:cs="Times New Roman"/>
+                <w:color w:val="000000"/>
+                <w:sz w:val="22"/>
+                <w:szCs w:val="24"/>
+                <w:lang w:eastAsia="ru-RU"/>
+              </w:rPr>
+              <w:t>При входе в аккаунт пароль указан неправильно</w:t>
+            </w:r>
+          </w:p>
+        </w:tc>
+        <w:tc>
+          <w:tcPr>
+            <w:tcW w:w="3543" w:type="dxa"/>
+            <w:noWrap/>
+          </w:tcPr>
+          <w:p>
+            <w:pPr>
+              <w:spacing w:line="240" w:lineRule="auto"/>
+              <w:ind w:left="0" w:right="0"/>
+              <w:jc w:val="left"/>
+              <w:rPr>
+                <w:rFonts w:cs="Times New Roman"/>
+                <w:color w:val="000000"/>
+                <w:sz w:val="22"/>
+                <w:szCs w:val="24"/>
+                <w:lang w:eastAsia="ru-RU"/>
+              </w:rPr>
+            </w:pPr>
+            <w:r>
+              <w:rPr>
+                <w:rFonts w:cs="Times New Roman"/>
+                <w:color w:val="000000"/>
+                <w:sz w:val="22"/>
+                <w:szCs w:val="24"/>
+                <w:lang w:eastAsia="ru-RU"/>
+              </w:rPr>
+              <w:t>Попробовать указать правильный пароль или сбросить пароль через почту</w:t>
+            </w:r>
+          </w:p>
+        </w:tc>
+      </w:tr>
+      <w:tr>
+        <w:trPr>
+          <w:trHeight w:val="288"/>
+        </w:trPr>
+        <w:tc>
+          <w:tcPr>
+            <w:tcW w:w="2830" w:type="dxa"/>
+            <w:noWrap/>
+          </w:tcPr>
+          <w:p>
+            <w:pPr>
+              <w:spacing w:line="240" w:lineRule="auto"/>
+              <w:ind w:left="0" w:right="0"/>
+              <w:jc w:val="left"/>
+              <w:rPr>
+                <w:rFonts w:cs="Times New Roman"/>
+                <w:color w:val="000000"/>
+                <w:sz w:val="22"/>
+                <w:szCs w:val="24"/>
+                <w:lang w:eastAsia="ru-RU"/>
+              </w:rPr>
+            </w:pPr>
+            <w:r>
+              <w:rPr>
+                <w:rFonts w:cs="Times New Roman"/>
+                <w:color w:val="000000"/>
+                <w:sz w:val="22"/>
+                <w:szCs w:val="24"/>
+                <w:lang w:eastAsia="ru-RU"/>
+              </w:rPr>
+              <w:t>Аккаунт заблокирован</w:t>
+            </w:r>
+          </w:p>
+        </w:tc>
+        <w:tc>
+          <w:tcPr>
+            <w:tcW w:w="3261" w:type="dxa"/>
+            <w:noWrap/>
+          </w:tcPr>
+          <w:p>
+            <w:pPr>
+              <w:spacing w:line="240" w:lineRule="auto"/>
+              <w:ind w:left="0" w:right="0"/>
+              <w:jc w:val="left"/>
+              <w:rPr>
+                <w:rFonts w:cs="Times New Roman"/>
+                <w:color w:val="000000"/>
+                <w:sz w:val="22"/>
+                <w:szCs w:val="24"/>
+                <w:lang w:eastAsia="ru-RU"/>
+              </w:rPr>
+            </w:pPr>
+            <w:r>
+              <w:rPr>
+                <w:rFonts w:cs="Times New Roman"/>
+                <w:color w:val="000000"/>
+                <w:sz w:val="22"/>
+                <w:szCs w:val="24"/>
+                <w:lang w:eastAsia="ru-RU"/>
+              </w:rPr>
+              <w:t>Аккаунт забанен админом</w:t>
+            </w:r>
+          </w:p>
+        </w:tc>
+        <w:tc>
+          <w:tcPr>
+            <w:tcW w:w="3543" w:type="dxa"/>
+            <w:noWrap/>
+          </w:tcPr>
+          <w:p>
+            <w:pPr>
+              <w:spacing w:line="240" w:lineRule="auto"/>
+              <w:ind w:left="0" w:right="0"/>
+              <w:jc w:val="left"/>
+              <w:rPr>
+                <w:rFonts w:cs="Times New Roman"/>
+                <w:color w:val="000000"/>
+                <w:sz w:val="22"/>
+                <w:szCs w:val="24"/>
+                <w:lang w:eastAsia="ru-RU"/>
+              </w:rPr>
+            </w:pPr>
+            <w:r>
+              <w:rPr>
+                <w:rFonts w:cs="Times New Roman"/>
+                <w:color w:val="000000"/>
+                <w:sz w:val="22"/>
+                <w:szCs w:val="24"/>
+                <w:lang w:eastAsia="ru-RU"/>
+              </w:rPr>
+              <w:t>Создать новый аккаунт</w:t>
+            </w:r>
+          </w:p>
+        </w:tc>
+      </w:tr>
+      <w:tr>
+        <w:trPr>
+          <w:trHeight w:val="288"/>
+        </w:trPr>
+        <w:tc>
+          <w:tcPr>
+            <w:tcW w:w="2830" w:type="dxa"/>
+            <w:noWrap/>
+          </w:tcPr>
+          <w:p>
+            <w:pPr>
+              <w:spacing w:line="240" w:lineRule="auto"/>
+              <w:ind w:left="0" w:right="0"/>
+              <w:jc w:val="left"/>
+              <w:rPr>
+                <w:rFonts w:cs="Times New Roman"/>
+                <w:color w:val="000000"/>
+                <w:sz w:val="22"/>
+                <w:szCs w:val="24"/>
+                <w:lang w:eastAsia="ru-RU"/>
+              </w:rPr>
+            </w:pPr>
+            <w:r>
+              <w:rPr>
+                <w:rFonts w:cs="Times New Roman"/>
+                <w:color w:val="000000"/>
+                <w:sz w:val="22"/>
+                <w:szCs w:val="24"/>
+                <w:lang w:eastAsia="ru-RU"/>
+              </w:rPr>
+              <w:lastRenderedPageBreak/>
+              <w:t>Логин занят</w:t>
+            </w:r>
+          </w:p>
+        </w:tc>
+        <w:tc>
+          <w:tcPr>
+            <w:tcW w:w="3261" w:type="dxa"/>
+            <w:noWrap/>
+          </w:tcPr>
+          <w:p>
+            <w:pPr>
+              <w:spacing w:line="240" w:lineRule="auto"/>
+              <w:ind w:left="0" w:right="0"/>
+              <w:jc w:val="left"/>
+              <w:rPr>
+                <w:rFonts w:cs="Times New Roman"/>
+                <w:color w:val="000000"/>
+                <w:sz w:val="22"/>
+                <w:szCs w:val="24"/>
+                <w:lang w:eastAsia="ru-RU"/>
+              </w:rPr>
+            </w:pPr>
+            <w:r>
+              <w:rPr>
+                <w:rFonts w:cs="Times New Roman"/>
+                <w:color w:val="000000"/>
+                <w:sz w:val="22"/>
+                <w:szCs w:val="24"/>
+                <w:lang w:eastAsia="ru-RU"/>
+              </w:rPr>
+              <w:t>Логин уже занят кем-то другим</w:t>
+            </w:r>
+          </w:p>
+        </w:tc>
+        <w:tc>
+          <w:tcPr>
+            <w:tcW w:w="3543" w:type="dxa"/>
+            <w:noWrap/>
+          </w:tcPr>
+          <w:p>
+            <w:pPr>
+              <w:spacing w:line="240" w:lineRule="auto"/>
+              <w:ind w:left="0" w:right="0"/>
+              <w:jc w:val="left"/>
+              <w:rPr>
+                <w:rFonts w:cs="Times New Roman"/>
+                <w:color w:val="000000"/>
+                <w:sz w:val="22"/>
+                <w:szCs w:val="24"/>
+                <w:lang w:eastAsia="ru-RU"/>
+              </w:rPr>
+            </w:pPr>
+            <w:r>
+              <w:rPr>
+                <w:rFonts w:cs="Times New Roman"/>
+                <w:color w:val="000000"/>
+                <w:sz w:val="22"/>
+                <w:szCs w:val="24"/>
+                <w:lang w:eastAsia="ru-RU"/>
+              </w:rPr>
+              <w:t>Указать уникальный логин</w:t>
+            </w:r>
+          </w:p>
+        </w:tc>
+      </w:tr>
+      <w:tr>
+        <w:trPr>
+          <w:trHeight w:val="288"/>
+        </w:trPr>
+        <w:tc>
+          <w:tcPr>
+            <w:tcW w:w="2830" w:type="dxa"/>
+            <w:noWrap/>
+          </w:tcPr>
+          <w:p>
+            <w:pPr>
+              <w:spacing w:line="240" w:lineRule="auto"/>
+              <w:ind w:left="0" w:right="0"/>
+              <w:jc w:val="left"/>
+              <w:rPr>
+                <w:rFonts w:cs="Times New Roman"/>
+                <w:color w:val="000000"/>
+                <w:sz w:val="22"/>
+                <w:szCs w:val="24"/>
+                <w:lang w:eastAsia="ru-RU"/>
+              </w:rPr>
+            </w:pPr>
+            <w:r>
+              <w:rPr>
+                <w:rFonts w:cs="Times New Roman"/>
+                <w:color w:val="000000"/>
+                <w:sz w:val="22"/>
+                <w:szCs w:val="24"/>
+                <w:lang w:eastAsia="ru-RU"/>
+              </w:rPr>
+              <w:t>Почта занята</w:t>
+            </w:r>
+          </w:p>
+        </w:tc>
+        <w:tc>
+          <w:tcPr>
+            <w:tcW w:w="3261" w:type="dxa"/>
+            <w:noWrap/>
+          </w:tcPr>
+          <w:p>
+            <w:pPr>
+              <w:spacing w:line="240" w:lineRule="auto"/>
+              <w:ind w:left="0" w:right="0"/>
+              <w:jc w:val="left"/>
+              <w:rPr>
+                <w:rFonts w:cs="Times New Roman"/>
+                <w:color w:val="000000"/>
+                <w:sz w:val="22"/>
+                <w:szCs w:val="24"/>
+                <w:lang w:eastAsia="ru-RU"/>
+              </w:rPr>
+            </w:pPr>
+            <w:r>
+              <w:rPr>
+                <w:rFonts w:cs="Times New Roman"/>
+                <w:color w:val="000000"/>
+                <w:sz w:val="22"/>
+                <w:szCs w:val="24"/>
+                <w:lang w:eastAsia="ru-RU"/>
+              </w:rPr>
+              <w:t>Почта уже занята кем-то другим</w:t>
+            </w:r>
+          </w:p>
+        </w:tc>
+        <w:tc>
+          <w:tcPr>
+            <w:tcW w:w="3543" w:type="dxa"/>
+            <w:noWrap/>
+          </w:tcPr>
+          <w:p>
+            <w:pPr>
+              <w:spacing w:line="240" w:lineRule="auto"/>
+              <w:ind w:left="0" w:right="0"/>
+              <w:jc w:val="left"/>
+              <w:rPr>
+                <w:rFonts w:cs="Times New Roman"/>
+                <w:color w:val="000000"/>
+                <w:sz w:val="22"/>
+                <w:szCs w:val="24"/>
+                <w:lang w:eastAsia="ru-RU"/>
+              </w:rPr>
+            </w:pPr>
+            <w:r>
+              <w:rPr>
+                <w:rFonts w:cs="Times New Roman"/>
+                <w:color w:val="000000"/>
+                <w:sz w:val="22"/>
+                <w:szCs w:val="24"/>
+                <w:lang w:eastAsia="ru-RU"/>
+              </w:rPr>
+              <w:t>Указать уникальную почту</w:t>
+            </w:r>
+          </w:p>
+        </w:tc>
+      </w:tr>
+      <w:tr>
+        <w:trPr>
+          <w:trHeight w:val="288"/>
+        </w:trPr>
+        <w:tc>
+          <w:tcPr>
+            <w:tcW w:w="2830" w:type="dxa"/>
+            <w:noWrap/>
+          </w:tcPr>
+          <w:p>
+            <w:pPr>
+              <w:spacing w:line="240" w:lineRule="auto"/>
+              <w:ind w:left="0" w:right="0"/>
+              <w:jc w:val="left"/>
+              <w:rPr>
+                <w:rFonts w:cs="Times New Roman"/>
+                <w:color w:val="000000"/>
+                <w:sz w:val="22"/>
+                <w:szCs w:val="24"/>
+                <w:lang w:eastAsia="ru-RU"/>
+              </w:rPr>
+            </w:pPr>
+            <w:r>
+              <w:rPr>
+                <w:rFonts w:cs="Times New Roman"/>
+                <w:color w:val="000000"/>
+                <w:sz w:val="22"/>
+                <w:szCs w:val="24"/>
+                <w:lang w:eastAsia="ru-RU"/>
+              </w:rPr>
+              <w:t>Пароли не совпадают</w:t>
+            </w:r>
+          </w:p>
+        </w:tc>
+        <w:tc>
+          <w:tcPr>
+            <w:tcW w:w="3261" w:type="dxa"/>
+            <w:noWrap/>
+          </w:tcPr>
+          <w:p>
+            <w:pPr>
+              <w:spacing w:line="240" w:lineRule="auto"/>
+              <w:ind w:left="0" w:right="0"/>
+              <w:jc w:val="left"/>
+              <w:rPr>
+                <w:rFonts w:cs="Times New Roman"/>
+                <w:color w:val="000000"/>
+                <w:sz w:val="22"/>
+                <w:szCs w:val="24"/>
+                <w:lang w:eastAsia="ru-RU"/>
+              </w:rPr>
+            </w:pPr>
+            <w:r>
+              <w:rPr>
+                <w:rFonts w:cs="Times New Roman"/>
+                <w:color w:val="000000"/>
+                <w:sz w:val="22"/>
+                <w:szCs w:val="24"/>
+                <w:lang w:eastAsia="ru-RU"/>
+              </w:rPr>
+              <w:t>При повторении пароля, пароль был написан неверно</w:t>
+            </w:r>
+          </w:p>
+        </w:tc>
+        <w:tc>
+          <w:tcPr>
+            <w:tcW w:w="3543" w:type="dxa"/>
+            <w:noWrap/>
+          </w:tcPr>
+          <w:p>
+            <w:pPr>
+              <w:spacing w:line="240" w:lineRule="auto"/>
+              <w:ind w:left="0" w:right="0"/>
+              <w:jc w:val="left"/>
+              <w:rPr>
+                <w:rFonts w:cs="Times New Roman"/>
+                <w:color w:val="000000"/>
+                <w:sz w:val="22"/>
+                <w:szCs w:val="24"/>
+                <w:lang w:eastAsia="ru-RU"/>
+              </w:rPr>
+            </w:pPr>
+            <w:r>
+              <w:rPr>
+                <w:rFonts w:cs="Times New Roman"/>
+                <w:color w:val="000000"/>
+                <w:sz w:val="22"/>
+                <w:szCs w:val="24"/>
+                <w:lang w:eastAsia="ru-RU"/>
+              </w:rPr>
+              <w:t>Написать пароль правильно</w:t>
+            </w:r>
+          </w:p>
+        </w:tc>
+      </w:tr>
+      <w:tr>
+        <w:trPr>
+          <w:trHeight w:val="288"/>
+        </w:trPr>
+        <w:tc>
+          <w:tcPr>
+            <w:tcW w:w="2830" w:type="dxa"/>
+            <w:noWrap/>
+          </w:tcPr>
+          <w:p>
+            <w:pPr>
+              <w:spacing w:line="240" w:lineRule="auto"/>
+              <w:ind w:left="0" w:right="0"/>
+              <w:jc w:val="left"/>
+              <w:rPr>
+                <w:rFonts w:cs="Times New Roman"/>
+                <w:color w:val="000000"/>
+                <w:sz w:val="22"/>
+                <w:szCs w:val="24"/>
+                <w:lang w:eastAsia="ru-RU"/>
+              </w:rPr>
+            </w:pPr>
+            <w:r>
+              <w:rPr>
+                <w:rFonts w:cs="Times New Roman"/>
+                <w:color w:val="000000"/>
+                <w:sz w:val="22"/>
+                <w:szCs w:val="24"/>
+                <w:lang w:eastAsia="ru-RU"/>
+              </w:rPr>
+              <w:t>Новый пароль должен быть минимум 6 символов</w:t>
+            </w:r>
+          </w:p>
+        </w:tc>
+        <w:tc>
+          <w:tcPr>
+            <w:tcW w:w="3261" w:type="dxa"/>
+            <w:noWrap/>
+          </w:tcPr>
+          <w:p>
+            <w:pPr>
+              <w:spacing w:line="240" w:lineRule="auto"/>
+              <w:ind w:left="0" w:right="0"/>
+              <w:jc w:val="left"/>
+              <w:rPr>
+                <w:rFonts w:cs="Times New Roman"/>
+                <w:color w:val="000000"/>
+                <w:sz w:val="22"/>
+                <w:szCs w:val="24"/>
+                <w:lang w:eastAsia="ru-RU"/>
+              </w:rPr>
+            </w:pPr>
+            <w:r>
+              <w:rPr>
+                <w:rFonts w:cs="Times New Roman"/>
+                <w:color w:val="000000"/>
+                <w:sz w:val="22"/>
+                <w:szCs w:val="24"/>
+                <w:lang w:eastAsia="ru-RU"/>
+              </w:rPr>
+              <w:t>Пароль содержит меньше 6 символов</w:t>
+            </w:r>
+          </w:p>
+        </w:tc>
+        <w:tc>
+          <w:tcPr>
+            <w:tcW w:w="3543" w:type="dxa"/>
+            <w:noWrap/>
+          </w:tcPr>
+          <w:p>
+            <w:pPr>
+              <w:spacing w:line="240" w:lineRule="auto"/>
+              <w:ind w:left="0" w:right="0"/>
+              <w:jc w:val="left"/>
+              <w:rPr>
+                <w:rFonts w:cs="Times New Roman"/>
+                <w:color w:val="000000"/>
+                <w:sz w:val="22"/>
+                <w:szCs w:val="24"/>
+                <w:lang w:eastAsia="ru-RU"/>
+              </w:rPr>
+            </w:pPr>
+            <w:r>
+              <w:rPr>
+                <w:rFonts w:cs="Times New Roman"/>
+                <w:color w:val="000000"/>
+                <w:sz w:val="22"/>
+                <w:szCs w:val="24"/>
+                <w:lang w:eastAsia="ru-RU"/>
+              </w:rPr>
+              <w:t>Написать пароль длинною больше 6 символов</w:t>
+            </w:r>
+          </w:p>
+        </w:tc>
+      </w:tr>
+      <w:tr>
+        <w:trPr>
+          <w:trHeight w:val="288"/>
+        </w:trPr>
+        <w:tc>
+          <w:tcPr>
+            <w:tcW w:w="2830" w:type="dxa"/>
+            <w:noWrap/>
+          </w:tcPr>
+          <w:p>
+            <w:pPr>
+              <w:spacing w:line="240" w:lineRule="auto"/>
+              <w:ind w:left="0" w:right="0"/>
+              <w:jc w:val="left"/>
+              <w:rPr>
+                <w:rFonts w:cs="Times New Roman"/>
+                <w:color w:val="000000"/>
+                <w:sz w:val="22"/>
+                <w:szCs w:val="24"/>
+                <w:lang w:eastAsia="ru-RU"/>
+              </w:rPr>
+            </w:pPr>
+            <w:r>
+              <w:rPr>
+                <w:rFonts w:cs="Times New Roman"/>
+                <w:color w:val="000000"/>
+                <w:sz w:val="22"/>
+                <w:szCs w:val="24"/>
+                <w:lang w:eastAsia="ru-RU"/>
+              </w:rPr>
+              <w:t>Такой урок уже существует</w:t>
+            </w:r>
+          </w:p>
+        </w:tc>
+        <w:tc>
+          <w:tcPr>
+            <w:tcW w:w="3261" w:type="dxa"/>
+            <w:noWrap/>
+          </w:tcPr>
+          <w:p>
+            <w:pPr>
+              <w:spacing w:line="240" w:lineRule="auto"/>
+              <w:ind w:left="0" w:right="0"/>
+              <w:jc w:val="left"/>
+              <w:rPr>
+                <w:rFonts w:cs="Times New Roman"/>
+                <w:color w:val="000000"/>
+                <w:sz w:val="22"/>
+                <w:szCs w:val="24"/>
+                <w:lang w:eastAsia="ru-RU"/>
+              </w:rPr>
+            </w:pPr>
+            <w:r>
+              <w:rPr>
+                <w:rFonts w:cs="Times New Roman"/>
+                <w:color w:val="000000"/>
+                <w:sz w:val="22"/>
+                <w:szCs w:val="24"/>
+                <w:lang w:eastAsia="ru-RU"/>
+              </w:rPr>
+              <w:t>Название урока совподает с существующим уроком в выбранном языке</w:t>
+            </w:r>
+          </w:p>
+        </w:tc>
+        <w:tc>
+          <w:tcPr>
+            <w:tcW w:w="3543" w:type="dxa"/>
+            <w:noWrap/>
+          </w:tcPr>
+          <w:p>
+            <w:pPr>
+              <w:spacing w:line="240" w:lineRule="auto"/>
+              <w:ind w:left="0" w:right="0"/>
+              <w:jc w:val="left"/>
+              <w:rPr>
+                <w:rFonts w:cs="Times New Roman"/>
+                <w:color w:val="000000"/>
+                <w:sz w:val="22"/>
+                <w:szCs w:val="24"/>
+                <w:lang w:eastAsia="ru-RU"/>
+              </w:rPr>
+            </w:pPr>
+            <w:r>
+              <w:rPr>
+                <w:rFonts w:cs="Times New Roman"/>
+                <w:color w:val="000000"/>
+                <w:sz w:val="22"/>
+                <w:szCs w:val="24"/>
+                <w:lang w:eastAsia="ru-RU"/>
+              </w:rPr>
+              <w:t>Указать уникальное название</w:t>
+            </w:r>
+          </w:p>
+        </w:tc>
+      </w:tr>
+      <w:tr>
+        <w:trPr>
+          <w:trHeight w:val="288"/>
+        </w:trPr>
+        <w:tc>
+          <w:tcPr>
+            <w:tcW w:w="2830" w:type="dxa"/>
+            <w:noWrap/>
+          </w:tcPr>
+          <w:p>
+            <w:pPr>
+              <w:spacing w:line="240" w:lineRule="auto"/>
+              <w:ind w:left="0" w:right="0"/>
+              <w:jc w:val="left"/>
+              <w:rPr>
+                <w:rFonts w:cs="Times New Roman"/>
+                <w:color w:val="000000"/>
+                <w:sz w:val="22"/>
+                <w:szCs w:val="24"/>
+                <w:lang w:eastAsia="ru-RU"/>
+              </w:rPr>
+            </w:pPr>
+            <w:r>
+              <w:rPr>
+                <w:rFonts w:cs="Times New Roman"/>
+                <w:color w:val="000000"/>
+                <w:sz w:val="22"/>
+                <w:szCs w:val="24"/>
+                <w:lang w:eastAsia="ru-RU"/>
+              </w:rPr>
+              <w:t>Нет слов</w:t>
+            </w:r>
+          </w:p>
+        </w:tc>
+        <w:tc>
+          <w:tcPr>
+            <w:tcW w:w="3261" w:type="dxa"/>
+            <w:noWrap/>
+          </w:tcPr>
+          <w:p>
+            <w:pPr>
+              <w:spacing w:line="240" w:lineRule="auto"/>
+              <w:ind w:left="0" w:right="0"/>
+              <w:jc w:val="left"/>
+              <w:rPr>
+                <w:rFonts w:cs="Times New Roman"/>
+                <w:color w:val="000000"/>
+                <w:sz w:val="22"/>
+                <w:szCs w:val="24"/>
+                <w:lang w:eastAsia="ru-RU"/>
+              </w:rPr>
+            </w:pPr>
+            <w:r>
+              <w:rPr>
+                <w:rFonts w:cs="Times New Roman"/>
+                <w:color w:val="000000"/>
+                <w:sz w:val="22"/>
+                <w:szCs w:val="24"/>
+                <w:lang w:eastAsia="ru-RU"/>
+              </w:rPr>
+              <w:t>При добавлении урока не было добавлено слов в урок</w:t>
+            </w:r>
+          </w:p>
+        </w:tc>
+        <w:tc>
+          <w:tcPr>
+            <w:tcW w:w="3543" w:type="dxa"/>
+            <w:noWrap/>
+          </w:tcPr>
+          <w:p>
+            <w:pPr>
+              <w:spacing w:line="240" w:lineRule="auto"/>
+              <w:ind w:left="0" w:right="0"/>
+              <w:jc w:val="left"/>
+              <w:rPr>
+                <w:rFonts w:cs="Times New Roman"/>
+                <w:color w:val="000000"/>
+                <w:sz w:val="22"/>
+                <w:szCs w:val="24"/>
+                <w:lang w:eastAsia="ru-RU"/>
+              </w:rPr>
+            </w:pPr>
+            <w:r>
+              <w:rPr>
+                <w:rFonts w:cs="Times New Roman"/>
+                <w:color w:val="000000"/>
+                <w:sz w:val="22"/>
+                <w:szCs w:val="24"/>
+                <w:lang w:eastAsia="ru-RU"/>
+              </w:rPr>
+              <w:t>При добавлении указать слова</w:t>
+            </w:r>
+          </w:p>
+        </w:tc>
+      </w:tr>
+      <w:tr>
+        <w:trPr>
+          <w:trHeight w:val="288"/>
+        </w:trPr>
+        <w:tc>
+          <w:tcPr>
+            <w:tcW w:w="2830" w:type="dxa"/>
+            <w:noWrap/>
+          </w:tcPr>
+          <w:p>
+            <w:pPr>
+              <w:spacing w:line="240" w:lineRule="auto"/>
+              <w:ind w:left="0" w:right="0"/>
+              <w:jc w:val="left"/>
+              <w:rPr>
+                <w:rFonts w:cs="Times New Roman"/>
+                <w:color w:val="000000"/>
+                <w:sz w:val="22"/>
+                <w:szCs w:val="24"/>
+                <w:lang w:eastAsia="ru-RU"/>
+              </w:rPr>
+            </w:pPr>
+            <w:r>
+              <w:rPr>
+                <w:rFonts w:cs="Times New Roman"/>
+                <w:color w:val="000000"/>
+                <w:sz w:val="22"/>
+                <w:szCs w:val="24"/>
+                <w:lang w:eastAsia="ru-RU"/>
+              </w:rPr>
+              <w:t>Слова повторяются</w:t>
+            </w:r>
+          </w:p>
+        </w:tc>
+        <w:tc>
+          <w:tcPr>
+            <w:tcW w:w="3261" w:type="dxa"/>
+            <w:noWrap/>
+          </w:tcPr>
+          <w:p>
+            <w:pPr>
+              <w:spacing w:line="240" w:lineRule="auto"/>
+              <w:ind w:left="0" w:right="0"/>
+              <w:jc w:val="left"/>
+              <w:rPr>
+                <w:rFonts w:cs="Times New Roman"/>
+                <w:color w:val="000000"/>
+                <w:sz w:val="22"/>
+                <w:szCs w:val="24"/>
+                <w:lang w:eastAsia="ru-RU"/>
+              </w:rPr>
+            </w:pPr>
+            <w:r>
+              <w:rPr>
+                <w:rFonts w:cs="Times New Roman"/>
+                <w:color w:val="000000"/>
+                <w:sz w:val="22"/>
+                <w:szCs w:val="24"/>
+                <w:lang w:eastAsia="ru-RU"/>
+              </w:rPr>
+              <w:t xml:space="preserve">При добавленн урока </w:t>
+            </w:r>
+            <w:r>
+              <w:rPr>
+                <w:rFonts w:cs="Times New Roman"/>
+                <w:color w:val="000000"/>
+                <w:sz w:val="22"/>
+                <w:szCs w:val="24"/>
+                <w:lang w:eastAsia="ru-RU"/>
+              </w:rPr>
+              <w:t>было указано два одинаковых слов</w:t>
+            </w:r>
+          </w:p>
+        </w:tc>
+        <w:tc>
+          <w:tcPr>
+            <w:tcW w:w="3543" w:type="dxa"/>
+            <w:noWrap/>
+          </w:tcPr>
+          <w:p>
+            <w:pPr>
+              <w:spacing w:line="240" w:lineRule="auto"/>
+              <w:ind w:left="0" w:right="0"/>
+              <w:jc w:val="left"/>
+              <w:rPr>
+                <w:rFonts w:cs="Times New Roman"/>
+                <w:color w:val="000000"/>
+                <w:sz w:val="22"/>
+                <w:szCs w:val="24"/>
+                <w:lang w:eastAsia="ru-RU"/>
+              </w:rPr>
+            </w:pPr>
+            <w:r>
+              <w:rPr>
+                <w:rFonts w:cs="Times New Roman"/>
+                <w:color w:val="000000"/>
+                <w:sz w:val="22"/>
+                <w:szCs w:val="24"/>
+                <w:lang w:eastAsia="ru-RU"/>
+              </w:rPr>
+              <w:t>Убрать одинаковые слова</w:t>
+            </w:r>
+          </w:p>
+        </w:tc>
+      </w:tr>
+    </w:tbl>
+    <w:p>
+      <w:pPr>
+        <w:pStyle w:val="af2"/>
+        <w:widowControl/>
+        <w:tabs>
+          <w:tab w:val="left" w:pos="851"/>
+          <w:tab w:val="left" w:pos="1134"/>
+        </w:tabs>
+        <w:spacing w:line="360" w:lineRule="auto"/>
+        <w:ind w:left="0" w:right="0" w:firstLine="567"/>
         <w:rPr>
           <w:rFonts w:cs="Times New Roman"/>
           <w:szCs w:val="28"/>
@@ -27353,10 +29159,667 @@
           <w:rFonts w:cs="Times New Roman"/>
           <w:szCs w:val="28"/>
         </w:rPr>
-      </w:pPr>
-      <w:r>
-        <w:rPr>
-          <w:rFonts w:cs="Times New Roman"/>
+        <w:sectPr>
+          <w:headerReference w:type="even" r:id="rId43"/>
+          <w:headerReference w:type="default" r:id="rId44"/>
+          <w:footerReference w:type="even" r:id="rId45"/>
+          <w:footerReference w:type="default" r:id="rId46"/>
+          <w:headerReference w:type="first" r:id="rId47"/>
+          <w:footerReference w:type="first" r:id="rId48"/>
+          <w:pgSz w:w="11906" w:h="16838"/>
+          <w:pgMar w:top="1134" w:right="567" w:bottom="1701" w:left="1701" w:header="709" w:footer="709" w:gutter="0"/>
+          <w:cols w:space="720"/>
+          <w:formProt w:val="0"/>
+          <w:docGrid w:linePitch="360"/>
+        </w:sectPr>
+      </w:pPr>
+      <w:r>
+        <w:rPr>
+          <w:rFonts w:cs="Times New Roman"/>
+          <w:szCs w:val="28"/>
+        </w:rPr>
+        <w:br w:type="page"/>
+      </w:r>
+    </w:p>
+    <w:p>
+      <w:pPr>
+        <w:widowControl/>
+        <w:spacing w:line="240" w:lineRule="auto"/>
+        <w:ind w:left="0" w:right="0"/>
+        <w:jc w:val="left"/>
+        <w:rPr>
+          <w:rFonts w:cs="Times New Roman"/>
+          <w:szCs w:val="28"/>
+        </w:rPr>
+      </w:pPr>
+    </w:p>
+    <w:p>
+      <w:pPr>
+        <w:spacing w:line="480" w:lineRule="auto"/>
+        <w:ind w:left="0" w:right="0" w:firstLine="567"/>
+        <w:jc w:val="center"/>
+        <w:rPr>
+          <w:szCs w:val="28"/>
+        </w:rPr>
+      </w:pPr>
+      <w:r>
+        <w:rPr>
+          <w:szCs w:val="28"/>
+        </w:rPr>
+        <w:t>ЗАКЛЮЧЕНИЕ</w:t>
+      </w:r>
+    </w:p>
+    <w:p>
+      <w:pPr>
+        <w:pStyle w:val="af2"/>
+        <w:widowControl/>
+        <w:tabs>
+          <w:tab w:val="left" w:pos="851"/>
+          <w:tab w:val="left" w:pos="1134"/>
+        </w:tabs>
+        <w:spacing w:line="360" w:lineRule="auto"/>
+        <w:ind w:left="0" w:right="0" w:firstLine="567"/>
+        <w:rPr>
+          <w:rFonts w:cs="Times New Roman"/>
+          <w:szCs w:val="28"/>
+        </w:rPr>
+      </w:pPr>
+      <w:r>
+        <w:rPr>
+          <w:rFonts w:cs="Times New Roman"/>
+          <w:szCs w:val="28"/>
+        </w:rPr>
+        <w:t>В ходе выполнения курсового проекта была спроектирована и разработана автоматизированная информационная система изучения иностранных слов с элементами геймификации «Talkie Lang». Система предназначена для повышения эффективности изучения иностранных языков за счёт современных информационных технологий и игровых механик, повышающих мотивацию пользователей.</w:t>
+      </w:r>
+    </w:p>
+    <w:p>
+      <w:pPr>
+        <w:pStyle w:val="af2"/>
+        <w:widowControl/>
+        <w:tabs>
+          <w:tab w:val="left" w:pos="851"/>
+          <w:tab w:val="left" w:pos="1134"/>
+        </w:tabs>
+        <w:spacing w:line="360" w:lineRule="auto"/>
+        <w:ind w:left="0" w:right="0" w:firstLine="567"/>
+        <w:rPr>
+          <w:rFonts w:cs="Times New Roman"/>
+          <w:szCs w:val="28"/>
+        </w:rPr>
+      </w:pPr>
+      <w:r>
+        <w:rPr>
+          <w:rFonts w:cs="Times New Roman"/>
+          <w:szCs w:val="28"/>
+        </w:rPr>
+        <w:t>В процессе работы был проведён анализ предметной области, определены пользователи системы и их функциональные возможности, сформированы требования к системе. Разработаны концептуальная и логическая модели базы данных, спроектирована структура хранения информации о пользователях, языках, словах и результатах обучения.</w:t>
+      </w:r>
+    </w:p>
+    <w:p>
+      <w:pPr>
+        <w:pStyle w:val="af2"/>
+        <w:widowControl/>
+        <w:tabs>
+          <w:tab w:val="left" w:pos="851"/>
+          <w:tab w:val="left" w:pos="1134"/>
+        </w:tabs>
+        <w:spacing w:line="360" w:lineRule="auto"/>
+        <w:ind w:left="0" w:right="0" w:firstLine="567"/>
+        <w:rPr>
+          <w:rFonts w:cs="Times New Roman"/>
+          <w:szCs w:val="28"/>
+        </w:rPr>
+      </w:pPr>
+      <w:r>
+        <w:rPr>
+          <w:rFonts w:cs="Times New Roman"/>
+          <w:szCs w:val="28"/>
+        </w:rPr>
+        <w:t>Программная реализация выполнена на языках PHP и JavaScript с использованием СУБД MySQL. Реализованы основные функции системы: регистрация и авторизация пользователей, выбор языка обучения, изучение слов, выполнение заданий, просмотр статистики, начисление очков и повышение уровня. Внедрены элементы геймификации для повышения вовлечённости пользователей в процесс обучения.</w:t>
+      </w:r>
+    </w:p>
+    <w:p>
+      <w:pPr>
+        <w:pStyle w:val="af2"/>
+        <w:widowControl/>
+        <w:tabs>
+          <w:tab w:val="left" w:pos="851"/>
+          <w:tab w:val="left" w:pos="1134"/>
+        </w:tabs>
+        <w:spacing w:line="360" w:lineRule="auto"/>
+        <w:ind w:left="0" w:right="0" w:firstLine="567"/>
+        <w:rPr>
+          <w:rFonts w:cs="Times New Roman"/>
+          <w:szCs w:val="28"/>
+        </w:rPr>
+      </w:pPr>
+      <w:r>
+        <w:rPr>
+          <w:rFonts w:cs="Times New Roman"/>
+          <w:szCs w:val="28"/>
+        </w:rPr>
+        <w:t>В ходе тестирования подтверждена корректная работа основных модулей системы. Результаты показали, что система соответствует поставленным требованиям и обеспечивает стабильную работу при выполнении пользовательских сценариев.</w:t>
+      </w:r>
+    </w:p>
+    <w:p>
+      <w:pPr>
+        <w:pStyle w:val="af2"/>
+        <w:widowControl/>
+        <w:tabs>
+          <w:tab w:val="left" w:pos="851"/>
+          <w:tab w:val="left" w:pos="1134"/>
+        </w:tabs>
+        <w:spacing w:line="360" w:lineRule="auto"/>
+        <w:ind w:left="0" w:right="0" w:firstLine="567"/>
+        <w:rPr>
+          <w:rFonts w:cs="Times New Roman"/>
+          <w:szCs w:val="28"/>
+        </w:rPr>
+      </w:pPr>
+      <w:r>
+        <w:rPr>
+          <w:rFonts w:cs="Times New Roman"/>
+          <w:szCs w:val="28"/>
+        </w:rPr>
+        <w:t>Таким образом, цель курсового проекта достигнута, поставленные задачи выполнены. Разработанная система может использоваться как учебное веб-приложение для изучения иностранных слов и имеет потенциал для дальнейшего развития.</w:t>
+      </w:r>
+    </w:p>
+    <w:p>
+      <w:pPr>
+        <w:widowControl/>
+        <w:spacing w:line="240" w:lineRule="auto"/>
+        <w:ind w:left="0" w:right="0"/>
+        <w:jc w:val="left"/>
+        <w:rPr>
+          <w:rFonts w:cs="Times New Roman"/>
+          <w:szCs w:val="28"/>
+        </w:rPr>
+      </w:pPr>
+      <w:r>
+        <w:rPr>
+          <w:rFonts w:cs="Times New Roman"/>
+          <w:szCs w:val="28"/>
+        </w:rPr>
+        <w:br w:type="page"/>
+      </w:r>
+    </w:p>
+    <w:p>
+      <w:pPr>
+        <w:pStyle w:val="af2"/>
+        <w:widowControl/>
+        <w:tabs>
+          <w:tab w:val="left" w:pos="851"/>
+          <w:tab w:val="left" w:pos="1134"/>
+        </w:tabs>
+        <w:spacing w:line="360" w:lineRule="auto"/>
+        <w:ind w:left="0" w:right="0" w:firstLine="567"/>
+        <w:jc w:val="center"/>
+        <w:rPr>
+          <w:rFonts w:cs="Times New Roman"/>
+          <w:szCs w:val="28"/>
+        </w:rPr>
+      </w:pPr>
+      <w:r>
+        <w:rPr>
+          <w:rFonts w:cs="Times New Roman"/>
+          <w:szCs w:val="28"/>
+        </w:rPr>
+        <w:lastRenderedPageBreak/>
+        <w:t>СПИСОК СОКРАЩЕНИЙ</w:t>
+      </w:r>
+    </w:p>
+    <w:p>
+      <w:pPr>
+        <w:pStyle w:val="docdata"/>
+        <w:widowControl w:val="0"/>
+        <w:tabs>
+          <w:tab w:val="left" w:pos="993"/>
+          <w:tab w:val="left" w:pos="1134"/>
+          <w:tab w:val="left" w:pos="5940"/>
+        </w:tabs>
+        <w:spacing w:before="0" w:beforeAutospacing="0" w:after="0" w:afterAutospacing="0" w:line="360" w:lineRule="auto"/>
+        <w:ind w:left="567" w:right="-1"/>
+        <w:jc w:val="both"/>
+        <w:rPr>
+          <w:color w:val="000000"/>
+          <w:sz w:val="28"/>
+          <w:szCs w:val="28"/>
+        </w:rPr>
+      </w:pPr>
+      <w:r>
+        <w:rPr>
+          <w:color w:val="000000"/>
+          <w:sz w:val="28"/>
+          <w:szCs w:val="28"/>
+        </w:rPr>
+        <w:t>АИС - Автоматизированная информационная система</w:t>
+      </w:r>
+    </w:p>
+    <w:p>
+      <w:pPr>
+        <w:pStyle w:val="docdata"/>
+        <w:widowControl w:val="0"/>
+        <w:tabs>
+          <w:tab w:val="left" w:pos="993"/>
+          <w:tab w:val="left" w:pos="1134"/>
+          <w:tab w:val="left" w:pos="5940"/>
+        </w:tabs>
+        <w:spacing w:before="0" w:beforeAutospacing="0" w:after="0" w:afterAutospacing="0" w:line="360" w:lineRule="auto"/>
+        <w:ind w:left="567" w:right="-1"/>
+        <w:jc w:val="both"/>
+        <w:rPr>
+          <w:color w:val="000000"/>
+          <w:sz w:val="28"/>
+          <w:szCs w:val="28"/>
+        </w:rPr>
+      </w:pPr>
+      <w:r>
+        <w:rPr>
+          <w:color w:val="000000"/>
+          <w:sz w:val="28"/>
+          <w:szCs w:val="28"/>
+        </w:rPr>
+        <w:t>БД – База данных</w:t>
+      </w:r>
+    </w:p>
+    <w:p>
+      <w:pPr>
+        <w:pStyle w:val="docdata"/>
+        <w:widowControl w:val="0"/>
+        <w:tabs>
+          <w:tab w:val="left" w:pos="993"/>
+          <w:tab w:val="left" w:pos="1134"/>
+          <w:tab w:val="left" w:pos="5940"/>
+        </w:tabs>
+        <w:spacing w:before="0" w:beforeAutospacing="0" w:after="0" w:afterAutospacing="0" w:line="360" w:lineRule="auto"/>
+        <w:ind w:left="567" w:right="-1"/>
+        <w:jc w:val="both"/>
+        <w:rPr>
+          <w:sz w:val="28"/>
+          <w:szCs w:val="28"/>
+        </w:rPr>
+      </w:pPr>
+      <w:r>
+        <w:rPr>
+          <w:sz w:val="28"/>
+          <w:szCs w:val="28"/>
+        </w:rPr>
+        <w:t xml:space="preserve">СУБД </w:t>
+      </w:r>
+      <w:r>
+        <w:rPr>
+          <w:sz w:val="28"/>
+          <w:szCs w:val="28"/>
+          <w:lang w:val="en-US"/>
+        </w:rPr>
+        <w:t>–</w:t>
+      </w:r>
+      <w:r>
+        <w:rPr>
+          <w:sz w:val="28"/>
+          <w:szCs w:val="28"/>
+        </w:rPr>
+        <w:t xml:space="preserve"> Система управления базами данных</w:t>
+      </w:r>
+    </w:p>
+    <w:p>
+      <w:pPr>
+        <w:pStyle w:val="docdata"/>
+        <w:widowControl w:val="0"/>
+        <w:tabs>
+          <w:tab w:val="left" w:pos="993"/>
+          <w:tab w:val="left" w:pos="1134"/>
+          <w:tab w:val="left" w:pos="5940"/>
+        </w:tabs>
+        <w:spacing w:before="0" w:beforeAutospacing="0" w:after="0" w:afterAutospacing="0" w:line="360" w:lineRule="auto"/>
+        <w:ind w:left="567" w:right="-1"/>
+        <w:jc w:val="both"/>
+        <w:rPr>
+          <w:sz w:val="28"/>
+          <w:szCs w:val="28"/>
+        </w:rPr>
+      </w:pPr>
+      <w:r>
+        <w:rPr>
+          <w:sz w:val="28"/>
+          <w:szCs w:val="28"/>
+          <w:lang w:val="en-US"/>
+        </w:rPr>
+        <w:t>UML</w:t>
+      </w:r>
+      <w:r>
+        <w:rPr>
+          <w:sz w:val="28"/>
+          <w:szCs w:val="28"/>
+        </w:rPr>
+        <w:t xml:space="preserve"> </w:t>
+      </w:r>
+      <w:r>
+        <w:rPr>
+          <w:sz w:val="28"/>
+          <w:szCs w:val="28"/>
+          <w:lang w:val="en-US"/>
+        </w:rPr>
+        <w:t>–</w:t>
+      </w:r>
+      <w:r>
+        <w:rPr>
+          <w:sz w:val="28"/>
+          <w:szCs w:val="28"/>
+        </w:rPr>
+        <w:t xml:space="preserve"> </w:t>
+      </w:r>
+      <w:r>
+        <w:rPr>
+          <w:sz w:val="28"/>
+          <w:szCs w:val="28"/>
+        </w:rPr>
+        <w:t>Unified Modeling Language (унифицированный язык моделирования)</w:t>
+      </w:r>
+    </w:p>
+    <w:p>
+      <w:pPr>
+        <w:pStyle w:val="docdata"/>
+        <w:widowControl w:val="0"/>
+        <w:tabs>
+          <w:tab w:val="left" w:pos="993"/>
+          <w:tab w:val="left" w:pos="1134"/>
+          <w:tab w:val="left" w:pos="5940"/>
+        </w:tabs>
+        <w:spacing w:before="0" w:beforeAutospacing="0" w:after="0" w:afterAutospacing="0" w:line="360" w:lineRule="auto"/>
+        <w:ind w:left="567" w:right="-1"/>
+        <w:jc w:val="both"/>
+        <w:rPr>
+          <w:b/>
+          <w:sz w:val="28"/>
+          <w:szCs w:val="28"/>
+        </w:rPr>
+      </w:pPr>
+      <w:r>
+        <w:rPr>
+          <w:sz w:val="28"/>
+          <w:szCs w:val="28"/>
+          <w:lang w:val="en-US"/>
+        </w:rPr>
+        <w:t>IDEF</w:t>
+      </w:r>
+      <w:r>
+        <w:rPr>
+          <w:sz w:val="28"/>
+          <w:szCs w:val="28"/>
+        </w:rPr>
+        <w:t xml:space="preserve">0 – </w:t>
+      </w:r>
+      <w:r>
+        <w:rPr>
+          <w:sz w:val="28"/>
+          <w:szCs w:val="28"/>
+          <w:lang w:val="en-US"/>
+        </w:rPr>
+        <w:t>Integration</w:t>
+      </w:r>
+      <w:r>
+        <w:rPr>
+          <w:sz w:val="28"/>
+          <w:szCs w:val="28"/>
+        </w:rPr>
+        <w:t xml:space="preserve"> </w:t>
+      </w:r>
+      <w:r>
+        <w:rPr>
+          <w:sz w:val="28"/>
+          <w:szCs w:val="28"/>
+          <w:lang w:val="en-US"/>
+        </w:rPr>
+        <w:t>Definition</w:t>
+      </w:r>
+      <w:r>
+        <w:rPr>
+          <w:sz w:val="28"/>
+          <w:szCs w:val="28"/>
+        </w:rPr>
+        <w:t xml:space="preserve"> </w:t>
+      </w:r>
+      <w:r>
+        <w:rPr>
+          <w:sz w:val="28"/>
+          <w:szCs w:val="28"/>
+          <w:lang w:val="en-US"/>
+        </w:rPr>
+        <w:t>for</w:t>
+      </w:r>
+      <w:r>
+        <w:rPr>
+          <w:sz w:val="28"/>
+          <w:szCs w:val="28"/>
+        </w:rPr>
+        <w:t xml:space="preserve"> </w:t>
+      </w:r>
+      <w:r>
+        <w:rPr>
+          <w:sz w:val="28"/>
+          <w:szCs w:val="28"/>
+          <w:lang w:val="en-US"/>
+        </w:rPr>
+        <w:t>Function</w:t>
+      </w:r>
+      <w:r>
+        <w:rPr>
+          <w:sz w:val="28"/>
+          <w:szCs w:val="28"/>
+        </w:rPr>
+        <w:t xml:space="preserve"> </w:t>
+      </w:r>
+      <w:r>
+        <w:rPr>
+          <w:sz w:val="28"/>
+          <w:szCs w:val="28"/>
+          <w:lang w:val="en-US"/>
+        </w:rPr>
+        <w:t>Modeling</w:t>
+      </w:r>
+      <w:r>
+        <w:rPr>
+          <w:sz w:val="28"/>
+          <w:szCs w:val="28"/>
+        </w:rPr>
+        <w:t xml:space="preserve"> (методология функционального моделирования)</w:t>
+      </w:r>
+    </w:p>
+    <w:p>
+      <w:pPr>
+        <w:pStyle w:val="docdata"/>
+        <w:widowControl w:val="0"/>
+        <w:tabs>
+          <w:tab w:val="left" w:pos="993"/>
+          <w:tab w:val="left" w:pos="1134"/>
+          <w:tab w:val="left" w:pos="5940"/>
+        </w:tabs>
+        <w:spacing w:before="0" w:beforeAutospacing="0" w:after="0" w:afterAutospacing="0" w:line="360" w:lineRule="auto"/>
+        <w:ind w:left="567" w:right="-1"/>
+        <w:jc w:val="both"/>
+        <w:rPr>
+          <w:sz w:val="28"/>
+          <w:szCs w:val="28"/>
+          <w:lang w:val="en-US"/>
+        </w:rPr>
+      </w:pPr>
+      <w:r>
+        <w:rPr>
+          <w:sz w:val="28"/>
+          <w:szCs w:val="28"/>
+          <w:lang w:val="en-US"/>
+        </w:rPr>
+        <w:t>ERD</w:t>
+      </w:r>
+      <w:r>
+        <w:rPr>
+          <w:sz w:val="28"/>
+          <w:szCs w:val="28"/>
+          <w:lang w:val="en-US"/>
+        </w:rPr>
+        <w:t xml:space="preserve"> </w:t>
+      </w:r>
+      <w:r>
+        <w:rPr>
+          <w:sz w:val="28"/>
+          <w:szCs w:val="28"/>
+          <w:lang w:val="en-US"/>
+        </w:rPr>
+        <w:t>–</w:t>
+      </w:r>
+      <w:r>
+        <w:rPr>
+          <w:sz w:val="28"/>
+          <w:szCs w:val="28"/>
+          <w:lang w:val="en-US"/>
+        </w:rPr>
+        <w:t xml:space="preserve"> Entity-Relationship Diagram (</w:t>
+      </w:r>
+      <w:r>
+        <w:rPr>
+          <w:sz w:val="28"/>
+          <w:szCs w:val="28"/>
+        </w:rPr>
+        <w:t>диаграмма</w:t>
+      </w:r>
+      <w:r>
+        <w:rPr>
+          <w:sz w:val="28"/>
+          <w:szCs w:val="28"/>
+          <w:lang w:val="en-US"/>
+        </w:rPr>
+        <w:t xml:space="preserve"> «</w:t>
+      </w:r>
+      <w:r>
+        <w:rPr>
+          <w:sz w:val="28"/>
+          <w:szCs w:val="28"/>
+        </w:rPr>
+        <w:t>сущность</w:t>
+      </w:r>
+      <w:r>
+        <w:rPr>
+          <w:sz w:val="28"/>
+          <w:szCs w:val="28"/>
+          <w:lang w:val="en-US"/>
+        </w:rPr>
+        <w:t>-</w:t>
+      </w:r>
+      <w:r>
+        <w:rPr>
+          <w:sz w:val="28"/>
+          <w:szCs w:val="28"/>
+        </w:rPr>
+        <w:t>связь</w:t>
+      </w:r>
+      <w:r>
+        <w:rPr>
+          <w:sz w:val="28"/>
+          <w:szCs w:val="28"/>
+          <w:lang w:val="en-US"/>
+        </w:rPr>
+        <w:t>»)</w:t>
+      </w:r>
+    </w:p>
+    <w:p>
+      <w:pPr>
+        <w:pStyle w:val="docdata"/>
+        <w:widowControl w:val="0"/>
+        <w:tabs>
+          <w:tab w:val="left" w:pos="993"/>
+          <w:tab w:val="left" w:pos="1134"/>
+          <w:tab w:val="left" w:pos="5940"/>
+        </w:tabs>
+        <w:spacing w:before="0" w:beforeAutospacing="0" w:after="0" w:afterAutospacing="0" w:line="360" w:lineRule="auto"/>
+        <w:ind w:left="567" w:right="-1"/>
+        <w:jc w:val="both"/>
+        <w:rPr>
+          <w:sz w:val="28"/>
+          <w:szCs w:val="28"/>
+        </w:rPr>
+      </w:pPr>
+      <w:r>
+        <w:rPr>
+          <w:sz w:val="28"/>
+          <w:szCs w:val="28"/>
+          <w:lang w:val="en-US"/>
+        </w:rPr>
+        <w:t>PDF</w:t>
+      </w:r>
+      <w:r>
+        <w:rPr>
+          <w:sz w:val="28"/>
+          <w:szCs w:val="28"/>
+        </w:rPr>
+        <w:t xml:space="preserve"> – </w:t>
+      </w:r>
+      <w:r>
+        <w:rPr>
+          <w:sz w:val="28"/>
+          <w:szCs w:val="28"/>
+        </w:rPr>
+        <w:t>Portabl</w:t>
+      </w:r>
+      <w:r>
+        <w:rPr>
+          <w:sz w:val="28"/>
+          <w:szCs w:val="28"/>
+          <w:lang w:val="en-US"/>
+        </w:rPr>
+        <w:t>e</w:t>
+      </w:r>
+      <w:r>
+        <w:rPr>
+          <w:sz w:val="28"/>
+          <w:szCs w:val="28"/>
+        </w:rPr>
+        <w:t xml:space="preserve"> Document Format (портативный формат документов)</w:t>
+      </w:r>
+    </w:p>
+    <w:p>
+      <w:pPr>
+        <w:widowControl/>
+        <w:spacing w:line="240" w:lineRule="auto"/>
+        <w:ind w:left="0" w:right="0"/>
+        <w:jc w:val="left"/>
+        <w:rPr>
+          <w:szCs w:val="28"/>
+        </w:rPr>
+      </w:pPr>
+    </w:p>
+    <w:p>
+      <w:pPr>
+        <w:widowControl/>
+        <w:tabs>
+          <w:tab w:val="left" w:pos="1710"/>
+        </w:tabs>
+        <w:spacing w:line="240" w:lineRule="auto"/>
+        <w:ind w:left="0" w:right="0"/>
+        <w:jc w:val="left"/>
+        <w:rPr>
+          <w:szCs w:val="28"/>
+        </w:rPr>
+      </w:pPr>
+      <w:r>
+        <w:rPr>
+          <w:szCs w:val="28"/>
+        </w:rPr>
+        <w:tab/>
+      </w:r>
+    </w:p>
+    <w:p>
+      <w:pPr>
+        <w:widowControl/>
+        <w:spacing w:line="240" w:lineRule="auto"/>
+        <w:ind w:left="0" w:right="0"/>
+        <w:jc w:val="left"/>
+        <w:rPr>
+          <w:szCs w:val="28"/>
+        </w:rPr>
+      </w:pPr>
+      <w:r>
+        <w:rPr>
           <w:szCs w:val="28"/>
         </w:rPr>
         <w:br w:type="page"/>
@@ -27366,610 +29829,6 @@
     </w:p>
     <w:p>
       <w:pPr>
-        <w:spacing w:line="480" w:lineRule="auto"/>
-        <w:ind w:left="0" w:right="0" w:firstLine="567"/>
-        <w:jc w:val="center"/>
-        <w:rPr>
-          <w:szCs w:val="28"/>
-        </w:rPr>
-      </w:pPr>
-      <w:r>
-        <w:rPr>
-          <w:szCs w:val="28"/>
-        </w:rPr>
-        <w:lastRenderedPageBreak/>
-        <w:t>ЗАКЛЮЧЕНИЕ</w:t>
-      </w:r>
-    </w:p>
-    <w:p>
-      <w:pPr>
-        <w:pStyle w:val="af2"/>
-        <w:widowControl/>
-        <w:tabs>
-          <w:tab w:val="left" w:pos="851"/>
-          <w:tab w:val="left" w:pos="1134"/>
-        </w:tabs>
-        <w:spacing w:line="360" w:lineRule="auto"/>
-        <w:ind w:left="0" w:right="0" w:firstLine="567"/>
-        <w:rPr>
-          <w:rFonts w:cs="Times New Roman"/>
-          <w:szCs w:val="28"/>
-        </w:rPr>
-      </w:pPr>
-      <w:r>
-        <w:rPr>
-          <w:rFonts w:cs="Times New Roman"/>
-          <w:szCs w:val="28"/>
-        </w:rPr>
-        <w:t>В ходе выполнения курсового проекта была спроектирована и разработана автоматизированная информационная система изучения иностранных слов с элементами геймификации «Talkie Lang». Система предназначена для повышения эффективности изучения иностранных языков за счёт современных информационных технологий и игровых механик, повышающих мотивацию пользователей.</w:t>
-      </w:r>
-    </w:p>
-    <w:p>
-      <w:pPr>
-        <w:pStyle w:val="af2"/>
-        <w:widowControl/>
-        <w:tabs>
-          <w:tab w:val="left" w:pos="851"/>
-          <w:tab w:val="left" w:pos="1134"/>
-        </w:tabs>
-        <w:spacing w:line="360" w:lineRule="auto"/>
-        <w:ind w:left="0" w:right="0" w:firstLine="567"/>
-        <w:rPr>
-          <w:rFonts w:cs="Times New Roman"/>
-          <w:szCs w:val="28"/>
-        </w:rPr>
-      </w:pPr>
-      <w:r>
-        <w:rPr>
-          <w:rFonts w:cs="Times New Roman"/>
-          <w:szCs w:val="28"/>
-        </w:rPr>
-        <w:t>В процессе работы был проведён анализ предметной области, определены пользователи системы и их функциональные возможности, сформированы требования к системе. Разработаны концептуальная и логическая модели базы данных, спроектирована структура хранения информации о пользователях, языках, словах и результатах обучения.</w:t>
-      </w:r>
-    </w:p>
-    <w:p>
-      <w:pPr>
-        <w:pStyle w:val="af2"/>
-        <w:widowControl/>
-        <w:tabs>
-          <w:tab w:val="left" w:pos="851"/>
-          <w:tab w:val="left" w:pos="1134"/>
-        </w:tabs>
-        <w:spacing w:line="360" w:lineRule="auto"/>
-        <w:ind w:left="0" w:right="0" w:firstLine="567"/>
-        <w:rPr>
-          <w:rFonts w:cs="Times New Roman"/>
-          <w:szCs w:val="28"/>
-        </w:rPr>
-      </w:pPr>
-      <w:r>
-        <w:rPr>
-          <w:rFonts w:cs="Times New Roman"/>
-          <w:szCs w:val="28"/>
-        </w:rPr>
-        <w:t>Программная реализация выполнена на языках PHP и JavaScript с использованием СУБД MySQL. Реализованы основные функции системы: регистрация и авторизация пользователей, выбор языка обучения, изучение слов, выполнение заданий, просмотр статистики, начисление очков и повышение уровня. Внедрены элементы геймификации для повышения вовлечённости пользователей в процесс обучения.</w:t>
-      </w:r>
-    </w:p>
-    <w:p>
-      <w:pPr>
-        <w:pStyle w:val="af2"/>
-        <w:widowControl/>
-        <w:tabs>
-          <w:tab w:val="left" w:pos="851"/>
-          <w:tab w:val="left" w:pos="1134"/>
-        </w:tabs>
-        <w:spacing w:line="360" w:lineRule="auto"/>
-        <w:ind w:left="0" w:right="0" w:firstLine="567"/>
-        <w:rPr>
-          <w:rFonts w:cs="Times New Roman"/>
-          <w:szCs w:val="28"/>
-        </w:rPr>
-      </w:pPr>
-      <w:r>
-        <w:rPr>
-          <w:rFonts w:cs="Times New Roman"/>
-          <w:szCs w:val="28"/>
-        </w:rPr>
-        <w:t>В ходе тестирования подтверждена корректная работа основных модулей системы. Результаты показали, что система соответствует поставленным требованиям и обеспечивает стабильную работу при выполнении пользовательских сценариев.</w:t>
-      </w:r>
-    </w:p>
-    <w:p>
-      <w:pPr>
-        <w:pStyle w:val="af2"/>
-        <w:widowControl/>
-        <w:tabs>
-          <w:tab w:val="left" w:pos="851"/>
-          <w:tab w:val="left" w:pos="1134"/>
-        </w:tabs>
-        <w:spacing w:line="360" w:lineRule="auto"/>
-        <w:ind w:left="0" w:right="0" w:firstLine="567"/>
-        <w:rPr>
-          <w:rFonts w:cs="Times New Roman"/>
-          <w:szCs w:val="28"/>
-        </w:rPr>
-      </w:pPr>
-      <w:r>
-        <w:rPr>
-          <w:rFonts w:cs="Times New Roman"/>
-          <w:szCs w:val="28"/>
-        </w:rPr>
-        <w:t>Таким образом, цель курсового проекта достигнута, поставленные задачи выполнены. Разработанная система может использоваться как учебное веб-приложение для изучения иностранных слов и имеет потенциал для дальнейшего развития.</w:t>
-      </w:r>
-    </w:p>
-    <w:p>
-      <w:pPr>
-        <w:widowControl/>
-        <w:spacing w:line="240" w:lineRule="auto"/>
-        <w:ind w:left="0" w:right="0"/>
-        <w:jc w:val="left"/>
-        <w:rPr>
-          <w:rFonts w:cs="Times New Roman"/>
-          <w:szCs w:val="28"/>
-        </w:rPr>
-      </w:pPr>
-      <w:r>
-        <w:rPr>
-          <w:rFonts w:cs="Times New Roman"/>
-          <w:szCs w:val="28"/>
-        </w:rPr>
-        <w:br w:type="page"/>
-      </w:r>
-    </w:p>
-    <w:p>
-      <w:pPr>
-        <w:pStyle w:val="af2"/>
-        <w:widowControl/>
-        <w:tabs>
-          <w:tab w:val="left" w:pos="851"/>
-          <w:tab w:val="left" w:pos="1134"/>
-        </w:tabs>
-        <w:spacing w:line="360" w:lineRule="auto"/>
-        <w:ind w:left="0" w:right="0" w:firstLine="567"/>
-        <w:jc w:val="center"/>
-        <w:rPr>
-          <w:rFonts w:cs="Times New Roman"/>
-          <w:szCs w:val="28"/>
-        </w:rPr>
-      </w:pPr>
-      <w:r>
-        <w:rPr>
-          <w:rFonts w:cs="Times New Roman"/>
-          <w:szCs w:val="28"/>
-        </w:rPr>
-        <w:lastRenderedPageBreak/>
-        <w:t>СПИСОК СОКРАЩЕНИЙ</w:t>
-      </w:r>
-    </w:p>
-    <w:p>
-      <w:pPr>
-        <w:pStyle w:val="docdata"/>
-        <w:widowControl w:val="0"/>
-        <w:tabs>
-          <w:tab w:val="left" w:pos="993"/>
-          <w:tab w:val="left" w:pos="1134"/>
-          <w:tab w:val="left" w:pos="5940"/>
-        </w:tabs>
-        <w:spacing w:before="0" w:beforeAutospacing="0" w:after="0" w:afterAutospacing="0" w:line="360" w:lineRule="auto"/>
-        <w:ind w:left="567" w:right="-1"/>
-        <w:jc w:val="both"/>
-        <w:rPr>
-          <w:color w:val="000000"/>
-          <w:sz w:val="28"/>
-          <w:szCs w:val="28"/>
-        </w:rPr>
-      </w:pPr>
-      <w:r>
-        <w:rPr>
-          <w:color w:val="000000"/>
-          <w:sz w:val="28"/>
-          <w:szCs w:val="28"/>
-        </w:rPr>
-        <w:t>АИС - Автоматизированная информационная система</w:t>
-      </w:r>
-    </w:p>
-    <w:p>
-      <w:pPr>
-        <w:pStyle w:val="docdata"/>
-        <w:widowControl w:val="0"/>
-        <w:tabs>
-          <w:tab w:val="left" w:pos="993"/>
-          <w:tab w:val="left" w:pos="1134"/>
-          <w:tab w:val="left" w:pos="5940"/>
-        </w:tabs>
-        <w:spacing w:before="0" w:beforeAutospacing="0" w:after="0" w:afterAutospacing="0" w:line="360" w:lineRule="auto"/>
-        <w:ind w:left="567" w:right="-1"/>
-        <w:jc w:val="both"/>
-        <w:rPr>
-          <w:color w:val="000000"/>
-          <w:sz w:val="28"/>
-          <w:szCs w:val="28"/>
-        </w:rPr>
-      </w:pPr>
-      <w:r>
-        <w:rPr>
-          <w:color w:val="000000"/>
-          <w:sz w:val="28"/>
-          <w:szCs w:val="28"/>
-        </w:rPr>
-        <w:t>БД – База данных</w:t>
-      </w:r>
-    </w:p>
-    <w:p>
-      <w:pPr>
-        <w:pStyle w:val="docdata"/>
-        <w:widowControl w:val="0"/>
-        <w:tabs>
-          <w:tab w:val="left" w:pos="993"/>
-          <w:tab w:val="left" w:pos="1134"/>
-          <w:tab w:val="left" w:pos="5940"/>
-        </w:tabs>
-        <w:spacing w:before="0" w:beforeAutospacing="0" w:after="0" w:afterAutospacing="0" w:line="360" w:lineRule="auto"/>
-        <w:ind w:left="567" w:right="-1"/>
-        <w:jc w:val="both"/>
-        <w:rPr>
-          <w:sz w:val="28"/>
-          <w:szCs w:val="28"/>
-        </w:rPr>
-      </w:pPr>
-      <w:r>
-        <w:rPr>
-          <w:sz w:val="28"/>
-          <w:szCs w:val="28"/>
-        </w:rPr>
-        <w:t xml:space="preserve">СУБД </w:t>
-      </w:r>
-      <w:r>
-        <w:rPr>
-          <w:sz w:val="28"/>
-          <w:szCs w:val="28"/>
-          <w:lang w:val="en-US"/>
-        </w:rPr>
-        <w:t>–</w:t>
-      </w:r>
-      <w:r>
-        <w:rPr>
-          <w:sz w:val="28"/>
-          <w:szCs w:val="28"/>
-        </w:rPr>
-        <w:t xml:space="preserve"> Система управления базами данных</w:t>
-      </w:r>
-    </w:p>
-    <w:p>
-      <w:pPr>
-        <w:pStyle w:val="docdata"/>
-        <w:widowControl w:val="0"/>
-        <w:tabs>
-          <w:tab w:val="left" w:pos="993"/>
-          <w:tab w:val="left" w:pos="1134"/>
-          <w:tab w:val="left" w:pos="5940"/>
-        </w:tabs>
-        <w:spacing w:before="0" w:beforeAutospacing="0" w:after="0" w:afterAutospacing="0" w:line="360" w:lineRule="auto"/>
-        <w:ind w:left="567" w:right="-1"/>
-        <w:jc w:val="both"/>
-        <w:rPr>
-          <w:sz w:val="28"/>
-          <w:szCs w:val="28"/>
-        </w:rPr>
-      </w:pPr>
-      <w:r>
-        <w:rPr>
-          <w:sz w:val="28"/>
-          <w:szCs w:val="28"/>
-          <w:lang w:val="en-US"/>
-        </w:rPr>
-        <w:t>UML</w:t>
-      </w:r>
-      <w:r>
-        <w:rPr>
-          <w:sz w:val="28"/>
-          <w:szCs w:val="28"/>
-        </w:rPr>
-        <w:t xml:space="preserve"> </w:t>
-      </w:r>
-      <w:r>
-        <w:rPr>
-          <w:sz w:val="28"/>
-          <w:szCs w:val="28"/>
-          <w:lang w:val="en-US"/>
-        </w:rPr>
-        <w:t>–</w:t>
-      </w:r>
-      <w:r>
-        <w:rPr>
-          <w:sz w:val="28"/>
-          <w:szCs w:val="28"/>
-        </w:rPr>
-        <w:t xml:space="preserve"> </w:t>
-      </w:r>
-      <w:r>
-        <w:rPr>
-          <w:sz w:val="28"/>
-          <w:szCs w:val="28"/>
-        </w:rPr>
-        <w:t>Unified Modeling Language (унифицированный язык моделирования)</w:t>
-      </w:r>
-    </w:p>
-    <w:p>
-      <w:pPr>
-        <w:pStyle w:val="docdata"/>
-        <w:widowControl w:val="0"/>
-        <w:tabs>
-          <w:tab w:val="left" w:pos="993"/>
-          <w:tab w:val="left" w:pos="1134"/>
-          <w:tab w:val="left" w:pos="5940"/>
-        </w:tabs>
-        <w:spacing w:before="0" w:beforeAutospacing="0" w:after="0" w:afterAutospacing="0" w:line="360" w:lineRule="auto"/>
-        <w:ind w:left="567" w:right="-1"/>
-        <w:jc w:val="both"/>
-        <w:rPr>
-          <w:b/>
-          <w:sz w:val="28"/>
-          <w:szCs w:val="28"/>
-        </w:rPr>
-      </w:pPr>
-      <w:r>
-        <w:rPr>
-          <w:sz w:val="28"/>
-          <w:szCs w:val="28"/>
-          <w:lang w:val="en-US"/>
-        </w:rPr>
-        <w:t>IDEF</w:t>
-      </w:r>
-      <w:r>
-        <w:rPr>
-          <w:sz w:val="28"/>
-          <w:szCs w:val="28"/>
-        </w:rPr>
-        <w:t xml:space="preserve">0 – </w:t>
-      </w:r>
-      <w:r>
-        <w:rPr>
-          <w:sz w:val="28"/>
-          <w:szCs w:val="28"/>
-          <w:lang w:val="en-US"/>
-        </w:rPr>
-        <w:t>Integration</w:t>
-      </w:r>
-      <w:r>
-        <w:rPr>
-          <w:sz w:val="28"/>
-          <w:szCs w:val="28"/>
-        </w:rPr>
-        <w:t xml:space="preserve"> </w:t>
-      </w:r>
-      <w:r>
-        <w:rPr>
-          <w:sz w:val="28"/>
-          <w:szCs w:val="28"/>
-          <w:lang w:val="en-US"/>
-        </w:rPr>
-        <w:t>Definition</w:t>
-      </w:r>
-      <w:r>
-        <w:rPr>
-          <w:sz w:val="28"/>
-          <w:szCs w:val="28"/>
-        </w:rPr>
-        <w:t xml:space="preserve"> </w:t>
-      </w:r>
-      <w:r>
-        <w:rPr>
-          <w:sz w:val="28"/>
-          <w:szCs w:val="28"/>
-          <w:lang w:val="en-US"/>
-        </w:rPr>
-        <w:t>for</w:t>
-      </w:r>
-      <w:r>
-        <w:rPr>
-          <w:sz w:val="28"/>
-          <w:szCs w:val="28"/>
-        </w:rPr>
-        <w:t xml:space="preserve"> </w:t>
-      </w:r>
-      <w:r>
-        <w:rPr>
-          <w:sz w:val="28"/>
-          <w:szCs w:val="28"/>
-          <w:lang w:val="en-US"/>
-        </w:rPr>
-        <w:t>Function</w:t>
-      </w:r>
-      <w:r>
-        <w:rPr>
-          <w:sz w:val="28"/>
-          <w:szCs w:val="28"/>
-        </w:rPr>
-        <w:t xml:space="preserve"> </w:t>
-      </w:r>
-      <w:r>
-        <w:rPr>
-          <w:sz w:val="28"/>
-          <w:szCs w:val="28"/>
-          <w:lang w:val="en-US"/>
-        </w:rPr>
-        <w:t>Modeling</w:t>
-      </w:r>
-      <w:r>
-        <w:rPr>
-          <w:sz w:val="28"/>
-          <w:szCs w:val="28"/>
-        </w:rPr>
-        <w:t xml:space="preserve"> (методология функционального моделирования)</w:t>
-      </w:r>
-    </w:p>
-    <w:p>
-      <w:pPr>
-        <w:pStyle w:val="docdata"/>
-        <w:widowControl w:val="0"/>
-        <w:tabs>
-          <w:tab w:val="left" w:pos="993"/>
-          <w:tab w:val="left" w:pos="1134"/>
-          <w:tab w:val="left" w:pos="5940"/>
-        </w:tabs>
-        <w:spacing w:before="0" w:beforeAutospacing="0" w:after="0" w:afterAutospacing="0" w:line="360" w:lineRule="auto"/>
-        <w:ind w:left="567" w:right="-1"/>
-        <w:jc w:val="both"/>
-        <w:rPr>
-          <w:sz w:val="28"/>
-          <w:szCs w:val="28"/>
-          <w:lang w:val="en-US"/>
-        </w:rPr>
-      </w:pPr>
-      <w:r>
-        <w:rPr>
-          <w:sz w:val="28"/>
-          <w:szCs w:val="28"/>
-          <w:lang w:val="en-US"/>
-        </w:rPr>
-        <w:t>ERD</w:t>
-      </w:r>
-      <w:r>
-        <w:rPr>
-          <w:sz w:val="28"/>
-          <w:szCs w:val="28"/>
-          <w:lang w:val="en-US"/>
-        </w:rPr>
-        <w:t xml:space="preserve"> </w:t>
-      </w:r>
-      <w:r>
-        <w:rPr>
-          <w:sz w:val="28"/>
-          <w:szCs w:val="28"/>
-          <w:lang w:val="en-US"/>
-        </w:rPr>
-        <w:t>–</w:t>
-      </w:r>
-      <w:r>
-        <w:rPr>
-          <w:sz w:val="28"/>
-          <w:szCs w:val="28"/>
-          <w:lang w:val="en-US"/>
-        </w:rPr>
-        <w:t xml:space="preserve"> Entity-Relationship Diagram (</w:t>
-      </w:r>
-      <w:r>
-        <w:rPr>
-          <w:sz w:val="28"/>
-          <w:szCs w:val="28"/>
-        </w:rPr>
-        <w:t>диаграмма</w:t>
-      </w:r>
-      <w:r>
-        <w:rPr>
-          <w:sz w:val="28"/>
-          <w:szCs w:val="28"/>
-          <w:lang w:val="en-US"/>
-        </w:rPr>
-        <w:t xml:space="preserve"> «</w:t>
-      </w:r>
-      <w:r>
-        <w:rPr>
-          <w:sz w:val="28"/>
-          <w:szCs w:val="28"/>
-        </w:rPr>
-        <w:t>сущность</w:t>
-      </w:r>
-      <w:r>
-        <w:rPr>
-          <w:sz w:val="28"/>
-          <w:szCs w:val="28"/>
-          <w:lang w:val="en-US"/>
-        </w:rPr>
-        <w:t>-</w:t>
-      </w:r>
-      <w:r>
-        <w:rPr>
-          <w:sz w:val="28"/>
-          <w:szCs w:val="28"/>
-        </w:rPr>
-        <w:t>связь</w:t>
-      </w:r>
-      <w:r>
-        <w:rPr>
-          <w:sz w:val="28"/>
-          <w:szCs w:val="28"/>
-          <w:lang w:val="en-US"/>
-        </w:rPr>
-        <w:t>»)</w:t>
-      </w:r>
-    </w:p>
-    <w:p>
-      <w:pPr>
-        <w:pStyle w:val="docdata"/>
-        <w:widowControl w:val="0"/>
-        <w:tabs>
-          <w:tab w:val="left" w:pos="993"/>
-          <w:tab w:val="left" w:pos="1134"/>
-          <w:tab w:val="left" w:pos="5940"/>
-        </w:tabs>
-        <w:spacing w:before="0" w:beforeAutospacing="0" w:after="0" w:afterAutospacing="0" w:line="360" w:lineRule="auto"/>
-        <w:ind w:left="567" w:right="-1"/>
-        <w:jc w:val="both"/>
-        <w:rPr>
-          <w:sz w:val="28"/>
-          <w:szCs w:val="28"/>
-        </w:rPr>
-      </w:pPr>
-      <w:r>
-        <w:rPr>
-          <w:sz w:val="28"/>
-          <w:szCs w:val="28"/>
-          <w:lang w:val="en-US"/>
-        </w:rPr>
-        <w:t>PDF</w:t>
-      </w:r>
-      <w:r>
-        <w:rPr>
-          <w:sz w:val="28"/>
-          <w:szCs w:val="28"/>
-        </w:rPr>
-        <w:t xml:space="preserve"> – </w:t>
-      </w:r>
-      <w:r>
-        <w:rPr>
-          <w:sz w:val="28"/>
-          <w:szCs w:val="28"/>
-        </w:rPr>
-        <w:t>Portabl</w:t>
-      </w:r>
-      <w:r>
-        <w:rPr>
-          <w:sz w:val="28"/>
-          <w:szCs w:val="28"/>
-          <w:lang w:val="en-US"/>
-        </w:rPr>
-        <w:t>e</w:t>
-      </w:r>
-      <w:r>
-        <w:rPr>
-          <w:sz w:val="28"/>
-          <w:szCs w:val="28"/>
-        </w:rPr>
-        <w:t xml:space="preserve"> Document Format (портативный формат документов)</w:t>
-      </w:r>
-    </w:p>
-    <w:p>
-      <w:pPr>
-        <w:widowControl/>
-        <w:spacing w:line="240" w:lineRule="auto"/>
-        <w:ind w:left="0" w:right="0"/>
-        <w:jc w:val="left"/>
-        <w:rPr>
-          <w:rFonts w:cs="Times New Roman"/>
-          <w:szCs w:val="28"/>
-          <w:lang w:eastAsia="ru-RU"/>
-        </w:rPr>
-      </w:pPr>
-      <w:r>
-        <w:rPr>
-          <w:szCs w:val="28"/>
-        </w:rPr>
-        <w:br w:type="page"/>
-      </w:r>
-    </w:p>
-    <w:p>
-      <w:pPr>
         <w:pStyle w:val="af2"/>
         <w:widowControl/>
         <w:tabs>
@@ -27999,22 +29858,21 @@
         <w:widowControl/>
         <w:numPr>
           <w:ilvl w:val="0"/>
-          <w:numId w:val="30"/>
+          <w:numId w:val="31"/>
         </w:numPr>
         <w:tabs>
           <w:tab w:val="left" w:pos="851"/>
-          <w:tab w:val="left" w:pos="1134"/>
-          <w:tab w:val="left" w:pos="1560"/>
-        </w:tabs>
-        <w:spacing w:line="360" w:lineRule="auto"/>
+        </w:tabs>
+        <w:suppressAutoHyphens w:val="0"/>
+        <w:spacing w:after="100" w:line="276" w:lineRule="auto"/>
         <w:ind w:left="0" w:right="0" w:firstLine="567"/>
-        <w:rPr>
-          <w:rFonts w:cs="Times New Roman"/>
-          <w:szCs w:val="28"/>
-        </w:rPr>
-      </w:pPr>
-      <w:r>
-        <w:t>Уксивт</w:t>
+      </w:pPr>
+      <w:r>
+        <w:rPr>
+          <w:rFonts w:cs="Times New Roman"/>
+          <w:szCs w:val="28"/>
+        </w:rPr>
+        <w:t>ГОСТ 19.101-77 Единая система программной документации. Виды программ и программных документов : межгосударственный стандарт : дата введения 1980-01-01 / разработан Государственным комитетом стандартов Совета Министров СССР. — Москва : Стандартинформ, 2010. — Текст : непосредственный.</w:t>
       </w:r>
     </w:p>
     <w:p>
@@ -28023,22 +29881,21 @@
         <w:widowControl/>
         <w:numPr>
           <w:ilvl w:val="0"/>
-          <w:numId w:val="30"/>
+          <w:numId w:val="31"/>
         </w:numPr>
         <w:tabs>
           <w:tab w:val="left" w:pos="851"/>
-          <w:tab w:val="left" w:pos="1134"/>
-          <w:tab w:val="left" w:pos="1560"/>
-        </w:tabs>
-        <w:spacing w:line="360" w:lineRule="auto"/>
+        </w:tabs>
+        <w:suppressAutoHyphens w:val="0"/>
+        <w:spacing w:after="100" w:line="276" w:lineRule="auto"/>
         <w:ind w:left="0" w:right="0" w:firstLine="567"/>
-        <w:rPr>
-          <w:rFonts w:cs="Times New Roman"/>
-          <w:szCs w:val="28"/>
-        </w:rPr>
-      </w:pPr>
-      <w:r>
-        <w:t>Примеры курсовых</w:t>
+      </w:pPr>
+      <w:r>
+        <w:rPr>
+          <w:rFonts w:cs="Times New Roman"/>
+          <w:szCs w:val="28"/>
+        </w:rPr>
+        <w:t>ГОСТ 19.505-79 Единая система программной документации. Руководство оператора. Требования к содержанию и оформлению : межгосударственный стандарт : дата введения 1980-01-01 / разработан Государственным комитетом стандартов Совета Министров СССР. — Москва : Стандартинформ, 2010. — Текст : непосредственный.</w:t>
       </w:r>
     </w:p>
     <w:p>
@@ -28047,22 +29904,21 @@
         <w:widowControl/>
         <w:numPr>
           <w:ilvl w:val="0"/>
-          <w:numId w:val="30"/>
+          <w:numId w:val="31"/>
         </w:numPr>
         <w:tabs>
           <w:tab w:val="left" w:pos="851"/>
-          <w:tab w:val="left" w:pos="1134"/>
-          <w:tab w:val="left" w:pos="1560"/>
-        </w:tabs>
-        <w:spacing w:line="360" w:lineRule="auto"/>
+        </w:tabs>
+        <w:suppressAutoHyphens w:val="0"/>
+        <w:spacing w:after="100" w:line="276" w:lineRule="auto"/>
         <w:ind w:left="0" w:right="0" w:firstLine="567"/>
-        <w:rPr>
-          <w:rFonts w:cs="Times New Roman"/>
-          <w:szCs w:val="28"/>
-        </w:rPr>
-      </w:pPr>
-      <w:r>
-        <w:t>ИИ</w:t>
+      </w:pPr>
+      <w:r>
+        <w:rPr>
+          <w:rFonts w:cs="Times New Roman"/>
+          <w:szCs w:val="28"/>
+        </w:rPr>
+        <w:t>ГОСТ 19.701-90 Единая система программной документации. Схемы алгоритмов, программ, данных и систем. Обозначения условные и правила выполнения : межгосударственный стандарт : дата введения 1992-01-01 / разработан Государственным комитетом СССР по управлению качеством продукции и стандартам. — Москва : Стандартинформ, 2010. — Текст : непосредственный.</w:t>
       </w:r>
     </w:p>
     <w:p>
@@ -28071,22 +29927,21 @@
         <w:widowControl/>
         <w:numPr>
           <w:ilvl w:val="0"/>
-          <w:numId w:val="30"/>
+          <w:numId w:val="31"/>
         </w:numPr>
         <w:tabs>
           <w:tab w:val="left" w:pos="851"/>
-          <w:tab w:val="left" w:pos="1134"/>
-          <w:tab w:val="left" w:pos="1560"/>
-        </w:tabs>
-        <w:spacing w:line="360" w:lineRule="auto"/>
+        </w:tabs>
+        <w:suppressAutoHyphens w:val="0"/>
+        <w:spacing w:after="100" w:line="276" w:lineRule="auto"/>
         <w:ind w:left="0" w:right="0" w:firstLine="567"/>
-        <w:rPr>
-          <w:rFonts w:cs="Times New Roman"/>
-          <w:szCs w:val="28"/>
-        </w:rPr>
-      </w:pPr>
-      <w:r>
-        <w:t>Вадим</w:t>
+      </w:pPr>
+      <w:r>
+        <w:rPr>
+          <w:rFonts w:cs="Times New Roman"/>
+          <w:szCs w:val="28"/>
+        </w:rPr>
+        <w:t>ГОСТ Р 2.105-2019 Единая система конструкторской документации. Общие требования к текстовым документам : национальный стандарт Российской Федерации : дата введения 2020-02-01 / разработан ФГУП «СТАНДАРТИНФОРМ». — Москва : Стандартинформ, 2021. — Текст : непосредственный.</w:t>
       </w:r>
     </w:p>
     <w:p>
@@ -28095,22 +29950,21 @@
         <w:widowControl/>
         <w:numPr>
           <w:ilvl w:val="0"/>
-          <w:numId w:val="30"/>
+          <w:numId w:val="31"/>
         </w:numPr>
         <w:tabs>
           <w:tab w:val="left" w:pos="851"/>
-          <w:tab w:val="left" w:pos="1134"/>
-          <w:tab w:val="left" w:pos="1560"/>
-        </w:tabs>
-        <w:spacing w:line="360" w:lineRule="auto"/>
+        </w:tabs>
+        <w:suppressAutoHyphens w:val="0"/>
+        <w:spacing w:after="100" w:line="276" w:lineRule="auto"/>
         <w:ind w:left="0" w:right="0" w:firstLine="567"/>
-        <w:rPr>
-          <w:rFonts w:cs="Times New Roman"/>
-          <w:szCs w:val="28"/>
-        </w:rPr>
-      </w:pPr>
-      <w:r>
-        <w:t>Гугл</w:t>
+      </w:pPr>
+      <w:r>
+        <w:rPr>
+          <w:rFonts w:cs="Times New Roman"/>
+          <w:szCs w:val="28"/>
+        </w:rPr>
+        <w:t>ГОСТ Р 59793-2021 Информационные технологии. Комплекс стандартов на автоматизированные системы. Автоматизированные системы. Стадии создания : национальный стандарт Российской Федерации : дата введения 2022-01-30 / разработан ООО «ИАВЦ». — Москва : Российский институт стандартизации, 2021. — Текст : непосредственный.</w:t>
       </w:r>
     </w:p>
     <w:p>
@@ -28119,22 +29973,21 @@
         <w:widowControl/>
         <w:numPr>
           <w:ilvl w:val="0"/>
-          <w:numId w:val="30"/>
+          <w:numId w:val="31"/>
         </w:numPr>
         <w:tabs>
           <w:tab w:val="left" w:pos="851"/>
-          <w:tab w:val="left" w:pos="1134"/>
-          <w:tab w:val="left" w:pos="1560"/>
-        </w:tabs>
-        <w:spacing w:line="360" w:lineRule="auto"/>
+        </w:tabs>
+        <w:suppressAutoHyphens w:val="0"/>
+        <w:spacing w:after="100" w:line="276" w:lineRule="auto"/>
         <w:ind w:left="0" w:right="0" w:firstLine="567"/>
-        <w:rPr>
-          <w:rFonts w:cs="Times New Roman"/>
-          <w:szCs w:val="28"/>
-        </w:rPr>
-      </w:pPr>
-      <w:r>
-        <w:t>Бутстрапчик</w:t>
+      </w:pPr>
+      <w:r>
+        <w:rPr>
+          <w:rFonts w:cs="Times New Roman"/>
+          <w:szCs w:val="28"/>
+        </w:rPr>
+        <w:t>Галиаскаров, Э. Г. Анализ и проектирование систем с использованием UML : учебник для вузов / Э. Г. Галиаскаров, А. С. Воробьев. — Москва : Издательство Юрайт, 2025. — 125 с. — ISBN 978-5-534-14903-6. — Текст : электронный // Образовательная платформа Юрайт [сайт]. — URL: https://urait.ru/bcode/568178 (дата обращения: 09.04.2026).</w:t>
       </w:r>
     </w:p>
     <w:p>
@@ -28143,22 +29996,21 @@
         <w:widowControl/>
         <w:numPr>
           <w:ilvl w:val="0"/>
-          <w:numId w:val="30"/>
+          <w:numId w:val="31"/>
         </w:numPr>
         <w:tabs>
           <w:tab w:val="left" w:pos="851"/>
-          <w:tab w:val="left" w:pos="1134"/>
-          <w:tab w:val="left" w:pos="1560"/>
-        </w:tabs>
-        <w:spacing w:line="360" w:lineRule="auto"/>
+        </w:tabs>
+        <w:suppressAutoHyphens w:val="0"/>
+        <w:spacing w:after="100" w:line="276" w:lineRule="auto"/>
         <w:ind w:left="0" w:right="0" w:firstLine="567"/>
-        <w:rPr>
-          <w:rFonts w:cs="Times New Roman"/>
-          <w:szCs w:val="28"/>
-        </w:rPr>
-      </w:pPr>
-      <w:r>
-        <w:t>Гитхабчик</w:t>
+      </w:pPr>
+      <w:r>
+        <w:rPr>
+          <w:rFonts w:cs="Times New Roman"/>
+          <w:szCs w:val="28"/>
+        </w:rPr>
+        <w:t>Полуэктова, Н. Р. Разработка веб-приложений : учебник для среднего профессионального образования / Н. Р. Полуэктова. — 2-е изд. — Москва : Издательство Юрайт, 2025. — 204 с. — ISBN 978-5-534-18644-4. — Текст : электронный // Образовательная платформа Юрайт [сайт]. — URL: https://urait.ru/bcode/567621 (дата обращения: 09.04.2026).</w:t>
       </w:r>
     </w:p>
     <w:p>
@@ -28167,22 +30019,22 @@
         <w:widowControl/>
         <w:numPr>
           <w:ilvl w:val="0"/>
-          <w:numId w:val="30"/>
+          <w:numId w:val="31"/>
         </w:numPr>
         <w:tabs>
           <w:tab w:val="left" w:pos="851"/>
-          <w:tab w:val="left" w:pos="1134"/>
-          <w:tab w:val="left" w:pos="1560"/>
-        </w:tabs>
-        <w:spacing w:line="360" w:lineRule="auto"/>
+        </w:tabs>
+        <w:suppressAutoHyphens w:val="0"/>
+        <w:spacing w:after="100" w:line="276" w:lineRule="auto"/>
         <w:ind w:left="0" w:right="0" w:firstLine="567"/>
-        <w:rPr>
-          <w:rFonts w:cs="Times New Roman"/>
-          <w:szCs w:val="28"/>
-        </w:rPr>
-      </w:pPr>
-      <w:r>
-        <w:t>Моя голова</w:t>
+      </w:pPr>
+      <w:r>
+        <w:rPr>
+          <w:rFonts w:cs="Times New Roman"/>
+          <w:szCs w:val="28"/>
+        </w:rPr>
+        <w:lastRenderedPageBreak/>
+        <w:t>Стружкин, Н. П. Базы данных: проектирование : учебник для среднего профессионального образования / Н. П. Стружкин, В. В. Годин. — Москва : Издательство Юрайт, 2025. — 477 с. — ISBN 978-5-534-11635-9. — Текст : электронный // Образовательная платформа Юрайт [сайт]. — URL: https://urait.ru/bcode/566509 (дата обращения: 09.04.2026).</w:t>
       </w:r>
     </w:p>
     <w:p>
@@ -28191,22 +30043,21 @@
         <w:widowControl/>
         <w:numPr>
           <w:ilvl w:val="0"/>
-          <w:numId w:val="30"/>
+          <w:numId w:val="31"/>
         </w:numPr>
         <w:tabs>
           <w:tab w:val="left" w:pos="851"/>
-          <w:tab w:val="left" w:pos="1134"/>
-          <w:tab w:val="left" w:pos="1560"/>
-        </w:tabs>
-        <w:spacing w:line="360" w:lineRule="auto"/>
+        </w:tabs>
+        <w:suppressAutoHyphens w:val="0"/>
+        <w:spacing w:after="100" w:line="276" w:lineRule="auto"/>
         <w:ind w:left="0" w:right="0" w:firstLine="567"/>
-        <w:rPr>
-          <w:rFonts w:cs="Times New Roman"/>
-          <w:szCs w:val="28"/>
-        </w:rPr>
-      </w:pPr>
-      <w:r>
-        <w:t>А</w:t>
+      </w:pPr>
+      <w:r>
+        <w:rPr>
+          <w:rFonts w:cs="Times New Roman"/>
+          <w:szCs w:val="28"/>
+        </w:rPr>
+        <w:t>Трофимов, В. В. Основы алгоритмизации и программирования : учебник для среднего профессионального образования / В. В. Трофимов, Т. А. Павловская. — 4-е изд. — Москва : Издательство Юрайт, 2025. — 108 с. — ISBN 978-5-534-20429-2. — Текст : электронный // Образовательная платформа Юрайт [сайт]. — URL: https://urait.ru/bcode/563861 (дата обращения: 09.04.2026).</w:t>
       </w:r>
     </w:p>
     <w:p>
@@ -28215,22 +30066,22 @@
         <w:widowControl/>
         <w:numPr>
           <w:ilvl w:val="0"/>
-          <w:numId w:val="30"/>
+          <w:numId w:val="31"/>
         </w:numPr>
         <w:tabs>
           <w:tab w:val="left" w:pos="851"/>
           <w:tab w:val="left" w:pos="1134"/>
-          <w:tab w:val="left" w:pos="1560"/>
-        </w:tabs>
-        <w:spacing w:line="360" w:lineRule="auto"/>
+        </w:tabs>
+        <w:suppressAutoHyphens w:val="0"/>
+        <w:spacing w:after="100" w:line="276" w:lineRule="auto"/>
         <w:ind w:left="0" w:right="0" w:firstLine="567"/>
-        <w:rPr>
-          <w:rFonts w:cs="Times New Roman"/>
-          <w:szCs w:val="28"/>
-        </w:rPr>
-      </w:pPr>
-      <w:r>
-        <w:t>А</w:t>
+      </w:pPr>
+      <w:r>
+        <w:rPr>
+          <w:rFonts w:cs="Times New Roman"/>
+          <w:szCs w:val="28"/>
+        </w:rPr>
+        <w:t>Дронов В. А. PHP, MySQL и JavaScript для начинающих / В. А. Дронов. — СПб.: БХВ-Петербург, 2023. — 768 с. — ISBN 978-5-9775-1725-6.</w:t>
       </w:r>
     </w:p>
     <w:p>
@@ -28239,22 +30090,22 @@
         <w:widowControl/>
         <w:numPr>
           <w:ilvl w:val="0"/>
-          <w:numId w:val="30"/>
+          <w:numId w:val="31"/>
         </w:numPr>
         <w:tabs>
           <w:tab w:val="left" w:pos="851"/>
           <w:tab w:val="left" w:pos="1134"/>
-          <w:tab w:val="left" w:pos="1560"/>
-        </w:tabs>
-        <w:spacing w:line="360" w:lineRule="auto"/>
+        </w:tabs>
+        <w:suppressAutoHyphens w:val="0"/>
+        <w:spacing w:after="100" w:line="276" w:lineRule="auto"/>
         <w:ind w:left="0" w:right="0" w:firstLine="567"/>
-        <w:rPr>
-          <w:rFonts w:cs="Times New Roman"/>
-          <w:szCs w:val="28"/>
-        </w:rPr>
-      </w:pPr>
-      <w:r>
-        <w:t>А</w:t>
+      </w:pPr>
+      <w:r>
+        <w:rPr>
+          <w:rFonts w:cs="Times New Roman"/>
+          <w:szCs w:val="28"/>
+        </w:rPr>
+        <w:t>Википедия : свободная энциклопедия. — 2001. — URL: https://ru.wikipedia.org/wiki/ (дата обращения: 01.04.2026). — Текст : электронный.</w:t>
       </w:r>
     </w:p>
     <w:p>
@@ -28263,22 +30114,36 @@
         <w:widowControl/>
         <w:numPr>
           <w:ilvl w:val="0"/>
-          <w:numId w:val="30"/>
+          <w:numId w:val="31"/>
         </w:numPr>
         <w:tabs>
           <w:tab w:val="left" w:pos="851"/>
           <w:tab w:val="left" w:pos="1134"/>
-          <w:tab w:val="left" w:pos="1560"/>
-        </w:tabs>
-        <w:spacing w:line="360" w:lineRule="auto"/>
+        </w:tabs>
+        <w:suppressAutoHyphens w:val="0"/>
+        <w:spacing w:after="100" w:line="276" w:lineRule="auto"/>
         <w:ind w:left="0" w:right="0" w:firstLine="567"/>
-        <w:rPr>
-          <w:rFonts w:cs="Times New Roman"/>
-          <w:szCs w:val="28"/>
-        </w:rPr>
-      </w:pPr>
-      <w:r>
-        <w:t>А</w:t>
+      </w:pPr>
+      <w:r>
+        <w:rPr>
+          <w:rFonts w:cs="Times New Roman"/>
+          <w:szCs w:val="28"/>
+        </w:rPr>
+        <w:t xml:space="preserve">Stack Overflow : сообщество разработчиков программного обеспечения. — 2008. — URL: https://stackoverflow.com/ (дата обращения: </w:t>
+      </w:r>
+      <w:r>
+        <w:rPr>
+          <w:rFonts w:cs="Times New Roman"/>
+          <w:szCs w:val="28"/>
+        </w:rPr>
+        <w:t>25</w:t>
+      </w:r>
+      <w:r>
+        <w:rPr>
+          <w:rFonts w:cs="Times New Roman"/>
+          <w:szCs w:val="28"/>
+        </w:rPr>
+        <w:t>.04.2026).</w:t>
       </w:r>
     </w:p>
     <w:p>
@@ -28287,22 +30152,22 @@
         <w:widowControl/>
         <w:numPr>
           <w:ilvl w:val="0"/>
-          <w:numId w:val="30"/>
+          <w:numId w:val="31"/>
         </w:numPr>
         <w:tabs>
           <w:tab w:val="left" w:pos="851"/>
           <w:tab w:val="left" w:pos="1134"/>
-          <w:tab w:val="left" w:pos="1560"/>
-        </w:tabs>
-        <w:spacing w:line="360" w:lineRule="auto"/>
+        </w:tabs>
+        <w:suppressAutoHyphens w:val="0"/>
+        <w:spacing w:after="100" w:line="276" w:lineRule="auto"/>
         <w:ind w:left="0" w:right="0" w:firstLine="567"/>
-        <w:rPr>
-          <w:rFonts w:cs="Times New Roman"/>
-          <w:szCs w:val="28"/>
-        </w:rPr>
-      </w:pPr>
-      <w:r>
-        <w:t>А</w:t>
+      </w:pPr>
+      <w:r>
+        <w:rPr>
+          <w:rFonts w:cs="Times New Roman"/>
+          <w:szCs w:val="28"/>
+        </w:rPr>
+        <w:t>GitHub : платформа для хостинга и совместной разработки исходного кода. — 2007. — URL: https://github.com/ (дата обращения: 01.04.2026). — Текст : электронный.</w:t>
       </w:r>
     </w:p>
     <w:p>
@@ -28311,22 +30176,22 @@
         <w:widowControl/>
         <w:numPr>
           <w:ilvl w:val="0"/>
-          <w:numId w:val="30"/>
+          <w:numId w:val="31"/>
         </w:numPr>
         <w:tabs>
           <w:tab w:val="left" w:pos="851"/>
           <w:tab w:val="left" w:pos="1134"/>
-          <w:tab w:val="left" w:pos="1560"/>
-        </w:tabs>
-        <w:spacing w:line="360" w:lineRule="auto"/>
+        </w:tabs>
+        <w:suppressAutoHyphens w:val="0"/>
+        <w:spacing w:after="100" w:line="276" w:lineRule="auto"/>
         <w:ind w:left="0" w:right="0" w:firstLine="567"/>
-        <w:rPr>
-          <w:rFonts w:cs="Times New Roman"/>
-          <w:szCs w:val="28"/>
-        </w:rPr>
-      </w:pPr>
-      <w:r>
-        <w:t>А</w:t>
+      </w:pPr>
+      <w:r>
+        <w:rPr>
+          <w:rFonts w:cs="Times New Roman"/>
+          <w:szCs w:val="28"/>
+        </w:rPr>
+        <w:t>MDN Web Docs : справочник по веб-технологиям и стандартам / Mozilla Foundation. — 2005. — URL: https://developer.mozilla.org/ (дата обращения: 01.04.2026). — Текст : электронный.</w:t>
       </w:r>
     </w:p>
     <w:p>
@@ -28335,22 +30200,36 @@
         <w:widowControl/>
         <w:numPr>
           <w:ilvl w:val="0"/>
-          <w:numId w:val="30"/>
+          <w:numId w:val="31"/>
         </w:numPr>
         <w:tabs>
           <w:tab w:val="left" w:pos="851"/>
           <w:tab w:val="left" w:pos="1134"/>
-          <w:tab w:val="left" w:pos="1560"/>
-        </w:tabs>
-        <w:spacing w:line="360" w:lineRule="auto"/>
+        </w:tabs>
+        <w:suppressAutoHyphens w:val="0"/>
+        <w:spacing w:after="100" w:line="276" w:lineRule="auto"/>
         <w:ind w:left="0" w:right="0" w:firstLine="567"/>
-        <w:rPr>
-          <w:rFonts w:cs="Times New Roman"/>
-          <w:szCs w:val="28"/>
-        </w:rPr>
-      </w:pPr>
-      <w:r>
-        <w:t>А</w:t>
+      </w:pPr>
+      <w:r>
+        <w:rPr>
+          <w:rFonts w:cs="Times New Roman"/>
+          <w:szCs w:val="28"/>
+        </w:rPr>
+        <w:t xml:space="preserve">Bootstrap : документация по CSS-фреймворку / Bootstrap Team. — 2011. — URL: https://getbootstrap.com/docs/ (дата обращения: </w:t>
+      </w:r>
+      <w:r>
+        <w:rPr>
+          <w:rFonts w:cs="Times New Roman"/>
+          <w:szCs w:val="28"/>
+        </w:rPr>
+        <w:t>01</w:t>
+      </w:r>
+      <w:r>
+        <w:rPr>
+          <w:rFonts w:cs="Times New Roman"/>
+          <w:szCs w:val="28"/>
+        </w:rPr>
+        <w:t>.04.2026). — Текст : электронный.</w:t>
       </w:r>
     </w:p>
     <w:p>
@@ -28359,22 +30238,22 @@
         <w:widowControl/>
         <w:numPr>
           <w:ilvl w:val="0"/>
-          <w:numId w:val="30"/>
+          <w:numId w:val="31"/>
         </w:numPr>
         <w:tabs>
           <w:tab w:val="left" w:pos="851"/>
           <w:tab w:val="left" w:pos="1134"/>
-          <w:tab w:val="left" w:pos="1560"/>
-        </w:tabs>
-        <w:spacing w:line="360" w:lineRule="auto"/>
+        </w:tabs>
+        <w:suppressAutoHyphens w:val="0"/>
+        <w:spacing w:after="100" w:line="276" w:lineRule="auto"/>
         <w:ind w:left="0" w:right="0" w:firstLine="567"/>
-        <w:rPr>
-          <w:rFonts w:cs="Times New Roman"/>
-          <w:szCs w:val="28"/>
-        </w:rPr>
-      </w:pPr>
-      <w:r>
-        <w:t>А</w:t>
+      </w:pPr>
+      <w:r>
+        <w:rPr>
+          <w:rFonts w:cs="Times New Roman"/>
+          <w:szCs w:val="28"/>
+        </w:rPr>
+        <w:t>PHP : официальная документация языка программирования / The PHP Group. — 1994. — URL: https://www.php.net/docs.php (дата обращения: 01.04.2026). — Текст : электронный.</w:t>
       </w:r>
     </w:p>
     <w:p>
@@ -28383,22 +30262,22 @@
         <w:widowControl/>
         <w:numPr>
           <w:ilvl w:val="0"/>
-          <w:numId w:val="30"/>
+          <w:numId w:val="31"/>
         </w:numPr>
         <w:tabs>
           <w:tab w:val="left" w:pos="851"/>
           <w:tab w:val="left" w:pos="1134"/>
-          <w:tab w:val="left" w:pos="1560"/>
-        </w:tabs>
-        <w:spacing w:line="360" w:lineRule="auto"/>
+        </w:tabs>
+        <w:suppressAutoHyphens w:val="0"/>
+        <w:spacing w:after="100" w:line="276" w:lineRule="auto"/>
         <w:ind w:left="0" w:right="0" w:firstLine="567"/>
-        <w:rPr>
-          <w:rFonts w:cs="Times New Roman"/>
-          <w:szCs w:val="28"/>
-        </w:rPr>
-      </w:pPr>
-      <w:r>
-        <w:t>А</w:t>
+      </w:pPr>
+      <w:r>
+        <w:rPr>
+          <w:rFonts w:cs="Times New Roman"/>
+          <w:szCs w:val="28"/>
+        </w:rPr>
+        <w:t>html2pdf.js : документация библиотеки генерации PDF из HTML / GitHub. — URL: https://github.com/eKoopmans/html2pdf.js (дата обращения: 01.04.2026). — Текст : электронный.</w:t>
       </w:r>
     </w:p>
     <w:p>
@@ -28407,57 +30286,28 @@
         <w:widowControl/>
         <w:numPr>
           <w:ilvl w:val="0"/>
-          <w:numId w:val="30"/>
+          <w:numId w:val="31"/>
         </w:numPr>
         <w:tabs>
           <w:tab w:val="left" w:pos="851"/>
           <w:tab w:val="left" w:pos="1134"/>
-          <w:tab w:val="left" w:pos="1560"/>
-        </w:tabs>
-        <w:spacing w:line="360" w:lineRule="auto"/>
+        </w:tabs>
+        <w:suppressAutoHyphens w:val="0"/>
+        <w:spacing w:after="100" w:line="276" w:lineRule="auto"/>
         <w:ind w:left="0" w:right="0" w:firstLine="567"/>
-        <w:rPr>
-          <w:rFonts w:cs="Times New Roman"/>
-          <w:szCs w:val="28"/>
-        </w:rPr>
-      </w:pPr>
-      <w:r>
-        <w:t>А</w:t>
-      </w:r>
-    </w:p>
-    <w:p>
-      <w:pPr>
-        <w:pStyle w:val="af2"/>
-        <w:widowControl/>
-        <w:numPr>
-          <w:ilvl w:val="0"/>
-          <w:numId w:val="30"/>
-        </w:numPr>
-        <w:tabs>
-          <w:tab w:val="left" w:pos="851"/>
-          <w:tab w:val="left" w:pos="1134"/>
-          <w:tab w:val="left" w:pos="1560"/>
-        </w:tabs>
-        <w:spacing w:line="360" w:lineRule="auto"/>
-        <w:ind w:left="0" w:right="0" w:firstLine="567"/>
-        <w:rPr>
-          <w:rFonts w:cs="Times New Roman"/>
-          <w:szCs w:val="28"/>
-        </w:rPr>
-      </w:pPr>
-      <w:r>
-        <w:t>А</w:t>
+      </w:pPr>
+      <w:r>
+        <w:rPr>
+          <w:rFonts w:cs="Times New Roman"/>
+          <w:szCs w:val="28"/>
+        </w:rPr>
+        <w:t>HTML Academy : интерактивные онлайн-курсы по HTML, CSS и JavaScript. — URL: https://htmlacademy.ru/ (дата обращения: 01.04.2026). — Текст : электронный.</w:t>
       </w:r>
     </w:p>
     <w:sectPr>
-      <w:headerReference w:type="even" r:id="rId43"/>
-      <w:headerReference w:type="default" r:id="rId44"/>
-      <w:footerReference w:type="even" r:id="rId45"/>
-      <w:footerReference w:type="default" r:id="rId46"/>
-      <w:headerReference w:type="first" r:id="rId47"/>
-      <w:footerReference w:type="first" r:id="rId48"/>
       <w:pgSz w:w="11906" w:h="16838"/>
       <w:pgMar w:top="1134" w:right="567" w:bottom="1701" w:left="1701" w:header="709" w:footer="709" w:gutter="0"/>
+      <w:pgNumType w:start="43"/>
       <w:cols w:space="720"/>
       <w:formProt w:val="0"/>
       <w:docGrid w:linePitch="360"/>
@@ -32064,7 +33914,7 @@
                                 <w:sz w:val="22"/>
                                 <w:szCs w:val="18"/>
                               </w:rPr>
-                              <w:t>38</w:t>
+                              <w:t>44</w:t>
                             </w:r>
                             <w:r>
                               <w:rPr>
@@ -32351,7 +34201,7 @@
                           <w:sz w:val="22"/>
                           <w:szCs w:val="18"/>
                         </w:rPr>
-                        <w:t>38</w:t>
+                        <w:t>44</w:t>
                       </w:r>
                       <w:r>
                         <w:rPr>
@@ -35271,6 +37121,97 @@
     </w:lvl>
   </w:abstractNum>
   <w:abstractNum w:abstractNumId="13" w15:restartNumberingAfterBreak="0">
+    <w:nsid w:val="209D66A7"/>
+    <w:multiLevelType w:val="hybridMultilevel"/>
+    <w:tmpl w:val="5A70F034"/>
+    <w:lvl w:ilvl="0" w:tplc="85D8195C">
+      <w:start w:val="1"/>
+      <w:numFmt w:val="decimal"/>
+      <w:lvlText w:val="%1"/>
+      <w:lvlJc w:val="left"/>
+      <w:pPr>
+        <w:ind w:left="786" w:hanging="360"/>
+      </w:pPr>
+      <w:rPr>
+        <w:rFonts w:ascii="Times New Roman" w:hAnsi="Times New Roman" w:cs="Times New Roman" w:hint="default"/>
+        <w:sz w:val="28"/>
+        <w:szCs w:val="28"/>
+      </w:rPr>
+    </w:lvl>
+    <w:lvl w:ilvl="1" w:tplc="04190019" w:tentative="1">
+      <w:start w:val="1"/>
+      <w:numFmt w:val="lowerLetter"/>
+      <w:lvlText w:val="%2."/>
+      <w:lvlJc w:val="left"/>
+      <w:pPr>
+        <w:ind w:left="1506" w:hanging="360"/>
+      </w:pPr>
+    </w:lvl>
+    <w:lvl w:ilvl="2" w:tplc="0419001B" w:tentative="1">
+      <w:start w:val="1"/>
+      <w:numFmt w:val="lowerRoman"/>
+      <w:lvlText w:val="%3."/>
+      <w:lvlJc w:val="right"/>
+      <w:pPr>
+        <w:ind w:left="2226" w:hanging="180"/>
+      </w:pPr>
+    </w:lvl>
+    <w:lvl w:ilvl="3" w:tplc="0419000F" w:tentative="1">
+      <w:start w:val="1"/>
+      <w:numFmt w:val="decimal"/>
+      <w:lvlText w:val="%4."/>
+      <w:lvlJc w:val="left"/>
+      <w:pPr>
+        <w:ind w:left="2946" w:hanging="360"/>
+      </w:pPr>
+    </w:lvl>
+    <w:lvl w:ilvl="4" w:tplc="04190019" w:tentative="1">
+      <w:start w:val="1"/>
+      <w:numFmt w:val="lowerLetter"/>
+      <w:lvlText w:val="%5."/>
+      <w:lvlJc w:val="left"/>
+      <w:pPr>
+        <w:ind w:left="3666" w:hanging="360"/>
+      </w:pPr>
+    </w:lvl>
+    <w:lvl w:ilvl="5" w:tplc="0419001B" w:tentative="1">
+      <w:start w:val="1"/>
+      <w:numFmt w:val="lowerRoman"/>
+      <w:lvlText w:val="%6."/>
+      <w:lvlJc w:val="right"/>
+      <w:pPr>
+        <w:ind w:left="4386" w:hanging="180"/>
+      </w:pPr>
+    </w:lvl>
+    <w:lvl w:ilvl="6" w:tplc="0419000F" w:tentative="1">
+      <w:start w:val="1"/>
+      <w:numFmt w:val="decimal"/>
+      <w:lvlText w:val="%7."/>
+      <w:lvlJc w:val="left"/>
+      <w:pPr>
+        <w:ind w:left="5106" w:hanging="360"/>
+      </w:pPr>
+    </w:lvl>
+    <w:lvl w:ilvl="7" w:tplc="04190019" w:tentative="1">
+      <w:start w:val="1"/>
+      <w:numFmt w:val="lowerLetter"/>
+      <w:lvlText w:val="%8."/>
+      <w:lvlJc w:val="left"/>
+      <w:pPr>
+        <w:ind w:left="5826" w:hanging="360"/>
+      </w:pPr>
+    </w:lvl>
+    <w:lvl w:ilvl="8" w:tplc="0419001B" w:tentative="1">
+      <w:start w:val="1"/>
+      <w:numFmt w:val="lowerRoman"/>
+      <w:lvlText w:val="%9."/>
+      <w:lvlJc w:val="right"/>
+      <w:pPr>
+        <w:ind w:left="6546" w:hanging="180"/>
+      </w:pPr>
+    </w:lvl>
+  </w:abstractNum>
+  <w:abstractNum w:abstractNumId="14" w15:restartNumberingAfterBreak="0">
     <w:nsid w:val="225F3D4A"/>
     <w:multiLevelType w:val="multilevel"/>
     <w:tmpl w:val="04245146"/>
@@ -35356,7 +37297,7 @@
       </w:pPr>
     </w:lvl>
   </w:abstractNum>
-  <w:abstractNum w:abstractNumId="14" w15:restartNumberingAfterBreak="0">
+  <w:abstractNum w:abstractNumId="15" w15:restartNumberingAfterBreak="0">
     <w:nsid w:val="2AC7410A"/>
     <w:multiLevelType w:val="multilevel"/>
     <w:tmpl w:val="D368C78A"/>
@@ -35498,7 +37439,7 @@
       </w:rPr>
     </w:lvl>
   </w:abstractNum>
-  <w:abstractNum w:abstractNumId="15" w15:restartNumberingAfterBreak="0">
+  <w:abstractNum w:abstractNumId="16" w15:restartNumberingAfterBreak="0">
     <w:nsid w:val="2BDA7A06"/>
     <w:multiLevelType w:val="multilevel"/>
     <w:tmpl w:val="285C9A70"/>
@@ -35638,7 +37579,7 @@
       </w:rPr>
     </w:lvl>
   </w:abstractNum>
-  <w:abstractNum w:abstractNumId="16" w15:restartNumberingAfterBreak="0">
+  <w:abstractNum w:abstractNumId="17" w15:restartNumberingAfterBreak="0">
     <w:nsid w:val="2C1021DE"/>
     <w:multiLevelType w:val="hybridMultilevel"/>
     <w:tmpl w:val="01EE7A86"/>
@@ -35727,7 +37668,7 @@
       </w:pPr>
     </w:lvl>
   </w:abstractNum>
-  <w:abstractNum w:abstractNumId="17" w15:restartNumberingAfterBreak="0">
+  <w:abstractNum w:abstractNumId="18" w15:restartNumberingAfterBreak="0">
     <w:nsid w:val="39430600"/>
     <w:multiLevelType w:val="multilevel"/>
     <w:tmpl w:val="9D66D2B8"/>
@@ -35867,7 +37808,7 @@
       </w:rPr>
     </w:lvl>
   </w:abstractNum>
-  <w:abstractNum w:abstractNumId="18" w15:restartNumberingAfterBreak="0">
+  <w:abstractNum w:abstractNumId="19" w15:restartNumberingAfterBreak="0">
     <w:nsid w:val="4FBF2524"/>
     <w:multiLevelType w:val="multilevel"/>
     <w:tmpl w:val="3ADC8718"/>
@@ -36009,7 +37950,7 @@
       </w:rPr>
     </w:lvl>
   </w:abstractNum>
-  <w:abstractNum w:abstractNumId="19" w15:restartNumberingAfterBreak="0">
+  <w:abstractNum w:abstractNumId="20" w15:restartNumberingAfterBreak="0">
     <w:nsid w:val="55DF15EE"/>
     <w:multiLevelType w:val="hybridMultilevel"/>
     <w:tmpl w:val="E89A21EE"/>
@@ -36095,7 +38036,7 @@
       </w:pPr>
     </w:lvl>
   </w:abstractNum>
-  <w:abstractNum w:abstractNumId="20" w15:restartNumberingAfterBreak="0">
+  <w:abstractNum w:abstractNumId="21" w15:restartNumberingAfterBreak="0">
     <w:nsid w:val="56195402"/>
     <w:multiLevelType w:val="hybridMultilevel"/>
     <w:tmpl w:val="0EF88CD6"/>
@@ -36184,7 +38125,7 @@
       </w:pPr>
     </w:lvl>
   </w:abstractNum>
-  <w:abstractNum w:abstractNumId="21" w15:restartNumberingAfterBreak="0">
+  <w:abstractNum w:abstractNumId="22" w15:restartNumberingAfterBreak="0">
     <w:nsid w:val="5C690416"/>
     <w:multiLevelType w:val="hybridMultilevel"/>
     <w:tmpl w:val="0EF88CD6"/>
@@ -36273,7 +38214,7 @@
       </w:pPr>
     </w:lvl>
   </w:abstractNum>
-  <w:abstractNum w:abstractNumId="22" w15:restartNumberingAfterBreak="0">
+  <w:abstractNum w:abstractNumId="23" w15:restartNumberingAfterBreak="0">
     <w:nsid w:val="632C4A2C"/>
     <w:multiLevelType w:val="multilevel"/>
     <w:tmpl w:val="93B06E12"/>
@@ -36413,7 +38354,7 @@
       </w:rPr>
     </w:lvl>
   </w:abstractNum>
-  <w:abstractNum w:abstractNumId="23" w15:restartNumberingAfterBreak="0">
+  <w:abstractNum w:abstractNumId="24" w15:restartNumberingAfterBreak="0">
     <w:nsid w:val="637130D4"/>
     <w:multiLevelType w:val="hybridMultilevel"/>
     <w:tmpl w:val="D2F0BB1C"/>
@@ -36499,7 +38440,7 @@
       </w:pPr>
     </w:lvl>
   </w:abstractNum>
-  <w:abstractNum w:abstractNumId="24" w15:restartNumberingAfterBreak="0">
+  <w:abstractNum w:abstractNumId="25" w15:restartNumberingAfterBreak="0">
     <w:nsid w:val="63CF588A"/>
     <w:multiLevelType w:val="hybridMultilevel"/>
     <w:tmpl w:val="0EF88CD6"/>
@@ -36588,7 +38529,7 @@
       </w:pPr>
     </w:lvl>
   </w:abstractNum>
-  <w:abstractNum w:abstractNumId="25" w15:restartNumberingAfterBreak="0">
+  <w:abstractNum w:abstractNumId="26" w15:restartNumberingAfterBreak="0">
     <w:nsid w:val="671E475A"/>
     <w:multiLevelType w:val="multilevel"/>
     <w:tmpl w:val="F1F4CA20"/>
@@ -36729,7 +38670,7 @@
       </w:rPr>
     </w:lvl>
   </w:abstractNum>
-  <w:abstractNum w:abstractNumId="26" w15:restartNumberingAfterBreak="0">
+  <w:abstractNum w:abstractNumId="27" w15:restartNumberingAfterBreak="0">
     <w:nsid w:val="6CBD65D0"/>
     <w:multiLevelType w:val="hybridMultilevel"/>
     <w:tmpl w:val="0EF88CD6"/>
@@ -36818,7 +38759,7 @@
       </w:pPr>
     </w:lvl>
   </w:abstractNum>
-  <w:abstractNum w:abstractNumId="27" w15:restartNumberingAfterBreak="0">
+  <w:abstractNum w:abstractNumId="28" w15:restartNumberingAfterBreak="0">
     <w:nsid w:val="6DB63EC2"/>
     <w:multiLevelType w:val="multilevel"/>
     <w:tmpl w:val="91726E1E"/>
@@ -36968,7 +38909,7 @@
       </w:rPr>
     </w:lvl>
   </w:abstractNum>
-  <w:abstractNum w:abstractNumId="28" w15:restartNumberingAfterBreak="0">
+  <w:abstractNum w:abstractNumId="29" w15:restartNumberingAfterBreak="0">
     <w:nsid w:val="6F1413B8"/>
     <w:multiLevelType w:val="hybridMultilevel"/>
     <w:tmpl w:val="0EF88CD6"/>
@@ -37057,7 +38998,7 @@
       </w:pPr>
     </w:lvl>
   </w:abstractNum>
-  <w:abstractNum w:abstractNumId="29" w15:restartNumberingAfterBreak="0">
+  <w:abstractNum w:abstractNumId="30" w15:restartNumberingAfterBreak="0">
     <w:nsid w:val="6F817724"/>
     <w:multiLevelType w:val="hybridMultilevel"/>
     <w:tmpl w:val="E9805380"/>
@@ -37150,16 +39091,16 @@
     <w:abstractNumId w:val="9"/>
   </w:num>
   <w:num w:numId="3">
-    <w:abstractNumId w:val="22"/>
+    <w:abstractNumId w:val="23"/>
   </w:num>
   <w:num w:numId="4">
     <w:abstractNumId w:val="5"/>
   </w:num>
   <w:num w:numId="5">
-    <w:abstractNumId w:val="25"/>
+    <w:abstractNumId w:val="26"/>
   </w:num>
   <w:num w:numId="6">
-    <w:abstractNumId w:val="27"/>
+    <w:abstractNumId w:val="28"/>
   </w:num>
   <w:num w:numId="7">
     <w:abstractNumId w:val="0"/>
@@ -37180,16 +39121,16 @@
     <w:abstractNumId w:val="1"/>
   </w:num>
   <w:num w:numId="13">
-    <w:abstractNumId w:val="17"/>
+    <w:abstractNumId w:val="18"/>
   </w:num>
   <w:num w:numId="14">
+    <w:abstractNumId w:val="16"/>
+  </w:num>
+  <w:num w:numId="15">
     <w:abstractNumId w:val="15"/>
   </w:num>
-  <w:num w:numId="15">
-    <w:abstractNumId w:val="14"/>
-  </w:num>
   <w:num w:numId="16">
-    <w:abstractNumId w:val="18"/>
+    <w:abstractNumId w:val="19"/>
   </w:num>
   <w:num w:numId="17">
     <w:abstractNumId w:val="8"/>
@@ -37198,13 +39139,13 @@
     <w:abstractNumId w:val="12"/>
   </w:num>
   <w:num w:numId="19">
-    <w:abstractNumId w:val="19"/>
+    <w:abstractNumId w:val="20"/>
   </w:num>
   <w:num w:numId="20">
-    <w:abstractNumId w:val="29"/>
+    <w:abstractNumId w:val="30"/>
   </w:num>
   <w:num w:numId="21">
-    <w:abstractNumId w:val="13"/>
+    <w:abstractNumId w:val="14"/>
     <w:lvlOverride w:ilvl="0">
       <w:startOverride w:val="1"/>
     </w:lvlOverride>
@@ -37234,31 +39175,34 @@
     </w:lvlOverride>
   </w:num>
   <w:num w:numId="22">
-    <w:abstractNumId w:val="21"/>
+    <w:abstractNumId w:val="22"/>
   </w:num>
   <w:num w:numId="23">
     <w:abstractNumId w:val="6"/>
   </w:num>
   <w:num w:numId="24">
-    <w:abstractNumId w:val="24"/>
+    <w:abstractNumId w:val="25"/>
   </w:num>
   <w:num w:numId="25">
-    <w:abstractNumId w:val="20"/>
+    <w:abstractNumId w:val="21"/>
   </w:num>
   <w:num w:numId="26">
-    <w:abstractNumId w:val="28"/>
+    <w:abstractNumId w:val="29"/>
   </w:num>
   <w:num w:numId="27">
-    <w:abstractNumId w:val="26"/>
+    <w:abstractNumId w:val="27"/>
   </w:num>
   <w:num w:numId="28">
     <w:abstractNumId w:val="10"/>
   </w:num>
   <w:num w:numId="29">
-    <w:abstractNumId w:val="16"/>
+    <w:abstractNumId w:val="17"/>
   </w:num>
   <w:num w:numId="30">
-    <w:abstractNumId w:val="23"/>
+    <w:abstractNumId w:val="24"/>
+  </w:num>
+  <w:num w:numId="31">
+    <w:abstractNumId w:val="13"/>
   </w:num>
 </w:numbering>
 </file>
@@ -37697,6 +39641,7 @@
   <w:style w:type="character" w:default="1" w:styleId="a1">
     <w:name w:val="Default Paragraph Font"/>
     <w:uiPriority w:val="1"/>
+    <w:semiHidden/>
     <w:unhideWhenUsed/>
   </w:style>
   <w:style w:type="table" w:default="1" w:styleId="a2">
@@ -38281,7 +40226,7 @@
 </file>
 
 <file path=customXml/itemProps1.xml><?xml version="1.0" encoding="utf-8"?>
-<ds:datastoreItem xmlns:ds="http://schemas.openxmlformats.org/officeDocument/2006/customXml" ds:itemID="{A1156415-F9C4-4DDE-9CB5-3EDB345B1092}">
+<ds:datastoreItem xmlns:ds="http://schemas.openxmlformats.org/officeDocument/2006/customXml" ds:itemID="{D44EC7E2-A9D5-4179-88B8-6E6EDD3403F6}">
   <ds:schemaRefs>
     <ds:schemaRef ds:uri="http://schemas.openxmlformats.org/officeDocument/2006/bibliography"/>
   </ds:schemaRefs>
